--- a/Teoria General de Sistemas/PPI/Plantilla PPI Ingeniería Primer Semestre.docx
+++ b/Teoria General de Sistemas/PPI/Plantilla PPI Ingeniería Primer Semestre.docx
@@ -1561,6 +1561,136 @@
                 <w:rFonts w:ascii="Times New Roman" w:hAnsi="Times New Roman" w:cs="Times New Roman"/>
               </w:rPr>
             </w:pPr>
+            <w:r>
+              <w:rPr>
+                <w:rFonts w:ascii="Times New Roman" w:hAnsi="Times New Roman" w:cs="Times New Roman"/>
+              </w:rPr>
+              <w:t>02/03/2026</w:t>
+            </w:r>
+          </w:p>
+        </w:tc>
+        <w:tc>
+          <w:tcPr>
+            <w:tcW w:w="775" w:type="dxa"/>
+            <w:tcBorders>
+              <w:left w:val="single" w:sz="4" w:space="0" w:color="808080"/>
+              <w:bottom w:val="single" w:sz="4" w:space="0" w:color="808080"/>
+            </w:tcBorders>
+            <w:tcMar>
+              <w:top w:w="55" w:type="dxa"/>
+              <w:left w:w="55" w:type="dxa"/>
+              <w:bottom w:w="55" w:type="dxa"/>
+              <w:right w:w="55" w:type="dxa"/>
+            </w:tcMar>
+            <w:vAlign w:val="center"/>
+          </w:tcPr>
+          <w:p>
+            <w:pPr>
+              <w:pStyle w:val="TableContents"/>
+              <w:jc w:val="center"/>
+              <w:rPr>
+                <w:rFonts w:ascii="Times New Roman" w:hAnsi="Times New Roman" w:cs="Times New Roman"/>
+              </w:rPr>
+            </w:pPr>
+            <w:r>
+              <w:rPr>
+                <w:rFonts w:ascii="Times New Roman" w:hAnsi="Times New Roman" w:cs="Times New Roman"/>
+              </w:rPr>
+              <w:t>1.3</w:t>
+            </w:r>
+          </w:p>
+        </w:tc>
+        <w:tc>
+          <w:tcPr>
+            <w:tcW w:w="3525" w:type="dxa"/>
+            <w:tcBorders>
+              <w:left w:val="single" w:sz="4" w:space="0" w:color="808080"/>
+              <w:bottom w:val="single" w:sz="4" w:space="0" w:color="808080"/>
+            </w:tcBorders>
+            <w:tcMar>
+              <w:top w:w="55" w:type="dxa"/>
+              <w:left w:w="55" w:type="dxa"/>
+              <w:bottom w:w="55" w:type="dxa"/>
+              <w:right w:w="55" w:type="dxa"/>
+            </w:tcMar>
+            <w:vAlign w:val="center"/>
+          </w:tcPr>
+          <w:p>
+            <w:pPr>
+              <w:pStyle w:val="TableContents"/>
+              <w:jc w:val="center"/>
+              <w:rPr>
+                <w:rFonts w:ascii="Times New Roman" w:hAnsi="Times New Roman" w:cs="Times New Roman"/>
+              </w:rPr>
+            </w:pPr>
+            <w:r>
+              <w:rPr>
+                <w:rFonts w:ascii="Times New Roman" w:hAnsi="Times New Roman" w:cs="Times New Roman"/>
+              </w:rPr>
+              <w:t>Alcance y metodologías terminadas</w:t>
+            </w:r>
+          </w:p>
+        </w:tc>
+        <w:tc>
+          <w:tcPr>
+            <w:tcW w:w="3004" w:type="dxa"/>
+            <w:tcBorders>
+              <w:left w:val="single" w:sz="4" w:space="0" w:color="808080"/>
+              <w:bottom w:val="single" w:sz="4" w:space="0" w:color="808080"/>
+              <w:right w:val="single" w:sz="4" w:space="0" w:color="808080"/>
+            </w:tcBorders>
+            <w:tcMar>
+              <w:top w:w="55" w:type="dxa"/>
+              <w:left w:w="55" w:type="dxa"/>
+              <w:bottom w:w="55" w:type="dxa"/>
+              <w:right w:w="55" w:type="dxa"/>
+            </w:tcMar>
+            <w:vAlign w:val="center"/>
+          </w:tcPr>
+          <w:p>
+            <w:pPr>
+              <w:pStyle w:val="TableContents"/>
+              <w:jc w:val="center"/>
+              <w:rPr>
+                <w:rFonts w:ascii="Times New Roman" w:hAnsi="Times New Roman" w:cs="Times New Roman"/>
+              </w:rPr>
+            </w:pPr>
+            <w:r>
+              <w:rPr>
+                <w:rFonts w:ascii="Times New Roman" w:hAnsi="Times New Roman" w:cs="Times New Roman"/>
+              </w:rPr>
+              <w:t>Todos</w:t>
+            </w:r>
+          </w:p>
+        </w:tc>
+      </w:tr>
+      <w:tr>
+        <w:trPr>
+          <w:trHeight w:val="313"/>
+        </w:trPr>
+        <w:tc>
+          <w:tcPr>
+            <w:tcW w:w="1040" w:type="dxa"/>
+            <w:tcBorders>
+              <w:left w:val="single" w:sz="4" w:space="0" w:color="808080"/>
+              <w:bottom w:val="single" w:sz="4" w:space="0" w:color="808080"/>
+            </w:tcBorders>
+            <w:tcMar>
+              <w:top w:w="55" w:type="dxa"/>
+              <w:left w:w="55" w:type="dxa"/>
+              <w:bottom w:w="55" w:type="dxa"/>
+              <w:right w:w="55" w:type="dxa"/>
+            </w:tcMar>
+            <w:vAlign w:val="center"/>
+          </w:tcPr>
+          <w:p>
+            <w:pPr>
+              <w:pStyle w:val="TableContents"/>
+              <w:jc w:val="center"/>
+              <w:rPr>
+                <w:rFonts w:ascii="Times New Roman" w:hAnsi="Times New Roman" w:cs="Times New Roman"/>
+              </w:rPr>
+            </w:pPr>
           </w:p>
         </w:tc>
         <w:tc>
@@ -2064,112 +2194,6 @@
           </w:p>
         </w:tc>
       </w:tr>
-      <w:tr>
-        <w:trPr>
-          <w:trHeight w:val="313"/>
-        </w:trPr>
-        <w:tc>
-          <w:tcPr>
-            <w:tcW w:w="1040" w:type="dxa"/>
-            <w:tcBorders>
-              <w:left w:val="single" w:sz="4" w:space="0" w:color="808080"/>
-              <w:bottom w:val="single" w:sz="4" w:space="0" w:color="808080"/>
-            </w:tcBorders>
-            <w:tcMar>
-              <w:top w:w="55" w:type="dxa"/>
-              <w:left w:w="55" w:type="dxa"/>
-              <w:bottom w:w="55" w:type="dxa"/>
-              <w:right w:w="55" w:type="dxa"/>
-            </w:tcMar>
-            <w:vAlign w:val="center"/>
-          </w:tcPr>
-          <w:p>
-            <w:pPr>
-              <w:pStyle w:val="TableContents"/>
-              <w:jc w:val="center"/>
-              <w:rPr>
-                <w:rFonts w:ascii="Times New Roman" w:hAnsi="Times New Roman" w:cs="Times New Roman"/>
-              </w:rPr>
-            </w:pPr>
-          </w:p>
-        </w:tc>
-        <w:tc>
-          <w:tcPr>
-            <w:tcW w:w="775" w:type="dxa"/>
-            <w:tcBorders>
-              <w:left w:val="single" w:sz="4" w:space="0" w:color="808080"/>
-              <w:bottom w:val="single" w:sz="4" w:space="0" w:color="808080"/>
-            </w:tcBorders>
-            <w:tcMar>
-              <w:top w:w="55" w:type="dxa"/>
-              <w:left w:w="55" w:type="dxa"/>
-              <w:bottom w:w="55" w:type="dxa"/>
-              <w:right w:w="55" w:type="dxa"/>
-            </w:tcMar>
-            <w:vAlign w:val="center"/>
-          </w:tcPr>
-          <w:p>
-            <w:pPr>
-              <w:pStyle w:val="TableContents"/>
-              <w:jc w:val="center"/>
-              <w:rPr>
-                <w:rFonts w:ascii="Times New Roman" w:hAnsi="Times New Roman" w:cs="Times New Roman"/>
-              </w:rPr>
-            </w:pPr>
-          </w:p>
-        </w:tc>
-        <w:tc>
-          <w:tcPr>
-            <w:tcW w:w="3525" w:type="dxa"/>
-            <w:tcBorders>
-              <w:left w:val="single" w:sz="4" w:space="0" w:color="808080"/>
-              <w:bottom w:val="single" w:sz="4" w:space="0" w:color="808080"/>
-            </w:tcBorders>
-            <w:tcMar>
-              <w:top w:w="55" w:type="dxa"/>
-              <w:left w:w="55" w:type="dxa"/>
-              <w:bottom w:w="55" w:type="dxa"/>
-              <w:right w:w="55" w:type="dxa"/>
-            </w:tcMar>
-            <w:vAlign w:val="center"/>
-          </w:tcPr>
-          <w:p>
-            <w:pPr>
-              <w:pStyle w:val="TableContents"/>
-              <w:jc w:val="center"/>
-              <w:rPr>
-                <w:rFonts w:ascii="Times New Roman" w:hAnsi="Times New Roman" w:cs="Times New Roman"/>
-              </w:rPr>
-            </w:pPr>
-          </w:p>
-        </w:tc>
-        <w:tc>
-          <w:tcPr>
-            <w:tcW w:w="3004" w:type="dxa"/>
-            <w:tcBorders>
-              <w:left w:val="single" w:sz="4" w:space="0" w:color="808080"/>
-              <w:bottom w:val="single" w:sz="4" w:space="0" w:color="808080"/>
-              <w:right w:val="single" w:sz="4" w:space="0" w:color="808080"/>
-            </w:tcBorders>
-            <w:tcMar>
-              <w:top w:w="55" w:type="dxa"/>
-              <w:left w:w="55" w:type="dxa"/>
-              <w:bottom w:w="55" w:type="dxa"/>
-              <w:right w:w="55" w:type="dxa"/>
-            </w:tcMar>
-            <w:vAlign w:val="center"/>
-          </w:tcPr>
-          <w:p>
-            <w:pPr>
-              <w:pStyle w:val="TableContents"/>
-              <w:jc w:val="center"/>
-              <w:rPr>
-                <w:rFonts w:ascii="Times New Roman" w:hAnsi="Times New Roman" w:cs="Times New Roman"/>
-              </w:rPr>
-            </w:pPr>
-          </w:p>
-        </w:tc>
-      </w:tr>
     </w:tbl>
     <w:p>
       <w:pPr>
@@ -6681,21 +6705,7 @@
             <w:rStyle w:val="Hipervnculo"/>
             <w:rFonts w:ascii="Times New Roman" w:hAnsi="Times New Roman" w:cs="Times New Roman"/>
           </w:rPr>
-          <w:t>cronogram</w:t>
-        </w:r>
-        <w:r>
-          <w:rPr>
-            <w:rStyle w:val="Hipervnculo"/>
-            <w:rFonts w:ascii="Times New Roman" w:hAnsi="Times New Roman" w:cs="Times New Roman"/>
-          </w:rPr>
-          <w:t>a</w:t>
-        </w:r>
-        <w:r>
-          <w:rPr>
-            <w:rStyle w:val="Hipervnculo"/>
-            <w:rFonts w:ascii="Times New Roman" w:hAnsi="Times New Roman" w:cs="Times New Roman"/>
-          </w:rPr>
-          <w:t>.xlsx</w:t>
+          <w:t>cronograma.xlsx</w:t>
         </w:r>
       </w:hyperlink>
     </w:p>
@@ -6712,7 +6722,7 @@
         <w:pStyle w:val="Textbody"/>
         <w:rPr>
           <w:rFonts w:ascii="Times New Roman" w:hAnsi="Times New Roman" w:cs="Times New Roman"/>
-          <w:lang w:val="en-US"/>
+          <w:lang w:val="es-CO"/>
         </w:rPr>
       </w:pPr>
       <w:r>
@@ -7518,6 +7528,121 @@
         <w:rPr>
           <w:rFonts w:ascii="Times New Roman" w:hAnsi="Times New Roman" w:cs="Times New Roman"/>
         </w:rPr>
+        <w:t>Alcance:</w:t>
+      </w:r>
+    </w:p>
+    <w:p>
+      <w:pPr>
+        <w:pStyle w:val="Textbody"/>
+      </w:pPr>
+      <w:r>
+        <w:t xml:space="preserve">El alcance que </w:t>
+      </w:r>
+      <w:r>
+        <w:t xml:space="preserve">se tiene pensado </w:t>
+      </w:r>
+      <w:r>
+        <w:t>para el proyecto “</w:t>
+      </w:r>
+      <w:r>
+        <w:rPr>
+          <w:b/>
+          <w:bCs/>
+        </w:rPr>
+        <w:t xml:space="preserve">Software para Optimización Operacional Next </w:t>
+      </w:r>
+      <w:proofErr w:type="spellStart"/>
+      <w:r>
+        <w:rPr>
+          <w:b/>
+          <w:bCs/>
+        </w:rPr>
+        <w:t>Level</w:t>
+      </w:r>
+      <w:proofErr w:type="spellEnd"/>
+      <w:r>
+        <w:t xml:space="preserve">” se centrara en el desarrollo e implementación de un sistema de agenda y gestión llamado </w:t>
+      </w:r>
+      <w:proofErr w:type="spellStart"/>
+      <w:r>
+        <w:rPr>
+          <w:b/>
+          <w:bCs/>
+        </w:rPr>
+        <w:t>Level</w:t>
+      </w:r>
+      <w:proofErr w:type="spellEnd"/>
+      <w:r>
+        <w:rPr>
+          <w:b/>
+          <w:bCs/>
+        </w:rPr>
+        <w:t xml:space="preserve"> </w:t>
+      </w:r>
+      <w:proofErr w:type="spellStart"/>
+      <w:r>
+        <w:rPr>
+          <w:b/>
+          <w:bCs/>
+        </w:rPr>
+        <w:t>OptiZone</w:t>
+      </w:r>
+      <w:proofErr w:type="spellEnd"/>
+      <w:r>
+        <w:rPr>
+          <w:b/>
+          <w:bCs/>
+        </w:rPr>
+        <w:t xml:space="preserve"> TDEA</w:t>
+      </w:r>
+      <w:r>
+        <w:t xml:space="preserve">, el cual busca mejorar la organización y funcionamiento del laboratorio de videojuegos </w:t>
+      </w:r>
+      <w:proofErr w:type="spellStart"/>
+      <w:r>
+        <w:rPr>
+          <w:b/>
+          <w:bCs/>
+        </w:rPr>
+        <w:t>NextLeve</w:t>
+      </w:r>
+      <w:r>
+        <w:t>l</w:t>
+      </w:r>
+      <w:proofErr w:type="spellEnd"/>
+      <w:r>
+        <w:t xml:space="preserve"> del Tecnológico de Antioquia.  El producto final será un sistema que permita gestionar reservas, controlar el tiempo de uso de los espacios y equipos, organizar horarios y registrar actividades, además de generar reportes estadísticos sobre el uso del laboratorio.  El sistema incluirá el diseño de una interfaz UI y UX intuitiva y accesible, una arquitectura organizada que facilite su funcionamiento y futuras mejoras, la implementación de funciones principales para pruebas de funcionamiento (</w:t>
+      </w:r>
+      <w:proofErr w:type="spellStart"/>
+      <w:r>
+        <w:t>testing</w:t>
+      </w:r>
+      <w:proofErr w:type="spellEnd"/>
+      <w:r>
+        <w:t>), el sistema se verá orientado a facilitar la coordinación del personal administrativo, el seguimiento de tareas, la calidad del proyecto</w:t>
+      </w:r>
+      <w:r>
+        <w:t>, análisis de resultados y mejoramientos</w:t>
+      </w:r>
+      <w:r>
+        <w:t xml:space="preserve"> y la aplicación de metodologías ágiles que permitan una correcta planificación y desarrollo del proyecto.</w:t>
+      </w:r>
+    </w:p>
+    <w:p>
+      <w:pPr>
+        <w:pStyle w:val="Ttulo2"/>
+        <w:numPr>
+          <w:ilvl w:val="1"/>
+          <w:numId w:val="0"/>
+        </w:numPr>
+        <w:rPr>
+          <w:rFonts w:ascii="Times New Roman" w:hAnsi="Times New Roman" w:cs="Times New Roman"/>
+        </w:rPr>
+      </w:pPr>
+      <w:r>
+        <w:rPr>
+          <w:rFonts w:ascii="Times New Roman" w:hAnsi="Times New Roman" w:cs="Times New Roman"/>
+        </w:rPr>
         <w:t xml:space="preserve">2.4. </w:t>
       </w:r>
       <w:r>
@@ -7527,6 +7652,363 @@
         <w:t>Metodología.</w:t>
       </w:r>
       <w:bookmarkEnd w:id="19"/>
+    </w:p>
+    <w:p>
+      <w:pPr>
+        <w:widowControl/>
+        <w:suppressAutoHyphens w:val="0"/>
+        <w:autoSpaceDN/>
+        <w:textAlignment w:val="auto"/>
+        <w:rPr>
+          <w:rFonts w:cs="Times New Roman"/>
+        </w:rPr>
+      </w:pPr>
+      <w:r>
+        <w:rPr>
+          <w:rFonts w:ascii="NewsGotT" w:hAnsi="NewsGotT"/>
+          <w:sz w:val="22"/>
+        </w:rPr>
+        <w:t>Este ítem se describen las actividades que se deben realizar para cumplir con los objetivos específicos formulados. La metodología constituye la guía que orienta al equipo de trabajo sobre el paso a paso para obtener el producto final definido en el proyecto</w:t>
+      </w:r>
+      <w:r>
+        <w:rPr>
+          <w:rFonts w:cs="Times New Roman"/>
+        </w:rPr>
+        <w:t>.</w:t>
+      </w:r>
+    </w:p>
+    <w:p>
+      <w:pPr>
+        <w:widowControl/>
+        <w:suppressAutoHyphens w:val="0"/>
+        <w:autoSpaceDN/>
+        <w:textAlignment w:val="auto"/>
+        <w:rPr>
+          <w:rFonts w:cs="Times New Roman"/>
+        </w:rPr>
+      </w:pPr>
+    </w:p>
+    <w:p>
+      <w:pPr>
+        <w:widowControl/>
+        <w:suppressAutoHyphens w:val="0"/>
+        <w:autoSpaceDN/>
+        <w:textAlignment w:val="auto"/>
+        <w:rPr>
+          <w:rFonts w:eastAsia="MS Mincho" w:cs="Times New Roman"/>
+          <w:b/>
+          <w:bCs/>
+          <w:i/>
+          <w:iCs/>
+          <w:sz w:val="28"/>
+          <w:szCs w:val="28"/>
+        </w:rPr>
+      </w:pPr>
+      <w:r>
+        <w:rPr>
+          <w:rFonts w:eastAsia="MS Mincho" w:cs="Times New Roman"/>
+          <w:b/>
+          <w:bCs/>
+          <w:i/>
+          <w:iCs/>
+          <w:sz w:val="28"/>
+          <w:szCs w:val="28"/>
+        </w:rPr>
+        <w:t>Metodología.</w:t>
+      </w:r>
+    </w:p>
+    <w:p>
+      <w:pPr>
+        <w:widowControl/>
+        <w:suppressAutoHyphens w:val="0"/>
+        <w:autoSpaceDN/>
+        <w:textAlignment w:val="auto"/>
+        <w:rPr>
+          <w:rFonts w:eastAsia="MS Mincho" w:cs="Times New Roman"/>
+          <w:b/>
+          <w:bCs/>
+          <w:i/>
+          <w:iCs/>
+          <w:sz w:val="28"/>
+          <w:szCs w:val="28"/>
+        </w:rPr>
+      </w:pPr>
+    </w:p>
+    <w:p>
+      <w:pPr>
+        <w:widowControl/>
+        <w:suppressAutoHyphens w:val="0"/>
+        <w:autoSpaceDN/>
+        <w:textAlignment w:val="auto"/>
+        <w:rPr>
+          <w:rFonts w:ascii="NewsGotT" w:hAnsi="NewsGotT"/>
+          <w:sz w:val="22"/>
+        </w:rPr>
+      </w:pPr>
+      <w:r>
+        <w:rPr>
+          <w:rFonts w:ascii="NewsGotT" w:hAnsi="NewsGotT"/>
+          <w:sz w:val="22"/>
+        </w:rPr>
+        <w:t>La metodología pensada para el software / página web “</w:t>
+      </w:r>
+      <w:proofErr w:type="spellStart"/>
+      <w:r>
+        <w:rPr>
+          <w:rFonts w:ascii="NewsGotT" w:hAnsi="NewsGotT"/>
+          <w:sz w:val="22"/>
+        </w:rPr>
+        <w:t>Level</w:t>
+      </w:r>
+      <w:proofErr w:type="spellEnd"/>
+      <w:r>
+        <w:rPr>
+          <w:rFonts w:ascii="NewsGotT" w:hAnsi="NewsGotT"/>
+          <w:sz w:val="22"/>
+        </w:rPr>
+        <w:t xml:space="preserve"> </w:t>
+      </w:r>
+      <w:proofErr w:type="spellStart"/>
+      <w:r>
+        <w:rPr>
+          <w:rFonts w:ascii="NewsGotT" w:hAnsi="NewsGotT"/>
+          <w:sz w:val="22"/>
+        </w:rPr>
+        <w:t>Optizone</w:t>
+      </w:r>
+      <w:proofErr w:type="spellEnd"/>
+      <w:r>
+        <w:rPr>
+          <w:rFonts w:ascii="NewsGotT" w:hAnsi="NewsGotT"/>
+          <w:sz w:val="22"/>
+        </w:rPr>
+        <w:t xml:space="preserve"> </w:t>
+      </w:r>
+      <w:proofErr w:type="spellStart"/>
+      <w:r>
+        <w:rPr>
+          <w:rFonts w:ascii="NewsGotT" w:hAnsi="NewsGotT"/>
+          <w:sz w:val="22"/>
+        </w:rPr>
+        <w:t>TdeA</w:t>
+      </w:r>
+      <w:proofErr w:type="spellEnd"/>
+      <w:r>
+        <w:rPr>
+          <w:rFonts w:ascii="NewsGotT" w:hAnsi="NewsGotT"/>
+          <w:sz w:val="22"/>
+        </w:rPr>
+        <w:t xml:space="preserve">” para la gestión y sistema de reservas del laboratorio de juegos Next </w:t>
+      </w:r>
+      <w:proofErr w:type="spellStart"/>
+      <w:r>
+        <w:rPr>
+          <w:rFonts w:ascii="NewsGotT" w:hAnsi="NewsGotT"/>
+          <w:sz w:val="22"/>
+        </w:rPr>
+        <w:t>Level</w:t>
+      </w:r>
+      <w:proofErr w:type="spellEnd"/>
+      <w:r>
+        <w:rPr>
+          <w:rFonts w:ascii="NewsGotT" w:hAnsi="NewsGotT"/>
+          <w:sz w:val="22"/>
+        </w:rPr>
+        <w:t xml:space="preserve"> del Tecnológico de Antioquia está compuesta de la siguiente manera:</w:t>
+      </w:r>
+    </w:p>
+    <w:p>
+      <w:pPr>
+        <w:widowControl/>
+        <w:suppressAutoHyphens w:val="0"/>
+        <w:autoSpaceDN/>
+        <w:textAlignment w:val="auto"/>
+        <w:rPr>
+          <w:rFonts w:ascii="NewsGotT" w:hAnsi="NewsGotT"/>
+          <w:sz w:val="22"/>
+        </w:rPr>
+      </w:pPr>
+      <w:r>
+        <w:rPr>
+          <w:rFonts w:ascii="NewsGotT" w:hAnsi="NewsGotT"/>
+          <w:b/>
+          <w:bCs/>
+          <w:sz w:val="22"/>
+        </w:rPr>
+        <w:t>Entendimiento y Planificación:</w:t>
+      </w:r>
+      <w:r>
+        <w:rPr>
+          <w:rFonts w:ascii="NewsGotT" w:hAnsi="NewsGotT"/>
+          <w:sz w:val="22"/>
+        </w:rPr>
+        <w:t xml:space="preserve"> Comprender el funcionamiento y la posición de la iniciativa, sus necesidades y las de los estudiantes y directivos, para con esto trazar un plan de acción con objetivos, funcionalidades, alcances y etapas a conseguir para el producto final.</w:t>
+      </w:r>
+    </w:p>
+    <w:p>
+      <w:pPr>
+        <w:widowControl/>
+        <w:suppressAutoHyphens w:val="0"/>
+        <w:autoSpaceDN/>
+        <w:textAlignment w:val="auto"/>
+        <w:rPr>
+          <w:rFonts w:ascii="NewsGotT" w:hAnsi="NewsGotT"/>
+          <w:sz w:val="22"/>
+        </w:rPr>
+      </w:pPr>
+      <w:r>
+        <w:rPr>
+          <w:rFonts w:ascii="NewsGotT" w:hAnsi="NewsGotT"/>
+          <w:b/>
+          <w:bCs/>
+          <w:sz w:val="22"/>
+        </w:rPr>
+        <w:t>Arquitectura y Desarrollo:</w:t>
+      </w:r>
+      <w:r>
+        <w:rPr>
+          <w:rFonts w:ascii="NewsGotT" w:hAnsi="NewsGotT"/>
+          <w:sz w:val="22"/>
+        </w:rPr>
+        <w:t xml:space="preserve"> Diseño y planificación UI con mockups que permitan prototipos visuales de la página, arquitectura de funcionalidades y modelos en Java para el uso de su funcionalidad</w:t>
+      </w:r>
+      <w:r>
+        <w:rPr>
+          <w:rFonts w:ascii="NewsGotT" w:hAnsi="NewsGotT"/>
+          <w:sz w:val="22"/>
+        </w:rPr>
+        <w:t xml:space="preserve"> y modelo UX</w:t>
+      </w:r>
+      <w:r>
+        <w:rPr>
+          <w:rFonts w:ascii="NewsGotT" w:hAnsi="NewsGotT"/>
+          <w:sz w:val="22"/>
+        </w:rPr>
+        <w:t xml:space="preserve">; finalmente, construcción de la página web con herramientas como (HTML, CSS, JavaScript) </w:t>
+      </w:r>
+      <w:r>
+        <w:rPr>
+          <w:rFonts w:ascii="NewsGotT" w:hAnsi="NewsGotT"/>
+          <w:sz w:val="22"/>
+        </w:rPr>
+        <w:lastRenderedPageBreak/>
+        <w:t xml:space="preserve">y </w:t>
+      </w:r>
+      <w:proofErr w:type="spellStart"/>
+      <w:r>
+        <w:rPr>
+          <w:rFonts w:ascii="NewsGotT" w:hAnsi="NewsGotT"/>
+          <w:sz w:val="22"/>
+        </w:rPr>
+        <w:t>frameworks</w:t>
+      </w:r>
+      <w:proofErr w:type="spellEnd"/>
+      <w:r>
+        <w:rPr>
+          <w:rFonts w:ascii="NewsGotT" w:hAnsi="NewsGotT"/>
+          <w:sz w:val="22"/>
+        </w:rPr>
+        <w:t xml:space="preserve"> afines, y su integración con posibles </w:t>
+      </w:r>
+      <w:proofErr w:type="spellStart"/>
+      <w:r>
+        <w:rPr>
+          <w:rFonts w:ascii="NewsGotT" w:hAnsi="NewsGotT"/>
+          <w:sz w:val="22"/>
+        </w:rPr>
+        <w:t>APIs</w:t>
+      </w:r>
+      <w:proofErr w:type="spellEnd"/>
+      <w:r>
+        <w:rPr>
+          <w:rFonts w:ascii="NewsGotT" w:hAnsi="NewsGotT"/>
+          <w:sz w:val="22"/>
+        </w:rPr>
+        <w:t>, bases de datos y conjunción con la plataforma institucional.</w:t>
+      </w:r>
+    </w:p>
+    <w:p>
+      <w:pPr>
+        <w:widowControl/>
+        <w:suppressAutoHyphens w:val="0"/>
+        <w:autoSpaceDN/>
+        <w:textAlignment w:val="auto"/>
+        <w:rPr>
+          <w:rFonts w:ascii="NewsGotT" w:hAnsi="NewsGotT"/>
+          <w:sz w:val="22"/>
+        </w:rPr>
+      </w:pPr>
+      <w:proofErr w:type="spellStart"/>
+      <w:r>
+        <w:rPr>
+          <w:rFonts w:ascii="NewsGotT" w:hAnsi="NewsGotT"/>
+          <w:b/>
+          <w:bCs/>
+          <w:sz w:val="22"/>
+        </w:rPr>
+        <w:t>Testing</w:t>
+      </w:r>
+      <w:proofErr w:type="spellEnd"/>
+      <w:r>
+        <w:rPr>
+          <w:rFonts w:ascii="NewsGotT" w:hAnsi="NewsGotT"/>
+          <w:b/>
+          <w:bCs/>
+          <w:sz w:val="22"/>
+        </w:rPr>
+        <w:t xml:space="preserve"> y Arreglos:</w:t>
+      </w:r>
+      <w:r>
+        <w:rPr>
+          <w:rFonts w:ascii="NewsGotT" w:hAnsi="NewsGotT"/>
+          <w:sz w:val="22"/>
+        </w:rPr>
+        <w:t xml:space="preserve"> Verificar, por medio de etapas de </w:t>
+      </w:r>
+      <w:proofErr w:type="spellStart"/>
+      <w:r>
+        <w:rPr>
+          <w:rFonts w:ascii="NewsGotT" w:hAnsi="NewsGotT"/>
+          <w:sz w:val="22"/>
+        </w:rPr>
+        <w:t>testing</w:t>
+      </w:r>
+      <w:proofErr w:type="spellEnd"/>
+      <w:r>
+        <w:rPr>
+          <w:rFonts w:ascii="NewsGotT" w:hAnsi="NewsGotT"/>
+          <w:sz w:val="22"/>
+        </w:rPr>
+        <w:t>, que el funcionamiento de todas las capas sea correcto y, en caso de bugs o cambios, aplicar una etapa de manejo de errores.</w:t>
+      </w:r>
+    </w:p>
+    <w:p>
+      <w:pPr>
+        <w:widowControl/>
+        <w:suppressAutoHyphens w:val="0"/>
+        <w:autoSpaceDN/>
+        <w:textAlignment w:val="auto"/>
+        <w:rPr>
+          <w:rFonts w:ascii="NewsGotT" w:hAnsi="NewsGotT"/>
+          <w:sz w:val="22"/>
+        </w:rPr>
+      </w:pPr>
+      <w:r>
+        <w:rPr>
+          <w:rFonts w:ascii="NewsGotT" w:hAnsi="NewsGotT"/>
+          <w:b/>
+          <w:bCs/>
+          <w:sz w:val="22"/>
+        </w:rPr>
+        <w:t>Producción y Promoción:</w:t>
+      </w:r>
+      <w:r>
+        <w:rPr>
+          <w:rFonts w:ascii="NewsGotT" w:hAnsi="NewsGotT"/>
+          <w:sz w:val="22"/>
+        </w:rPr>
+        <w:t xml:space="preserve"> Lanzar el aplicativo a etapa de producción, donde tenga contacto con usuarios reales, y promocionar la página como principal fuente de información sobre la iniciativa y eventos.</w:t>
+      </w:r>
     </w:p>
     <w:p>
       <w:pPr>
@@ -7540,14 +8022,9 @@
           <w:bCs/>
           <w:sz w:val="28"/>
           <w:szCs w:val="28"/>
-        </w:rPr>
-      </w:pPr>
-      <w:r>
-        <w:rPr>
-          <w:rFonts w:cs="Times New Roman"/>
-        </w:rPr>
-        <w:t>Este ítem se describen las actividades que se deben realizar para cumplir con los objetivos específicos formulados. La metodología constituye la guía que orienta al equipo de trabajo sobre el paso a paso para obtener el producto final definido en el proyecto.</w:t>
-      </w:r>
+          <w:u w:val="single"/>
+        </w:rPr>
+      </w:pPr>
       <w:r>
         <w:rPr>
           <w:rFonts w:cs="Times New Roman"/>
@@ -9209,6 +9686,155 @@
     </w:lvl>
   </w:abstractNum>
   <w:abstractNum w:abstractNumId="4" w15:restartNumberingAfterBreak="0">
+    <w:nsid w:val="48BD4B76"/>
+    <w:multiLevelType w:val="multilevel"/>
+    <w:tmpl w:val="6C8230A6"/>
+    <w:lvl w:ilvl="0">
+      <w:start w:val="1"/>
+      <w:numFmt w:val="bullet"/>
+      <w:lvlText w:val=""/>
+      <w:lvlJc w:val="left"/>
+      <w:pPr>
+        <w:tabs>
+          <w:tab w:val="num" w:pos="720"/>
+        </w:tabs>
+        <w:ind w:left="720" w:hanging="360"/>
+      </w:pPr>
+      <w:rPr>
+        <w:rFonts w:ascii="Symbol" w:hAnsi="Symbol" w:hint="default"/>
+        <w:sz w:val="20"/>
+      </w:rPr>
+    </w:lvl>
+    <w:lvl w:ilvl="1" w:tentative="1">
+      <w:start w:val="1"/>
+      <w:numFmt w:val="bullet"/>
+      <w:lvlText w:val="o"/>
+      <w:lvlJc w:val="left"/>
+      <w:pPr>
+        <w:tabs>
+          <w:tab w:val="num" w:pos="1440"/>
+        </w:tabs>
+        <w:ind w:left="1440" w:hanging="360"/>
+      </w:pPr>
+      <w:rPr>
+        <w:rFonts w:ascii="Courier New" w:hAnsi="Courier New" w:hint="default"/>
+        <w:sz w:val="20"/>
+      </w:rPr>
+    </w:lvl>
+    <w:lvl w:ilvl="2" w:tentative="1">
+      <w:start w:val="1"/>
+      <w:numFmt w:val="bullet"/>
+      <w:lvlText w:val=""/>
+      <w:lvlJc w:val="left"/>
+      <w:pPr>
+        <w:tabs>
+          <w:tab w:val="num" w:pos="2160"/>
+        </w:tabs>
+        <w:ind w:left="2160" w:hanging="360"/>
+      </w:pPr>
+      <w:rPr>
+        <w:rFonts w:ascii="Wingdings" w:hAnsi="Wingdings" w:hint="default"/>
+        <w:sz w:val="20"/>
+      </w:rPr>
+    </w:lvl>
+    <w:lvl w:ilvl="3" w:tentative="1">
+      <w:start w:val="1"/>
+      <w:numFmt w:val="bullet"/>
+      <w:lvlText w:val=""/>
+      <w:lvlJc w:val="left"/>
+      <w:pPr>
+        <w:tabs>
+          <w:tab w:val="num" w:pos="2880"/>
+        </w:tabs>
+        <w:ind w:left="2880" w:hanging="360"/>
+      </w:pPr>
+      <w:rPr>
+        <w:rFonts w:ascii="Wingdings" w:hAnsi="Wingdings" w:hint="default"/>
+        <w:sz w:val="20"/>
+      </w:rPr>
+    </w:lvl>
+    <w:lvl w:ilvl="4" w:tentative="1">
+      <w:start w:val="1"/>
+      <w:numFmt w:val="bullet"/>
+      <w:lvlText w:val=""/>
+      <w:lvlJc w:val="left"/>
+      <w:pPr>
+        <w:tabs>
+          <w:tab w:val="num" w:pos="3600"/>
+        </w:tabs>
+        <w:ind w:left="3600" w:hanging="360"/>
+      </w:pPr>
+      <w:rPr>
+        <w:rFonts w:ascii="Wingdings" w:hAnsi="Wingdings" w:hint="default"/>
+        <w:sz w:val="20"/>
+      </w:rPr>
+    </w:lvl>
+    <w:lvl w:ilvl="5" w:tentative="1">
+      <w:start w:val="1"/>
+      <w:numFmt w:val="bullet"/>
+      <w:lvlText w:val=""/>
+      <w:lvlJc w:val="left"/>
+      <w:pPr>
+        <w:tabs>
+          <w:tab w:val="num" w:pos="4320"/>
+        </w:tabs>
+        <w:ind w:left="4320" w:hanging="360"/>
+      </w:pPr>
+      <w:rPr>
+        <w:rFonts w:ascii="Wingdings" w:hAnsi="Wingdings" w:hint="default"/>
+        <w:sz w:val="20"/>
+      </w:rPr>
+    </w:lvl>
+    <w:lvl w:ilvl="6" w:tentative="1">
+      <w:start w:val="1"/>
+      <w:numFmt w:val="bullet"/>
+      <w:lvlText w:val=""/>
+      <w:lvlJc w:val="left"/>
+      <w:pPr>
+        <w:tabs>
+          <w:tab w:val="num" w:pos="5040"/>
+        </w:tabs>
+        <w:ind w:left="5040" w:hanging="360"/>
+      </w:pPr>
+      <w:rPr>
+        <w:rFonts w:ascii="Wingdings" w:hAnsi="Wingdings" w:hint="default"/>
+        <w:sz w:val="20"/>
+      </w:rPr>
+    </w:lvl>
+    <w:lvl w:ilvl="7" w:tentative="1">
+      <w:start w:val="1"/>
+      <w:numFmt w:val="bullet"/>
+      <w:lvlText w:val=""/>
+      <w:lvlJc w:val="left"/>
+      <w:pPr>
+        <w:tabs>
+          <w:tab w:val="num" w:pos="5760"/>
+        </w:tabs>
+        <w:ind w:left="5760" w:hanging="360"/>
+      </w:pPr>
+      <w:rPr>
+        <w:rFonts w:ascii="Wingdings" w:hAnsi="Wingdings" w:hint="default"/>
+        <w:sz w:val="20"/>
+      </w:rPr>
+    </w:lvl>
+    <w:lvl w:ilvl="8" w:tentative="1">
+      <w:start w:val="1"/>
+      <w:numFmt w:val="bullet"/>
+      <w:lvlText w:val=""/>
+      <w:lvlJc w:val="left"/>
+      <w:pPr>
+        <w:tabs>
+          <w:tab w:val="num" w:pos="6480"/>
+        </w:tabs>
+        <w:ind w:left="6480" w:hanging="360"/>
+      </w:pPr>
+      <w:rPr>
+        <w:rFonts w:ascii="Wingdings" w:hAnsi="Wingdings" w:hint="default"/>
+        <w:sz w:val="20"/>
+      </w:rPr>
+    </w:lvl>
+  </w:abstractNum>
+  <w:abstractNum w:abstractNumId="5" w15:restartNumberingAfterBreak="0">
     <w:nsid w:val="4B990033"/>
     <w:multiLevelType w:val="multilevel"/>
     <w:tmpl w:val="8BD62216"/>
@@ -9300,7 +9926,7 @@
       </w:pPr>
     </w:lvl>
   </w:abstractNum>
-  <w:abstractNum w:abstractNumId="5" w15:restartNumberingAfterBreak="0">
+  <w:abstractNum w:abstractNumId="6" w15:restartNumberingAfterBreak="0">
     <w:nsid w:val="4BEE3111"/>
     <w:multiLevelType w:val="hybridMultilevel"/>
     <w:tmpl w:val="250A5A50"/>
@@ -9413,7 +10039,7 @@
       </w:rPr>
     </w:lvl>
   </w:abstractNum>
-  <w:abstractNum w:abstractNumId="6" w15:restartNumberingAfterBreak="0">
+  <w:abstractNum w:abstractNumId="7" w15:restartNumberingAfterBreak="0">
     <w:nsid w:val="4FE6039D"/>
     <w:multiLevelType w:val="multilevel"/>
     <w:tmpl w:val="91B09CB8"/>
@@ -9517,7 +10143,7 @@
       </w:rPr>
     </w:lvl>
   </w:abstractNum>
-  <w:abstractNum w:abstractNumId="7" w15:restartNumberingAfterBreak="0">
+  <w:abstractNum w:abstractNumId="8" w15:restartNumberingAfterBreak="0">
     <w:nsid w:val="67310AB2"/>
     <w:multiLevelType w:val="hybridMultilevel"/>
     <w:tmpl w:val="A78AE5C6"/>
@@ -9629,7 +10255,7 @@
       </w:rPr>
     </w:lvl>
   </w:abstractNum>
-  <w:abstractNum w:abstractNumId="8" w15:restartNumberingAfterBreak="0">
+  <w:abstractNum w:abstractNumId="9" w15:restartNumberingAfterBreak="0">
     <w:nsid w:val="6AA752EA"/>
     <w:multiLevelType w:val="multilevel"/>
     <w:tmpl w:val="5080AE76"/>
@@ -9706,7 +10332,7 @@
       </w:rPr>
     </w:lvl>
   </w:abstractNum>
-  <w:abstractNum w:abstractNumId="9" w15:restartNumberingAfterBreak="0">
+  <w:abstractNum w:abstractNumId="10" w15:restartNumberingAfterBreak="0">
     <w:nsid w:val="7AA00E0A"/>
     <w:multiLevelType w:val="hybridMultilevel"/>
     <w:tmpl w:val="ACCED1F2"/>
@@ -9799,7 +10425,7 @@
     </w:lvl>
   </w:abstractNum>
   <w:num w:numId="1">
-    <w:abstractNumId w:val="4"/>
+    <w:abstractNumId w:val="5"/>
   </w:num>
   <w:num w:numId="2">
     <w:abstractNumId w:val="3"/>
@@ -9865,10 +10491,10 @@
     </w:lvlOverride>
   </w:num>
   <w:num w:numId="14">
-    <w:abstractNumId w:val="8"/>
+    <w:abstractNumId w:val="9"/>
   </w:num>
   <w:num w:numId="15">
-    <w:abstractNumId w:val="8"/>
+    <w:abstractNumId w:val="9"/>
     <w:lvlOverride w:ilvl="0">
       <w:startOverride w:val="1"/>
     </w:lvlOverride>
@@ -9916,28 +10542,31 @@
     </w:lvlOverride>
   </w:num>
   <w:num w:numId="23">
-    <w:abstractNumId w:val="6"/>
+    <w:abstractNumId w:val="7"/>
   </w:num>
   <w:num w:numId="24">
-    <w:abstractNumId w:val="4"/>
+    <w:abstractNumId w:val="5"/>
   </w:num>
   <w:num w:numId="25">
-    <w:abstractNumId w:val="9"/>
+    <w:abstractNumId w:val="10"/>
   </w:num>
   <w:num w:numId="26">
-    <w:abstractNumId w:val="4"/>
+    <w:abstractNumId w:val="5"/>
   </w:num>
   <w:num w:numId="27">
-    <w:abstractNumId w:val="4"/>
+    <w:abstractNumId w:val="5"/>
   </w:num>
   <w:num w:numId="28">
     <w:abstractNumId w:val="0"/>
   </w:num>
   <w:num w:numId="29">
-    <w:abstractNumId w:val="5"/>
+    <w:abstractNumId w:val="6"/>
   </w:num>
   <w:num w:numId="30">
-    <w:abstractNumId w:val="7"/>
+    <w:abstractNumId w:val="8"/>
+  </w:num>
+  <w:num w:numId="31">
+    <w:abstractNumId w:val="4"/>
   </w:num>
 </w:numbering>
 </file>
@@ -11002,6 +11631,17 @@
       <w:u w:val="single"/>
     </w:rPr>
   </w:style>
+  <w:style w:type="paragraph" w:styleId="Prrafodelista">
+    <w:name w:val="List Paragraph"/>
+    <w:basedOn w:val="Normal"/>
+    <w:uiPriority w:val="34"/>
+    <w:qFormat/>
+    <w:rsid w:val="006176BE"/>
+    <w:pPr>
+      <w:ind w:left="720"/>
+      <w:contextualSpacing/>
+    </w:pPr>
+  </w:style>
 </w:styles>
 </file>
 

--- a/Teoria General de Sistemas/PPI/Plantilla PPI Ingeniería Primer Semestre.docx
+++ b/Teoria General de Sistemas/PPI/Plantilla PPI Ingeniería Primer Semestre.docx
@@ -653,8 +653,8 @@
           <w:rFonts w:ascii="Times New Roman" w:hAnsi="Times New Roman" w:cs="Times New Roman"/>
         </w:rPr>
         <w:sectPr>
-          <w:headerReference w:type="default" r:id="rId7"/>
-          <w:footerReference w:type="default" r:id="rId8"/>
+          <w:headerReference w:type="default" r:id="rId8"/>
+          <w:footerReference w:type="default" r:id="rId9"/>
           <w:pgSz w:w="11905" w:h="16837"/>
           <w:pgMar w:top="1134" w:right="1134" w:bottom="1134" w:left="1134" w:header="720" w:footer="720" w:gutter="0"/>
           <w:cols w:space="720"/>
@@ -1691,6 +1691,12 @@
                 <w:rFonts w:ascii="Times New Roman" w:hAnsi="Times New Roman" w:cs="Times New Roman"/>
               </w:rPr>
             </w:pPr>
+            <w:r>
+              <w:rPr>
+                <w:rFonts w:ascii="Times New Roman" w:hAnsi="Times New Roman" w:cs="Times New Roman"/>
+              </w:rPr>
+              <w:t>03/03/2026</w:t>
+            </w:r>
           </w:p>
         </w:tc>
         <w:tc>
@@ -1716,6 +1722,12 @@
                 <w:rFonts w:ascii="Times New Roman" w:hAnsi="Times New Roman" w:cs="Times New Roman"/>
               </w:rPr>
             </w:pPr>
+            <w:r>
+              <w:rPr>
+                <w:rFonts w:ascii="Times New Roman" w:hAnsi="Times New Roman" w:cs="Times New Roman"/>
+              </w:rPr>
+              <w:t>1.4</w:t>
+            </w:r>
           </w:p>
         </w:tc>
         <w:tc>
@@ -1741,6 +1753,12 @@
                 <w:rFonts w:ascii="Times New Roman" w:hAnsi="Times New Roman" w:cs="Times New Roman"/>
               </w:rPr>
             </w:pPr>
+            <w:r>
+              <w:rPr>
+                <w:rFonts w:ascii="Times New Roman" w:hAnsi="Times New Roman" w:cs="Times New Roman"/>
+              </w:rPr>
+              <w:t xml:space="preserve">Correcciones </w:t>
+            </w:r>
           </w:p>
         </w:tc>
         <w:tc>
@@ -1767,6 +1785,12 @@
                 <w:rFonts w:ascii="Times New Roman" w:hAnsi="Times New Roman" w:cs="Times New Roman"/>
               </w:rPr>
             </w:pPr>
+            <w:r>
+              <w:rPr>
+                <w:rFonts w:ascii="Times New Roman" w:hAnsi="Times New Roman" w:cs="Times New Roman"/>
+              </w:rPr>
+              <w:t>Todos</w:t>
+            </w:r>
           </w:p>
         </w:tc>
       </w:tr>
@@ -2233,6 +2257,7 @@
         <w:pStyle w:val="Standard"/>
         <w:rPr>
           <w:rFonts w:ascii="Times New Roman" w:hAnsi="Times New Roman" w:cs="Times New Roman"/>
+          <w:u w:val="single"/>
         </w:rPr>
       </w:pPr>
     </w:p>
@@ -4673,181 +4698,10 @@
         </w:rPr>
         <w:t>.</w:t>
       </w:r>
-      <w:bookmarkEnd w:id="4"/>
-    </w:p>
-    <w:p>
-      <w:pPr>
-        <w:pStyle w:val="Textbody"/>
-        <w:rPr>
-          <w:rFonts w:ascii="Times New Roman" w:hAnsi="Times New Roman" w:cs="Times New Roman"/>
-        </w:rPr>
-      </w:pPr>
-      <w:r>
-        <w:rPr>
-          <w:rFonts w:ascii="Times New Roman" w:hAnsi="Times New Roman" w:cs="Times New Roman"/>
-        </w:rPr>
-        <w:t>Este ítem</w:t>
-      </w:r>
-      <w:r>
-        <w:rPr>
-          <w:rFonts w:ascii="Times New Roman" w:hAnsi="Times New Roman" w:cs="Times New Roman"/>
-        </w:rPr>
-        <w:t xml:space="preserve"> </w:t>
-      </w:r>
-      <w:r>
-        <w:rPr>
-          <w:rFonts w:ascii="Times New Roman" w:hAnsi="Times New Roman" w:cs="Times New Roman"/>
-        </w:rPr>
-        <w:t xml:space="preserve">se construye con el propósito del proyecto, el nombre del proceso organizacional </w:t>
-      </w:r>
-      <w:r>
-        <w:rPr>
-          <w:rFonts w:ascii="Times New Roman" w:hAnsi="Times New Roman" w:cs="Times New Roman"/>
-        </w:rPr>
-        <w:t>y la empresa seleccionada como referencia.</w:t>
-      </w:r>
-    </w:p>
-    <w:p>
-      <w:pPr>
-        <w:pStyle w:val="Ttulo2"/>
-        <w:numPr>
-          <w:ilvl w:val="0"/>
-          <w:numId w:val="0"/>
-        </w:numPr>
-        <w:rPr>
-          <w:rFonts w:ascii="Times New Roman" w:hAnsi="Times New Roman" w:cs="Times New Roman"/>
-        </w:rPr>
-      </w:pPr>
       <w:bookmarkStart w:id="5" w:name="__RefHeading__10952_300738085"/>
       <w:bookmarkStart w:id="6" w:name="_Toc96339515"/>
+      <w:bookmarkEnd w:id="4"/>
       <w:bookmarkEnd w:id="5"/>
-      <w:r>
-        <w:rPr>
-          <w:rFonts w:ascii="Times New Roman" w:hAnsi="Times New Roman" w:cs="Times New Roman"/>
-        </w:rPr>
-        <w:t xml:space="preserve">Software para optimización Operacional Next </w:t>
-      </w:r>
-      <w:proofErr w:type="spellStart"/>
-      <w:r>
-        <w:rPr>
-          <w:rFonts w:ascii="Times New Roman" w:hAnsi="Times New Roman" w:cs="Times New Roman"/>
-        </w:rPr>
-        <w:t>Level</w:t>
-      </w:r>
-      <w:proofErr w:type="spellEnd"/>
-    </w:p>
-    <w:p>
-      <w:pPr>
-        <w:pStyle w:val="Textbody"/>
-        <w:rPr>
-          <w:b/>
-        </w:rPr>
-      </w:pPr>
-      <w:r>
-        <w:rPr>
-          <w:b/>
-        </w:rPr>
-        <w:t>Justificación:</w:t>
-      </w:r>
-      <w:r>
-        <w:rPr>
-          <w:b/>
-        </w:rPr>
-        <w:t xml:space="preserve"> </w:t>
-      </w:r>
-    </w:p>
-    <w:p>
-      <w:pPr>
-        <w:pStyle w:val="Textbody"/>
-      </w:pPr>
-      <w:r>
-        <w:t>D</w:t>
-      </w:r>
-      <w:r>
-        <w:t>escribe de manera clara y técnica el propósito del proyecto, ya que busca mejorar la eficiencia y agilizar los procesos de gestión, especialmente en el área de mantenimiento y asistencia. El término “Optimización” resalta la intención de hacer más efectivos los procesos, “Operacional” indica que abarca distintas actividades dentro de la organización</w:t>
-      </w:r>
-      <w:r>
-        <w:t>, Finalmente</w:t>
-      </w:r>
-      <w:r>
-        <w:t xml:space="preserve"> “</w:t>
-      </w:r>
-      <w:r>
-        <w:rPr>
-          <w:b/>
-          <w:bCs/>
-        </w:rPr>
-        <w:t xml:space="preserve">Next </w:t>
-      </w:r>
-      <w:proofErr w:type="spellStart"/>
-      <w:r>
-        <w:rPr>
-          <w:b/>
-          <w:bCs/>
-        </w:rPr>
-        <w:t>Level</w:t>
-      </w:r>
-      <w:proofErr w:type="spellEnd"/>
-      <w:r>
-        <w:t>” lo contextualiza dentro de la iniciativa institucional</w:t>
-      </w:r>
-      <w:r>
-        <w:t xml:space="preserve"> del laboratorio de juegos</w:t>
-      </w:r>
-      <w:r>
-        <w:t>, dándole un enfoque práctico y de impacto educativo.</w:t>
-      </w:r>
-    </w:p>
-    <w:p>
-      <w:pPr>
-        <w:pStyle w:val="Ttulo2"/>
-        <w:numPr>
-          <w:ilvl w:val="0"/>
-          <w:numId w:val="0"/>
-        </w:numPr>
-        <w:rPr>
-          <w:rFonts w:ascii="Times New Roman" w:hAnsi="Times New Roman" w:cs="Times New Roman"/>
-        </w:rPr>
-      </w:pPr>
-      <w:r>
-        <w:rPr>
-          <w:rFonts w:ascii="Times New Roman" w:hAnsi="Times New Roman" w:cs="Times New Roman"/>
-        </w:rPr>
-        <w:t xml:space="preserve">1.2. </w:t>
-      </w:r>
-      <w:r>
-        <w:rPr>
-          <w:rFonts w:ascii="Times New Roman" w:hAnsi="Times New Roman" w:cs="Times New Roman"/>
-        </w:rPr>
-        <w:t>Nombre del sistema</w:t>
-      </w:r>
-      <w:r>
-        <w:rPr>
-          <w:rFonts w:ascii="Times New Roman" w:hAnsi="Times New Roman" w:cs="Times New Roman"/>
-        </w:rPr>
-        <w:t>.</w:t>
-      </w:r>
-      <w:bookmarkEnd w:id="6"/>
-    </w:p>
-    <w:p>
-      <w:pPr>
-        <w:pStyle w:val="Textbody"/>
-        <w:rPr>
-          <w:rFonts w:ascii="Times New Roman" w:hAnsi="Times New Roman" w:cs="Times New Roman"/>
-        </w:rPr>
-      </w:pPr>
-      <w:r>
-        <w:rPr>
-          <w:rFonts w:ascii="Times New Roman" w:hAnsi="Times New Roman" w:cs="Times New Roman"/>
-        </w:rPr>
-        <w:t xml:space="preserve">El equipo de trabajo define un nombre para el sistema </w:t>
-      </w:r>
-      <w:r>
-        <w:rPr>
-          <w:rFonts w:ascii="Times New Roman" w:hAnsi="Times New Roman" w:cs="Times New Roman"/>
-        </w:rPr>
-        <w:t>propuesto.</w:t>
-      </w:r>
     </w:p>
     <w:p>
       <w:pPr>
@@ -4861,7 +4715,12 @@
           <w:rFonts w:ascii="Times New Roman" w:hAnsi="Times New Roman" w:cs="Times New Roman"/>
         </w:rPr>
       </w:pPr>
-      <w:bookmarkStart w:id="7" w:name="_Toc96339516"/>
+      <w:r>
+        <w:rPr>
+          <w:rFonts w:ascii="Times New Roman" w:hAnsi="Times New Roman" w:cs="Times New Roman"/>
+        </w:rPr>
+        <w:t xml:space="preserve">Software para optimización Operacional Next </w:t>
+      </w:r>
       <w:proofErr w:type="spellStart"/>
       <w:r>
         <w:rPr>
@@ -4874,180 +4733,101 @@
         <w:rPr>
           <w:rFonts w:ascii="Times New Roman" w:hAnsi="Times New Roman" w:cs="Times New Roman"/>
         </w:rPr>
+        <w:t xml:space="preserve">  </w:t>
+      </w:r>
+    </w:p>
+    <w:p>
+      <w:pPr>
+        <w:pStyle w:val="Textbody"/>
+        <w:rPr>
+          <w:b/>
+        </w:rPr>
+      </w:pPr>
+      <w:r>
+        <w:rPr>
+          <w:b/>
+        </w:rPr>
+        <w:t>Justificación:</w:t>
+      </w:r>
+      <w:r>
+        <w:rPr>
+          <w:b/>
+        </w:rPr>
         <w:t xml:space="preserve"> </w:t>
       </w:r>
-      <w:proofErr w:type="spellStart"/>
-      <w:r>
-        <w:rPr>
-          <w:rFonts w:ascii="Times New Roman" w:hAnsi="Times New Roman" w:cs="Times New Roman"/>
-        </w:rPr>
-        <w:t>Optizone</w:t>
-      </w:r>
-      <w:proofErr w:type="spellEnd"/>
-      <w:r>
-        <w:rPr>
-          <w:rFonts w:ascii="Times New Roman" w:hAnsi="Times New Roman" w:cs="Times New Roman"/>
-        </w:rPr>
-        <w:t xml:space="preserve"> </w:t>
-      </w:r>
-      <w:proofErr w:type="spellStart"/>
-      <w:r>
-        <w:rPr>
-          <w:rFonts w:ascii="Times New Roman" w:hAnsi="Times New Roman" w:cs="Times New Roman"/>
-        </w:rPr>
-        <w:t>TdeA</w:t>
-      </w:r>
-      <w:proofErr w:type="spellEnd"/>
     </w:p>
     <w:p>
       <w:pPr>
         <w:pStyle w:val="Textbody"/>
-        <w:rPr>
-          <w:b/>
-        </w:rPr>
-      </w:pPr>
-      <w:r>
-        <w:rPr>
-          <w:b/>
-        </w:rPr>
-        <w:t>Justificación:</w:t>
-      </w:r>
-      <w:r>
-        <w:rPr>
-          <w:b/>
-        </w:rPr>
-        <w:t xml:space="preserve"> </w:t>
-      </w:r>
-    </w:p>
-    <w:p>
-      <w:pPr>
-        <w:pStyle w:val="Textbody"/>
-      </w:pPr>
-      <w:r>
-        <w:t>"</w:t>
-      </w:r>
-      <w:proofErr w:type="spellStart"/>
+      </w:pPr>
+      <w:r>
+        <w:t>D</w:t>
+      </w:r>
+      <w:r>
+        <w:t>escribe de manera clara y técnica el propósito del proyecto, ya que busca mejorar la eficiencia y agilizar los procesos de gestión, especialmente en el área de mantenimiento y asistencia. El término “Optimización” resalta la intención de hacer más efectivos los procesos, “Operacional” indica que abarca distintas actividades dentro de la organización</w:t>
+      </w:r>
+      <w:r>
+        <w:t>, Finalmente</w:t>
+      </w:r>
+      <w:r>
+        <w:t xml:space="preserve"> “</w:t>
+      </w:r>
       <w:r>
         <w:rPr>
           <w:b/>
           <w:bCs/>
         </w:rPr>
-        <w:t>Level</w:t>
-      </w:r>
-      <w:proofErr w:type="spellEnd"/>
+        <w:t xml:space="preserve">Next </w:t>
+      </w:r>
+      <w:proofErr w:type="spellStart"/>
       <w:r>
         <w:rPr>
           <w:b/>
           <w:bCs/>
         </w:rPr>
-        <w:t xml:space="preserve"> </w:t>
-      </w:r>
-      <w:proofErr w:type="spellStart"/>
-      <w:r>
-        <w:rPr>
-          <w:b/>
-          <w:bCs/>
-        </w:rPr>
-        <w:t>OptiZone</w:t>
+        <w:t>Level</w:t>
       </w:r>
       <w:proofErr w:type="spellEnd"/>
       <w:r>
-        <w:rPr>
-          <w:b/>
-          <w:bCs/>
-        </w:rPr>
-        <w:t xml:space="preserve"> </w:t>
-      </w:r>
-      <w:proofErr w:type="spellStart"/>
-      <w:r>
-        <w:rPr>
-          <w:b/>
-          <w:bCs/>
-        </w:rPr>
-        <w:t>Tdea</w:t>
-      </w:r>
-      <w:proofErr w:type="spellEnd"/>
-      <w:r>
-        <w:t xml:space="preserve">" refleja de manera eficaz el objetivo del sistema y en donde se verá implementado; Se decidió que este como nombre del proyecto debido al enfoque que se tiene acerca de la optimización de la iniciativa </w:t>
-      </w:r>
-      <w:proofErr w:type="spellStart"/>
-      <w:r>
-        <w:rPr>
-          <w:b/>
-          <w:bCs/>
-        </w:rPr>
-        <w:t>NextLevel</w:t>
-      </w:r>
-      <w:proofErr w:type="spellEnd"/>
-      <w:r>
-        <w:t xml:space="preserve">, </w:t>
-      </w:r>
-      <w:r>
-        <w:t>adicional,</w:t>
-      </w:r>
-      <w:r>
-        <w:t xml:space="preserve"> de manera fonética alude al contexto de los videojuegos con la frase “</w:t>
-      </w:r>
-      <w:proofErr w:type="spellStart"/>
-      <w:r>
-        <w:t>Level</w:t>
-      </w:r>
-      <w:proofErr w:type="spellEnd"/>
-      <w:r>
-        <w:t xml:space="preserve"> up”</w:t>
-      </w:r>
-    </w:p>
-    <w:p>
-      <w:pPr>
-        <w:pStyle w:val="Textbody"/>
-      </w:pPr>
-      <w:r>
-        <w:t>Así mismo, "</w:t>
-      </w:r>
-      <w:proofErr w:type="spellStart"/>
-      <w:r>
-        <w:rPr>
-          <w:b/>
-          <w:bCs/>
-        </w:rPr>
-        <w:t>Level</w:t>
-      </w:r>
-      <w:proofErr w:type="spellEnd"/>
-      <w:r>
-        <w:rPr>
-          <w:b/>
-          <w:bCs/>
-        </w:rPr>
-        <w:t xml:space="preserve"> </w:t>
-      </w:r>
-      <w:proofErr w:type="spellStart"/>
-      <w:r>
-        <w:rPr>
-          <w:b/>
-          <w:bCs/>
-        </w:rPr>
-        <w:t>Optizone</w:t>
-      </w:r>
-      <w:proofErr w:type="spellEnd"/>
-      <w:r>
-        <w:rPr>
-          <w:b/>
-          <w:bCs/>
-        </w:rPr>
-        <w:t xml:space="preserve"> </w:t>
-      </w:r>
-      <w:proofErr w:type="spellStart"/>
-      <w:r>
-        <w:rPr>
-          <w:b/>
-          <w:bCs/>
-        </w:rPr>
-        <w:t>Tdea</w:t>
-      </w:r>
-      <w:proofErr w:type="spellEnd"/>
-      <w:r>
-        <w:t>" proyecta una visión moderna y alineada con la institución y sus virtudes, teniendo un impacto continuo que será recordado.</w:t>
-      </w:r>
+        <w:t>” lo contextualiza dentro de la iniciativa institucional</w:t>
+      </w:r>
+      <w:r>
+        <w:t xml:space="preserve"> del laboratorio de juegos</w:t>
+      </w:r>
+      <w:r>
+        <w:t>, dándole un enfoque práctico y de impacto educativo.</w:t>
+      </w:r>
+    </w:p>
+    <w:p>
+      <w:pPr>
+        <w:pStyle w:val="Ttulo2"/>
+        <w:numPr>
+          <w:ilvl w:val="0"/>
+          <w:numId w:val="0"/>
+        </w:numPr>
+        <w:rPr>
+          <w:rFonts w:ascii="Times New Roman" w:hAnsi="Times New Roman" w:cs="Times New Roman"/>
+        </w:rPr>
+      </w:pPr>
+      <w:r>
+        <w:rPr>
+          <w:rFonts w:ascii="Times New Roman" w:hAnsi="Times New Roman" w:cs="Times New Roman"/>
+        </w:rPr>
+        <w:t xml:space="preserve">1.2. </w:t>
+      </w:r>
+      <w:r>
+        <w:rPr>
+          <w:rFonts w:ascii="Times New Roman" w:hAnsi="Times New Roman" w:cs="Times New Roman"/>
+        </w:rPr>
+        <w:t>Nombre del sistema</w:t>
+      </w:r>
+      <w:r>
+        <w:rPr>
+          <w:rFonts w:ascii="Times New Roman" w:hAnsi="Times New Roman" w:cs="Times New Roman"/>
+        </w:rPr>
+        <w:t>.</w:t>
+      </w:r>
+      <w:bookmarkEnd w:id="6"/>
     </w:p>
     <w:p>
       <w:pPr>
@@ -5059,94 +4839,198 @@
         <w:ind w:left="576" w:hanging="576"/>
         <w:rPr>
           <w:rFonts w:ascii="Times New Roman" w:hAnsi="Times New Roman" w:cs="Times New Roman"/>
-        </w:rPr>
-      </w:pPr>
-      <w:r>
-        <w:rPr>
-          <w:rFonts w:ascii="Times New Roman" w:hAnsi="Times New Roman" w:cs="Times New Roman"/>
-        </w:rPr>
-        <w:t xml:space="preserve">1.3. </w:t>
-      </w:r>
-      <w:r>
-        <w:rPr>
-          <w:rFonts w:ascii="Times New Roman" w:hAnsi="Times New Roman" w:cs="Times New Roman"/>
-        </w:rPr>
-        <w:t xml:space="preserve">Antecedentes de la </w:t>
-      </w:r>
-      <w:r>
-        <w:rPr>
-          <w:rFonts w:ascii="Times New Roman" w:hAnsi="Times New Roman" w:cs="Times New Roman"/>
-        </w:rPr>
-        <w:t>organización</w:t>
-      </w:r>
-      <w:r>
-        <w:rPr>
-          <w:rFonts w:ascii="Times New Roman" w:hAnsi="Times New Roman" w:cs="Times New Roman"/>
-        </w:rPr>
-        <w:t>.</w:t>
-      </w:r>
-      <w:bookmarkEnd w:id="7"/>
+          <w:lang w:val="en-US"/>
+        </w:rPr>
+      </w:pPr>
+      <w:bookmarkStart w:id="7" w:name="_Toc96339516"/>
+      <w:r>
+        <w:rPr>
+          <w:rFonts w:ascii="Times New Roman" w:hAnsi="Times New Roman" w:cs="Times New Roman"/>
+          <w:lang w:val="en-US"/>
+        </w:rPr>
+        <w:t xml:space="preserve">Level </w:t>
+      </w:r>
+      <w:proofErr w:type="spellStart"/>
+      <w:r>
+        <w:rPr>
+          <w:rFonts w:ascii="Times New Roman" w:hAnsi="Times New Roman" w:cs="Times New Roman"/>
+          <w:lang w:val="en-US"/>
+        </w:rPr>
+        <w:t>Optizone</w:t>
+      </w:r>
+      <w:proofErr w:type="spellEnd"/>
+      <w:r>
+        <w:rPr>
+          <w:rFonts w:ascii="Times New Roman" w:hAnsi="Times New Roman" w:cs="Times New Roman"/>
+          <w:lang w:val="en-US"/>
+        </w:rPr>
+        <w:t xml:space="preserve"> </w:t>
+      </w:r>
+      <w:proofErr w:type="spellStart"/>
+      <w:r>
+        <w:rPr>
+          <w:rFonts w:ascii="Times New Roman" w:hAnsi="Times New Roman" w:cs="Times New Roman"/>
+          <w:lang w:val="en-US"/>
+        </w:rPr>
+        <w:t>TdeA</w:t>
+      </w:r>
+      <w:proofErr w:type="spellEnd"/>
+      <w:r>
+        <w:rPr>
+          <w:rFonts w:ascii="Times New Roman" w:hAnsi="Times New Roman" w:cs="Times New Roman"/>
+          <w:lang w:val="en-US"/>
+        </w:rPr>
+        <w:t xml:space="preserve"> </w:t>
+      </w:r>
     </w:p>
     <w:p>
       <w:pPr>
         <w:pStyle w:val="Textbody"/>
         <w:rPr>
-          <w:rFonts w:ascii="Times New Roman" w:hAnsi="Times New Roman" w:cs="Times New Roman"/>
-        </w:rPr>
-      </w:pPr>
-      <w:r>
-        <w:rPr>
-          <w:rFonts w:ascii="Times New Roman" w:hAnsi="Times New Roman" w:cs="Times New Roman"/>
-        </w:rPr>
-        <w:t xml:space="preserve">En este ítem se debe hacer una descripción general de los siguientes elementos: nombre de la empresa, actividades económicas que desarrolla, sector productivo al que pertenece, las áreas de gestión que conforman la organización, lugar donde está ubicada la </w:t>
-      </w:r>
-      <w:r>
-        <w:rPr>
-          <w:rFonts w:ascii="Times New Roman" w:hAnsi="Times New Roman" w:cs="Times New Roman"/>
-        </w:rPr>
-        <w:t>organización</w:t>
-      </w:r>
-      <w:r>
-        <w:rPr>
-          <w:rFonts w:ascii="Times New Roman" w:hAnsi="Times New Roman" w:cs="Times New Roman"/>
-        </w:rPr>
-        <w:t xml:space="preserve"> y Tecnologías de la Información y de la Comunicación </w:t>
-      </w:r>
-      <w:r>
-        <w:rPr>
-          <w:rFonts w:ascii="Times New Roman" w:hAnsi="Times New Roman" w:cs="Times New Roman"/>
-        </w:rPr>
-        <w:t xml:space="preserve">(TIC) </w:t>
-      </w:r>
-      <w:r>
-        <w:rPr>
-          <w:rFonts w:ascii="Times New Roman" w:hAnsi="Times New Roman" w:cs="Times New Roman"/>
-        </w:rPr>
-        <w:t xml:space="preserve">que </w:t>
-      </w:r>
-      <w:r>
-        <w:rPr>
-          <w:rFonts w:ascii="Times New Roman" w:hAnsi="Times New Roman" w:cs="Times New Roman"/>
-        </w:rPr>
-        <w:t>utiliza</w:t>
-      </w:r>
-      <w:r>
-        <w:rPr>
-          <w:rFonts w:ascii="Times New Roman" w:hAnsi="Times New Roman" w:cs="Times New Roman"/>
-        </w:rPr>
-        <w:t xml:space="preserve"> la </w:t>
-      </w:r>
-      <w:r>
-        <w:rPr>
-          <w:rFonts w:ascii="Times New Roman" w:hAnsi="Times New Roman" w:cs="Times New Roman"/>
-        </w:rPr>
-        <w:t>organización</w:t>
-      </w:r>
-      <w:r>
-        <w:rPr>
-          <w:rFonts w:ascii="Times New Roman" w:hAnsi="Times New Roman" w:cs="Times New Roman"/>
-        </w:rPr>
-        <w:t>.</w:t>
+          <w:b/>
+        </w:rPr>
+      </w:pPr>
+      <w:r>
+        <w:rPr>
+          <w:b/>
+        </w:rPr>
+        <w:t>Justificación:</w:t>
+      </w:r>
+      <w:r>
+        <w:rPr>
+          <w:b/>
+        </w:rPr>
+        <w:t xml:space="preserve"> </w:t>
+      </w:r>
+    </w:p>
+    <w:p>
+      <w:pPr>
+        <w:pStyle w:val="Textbody"/>
+      </w:pPr>
+      <w:r>
+        <w:t>"</w:t>
+      </w:r>
+      <w:proofErr w:type="spellStart"/>
+      <w:r>
+        <w:rPr>
+          <w:b/>
+          <w:bCs/>
+        </w:rPr>
+        <w:t>Level</w:t>
+      </w:r>
+      <w:proofErr w:type="spellEnd"/>
+      <w:r>
+        <w:rPr>
+          <w:b/>
+          <w:bCs/>
+        </w:rPr>
+        <w:t xml:space="preserve"> </w:t>
+      </w:r>
+      <w:proofErr w:type="spellStart"/>
+      <w:r>
+        <w:rPr>
+          <w:b/>
+          <w:bCs/>
+        </w:rPr>
+        <w:t>OptiZone</w:t>
+      </w:r>
+      <w:proofErr w:type="spellEnd"/>
+      <w:r>
+        <w:rPr>
+          <w:b/>
+          <w:bCs/>
+        </w:rPr>
+        <w:t xml:space="preserve"> </w:t>
+      </w:r>
+      <w:proofErr w:type="spellStart"/>
+      <w:r>
+        <w:rPr>
+          <w:b/>
+          <w:bCs/>
+        </w:rPr>
+        <w:t>Tdea</w:t>
+      </w:r>
+      <w:proofErr w:type="spellEnd"/>
+      <w:r>
+        <w:t xml:space="preserve">" refleja de manera eficaz el objetivo del sistema y en donde se verá implementado; Se decidió que este como nombre del proyecto debido al enfoque que se tiene acerca de la optimización de la iniciativa </w:t>
+      </w:r>
+      <w:proofErr w:type="spellStart"/>
+      <w:r>
+        <w:rPr>
+          <w:b/>
+          <w:bCs/>
+        </w:rPr>
+        <w:t>NextLevel</w:t>
+      </w:r>
+      <w:proofErr w:type="spellEnd"/>
+      <w:r>
+        <w:t xml:space="preserve">, </w:t>
+      </w:r>
+      <w:r>
+        <w:t>adicional,</w:t>
+      </w:r>
+      <w:r>
+        <w:t xml:space="preserve"> de manera fonética alude al contexto de los videojuegos con la frase “</w:t>
+      </w:r>
+      <w:proofErr w:type="spellStart"/>
+      <w:r>
+        <w:t>Level</w:t>
+      </w:r>
+      <w:proofErr w:type="spellEnd"/>
+      <w:r>
+        <w:t xml:space="preserve"> up”</w:t>
+      </w:r>
+    </w:p>
+    <w:p>
+      <w:pPr>
+        <w:pStyle w:val="Textbody"/>
+      </w:pPr>
+      <w:r>
+        <w:t>Así mismo, "</w:t>
+      </w:r>
+      <w:proofErr w:type="spellStart"/>
+      <w:r>
+        <w:rPr>
+          <w:b/>
+          <w:bCs/>
+        </w:rPr>
+        <w:t>Level</w:t>
+      </w:r>
+      <w:proofErr w:type="spellEnd"/>
+      <w:r>
+        <w:rPr>
+          <w:b/>
+          <w:bCs/>
+        </w:rPr>
+        <w:t xml:space="preserve"> </w:t>
+      </w:r>
+      <w:proofErr w:type="spellStart"/>
+      <w:r>
+        <w:rPr>
+          <w:b/>
+          <w:bCs/>
+        </w:rPr>
+        <w:t>Optizone</w:t>
+      </w:r>
+      <w:proofErr w:type="spellEnd"/>
+      <w:r>
+        <w:rPr>
+          <w:b/>
+          <w:bCs/>
+        </w:rPr>
+        <w:t xml:space="preserve"> </w:t>
+      </w:r>
+      <w:proofErr w:type="spellStart"/>
+      <w:r>
+        <w:rPr>
+          <w:b/>
+          <w:bCs/>
+        </w:rPr>
+        <w:t>Tdea</w:t>
+      </w:r>
+      <w:proofErr w:type="spellEnd"/>
+      <w:r>
+        <w:t>" proyecta una visión moderna y alineada con la institución y sus virtudes, teniendo un impacto continuo que será recordado.</w:t>
       </w:r>
     </w:p>
     <w:p>
@@ -5161,276 +5045,1596 @@
           <w:rFonts w:ascii="Times New Roman" w:hAnsi="Times New Roman" w:cs="Times New Roman"/>
         </w:rPr>
       </w:pPr>
+      <w:r>
+        <w:rPr>
+          <w:rFonts w:ascii="Times New Roman" w:hAnsi="Times New Roman" w:cs="Times New Roman"/>
+        </w:rPr>
+        <w:t xml:space="preserve">1.3. </w:t>
+      </w:r>
+      <w:r>
+        <w:rPr>
+          <w:rFonts w:ascii="Times New Roman" w:hAnsi="Times New Roman" w:cs="Times New Roman"/>
+        </w:rPr>
+        <w:t xml:space="preserve">Antecedentes de la </w:t>
+      </w:r>
+      <w:r>
+        <w:rPr>
+          <w:rFonts w:ascii="Times New Roman" w:hAnsi="Times New Roman" w:cs="Times New Roman"/>
+        </w:rPr>
+        <w:t>organización</w:t>
+      </w:r>
+      <w:r>
+        <w:rPr>
+          <w:rFonts w:ascii="Times New Roman" w:hAnsi="Times New Roman" w:cs="Times New Roman"/>
+        </w:rPr>
+        <w:t>.</w:t>
+      </w:r>
+      <w:bookmarkEnd w:id="7"/>
+    </w:p>
+    <w:p>
+      <w:pPr>
+        <w:pStyle w:val="Textbody"/>
+        <w:rPr>
+          <w:rFonts w:ascii="Times New Roman" w:eastAsia="Times New Roman" w:hAnsi="Times New Roman" w:cs="Times New Roman"/>
+          <w:kern w:val="0"/>
+          <w:sz w:val="24"/>
+          <w:lang w:val="es-CO"/>
+        </w:rPr>
+      </w:pPr>
       <w:bookmarkStart w:id="8" w:name="_Toc96339517"/>
       <w:r>
         <w:rPr>
-          <w:rFonts w:ascii="Times New Roman" w:hAnsi="Times New Roman" w:cs="Times New Roman"/>
-        </w:rPr>
-        <w:t>Antecedentes:</w:t>
-      </w:r>
-    </w:p>
-    <w:p>
-      <w:pPr>
-        <w:pStyle w:val="NormalWeb"/>
-      </w:pPr>
-      <w:r>
-        <w:t xml:space="preserve">El </w:t>
-      </w:r>
-      <w:r>
-        <w:rPr>
-          <w:rStyle w:val="whitespace-normal"/>
+          <w:rFonts w:ascii="Times New Roman" w:eastAsia="Times New Roman" w:hAnsi="Times New Roman" w:cs="Times New Roman"/>
+          <w:kern w:val="0"/>
+          <w:sz w:val="24"/>
+          <w:lang w:val="es-CO"/>
+        </w:rPr>
+        <w:t>El Tecnológico de Antioquia (</w:t>
+      </w:r>
+      <w:proofErr w:type="spellStart"/>
+      <w:r>
+        <w:rPr>
+          <w:rFonts w:ascii="Times New Roman" w:eastAsia="Times New Roman" w:hAnsi="Times New Roman" w:cs="Times New Roman"/>
+          <w:kern w:val="0"/>
+          <w:sz w:val="24"/>
+          <w:lang w:val="es-CO"/>
+        </w:rPr>
+        <w:t>TdeA</w:t>
+      </w:r>
+      <w:proofErr w:type="spellEnd"/>
+      <w:r>
+        <w:rPr>
+          <w:rFonts w:ascii="Times New Roman" w:eastAsia="Times New Roman" w:hAnsi="Times New Roman" w:cs="Times New Roman"/>
+          <w:kern w:val="0"/>
+          <w:sz w:val="24"/>
+          <w:lang w:val="es-CO"/>
+        </w:rPr>
+        <w:t xml:space="preserve">) es una Institución Universitaria pública del orden </w:t>
+      </w:r>
+      <w:proofErr w:type="spellStart"/>
+      <w:r>
+        <w:rPr>
+          <w:rFonts w:ascii="Times New Roman" w:eastAsia="Times New Roman" w:hAnsi="Times New Roman" w:cs="Times New Roman"/>
+          <w:kern w:val="0"/>
+          <w:sz w:val="24"/>
+          <w:lang w:val="es-CO"/>
+        </w:rPr>
+        <w:t>de-partamental</w:t>
+      </w:r>
+      <w:proofErr w:type="spellEnd"/>
+      <w:r>
+        <w:rPr>
+          <w:rFonts w:ascii="Times New Roman" w:eastAsia="Times New Roman" w:hAnsi="Times New Roman" w:cs="Times New Roman"/>
+          <w:kern w:val="0"/>
+          <w:sz w:val="24"/>
+          <w:lang w:val="es-CO"/>
+        </w:rPr>
+        <w:t xml:space="preserve">, adscrita a la Gobernación de Antioquia, con sede principal en Medellín.  </w:t>
+      </w:r>
+    </w:p>
+    <w:p>
+      <w:pPr>
+        <w:pStyle w:val="Textbody"/>
+        <w:rPr>
+          <w:rFonts w:ascii="Times New Roman" w:eastAsia="Times New Roman" w:hAnsi="Times New Roman" w:cs="Times New Roman"/>
+          <w:kern w:val="0"/>
+          <w:sz w:val="24"/>
+          <w:lang w:val="es-CO"/>
+        </w:rPr>
+      </w:pPr>
+      <w:r>
+        <w:rPr>
+          <w:rFonts w:ascii="Times New Roman" w:eastAsia="Times New Roman" w:hAnsi="Times New Roman" w:cs="Times New Roman"/>
+          <w:kern w:val="0"/>
+          <w:sz w:val="24"/>
+          <w:lang w:val="en-US"/>
+        </w:rPr>
+        <w:drawing>
+          <wp:anchor distT="0" distB="0" distL="114300" distR="114300" simplePos="0" relativeHeight="251659264" behindDoc="0" locked="0" layoutInCell="1" allowOverlap="1" wp14:anchorId="5DC5F22C" wp14:editId="4E6C739A">
+            <wp:simplePos x="0" y="0"/>
+            <wp:positionH relativeFrom="column">
+              <wp:posOffset>908685</wp:posOffset>
+            </wp:positionH>
+            <wp:positionV relativeFrom="paragraph">
+              <wp:posOffset>617855</wp:posOffset>
+            </wp:positionV>
+            <wp:extent cx="3886200" cy="2660650"/>
+            <wp:effectExtent l="0" t="0" r="0" b="0"/>
+            <wp:wrapTopAndBottom/>
+            <wp:docPr id="2" name="Imagen 2"/>
+            <wp:cNvGraphicFramePr>
+              <a:graphicFrameLocks xmlns:a="http://schemas.openxmlformats.org/drawingml/2006/main" noChangeAspect="1"/>
+            </wp:cNvGraphicFramePr>
+            <a:graphic xmlns:a="http://schemas.openxmlformats.org/drawingml/2006/main">
+              <a:graphicData uri="http://schemas.openxmlformats.org/drawingml/2006/picture">
+                <pic:pic xmlns:pic="http://schemas.openxmlformats.org/drawingml/2006/picture">
+                  <pic:nvPicPr>
+                    <pic:cNvPr id="1" name=""/>
+                    <pic:cNvPicPr/>
+                  </pic:nvPicPr>
+                  <pic:blipFill>
+                    <a:blip r:embed="rId10" cstate="print">
+                      <a:extLst>
+                        <a:ext uri="{28A0092B-C50C-407E-A947-70E740481C1C}">
+                          <a14:useLocalDpi xmlns:a14="http://schemas.microsoft.com/office/drawing/2010/main" val="0"/>
+                        </a:ext>
+                      </a:extLst>
+                    </a:blip>
+                    <a:stretch>
+                      <a:fillRect/>
+                    </a:stretch>
+                  </pic:blipFill>
+                  <pic:spPr>
+                    <a:xfrm>
+                      <a:off x="0" y="0"/>
+                      <a:ext cx="3886200" cy="2660650"/>
+                    </a:xfrm>
+                    <a:prstGeom prst="rect">
+                      <a:avLst/>
+                    </a:prstGeom>
+                  </pic:spPr>
+                </pic:pic>
+              </a:graphicData>
+            </a:graphic>
+            <wp14:sizeRelH relativeFrom="page">
+              <wp14:pctWidth>0</wp14:pctWidth>
+            </wp14:sizeRelH>
+            <wp14:sizeRelV relativeFrom="page">
+              <wp14:pctHeight>0</wp14:pctHeight>
+            </wp14:sizeRelV>
+          </wp:anchor>
+        </w:drawing>
+      </w:r>
+      <w:r>
+        <w:rPr>
+          <w:rFonts w:ascii="Times New Roman" w:eastAsia="Times New Roman" w:hAnsi="Times New Roman" w:cs="Times New Roman"/>
+          <w:kern w:val="0"/>
+          <w:sz w:val="24"/>
+          <w:lang w:val="es-CO"/>
+        </w:rPr>
+        <w:t xml:space="preserve">Dirección: Campus Universitario Robledo (Sede Principal): Se ubica en la Calle 78B No. 72A – 220, en la ciudad de Medellín, Colombia </w:t>
+      </w:r>
+    </w:p>
+    <w:p>
+      <w:pPr>
+        <w:pStyle w:val="Textbody"/>
+        <w:rPr>
+          <w:rFonts w:ascii="Times New Roman" w:eastAsia="Times New Roman" w:hAnsi="Times New Roman" w:cs="Times New Roman"/>
+          <w:kern w:val="0"/>
+          <w:sz w:val="24"/>
+          <w:lang w:val="es-CO"/>
+        </w:rPr>
+      </w:pPr>
+    </w:p>
+    <w:p>
+      <w:pPr>
+        <w:pStyle w:val="Textbody"/>
+        <w:rPr>
+          <w:rFonts w:ascii="Times New Roman" w:eastAsia="Times New Roman" w:hAnsi="Times New Roman" w:cs="Times New Roman"/>
+          <w:kern w:val="0"/>
+          <w:sz w:val="24"/>
+          <w:lang w:val="es-CO"/>
+        </w:rPr>
+      </w:pPr>
+      <w:r>
+        <w:rPr>
+          <w:rFonts w:ascii="Times New Roman" w:eastAsia="Times New Roman" w:hAnsi="Times New Roman" w:cs="Times New Roman"/>
+          <w:kern w:val="0"/>
+          <w:sz w:val="24"/>
+          <w:lang w:val="es-CO"/>
+        </w:rPr>
+        <w:t xml:space="preserve">Está principalmente enfocada en el sector de la educación superior de alta calidad, ofreciendo </w:t>
+      </w:r>
+      <w:r>
+        <w:rPr>
+          <w:rFonts w:ascii="Times New Roman" w:eastAsia="Times New Roman" w:hAnsi="Times New Roman" w:cs="Times New Roman"/>
+          <w:kern w:val="0"/>
+          <w:sz w:val="24"/>
+          <w:lang w:val="es-CO"/>
+        </w:rPr>
+        <w:lastRenderedPageBreak/>
+        <w:t xml:space="preserve">titulaciones técnicas, tecnológicas, profesionales y posgrados con altos estándares </w:t>
+      </w:r>
+      <w:proofErr w:type="spellStart"/>
+      <w:r>
+        <w:rPr>
+          <w:rFonts w:ascii="Times New Roman" w:eastAsia="Times New Roman" w:hAnsi="Times New Roman" w:cs="Times New Roman"/>
+          <w:kern w:val="0"/>
+          <w:sz w:val="24"/>
+          <w:lang w:val="es-CO"/>
+        </w:rPr>
+        <w:t>académi</w:t>
+      </w:r>
+      <w:proofErr w:type="spellEnd"/>
+      <w:r>
+        <w:rPr>
+          <w:rFonts w:ascii="Times New Roman" w:eastAsia="Times New Roman" w:hAnsi="Times New Roman" w:cs="Times New Roman"/>
+          <w:kern w:val="0"/>
+          <w:sz w:val="24"/>
+          <w:lang w:val="es-CO"/>
+        </w:rPr>
+        <w:t>-cos, con énfasis en la investigación y la proyección social para el desarrollo regional. Sus actividades principales son la educación superior y la investigación, que constituyen sus principales fuentes de financiación. La institución cuenta con las siguientes áreas de gestión:</w:t>
+      </w:r>
+    </w:p>
+    <w:p>
+      <w:pPr>
+        <w:pStyle w:val="Textbody"/>
+        <w:rPr>
+          <w:rFonts w:ascii="Times New Roman" w:eastAsia="Times New Roman" w:hAnsi="Times New Roman" w:cs="Times New Roman"/>
+          <w:kern w:val="0"/>
+          <w:sz w:val="24"/>
+          <w:lang w:val="es-CO"/>
+        </w:rPr>
+      </w:pPr>
+      <w:r>
+        <w:rPr>
+          <w:rFonts w:ascii="Times New Roman" w:eastAsia="Times New Roman" w:hAnsi="Times New Roman" w:cs="Times New Roman"/>
           <w:b/>
           <w:bCs/>
-        </w:rPr>
-        <w:t>Tecnológico de Antioquia</w:t>
-      </w:r>
-      <w:r>
-        <w:rPr>
-          <w:rStyle w:val="Textoennegrita"/>
+          <w:kern w:val="0"/>
+          <w:sz w:val="24"/>
+          <w:lang w:val="es-CO"/>
+        </w:rPr>
+        <w:t>Rectoría:</w:t>
+      </w:r>
+    </w:p>
+    <w:p>
+      <w:pPr>
+        <w:pStyle w:val="Textbody"/>
+        <w:rPr>
+          <w:rFonts w:ascii="Times New Roman" w:eastAsia="Times New Roman" w:hAnsi="Times New Roman" w:cs="Times New Roman"/>
+          <w:kern w:val="0"/>
+          <w:sz w:val="24"/>
+          <w:lang w:val="es-CO"/>
+        </w:rPr>
+      </w:pPr>
+      <w:r>
+        <w:rPr>
+          <w:rFonts w:ascii="Times New Roman" w:eastAsia="Times New Roman" w:hAnsi="Times New Roman" w:cs="Times New Roman"/>
+          <w:kern w:val="0"/>
+          <w:sz w:val="24"/>
+          <w:lang w:val="es-CO"/>
+        </w:rPr>
+        <w:t xml:space="preserve"> Es la máxima instancia de dirección, liderada por Leonardo García Botero, encargada de asegurar la alta calidad y la cobertura educativa institucional.</w:t>
+      </w:r>
+    </w:p>
+    <w:p>
+      <w:pPr>
+        <w:pStyle w:val="Textbody"/>
+        <w:rPr>
+          <w:rFonts w:ascii="Times New Roman" w:eastAsia="Times New Roman" w:hAnsi="Times New Roman" w:cs="Times New Roman"/>
+          <w:kern w:val="0"/>
+          <w:sz w:val="24"/>
+          <w:lang w:val="es-CO"/>
+        </w:rPr>
+      </w:pPr>
+      <w:r>
+        <w:rPr>
+          <w:rFonts w:ascii="Times New Roman" w:eastAsia="Times New Roman" w:hAnsi="Times New Roman" w:cs="Times New Roman"/>
+          <w:b/>
+          <w:bCs/>
+          <w:kern w:val="0"/>
+          <w:sz w:val="24"/>
+          <w:lang w:val="es-CO"/>
+        </w:rPr>
+        <w:t>Secretaría General:</w:t>
+      </w:r>
+      <w:r>
+        <w:rPr>
+          <w:rFonts w:ascii="Times New Roman" w:eastAsia="Times New Roman" w:hAnsi="Times New Roman" w:cs="Times New Roman"/>
+          <w:kern w:val="0"/>
+          <w:sz w:val="24"/>
+          <w:lang w:val="es-CO"/>
+        </w:rPr>
+        <w:t xml:space="preserve"> Gestiona asuntos legales y administrativos, destacando recientemente por liderar el Plan Estratégico de Bienestar Laboral.</w:t>
+      </w:r>
+    </w:p>
+    <w:p>
+      <w:pPr>
+        <w:pStyle w:val="Textbody"/>
+        <w:rPr>
+          <w:rFonts w:ascii="Times New Roman" w:eastAsia="Times New Roman" w:hAnsi="Times New Roman" w:cs="Times New Roman"/>
+          <w:b/>
+          <w:bCs/>
+          <w:kern w:val="0"/>
+          <w:sz w:val="24"/>
+          <w:lang w:val="es-CO"/>
+        </w:rPr>
+      </w:pPr>
+      <w:r>
+        <w:rPr>
+          <w:rFonts w:ascii="Times New Roman" w:eastAsia="Times New Roman" w:hAnsi="Times New Roman" w:cs="Times New Roman"/>
+          <w:b/>
+          <w:bCs/>
+          <w:kern w:val="0"/>
+          <w:sz w:val="24"/>
+          <w:lang w:val="es-CO"/>
+        </w:rPr>
+        <w:t>Dirección Administrativa y Financiera:</w:t>
+      </w:r>
+    </w:p>
+    <w:p>
+      <w:pPr>
+        <w:pStyle w:val="Textbody"/>
+        <w:rPr>
+          <w:rFonts w:ascii="Times New Roman" w:eastAsia="Times New Roman" w:hAnsi="Times New Roman" w:cs="Times New Roman"/>
+          <w:kern w:val="0"/>
+          <w:sz w:val="24"/>
+          <w:lang w:val="es-CO"/>
+        </w:rPr>
+      </w:pPr>
+      <w:r>
+        <w:rPr>
+          <w:rFonts w:ascii="Times New Roman" w:eastAsia="Times New Roman" w:hAnsi="Times New Roman" w:cs="Times New Roman"/>
+          <w:kern w:val="0"/>
+          <w:sz w:val="24"/>
+          <w:lang w:val="es-CO"/>
+        </w:rPr>
+        <w:t>Administra los recursos económicos de la institución y brinda orientación sobre la Política de Gratuidad (Matrícula Cero).</w:t>
+      </w:r>
+    </w:p>
+    <w:p>
+      <w:pPr>
+        <w:pStyle w:val="Textbody"/>
+        <w:rPr>
+          <w:rFonts w:ascii="Times New Roman" w:eastAsia="Times New Roman" w:hAnsi="Times New Roman" w:cs="Times New Roman"/>
+          <w:kern w:val="0"/>
+          <w:sz w:val="24"/>
+          <w:lang w:val="es-CO"/>
+        </w:rPr>
+      </w:pPr>
+      <w:r>
+        <w:rPr>
+          <w:rFonts w:ascii="Times New Roman" w:eastAsia="Times New Roman" w:hAnsi="Times New Roman" w:cs="Times New Roman"/>
+          <w:b/>
+          <w:bCs/>
+          <w:kern w:val="0"/>
+          <w:sz w:val="24"/>
+          <w:lang w:val="es-CO"/>
+        </w:rPr>
+        <w:t>Dirección de Planeación:</w:t>
+      </w:r>
+      <w:r>
+        <w:rPr>
+          <w:rFonts w:ascii="Times New Roman" w:eastAsia="Times New Roman" w:hAnsi="Times New Roman" w:cs="Times New Roman"/>
+          <w:kern w:val="0"/>
+          <w:sz w:val="24"/>
+          <w:lang w:val="es-CO"/>
+        </w:rPr>
+        <w:t xml:space="preserve"> Coordina la Planeación Institucional y el Sistema Integrado de Gestión (SIG) para el cumplimiento de metas estratégicas.</w:t>
+      </w:r>
+    </w:p>
+    <w:p>
+      <w:pPr>
+        <w:pStyle w:val="Textbody"/>
+        <w:rPr>
+          <w:rFonts w:ascii="Times New Roman" w:eastAsia="Times New Roman" w:hAnsi="Times New Roman" w:cs="Times New Roman"/>
+          <w:b/>
+          <w:bCs/>
+          <w:kern w:val="0"/>
+          <w:sz w:val="24"/>
+          <w:lang w:val="es-CO"/>
+        </w:rPr>
+      </w:pPr>
+      <w:r>
+        <w:rPr>
+          <w:rFonts w:ascii="Times New Roman" w:eastAsia="Times New Roman" w:hAnsi="Times New Roman" w:cs="Times New Roman"/>
+          <w:b/>
+          <w:bCs/>
+          <w:kern w:val="0"/>
+          <w:sz w:val="24"/>
+          <w:lang w:val="es-CO"/>
+        </w:rPr>
+        <w:t>Dirección de Bienestar Institucional:</w:t>
+      </w:r>
+    </w:p>
+    <w:p>
+      <w:pPr>
+        <w:pStyle w:val="Textbody"/>
+        <w:rPr>
+          <w:rFonts w:ascii="Times New Roman" w:eastAsia="Times New Roman" w:hAnsi="Times New Roman" w:cs="Times New Roman"/>
+          <w:kern w:val="0"/>
+          <w:sz w:val="24"/>
+          <w:lang w:val="es-CO"/>
+        </w:rPr>
+      </w:pPr>
+      <w:r>
+        <w:rPr>
+          <w:rFonts w:ascii="Times New Roman" w:eastAsia="Times New Roman" w:hAnsi="Times New Roman" w:cs="Times New Roman"/>
+          <w:kern w:val="0"/>
+          <w:sz w:val="24"/>
+          <w:lang w:val="es-CO"/>
+        </w:rPr>
+        <w:t>Promueve el desarrollo integral (salud, deporte, cultura) y gestiona apoyos como el Fondo Alimentario y Renta Joven.</w:t>
+      </w:r>
+    </w:p>
+    <w:p>
+      <w:pPr>
+        <w:pStyle w:val="Textbody"/>
+        <w:rPr>
+          <w:rFonts w:ascii="Times New Roman" w:eastAsia="Times New Roman" w:hAnsi="Times New Roman" w:cs="Times New Roman"/>
+          <w:kern w:val="0"/>
+          <w:sz w:val="24"/>
+          <w:lang w:val="es-CO"/>
+        </w:rPr>
+      </w:pPr>
+      <w:r>
+        <w:rPr>
+          <w:rFonts w:ascii="Times New Roman" w:eastAsia="Times New Roman" w:hAnsi="Times New Roman" w:cs="Times New Roman"/>
+          <w:b/>
+          <w:bCs/>
+          <w:kern w:val="0"/>
+          <w:sz w:val="24"/>
+          <w:lang w:val="es-CO"/>
+        </w:rPr>
+        <w:t>Dirección de Extensión Académica y Regionalización:</w:t>
+      </w:r>
+    </w:p>
+    <w:p>
+      <w:pPr>
+        <w:pStyle w:val="Textbody"/>
+        <w:rPr>
+          <w:rFonts w:ascii="Times New Roman" w:eastAsia="Times New Roman" w:hAnsi="Times New Roman" w:cs="Times New Roman"/>
+          <w:kern w:val="0"/>
+          <w:sz w:val="24"/>
+          <w:lang w:val="es-CO"/>
+        </w:rPr>
+      </w:pPr>
+      <w:r>
+        <w:rPr>
+          <w:rFonts w:ascii="Times New Roman" w:eastAsia="Times New Roman" w:hAnsi="Times New Roman" w:cs="Times New Roman"/>
+          <w:kern w:val="0"/>
+          <w:sz w:val="24"/>
+          <w:lang w:val="es-CO"/>
+        </w:rPr>
+        <w:t xml:space="preserve"> Coordina la educación continua y expande la oferta académica a zonas vulnerables mediante la estrategia "Territorio </w:t>
+      </w:r>
+      <w:proofErr w:type="spellStart"/>
+      <w:r>
+        <w:rPr>
+          <w:rFonts w:ascii="Times New Roman" w:eastAsia="Times New Roman" w:hAnsi="Times New Roman" w:cs="Times New Roman"/>
+          <w:kern w:val="0"/>
+          <w:sz w:val="24"/>
+          <w:lang w:val="es-CO"/>
+        </w:rPr>
+        <w:t>TdeA</w:t>
+      </w:r>
+      <w:proofErr w:type="spellEnd"/>
+      <w:r>
+        <w:rPr>
+          <w:rFonts w:ascii="Times New Roman" w:eastAsia="Times New Roman" w:hAnsi="Times New Roman" w:cs="Times New Roman"/>
+          <w:kern w:val="0"/>
+          <w:sz w:val="24"/>
+          <w:lang w:val="es-CO"/>
+        </w:rPr>
+        <w:t>".</w:t>
+      </w:r>
+    </w:p>
+    <w:p>
+      <w:pPr>
+        <w:pStyle w:val="Textbody"/>
+        <w:rPr>
+          <w:rFonts w:ascii="Times New Roman" w:eastAsia="Times New Roman" w:hAnsi="Times New Roman" w:cs="Times New Roman"/>
+          <w:kern w:val="0"/>
+          <w:sz w:val="24"/>
+          <w:lang w:val="es-CO"/>
+        </w:rPr>
+      </w:pPr>
+      <w:r>
+        <w:rPr>
+          <w:rFonts w:ascii="Times New Roman" w:eastAsia="Times New Roman" w:hAnsi="Times New Roman" w:cs="Times New Roman"/>
+          <w:b/>
+          <w:bCs/>
+          <w:kern w:val="0"/>
+          <w:sz w:val="24"/>
+          <w:lang w:val="es-CO"/>
+        </w:rPr>
+        <w:t>Control Interno:</w:t>
+      </w:r>
+      <w:r>
+        <w:rPr>
+          <w:rFonts w:ascii="Times New Roman" w:eastAsia="Times New Roman" w:hAnsi="Times New Roman" w:cs="Times New Roman"/>
+          <w:kern w:val="0"/>
+          <w:sz w:val="24"/>
+          <w:lang w:val="es-CO"/>
+        </w:rPr>
+        <w:t xml:space="preserve"> Funciona como una unidad estratégica para garantizar el seguimiento normativo y la transparencia en los procesos de la organización.</w:t>
+      </w:r>
+    </w:p>
+    <w:p>
+      <w:pPr>
+        <w:pStyle w:val="Textbody"/>
+        <w:rPr>
+          <w:rFonts w:ascii="Times New Roman" w:eastAsia="Times New Roman" w:hAnsi="Times New Roman" w:cs="Times New Roman"/>
+          <w:kern w:val="0"/>
+          <w:sz w:val="24"/>
+          <w:lang w:val="es-CO"/>
+        </w:rPr>
+      </w:pPr>
+      <w:r>
+        <w:rPr>
+          <w:rFonts w:ascii="Times New Roman" w:eastAsia="Times New Roman" w:hAnsi="Times New Roman" w:cs="Times New Roman"/>
+          <w:kern w:val="0"/>
+          <w:sz w:val="24"/>
+          <w:lang w:val="es-CO"/>
+        </w:rPr>
+        <w:t xml:space="preserve">Se tomará mayor énfasis en el área de Rectoría, ya que de allí se desprende la iniciativa que se acogerá como proyecto, relacionada con propuestas de innovación educativa que buscan métodos de estudio </w:t>
+      </w:r>
+      <w:proofErr w:type="spellStart"/>
+      <w:r>
+        <w:rPr>
+          <w:rFonts w:ascii="Times New Roman" w:eastAsia="Times New Roman" w:hAnsi="Times New Roman" w:cs="Times New Roman"/>
+          <w:kern w:val="0"/>
+          <w:sz w:val="24"/>
+          <w:lang w:val="es-CO"/>
+        </w:rPr>
+        <w:t>neurodiversos</w:t>
+      </w:r>
+      <w:proofErr w:type="spellEnd"/>
+      <w:r>
+        <w:rPr>
+          <w:rFonts w:ascii="Times New Roman" w:eastAsia="Times New Roman" w:hAnsi="Times New Roman" w:cs="Times New Roman"/>
+          <w:kern w:val="0"/>
+          <w:sz w:val="24"/>
+          <w:lang w:val="es-CO"/>
+        </w:rPr>
+        <w:t xml:space="preserve"> como el </w:t>
+      </w:r>
+      <w:proofErr w:type="spellStart"/>
+      <w:r>
+        <w:rPr>
+          <w:rFonts w:ascii="Times New Roman" w:eastAsia="Times New Roman" w:hAnsi="Times New Roman" w:cs="Times New Roman"/>
+          <w:kern w:val="0"/>
+          <w:sz w:val="24"/>
+          <w:lang w:val="es-CO"/>
+        </w:rPr>
+        <w:t>game-based</w:t>
+      </w:r>
+      <w:proofErr w:type="spellEnd"/>
+      <w:r>
+        <w:rPr>
+          <w:rFonts w:ascii="Times New Roman" w:eastAsia="Times New Roman" w:hAnsi="Times New Roman" w:cs="Times New Roman"/>
+          <w:kern w:val="0"/>
+          <w:sz w:val="24"/>
+          <w:lang w:val="es-CO"/>
         </w:rPr>
         <w:t xml:space="preserve"> </w:t>
       </w:r>
-      <w:r>
-        <w:t>es una Institución Universitaria pública del orden d</w:t>
-      </w:r>
-      <w:r>
-        <w:t>e</w:t>
-      </w:r>
-      <w:r>
-        <w:t xml:space="preserve">partamental, adscrita a la Gobernación de Antioquia, con sede principal en </w:t>
-      </w:r>
-      <w:r>
-        <w:t xml:space="preserve">Robledo </w:t>
-      </w:r>
-      <w:r>
-        <w:t>Medellín. Está enfocada</w:t>
-      </w:r>
-      <w:r>
-        <w:t xml:space="preserve"> principalmente</w:t>
-      </w:r>
-      <w:r>
-        <w:t xml:space="preserve"> en el sector de la educación superior, ofreciendo titulaciones técnicas, tecnológicas, profesionales y posgrados con altos estándares académicos, con énfasis en la investigación y </w:t>
-      </w:r>
-      <w:r>
-        <w:t>el apoyo</w:t>
-      </w:r>
-      <w:r>
-        <w:t xml:space="preserve"> social para el desarrollo regional. Sus actividades principales son la educación superior y la investigación, que constituyen sus principales fuentes de financiación.</w:t>
-      </w:r>
-      <w:r>
+      <w:proofErr w:type="spellStart"/>
+      <w:r>
+        <w:rPr>
+          <w:rFonts w:ascii="Times New Roman" w:eastAsia="Times New Roman" w:hAnsi="Times New Roman" w:cs="Times New Roman"/>
+          <w:kern w:val="0"/>
+          <w:sz w:val="24"/>
+          <w:lang w:val="es-CO"/>
+        </w:rPr>
+        <w:t>learning</w:t>
+      </w:r>
+      <w:proofErr w:type="spellEnd"/>
+      <w:r>
+        <w:rPr>
+          <w:rFonts w:ascii="Times New Roman" w:eastAsia="Times New Roman" w:hAnsi="Times New Roman" w:cs="Times New Roman"/>
+          <w:kern w:val="0"/>
+          <w:sz w:val="24"/>
+          <w:lang w:val="es-CO"/>
+        </w:rPr>
+        <w:t xml:space="preserve">, de donde surge la idea de Next </w:t>
+      </w:r>
+      <w:proofErr w:type="spellStart"/>
+      <w:r>
+        <w:rPr>
+          <w:rFonts w:ascii="Times New Roman" w:eastAsia="Times New Roman" w:hAnsi="Times New Roman" w:cs="Times New Roman"/>
+          <w:kern w:val="0"/>
+          <w:sz w:val="24"/>
+          <w:lang w:val="es-CO"/>
+        </w:rPr>
+        <w:t>Level</w:t>
+      </w:r>
+      <w:proofErr w:type="spellEnd"/>
+      <w:r>
+        <w:rPr>
+          <w:rFonts w:ascii="Times New Roman" w:eastAsia="Times New Roman" w:hAnsi="Times New Roman" w:cs="Times New Roman"/>
+          <w:kern w:val="0"/>
+          <w:sz w:val="24"/>
+          <w:lang w:val="es-CO"/>
+        </w:rPr>
+        <w:t xml:space="preserve"> como un “Laboratorio de Videojuegos”.</w:t>
+      </w:r>
+    </w:p>
+    <w:p>
+      <w:pPr>
+        <w:pStyle w:val="Textbody"/>
+        <w:rPr>
+          <w:rFonts w:ascii="Times New Roman" w:eastAsia="Times New Roman" w:hAnsi="Times New Roman" w:cs="Times New Roman"/>
+          <w:kern w:val="0"/>
+          <w:sz w:val="24"/>
+          <w:lang w:val="es-CO"/>
+        </w:rPr>
+      </w:pPr>
+      <w:r>
+        <w:rPr>
+          <w:rFonts w:ascii="Times New Roman" w:eastAsia="Times New Roman" w:hAnsi="Times New Roman" w:cs="Times New Roman"/>
+          <w:kern w:val="0"/>
+          <w:sz w:val="24"/>
+          <w:lang w:val="es-CO"/>
+        </w:rPr>
+        <w:t xml:space="preserve">El </w:t>
+      </w:r>
+      <w:proofErr w:type="spellStart"/>
+      <w:r>
+        <w:rPr>
+          <w:rFonts w:ascii="Times New Roman" w:eastAsia="Times New Roman" w:hAnsi="Times New Roman" w:cs="Times New Roman"/>
+          <w:kern w:val="0"/>
+          <w:sz w:val="24"/>
+          <w:lang w:val="es-CO"/>
+        </w:rPr>
+        <w:t>Tdea</w:t>
+      </w:r>
+      <w:proofErr w:type="spellEnd"/>
+      <w:r>
+        <w:rPr>
+          <w:rFonts w:ascii="Times New Roman" w:eastAsia="Times New Roman" w:hAnsi="Times New Roman" w:cs="Times New Roman"/>
+          <w:kern w:val="0"/>
+          <w:sz w:val="24"/>
+          <w:lang w:val="es-CO"/>
+        </w:rPr>
+        <w:t xml:space="preserve"> también cuenta con una variedad de facultades las cuales son consideradas el eje estructural y el "corazón académico" que impulsa la formación integral, la innovación y el compromiso social. La institución cuenta con las siguientes facultades:</w:t>
+      </w:r>
+    </w:p>
+    <w:p>
+      <w:pPr>
+        <w:pStyle w:val="Textbody"/>
+        <w:numPr>
+          <w:ilvl w:val="0"/>
+          <w:numId w:val="32"/>
+        </w:numPr>
+        <w:rPr>
+          <w:rFonts w:ascii="Times New Roman" w:eastAsia="Times New Roman" w:hAnsi="Times New Roman" w:cs="Times New Roman"/>
+          <w:kern w:val="0"/>
+          <w:sz w:val="24"/>
+          <w:lang w:val="es-CO"/>
+        </w:rPr>
+      </w:pPr>
+      <w:r>
+        <w:rPr>
+          <w:rFonts w:ascii="Times New Roman" w:eastAsia="Times New Roman" w:hAnsi="Times New Roman" w:cs="Times New Roman"/>
+          <w:b/>
+          <w:bCs/>
+          <w:kern w:val="0"/>
+          <w:sz w:val="24"/>
+          <w:lang w:val="es-CO"/>
+        </w:rPr>
+        <w:t>Facultad de Ciencias Administrativas y Económicas:</w:t>
+      </w:r>
+      <w:r>
+        <w:rPr>
+          <w:rFonts w:ascii="Times New Roman" w:eastAsia="Times New Roman" w:hAnsi="Times New Roman" w:cs="Times New Roman"/>
+          <w:kern w:val="0"/>
+          <w:sz w:val="24"/>
+          <w:lang w:val="es-CO"/>
+        </w:rPr>
+        <w:t xml:space="preserve"> Se centra en formar profesionales con una "visión estratégica y gerencial</w:t>
+      </w:r>
+      <w:proofErr w:type="gramStart"/>
+      <w:r>
+        <w:rPr>
+          <w:rFonts w:ascii="Times New Roman" w:eastAsia="Times New Roman" w:hAnsi="Times New Roman" w:cs="Times New Roman"/>
+          <w:kern w:val="0"/>
+          <w:sz w:val="24"/>
+          <w:lang w:val="es-CO"/>
+        </w:rPr>
+        <w:t>"  para</w:t>
+      </w:r>
+      <w:proofErr w:type="gramEnd"/>
+      <w:r>
+        <w:rPr>
+          <w:rFonts w:ascii="Times New Roman" w:eastAsia="Times New Roman" w:hAnsi="Times New Roman" w:cs="Times New Roman"/>
+          <w:kern w:val="0"/>
+          <w:sz w:val="24"/>
+          <w:lang w:val="es-CO"/>
+        </w:rPr>
+        <w:t xml:space="preserve"> la gestión eficiente de organizaciones y cadenas de suministro.</w:t>
+      </w:r>
+    </w:p>
+    <w:p>
+      <w:pPr>
+        <w:pStyle w:val="Textbody"/>
+        <w:numPr>
+          <w:ilvl w:val="0"/>
+          <w:numId w:val="32"/>
+        </w:numPr>
+        <w:rPr>
+          <w:rFonts w:ascii="Times New Roman" w:eastAsia="Times New Roman" w:hAnsi="Times New Roman" w:cs="Times New Roman"/>
+          <w:kern w:val="0"/>
+          <w:sz w:val="24"/>
+          <w:lang w:val="es-CO"/>
+        </w:rPr>
+      </w:pPr>
+      <w:r>
+        <w:rPr>
+          <w:rFonts w:ascii="Times New Roman" w:eastAsia="Times New Roman" w:hAnsi="Times New Roman" w:cs="Times New Roman"/>
+          <w:b/>
+          <w:bCs/>
+          <w:kern w:val="0"/>
+          <w:sz w:val="24"/>
+          <w:lang w:val="es-CO"/>
+        </w:rPr>
+        <w:t>Facultad de Derecho y Ciencias Forenses:</w:t>
+      </w:r>
+      <w:r>
+        <w:rPr>
+          <w:rFonts w:ascii="Times New Roman" w:eastAsia="Times New Roman" w:hAnsi="Times New Roman" w:cs="Times New Roman"/>
+          <w:kern w:val="0"/>
+          <w:sz w:val="24"/>
+          <w:lang w:val="es-CO"/>
+        </w:rPr>
+        <w:t xml:space="preserve"> Destaca por su "alto impacto social e inclusión", especialmente a través de su Consultorio Jurídico y Centro de Conciliación, que ofrece servicios priorizados a mujeres, personas con discapacidad y diversidad de género.</w:t>
+      </w:r>
+    </w:p>
+    <w:p>
+      <w:pPr>
+        <w:pStyle w:val="Textbody"/>
+        <w:numPr>
+          <w:ilvl w:val="0"/>
+          <w:numId w:val="32"/>
+        </w:numPr>
+        <w:rPr>
+          <w:rFonts w:ascii="Times New Roman" w:eastAsia="Times New Roman" w:hAnsi="Times New Roman" w:cs="Times New Roman"/>
+          <w:kern w:val="0"/>
+          <w:sz w:val="24"/>
+          <w:lang w:val="es-CO"/>
+        </w:rPr>
+      </w:pPr>
+      <w:r>
+        <w:rPr>
+          <w:rFonts w:ascii="Times New Roman" w:eastAsia="Times New Roman" w:hAnsi="Times New Roman" w:cs="Times New Roman"/>
+          <w:b/>
+          <w:bCs/>
+          <w:kern w:val="0"/>
+          <w:sz w:val="24"/>
+          <w:lang w:val="es-CO"/>
+        </w:rPr>
+        <w:t>Facultad de Educación y Ciencias Sociales:</w:t>
+      </w:r>
+      <w:r>
+        <w:rPr>
+          <w:rFonts w:ascii="Times New Roman" w:eastAsia="Times New Roman" w:hAnsi="Times New Roman" w:cs="Times New Roman"/>
+          <w:kern w:val="0"/>
+          <w:sz w:val="24"/>
+          <w:lang w:val="es-CO"/>
+        </w:rPr>
+        <w:t xml:space="preserve"> Enfocada en la formación humana y el desarrollo social, ofrece programas de alto nivel como el "Doctorado en Educación y Estudios Sociales" y maestrías en pedagogía digital.</w:t>
+      </w:r>
+    </w:p>
+    <w:p>
+      <w:pPr>
+        <w:pStyle w:val="Textbody"/>
+        <w:numPr>
+          <w:ilvl w:val="0"/>
+          <w:numId w:val="32"/>
+        </w:numPr>
+        <w:rPr>
+          <w:rFonts w:ascii="Times New Roman" w:eastAsia="Times New Roman" w:hAnsi="Times New Roman" w:cs="Times New Roman"/>
+          <w:kern w:val="0"/>
+          <w:sz w:val="24"/>
+          <w:lang w:val="es-CO"/>
+        </w:rPr>
+      </w:pPr>
+      <w:r>
+        <w:rPr>
+          <w:rFonts w:ascii="Times New Roman" w:eastAsia="Times New Roman" w:hAnsi="Times New Roman" w:cs="Times New Roman"/>
+          <w:b/>
+          <w:bCs/>
+          <w:kern w:val="0"/>
+          <w:sz w:val="24"/>
+          <w:lang w:val="es-CO"/>
+        </w:rPr>
+        <w:t xml:space="preserve">Facultad de Ingeniería: </w:t>
+      </w:r>
+      <w:r>
+        <w:rPr>
+          <w:rFonts w:ascii="Times New Roman" w:eastAsia="Times New Roman" w:hAnsi="Times New Roman" w:cs="Times New Roman"/>
+          <w:kern w:val="0"/>
+          <w:sz w:val="24"/>
+          <w:lang w:val="es-CO"/>
+        </w:rPr>
+        <w:t>Se dedica a ofrecer programas académicos innovadores orientados a la formación profesional para la "transformación del futuro". Incluye áreas especializadas como la Gestión de Tecnología de la Información.</w:t>
+      </w:r>
+    </w:p>
+    <w:p>
+      <w:pPr>
+        <w:pStyle w:val="Textbody"/>
+        <w:numPr>
+          <w:ilvl w:val="0"/>
+          <w:numId w:val="32"/>
+        </w:numPr>
+        <w:rPr>
+          <w:rFonts w:ascii="Times New Roman" w:eastAsia="Times New Roman" w:hAnsi="Times New Roman" w:cs="Times New Roman"/>
+          <w:kern w:val="0"/>
+          <w:sz w:val="24"/>
+          <w:lang w:val="es-CO"/>
+        </w:rPr>
+      </w:pPr>
+      <w:r>
+        <w:rPr>
+          <w:rFonts w:ascii="Times New Roman" w:eastAsia="Times New Roman" w:hAnsi="Times New Roman" w:cs="Times New Roman"/>
+          <w:b/>
+          <w:bCs/>
+          <w:kern w:val="0"/>
+          <w:sz w:val="24"/>
+          <w:lang w:val="es-CO"/>
+        </w:rPr>
+        <w:t xml:space="preserve">Departamento de Ciencias Básicas y Áreas Comunes: </w:t>
+      </w:r>
+      <w:r>
+        <w:rPr>
+          <w:rFonts w:ascii="Times New Roman" w:eastAsia="Times New Roman" w:hAnsi="Times New Roman" w:cs="Times New Roman"/>
+          <w:kern w:val="0"/>
+          <w:sz w:val="24"/>
+          <w:lang w:val="es-CO"/>
+        </w:rPr>
+        <w:t xml:space="preserve">Aunque funciona como una </w:t>
+      </w:r>
+      <w:r>
+        <w:rPr>
+          <w:rFonts w:ascii="Times New Roman" w:eastAsia="Times New Roman" w:hAnsi="Times New Roman" w:cs="Times New Roman"/>
+          <w:kern w:val="0"/>
+          <w:sz w:val="24"/>
+          <w:lang w:val="es-CO"/>
+        </w:rPr>
+        <w:lastRenderedPageBreak/>
+        <w:t xml:space="preserve">unidad transversal, es fundamental para la institución al coordinar procesos de "tutorías, </w:t>
+      </w:r>
+      <w:r>
+        <w:rPr>
+          <w:rFonts w:ascii="Times New Roman" w:eastAsia="Times New Roman" w:hAnsi="Times New Roman" w:cs="Times New Roman"/>
+          <w:kern w:val="0"/>
+          <w:sz w:val="24"/>
+          <w:lang w:val="es-CO"/>
+        </w:rPr>
+        <w:t>monitorias</w:t>
+      </w:r>
+      <w:r>
+        <w:rPr>
+          <w:rFonts w:ascii="Times New Roman" w:eastAsia="Times New Roman" w:hAnsi="Times New Roman" w:cs="Times New Roman"/>
+          <w:kern w:val="0"/>
+          <w:sz w:val="24"/>
+          <w:lang w:val="es-CO"/>
+        </w:rPr>
+        <w:t xml:space="preserve"> y fundamentación académica" para los estudiantes de todas las facultades.</w:t>
+      </w:r>
+    </w:p>
+    <w:p>
+      <w:pPr>
+        <w:pStyle w:val="Textbody"/>
+        <w:rPr>
+          <w:rFonts w:ascii="Times New Roman" w:eastAsia="Times New Roman" w:hAnsi="Times New Roman" w:cs="Times New Roman"/>
+          <w:kern w:val="0"/>
+          <w:sz w:val="24"/>
+          <w:lang w:val="es-CO"/>
+        </w:rPr>
+      </w:pPr>
+      <w:r>
+        <w:rPr>
+          <w:rFonts w:ascii="Times New Roman" w:eastAsia="Times New Roman" w:hAnsi="Times New Roman" w:cs="Times New Roman"/>
+          <w:kern w:val="0"/>
+          <w:sz w:val="24"/>
+          <w:lang w:val="es-CO"/>
+        </w:rPr>
+        <w:t>Estas trabajan de manera articulada para cumplir con los objetivos de alta calidad y cobertura educativa de la institución.</w:t>
+      </w:r>
+    </w:p>
+    <w:p>
+      <w:pPr>
+        <w:pStyle w:val="Textbody"/>
+        <w:rPr>
+          <w:rFonts w:ascii="Times New Roman" w:eastAsia="Times New Roman" w:hAnsi="Times New Roman" w:cs="Times New Roman"/>
+          <w:kern w:val="0"/>
+          <w:sz w:val="24"/>
+          <w:lang w:val="es-CO"/>
+        </w:rPr>
+      </w:pPr>
+      <w:r>
+        <w:rPr>
+          <w:rFonts w:ascii="Times New Roman" w:eastAsia="Times New Roman" w:hAnsi="Times New Roman" w:cs="Times New Roman"/>
+          <w:kern w:val="0"/>
+          <w:sz w:val="24"/>
+          <w:lang w:val="es-CO"/>
+        </w:rPr>
+        <w:t>En cuanto a las TIC presentes en la entidad, se asume, con base en la información pública disponible, que utilizan herramientas del sector educativo y ofimática como:</w:t>
+      </w:r>
+    </w:p>
+    <w:p>
+      <w:pPr>
+        <w:pStyle w:val="Textbody"/>
+        <w:rPr>
+          <w:rFonts w:ascii="Times New Roman" w:eastAsia="Times New Roman" w:hAnsi="Times New Roman" w:cs="Times New Roman"/>
+          <w:kern w:val="0"/>
+          <w:sz w:val="24"/>
+          <w:lang w:val="en-US"/>
+        </w:rPr>
+      </w:pPr>
+      <w:r>
+        <w:rPr>
+          <w:rFonts w:ascii="Times New Roman" w:eastAsia="Times New Roman" w:hAnsi="Times New Roman" w:cs="Times New Roman"/>
+          <w:kern w:val="0"/>
+          <w:sz w:val="24"/>
+          <w:lang w:val="en-US"/>
+        </w:rPr>
+        <w:t xml:space="preserve">- </w:t>
+      </w:r>
+      <w:r>
+        <w:rPr>
+          <w:rFonts w:ascii="Times New Roman" w:eastAsia="Times New Roman" w:hAnsi="Times New Roman" w:cs="Times New Roman"/>
+          <w:kern w:val="0"/>
+          <w:sz w:val="24"/>
+          <w:lang w:val="en-US"/>
+        </w:rPr>
+        <w:t xml:space="preserve"> Google Workspace</w:t>
+      </w:r>
+    </w:p>
+    <w:p>
+      <w:pPr>
+        <w:pStyle w:val="Textbody"/>
+        <w:rPr>
+          <w:rFonts w:ascii="Times New Roman" w:eastAsia="Times New Roman" w:hAnsi="Times New Roman" w:cs="Times New Roman"/>
+          <w:kern w:val="0"/>
+          <w:sz w:val="24"/>
+          <w:lang w:val="en-US"/>
+        </w:rPr>
+      </w:pPr>
+      <w:r>
+        <w:rPr>
+          <w:rFonts w:ascii="Times New Roman" w:eastAsia="Times New Roman" w:hAnsi="Times New Roman" w:cs="Times New Roman"/>
+          <w:kern w:val="0"/>
+          <w:sz w:val="24"/>
+          <w:lang w:val="en-US"/>
+        </w:rPr>
+        <w:t xml:space="preserve">- </w:t>
+      </w:r>
+      <w:r>
+        <w:rPr>
+          <w:rFonts w:ascii="Times New Roman" w:eastAsia="Times New Roman" w:hAnsi="Times New Roman" w:cs="Times New Roman"/>
+          <w:kern w:val="0"/>
+          <w:sz w:val="24"/>
+          <w:lang w:val="en-US"/>
+        </w:rPr>
+        <w:t xml:space="preserve"> Microsoft Office</w:t>
+      </w:r>
+    </w:p>
+    <w:p>
+      <w:pPr>
+        <w:pStyle w:val="Textbody"/>
+        <w:rPr>
+          <w:rFonts w:ascii="Times New Roman" w:eastAsia="Times New Roman" w:hAnsi="Times New Roman" w:cs="Times New Roman"/>
+          <w:kern w:val="0"/>
+          <w:sz w:val="24"/>
+          <w:lang w:val="en-US"/>
+        </w:rPr>
+      </w:pPr>
+      <w:r>
+        <w:rPr>
+          <w:rFonts w:ascii="Times New Roman" w:eastAsia="Times New Roman" w:hAnsi="Times New Roman" w:cs="Times New Roman"/>
+          <w:kern w:val="0"/>
+          <w:sz w:val="24"/>
+          <w:lang w:val="en-US"/>
+        </w:rPr>
+        <w:t xml:space="preserve">- </w:t>
+      </w:r>
+      <w:r>
+        <w:rPr>
+          <w:rFonts w:ascii="Times New Roman" w:eastAsia="Times New Roman" w:hAnsi="Times New Roman" w:cs="Times New Roman"/>
+          <w:kern w:val="0"/>
+          <w:sz w:val="24"/>
+          <w:lang w:val="en-US"/>
+        </w:rPr>
+        <w:t>Microsoft Forms</w:t>
+      </w:r>
+    </w:p>
+    <w:p>
+      <w:pPr>
+        <w:pStyle w:val="Textbody"/>
+        <w:rPr>
+          <w:rFonts w:ascii="Times New Roman" w:eastAsia="Times New Roman" w:hAnsi="Times New Roman" w:cs="Times New Roman"/>
+          <w:kern w:val="0"/>
+          <w:sz w:val="24"/>
+          <w:lang w:val="es-CO"/>
+        </w:rPr>
+      </w:pPr>
+      <w:r>
+        <w:rPr>
+          <w:rFonts w:ascii="Times New Roman" w:eastAsia="Times New Roman" w:hAnsi="Times New Roman" w:cs="Times New Roman"/>
+          <w:kern w:val="0"/>
+          <w:sz w:val="24"/>
+          <w:lang w:val="es-CO"/>
+        </w:rPr>
+        <w:t xml:space="preserve">- </w:t>
+      </w:r>
+      <w:r>
+        <w:rPr>
+          <w:rFonts w:ascii="Times New Roman" w:eastAsia="Times New Roman" w:hAnsi="Times New Roman" w:cs="Times New Roman"/>
+          <w:kern w:val="0"/>
+          <w:sz w:val="24"/>
+          <w:lang w:val="es-CO"/>
+        </w:rPr>
+        <w:t>C</w:t>
+      </w:r>
+      <w:r>
+        <w:rPr>
+          <w:rFonts w:ascii="Times New Roman" w:eastAsia="Times New Roman" w:hAnsi="Times New Roman" w:cs="Times New Roman"/>
+          <w:kern w:val="0"/>
+          <w:sz w:val="24"/>
+          <w:lang w:val="es-CO"/>
+        </w:rPr>
+        <w:t>uentas de c</w:t>
+      </w:r>
+      <w:r>
+        <w:rPr>
+          <w:rFonts w:ascii="Times New Roman" w:eastAsia="Times New Roman" w:hAnsi="Times New Roman" w:cs="Times New Roman"/>
+          <w:kern w:val="0"/>
+          <w:sz w:val="24"/>
+          <w:lang w:val="es-CO"/>
+        </w:rPr>
+        <w:t>orreo institucionales, para alumnos y administradores</w:t>
+      </w:r>
+    </w:p>
+    <w:p>
+      <w:pPr>
+        <w:pStyle w:val="Textbody"/>
+        <w:rPr>
+          <w:rFonts w:ascii="Times New Roman" w:eastAsia="Times New Roman" w:hAnsi="Times New Roman" w:cs="Times New Roman"/>
+          <w:kern w:val="0"/>
+          <w:sz w:val="24"/>
+          <w:lang w:val="es-CO"/>
+        </w:rPr>
+      </w:pPr>
+      <w:r>
+        <w:rPr>
+          <w:rFonts w:ascii="Times New Roman" w:eastAsia="Times New Roman" w:hAnsi="Times New Roman" w:cs="Times New Roman"/>
+          <w:kern w:val="0"/>
+          <w:sz w:val="24"/>
+          <w:lang w:val="es-CO"/>
+        </w:rPr>
+        <w:t>- Cuentas de Azure y AWS gestionadas gratis para la institución</w:t>
+      </w:r>
+    </w:p>
+    <w:p>
+      <w:pPr>
+        <w:pStyle w:val="Textbody"/>
+        <w:rPr>
+          <w:rFonts w:ascii="Times New Roman" w:eastAsia="Times New Roman" w:hAnsi="Times New Roman" w:cs="Times New Roman"/>
+          <w:kern w:val="0"/>
+          <w:sz w:val="24"/>
+          <w:lang w:val="es-CO"/>
+        </w:rPr>
+      </w:pPr>
+      <w:r>
+        <w:rPr>
+          <w:rFonts w:ascii="Times New Roman" w:eastAsia="Times New Roman" w:hAnsi="Times New Roman" w:cs="Times New Roman"/>
+          <w:kern w:val="0"/>
+          <w:sz w:val="24"/>
+          <w:lang w:val="es-CO"/>
+        </w:rPr>
+        <w:t xml:space="preserve">- </w:t>
+      </w:r>
+      <w:r>
+        <w:rPr>
+          <w:rFonts w:ascii="Times New Roman" w:eastAsia="Times New Roman" w:hAnsi="Times New Roman" w:cs="Times New Roman"/>
+          <w:kern w:val="0"/>
+          <w:sz w:val="24"/>
+          <w:lang w:val="es-CO"/>
+        </w:rPr>
+        <w:t xml:space="preserve">Microsoft </w:t>
+      </w:r>
+      <w:proofErr w:type="spellStart"/>
+      <w:r>
+        <w:rPr>
+          <w:rFonts w:ascii="Times New Roman" w:eastAsia="Times New Roman" w:hAnsi="Times New Roman" w:cs="Times New Roman"/>
+          <w:kern w:val="0"/>
+          <w:sz w:val="24"/>
+          <w:lang w:val="es-CO"/>
+        </w:rPr>
+        <w:t>Teams</w:t>
+      </w:r>
+      <w:proofErr w:type="spellEnd"/>
+    </w:p>
+    <w:p>
+      <w:pPr>
+        <w:pStyle w:val="Textbody"/>
+        <w:rPr>
+          <w:rFonts w:ascii="Times New Roman" w:eastAsia="Times New Roman" w:hAnsi="Times New Roman" w:cs="Times New Roman"/>
+          <w:kern w:val="0"/>
+          <w:sz w:val="24"/>
+          <w:lang w:val="es-CO"/>
+        </w:rPr>
+      </w:pPr>
+      <w:r>
+        <w:rPr>
+          <w:rFonts w:ascii="Times New Roman" w:eastAsia="Times New Roman" w:hAnsi="Times New Roman" w:cs="Times New Roman"/>
+          <w:kern w:val="0"/>
+          <w:sz w:val="24"/>
+          <w:lang w:val="es-CO"/>
+        </w:rPr>
+        <w:t xml:space="preserve">- </w:t>
+      </w:r>
+      <w:r>
+        <w:rPr>
+          <w:rFonts w:ascii="Times New Roman" w:eastAsia="Times New Roman" w:hAnsi="Times New Roman" w:cs="Times New Roman"/>
+          <w:kern w:val="0"/>
+          <w:sz w:val="24"/>
+          <w:lang w:val="es-CO"/>
+        </w:rPr>
+        <w:t xml:space="preserve"> Páginas web desarrolladas de manera interna</w:t>
+      </w:r>
+    </w:p>
+    <w:p>
+      <w:pPr>
+        <w:pStyle w:val="Textbody"/>
+        <w:rPr>
+          <w:rFonts w:ascii="Times New Roman" w:eastAsia="Times New Roman" w:hAnsi="Times New Roman" w:cs="Times New Roman"/>
+          <w:kern w:val="0"/>
+          <w:sz w:val="24"/>
+          <w:lang w:val="es-CO"/>
+        </w:rPr>
+      </w:pPr>
+      <w:r>
+        <w:rPr>
+          <w:rFonts w:ascii="Times New Roman" w:eastAsia="Times New Roman" w:hAnsi="Times New Roman" w:cs="Times New Roman"/>
+          <w:kern w:val="0"/>
+          <w:sz w:val="24"/>
+          <w:lang w:val="es-CO"/>
+        </w:rPr>
+        <w:t xml:space="preserve">- </w:t>
+      </w:r>
+      <w:r>
+        <w:rPr>
+          <w:rFonts w:ascii="Times New Roman" w:eastAsia="Times New Roman" w:hAnsi="Times New Roman" w:cs="Times New Roman"/>
+          <w:kern w:val="0"/>
+          <w:sz w:val="24"/>
+          <w:lang w:val="es-CO"/>
+        </w:rPr>
+        <w:t>Sistema Campus (https://campus.tdea.edu.co)</w:t>
+      </w:r>
+    </w:p>
+    <w:p>
+      <w:pPr>
+        <w:pStyle w:val="Textbody"/>
+        <w:rPr>
+          <w:rFonts w:ascii="Times New Roman" w:eastAsia="Times New Roman" w:hAnsi="Times New Roman" w:cs="Times New Roman"/>
+          <w:kern w:val="0"/>
+          <w:sz w:val="24"/>
+          <w:lang w:val="es-CO"/>
+        </w:rPr>
+      </w:pPr>
+      <w:r>
+        <w:rPr>
+          <w:rFonts w:ascii="Times New Roman" w:eastAsia="Times New Roman" w:hAnsi="Times New Roman" w:cs="Times New Roman"/>
+          <w:kern w:val="0"/>
+          <w:sz w:val="24"/>
+          <w:lang w:val="es-CO"/>
+        </w:rPr>
+        <w:t xml:space="preserve">- </w:t>
+      </w:r>
+      <w:proofErr w:type="spellStart"/>
+      <w:r>
+        <w:rPr>
+          <w:rFonts w:ascii="Times New Roman" w:eastAsia="Times New Roman" w:hAnsi="Times New Roman" w:cs="Times New Roman"/>
+          <w:kern w:val="0"/>
+          <w:sz w:val="24"/>
+          <w:lang w:val="es-CO"/>
+        </w:rPr>
+        <w:t>TdeA</w:t>
+      </w:r>
+      <w:proofErr w:type="spellEnd"/>
+      <w:r>
+        <w:rPr>
+          <w:rFonts w:ascii="Times New Roman" w:eastAsia="Times New Roman" w:hAnsi="Times New Roman" w:cs="Times New Roman"/>
+          <w:kern w:val="0"/>
+          <w:sz w:val="24"/>
+          <w:lang w:val="es-CO"/>
+        </w:rPr>
         <w:t xml:space="preserve"> </w:t>
       </w:r>
-      <w:r>
-        <w:t>La institución cuenta con las siguientes áreas de gestión:</w:t>
-      </w:r>
-    </w:p>
-    <w:p>
-      <w:pPr>
-        <w:pStyle w:val="NormalWeb"/>
-      </w:pPr>
-      <w:r>
-        <w:t>• Rectoría</w:t>
-      </w:r>
-      <w:r>
-        <w:br/>
-        <w:t>• Secretaría General</w:t>
-      </w:r>
-      <w:r>
-        <w:br/>
-        <w:t>• Dirección Administrativa y Financiera</w:t>
-      </w:r>
-      <w:r>
-        <w:br/>
-        <w:t>• Dirección de Planeación</w:t>
-      </w:r>
-      <w:r>
-        <w:br/>
-        <w:t>• Dirección de Bienestar Institucional</w:t>
-      </w:r>
-      <w:r>
-        <w:br/>
-      </w:r>
-      <w:r>
-        <w:lastRenderedPageBreak/>
-        <w:t>• Dirección de Extensión Académica y Regionalización</w:t>
-      </w:r>
-      <w:r>
-        <w:br/>
-        <w:t>• Control Interno</w:t>
-      </w:r>
-    </w:p>
-    <w:p>
-      <w:pPr>
-        <w:pStyle w:val="NormalWeb"/>
-      </w:pPr>
-      <w:r>
-        <w:t xml:space="preserve">Se tomará </w:t>
-      </w:r>
-      <w:r>
-        <w:t>con mayor</w:t>
-      </w:r>
-      <w:r>
-        <w:t xml:space="preserve"> énfasis en el área de Rectoría, ya que de allí se desprende la iniciativa que se acogerá como proyecto, relacionada con propuestas de innovación educativa que buscan métodos de estudio </w:t>
+      <w:proofErr w:type="gramStart"/>
+      <w:r>
+        <w:rPr>
+          <w:rFonts w:ascii="Times New Roman" w:eastAsia="Times New Roman" w:hAnsi="Times New Roman" w:cs="Times New Roman"/>
+          <w:kern w:val="0"/>
+          <w:sz w:val="24"/>
+          <w:lang w:val="es-CO"/>
+        </w:rPr>
+        <w:t>Virtual  (</w:t>
+      </w:r>
+      <w:proofErr w:type="gramEnd"/>
+      <w:r>
+        <w:rPr>
+          <w:rFonts w:ascii="Times New Roman" w:eastAsia="Times New Roman" w:hAnsi="Times New Roman" w:cs="Times New Roman"/>
+          <w:kern w:val="0"/>
+          <w:sz w:val="24"/>
+          <w:lang w:val="es-CO"/>
+        </w:rPr>
+        <w:t>https://virtual.tdea.edu.co)</w:t>
+      </w:r>
+    </w:p>
+    <w:p>
+      <w:pPr>
+        <w:pStyle w:val="Textbody"/>
+        <w:rPr>
+          <w:rFonts w:ascii="Times New Roman" w:eastAsia="Times New Roman" w:hAnsi="Times New Roman" w:cs="Times New Roman"/>
+          <w:kern w:val="0"/>
+          <w:sz w:val="24"/>
+          <w:lang w:val="es-CO"/>
+        </w:rPr>
+      </w:pPr>
+      <w:r>
+        <w:rPr>
+          <w:rFonts w:ascii="Times New Roman" w:eastAsia="Times New Roman" w:hAnsi="Times New Roman" w:cs="Times New Roman"/>
+          <w:kern w:val="0"/>
+          <w:sz w:val="24"/>
+          <w:lang w:val="es-CO"/>
+        </w:rPr>
+        <w:t xml:space="preserve">- </w:t>
+      </w:r>
+      <w:r>
+        <w:rPr>
+          <w:rFonts w:ascii="Times New Roman" w:eastAsia="Times New Roman" w:hAnsi="Times New Roman" w:cs="Times New Roman"/>
+          <w:kern w:val="0"/>
+          <w:sz w:val="24"/>
+          <w:lang w:val="es-CO"/>
+        </w:rPr>
+        <w:t>inscripcionestdea.com</w:t>
+      </w:r>
+    </w:p>
+    <w:p>
+      <w:pPr>
+        <w:pStyle w:val="Textbody"/>
+        <w:rPr>
+          <w:rFonts w:ascii="Times New Roman" w:eastAsia="Times New Roman" w:hAnsi="Times New Roman" w:cs="Times New Roman"/>
+          <w:kern w:val="0"/>
+          <w:sz w:val="24"/>
+          <w:lang w:val="en-US"/>
+        </w:rPr>
+      </w:pPr>
+      <w:r>
+        <w:rPr>
+          <w:rFonts w:ascii="Times New Roman" w:eastAsia="Times New Roman" w:hAnsi="Times New Roman" w:cs="Times New Roman"/>
+          <w:kern w:val="0"/>
+          <w:sz w:val="24"/>
+          <w:lang w:val="en-US"/>
+        </w:rPr>
+        <w:t xml:space="preserve">- </w:t>
       </w:r>
       <w:proofErr w:type="spellStart"/>
       <w:r>
-        <w:t>neurodiversos</w:t>
+        <w:rPr>
+          <w:rFonts w:ascii="Times New Roman" w:eastAsia="Times New Roman" w:hAnsi="Times New Roman" w:cs="Times New Roman"/>
+          <w:kern w:val="0"/>
+          <w:sz w:val="24"/>
+          <w:lang w:val="en-US"/>
+        </w:rPr>
+        <w:t>Tracktest</w:t>
       </w:r>
       <w:proofErr w:type="spellEnd"/>
-      <w:r>
-        <w:t xml:space="preserve"> </w:t>
-      </w:r>
-      <w:r>
-        <w:t>como el</w:t>
-      </w:r>
-      <w:r>
-        <w:t xml:space="preserve"> </w:t>
+    </w:p>
+    <w:p>
+      <w:pPr>
+        <w:pStyle w:val="Textbody"/>
+        <w:rPr>
+          <w:rFonts w:ascii="Times New Roman" w:eastAsia="Times New Roman" w:hAnsi="Times New Roman" w:cs="Times New Roman"/>
+          <w:kern w:val="0"/>
+          <w:sz w:val="24"/>
+          <w:lang w:val="en-US"/>
+        </w:rPr>
+      </w:pPr>
+      <w:r>
+        <w:rPr>
+          <w:rFonts w:ascii="Times New Roman" w:eastAsia="Times New Roman" w:hAnsi="Times New Roman" w:cs="Times New Roman"/>
+          <w:kern w:val="0"/>
+          <w:sz w:val="24"/>
+          <w:lang w:val="en-US"/>
+        </w:rPr>
+        <w:t xml:space="preserve">- </w:t>
+      </w:r>
+      <w:r>
+        <w:rPr>
+          <w:rFonts w:ascii="Times New Roman" w:eastAsia="Times New Roman" w:hAnsi="Times New Roman" w:cs="Times New Roman"/>
+          <w:kern w:val="0"/>
+          <w:sz w:val="24"/>
+          <w:lang w:val="en-US"/>
+        </w:rPr>
+        <w:t xml:space="preserve">PSE </w:t>
+      </w:r>
+    </w:p>
+    <w:p>
+      <w:pPr>
+        <w:pStyle w:val="Textbody"/>
+        <w:rPr>
+          <w:rFonts w:ascii="Times New Roman" w:eastAsia="Times New Roman" w:hAnsi="Times New Roman" w:cs="Times New Roman"/>
+          <w:kern w:val="0"/>
+          <w:sz w:val="24"/>
+          <w:lang w:val="en-US"/>
+        </w:rPr>
+      </w:pPr>
+      <w:r>
+        <w:rPr>
+          <w:rFonts w:ascii="Times New Roman" w:eastAsia="Times New Roman" w:hAnsi="Times New Roman" w:cs="Times New Roman"/>
+          <w:kern w:val="0"/>
+          <w:sz w:val="24"/>
+          <w:lang w:val="en-US"/>
+        </w:rPr>
+        <w:t xml:space="preserve">- </w:t>
       </w:r>
       <w:proofErr w:type="spellStart"/>
       <w:r>
         <w:rPr>
-          <w:rStyle w:val="nfasis"/>
-        </w:rPr>
-        <w:t>game-based</w:t>
+          <w:rFonts w:ascii="Times New Roman" w:eastAsia="Times New Roman" w:hAnsi="Times New Roman" w:cs="Times New Roman"/>
+          <w:kern w:val="0"/>
+          <w:sz w:val="24"/>
+          <w:lang w:val="en-US"/>
+        </w:rPr>
+        <w:t>Moovit</w:t>
       </w:r>
       <w:proofErr w:type="spellEnd"/>
-      <w:r>
-        <w:rPr>
-          <w:rStyle w:val="nfasis"/>
-        </w:rPr>
-        <w:t xml:space="preserve"> </w:t>
+    </w:p>
+    <w:p>
+      <w:pPr>
+        <w:pStyle w:val="Textbody"/>
+        <w:rPr>
+          <w:rFonts w:ascii="Times New Roman" w:eastAsia="Times New Roman" w:hAnsi="Times New Roman" w:cs="Times New Roman"/>
+          <w:kern w:val="0"/>
+          <w:sz w:val="24"/>
+          <w:lang w:val="en-US"/>
+        </w:rPr>
+      </w:pPr>
+      <w:r>
+        <w:rPr>
+          <w:rFonts w:ascii="Times New Roman" w:eastAsia="Times New Roman" w:hAnsi="Times New Roman" w:cs="Times New Roman"/>
+          <w:kern w:val="0"/>
+          <w:sz w:val="24"/>
+          <w:lang w:val="en-US"/>
+        </w:rPr>
+        <w:t xml:space="preserve">- </w:t>
       </w:r>
       <w:proofErr w:type="spellStart"/>
       <w:r>
         <w:rPr>
-          <w:rStyle w:val="nfasis"/>
-        </w:rPr>
-        <w:t>learning</w:t>
+          <w:rFonts w:ascii="Times New Roman" w:eastAsia="Times New Roman" w:hAnsi="Times New Roman" w:cs="Times New Roman"/>
+          <w:kern w:val="0"/>
+          <w:sz w:val="24"/>
+          <w:lang w:val="en-US"/>
+        </w:rPr>
+        <w:t>Sapiencia</w:t>
       </w:r>
       <w:proofErr w:type="spellEnd"/>
       <w:r>
-        <w:t xml:space="preserve">, de donde surge la idea de </w:t>
-      </w:r>
-      <w:r>
-        <w:rPr>
-          <w:rStyle w:val="Textoennegrita"/>
-        </w:rPr>
-        <w:t xml:space="preserve">Next </w:t>
+        <w:rPr>
+          <w:rFonts w:ascii="Times New Roman" w:eastAsia="Times New Roman" w:hAnsi="Times New Roman" w:cs="Times New Roman"/>
+          <w:kern w:val="0"/>
+          <w:sz w:val="24"/>
+          <w:lang w:val="en-US"/>
+        </w:rPr>
+        <w:t xml:space="preserve"> (www.sapiencia.gov.co)</w:t>
+      </w:r>
+    </w:p>
+    <w:p>
+      <w:pPr>
+        <w:pStyle w:val="Textbody"/>
+        <w:rPr>
+          <w:rFonts w:ascii="Times New Roman" w:eastAsia="Times New Roman" w:hAnsi="Times New Roman" w:cs="Times New Roman"/>
+          <w:kern w:val="0"/>
+          <w:sz w:val="24"/>
+          <w:lang w:val="es-CO"/>
+        </w:rPr>
+      </w:pPr>
+      <w:r>
+        <w:rPr>
+          <w:rFonts w:ascii="Times New Roman" w:eastAsia="Times New Roman" w:hAnsi="Times New Roman" w:cs="Times New Roman"/>
+          <w:kern w:val="0"/>
+          <w:sz w:val="24"/>
+          <w:lang w:val="es-CO"/>
+        </w:rPr>
+        <w:t xml:space="preserve">- </w:t>
+      </w:r>
+      <w:r>
+        <w:rPr>
+          <w:rFonts w:ascii="Times New Roman" w:eastAsia="Times New Roman" w:hAnsi="Times New Roman" w:cs="Times New Roman"/>
+          <w:kern w:val="0"/>
+          <w:sz w:val="24"/>
+          <w:lang w:val="es-CO"/>
+        </w:rPr>
+        <w:t>Prosperidad Social (www.prosperidadsocial.gov.co)</w:t>
+      </w:r>
+    </w:p>
+    <w:p>
+      <w:pPr>
+        <w:pStyle w:val="Textbody"/>
+        <w:rPr>
+          <w:rFonts w:ascii="Times New Roman" w:eastAsia="Times New Roman" w:hAnsi="Times New Roman" w:cs="Times New Roman"/>
+          <w:kern w:val="0"/>
+          <w:sz w:val="24"/>
+          <w:lang w:val="es-CO"/>
+        </w:rPr>
+      </w:pPr>
+      <w:r>
+        <w:rPr>
+          <w:rFonts w:ascii="Times New Roman" w:eastAsia="Times New Roman" w:hAnsi="Times New Roman" w:cs="Times New Roman"/>
+          <w:kern w:val="0"/>
+          <w:sz w:val="24"/>
+          <w:lang w:val="es-CO"/>
+        </w:rPr>
+        <w:t xml:space="preserve">- </w:t>
       </w:r>
       <w:proofErr w:type="spellStart"/>
       <w:r>
         <w:rPr>
-          <w:rStyle w:val="Textoennegrita"/>
-        </w:rPr>
-        <w:t>Level</w:t>
+          <w:rFonts w:ascii="Times New Roman" w:eastAsia="Times New Roman" w:hAnsi="Times New Roman" w:cs="Times New Roman"/>
+          <w:kern w:val="0"/>
+          <w:sz w:val="24"/>
+          <w:lang w:val="es-CO"/>
+        </w:rPr>
+        <w:t>TdeA</w:t>
       </w:r>
       <w:proofErr w:type="spellEnd"/>
       <w:r>
-        <w:t xml:space="preserve"> como un</w:t>
-      </w:r>
-      <w:r>
-        <w:t xml:space="preserve"> “Laboratorio de Videojuegos”.</w:t>
-      </w:r>
-    </w:p>
-    <w:p>
-      <w:pPr>
-        <w:pStyle w:val="NormalWeb"/>
-      </w:pPr>
-      <w:r>
-        <w:t xml:space="preserve">En cuanto a las </w:t>
-      </w:r>
-      <w:r>
-        <w:t>TIC</w:t>
-      </w:r>
-      <w:r>
-        <w:t xml:space="preserve"> presentes en la </w:t>
-      </w:r>
-      <w:r>
-        <w:t>organización</w:t>
-      </w:r>
-      <w:r>
-        <w:t>, se asume, con base en la información pública disponible, que utilizan herramientas del sector educativo</w:t>
-      </w:r>
-      <w:r>
-        <w:t xml:space="preserve"> y ofimática</w:t>
-      </w:r>
-      <w:r>
-        <w:t xml:space="preserve"> como:</w:t>
-      </w:r>
-    </w:p>
-    <w:p>
-      <w:pPr>
-        <w:pStyle w:val="NormalWeb"/>
-      </w:pPr>
-      <w:r>
-        <w:t xml:space="preserve">• </w:t>
-      </w:r>
-      <w:r>
-        <w:rPr>
-          <w:rStyle w:val="whitespace-normal"/>
-        </w:rPr>
-        <w:t xml:space="preserve">Google </w:t>
-      </w:r>
-      <w:proofErr w:type="spellStart"/>
-      <w:r>
-        <w:rPr>
-          <w:rStyle w:val="whitespace-normal"/>
-        </w:rPr>
-        <w:t>Workspace</w:t>
-      </w:r>
-      <w:proofErr w:type="spellEnd"/>
-      <w:r>
-        <w:br/>
-        <w:t xml:space="preserve">• </w:t>
-      </w:r>
-      <w:r>
-        <w:rPr>
-          <w:rStyle w:val="whitespace-normal"/>
-        </w:rPr>
-        <w:t>Microsoft Office</w:t>
-      </w:r>
-      <w:r>
-        <w:br/>
-        <w:t>• Páginas web desarrolladas de manera interna</w:t>
-      </w:r>
-      <w:r>
-        <w:br/>
-        <w:t xml:space="preserve">• </w:t>
-      </w:r>
-      <w:r>
-        <w:rPr>
-          <w:rStyle w:val="whitespace-normal"/>
-        </w:rPr>
-        <w:t>Moodle</w:t>
-      </w:r>
-      <w:r>
-        <w:t xml:space="preserve"> para la gestión educativa</w:t>
-      </w:r>
-      <w:r>
-        <w:br/>
-        <w:t xml:space="preserve">• </w:t>
-      </w:r>
-      <w:r>
-        <w:t>N</w:t>
-      </w:r>
-      <w:r>
-        <w:t>o</w:t>
-      </w:r>
-      <w:r>
-        <w:t xml:space="preserve"> se encuentra información</w:t>
-      </w:r>
-      <w:r>
-        <w:t xml:space="preserve"> pública sobre las herramientas utilizadas para la gestión administrativa interna</w:t>
+        <w:rPr>
+          <w:rFonts w:ascii="Times New Roman" w:eastAsia="Times New Roman" w:hAnsi="Times New Roman" w:cs="Times New Roman"/>
+          <w:kern w:val="0"/>
+          <w:sz w:val="24"/>
+          <w:lang w:val="es-CO"/>
+        </w:rPr>
+        <w:t xml:space="preserve"> Radio y Podcasts</w:t>
       </w:r>
     </w:p>
     <w:p>
       <w:pPr>
         <w:pStyle w:val="Textbody"/>
-        <w:rPr>
-          <w:rFonts w:ascii="Times New Roman" w:hAnsi="Times New Roman" w:cs="Times New Roman"/>
-          <w:lang w:val="es-CO"/>
-        </w:rPr>
-      </w:pPr>
+        <w:ind w:left="709"/>
+        <w:rPr>
+          <w:rFonts w:ascii="Times New Roman" w:eastAsia="Times New Roman" w:hAnsi="Times New Roman" w:cs="Times New Roman"/>
+          <w:kern w:val="0"/>
+          <w:sz w:val="24"/>
+          <w:lang w:val="es-CO"/>
+        </w:rPr>
+      </w:pPr>
+      <w:r>
+        <w:rPr>
+          <w:rFonts w:ascii="Times New Roman" w:eastAsia="Times New Roman" w:hAnsi="Times New Roman" w:cs="Times New Roman"/>
+          <w:kern w:val="0"/>
+          <w:sz w:val="24"/>
+          <w:lang w:val="es-CO"/>
+        </w:rPr>
+        <w:t>* Moodle para la gestión educativa</w:t>
+      </w:r>
+    </w:p>
+    <w:p>
+      <w:pPr>
+        <w:pStyle w:val="Textbody"/>
+        <w:ind w:left="709"/>
+        <w:rPr>
+          <w:rFonts w:ascii="Times New Roman" w:eastAsia="Times New Roman" w:hAnsi="Times New Roman" w:cs="Times New Roman"/>
+          <w:kern w:val="0"/>
+          <w:sz w:val="24"/>
+          <w:lang w:val="es-CO"/>
+        </w:rPr>
+      </w:pPr>
+      <w:r>
+        <w:rPr>
+          <w:rFonts w:ascii="Times New Roman" w:eastAsia="Times New Roman" w:hAnsi="Times New Roman" w:cs="Times New Roman"/>
+          <w:kern w:val="0"/>
+          <w:sz w:val="24"/>
+          <w:lang w:val="es-CO"/>
+        </w:rPr>
+        <w:t>* Información no pública sobre las herramientas utilizadas para la gestión administrativa interna.</w:t>
+      </w:r>
+    </w:p>
+    <w:p>
+      <w:pPr>
+        <w:pStyle w:val="Textbody"/>
+        <w:rPr>
+          <w:rFonts w:ascii="Times New Roman" w:eastAsia="Times New Roman" w:hAnsi="Times New Roman" w:cs="Times New Roman"/>
+          <w:kern w:val="0"/>
+          <w:sz w:val="24"/>
+          <w:lang w:val="es-CO"/>
+        </w:rPr>
+      </w:pPr>
+    </w:p>
+    <w:p>
+      <w:pPr>
+        <w:pStyle w:val="Textbody"/>
+        <w:rPr>
+          <w:rFonts w:ascii="Times New Roman" w:eastAsia="Times New Roman" w:hAnsi="Times New Roman" w:cs="Times New Roman"/>
+          <w:kern w:val="0"/>
+          <w:sz w:val="24"/>
+          <w:lang w:val="es-CO"/>
+        </w:rPr>
+      </w:pPr>
+      <w:r>
+        <w:rPr>
+          <w:rFonts w:ascii="Times New Roman" w:eastAsia="Times New Roman" w:hAnsi="Times New Roman" w:cs="Times New Roman"/>
+          <w:kern w:val="0"/>
+          <w:sz w:val="24"/>
+          <w:lang w:val="es-CO"/>
+        </w:rPr>
+        <w:t>Infraestructura Física de TIC:</w:t>
+      </w:r>
+    </w:p>
+    <w:p>
+      <w:pPr>
+        <w:pStyle w:val="Textbody"/>
+        <w:rPr>
+          <w:rFonts w:ascii="Times New Roman" w:eastAsia="Times New Roman" w:hAnsi="Times New Roman" w:cs="Times New Roman"/>
+          <w:kern w:val="0"/>
+          <w:sz w:val="24"/>
+          <w:lang w:val="es-CO"/>
+        </w:rPr>
+      </w:pPr>
+      <w:r>
+        <w:rPr>
+          <w:rFonts w:ascii="Times New Roman" w:eastAsia="Times New Roman" w:hAnsi="Times New Roman" w:cs="Times New Roman"/>
+          <w:kern w:val="0"/>
+          <w:sz w:val="24"/>
+          <w:lang w:val="es-CO"/>
+        </w:rPr>
+        <w:t>A nivel estructural, el campus cuenta con espacios físicos dedicados a la tecnología e innovación, entre ellos están:</w:t>
+      </w:r>
+    </w:p>
+    <w:p>
+      <w:pPr>
+        <w:pStyle w:val="Textbody"/>
+        <w:rPr>
+          <w:rFonts w:ascii="Times New Roman" w:eastAsia="Times New Roman" w:hAnsi="Times New Roman" w:cs="Times New Roman"/>
+          <w:kern w:val="0"/>
+          <w:sz w:val="24"/>
+          <w:lang w:val="es-CO"/>
+        </w:rPr>
+      </w:pPr>
+      <w:r>
+        <w:rPr>
+          <w:rFonts w:ascii="Times New Roman" w:eastAsia="Times New Roman" w:hAnsi="Times New Roman" w:cs="Times New Roman"/>
+          <w:kern w:val="0"/>
+          <w:sz w:val="24"/>
+          <w:lang w:val="es-CO"/>
+        </w:rPr>
+        <w:t>•Bloque de Cómputo</w:t>
+      </w:r>
+    </w:p>
+    <w:p>
+      <w:pPr>
+        <w:pStyle w:val="Textbody"/>
+        <w:rPr>
+          <w:rFonts w:ascii="Times New Roman" w:hAnsi="Times New Roman" w:cs="Times New Roman"/>
+          <w:lang w:val="es-CO"/>
+        </w:rPr>
+      </w:pPr>
+      <w:r>
+        <w:rPr>
+          <w:rFonts w:ascii="Times New Roman" w:eastAsia="Times New Roman" w:hAnsi="Times New Roman" w:cs="Times New Roman"/>
+          <w:kern w:val="0"/>
+          <w:sz w:val="24"/>
+          <w:lang w:val="es-CO"/>
+        </w:rPr>
+        <w:t>•Laboratorios Especializados</w:t>
+      </w:r>
     </w:p>
     <w:p>
       <w:pPr>
@@ -5471,154 +6675,19 @@
           <w:rFonts w:ascii="Times New Roman" w:hAnsi="Times New Roman" w:cs="Times New Roman"/>
         </w:rPr>
       </w:pPr>
-      <w:r>
-        <w:rPr>
-          <w:rFonts w:ascii="Times New Roman" w:hAnsi="Times New Roman" w:cs="Times New Roman"/>
-        </w:rPr>
-        <w:t xml:space="preserve">Relacionar en la tabla </w:t>
-      </w:r>
-      <w:r>
-        <w:rPr>
-          <w:rFonts w:ascii="Times New Roman" w:hAnsi="Times New Roman" w:cs="Times New Roman"/>
-        </w:rPr>
-        <w:t xml:space="preserve">sistemas </w:t>
-      </w:r>
-      <w:r>
-        <w:rPr>
-          <w:rFonts w:ascii="Times New Roman" w:hAnsi="Times New Roman" w:cs="Times New Roman"/>
-        </w:rPr>
-        <w:t xml:space="preserve">de información </w:t>
-      </w:r>
-      <w:r>
-        <w:rPr>
-          <w:rFonts w:ascii="Times New Roman" w:hAnsi="Times New Roman" w:cs="Times New Roman"/>
-        </w:rPr>
-        <w:t>existen</w:t>
-      </w:r>
-      <w:r>
-        <w:rPr>
-          <w:rFonts w:ascii="Times New Roman" w:hAnsi="Times New Roman" w:cs="Times New Roman"/>
-        </w:rPr>
-        <w:t>tes</w:t>
-      </w:r>
-      <w:r>
-        <w:rPr>
-          <w:rFonts w:ascii="Times New Roman" w:hAnsi="Times New Roman" w:cs="Times New Roman"/>
-        </w:rPr>
-        <w:t xml:space="preserve"> en l</w:t>
-      </w:r>
-      <w:r>
-        <w:rPr>
-          <w:rFonts w:ascii="Times New Roman" w:hAnsi="Times New Roman" w:cs="Times New Roman"/>
-        </w:rPr>
-        <w:t>os</w:t>
-      </w:r>
-      <w:r>
-        <w:rPr>
-          <w:rFonts w:ascii="Times New Roman" w:hAnsi="Times New Roman" w:cs="Times New Roman"/>
-        </w:rPr>
-        <w:t xml:space="preserve"> mercado</w:t>
-      </w:r>
-      <w:r>
-        <w:rPr>
-          <w:rFonts w:ascii="Times New Roman" w:hAnsi="Times New Roman" w:cs="Times New Roman"/>
-        </w:rPr>
-        <w:t>s</w:t>
-      </w:r>
-      <w:r>
-        <w:rPr>
-          <w:rFonts w:ascii="Times New Roman" w:hAnsi="Times New Roman" w:cs="Times New Roman"/>
-        </w:rPr>
-        <w:t xml:space="preserve"> </w:t>
-      </w:r>
-      <w:r>
-        <w:rPr>
-          <w:rFonts w:ascii="Times New Roman" w:hAnsi="Times New Roman" w:cs="Times New Roman"/>
-        </w:rPr>
-        <w:t xml:space="preserve">nacional e internacional </w:t>
-      </w:r>
-      <w:r>
-        <w:rPr>
-          <w:rFonts w:ascii="Times New Roman" w:hAnsi="Times New Roman" w:cs="Times New Roman"/>
-        </w:rPr>
-        <w:t xml:space="preserve">que se ofrecen a las organizaciones </w:t>
-      </w:r>
-      <w:r>
-        <w:rPr>
-          <w:rFonts w:ascii="Times New Roman" w:hAnsi="Times New Roman" w:cs="Times New Roman"/>
-        </w:rPr>
-        <w:t xml:space="preserve">para </w:t>
-      </w:r>
-      <w:r>
-        <w:rPr>
-          <w:rFonts w:ascii="Times New Roman" w:hAnsi="Times New Roman" w:cs="Times New Roman"/>
-        </w:rPr>
-        <w:t>el apoyo de</w:t>
-      </w:r>
-      <w:r>
-        <w:rPr>
-          <w:rFonts w:ascii="Times New Roman" w:hAnsi="Times New Roman" w:cs="Times New Roman"/>
-        </w:rPr>
-        <w:t>l</w:t>
-      </w:r>
-      <w:r>
-        <w:rPr>
-          <w:rFonts w:ascii="Times New Roman" w:hAnsi="Times New Roman" w:cs="Times New Roman"/>
-        </w:rPr>
-        <w:t xml:space="preserve"> </w:t>
-      </w:r>
-      <w:r>
-        <w:rPr>
-          <w:rFonts w:ascii="Times New Roman" w:hAnsi="Times New Roman" w:cs="Times New Roman"/>
-        </w:rPr>
-        <w:t xml:space="preserve">proceso organizacional </w:t>
-      </w:r>
-      <w:r>
-        <w:rPr>
-          <w:rFonts w:ascii="Times New Roman" w:hAnsi="Times New Roman" w:cs="Times New Roman"/>
-        </w:rPr>
-        <w:t>seleccionado</w:t>
-      </w:r>
-      <w:r>
-        <w:rPr>
-          <w:rFonts w:ascii="Times New Roman" w:hAnsi="Times New Roman" w:cs="Times New Roman"/>
-        </w:rPr>
-        <w:t>.</w:t>
-      </w:r>
-      <w:r>
-        <w:rPr>
-          <w:rFonts w:ascii="Times New Roman" w:hAnsi="Times New Roman" w:cs="Times New Roman"/>
-        </w:rPr>
-        <w:t xml:space="preserve"> Los antecedentes seleccionados deben ser máximo de los últimos cinco años.</w:t>
-      </w:r>
-    </w:p>
-    <w:p>
-      <w:pPr>
-        <w:pStyle w:val="Textbody"/>
-        <w:rPr>
-          <w:rFonts w:ascii="Times New Roman" w:hAnsi="Times New Roman" w:cs="Times New Roman"/>
-        </w:rPr>
-      </w:pPr>
-    </w:p>
-    <w:p>
-      <w:pPr>
-        <w:pStyle w:val="Textbody"/>
-        <w:rPr>
-          <w:rFonts w:ascii="Times New Roman" w:hAnsi="Times New Roman" w:cs="Times New Roman"/>
-        </w:rPr>
-      </w:pPr>
     </w:p>
     <w:tbl>
       <w:tblPr>
         <w:tblStyle w:val="Tablaconcuadrcula4-nfasis3"/>
         <w:tblW w:w="0" w:type="auto"/>
+        <w:tblLayout w:type="fixed"/>
         <w:tblLook w:val="04A0" w:firstRow="1" w:lastRow="0" w:firstColumn="1" w:lastColumn="0" w:noHBand="0" w:noVBand="1"/>
       </w:tblPr>
       <w:tblGrid>
-        <w:gridCol w:w="1255"/>
-        <w:gridCol w:w="1350"/>
-        <w:gridCol w:w="3060"/>
-        <w:gridCol w:w="3396"/>
+        <w:gridCol w:w="1638"/>
+        <w:gridCol w:w="2070"/>
+        <w:gridCol w:w="2610"/>
+        <w:gridCol w:w="2969"/>
       </w:tblGrid>
       <w:tr>
         <w:trPr>
@@ -5627,7 +6696,7 @@
         <w:tc>
           <w:tcPr>
             <w:cnfStyle w:val="001000000000" w:firstRow="0" w:lastRow="0" w:firstColumn="1" w:lastColumn="0" w:oddVBand="0" w:evenVBand="0" w:oddHBand="0" w:evenHBand="0" w:firstRowFirstColumn="0" w:firstRowLastColumn="0" w:lastRowFirstColumn="0" w:lastRowLastColumn="0"/>
-            <w:tcW w:w="1255" w:type="dxa"/>
+            <w:tcW w:w="1638" w:type="dxa"/>
           </w:tcPr>
           <w:p>
             <w:pPr>
@@ -5647,7 +6716,7 @@
         </w:tc>
         <w:tc>
           <w:tcPr>
-            <w:tcW w:w="1350" w:type="dxa"/>
+            <w:tcW w:w="2070" w:type="dxa"/>
           </w:tcPr>
           <w:p>
             <w:pPr>
@@ -5668,7 +6737,7 @@
         </w:tc>
         <w:tc>
           <w:tcPr>
-            <w:tcW w:w="3060" w:type="dxa"/>
+            <w:tcW w:w="2610" w:type="dxa"/>
           </w:tcPr>
           <w:p>
             <w:pPr>
@@ -5689,7 +6758,7 @@
         </w:tc>
         <w:tc>
           <w:tcPr>
-            <w:tcW w:w="3396" w:type="dxa"/>
+            <w:tcW w:w="2969" w:type="dxa"/>
           </w:tcPr>
           <w:p>
             <w:pPr>
@@ -5717,99 +6786,8 @@
         <w:tc>
           <w:tcPr>
             <w:cnfStyle w:val="001000000000" w:firstRow="0" w:lastRow="0" w:firstColumn="1" w:lastColumn="0" w:oddVBand="0" w:evenVBand="0" w:oddHBand="0" w:evenHBand="0" w:firstRowFirstColumn="0" w:firstRowLastColumn="0" w:lastRowFirstColumn="0" w:lastRowLastColumn="0"/>
-            <w:tcW w:w="1255" w:type="dxa"/>
+            <w:tcW w:w="1638" w:type="dxa"/>
           </w:tcPr>
-          <w:p>
-            <w:pPr>
-              <w:widowControl/>
-              <w:suppressAutoHyphens w:val="0"/>
-              <w:autoSpaceDN/>
-              <w:jc w:val="both"/>
-              <w:textAlignment w:val="auto"/>
-              <w:rPr>
-                <w:rFonts w:ascii="Arial" w:hAnsi="Arial" w:cs="Arial"/>
-                <w:b w:val="0"/>
-                <w:bCs w:val="0"/>
-                <w:color w:val="000000"/>
-                <w:kern w:val="0"/>
-                <w:sz w:val="18"/>
-                <w:szCs w:val="18"/>
-                <w:lang w:val="es-CO"/>
-              </w:rPr>
-            </w:pPr>
-            <w:proofErr w:type="spellStart"/>
-            <w:r>
-              <w:rPr>
-                <w:rFonts w:ascii="Arial" w:hAnsi="Arial" w:cs="Arial"/>
-                <w:b w:val="0"/>
-                <w:bCs w:val="0"/>
-                <w:color w:val="000000"/>
-                <w:sz w:val="18"/>
-                <w:szCs w:val="18"/>
-              </w:rPr>
-              <w:t>Skedda</w:t>
-            </w:r>
-            <w:proofErr w:type="spellEnd"/>
-            <w:r>
-              <w:rPr>
-                <w:rFonts w:ascii="Arial" w:hAnsi="Arial" w:cs="Arial"/>
-                <w:b w:val="0"/>
-                <w:bCs w:val="0"/>
-                <w:color w:val="000000"/>
-                <w:sz w:val="18"/>
-                <w:szCs w:val="18"/>
-              </w:rPr>
-              <w:t xml:space="preserve"> </w:t>
-            </w:r>
-            <w:proofErr w:type="spellStart"/>
-            <w:r>
-              <w:rPr>
-                <w:rFonts w:ascii="Arial" w:hAnsi="Arial" w:cs="Arial"/>
-                <w:b w:val="0"/>
-                <w:bCs w:val="0"/>
-                <w:color w:val="000000"/>
-                <w:sz w:val="18"/>
-                <w:szCs w:val="18"/>
-              </w:rPr>
-              <w:t>Pty</w:t>
-            </w:r>
-            <w:proofErr w:type="spellEnd"/>
-            <w:r>
-              <w:rPr>
-                <w:rFonts w:ascii="Arial" w:hAnsi="Arial" w:cs="Arial"/>
-                <w:b w:val="0"/>
-                <w:bCs w:val="0"/>
-                <w:color w:val="000000"/>
-                <w:sz w:val="18"/>
-                <w:szCs w:val="18"/>
-              </w:rPr>
-              <w:t xml:space="preserve"> </w:t>
-            </w:r>
-            <w:proofErr w:type="spellStart"/>
-            <w:r>
-              <w:rPr>
-                <w:rFonts w:ascii="Arial" w:hAnsi="Arial" w:cs="Arial"/>
-                <w:b w:val="0"/>
-                <w:bCs w:val="0"/>
-                <w:color w:val="000000"/>
-                <w:sz w:val="18"/>
-                <w:szCs w:val="18"/>
-              </w:rPr>
-              <w:t>Ltd</w:t>
-            </w:r>
-            <w:proofErr w:type="spellEnd"/>
-            <w:r>
-              <w:rPr>
-                <w:rFonts w:ascii="Arial" w:hAnsi="Arial" w:cs="Arial"/>
-                <w:b w:val="0"/>
-                <w:bCs w:val="0"/>
-                <w:color w:val="000000"/>
-                <w:sz w:val="18"/>
-                <w:szCs w:val="18"/>
-              </w:rPr>
-              <w:t xml:space="preserve"> / 2021</w:t>
-            </w:r>
-          </w:p>
           <w:p>
             <w:pPr>
               <w:pStyle w:val="Textbody"/>
@@ -5817,12 +6795,19 @@
                 <w:rFonts w:ascii="Times New Roman" w:hAnsi="Times New Roman" w:cs="Times New Roman"/>
               </w:rPr>
             </w:pPr>
+            <w:proofErr w:type="spellStart"/>
+            <w:r>
+              <w:t>Skedda</w:t>
+            </w:r>
+            <w:proofErr w:type="spellEnd"/>
+            <w:r>
+              <w:t xml:space="preserve"> / 2025</w:t>
+            </w:r>
           </w:p>
         </w:tc>
         <w:tc>
           <w:tcPr>
-            <w:tcW w:w="1350" w:type="dxa"/>
-            <w:vAlign w:val="bottom"/>
+            <w:tcW w:w="2070" w:type="dxa"/>
           </w:tcPr>
           <w:p>
             <w:pPr>
@@ -5835,23 +6820,18 @@
                 <w:szCs w:val="18"/>
               </w:rPr>
             </w:pPr>
-            <w:proofErr w:type="spellStart"/>
             <w:r>
-              <w:rPr>
-                <w:rFonts w:ascii="Arial" w:hAnsi="Arial" w:cs="Arial"/>
-                <w:color w:val="000000"/>
-                <w:sz w:val="18"/>
-                <w:szCs w:val="18"/>
-              </w:rPr>
-              <w:t>Skedda</w:t>
+              <w:t>https://www.capterra.com/p/132372/Skedda-</w:t>
             </w:r>
-            <w:proofErr w:type="spellEnd"/>
+            <w:r>
+              <w:lastRenderedPageBreak/>
+              <w:t>Bookings/?utm_source</w:t>
+            </w:r>
           </w:p>
         </w:tc>
         <w:tc>
           <w:tcPr>
-            <w:tcW w:w="3060" w:type="dxa"/>
-            <w:vAlign w:val="bottom"/>
+            <w:tcW w:w="2610" w:type="dxa"/>
           </w:tcPr>
           <w:p>
             <w:pPr>
@@ -5864,29 +6844,22 @@
               </w:rPr>
             </w:pPr>
             <w:r>
-              <w:rPr>
-                <w:rFonts w:ascii="Arial" w:hAnsi="Arial" w:cs="Arial"/>
-                <w:color w:val="000000"/>
-                <w:sz w:val="18"/>
-                <w:szCs w:val="18"/>
-              </w:rPr>
-              <w:t>P</w:t>
+              <w:lastRenderedPageBreak/>
+              <w:t xml:space="preserve">• Sistema fuerte para reservas de espacios y recursos con reglas </w:t>
             </w:r>
             <w:r>
-              <w:rPr>
-                <w:rFonts w:ascii="Arial" w:hAnsi="Arial" w:cs="Arial"/>
-                <w:color w:val="000000"/>
-                <w:sz w:val="18"/>
-                <w:szCs w:val="18"/>
-              </w:rPr>
-              <w:t>ermite reservar equipos o espacios, control de horarios y usuarios, ideal para salas compartidas</w:t>
+              <w:lastRenderedPageBreak/>
+              <w:t xml:space="preserve">personalizadas. </w:t>
+            </w:r>
+            <w:r>
+              <w:br/>
+              <w:t>• Interfaz fácil de usar e integrado con calendarios profesionales.</w:t>
             </w:r>
           </w:p>
         </w:tc>
         <w:tc>
           <w:tcPr>
-            <w:tcW w:w="3396" w:type="dxa"/>
-            <w:vAlign w:val="bottom"/>
+            <w:tcW w:w="2969" w:type="dxa"/>
           </w:tcPr>
           <w:p>
             <w:pPr>
@@ -5899,42 +6872,16 @@
               </w:rPr>
             </w:pPr>
             <w:r>
-              <w:rPr>
-                <w:rFonts w:ascii="Arial" w:hAnsi="Arial" w:cs="Arial"/>
-                <w:color w:val="000000"/>
-                <w:sz w:val="18"/>
-                <w:szCs w:val="18"/>
-              </w:rPr>
-              <w:t>F</w:t>
+              <w:lastRenderedPageBreak/>
+              <w:t xml:space="preserve">• Costoso para pequeños negocios o proyectos estudiantiles (planes desde </w:t>
             </w:r>
             <w:r>
-              <w:rPr>
-                <w:rFonts w:ascii="Arial" w:hAnsi="Arial" w:cs="Arial"/>
-                <w:color w:val="000000"/>
-                <w:sz w:val="18"/>
-                <w:szCs w:val="18"/>
-              </w:rPr>
-              <w:t xml:space="preserve">unciones avanzadas solo en planes pagos y no está pensado específicamente para </w:t>
+              <w:lastRenderedPageBreak/>
+              <w:t xml:space="preserve">~$99/mes). </w:t>
             </w:r>
-            <w:proofErr w:type="spellStart"/>
             <w:r>
-              <w:rPr>
-                <w:rFonts w:ascii="Arial" w:hAnsi="Arial" w:cs="Arial"/>
-                <w:color w:val="000000"/>
-                <w:sz w:val="18"/>
-                <w:szCs w:val="18"/>
-              </w:rPr>
-              <w:t>gaming</w:t>
-            </w:r>
-            <w:proofErr w:type="spellEnd"/>
-            <w:r>
-              <w:rPr>
-                <w:rFonts w:ascii="Arial" w:hAnsi="Arial" w:cs="Arial"/>
-                <w:color w:val="000000"/>
-                <w:sz w:val="18"/>
-                <w:szCs w:val="18"/>
-              </w:rPr>
-              <w:t>.</w:t>
+              <w:br/>
+              <w:t>• Algunas funciones avanzadas (pagos o customización profunda) pueden faltar.</w:t>
             </w:r>
           </w:p>
         </w:tc>
@@ -5943,8 +6890,7 @@
         <w:tc>
           <w:tcPr>
             <w:cnfStyle w:val="001000000000" w:firstRow="0" w:lastRow="0" w:firstColumn="1" w:lastColumn="0" w:oddVBand="0" w:evenVBand="0" w:oddHBand="0" w:evenHBand="0" w:firstRowFirstColumn="0" w:firstRowLastColumn="0" w:lastRowFirstColumn="0" w:lastRowLastColumn="0"/>
-            <w:tcW w:w="1255" w:type="dxa"/>
-            <w:vAlign w:val="bottom"/>
+            <w:tcW w:w="1638" w:type="dxa"/>
           </w:tcPr>
           <w:p>
             <w:pPr>
@@ -5958,46 +6904,22 @@
               </w:rPr>
             </w:pPr>
             <w:r>
-              <w:rPr>
-                <w:rFonts w:ascii="Arial" w:hAnsi="Arial" w:cs="Arial"/>
-                <w:b w:val="0"/>
-                <w:bCs w:val="0"/>
-                <w:color w:val="000000"/>
-                <w:sz w:val="18"/>
-                <w:szCs w:val="18"/>
-              </w:rPr>
+              <w:lastRenderedPageBreak/>
               <w:t xml:space="preserve">Acuity </w:t>
             </w:r>
             <w:proofErr w:type="spellStart"/>
             <w:r>
-              <w:rPr>
-                <w:rFonts w:ascii="Arial" w:hAnsi="Arial" w:cs="Arial"/>
-                <w:b w:val="0"/>
-                <w:bCs w:val="0"/>
-                <w:color w:val="000000"/>
-                <w:sz w:val="18"/>
-                <w:szCs w:val="18"/>
-              </w:rPr>
               <w:t>Scheduling</w:t>
             </w:r>
             <w:proofErr w:type="spellEnd"/>
             <w:r>
-              <w:rPr>
-                <w:rFonts w:ascii="Arial" w:hAnsi="Arial" w:cs="Arial"/>
-                <w:b w:val="0"/>
-                <w:bCs w:val="0"/>
-                <w:color w:val="000000"/>
-                <w:sz w:val="18"/>
-                <w:szCs w:val="18"/>
-              </w:rPr>
-              <w:t xml:space="preserve"> Inc. / 2022</w:t>
+              <w:t xml:space="preserve"> / 2024-2025</w:t>
             </w:r>
           </w:p>
         </w:tc>
         <w:tc>
           <w:tcPr>
-            <w:tcW w:w="1350" w:type="dxa"/>
-            <w:vAlign w:val="bottom"/>
+            <w:tcW w:w="2070" w:type="dxa"/>
           </w:tcPr>
           <w:p>
             <w:pPr>
@@ -6011,31 +6933,13 @@
               </w:rPr>
             </w:pPr>
             <w:r>
-              <w:rPr>
-                <w:rFonts w:ascii="Arial" w:hAnsi="Arial" w:cs="Arial"/>
-                <w:color w:val="000000"/>
-                <w:sz w:val="18"/>
-                <w:szCs w:val="18"/>
-              </w:rPr>
-              <w:t xml:space="preserve">Acuity </w:t>
+              <w:t>https://www.capterra.co/directory/30757/appointment-scheduling/software?product_id=acuity-scheduling</w:t>
             </w:r>
-            <w:proofErr w:type="spellStart"/>
-            <w:r>
-              <w:rPr>
-                <w:rFonts w:ascii="Arial" w:hAnsi="Arial" w:cs="Arial"/>
-                <w:color w:val="000000"/>
-                <w:sz w:val="18"/>
-                <w:szCs w:val="18"/>
-              </w:rPr>
-              <w:t>Scheduling</w:t>
-            </w:r>
-            <w:proofErr w:type="spellEnd"/>
           </w:p>
         </w:tc>
         <w:tc>
           <w:tcPr>
-            <w:tcW w:w="3060" w:type="dxa"/>
-            <w:vAlign w:val="bottom"/>
+            <w:tcW w:w="2610" w:type="dxa"/>
           </w:tcPr>
           <w:p>
             <w:pPr>
@@ -6048,29 +6952,17 @@
               </w:rPr>
             </w:pPr>
             <w:r>
-              <w:rPr>
-                <w:rFonts w:ascii="Arial" w:hAnsi="Arial" w:cs="Arial"/>
-                <w:color w:val="000000"/>
-                <w:sz w:val="18"/>
-                <w:szCs w:val="18"/>
-              </w:rPr>
-              <w:t>A</w:t>
+              <w:t xml:space="preserve">• Plan gratuito con reservas ilimitadas y hasta 4 usuarios. </w:t>
             </w:r>
             <w:r>
-              <w:rPr>
-                <w:rFonts w:ascii="Arial" w:hAnsi="Arial" w:cs="Arial"/>
-                <w:color w:val="000000"/>
-                <w:sz w:val="18"/>
-                <w:szCs w:val="18"/>
-              </w:rPr>
-              <w:t>genda automática, pagos en línea y gestión de clientes.</w:t>
+              <w:br/>
+              <w:t>• Fácil de configurar y usar, ideal para pequeños equipos.</w:t>
             </w:r>
           </w:p>
         </w:tc>
         <w:tc>
           <w:tcPr>
-            <w:tcW w:w="3396" w:type="dxa"/>
-            <w:vAlign w:val="bottom"/>
+            <w:tcW w:w="2969" w:type="dxa"/>
           </w:tcPr>
           <w:p>
             <w:pPr>
@@ -6083,42 +6975,11 @@
               </w:rPr>
             </w:pPr>
             <w:r>
-              <w:rPr>
-                <w:rFonts w:ascii="Arial" w:hAnsi="Arial" w:cs="Arial"/>
-                <w:color w:val="000000"/>
-                <w:sz w:val="18"/>
-                <w:szCs w:val="18"/>
-              </w:rPr>
-              <w:t>E</w:t>
+              <w:t xml:space="preserve">• Reportes y análisis limitado en planes básicos. </w:t>
             </w:r>
             <w:r>
-              <w:rPr>
-                <w:rFonts w:ascii="Arial" w:hAnsi="Arial" w:cs="Arial"/>
-                <w:color w:val="000000"/>
-                <w:sz w:val="18"/>
-                <w:szCs w:val="18"/>
-              </w:rPr>
-              <w:t xml:space="preserve">nfocado en citas profesionales, no incluye control de uso de equipos </w:t>
-            </w:r>
-            <w:proofErr w:type="spellStart"/>
-            <w:r>
-              <w:rPr>
-                <w:rFonts w:ascii="Arial" w:hAnsi="Arial" w:cs="Arial"/>
-                <w:color w:val="000000"/>
-                <w:sz w:val="18"/>
-                <w:szCs w:val="18"/>
-              </w:rPr>
-              <w:t>gamer</w:t>
-            </w:r>
-            <w:proofErr w:type="spellEnd"/>
-            <w:r>
-              <w:rPr>
-                <w:rFonts w:ascii="Arial" w:hAnsi="Arial" w:cs="Arial"/>
-                <w:color w:val="000000"/>
-                <w:sz w:val="18"/>
-                <w:szCs w:val="18"/>
-              </w:rPr>
-              <w:t>.</w:t>
+              <w:br/>
+              <w:t>• Integraciones avanzadas o SMS pueden requerir pago.</w:t>
             </w:r>
           </w:p>
         </w:tc>
@@ -6130,8 +6991,7 @@
         <w:tc>
           <w:tcPr>
             <w:cnfStyle w:val="001000000000" w:firstRow="0" w:lastRow="0" w:firstColumn="1" w:lastColumn="0" w:oddVBand="0" w:evenVBand="0" w:oddHBand="0" w:evenHBand="0" w:firstRowFirstColumn="0" w:firstRowLastColumn="0" w:lastRowFirstColumn="0" w:lastRowLastColumn="0"/>
-            <w:tcW w:w="1255" w:type="dxa"/>
-            <w:vAlign w:val="bottom"/>
+            <w:tcW w:w="1638" w:type="dxa"/>
           </w:tcPr>
           <w:p>
             <w:pPr>
@@ -6146,34 +7006,17 @@
             </w:pPr>
             <w:proofErr w:type="spellStart"/>
             <w:r>
-              <w:rPr>
-                <w:rFonts w:ascii="Arial" w:hAnsi="Arial" w:cs="Arial"/>
-                <w:b w:val="0"/>
-                <w:bCs w:val="0"/>
-                <w:color w:val="000000"/>
-                <w:sz w:val="18"/>
-                <w:szCs w:val="18"/>
-              </w:rPr>
               <w:t>Setmore</w:t>
             </w:r>
             <w:proofErr w:type="spellEnd"/>
             <w:r>
-              <w:rPr>
-                <w:rFonts w:ascii="Arial" w:hAnsi="Arial" w:cs="Arial"/>
-                <w:b w:val="0"/>
-                <w:bCs w:val="0"/>
-                <w:color w:val="000000"/>
-                <w:sz w:val="18"/>
-                <w:szCs w:val="18"/>
-              </w:rPr>
-              <w:t xml:space="preserve"> Inc. / 2021</w:t>
+              <w:t xml:space="preserve"> / 2024-2025</w:t>
             </w:r>
           </w:p>
         </w:tc>
         <w:tc>
           <w:tcPr>
-            <w:tcW w:w="1350" w:type="dxa"/>
-            <w:vAlign w:val="bottom"/>
+            <w:tcW w:w="2070" w:type="dxa"/>
           </w:tcPr>
           <w:p>
             <w:pPr>
@@ -6186,23 +7029,14 @@
                 <w:szCs w:val="18"/>
               </w:rPr>
             </w:pPr>
-            <w:proofErr w:type="spellStart"/>
             <w:r>
-              <w:rPr>
-                <w:rFonts w:ascii="Arial" w:hAnsi="Arial" w:cs="Arial"/>
-                <w:color w:val="000000"/>
-                <w:sz w:val="18"/>
-                <w:szCs w:val="18"/>
-              </w:rPr>
-              <w:t>Setmore</w:t>
+              <w:t>https://www.capterra.co/directory/30757/appointment-scheduling/software?product_id=setmore</w:t>
             </w:r>
-            <w:proofErr w:type="spellEnd"/>
           </w:p>
         </w:tc>
         <w:tc>
           <w:tcPr>
-            <w:tcW w:w="3060" w:type="dxa"/>
-            <w:vAlign w:val="bottom"/>
+            <w:tcW w:w="2610" w:type="dxa"/>
           </w:tcPr>
           <w:p>
             <w:pPr>
@@ -6215,29 +7049,17 @@
               </w:rPr>
             </w:pPr>
             <w:r>
-              <w:rPr>
-                <w:rFonts w:ascii="Arial" w:hAnsi="Arial" w:cs="Arial"/>
-                <w:color w:val="000000"/>
-                <w:sz w:val="18"/>
-                <w:szCs w:val="18"/>
-              </w:rPr>
-              <w:t>V</w:t>
+              <w:t xml:space="preserve">• Plan gratuito con reservas ilimitadas y hasta 4 usuarios. </w:t>
             </w:r>
             <w:r>
-              <w:rPr>
-                <w:rFonts w:ascii="Arial" w:hAnsi="Arial" w:cs="Arial"/>
-                <w:color w:val="000000"/>
-                <w:sz w:val="18"/>
-                <w:szCs w:val="18"/>
-              </w:rPr>
-              <w:t>ersión gratuita, reservas en línea y notificaciones automáticas.</w:t>
+              <w:br/>
+              <w:t>• Fácil de configurar y usar, ideal para pequeños equipos.</w:t>
             </w:r>
           </w:p>
         </w:tc>
         <w:tc>
           <w:tcPr>
-            <w:tcW w:w="3396" w:type="dxa"/>
-            <w:vAlign w:val="bottom"/>
+            <w:tcW w:w="2969" w:type="dxa"/>
           </w:tcPr>
           <w:p>
             <w:pPr>
@@ -6250,42 +7072,11 @@
               </w:rPr>
             </w:pPr>
             <w:r>
-              <w:rPr>
-                <w:rFonts w:ascii="Arial" w:hAnsi="Arial" w:cs="Arial"/>
-                <w:color w:val="000000"/>
-                <w:sz w:val="18"/>
-                <w:szCs w:val="18"/>
-              </w:rPr>
-              <w:t>L</w:t>
+              <w:t xml:space="preserve">• Reportes y análisis limitado en planes básicos. </w:t>
             </w:r>
             <w:r>
-              <w:rPr>
-                <w:rFonts w:ascii="Arial" w:hAnsi="Arial" w:cs="Arial"/>
-                <w:color w:val="000000"/>
-                <w:sz w:val="18"/>
-                <w:szCs w:val="18"/>
-              </w:rPr>
-              <w:t xml:space="preserve">imitado para inventarios o control técnico de </w:t>
-            </w:r>
-            <w:proofErr w:type="spellStart"/>
-            <w:r>
-              <w:rPr>
-                <w:rFonts w:ascii="Arial" w:hAnsi="Arial" w:cs="Arial"/>
-                <w:color w:val="000000"/>
-                <w:sz w:val="18"/>
-                <w:szCs w:val="18"/>
-              </w:rPr>
-              <w:t>PCs</w:t>
-            </w:r>
-            <w:proofErr w:type="spellEnd"/>
-            <w:r>
-              <w:rPr>
-                <w:rFonts w:ascii="Arial" w:hAnsi="Arial" w:cs="Arial"/>
-                <w:color w:val="000000"/>
-                <w:sz w:val="18"/>
-                <w:szCs w:val="18"/>
-              </w:rPr>
-              <w:t xml:space="preserve"> o consolas.</w:t>
+              <w:br/>
+              <w:t>• Integraciones avanzadas o SMS pueden requerir pago.</w:t>
             </w:r>
           </w:p>
         </w:tc>
@@ -6294,8 +7085,7 @@
         <w:tc>
           <w:tcPr>
             <w:cnfStyle w:val="001000000000" w:firstRow="0" w:lastRow="0" w:firstColumn="1" w:lastColumn="0" w:oddVBand="0" w:evenVBand="0" w:oddHBand="0" w:evenHBand="0" w:firstRowFirstColumn="0" w:firstRowLastColumn="0" w:lastRowFirstColumn="0" w:lastRowLastColumn="0"/>
-            <w:tcW w:w="1255" w:type="dxa"/>
-            <w:vAlign w:val="bottom"/>
+            <w:tcW w:w="1638" w:type="dxa"/>
           </w:tcPr>
           <w:p>
             <w:pPr>
@@ -6310,34 +7100,17 @@
             </w:pPr>
             <w:proofErr w:type="spellStart"/>
             <w:r>
-              <w:rPr>
-                <w:rFonts w:ascii="Arial" w:hAnsi="Arial" w:cs="Arial"/>
-                <w:b w:val="0"/>
-                <w:bCs w:val="0"/>
-                <w:color w:val="000000"/>
-                <w:sz w:val="18"/>
-                <w:szCs w:val="18"/>
-              </w:rPr>
               <w:t>Fresha</w:t>
             </w:r>
             <w:proofErr w:type="spellEnd"/>
             <w:r>
-              <w:rPr>
-                <w:rFonts w:ascii="Arial" w:hAnsi="Arial" w:cs="Arial"/>
-                <w:b w:val="0"/>
-                <w:bCs w:val="0"/>
-                <w:color w:val="000000"/>
-                <w:sz w:val="18"/>
-                <w:szCs w:val="18"/>
-              </w:rPr>
-              <w:t xml:space="preserve"> Holdings / 2023</w:t>
+              <w:t xml:space="preserve"> / 2026</w:t>
             </w:r>
           </w:p>
         </w:tc>
         <w:tc>
           <w:tcPr>
-            <w:tcW w:w="1350" w:type="dxa"/>
-            <w:vAlign w:val="bottom"/>
+            <w:tcW w:w="2070" w:type="dxa"/>
           </w:tcPr>
           <w:p>
             <w:pPr>
@@ -6350,23 +7123,14 @@
                 <w:szCs w:val="18"/>
               </w:rPr>
             </w:pPr>
-            <w:proofErr w:type="spellStart"/>
             <w:r>
-              <w:rPr>
-                <w:rFonts w:ascii="Arial" w:hAnsi="Arial" w:cs="Arial"/>
-                <w:color w:val="000000"/>
-                <w:sz w:val="18"/>
-                <w:szCs w:val="18"/>
-              </w:rPr>
-              <w:t>Fresha</w:t>
+              <w:t>https://www.capterra.co/directory/30757/appointment-scheduling/software?utm_source</w:t>
             </w:r>
-            <w:proofErr w:type="spellEnd"/>
           </w:p>
         </w:tc>
         <w:tc>
           <w:tcPr>
-            <w:tcW w:w="3060" w:type="dxa"/>
-            <w:vAlign w:val="bottom"/>
+            <w:tcW w:w="2610" w:type="dxa"/>
           </w:tcPr>
           <w:p>
             <w:pPr>
@@ -6379,29 +7143,17 @@
               </w:rPr>
             </w:pPr>
             <w:r>
-              <w:rPr>
-                <w:rFonts w:ascii="Arial" w:hAnsi="Arial" w:cs="Arial"/>
-                <w:color w:val="000000"/>
-                <w:sz w:val="18"/>
-                <w:szCs w:val="18"/>
-              </w:rPr>
-              <w:t>G</w:t>
+              <w:t xml:space="preserve">• Interfaz muy fácil de usar para agendar clientes. </w:t>
             </w:r>
             <w:r>
-              <w:rPr>
-                <w:rFonts w:ascii="Arial" w:hAnsi="Arial" w:cs="Arial"/>
-                <w:color w:val="000000"/>
-                <w:sz w:val="18"/>
-                <w:szCs w:val="18"/>
-              </w:rPr>
-              <w:t>estión de clientes, pagos, reservas y reportes.</w:t>
+              <w:br/>
+              <w:t>• Permite que los clientes reserven online sin mucho proceso.</w:t>
             </w:r>
           </w:p>
         </w:tc>
         <w:tc>
           <w:tcPr>
-            <w:tcW w:w="3396" w:type="dxa"/>
-            <w:vAlign w:val="bottom"/>
+            <w:tcW w:w="2969" w:type="dxa"/>
           </w:tcPr>
           <w:p>
             <w:pPr>
@@ -6414,42 +7166,11 @@
               </w:rPr>
             </w:pPr>
             <w:r>
-              <w:rPr>
-                <w:rFonts w:ascii="Arial" w:hAnsi="Arial" w:cs="Arial"/>
-                <w:color w:val="000000"/>
-                <w:sz w:val="18"/>
-                <w:szCs w:val="18"/>
-              </w:rPr>
-              <w:t>O</w:t>
+              <w:t xml:space="preserve">• Algunas tarifas o comisiones pueden aplicar según región. </w:t>
             </w:r>
             <w:r>
-              <w:rPr>
-                <w:rFonts w:ascii="Arial" w:hAnsi="Arial" w:cs="Arial"/>
-                <w:color w:val="000000"/>
-                <w:sz w:val="18"/>
-                <w:szCs w:val="18"/>
-              </w:rPr>
-              <w:t xml:space="preserve">rientado a negocios de servicios, no a salas </w:t>
-            </w:r>
-            <w:proofErr w:type="spellStart"/>
-            <w:r>
-              <w:rPr>
-                <w:rFonts w:ascii="Arial" w:hAnsi="Arial" w:cs="Arial"/>
-                <w:color w:val="000000"/>
-                <w:sz w:val="18"/>
-                <w:szCs w:val="18"/>
-              </w:rPr>
-              <w:t>gamer</w:t>
-            </w:r>
-            <w:proofErr w:type="spellEnd"/>
-            <w:r>
-              <w:rPr>
-                <w:rFonts w:ascii="Arial" w:hAnsi="Arial" w:cs="Arial"/>
-                <w:color w:val="000000"/>
-                <w:sz w:val="18"/>
-                <w:szCs w:val="18"/>
-              </w:rPr>
-              <w:t xml:space="preserve"> específicas.</w:t>
+              <w:br/>
+              <w:t>• No gestiona branding (sitio propio o dominio) directamente.</w:t>
             </w:r>
           </w:p>
         </w:tc>
@@ -6461,8 +7182,7 @@
         <w:tc>
           <w:tcPr>
             <w:cnfStyle w:val="001000000000" w:firstRow="0" w:lastRow="0" w:firstColumn="1" w:lastColumn="0" w:oddVBand="0" w:evenVBand="0" w:oddHBand="0" w:evenHBand="0" w:firstRowFirstColumn="0" w:firstRowLastColumn="0" w:lastRowFirstColumn="0" w:lastRowLastColumn="0"/>
-            <w:tcW w:w="1255" w:type="dxa"/>
-            <w:vAlign w:val="bottom"/>
+            <w:tcW w:w="1638" w:type="dxa"/>
           </w:tcPr>
           <w:p>
             <w:pPr>
@@ -6476,22 +7196,21 @@
               </w:rPr>
             </w:pPr>
             <w:r>
-              <w:rPr>
-                <w:rFonts w:ascii="Arial" w:hAnsi="Arial" w:cs="Arial"/>
-                <w:b w:val="0"/>
-                <w:bCs w:val="0"/>
-                <w:color w:val="000000"/>
-                <w:sz w:val="18"/>
-                <w:szCs w:val="18"/>
-              </w:rPr>
-              <w:t>Zoho Corp. / 2022</w:t>
+              <w:t xml:space="preserve">Zoho </w:t>
+            </w:r>
+            <w:proofErr w:type="spellStart"/>
+            <w:r>
+              <w:t>Bookings</w:t>
+            </w:r>
+            <w:proofErr w:type="spellEnd"/>
+            <w:r>
+              <w:t xml:space="preserve"> / 2024-2025</w:t>
             </w:r>
           </w:p>
         </w:tc>
         <w:tc>
           <w:tcPr>
-            <w:tcW w:w="1350" w:type="dxa"/>
-            <w:vAlign w:val="bottom"/>
+            <w:tcW w:w="2070" w:type="dxa"/>
           </w:tcPr>
           <w:p>
             <w:pPr>
@@ -6505,31 +7224,123 @@
               </w:rPr>
             </w:pPr>
             <w:r>
-              <w:rPr>
-                <w:rFonts w:ascii="Arial" w:hAnsi="Arial" w:cs="Arial"/>
-                <w:color w:val="000000"/>
-                <w:sz w:val="18"/>
-                <w:szCs w:val="18"/>
-              </w:rPr>
-              <w:t xml:space="preserve">Zoho </w:t>
+              <w:t>https://www.capterra.co/directory/30757/appointment-scheduling/software?product_id=zoho-bookings</w:t>
             </w:r>
-            <w:proofErr w:type="spellStart"/>
-            <w:r>
-              <w:rPr>
-                <w:rFonts w:ascii="Arial" w:hAnsi="Arial" w:cs="Arial"/>
-                <w:color w:val="000000"/>
-                <w:sz w:val="18"/>
-                <w:szCs w:val="18"/>
-              </w:rPr>
-              <w:t>Bookings</w:t>
-            </w:r>
-            <w:proofErr w:type="spellEnd"/>
           </w:p>
         </w:tc>
         <w:tc>
           <w:tcPr>
-            <w:tcW w:w="3060" w:type="dxa"/>
-            <w:vAlign w:val="bottom"/>
+            <w:tcW w:w="2610" w:type="dxa"/>
+          </w:tcPr>
+          <w:tbl>
+            <w:tblPr>
+              <w:tblW w:w="0" w:type="auto"/>
+              <w:tblCellSpacing w:w="15" w:type="dxa"/>
+              <w:tblLayout w:type="fixed"/>
+              <w:tblLook w:val="04A0" w:firstRow="1" w:lastRow="0" w:firstColumn="1" w:lastColumn="0" w:noHBand="0" w:noVBand="1"/>
+            </w:tblPr>
+            <w:tblGrid>
+              <w:gridCol w:w="5780"/>
+            </w:tblGrid>
+            <w:tr>
+              <w:trPr>
+                <w:tblCellSpacing w:w="15" w:type="dxa"/>
+              </w:trPr>
+              <w:tc>
+                <w:tcPr>
+                  <w:tcW w:w="5720" w:type="dxa"/>
+                  <w:tcMar>
+                    <w:top w:w="15" w:type="dxa"/>
+                    <w:left w:w="15" w:type="dxa"/>
+                    <w:bottom w:w="15" w:type="dxa"/>
+                    <w:right w:w="15" w:type="dxa"/>
+                  </w:tcMar>
+                  <w:vAlign w:val="center"/>
+                  <w:hideMark/>
+                </w:tcPr>
+                <w:p>
+                  <w:r>
+                    <w:t>• Integración con otros productos</w:t>
+                  </w:r>
+                </w:p>
+                <w:p>
+                  <w:r>
+                    <w:t xml:space="preserve"> Zoho (CRM, calendario). </w:t>
+                  </w:r>
+                  <w:r>
+                    <w:br/>
+                    <w:t xml:space="preserve">• Tiene plan gratuito y opciones </w:t>
+                  </w:r>
+                </w:p>
+                <w:p>
+                  <w:r>
+                    <w:t xml:space="preserve">personalizables. </w:t>
+                  </w:r>
+                </w:p>
+              </w:tc>
+            </w:tr>
+          </w:tbl>
+          <w:p>
+            <w:pPr>
+              <w:cnfStyle w:val="000000100000" w:firstRow="0" w:lastRow="0" w:firstColumn="0" w:lastColumn="0" w:oddVBand="0" w:evenVBand="0" w:oddHBand="1" w:evenHBand="0" w:firstRowFirstColumn="0" w:firstRowLastColumn="0" w:lastRowFirstColumn="0" w:lastRowLastColumn="0"/>
+              <w:rPr>
+                <w:rFonts w:cstheme="minorBidi"/>
+                <w:vanish/>
+              </w:rPr>
+            </w:pPr>
+          </w:p>
+          <w:tbl>
+            <w:tblPr>
+              <w:tblW w:w="0" w:type="auto"/>
+              <w:tblCellSpacing w:w="15" w:type="dxa"/>
+              <w:tblLayout w:type="fixed"/>
+              <w:tblLook w:val="04A0" w:firstRow="1" w:lastRow="0" w:firstColumn="1" w:lastColumn="0" w:noHBand="0" w:noVBand="1"/>
+            </w:tblPr>
+            <w:tblGrid>
+              <w:gridCol w:w="110"/>
+            </w:tblGrid>
+            <w:tr>
+              <w:trPr>
+                <w:tblCellSpacing w:w="15" w:type="dxa"/>
+                <w:hidden/>
+              </w:trPr>
+              <w:tc>
+                <w:tcPr>
+                  <w:tcW w:w="36" w:type="dxa"/>
+                  <w:tcMar>
+                    <w:top w:w="15" w:type="dxa"/>
+                    <w:left w:w="15" w:type="dxa"/>
+                    <w:bottom w:w="15" w:type="dxa"/>
+                    <w:right w:w="15" w:type="dxa"/>
+                  </w:tcMar>
+                  <w:vAlign w:val="center"/>
+                  <w:hideMark/>
+                </w:tcPr>
+                <w:p>
+                  <w:pPr>
+                    <w:rPr>
+                      <w:vanish/>
+                    </w:rPr>
+                  </w:pPr>
+                </w:p>
+              </w:tc>
+            </w:tr>
+          </w:tbl>
+          <w:p>
+            <w:pPr>
+              <w:pStyle w:val="Textbody"/>
+              <w:cnfStyle w:val="000000100000" w:firstRow="0" w:lastRow="0" w:firstColumn="0" w:lastColumn="0" w:oddVBand="0" w:evenVBand="0" w:oddHBand="1" w:evenHBand="0" w:firstRowFirstColumn="0" w:firstRowLastColumn="0" w:lastRowFirstColumn="0" w:lastRowLastColumn="0"/>
+              <w:rPr>
+                <w:rFonts w:ascii="Times New Roman" w:hAnsi="Times New Roman" w:cs="Times New Roman"/>
+                <w:sz w:val="18"/>
+                <w:szCs w:val="18"/>
+              </w:rPr>
+            </w:pPr>
+          </w:p>
+        </w:tc>
+        <w:tc>
+          <w:tcPr>
+            <w:tcW w:w="2969" w:type="dxa"/>
           </w:tcPr>
           <w:p>
             <w:pPr>
@@ -6542,57 +7353,11 @@
               </w:rPr>
             </w:pPr>
             <w:r>
-              <w:rPr>
-                <w:rFonts w:ascii="Arial" w:hAnsi="Arial" w:cs="Arial"/>
-                <w:color w:val="000000"/>
-                <w:sz w:val="18"/>
-                <w:szCs w:val="18"/>
-              </w:rPr>
-              <w:t>I</w:t>
+              <w:t xml:space="preserve">• Interfaz puede ser menos intuitiva para nuevos usuarios. </w:t>
             </w:r>
             <w:r>
-              <w:rPr>
-                <w:rFonts w:ascii="Arial" w:hAnsi="Arial" w:cs="Arial"/>
-                <w:color w:val="000000"/>
-                <w:sz w:val="18"/>
-                <w:szCs w:val="18"/>
-              </w:rPr>
-              <w:t>ntegración con otros sistemas, automatización y control de reservas.</w:t>
-            </w:r>
-          </w:p>
-        </w:tc>
-        <w:tc>
-          <w:tcPr>
-            <w:tcW w:w="3396" w:type="dxa"/>
-            <w:vAlign w:val="bottom"/>
-          </w:tcPr>
-          <w:p>
-            <w:pPr>
-              <w:pStyle w:val="Textbody"/>
-              <w:cnfStyle w:val="000000100000" w:firstRow="0" w:lastRow="0" w:firstColumn="0" w:lastColumn="0" w:oddVBand="0" w:evenVBand="0" w:oddHBand="1" w:evenHBand="0" w:firstRowFirstColumn="0" w:firstRowLastColumn="0" w:lastRowFirstColumn="0" w:lastRowLastColumn="0"/>
-              <w:rPr>
-                <w:rFonts w:ascii="Times New Roman" w:hAnsi="Times New Roman" w:cs="Times New Roman"/>
-                <w:sz w:val="18"/>
-                <w:szCs w:val="18"/>
-              </w:rPr>
-            </w:pPr>
-            <w:r>
-              <w:rPr>
-                <w:rFonts w:ascii="Arial" w:hAnsi="Arial" w:cs="Arial"/>
-                <w:color w:val="000000"/>
-                <w:sz w:val="18"/>
-                <w:szCs w:val="18"/>
-              </w:rPr>
-              <w:t>C</w:t>
-            </w:r>
-            <w:r>
-              <w:rPr>
-                <w:rFonts w:ascii="Arial" w:hAnsi="Arial" w:cs="Arial"/>
-                <w:color w:val="000000"/>
-                <w:sz w:val="18"/>
-                <w:szCs w:val="18"/>
-              </w:rPr>
-              <w:t>onfiguración inicial compleja y enfoque empresarial.</w:t>
+              <w:br/>
+              <w:t>• Mejor funciona si ya usas Zoho (si no, puede ser complejo).</w:t>
             </w:r>
           </w:p>
         </w:tc>
@@ -6605,8 +7370,8 @@
           <w:rFonts w:ascii="Times New Roman" w:hAnsi="Times New Roman" w:cs="Times New Roman"/>
         </w:rPr>
         <w:sectPr>
-          <w:headerReference w:type="default" r:id="rId9"/>
-          <w:footerReference w:type="default" r:id="rId10"/>
+          <w:headerReference w:type="default" r:id="rId11"/>
+          <w:footerReference w:type="default" r:id="rId12"/>
           <w:pgSz w:w="11906" w:h="16838"/>
           <w:pgMar w:top="1474" w:right="1134" w:bottom="1134" w:left="1701" w:header="1134" w:footer="720" w:gutter="0"/>
           <w:cols w:space="720"/>
@@ -6664,42 +7429,11 @@
       <w:pPr>
         <w:pStyle w:val="Textbody"/>
         <w:rPr>
-          <w:rFonts w:ascii="Times New Roman" w:hAnsi="Times New Roman" w:cs="Times New Roman"/>
-        </w:rPr>
-      </w:pPr>
-      <w:r>
-        <w:rPr>
-          <w:rFonts w:ascii="Times New Roman" w:hAnsi="Times New Roman" w:cs="Times New Roman"/>
-        </w:rPr>
-        <w:t>El cronograma consiste en la planificación de las actividades que se deben desarrollar para alcanzar el objetivo general formulado.</w:t>
-      </w:r>
-      <w:r>
-        <w:rPr>
-          <w:rFonts w:ascii="Times New Roman" w:hAnsi="Times New Roman" w:cs="Times New Roman"/>
-        </w:rPr>
-        <w:t xml:space="preserve"> Contiene la secuencia de actividades organizadas en orden lógico, los responsable</w:t>
-      </w:r>
-      <w:r>
-        <w:rPr>
-          <w:rFonts w:ascii="Times New Roman" w:hAnsi="Times New Roman" w:cs="Times New Roman"/>
-        </w:rPr>
-        <w:t>s</w:t>
-      </w:r>
-      <w:r>
-        <w:rPr>
-          <w:rFonts w:ascii="Times New Roman" w:hAnsi="Times New Roman" w:cs="Times New Roman"/>
-        </w:rPr>
-        <w:t xml:space="preserve"> y los plazos durante el tiempo establecido para el desarrollo del proyecto.</w:t>
-      </w:r>
-    </w:p>
-    <w:p>
-      <w:pPr>
-        <w:pStyle w:val="Textbody"/>
-        <w:rPr>
-          <w:rFonts w:ascii="Times New Roman" w:hAnsi="Times New Roman" w:cs="Times New Roman"/>
-        </w:rPr>
-      </w:pPr>
-      <w:hyperlink r:id="rId11" w:history="1">
+          <w:rStyle w:val="Hipervnculo"/>
+          <w:rFonts w:ascii="Times New Roman" w:hAnsi="Times New Roman" w:cs="Times New Roman"/>
+        </w:rPr>
+      </w:pPr>
+      <w:hyperlink r:id="rId13" w:history="1">
         <w:r>
           <w:rPr>
             <w:rStyle w:val="Hipervnculo"/>
@@ -6716,21 +7450,54 @@
           <w:rFonts w:ascii="Times New Roman" w:hAnsi="Times New Roman" w:cs="Times New Roman"/>
         </w:rPr>
       </w:pPr>
+      <w:r>
+        <w:rPr>
+          <w:rFonts w:ascii="Times New Roman" w:hAnsi="Times New Roman" w:cs="Times New Roman"/>
+        </w:rPr>
+        <w:drawing>
+          <wp:inline distT="0" distB="0" distL="0" distR="0" wp14:anchorId="273F6530" wp14:editId="642DCD04">
+            <wp:extent cx="9036050" cy="3884295"/>
+            <wp:effectExtent l="0" t="0" r="0" b="0"/>
+            <wp:docPr id="1" name="Imagen 1"/>
+            <wp:cNvGraphicFramePr>
+              <a:graphicFrameLocks xmlns:a="http://schemas.openxmlformats.org/drawingml/2006/main" noChangeAspect="1"/>
+            </wp:cNvGraphicFramePr>
+            <a:graphic xmlns:a="http://schemas.openxmlformats.org/drawingml/2006/main">
+              <a:graphicData uri="http://schemas.openxmlformats.org/drawingml/2006/picture">
+                <pic:pic xmlns:pic="http://schemas.openxmlformats.org/drawingml/2006/picture">
+                  <pic:nvPicPr>
+                    <pic:cNvPr id="1" name=""/>
+                    <pic:cNvPicPr/>
+                  </pic:nvPicPr>
+                  <pic:blipFill>
+                    <a:blip r:embed="rId14"/>
+                    <a:stretch>
+                      <a:fillRect/>
+                    </a:stretch>
+                  </pic:blipFill>
+                  <pic:spPr>
+                    <a:xfrm>
+                      <a:off x="0" y="0"/>
+                      <a:ext cx="9036050" cy="3884295"/>
+                    </a:xfrm>
+                    <a:prstGeom prst="rect">
+                      <a:avLst/>
+                    </a:prstGeom>
+                  </pic:spPr>
+                </pic:pic>
+              </a:graphicData>
+            </a:graphic>
+          </wp:inline>
+        </w:drawing>
+      </w:r>
     </w:p>
     <w:p>
       <w:pPr>
         <w:pStyle w:val="Textbody"/>
         <w:rPr>
           <w:rFonts w:ascii="Times New Roman" w:hAnsi="Times New Roman" w:cs="Times New Roman"/>
-          <w:lang w:val="es-CO"/>
-        </w:rPr>
-      </w:pPr>
-      <w:r>
-        <w:rPr>
-          <w:rFonts w:ascii="Times New Roman" w:hAnsi="Times New Roman" w:cs="Times New Roman"/>
-        </w:rPr>
-        <w:t>un cronograma es</w:t>
-      </w:r>
+        </w:rPr>
+      </w:pPr>
     </w:p>
     <w:p>
       <w:pPr>
@@ -6823,15 +7590,132 @@
     <w:p>
       <w:pPr>
         <w:pStyle w:val="Textbody"/>
-        <w:rPr>
-          <w:rFonts w:ascii="Times New Roman" w:hAnsi="Times New Roman" w:cs="Times New Roman"/>
-        </w:rPr>
-      </w:pPr>
-      <w:r>
-        <w:rPr>
-          <w:rFonts w:ascii="Times New Roman" w:hAnsi="Times New Roman" w:cs="Times New Roman"/>
-        </w:rPr>
-        <w:t>En este ítem se debe argumentar mediante un texto estructurado la importancia del proyecto desde aspectos diversos como los beneficios que puede obtener la organización seleccionada como referencia, la utilidad de la propuesta que se pretende elaborar y los aportes para el equipo de trabajo en cuanto a la adquisición de habilidades y competencias.</w:t>
+      </w:pPr>
+    </w:p>
+    <w:p>
+      <w:pPr>
+        <w:pStyle w:val="Textbody"/>
+      </w:pPr>
+      <w:r>
+        <w:t xml:space="preserve">El proyecto </w:t>
+      </w:r>
+      <w:r>
+        <w:rPr>
+          <w:b/>
+          <w:bCs/>
+        </w:rPr>
+        <w:t xml:space="preserve">Software para Optimización Operacional Next </w:t>
+      </w:r>
+      <w:proofErr w:type="spellStart"/>
+      <w:r>
+        <w:rPr>
+          <w:b/>
+          <w:bCs/>
+        </w:rPr>
+        <w:t>Level</w:t>
+      </w:r>
+      <w:proofErr w:type="spellEnd"/>
+      <w:r>
+        <w:t xml:space="preserve"> nace a partir de una necesidad real dentro del laboratorio de videojuegos </w:t>
+      </w:r>
+      <w:proofErr w:type="spellStart"/>
+      <w:r>
+        <w:rPr>
+          <w:b/>
+          <w:bCs/>
+        </w:rPr>
+        <w:t>NextLevel</w:t>
+      </w:r>
+      <w:proofErr w:type="spellEnd"/>
+      <w:r>
+        <w:t xml:space="preserve"> del Tecnológico de Antioquia. Aunque este espacio cumpla su función en la vida estudiantil, su gestión puede volverse compleja cuando no se cuenta con una herramienta que permita la organización de las reservas, tiempos de uso, mantenimiento de equipos y planificación de actividades.  </w:t>
+      </w:r>
+    </w:p>
+    <w:p>
+      <w:pPr>
+        <w:pStyle w:val="Textbody"/>
+      </w:pPr>
+      <w:r>
+        <w:t xml:space="preserve">Cuando estos procesos se manejan de forma manual es mucho más propenso el cometer un error a la hora de hacer las </w:t>
+      </w:r>
+      <w:r>
+        <w:t xml:space="preserve">agendas, actualmente este proceso se está llevando a cabo a través de la plataforma Google </w:t>
+      </w:r>
+      <w:proofErr w:type="spellStart"/>
+      <w:r>
+        <w:t>forms</w:t>
+      </w:r>
+      <w:proofErr w:type="spellEnd"/>
+      <w:r>
+        <w:t xml:space="preserve"> lo que limita su alcance y uso a solo un día</w:t>
+      </w:r>
+      <w:r>
+        <w:t>,</w:t>
+      </w:r>
+      <w:r>
+        <w:t xml:space="preserve"> obligando a su actualización diaria,</w:t>
+      </w:r>
+      <w:r>
+        <w:t xml:space="preserve"> se pierden datos importantes y se dificulta la coordinación entre el equipo de trabajo. El sistema </w:t>
+      </w:r>
+      <w:proofErr w:type="spellStart"/>
+      <w:r>
+        <w:rPr>
+          <w:b/>
+          <w:bCs/>
+        </w:rPr>
+        <w:t>Level</w:t>
+      </w:r>
+      <w:proofErr w:type="spellEnd"/>
+      <w:r>
+        <w:rPr>
+          <w:b/>
+          <w:bCs/>
+        </w:rPr>
+        <w:t xml:space="preserve"> </w:t>
+      </w:r>
+      <w:proofErr w:type="spellStart"/>
+      <w:r>
+        <w:rPr>
+          <w:b/>
+          <w:bCs/>
+        </w:rPr>
+        <w:t>OptiZone</w:t>
+      </w:r>
+      <w:proofErr w:type="spellEnd"/>
+      <w:r>
+        <w:rPr>
+          <w:b/>
+          <w:bCs/>
+        </w:rPr>
+        <w:t xml:space="preserve"> TDEA</w:t>
+      </w:r>
+      <w:r>
+        <w:t xml:space="preserve"> planea ser la mejor solución a todos estos problemas ya que integra en una sola plataforma todos los procesos clave del laboratorio. En lugar de depender de registros independientes o controles informales, el software nos permitirá automatizar la asignación de turnos y controlar de manera precisa el tiempo de uso de cada equipo. Esto significa </w:t>
+      </w:r>
+      <w:proofErr w:type="gramStart"/>
+      <w:r>
+        <w:t>que</w:t>
+      </w:r>
+      <w:proofErr w:type="gramEnd"/>
+      <w:r>
+        <w:t xml:space="preserve"> si un equipo presenta una falla, el sistema dejará constancia inmediatamente, permitiendo programar su mantenimiento sin afectar la organización general del laboratorio ni ningún tipo de espacio ya reservado. De esta manera, cuidamos los equipos y prolongamos su vida útil. </w:t>
+      </w:r>
+    </w:p>
+    <w:p>
+      <w:pPr>
+        <w:pStyle w:val="Textbody"/>
+      </w:pPr>
+      <w:r>
+        <w:t xml:space="preserve">Además, la herramienta optimiza la agenda del laboratorio al garantizar una distribución más equitativa de los espacios disponibles. Al contar con un sistema digital de reservas, se reducen los conflictos por horarios, se minimiza el margen de error humano y se mejora la experiencia del estudiante, quien podrá conocer con claridad la disponibilidad y planificar su tiempo de manera organizada. </w:t>
+      </w:r>
+    </w:p>
+    <w:p>
+      <w:pPr>
+        <w:pStyle w:val="Textbody"/>
+      </w:pPr>
+      <w:r>
+        <w:t>Un punto que podemos destacar que hace que esta propuesta sea la mejor alternativa es la generación de reportes estadísticos. El sistema nos permitirá identificar cuáles son los juegos más utilizados, en qué horarios hay mayor demanda y qué equipos requieren mantenimiento frecuente. Esta información le facilita al equipo la administración diaria y la toma de decisiones para el proyecto, como la organización de torneos, la adquisición de nuevos equipos o la redistribución de recursos. Es decir, no se trata solo de organizar, sino de convertir los datos en una herramienta para el crecimiento y sostenibilidad del laboratorio.</w:t>
       </w:r>
     </w:p>
     <w:p>
@@ -6845,152 +7729,20 @@
           <w:rFonts w:ascii="Times New Roman" w:hAnsi="Times New Roman" w:cs="Times New Roman"/>
         </w:rPr>
       </w:pPr>
-      <w:bookmarkStart w:id="14" w:name="__RefHeading__10958_300738085"/>
-      <w:bookmarkStart w:id="15" w:name="_Toc96339521"/>
+      <w:bookmarkStart w:id="14" w:name="_Toc96339521"/>
+      <w:r>
+        <w:rPr>
+          <w:rFonts w:ascii="Times New Roman" w:hAnsi="Times New Roman" w:cs="Times New Roman"/>
+        </w:rPr>
+        <w:t xml:space="preserve">2.2. </w:t>
+      </w:r>
+      <w:r>
+        <w:rPr>
+          <w:rFonts w:ascii="Times New Roman" w:hAnsi="Times New Roman" w:cs="Times New Roman"/>
+        </w:rPr>
+        <w:t>Objetivos.</w:t>
+      </w:r>
       <w:bookmarkEnd w:id="14"/>
-      <w:r>
-        <w:rPr>
-          <w:rFonts w:ascii="Times New Roman" w:hAnsi="Times New Roman" w:cs="Times New Roman"/>
-        </w:rPr>
-        <w:t xml:space="preserve">Justificación </w:t>
-      </w:r>
-    </w:p>
-    <w:p>
-      <w:pPr>
-        <w:pStyle w:val="Textbody"/>
-      </w:pPr>
-      <w:r>
-        <w:t xml:space="preserve">El proyecto </w:t>
-      </w:r>
-      <w:r>
-        <w:rPr>
-          <w:b/>
-          <w:bCs/>
-        </w:rPr>
-        <w:t xml:space="preserve">Software para Optimización Operacional Next </w:t>
-      </w:r>
-      <w:proofErr w:type="spellStart"/>
-      <w:r>
-        <w:rPr>
-          <w:b/>
-          <w:bCs/>
-        </w:rPr>
-        <w:t>Level</w:t>
-      </w:r>
-      <w:proofErr w:type="spellEnd"/>
-      <w:r>
-        <w:t xml:space="preserve"> nace con el propósito de mejorar los procesos de gestión, mantenimiento y asistencia que se llevan a cabo en el laboratorio de videojuegos </w:t>
-      </w:r>
-      <w:r>
-        <w:rPr>
-          <w:b/>
-          <w:bCs/>
-        </w:rPr>
-        <w:t>Next</w:t>
-      </w:r>
-      <w:r>
-        <w:rPr>
-          <w:b/>
-          <w:bCs/>
-        </w:rPr>
-        <w:t xml:space="preserve"> </w:t>
-      </w:r>
-      <w:proofErr w:type="spellStart"/>
-      <w:r>
-        <w:rPr>
-          <w:b/>
-          <w:bCs/>
-        </w:rPr>
-        <w:t>Level</w:t>
-      </w:r>
-      <w:proofErr w:type="spellEnd"/>
-      <w:r>
-        <w:t>. En este espacio recreativo e investigativo se requieren de una herramienta que permita organizar de una manera eficiente el uso de los equipos, el control de turnos y reservas y el registro de eventos e incidencias, para con esto garantizar un mejor aprovechamiento de los recursos que brinda la institución.</w:t>
-      </w:r>
-    </w:p>
-    <w:p>
-      <w:pPr>
-        <w:pStyle w:val="Textbody"/>
-      </w:pPr>
-      <w:r>
-        <w:t xml:space="preserve">Lo que busca el sistema </w:t>
-      </w:r>
-      <w:proofErr w:type="spellStart"/>
-      <w:r>
-        <w:rPr>
-          <w:b/>
-          <w:bCs/>
-        </w:rPr>
-        <w:t>Level</w:t>
-      </w:r>
-      <w:proofErr w:type="spellEnd"/>
-      <w:r>
-        <w:rPr>
-          <w:b/>
-          <w:bCs/>
-        </w:rPr>
-        <w:t xml:space="preserve"> </w:t>
-      </w:r>
-      <w:proofErr w:type="spellStart"/>
-      <w:r>
-        <w:rPr>
-          <w:b/>
-          <w:bCs/>
-        </w:rPr>
-        <w:t>OptiZone</w:t>
-      </w:r>
-      <w:proofErr w:type="spellEnd"/>
-      <w:r>
-        <w:rPr>
-          <w:b/>
-          <w:bCs/>
-        </w:rPr>
-        <w:t xml:space="preserve"> </w:t>
-      </w:r>
-      <w:proofErr w:type="spellStart"/>
-      <w:r>
-        <w:rPr>
-          <w:b/>
-          <w:bCs/>
-        </w:rPr>
-        <w:t>TdeA</w:t>
-      </w:r>
-      <w:proofErr w:type="spellEnd"/>
-      <w:r>
-        <w:t xml:space="preserve"> es estructurar y optimizar dichas operaciones mediante un modelo organizado de</w:t>
-      </w:r>
-      <w:r>
-        <w:t xml:space="preserve"> disponibilidad,</w:t>
-      </w:r>
-      <w:r>
-        <w:t xml:space="preserve"> seguimiento</w:t>
-      </w:r>
-      <w:r>
-        <w:t xml:space="preserve"> y</w:t>
-      </w:r>
-      <w:r>
-        <w:t xml:space="preserve"> control, mejorando drásticamente los tiempos de gestión, </w:t>
-      </w:r>
-      <w:r>
-        <w:t xml:space="preserve">la capacidad de análisis, </w:t>
-      </w:r>
-      <w:r>
-        <w:t>fortalecimiento administrativo y una mejora en la calidad del servicio que se le brinda a los estudiantes.</w:t>
-      </w:r>
-    </w:p>
-    <w:p>
-      <w:pPr>
-        <w:pStyle w:val="Textbody"/>
-      </w:pPr>
-      <w:r>
-        <w:t xml:space="preserve">Además, permitirá tomar información útil para la toma de decisiones y continuar mejorando el espacio. Lo que le aporta al equipo de trabajo la oportunidad de aplicar conocimientos relacionados con análisis de estos procesos, diseñando soluciones organizacionales y formulando propuestas tecnológicas, lo que fomentara competencias como el trabajo colaborativo, la planificación y el pensamiento crítico. Esta iniciativa representa una propuesta viable que beneficia tanto a la institución como a la comunidad estudiantil, promoviendo una gestión más eficiente dentro </w:t>
-      </w:r>
-      <w:r>
-        <w:t>de la institución</w:t>
-      </w:r>
-      <w:r>
-        <w:t>.</w:t>
-      </w:r>
     </w:p>
     <w:p>
       <w:pPr>
@@ -7003,17 +7755,18 @@
           <w:rFonts w:ascii="Times New Roman" w:hAnsi="Times New Roman" w:cs="Times New Roman"/>
         </w:rPr>
       </w:pPr>
-      <w:r>
-        <w:rPr>
-          <w:rFonts w:ascii="Times New Roman" w:hAnsi="Times New Roman" w:cs="Times New Roman"/>
-        </w:rPr>
-        <w:t xml:space="preserve">2.2. </w:t>
-      </w:r>
-      <w:r>
-        <w:rPr>
-          <w:rFonts w:ascii="Times New Roman" w:hAnsi="Times New Roman" w:cs="Times New Roman"/>
-        </w:rPr>
-        <w:t>Objetivos.</w:t>
+      <w:bookmarkStart w:id="15" w:name="_Toc96339522"/>
+      <w:r>
+        <w:rPr>
+          <w:rFonts w:ascii="Times New Roman" w:hAnsi="Times New Roman" w:cs="Times New Roman"/>
+        </w:rPr>
+        <w:t xml:space="preserve">2.2.1. </w:t>
+      </w:r>
+      <w:r>
+        <w:rPr>
+          <w:rFonts w:ascii="Times New Roman" w:hAnsi="Times New Roman" w:cs="Times New Roman"/>
+        </w:rPr>
+        <w:t>Objetivo general.</w:t>
       </w:r>
       <w:bookmarkEnd w:id="15"/>
     </w:p>
@@ -7025,36 +7778,53 @@
           <w:numId w:val="0"/>
         </w:numPr>
         <w:rPr>
-          <w:rFonts w:ascii="Times New Roman" w:hAnsi="Times New Roman" w:cs="Times New Roman"/>
-        </w:rPr>
-      </w:pPr>
-      <w:bookmarkStart w:id="16" w:name="_Toc96339522"/>
-      <w:r>
-        <w:rPr>
-          <w:rFonts w:ascii="Times New Roman" w:hAnsi="Times New Roman" w:cs="Times New Roman"/>
-        </w:rPr>
-        <w:t xml:space="preserve">2.2.1. </w:t>
-      </w:r>
-      <w:r>
-        <w:rPr>
-          <w:rFonts w:ascii="Times New Roman" w:hAnsi="Times New Roman" w:cs="Times New Roman"/>
-        </w:rPr>
-        <w:t>Objetivo general.</w:t>
-      </w:r>
-      <w:bookmarkEnd w:id="16"/>
-    </w:p>
-    <w:p>
-      <w:pPr>
-        <w:pStyle w:val="Textbody"/>
-        <w:rPr>
-          <w:rFonts w:ascii="Times New Roman" w:hAnsi="Times New Roman" w:cs="Times New Roman"/>
-        </w:rPr>
-      </w:pPr>
-      <w:r>
-        <w:rPr>
-          <w:rFonts w:ascii="Times New Roman" w:hAnsi="Times New Roman" w:cs="Times New Roman"/>
-        </w:rPr>
-        <w:t>Formular el propósito central que se busca con el desarrollo del proyecto teniendo en cuenta el alcance planteado por la asignatura y el producto final definido. El objetivo general se debe formular iniciando con un verbo en infinitivo y un complemento que defina respuestas a las preguntas ¿Qué? y ¿Para qué?</w:t>
+          <w:rFonts w:ascii="NewsGotT" w:eastAsia="Arial Unicode MS" w:hAnsi="NewsGotT"/>
+          <w:b w:val="0"/>
+          <w:bCs w:val="0"/>
+          <w:i w:val="0"/>
+          <w:iCs w:val="0"/>
+          <w:sz w:val="22"/>
+          <w:szCs w:val="24"/>
+        </w:rPr>
+      </w:pPr>
+      <w:bookmarkStart w:id="16" w:name="_Toc96339523"/>
+      <w:r>
+        <w:rPr>
+          <w:rFonts w:ascii="NewsGotT" w:eastAsia="Arial Unicode MS" w:hAnsi="NewsGotT"/>
+          <w:b w:val="0"/>
+          <w:bCs w:val="0"/>
+          <w:i w:val="0"/>
+          <w:iCs w:val="0"/>
+          <w:sz w:val="22"/>
+          <w:szCs w:val="24"/>
+        </w:rPr>
+        <w:t xml:space="preserve">Desarrollar e implementar un sistema de agenda y gestión administrativa para el laboratorio de juegos Next </w:t>
+      </w:r>
+      <w:proofErr w:type="spellStart"/>
+      <w:r>
+        <w:rPr>
+          <w:rFonts w:ascii="NewsGotT" w:eastAsia="Arial Unicode MS" w:hAnsi="NewsGotT"/>
+          <w:b w:val="0"/>
+          <w:bCs w:val="0"/>
+          <w:i w:val="0"/>
+          <w:iCs w:val="0"/>
+          <w:sz w:val="22"/>
+          <w:szCs w:val="24"/>
+        </w:rPr>
+        <w:t>Level</w:t>
+      </w:r>
+      <w:proofErr w:type="spellEnd"/>
+      <w:r>
+        <w:rPr>
+          <w:rFonts w:ascii="NewsGotT" w:eastAsia="Arial Unicode MS" w:hAnsi="NewsGotT"/>
+          <w:b w:val="0"/>
+          <w:bCs w:val="0"/>
+          <w:i w:val="0"/>
+          <w:iCs w:val="0"/>
+          <w:sz w:val="22"/>
+          <w:szCs w:val="24"/>
+        </w:rPr>
+        <w:t>, que optimice el proceso de reservas, el control del tiempo de uso y la organización de horarios, mejorando la eficiencia operativa, reduciendo errores administrativos y facilitando la toma de decisiones estratégicas para el crecimiento y sostenibilidad del proyecto.</w:t>
       </w:r>
     </w:p>
     <w:p>
@@ -7068,72 +7838,160 @@
           <w:rFonts w:ascii="Times New Roman" w:hAnsi="Times New Roman" w:cs="Times New Roman"/>
         </w:rPr>
       </w:pPr>
-      <w:bookmarkStart w:id="17" w:name="_Toc96339523"/>
-      <w:r>
-        <w:rPr>
-          <w:rFonts w:ascii="Times New Roman" w:hAnsi="Times New Roman" w:cs="Times New Roman"/>
-        </w:rPr>
-        <w:t>Objetivo General</w:t>
-      </w:r>
+      <w:r>
+        <w:rPr>
+          <w:rFonts w:ascii="Times New Roman" w:hAnsi="Times New Roman" w:cs="Times New Roman"/>
+        </w:rPr>
+        <w:t xml:space="preserve">2.2.2. </w:t>
+      </w:r>
+      <w:r>
+        <w:rPr>
+          <w:rFonts w:ascii="Times New Roman" w:hAnsi="Times New Roman" w:cs="Times New Roman"/>
+        </w:rPr>
+        <w:t>Objetivos específicos.</w:t>
+      </w:r>
+      <w:bookmarkEnd w:id="16"/>
     </w:p>
     <w:p>
       <w:pPr>
         <w:pStyle w:val="Textbody"/>
-      </w:pPr>
-      <w:r>
-        <w:t>D</w:t>
-      </w:r>
-      <w:r>
-        <w:t>esarrollar</w:t>
-      </w:r>
-      <w:r>
-        <w:t xml:space="preserve"> e implementar</w:t>
-      </w:r>
-      <w:r>
-        <w:t xml:space="preserve"> un sistema de agenda y gestión administrativa para </w:t>
-      </w:r>
-      <w:r>
-        <w:t>la iniciativa d</w:t>
-      </w:r>
-      <w:r>
-        <w:t xml:space="preserve">el laboratorio de juegos </w:t>
-      </w:r>
-      <w:r>
-        <w:rPr>
-          <w:b/>
-          <w:bCs/>
-        </w:rPr>
-        <w:t xml:space="preserve">Next </w:t>
+        <w:numPr>
+          <w:ilvl w:val="0"/>
+          <w:numId w:val="30"/>
+        </w:numPr>
+      </w:pPr>
+      <w:bookmarkStart w:id="17" w:name="_Toc96339524"/>
+      <w:r>
+        <w:t>Planificar la estructura y el alcance del proyecto, así como realizar el análisis de requisitos mediante metodologías ágiles y reuniones con los responsables de la iniciativa, con el fin de asegurar su integración con las necesidades del laboratorio de juegos y fortalecer la coordinación del equipo, el seguimiento de actividades y la calidad del desarrollo.</w:t>
+      </w:r>
+    </w:p>
+    <w:p>
+      <w:pPr>
+        <w:pStyle w:val="Textbody"/>
+        <w:numPr>
+          <w:ilvl w:val="0"/>
+          <w:numId w:val="30"/>
+        </w:numPr>
+      </w:pPr>
+      <w:r>
+        <w:t>Diseñar una arquitectura organizada del sistema que permita estructurar correctamente sus componentes, gestionar adecuadamente la información y facilitar futuras mejoras y la escalabilidad del software.</w:t>
+      </w:r>
+    </w:p>
+    <w:p>
+      <w:pPr>
+        <w:pStyle w:val="Textbody"/>
+        <w:numPr>
+          <w:ilvl w:val="0"/>
+          <w:numId w:val="30"/>
+        </w:numPr>
+      </w:pPr>
+      <w:r>
+        <w:lastRenderedPageBreak/>
+        <w:t xml:space="preserve">Definir e implementar el conjunto de tecnologías del sistema, utilizando </w:t>
       </w:r>
       <w:proofErr w:type="spellStart"/>
       <w:r>
-        <w:rPr>
-          <w:b/>
-          <w:bCs/>
-        </w:rPr>
-        <w:t>Level</w:t>
+        <w:t>React</w:t>
       </w:r>
       <w:proofErr w:type="spellEnd"/>
       <w:r>
-        <w:t>. Esto con el fin de optimizar la administración al momento de reservar, el control del tiempo de uso en los espacios disponibles, la organización de horarios</w:t>
-      </w:r>
-      <w:r>
-        <w:t>, análisis de uso del entorno</w:t>
-      </w:r>
-      <w:r>
-        <w:t xml:space="preserve"> y posibles planificaciones de eventos o torneos en un futuro, abriendo paso a una mejor eficiencia, minimizar el margen de error en la gestión y por el contrario aprovechando de los recursos tecnológicos a favor para </w:t>
-      </w:r>
-      <w:r>
-        <w:t>fortalecer</w:t>
-      </w:r>
-      <w:r>
-        <w:t xml:space="preserve"> la experiencia y satisfacción de</w:t>
-      </w:r>
-      <w:r>
-        <w:t xml:space="preserve"> los usuarios</w:t>
-      </w:r>
-      <w:r>
-        <w:t>. Asimismo, el sistema permitirá mejorar la coordinación entre el personal encargado, garantizar una distribución más equitativa de los espacios y equipos disponibles, facilitar el registro diario de reservas y actividades que se realicen, y proporcionar información útil para la toma de decisiones estratégicas que contribuyan al crecimiento y sostenibilidad del laboratorio de juegos.</w:t>
+        <w:t xml:space="preserve"> para el desarrollo del </w:t>
+      </w:r>
+      <w:proofErr w:type="spellStart"/>
+      <w:r>
+        <w:t>frontend</w:t>
+      </w:r>
+      <w:proofErr w:type="spellEnd"/>
+      <w:r>
+        <w:t xml:space="preserve"> y Java para la construcción de la API </w:t>
+      </w:r>
+      <w:proofErr w:type="spellStart"/>
+      <w:r>
+        <w:t>backend</w:t>
+      </w:r>
+      <w:proofErr w:type="spellEnd"/>
+      <w:r>
+        <w:t>, además de evaluar y seleccionar el gestor de base de datos más adecuado, con el fin de garantizar una comunicación eficiente entre las distintas capas, un procesamiento correcto de la información y una base sólida y escalable.</w:t>
+      </w:r>
+    </w:p>
+    <w:p>
+      <w:pPr>
+        <w:pStyle w:val="NormalWeb"/>
+        <w:numPr>
+          <w:ilvl w:val="0"/>
+          <w:numId w:val="30"/>
+        </w:numPr>
+      </w:pPr>
+      <w:r>
+        <w:t xml:space="preserve">Diseñar </w:t>
+      </w:r>
+      <w:r>
+        <w:t xml:space="preserve">y construir </w:t>
+      </w:r>
+      <w:r>
+        <w:t xml:space="preserve">una interfaz </w:t>
+      </w:r>
+      <w:proofErr w:type="spellStart"/>
+      <w:r>
+        <w:t>frontend</w:t>
+      </w:r>
+      <w:proofErr w:type="spellEnd"/>
+      <w:r>
+        <w:t xml:space="preserve"> amigable, apoyada en principios de UX y UI y desarrollada con </w:t>
+      </w:r>
+      <w:proofErr w:type="spellStart"/>
+      <w:r>
+        <w:t>React</w:t>
+      </w:r>
+      <w:proofErr w:type="spellEnd"/>
+      <w:r>
+        <w:t xml:space="preserve"> / </w:t>
+      </w:r>
+      <w:proofErr w:type="spellStart"/>
+      <w:r>
+        <w:t>Javascript</w:t>
+      </w:r>
+      <w:proofErr w:type="spellEnd"/>
+      <w:r>
+        <w:t>, para ofrecer una experiencia clara, intuitiva y agradable a los usuarios.</w:t>
+      </w:r>
+    </w:p>
+    <w:p>
+      <w:pPr>
+        <w:pStyle w:val="NormalWeb"/>
+        <w:numPr>
+          <w:ilvl w:val="0"/>
+          <w:numId w:val="30"/>
+        </w:numPr>
+      </w:pPr>
+      <w:r>
+        <w:t xml:space="preserve">Diseñar y desarrollar la API </w:t>
+      </w:r>
+      <w:proofErr w:type="spellStart"/>
+      <w:r>
+        <w:t>backend</w:t>
+      </w:r>
+      <w:proofErr w:type="spellEnd"/>
+      <w:r>
+        <w:t xml:space="preserve"> en Java, asegurando una comunicación eficiente con las bases de datos y un tratamiento adecuado de la información</w:t>
+      </w:r>
+      <w:r>
+        <w:t xml:space="preserve"> y derivados</w:t>
+      </w:r>
+      <w:r>
+        <w:t>.</w:t>
+      </w:r>
+    </w:p>
+    <w:p>
+      <w:pPr>
+        <w:pStyle w:val="NormalWeb"/>
+        <w:numPr>
+          <w:ilvl w:val="0"/>
+          <w:numId w:val="30"/>
+        </w:numPr>
+      </w:pPr>
+      <w:r>
+        <w:t>Implementar las funciones principales del aplicativo, realizar pruebas para comprobar su correcto funcionamiento y desarrollar una etapa de capacitación que facilite la adaptación e integración de los usuarios al sistema.</w:t>
       </w:r>
     </w:p>
     <w:p>
@@ -7151,29 +8009,15 @@
         <w:rPr>
           <w:rFonts w:ascii="Times New Roman" w:hAnsi="Times New Roman" w:cs="Times New Roman"/>
         </w:rPr>
-        <w:t xml:space="preserve">2.2.2. </w:t>
-      </w:r>
-      <w:r>
-        <w:rPr>
-          <w:rFonts w:ascii="Times New Roman" w:hAnsi="Times New Roman" w:cs="Times New Roman"/>
-        </w:rPr>
-        <w:t>Objetivos específicos.</w:t>
+        <w:t xml:space="preserve">2.3. </w:t>
+      </w:r>
+      <w:r>
+        <w:rPr>
+          <w:rFonts w:ascii="Times New Roman" w:hAnsi="Times New Roman" w:cs="Times New Roman"/>
+        </w:rPr>
+        <w:t>Alcance.</w:t>
       </w:r>
       <w:bookmarkEnd w:id="17"/>
-    </w:p>
-    <w:p>
-      <w:pPr>
-        <w:pStyle w:val="Textbody"/>
-        <w:rPr>
-          <w:rFonts w:ascii="Times New Roman" w:hAnsi="Times New Roman" w:cs="Times New Roman"/>
-        </w:rPr>
-      </w:pPr>
-      <w:r>
-        <w:rPr>
-          <w:rFonts w:ascii="Times New Roman" w:hAnsi="Times New Roman" w:cs="Times New Roman"/>
-        </w:rPr>
-        <w:t>Formular las etapas que se deben realizar para alcanzar el objetivo general del proyecto. Los objetivos específicos se deben formular iniciando con un verbo en infinitivo y un complemento que defina respuestas a las preguntas ¿Qué? y ¿Para qué?</w:t>
-      </w:r>
     </w:p>
     <w:p>
       <w:pPr>
@@ -7183,294 +8027,183 @@
           <w:numId w:val="0"/>
         </w:numPr>
         <w:rPr>
-          <w:rFonts w:ascii="Times New Roman" w:hAnsi="Times New Roman" w:cs="Times New Roman"/>
-        </w:rPr>
-      </w:pPr>
-      <w:bookmarkStart w:id="18" w:name="_Toc96339524"/>
-      <w:r>
-        <w:rPr>
-          <w:rFonts w:ascii="Times New Roman" w:hAnsi="Times New Roman" w:cs="Times New Roman"/>
-        </w:rPr>
-        <w:lastRenderedPageBreak/>
-        <w:t xml:space="preserve">Objetivos específicos </w:t>
-      </w:r>
-    </w:p>
-    <w:p>
-      <w:pPr>
-        <w:pStyle w:val="Textbody"/>
-        <w:numPr>
-          <w:ilvl w:val="0"/>
-          <w:numId w:val="30"/>
-        </w:numPr>
-      </w:pPr>
-      <w:r>
-        <w:t>Diseñar</w:t>
-      </w:r>
-      <w:r>
-        <w:t xml:space="preserve"> la interfaz UI y UX del aplicativo </w:t>
-      </w:r>
-      <w:r>
-        <w:t>para garantizar una experiencia de usuario intuitiva y accesible para estudiantes y administradores</w:t>
-      </w:r>
-      <w:r>
-        <w:t>.</w:t>
-      </w:r>
-    </w:p>
-    <w:p>
-      <w:pPr>
-        <w:pStyle w:val="Textbody"/>
-        <w:numPr>
-          <w:ilvl w:val="0"/>
-          <w:numId w:val="30"/>
-        </w:numPr>
-        <w:rPr>
-          <w:b/>
-          <w:bCs/>
-        </w:rPr>
-      </w:pPr>
-      <w:r>
-        <w:rPr>
-          <w:rStyle w:val="Textoennegrita"/>
+          <w:rFonts w:ascii="NewsGotT" w:eastAsia="Arial Unicode MS" w:hAnsi="NewsGotT"/>
           <w:b w:val="0"/>
           <w:bCs w:val="0"/>
-        </w:rPr>
-        <w:t>Planificar</w:t>
-      </w:r>
-      <w:r>
-        <w:rPr>
-          <w:b/>
-          <w:bCs/>
-        </w:rPr>
-        <w:t xml:space="preserve"> </w:t>
-      </w:r>
-      <w:r>
-        <w:t>la estructura y el alcance del proyecto</w:t>
-      </w:r>
-      <w:r>
-        <w:rPr>
-          <w:b/>
-          <w:bCs/>
-        </w:rPr>
-        <w:t xml:space="preserve"> </w:t>
-      </w:r>
-      <w:r>
-        <w:rPr>
-          <w:rStyle w:val="Textoennegrita"/>
+          <w:i w:val="0"/>
+          <w:iCs w:val="0"/>
+          <w:sz w:val="22"/>
+          <w:szCs w:val="24"/>
+        </w:rPr>
+      </w:pPr>
+      <w:bookmarkStart w:id="18" w:name="_Toc96339525"/>
+      <w:r>
+        <w:rPr>
+          <w:rFonts w:ascii="NewsGotT" w:eastAsia="Arial Unicode MS" w:hAnsi="NewsGotT"/>
           <w:b w:val="0"/>
           <w:bCs w:val="0"/>
-        </w:rPr>
-        <w:t xml:space="preserve">para asegurar su correcta integración con las necesidades del laboratorio </w:t>
-      </w:r>
-      <w:r>
-        <w:rPr>
-          <w:rStyle w:val="Textoennegrita"/>
+          <w:i w:val="0"/>
+          <w:iCs w:val="0"/>
+          <w:sz w:val="22"/>
+          <w:szCs w:val="24"/>
+        </w:rPr>
+        <w:t xml:space="preserve">El alcance que se tiene pensado del proyecto </w:t>
+      </w:r>
+      <w:r>
+        <w:rPr>
+          <w:rFonts w:ascii="NewsGotT" w:eastAsia="Arial Unicode MS" w:hAnsi="NewsGotT"/>
+          <w:i w:val="0"/>
+          <w:iCs w:val="0"/>
+          <w:sz w:val="22"/>
+          <w:szCs w:val="24"/>
+        </w:rPr>
+        <w:t xml:space="preserve">Software para Optimización Operacional Next </w:t>
+      </w:r>
+      <w:proofErr w:type="spellStart"/>
+      <w:r>
+        <w:rPr>
+          <w:rFonts w:ascii="NewsGotT" w:eastAsia="Arial Unicode MS" w:hAnsi="NewsGotT"/>
+          <w:i w:val="0"/>
+          <w:iCs w:val="0"/>
+          <w:sz w:val="22"/>
+          <w:szCs w:val="24"/>
+        </w:rPr>
+        <w:t>Level</w:t>
+      </w:r>
+      <w:proofErr w:type="spellEnd"/>
+      <w:r>
+        <w:rPr>
+          <w:rFonts w:ascii="NewsGotT" w:eastAsia="Arial Unicode MS" w:hAnsi="NewsGotT"/>
           <w:b w:val="0"/>
           <w:bCs w:val="0"/>
-        </w:rPr>
-        <w:t xml:space="preserve">de juegos </w:t>
-      </w:r>
-      <w:r>
-        <w:rPr>
-          <w:rStyle w:val="Textoennegrita"/>
+          <w:i w:val="0"/>
+          <w:iCs w:val="0"/>
+          <w:sz w:val="22"/>
+          <w:szCs w:val="24"/>
+        </w:rPr>
+        <w:t xml:space="preserve"> abarca todo el diseño, desarrollo e implementación inicial del sistema web </w:t>
+      </w:r>
+      <w:proofErr w:type="spellStart"/>
+      <w:r>
+        <w:rPr>
+          <w:rFonts w:ascii="NewsGotT" w:eastAsia="Arial Unicode MS" w:hAnsi="NewsGotT"/>
+          <w:i w:val="0"/>
+          <w:iCs w:val="0"/>
+          <w:sz w:val="22"/>
+          <w:szCs w:val="24"/>
+        </w:rPr>
+        <w:t>Level</w:t>
+      </w:r>
+      <w:proofErr w:type="spellEnd"/>
+      <w:r>
+        <w:rPr>
+          <w:rFonts w:ascii="NewsGotT" w:eastAsia="Arial Unicode MS" w:hAnsi="NewsGotT"/>
+          <w:i w:val="0"/>
+          <w:iCs w:val="0"/>
+          <w:sz w:val="22"/>
+          <w:szCs w:val="24"/>
+        </w:rPr>
+        <w:t xml:space="preserve"> </w:t>
+      </w:r>
+      <w:proofErr w:type="spellStart"/>
+      <w:r>
+        <w:rPr>
+          <w:rFonts w:ascii="NewsGotT" w:eastAsia="Arial Unicode MS" w:hAnsi="NewsGotT"/>
+          <w:i w:val="0"/>
+          <w:iCs w:val="0"/>
+          <w:sz w:val="22"/>
+          <w:szCs w:val="24"/>
+        </w:rPr>
+        <w:t>OptiZone</w:t>
+      </w:r>
+      <w:proofErr w:type="spellEnd"/>
+      <w:r>
+        <w:rPr>
+          <w:rFonts w:ascii="NewsGotT" w:eastAsia="Arial Unicode MS" w:hAnsi="NewsGotT"/>
+          <w:i w:val="0"/>
+          <w:iCs w:val="0"/>
+          <w:sz w:val="22"/>
+          <w:szCs w:val="24"/>
+        </w:rPr>
+        <w:t xml:space="preserve"> </w:t>
+      </w:r>
+      <w:proofErr w:type="spellStart"/>
+      <w:r>
+        <w:rPr>
+          <w:rFonts w:ascii="NewsGotT" w:eastAsia="Arial Unicode MS" w:hAnsi="NewsGotT"/>
+          <w:i w:val="0"/>
+          <w:iCs w:val="0"/>
+          <w:sz w:val="22"/>
+          <w:szCs w:val="24"/>
+        </w:rPr>
+        <w:t>T</w:t>
+      </w:r>
+      <w:r>
+        <w:rPr>
+          <w:rFonts w:ascii="NewsGotT" w:eastAsia="Arial Unicode MS" w:hAnsi="NewsGotT"/>
+          <w:i w:val="0"/>
+          <w:iCs w:val="0"/>
+          <w:sz w:val="22"/>
+          <w:szCs w:val="24"/>
+        </w:rPr>
+        <w:t>de</w:t>
+      </w:r>
+      <w:r>
+        <w:rPr>
+          <w:rFonts w:ascii="NewsGotT" w:eastAsia="Arial Unicode MS" w:hAnsi="NewsGotT"/>
+          <w:i w:val="0"/>
+          <w:iCs w:val="0"/>
+          <w:sz w:val="22"/>
+          <w:szCs w:val="24"/>
+        </w:rPr>
+        <w:t>A</w:t>
+      </w:r>
+      <w:proofErr w:type="spellEnd"/>
+      <w:r>
+        <w:rPr>
+          <w:rFonts w:ascii="NewsGotT" w:eastAsia="Arial Unicode MS" w:hAnsi="NewsGotT"/>
           <w:b w:val="0"/>
           <w:bCs w:val="0"/>
-        </w:rPr>
-        <w:t>y el entorno educativo d</w:t>
-      </w:r>
-      <w:r>
-        <w:rPr>
-          <w:rStyle w:val="Textoennegrita"/>
+          <w:i w:val="0"/>
+          <w:iCs w:val="0"/>
+          <w:sz w:val="22"/>
+          <w:szCs w:val="24"/>
+        </w:rPr>
+        <w:t xml:space="preserve">, orientado a optimizar la gestión administrativa y operativa del laboratorio de videojuegos </w:t>
+      </w:r>
+      <w:proofErr w:type="spellStart"/>
+      <w:r>
+        <w:rPr>
+          <w:rFonts w:ascii="NewsGotT" w:eastAsia="Arial Unicode MS" w:hAnsi="NewsGotT"/>
+          <w:i w:val="0"/>
+          <w:iCs w:val="0"/>
+          <w:sz w:val="22"/>
+          <w:szCs w:val="24"/>
+        </w:rPr>
+        <w:t>NextLevel</w:t>
+      </w:r>
+      <w:proofErr w:type="spellEnd"/>
+      <w:r>
+        <w:rPr>
+          <w:rFonts w:ascii="NewsGotT" w:eastAsia="Arial Unicode MS" w:hAnsi="NewsGotT"/>
+          <w:i w:val="0"/>
+          <w:iCs w:val="0"/>
+          <w:sz w:val="22"/>
+          <w:szCs w:val="24"/>
+        </w:rPr>
+        <w:t xml:space="preserve"> </w:t>
+      </w:r>
+      <w:r>
+        <w:rPr>
+          <w:rFonts w:ascii="NewsGotT" w:eastAsia="Arial Unicode MS" w:hAnsi="NewsGotT"/>
           <w:b w:val="0"/>
           <w:bCs w:val="0"/>
-        </w:rPr>
-        <w:t>e la institución</w:t>
-      </w:r>
-      <w:r>
-        <w:rPr>
-          <w:b/>
-          <w:bCs/>
-        </w:rPr>
-        <w:t>.</w:t>
-      </w:r>
-      <w:r>
-        <w:rPr>
-          <w:b/>
-          <w:bCs/>
-        </w:rPr>
-        <w:t xml:space="preserve"> </w:t>
-      </w:r>
-    </w:p>
-    <w:p>
-      <w:pPr>
-        <w:pStyle w:val="Textbody"/>
-        <w:numPr>
-          <w:ilvl w:val="0"/>
-          <w:numId w:val="30"/>
-        </w:numPr>
-      </w:pPr>
-      <w:r>
-        <w:t xml:space="preserve">Implementar las funciones principales del aplicativo para la realización de pruebas </w:t>
-      </w:r>
-      <w:r>
-        <w:t xml:space="preserve">de </w:t>
-      </w:r>
-      <w:proofErr w:type="spellStart"/>
-      <w:r>
-        <w:t>testing</w:t>
-      </w:r>
-      <w:proofErr w:type="spellEnd"/>
-      <w:r>
-        <w:t xml:space="preserve"> y validar el correcto funcionamiento del sistema.</w:t>
-      </w:r>
-    </w:p>
-    <w:p>
-      <w:pPr>
-        <w:pStyle w:val="Textbody"/>
-        <w:numPr>
-          <w:ilvl w:val="0"/>
-          <w:numId w:val="30"/>
-        </w:numPr>
-        <w:rPr>
-          <w:b/>
-          <w:bCs/>
-        </w:rPr>
-      </w:pPr>
-      <w:r>
-        <w:rPr>
-          <w:rStyle w:val="Textoennegrita"/>
-          <w:b w:val="0"/>
-          <w:bCs w:val="0"/>
-        </w:rPr>
-        <w:t>Aplicar</w:t>
-      </w:r>
-      <w:r>
-        <w:rPr>
-          <w:b/>
-          <w:bCs/>
-        </w:rPr>
-        <w:t xml:space="preserve"> </w:t>
-      </w:r>
-      <w:r>
-        <w:t>metodologías ágiles</w:t>
-      </w:r>
-      <w:r>
-        <w:t xml:space="preserve"> de desarrollo </w:t>
-      </w:r>
-      <w:r>
-        <w:t xml:space="preserve">en el equipo </w:t>
-      </w:r>
-      <w:r>
-        <w:rPr>
-          <w:rStyle w:val="Textoennegrita"/>
-          <w:b w:val="0"/>
-          <w:bCs w:val="0"/>
-        </w:rPr>
-        <w:t>para mejorar la coordinación, el seguimiento de tareas y la calidad del proyecto</w:t>
-      </w:r>
-      <w:r>
-        <w:rPr>
-          <w:b/>
-          <w:bCs/>
-        </w:rPr>
-        <w:t>.</w:t>
-      </w:r>
-    </w:p>
-    <w:p>
-      <w:pPr>
-        <w:pStyle w:val="Textbody"/>
-        <w:numPr>
-          <w:ilvl w:val="0"/>
-          <w:numId w:val="30"/>
-        </w:numPr>
-        <w:rPr>
-          <w:b/>
-          <w:bCs/>
-        </w:rPr>
-      </w:pPr>
-      <w:r>
-        <w:rPr>
-          <w:rStyle w:val="Textoennegrita"/>
-          <w:b w:val="0"/>
-          <w:bCs w:val="0"/>
-        </w:rPr>
-        <w:t>Desarrollar</w:t>
-      </w:r>
-      <w:r>
-        <w:rPr>
-          <w:b/>
-          <w:bCs/>
-        </w:rPr>
-        <w:t xml:space="preserve"> </w:t>
-      </w:r>
-      <w:r>
-        <w:t>una arquitectura estructurada del sistema</w:t>
-      </w:r>
-      <w:r>
-        <w:rPr>
-          <w:b/>
-          <w:bCs/>
-        </w:rPr>
-        <w:t xml:space="preserve"> </w:t>
-      </w:r>
-      <w:r>
-        <w:rPr>
-          <w:rStyle w:val="Textoennegrita"/>
-          <w:b w:val="0"/>
-          <w:bCs w:val="0"/>
-        </w:rPr>
-        <w:t>para optimizar la gestión operativa del laboratorio y permitir futuras mejoras del software</w:t>
-      </w:r>
-      <w:r>
-        <w:t>.</w:t>
-      </w:r>
-    </w:p>
-    <w:p>
-      <w:pPr>
-        <w:pStyle w:val="Textbody"/>
-        <w:numPr>
-          <w:ilvl w:val="0"/>
-          <w:numId w:val="30"/>
-        </w:numPr>
-        <w:rPr>
-          <w:b/>
-          <w:bCs/>
-        </w:rPr>
-      </w:pPr>
-      <w:r>
-        <w:rPr>
-          <w:rStyle w:val="Textoennegrita"/>
-          <w:b w:val="0"/>
-          <w:bCs w:val="0"/>
-        </w:rPr>
-        <w:t>Analizar</w:t>
-      </w:r>
-      <w:r>
-        <w:rPr>
-          <w:b/>
-          <w:bCs/>
-        </w:rPr>
-        <w:t xml:space="preserve"> </w:t>
-      </w:r>
-      <w:r>
-        <w:t>el uso del sistema mediante reportes y estadísticas</w:t>
-      </w:r>
-      <w:r>
-        <w:rPr>
-          <w:b/>
-          <w:bCs/>
-        </w:rPr>
-        <w:t xml:space="preserve"> </w:t>
-      </w:r>
-      <w:r>
-        <w:rPr>
-          <w:rStyle w:val="Textoennegrita"/>
-          <w:b w:val="0"/>
-          <w:bCs w:val="0"/>
-        </w:rPr>
-        <w:t>para apoyar la toma de decisiones y mejorar la gestión del laboratorio</w:t>
-      </w:r>
-      <w:r>
-        <w:t>.</w:t>
+          <w:i w:val="0"/>
+          <w:iCs w:val="0"/>
+          <w:sz w:val="22"/>
+          <w:szCs w:val="24"/>
+        </w:rPr>
+        <w:t xml:space="preserve">del Tecnológico de Antioquia. Nuestro proyecto nace como una respuesta a la necesidad real de mejorar la organización de reservas, tener un control sobre el uso los equipos, planificación de actividades y el seguimiento del mantenimiento, procesos que actualmente pueden presentar dificultades cuando se gestionan de manera manual. </w:t>
       </w:r>
     </w:p>
     <w:p>
@@ -7481,35 +8214,104 @@
           <w:numId w:val="0"/>
         </w:numPr>
         <w:rPr>
-          <w:rFonts w:ascii="Times New Roman" w:hAnsi="Times New Roman" w:cs="Times New Roman"/>
-        </w:rPr>
-      </w:pPr>
-      <w:r>
-        <w:rPr>
-          <w:rFonts w:ascii="Times New Roman" w:hAnsi="Times New Roman" w:cs="Times New Roman"/>
-        </w:rPr>
-        <w:t xml:space="preserve">2.3. </w:t>
-      </w:r>
-      <w:r>
-        <w:rPr>
-          <w:rFonts w:ascii="Times New Roman" w:hAnsi="Times New Roman" w:cs="Times New Roman"/>
-        </w:rPr>
-        <w:t>Alcance.</w:t>
-      </w:r>
-      <w:bookmarkEnd w:id="18"/>
-    </w:p>
-    <w:p>
-      <w:pPr>
-        <w:pStyle w:val="Textbody"/>
-        <w:rPr>
-          <w:rFonts w:ascii="Times New Roman" w:hAnsi="Times New Roman" w:cs="Times New Roman"/>
-        </w:rPr>
-      </w:pPr>
-      <w:r>
-        <w:rPr>
-          <w:rFonts w:ascii="Times New Roman" w:hAnsi="Times New Roman" w:cs="Times New Roman"/>
-        </w:rPr>
-        <w:t>Este ítem se debe abordar desde dos aspectos. El primer aspecto está relacionado con las características del producto final definido para el proyecto, que se encuentran debidamente establecidas en los objetivos. Por su parte, el segundo aspecto está relacionado con la justificación de las razones por las cuales se define el producto final.</w:t>
+          <w:rFonts w:ascii="NewsGotT" w:eastAsia="Arial Unicode MS" w:hAnsi="NewsGotT"/>
+          <w:b w:val="0"/>
+          <w:bCs w:val="0"/>
+          <w:i w:val="0"/>
+          <w:iCs w:val="0"/>
+          <w:sz w:val="22"/>
+          <w:szCs w:val="24"/>
+        </w:rPr>
+      </w:pPr>
+      <w:r>
+        <w:rPr>
+          <w:rFonts w:ascii="NewsGotT" w:eastAsia="Arial Unicode MS" w:hAnsi="NewsGotT"/>
+          <w:b w:val="0"/>
+          <w:bCs w:val="0"/>
+          <w:i w:val="0"/>
+          <w:iCs w:val="0"/>
+          <w:sz w:val="22"/>
+          <w:szCs w:val="24"/>
+        </w:rPr>
+        <w:t xml:space="preserve">El desarrollo de este sistema empezara con una planificación, detallada y concisa teniendo en cuenta la perspectiva de los involucrados que permitirá organizar el trabajo del equipo, hacer seguimiento continuo de las tareas y asegurar que el producto final responda verdaderamente a las necesidades del laboratorio. Luego desarrollaremos la arquitectura de todo el sistema de una manera que nos garantiza una gestión organizada de la información y facilitar futuras mejoras o ampliaciones. Utilizaremos </w:t>
+      </w:r>
+      <w:proofErr w:type="spellStart"/>
+      <w:r>
+        <w:rPr>
+          <w:rFonts w:ascii="NewsGotT" w:eastAsia="Arial Unicode MS" w:hAnsi="NewsGotT"/>
+          <w:b w:val="0"/>
+          <w:bCs w:val="0"/>
+          <w:i w:val="0"/>
+          <w:iCs w:val="0"/>
+          <w:sz w:val="22"/>
+          <w:szCs w:val="24"/>
+        </w:rPr>
+        <w:t>React</w:t>
+      </w:r>
+      <w:proofErr w:type="spellEnd"/>
+      <w:r>
+        <w:rPr>
+          <w:rFonts w:ascii="NewsGotT" w:eastAsia="Arial Unicode MS" w:hAnsi="NewsGotT"/>
+          <w:b w:val="0"/>
+          <w:bCs w:val="0"/>
+          <w:i w:val="0"/>
+          <w:iCs w:val="0"/>
+          <w:sz w:val="22"/>
+          <w:szCs w:val="24"/>
+        </w:rPr>
+        <w:t xml:space="preserve"> para el desarrollo del </w:t>
+      </w:r>
+      <w:proofErr w:type="spellStart"/>
+      <w:r>
+        <w:rPr>
+          <w:rFonts w:ascii="NewsGotT" w:eastAsia="Arial Unicode MS" w:hAnsi="NewsGotT"/>
+          <w:b w:val="0"/>
+          <w:bCs w:val="0"/>
+          <w:i w:val="0"/>
+          <w:iCs w:val="0"/>
+          <w:sz w:val="22"/>
+          <w:szCs w:val="24"/>
+        </w:rPr>
+        <w:t>frontend</w:t>
+      </w:r>
+      <w:proofErr w:type="spellEnd"/>
+      <w:r>
+        <w:rPr>
+          <w:rFonts w:ascii="NewsGotT" w:eastAsia="Arial Unicode MS" w:hAnsi="NewsGotT"/>
+          <w:b w:val="0"/>
+          <w:bCs w:val="0"/>
+          <w:i w:val="0"/>
+          <w:iCs w:val="0"/>
+          <w:sz w:val="22"/>
+          <w:szCs w:val="24"/>
+        </w:rPr>
+        <w:t xml:space="preserve"> y Java para la construcción de la API </w:t>
+      </w:r>
+      <w:proofErr w:type="spellStart"/>
+      <w:r>
+        <w:rPr>
+          <w:rFonts w:ascii="NewsGotT" w:eastAsia="Arial Unicode MS" w:hAnsi="NewsGotT"/>
+          <w:b w:val="0"/>
+          <w:bCs w:val="0"/>
+          <w:i w:val="0"/>
+          <w:iCs w:val="0"/>
+          <w:sz w:val="22"/>
+          <w:szCs w:val="24"/>
+        </w:rPr>
+        <w:t>backend</w:t>
+      </w:r>
+      <w:proofErr w:type="spellEnd"/>
+      <w:r>
+        <w:rPr>
+          <w:rFonts w:ascii="NewsGotT" w:eastAsia="Arial Unicode MS" w:hAnsi="NewsGotT"/>
+          <w:b w:val="0"/>
+          <w:bCs w:val="0"/>
+          <w:i w:val="0"/>
+          <w:iCs w:val="0"/>
+          <w:sz w:val="22"/>
+          <w:szCs w:val="24"/>
+        </w:rPr>
+        <w:t xml:space="preserve">, además de la selección de un gestor de base de datos adecuado que permita un almacenamiento seguro y eficiente de la información, asegurando una correcta comunicación entre las distintas capas del sistema.  </w:t>
       </w:r>
     </w:p>
     <w:p>
@@ -7520,112 +8322,52 @@
           <w:numId w:val="0"/>
         </w:numPr>
         <w:rPr>
-          <w:rFonts w:ascii="Times New Roman" w:hAnsi="Times New Roman" w:cs="Times New Roman"/>
-        </w:rPr>
-      </w:pPr>
-      <w:bookmarkStart w:id="19" w:name="_Toc96339525"/>
-      <w:r>
-        <w:rPr>
-          <w:rFonts w:ascii="Times New Roman" w:hAnsi="Times New Roman" w:cs="Times New Roman"/>
-        </w:rPr>
-        <w:t>Alcance:</w:t>
-      </w:r>
-    </w:p>
-    <w:p>
-      <w:pPr>
-        <w:pStyle w:val="Textbody"/>
-      </w:pPr>
-      <w:r>
-        <w:t xml:space="preserve">El alcance que </w:t>
-      </w:r>
-      <w:r>
-        <w:t xml:space="preserve">se tiene pensado </w:t>
-      </w:r>
-      <w:r>
-        <w:t>para el proyecto “</w:t>
-      </w:r>
-      <w:r>
-        <w:rPr>
-          <w:b/>
-          <w:bCs/>
-        </w:rPr>
-        <w:t xml:space="preserve">Software para Optimización Operacional Next </w:t>
+          <w:rFonts w:ascii="NewsGotT" w:eastAsia="Arial Unicode MS" w:hAnsi="NewsGotT"/>
+          <w:b w:val="0"/>
+          <w:bCs w:val="0"/>
+          <w:i w:val="0"/>
+          <w:iCs w:val="0"/>
+          <w:sz w:val="22"/>
+          <w:szCs w:val="24"/>
+        </w:rPr>
+      </w:pPr>
+      <w:r>
+        <w:rPr>
+          <w:rFonts w:ascii="NewsGotT" w:eastAsia="Arial Unicode MS" w:hAnsi="NewsGotT"/>
+          <w:b w:val="0"/>
+          <w:bCs w:val="0"/>
+          <w:i w:val="0"/>
+          <w:iCs w:val="0"/>
+          <w:sz w:val="22"/>
+          <w:szCs w:val="24"/>
+        </w:rPr>
+        <w:t xml:space="preserve">Dentro de la codificación tendremos los módulos principales del aplicativo. Contando el sistema con un módulo de </w:t>
       </w:r>
       <w:proofErr w:type="spellStart"/>
       <w:r>
         <w:rPr>
-          <w:b/>
-          <w:bCs/>
-        </w:rPr>
-        <w:t>Level</w:t>
+          <w:rFonts w:ascii="NewsGotT" w:eastAsia="Arial Unicode MS" w:hAnsi="NewsGotT"/>
+          <w:b w:val="0"/>
+          <w:bCs w:val="0"/>
+          <w:i w:val="0"/>
+          <w:iCs w:val="0"/>
+          <w:sz w:val="22"/>
+          <w:szCs w:val="24"/>
+        </w:rPr>
+        <w:t>login</w:t>
       </w:r>
       <w:proofErr w:type="spellEnd"/>
       <w:r>
-        <w:t xml:space="preserve">” se centrara en el desarrollo e implementación de un sistema de agenda y gestión llamado </w:t>
-      </w:r>
-      <w:proofErr w:type="spellStart"/>
-      <w:r>
-        <w:rPr>
-          <w:b/>
-          <w:bCs/>
-        </w:rPr>
-        <w:t>Level</w:t>
-      </w:r>
-      <w:proofErr w:type="spellEnd"/>
-      <w:r>
-        <w:rPr>
-          <w:b/>
-          <w:bCs/>
-        </w:rPr>
-        <w:t xml:space="preserve"> </w:t>
-      </w:r>
-      <w:proofErr w:type="spellStart"/>
-      <w:r>
-        <w:rPr>
-          <w:b/>
-          <w:bCs/>
-        </w:rPr>
-        <w:t>OptiZone</w:t>
-      </w:r>
-      <w:proofErr w:type="spellEnd"/>
-      <w:r>
-        <w:rPr>
-          <w:b/>
-          <w:bCs/>
-        </w:rPr>
-        <w:t xml:space="preserve"> TDEA</w:t>
-      </w:r>
-      <w:r>
-        <w:t xml:space="preserve">, el cual busca mejorar la organización y funcionamiento del laboratorio de videojuegos </w:t>
-      </w:r>
-      <w:proofErr w:type="spellStart"/>
-      <w:r>
-        <w:rPr>
-          <w:b/>
-          <w:bCs/>
-        </w:rPr>
-        <w:t>NextLeve</w:t>
-      </w:r>
-      <w:r>
-        <w:t>l</w:t>
-      </w:r>
-      <w:proofErr w:type="spellEnd"/>
-      <w:r>
-        <w:t xml:space="preserve"> del Tecnológico de Antioquia.  El producto final será un sistema que permita gestionar reservas, controlar el tiempo de uso de los espacios y equipos, organizar horarios y registrar actividades, además de generar reportes estadísticos sobre el uso del laboratorio.  El sistema incluirá el diseño de una interfaz UI y UX intuitiva y accesible, una arquitectura organizada que facilite su funcionamiento y futuras mejoras, la implementación de funciones principales para pruebas de funcionamiento (</w:t>
-      </w:r>
-      <w:proofErr w:type="spellStart"/>
-      <w:r>
-        <w:t>testing</w:t>
-      </w:r>
-      <w:proofErr w:type="spellEnd"/>
-      <w:r>
-        <w:t>), el sistema se verá orientado a facilitar la coordinación del personal administrativo, el seguimiento de tareas, la calidad del proyecto</w:t>
-      </w:r>
-      <w:r>
-        <w:t>, análisis de resultados y mejoramientos</w:t>
-      </w:r>
-      <w:r>
-        <w:t xml:space="preserve"> y la aplicación de metodologías ágiles que permitan una correcta planificación y desarrollo del proyecto.</w:t>
+        <w:rPr>
+          <w:rFonts w:ascii="NewsGotT" w:eastAsia="Arial Unicode MS" w:hAnsi="NewsGotT"/>
+          <w:b w:val="0"/>
+          <w:bCs w:val="0"/>
+          <w:i w:val="0"/>
+          <w:iCs w:val="0"/>
+          <w:sz w:val="22"/>
+          <w:szCs w:val="24"/>
+        </w:rPr>
+        <w:t xml:space="preserve"> que permitirá la autenticación, inicio de sesión, cambio de contraseña y control de roles, un módulo de inventario que facilitará el registro, control y estado de los equipos del laboratorio, un módulo de agenda que se encarga de organizar las reservas y horarios incluyendo su disponibilidad la cual muestra en tiempo real el estado de los espacios y equipos, un módulo de noticias, el cual permitirá publicar comunicados, novedades, eventos, torneos o avisos importantes relacionados con el laboratorio. </w:t>
       </w:r>
     </w:p>
     <w:p>
@@ -7636,6 +8378,161 @@
           <w:numId w:val="0"/>
         </w:numPr>
         <w:rPr>
+          <w:rFonts w:ascii="NewsGotT" w:eastAsia="Arial Unicode MS" w:hAnsi="NewsGotT"/>
+          <w:b w:val="0"/>
+          <w:bCs w:val="0"/>
+          <w:i w:val="0"/>
+          <w:iCs w:val="0"/>
+          <w:sz w:val="22"/>
+          <w:szCs w:val="24"/>
+        </w:rPr>
+      </w:pPr>
+      <w:r>
+        <w:rPr>
+          <w:rFonts w:ascii="NewsGotT" w:eastAsia="Arial Unicode MS" w:hAnsi="NewsGotT"/>
+          <w:b w:val="0"/>
+          <w:bCs w:val="0"/>
+          <w:i w:val="0"/>
+          <w:iCs w:val="0"/>
+          <w:sz w:val="22"/>
+          <w:szCs w:val="24"/>
+        </w:rPr>
+        <w:t xml:space="preserve">También, se desarrollará un módulo de reportes que genera información organizada sobre el uso del laboratorio, permitiendo convertir los datos en una herramienta estratégica para la toma de decisiones, la planificación de actividades y la optimización de recursos. </w:t>
+      </w:r>
+      <w:proofErr w:type="spellStart"/>
+      <w:r>
+        <w:rPr>
+          <w:rFonts w:ascii="NewsGotT" w:eastAsia="Arial Unicode MS" w:hAnsi="NewsGotT"/>
+          <w:b w:val="0"/>
+          <w:bCs w:val="0"/>
+          <w:i w:val="0"/>
+          <w:iCs w:val="0"/>
+          <w:sz w:val="22"/>
+          <w:szCs w:val="24"/>
+        </w:rPr>
+        <w:t>Asi</w:t>
+      </w:r>
+      <w:proofErr w:type="spellEnd"/>
+      <w:r>
+        <w:rPr>
+          <w:rFonts w:ascii="NewsGotT" w:eastAsia="Arial Unicode MS" w:hAnsi="NewsGotT"/>
+          <w:b w:val="0"/>
+          <w:bCs w:val="0"/>
+          <w:i w:val="0"/>
+          <w:iCs w:val="0"/>
+          <w:sz w:val="22"/>
+          <w:szCs w:val="24"/>
+        </w:rPr>
+        <w:t xml:space="preserve"> mismo, se incorporará un </w:t>
+      </w:r>
+      <w:proofErr w:type="spellStart"/>
+      <w:r>
+        <w:rPr>
+          <w:rFonts w:ascii="NewsGotT" w:eastAsia="Arial Unicode MS" w:hAnsi="NewsGotT"/>
+          <w:b w:val="0"/>
+          <w:bCs w:val="0"/>
+          <w:i w:val="0"/>
+          <w:iCs w:val="0"/>
+          <w:sz w:val="22"/>
+          <w:szCs w:val="24"/>
+        </w:rPr>
+        <w:t>dashboard</w:t>
+      </w:r>
+      <w:proofErr w:type="spellEnd"/>
+      <w:r>
+        <w:rPr>
+          <w:rFonts w:ascii="NewsGotT" w:eastAsia="Arial Unicode MS" w:hAnsi="NewsGotT"/>
+          <w:b w:val="0"/>
+          <w:bCs w:val="0"/>
+          <w:i w:val="0"/>
+          <w:iCs w:val="0"/>
+          <w:sz w:val="22"/>
+          <w:szCs w:val="24"/>
+        </w:rPr>
+        <w:t xml:space="preserve"> de administrador, diseñado como un panel central de control que permita visualizar de manera clara y resumida la información más relevante del sistema, como el estado general de los equipos, las reservas activas y la disponibilidad. </w:t>
+      </w:r>
+    </w:p>
+    <w:p>
+      <w:pPr>
+        <w:pStyle w:val="Ttulo2"/>
+        <w:numPr>
+          <w:ilvl w:val="1"/>
+          <w:numId w:val="0"/>
+        </w:numPr>
+        <w:rPr>
+          <w:rFonts w:ascii="NewsGotT" w:eastAsia="Arial Unicode MS" w:hAnsi="NewsGotT"/>
+          <w:b w:val="0"/>
+          <w:bCs w:val="0"/>
+          <w:i w:val="0"/>
+          <w:iCs w:val="0"/>
+          <w:sz w:val="22"/>
+          <w:szCs w:val="24"/>
+        </w:rPr>
+      </w:pPr>
+      <w:r>
+        <w:rPr>
+          <w:rFonts w:ascii="NewsGotT" w:eastAsia="Arial Unicode MS" w:hAnsi="NewsGotT"/>
+          <w:b w:val="0"/>
+          <w:bCs w:val="0"/>
+          <w:i w:val="0"/>
+          <w:iCs w:val="0"/>
+          <w:sz w:val="22"/>
+          <w:szCs w:val="24"/>
+        </w:rPr>
+        <w:t xml:space="preserve">Se incluirá una etapa de capacitación básica para los usuarios, con el fin de garantizar que las personas encargadas del laboratorio comprendan el funcionamiento del sistema y puedan utilizar correctamente cada módulo. </w:t>
+      </w:r>
+    </w:p>
+    <w:p>
+      <w:pPr>
+        <w:pStyle w:val="Ttulo2"/>
+        <w:numPr>
+          <w:ilvl w:val="1"/>
+          <w:numId w:val="0"/>
+        </w:numPr>
+        <w:rPr>
+          <w:rFonts w:ascii="NewsGotT" w:eastAsia="Arial Unicode MS" w:hAnsi="NewsGotT"/>
+          <w:b w:val="0"/>
+          <w:bCs w:val="0"/>
+          <w:i w:val="0"/>
+          <w:iCs w:val="0"/>
+          <w:sz w:val="22"/>
+          <w:szCs w:val="24"/>
+        </w:rPr>
+      </w:pPr>
+      <w:r>
+        <w:rPr>
+          <w:rFonts w:ascii="NewsGotT" w:eastAsia="Arial Unicode MS" w:hAnsi="NewsGotT"/>
+          <w:b w:val="0"/>
+          <w:bCs w:val="0"/>
+          <w:i w:val="0"/>
+          <w:iCs w:val="0"/>
+          <w:sz w:val="22"/>
+          <w:szCs w:val="24"/>
+        </w:rPr>
+        <w:t xml:space="preserve">El proyecto culmina con la entrega de un sistema web funcional que integre los módulos definidos y responda a los objetivos planteados, finalizando en la validación operativa del software dentro del </w:t>
+      </w:r>
+      <w:r>
+        <w:rPr>
+          <w:rFonts w:ascii="NewsGotT" w:eastAsia="Arial Unicode MS" w:hAnsi="NewsGotT"/>
+          <w:b w:val="0"/>
+          <w:bCs w:val="0"/>
+          <w:i w:val="0"/>
+          <w:iCs w:val="0"/>
+          <w:sz w:val="22"/>
+          <w:szCs w:val="24"/>
+        </w:rPr>
+        <w:lastRenderedPageBreak/>
+        <w:t>entorno del laboratorio. De esta manera, con un alcance definido garantizamos que el desarrollo del software sea viable y coherente con la necesidad identificada.</w:t>
+      </w:r>
+    </w:p>
+    <w:p>
+      <w:pPr>
+        <w:pStyle w:val="Ttulo2"/>
+        <w:numPr>
+          <w:ilvl w:val="1"/>
+          <w:numId w:val="0"/>
+        </w:numPr>
+        <w:rPr>
           <w:rFonts w:ascii="Times New Roman" w:hAnsi="Times New Roman" w:cs="Times New Roman"/>
         </w:rPr>
       </w:pPr>
@@ -7651,7 +8548,7 @@
         </w:rPr>
         <w:t>Metodología.</w:t>
       </w:r>
-      <w:bookmarkEnd w:id="19"/>
+      <w:bookmarkEnd w:id="18"/>
     </w:p>
     <w:p>
       <w:pPr>
@@ -7660,21 +8557,101 @@
         <w:autoSpaceDN/>
         <w:textAlignment w:val="auto"/>
         <w:rPr>
-          <w:rFonts w:cs="Times New Roman"/>
-        </w:rPr>
-      </w:pPr>
-      <w:r>
-        <w:rPr>
           <w:rFonts w:ascii="NewsGotT" w:hAnsi="NewsGotT"/>
           <w:sz w:val="22"/>
         </w:rPr>
-        <w:t>Este ítem se describen las actividades que se deben realizar para cumplir con los objetivos específicos formulados. La metodología constituye la guía que orienta al equipo de trabajo sobre el paso a paso para obtener el producto final definido en el proyecto</w:t>
-      </w:r>
-      <w:r>
-        <w:rPr>
-          <w:rFonts w:cs="Times New Roman"/>
-        </w:rPr>
-        <w:t>.</w:t>
+      </w:pPr>
+      <w:r>
+        <w:rPr>
+          <w:rFonts w:ascii="NewsGotT" w:hAnsi="NewsGotT"/>
+          <w:sz w:val="22"/>
+        </w:rPr>
+        <w:t xml:space="preserve">La metodología pensada para el software / página web </w:t>
+      </w:r>
+      <w:proofErr w:type="spellStart"/>
+      <w:r>
+        <w:rPr>
+          <w:rFonts w:ascii="NewsGotT" w:hAnsi="NewsGotT"/>
+          <w:b/>
+          <w:bCs/>
+          <w:sz w:val="22"/>
+        </w:rPr>
+        <w:t>Level</w:t>
+      </w:r>
+      <w:proofErr w:type="spellEnd"/>
+      <w:r>
+        <w:rPr>
+          <w:rFonts w:ascii="NewsGotT" w:hAnsi="NewsGotT"/>
+          <w:b/>
+          <w:bCs/>
+          <w:sz w:val="22"/>
+        </w:rPr>
+        <w:t xml:space="preserve"> </w:t>
+      </w:r>
+      <w:proofErr w:type="spellStart"/>
+      <w:r>
+        <w:rPr>
+          <w:rFonts w:ascii="NewsGotT" w:hAnsi="NewsGotT"/>
+          <w:b/>
+          <w:bCs/>
+          <w:sz w:val="22"/>
+        </w:rPr>
+        <w:t>Optizone</w:t>
+      </w:r>
+      <w:proofErr w:type="spellEnd"/>
+      <w:r>
+        <w:rPr>
+          <w:rFonts w:ascii="NewsGotT" w:hAnsi="NewsGotT"/>
+          <w:b/>
+          <w:bCs/>
+          <w:sz w:val="22"/>
+        </w:rPr>
+        <w:t xml:space="preserve"> </w:t>
+      </w:r>
+      <w:proofErr w:type="spellStart"/>
+      <w:r>
+        <w:rPr>
+          <w:rFonts w:ascii="NewsGotT" w:hAnsi="NewsGotT"/>
+          <w:b/>
+          <w:bCs/>
+          <w:sz w:val="22"/>
+        </w:rPr>
+        <w:t>TdeA</w:t>
+      </w:r>
+      <w:proofErr w:type="spellEnd"/>
+      <w:r>
+        <w:rPr>
+          <w:rFonts w:ascii="NewsGotT" w:hAnsi="NewsGotT"/>
+          <w:sz w:val="22"/>
+        </w:rPr>
+        <w:t xml:space="preserve"> para la gestión y sistema de reservas del laboratorio de juegos </w:t>
+      </w:r>
+      <w:r>
+        <w:rPr>
+          <w:rFonts w:ascii="NewsGotT" w:hAnsi="NewsGotT"/>
+          <w:b/>
+          <w:bCs/>
+          <w:sz w:val="22"/>
+        </w:rPr>
+        <w:t xml:space="preserve">Next </w:t>
+      </w:r>
+      <w:proofErr w:type="spellStart"/>
+      <w:r>
+        <w:rPr>
+          <w:rFonts w:ascii="NewsGotT" w:hAnsi="NewsGotT"/>
+          <w:b/>
+          <w:bCs/>
+          <w:sz w:val="22"/>
+        </w:rPr>
+        <w:t>Level</w:t>
+      </w:r>
+      <w:proofErr w:type="spellEnd"/>
+      <w:r>
+        <w:rPr>
+          <w:rFonts w:ascii="NewsGotT" w:hAnsi="NewsGotT"/>
+          <w:sz w:val="22"/>
+        </w:rPr>
+        <w:t xml:space="preserve"> del Tecnológico de Antioquia está compuesta de la siguiente manera:</w:t>
       </w:r>
     </w:p>
     <w:p>
@@ -7684,7 +8661,8 @@
         <w:autoSpaceDN/>
         <w:textAlignment w:val="auto"/>
         <w:rPr>
-          <w:rFonts w:cs="Times New Roman"/>
+          <w:rFonts w:ascii="NewsGotT" w:hAnsi="NewsGotT"/>
+          <w:sz w:val="22"/>
         </w:rPr>
       </w:pPr>
     </w:p>
@@ -7695,26 +8673,83 @@
         <w:autoSpaceDN/>
         <w:textAlignment w:val="auto"/>
         <w:rPr>
-          <w:rFonts w:eastAsia="MS Mincho" w:cs="Times New Roman"/>
+          <w:rFonts w:ascii="NewsGotT" w:hAnsi="NewsGotT"/>
+          <w:sz w:val="22"/>
+        </w:rPr>
+      </w:pPr>
+      <w:r>
+        <w:rPr>
+          <w:rFonts w:ascii="NewsGotT" w:hAnsi="NewsGotT"/>
           <w:b/>
           <w:bCs/>
-          <w:i/>
-          <w:iCs/>
-          <w:sz w:val="28"/>
-          <w:szCs w:val="28"/>
-        </w:rPr>
-      </w:pPr>
-      <w:r>
-        <w:rPr>
-          <w:rFonts w:eastAsia="MS Mincho" w:cs="Times New Roman"/>
-          <w:b/>
-          <w:bCs/>
-          <w:i/>
-          <w:iCs/>
-          <w:sz w:val="28"/>
-          <w:szCs w:val="28"/>
-        </w:rPr>
-        <w:t>Metodología.</w:t>
+          <w:sz w:val="22"/>
+        </w:rPr>
+        <w:t>Entendimiento y Planificación:</w:t>
+      </w:r>
+      <w:r>
+        <w:rPr>
+          <w:rFonts w:ascii="NewsGotT" w:hAnsi="NewsGotT"/>
+          <w:sz w:val="22"/>
+        </w:rPr>
+        <w:t xml:space="preserve"> Comprender el funcionamiento y la posición de la iniciativa</w:t>
+      </w:r>
+      <w:r>
+        <w:rPr>
+          <w:rFonts w:ascii="NewsGotT" w:hAnsi="NewsGotT"/>
+          <w:sz w:val="22"/>
+        </w:rPr>
+        <w:t xml:space="preserve"> a través de reuniones con los encargados</w:t>
+      </w:r>
+      <w:r>
+        <w:rPr>
+          <w:rFonts w:ascii="NewsGotT" w:hAnsi="NewsGotT"/>
+          <w:sz w:val="22"/>
+        </w:rPr>
+        <w:t>, sus necesidades</w:t>
+      </w:r>
+      <w:r>
+        <w:rPr>
+          <w:rFonts w:ascii="NewsGotT" w:hAnsi="NewsGotT"/>
+          <w:sz w:val="22"/>
+        </w:rPr>
+        <w:t xml:space="preserve">, </w:t>
+      </w:r>
+      <w:r>
+        <w:rPr>
+          <w:rFonts w:ascii="NewsGotT" w:hAnsi="NewsGotT"/>
+          <w:sz w:val="22"/>
+        </w:rPr>
+        <w:t>las de los estudiantes y directivos</w:t>
+      </w:r>
+      <w:r>
+        <w:rPr>
+          <w:rFonts w:ascii="NewsGotT" w:hAnsi="NewsGotT"/>
+          <w:sz w:val="22"/>
+        </w:rPr>
+        <w:t xml:space="preserve"> haciendo análisis de los requisitos de todos los frentes </w:t>
+      </w:r>
+      <w:proofErr w:type="gramStart"/>
+      <w:r>
+        <w:rPr>
+          <w:rFonts w:ascii="NewsGotT" w:hAnsi="NewsGotT"/>
+          <w:sz w:val="22"/>
+        </w:rPr>
+        <w:t xml:space="preserve">involucrados </w:t>
+      </w:r>
+      <w:r>
+        <w:rPr>
+          <w:rFonts w:ascii="NewsGotT" w:hAnsi="NewsGotT"/>
+          <w:sz w:val="22"/>
+        </w:rPr>
+        <w:t>,</w:t>
+      </w:r>
+      <w:proofErr w:type="gramEnd"/>
+      <w:r>
+        <w:rPr>
+          <w:rFonts w:ascii="NewsGotT" w:hAnsi="NewsGotT"/>
+          <w:sz w:val="22"/>
+        </w:rPr>
+        <w:t xml:space="preserve"> para con esto trazar un plan de acción con objetivos, funcionalidades, alcances y etapas a conseguir para el producto final.</w:t>
       </w:r>
     </w:p>
     <w:p>
@@ -7724,13 +8759,8 @@
         <w:autoSpaceDN/>
         <w:textAlignment w:val="auto"/>
         <w:rPr>
-          <w:rFonts w:eastAsia="MS Mincho" w:cs="Times New Roman"/>
-          <w:b/>
-          <w:bCs/>
-          <w:i/>
-          <w:iCs/>
-          <w:sz w:val="28"/>
-          <w:szCs w:val="28"/>
+          <w:rFonts w:ascii="NewsGotT" w:hAnsi="NewsGotT"/>
+          <w:sz w:val="22"/>
         </w:rPr>
       </w:pPr>
     </w:p>
@@ -7748,9 +8778,39 @@
       <w:r>
         <w:rPr>
           <w:rFonts w:ascii="NewsGotT" w:hAnsi="NewsGotT"/>
-          <w:sz w:val="22"/>
-        </w:rPr>
-        <w:t>La metodología pensada para el software / página web “</w:t>
+          <w:b/>
+          <w:bCs/>
+          <w:sz w:val="22"/>
+        </w:rPr>
+        <w:t>Arquitectura y Desarrollo:</w:t>
+      </w:r>
+      <w:r>
+        <w:rPr>
+          <w:rFonts w:ascii="NewsGotT" w:hAnsi="NewsGotT"/>
+          <w:sz w:val="22"/>
+        </w:rPr>
+        <w:t xml:space="preserve"> Diseño y planificación UI con mockups que permitan prototipos visuales de la página, arquitectura de funcionalidades y modelos en Java para el uso de su funcionalidad</w:t>
+      </w:r>
+      <w:r>
+        <w:rPr>
+          <w:rFonts w:ascii="NewsGotT" w:hAnsi="NewsGotT"/>
+          <w:sz w:val="22"/>
+        </w:rPr>
+        <w:t xml:space="preserve"> y modelo UX</w:t>
+      </w:r>
+      <w:r>
+        <w:rPr>
+          <w:rFonts w:ascii="NewsGotT" w:hAnsi="NewsGotT"/>
+          <w:sz w:val="22"/>
+        </w:rPr>
+        <w:t xml:space="preserve">; finalmente, construcción de la página web </w:t>
+      </w:r>
+      <w:r>
+        <w:rPr>
+          <w:rFonts w:ascii="NewsGotT" w:hAnsi="NewsGotT"/>
+          <w:sz w:val="22"/>
+        </w:rPr>
+        <w:t xml:space="preserve">haciendo uso de </w:t>
       </w:r>
       <w:proofErr w:type="spellStart"/>
       <w:r>
@@ -7758,7 +8818,7 @@
           <w:rFonts w:ascii="NewsGotT" w:hAnsi="NewsGotT"/>
           <w:sz w:val="22"/>
         </w:rPr>
-        <w:t>Level</w:t>
+        <w:t>React</w:t>
       </w:r>
       <w:proofErr w:type="spellEnd"/>
       <w:r>
@@ -7768,13 +8828,20 @@
         </w:rPr>
         <w:t xml:space="preserve"> </w:t>
       </w:r>
+      <w:r>
+        <w:rPr>
+          <w:rFonts w:ascii="NewsGotT" w:hAnsi="NewsGotT"/>
+          <w:sz w:val="22"/>
+        </w:rPr>
+        <w:t xml:space="preserve">y </w:t>
+      </w:r>
       <w:proofErr w:type="spellStart"/>
       <w:r>
         <w:rPr>
           <w:rFonts w:ascii="NewsGotT" w:hAnsi="NewsGotT"/>
           <w:sz w:val="22"/>
         </w:rPr>
-        <w:t>Optizone</w:t>
+        <w:t>frameworks</w:t>
       </w:r>
       <w:proofErr w:type="spellEnd"/>
       <w:r>
@@ -7782,7 +8849,15 @@
           <w:rFonts w:ascii="NewsGotT" w:hAnsi="NewsGotT"/>
           <w:sz w:val="22"/>
         </w:rPr>
-        <w:t xml:space="preserve"> </w:t>
+        <w:t xml:space="preserve"> afines, y su integración </w:t>
+      </w:r>
+      <w:proofErr w:type="gramStart"/>
+      <w:r>
+        <w:rPr>
+          <w:rFonts w:ascii="NewsGotT" w:hAnsi="NewsGotT"/>
+          <w:sz w:val="22"/>
+        </w:rPr>
+        <w:t xml:space="preserve">con  </w:t>
       </w:r>
       <w:proofErr w:type="spellStart"/>
       <w:r>
@@ -7790,15 +8865,16 @@
           <w:rFonts w:ascii="NewsGotT" w:hAnsi="NewsGotT"/>
           <w:sz w:val="22"/>
         </w:rPr>
-        <w:t>TdeA</w:t>
+        <w:t>APIs</w:t>
       </w:r>
       <w:proofErr w:type="spellEnd"/>
+      <w:proofErr w:type="gramEnd"/>
       <w:r>
         <w:rPr>
           <w:rFonts w:ascii="NewsGotT" w:hAnsi="NewsGotT"/>
           <w:sz w:val="22"/>
         </w:rPr>
-        <w:t xml:space="preserve">” para la gestión y sistema de reservas del laboratorio de juegos Next </w:t>
+        <w:t xml:space="preserve"> usando </w:t>
       </w:r>
       <w:proofErr w:type="spellStart"/>
       <w:r>
@@ -7806,7 +8882,7 @@
           <w:rFonts w:ascii="NewsGotT" w:hAnsi="NewsGotT"/>
           <w:sz w:val="22"/>
         </w:rPr>
-        <w:t>Level</w:t>
+        <w:t>FastAPI</w:t>
       </w:r>
       <w:proofErr w:type="spellEnd"/>
       <w:r>
@@ -7814,7 +8890,65 @@
           <w:rFonts w:ascii="NewsGotT" w:hAnsi="NewsGotT"/>
           <w:sz w:val="22"/>
         </w:rPr>
-        <w:t xml:space="preserve"> del Tecnológico de Antioquia está compuesta de la siguiente manera:</w:t>
+        <w:t xml:space="preserve"> o </w:t>
+      </w:r>
+      <w:proofErr w:type="spellStart"/>
+      <w:r>
+        <w:rPr>
+          <w:rFonts w:ascii="NewsGotT" w:hAnsi="NewsGotT"/>
+          <w:sz w:val="22"/>
+        </w:rPr>
+        <w:t>S</w:t>
+      </w:r>
+      <w:r>
+        <w:rPr>
+          <w:rFonts w:ascii="NewsGotT" w:hAnsi="NewsGotT"/>
+          <w:sz w:val="22"/>
+        </w:rPr>
+        <w:t>pring</w:t>
+      </w:r>
+      <w:r>
+        <w:rPr>
+          <w:rFonts w:ascii="NewsGotT" w:hAnsi="NewsGotT"/>
+          <w:sz w:val="22"/>
+        </w:rPr>
+        <w:t>B</w:t>
+      </w:r>
+      <w:r>
+        <w:rPr>
+          <w:rFonts w:ascii="NewsGotT" w:hAnsi="NewsGotT"/>
+          <w:sz w:val="22"/>
+        </w:rPr>
+        <w:t>oot</w:t>
+      </w:r>
+      <w:proofErr w:type="spellEnd"/>
+      <w:r>
+        <w:rPr>
+          <w:rFonts w:ascii="NewsGotT" w:hAnsi="NewsGotT"/>
+          <w:sz w:val="22"/>
+        </w:rPr>
+        <w:t xml:space="preserve">, bases </w:t>
+      </w:r>
+      <w:r>
+        <w:rPr>
+          <w:rFonts w:ascii="NewsGotT" w:hAnsi="NewsGotT"/>
+          <w:sz w:val="22"/>
+        </w:rPr>
+        <w:t xml:space="preserve">de datos en capas par sectorización de la </w:t>
+      </w:r>
+      <w:r>
+        <w:rPr>
+          <w:rFonts w:ascii="NewsGotT" w:hAnsi="NewsGotT"/>
+          <w:sz w:val="22"/>
+        </w:rPr>
+        <w:t>información</w:t>
+      </w:r>
+      <w:r>
+        <w:rPr>
+          <w:rFonts w:ascii="NewsGotT" w:hAnsi="NewsGotT"/>
+          <w:sz w:val="22"/>
+        </w:rPr>
+        <w:t xml:space="preserve"> y conjunción con la plataforma institucional.</w:t>
       </w:r>
     </w:p>
     <w:p>
@@ -7828,22 +8962,6 @@
           <w:sz w:val="22"/>
         </w:rPr>
       </w:pPr>
-      <w:r>
-        <w:rPr>
-          <w:rFonts w:ascii="NewsGotT" w:hAnsi="NewsGotT"/>
-          <w:b/>
-          <w:bCs/>
-          <w:sz w:val="22"/>
-        </w:rPr>
-        <w:t>Entendimiento y Planificación:</w:t>
-      </w:r>
-      <w:r>
-        <w:rPr>
-          <w:rFonts w:ascii="NewsGotT" w:hAnsi="NewsGotT"/>
-          <w:sz w:val="22"/>
-        </w:rPr>
-        <w:t xml:space="preserve"> Comprender el funcionamiento y la posición de la iniciativa, sus necesidades y las de los estudiantes y directivos, para con esto trazar un plan de acción con objetivos, funcionalidades, alcances y etapas a conseguir para el producto final.</w:t>
-      </w:r>
     </w:p>
     <w:p>
       <w:pPr>
@@ -7856,6 +8974,7 @@
           <w:sz w:val="22"/>
         </w:rPr>
       </w:pPr>
+      <w:proofErr w:type="spellStart"/>
       <w:r>
         <w:rPr>
           <w:rFonts w:ascii="NewsGotT" w:hAnsi="NewsGotT"/>
@@ -7863,68 +8982,54 @@
           <w:bCs/>
           <w:sz w:val="22"/>
         </w:rPr>
-        <w:t>Arquitectura y Desarrollo:</w:t>
-      </w:r>
+        <w:t>Testing</w:t>
+      </w:r>
+      <w:proofErr w:type="spellEnd"/>
       <w:r>
         <w:rPr>
           <w:rFonts w:ascii="NewsGotT" w:hAnsi="NewsGotT"/>
-          <w:sz w:val="22"/>
-        </w:rPr>
-        <w:t xml:space="preserve"> Diseño y planificación UI con mockups que permitan prototipos visuales de la página, arquitectura de funcionalidades y modelos en Java para el uso de su funcionalidad</w:t>
+          <w:b/>
+          <w:bCs/>
+          <w:sz w:val="22"/>
+        </w:rPr>
+        <w:t xml:space="preserve"> y Arreglos:</w:t>
       </w:r>
       <w:r>
         <w:rPr>
           <w:rFonts w:ascii="NewsGotT" w:hAnsi="NewsGotT"/>
           <w:sz w:val="22"/>
         </w:rPr>
-        <w:t xml:space="preserve"> y modelo UX</w:t>
-      </w:r>
+        <w:t xml:space="preserve"> Verificar, por medio de etapas de </w:t>
+      </w:r>
+      <w:proofErr w:type="spellStart"/>
       <w:r>
         <w:rPr>
           <w:rFonts w:ascii="NewsGotT" w:hAnsi="NewsGotT"/>
           <w:sz w:val="22"/>
         </w:rPr>
-        <w:t xml:space="preserve">; finalmente, construcción de la página web con herramientas como (HTML, CSS, JavaScript) </w:t>
-      </w:r>
+        <w:t>testing</w:t>
+      </w:r>
+      <w:proofErr w:type="spellEnd"/>
       <w:r>
         <w:rPr>
           <w:rFonts w:ascii="NewsGotT" w:hAnsi="NewsGotT"/>
           <w:sz w:val="22"/>
         </w:rPr>
-        <w:lastRenderedPageBreak/>
-        <w:t xml:space="preserve">y </w:t>
-      </w:r>
-      <w:proofErr w:type="spellStart"/>
+        <w:t>, que el funcionamiento de todas las capas sea correcto y, en caso de bugs o cambios, aplicar una etapa de manejo de errores</w:t>
+      </w:r>
       <w:r>
         <w:rPr>
           <w:rFonts w:ascii="NewsGotT" w:hAnsi="NewsGotT"/>
           <w:sz w:val="22"/>
         </w:rPr>
-        <w:t>frameworks</w:t>
-      </w:r>
-      <w:proofErr w:type="spellEnd"/>
+        <w:t>, con esto preparar una etapa de capacitación del uso de la herramienta por parte de los involucrados</w:t>
+      </w:r>
       <w:r>
         <w:rPr>
           <w:rFonts w:ascii="NewsGotT" w:hAnsi="NewsGotT"/>
           <w:sz w:val="22"/>
         </w:rPr>
-        <w:t xml:space="preserve"> afines, y su integración con posibles </w:t>
-      </w:r>
-      <w:proofErr w:type="spellStart"/>
-      <w:r>
-        <w:rPr>
-          <w:rFonts w:ascii="NewsGotT" w:hAnsi="NewsGotT"/>
-          <w:sz w:val="22"/>
-        </w:rPr>
-        <w:t>APIs</w:t>
-      </w:r>
-      <w:proofErr w:type="spellEnd"/>
-      <w:r>
-        <w:rPr>
-          <w:rFonts w:ascii="NewsGotT" w:hAnsi="NewsGotT"/>
-          <w:sz w:val="22"/>
-        </w:rPr>
-        <w:t>, bases de datos y conjunción con la plataforma institucional.</w:t>
+        <w:t>.</w:t>
       </w:r>
     </w:p>
     <w:p>
@@ -7938,49 +9043,6 @@
           <w:sz w:val="22"/>
         </w:rPr>
       </w:pPr>
-      <w:proofErr w:type="spellStart"/>
-      <w:r>
-        <w:rPr>
-          <w:rFonts w:ascii="NewsGotT" w:hAnsi="NewsGotT"/>
-          <w:b/>
-          <w:bCs/>
-          <w:sz w:val="22"/>
-        </w:rPr>
-        <w:t>Testing</w:t>
-      </w:r>
-      <w:proofErr w:type="spellEnd"/>
-      <w:r>
-        <w:rPr>
-          <w:rFonts w:ascii="NewsGotT" w:hAnsi="NewsGotT"/>
-          <w:b/>
-          <w:bCs/>
-          <w:sz w:val="22"/>
-        </w:rPr>
-        <w:t xml:space="preserve"> y Arreglos:</w:t>
-      </w:r>
-      <w:r>
-        <w:rPr>
-          <w:rFonts w:ascii="NewsGotT" w:hAnsi="NewsGotT"/>
-          <w:sz w:val="22"/>
-        </w:rPr>
-        <w:t xml:space="preserve"> Verificar, por medio de etapas de </w:t>
-      </w:r>
-      <w:proofErr w:type="spellStart"/>
-      <w:r>
-        <w:rPr>
-          <w:rFonts w:ascii="NewsGotT" w:hAnsi="NewsGotT"/>
-          <w:sz w:val="22"/>
-        </w:rPr>
-        <w:t>testing</w:t>
-      </w:r>
-      <w:proofErr w:type="spellEnd"/>
-      <w:r>
-        <w:rPr>
-          <w:rFonts w:ascii="NewsGotT" w:hAnsi="NewsGotT"/>
-          <w:sz w:val="22"/>
-        </w:rPr>
-        <w:t>, que el funcionamiento de todas las capas sea correcto y, en caso de bugs o cambios, aplicar una etapa de manejo de errores.</w:t>
-      </w:r>
     </w:p>
     <w:p>
       <w:pPr>
@@ -8043,7 +9105,7 @@
           <w:rFonts w:ascii="Times New Roman" w:hAnsi="Times New Roman" w:cs="Times New Roman"/>
         </w:rPr>
       </w:pPr>
-      <w:bookmarkStart w:id="20" w:name="_Toc96339526"/>
+      <w:bookmarkStart w:id="19" w:name="_Toc96339526"/>
       <w:r>
         <w:rPr>
           <w:rFonts w:ascii="Times New Roman" w:hAnsi="Times New Roman" w:cs="Times New Roman"/>
@@ -8069,7 +9131,7 @@
         </w:rPr>
         <w:t>.</w:t>
       </w:r>
-      <w:bookmarkEnd w:id="20"/>
+      <w:bookmarkEnd w:id="19"/>
     </w:p>
     <w:p>
       <w:pPr>
@@ -8082,28 +9144,28 @@
           <w:rFonts w:ascii="Times New Roman" w:hAnsi="Times New Roman" w:cs="Times New Roman"/>
         </w:rPr>
       </w:pPr>
-      <w:bookmarkStart w:id="21" w:name="__RefHeading__10962_300738085"/>
-      <w:bookmarkStart w:id="22" w:name="_Toc96339527"/>
+      <w:bookmarkStart w:id="20" w:name="__RefHeading__10962_300738085"/>
+      <w:bookmarkStart w:id="21" w:name="_Toc96339527"/>
+      <w:bookmarkEnd w:id="20"/>
+      <w:r>
+        <w:rPr>
+          <w:rFonts w:ascii="Times New Roman" w:hAnsi="Times New Roman" w:cs="Times New Roman"/>
+        </w:rPr>
+        <w:t xml:space="preserve">3.1. </w:t>
+      </w:r>
+      <w:r>
+        <w:rPr>
+          <w:rFonts w:ascii="Times New Roman" w:hAnsi="Times New Roman" w:cs="Times New Roman"/>
+        </w:rPr>
+        <w:t>Razón social</w:t>
+      </w:r>
+      <w:r>
+        <w:rPr>
+          <w:rFonts w:ascii="Times New Roman" w:hAnsi="Times New Roman" w:cs="Times New Roman"/>
+        </w:rPr>
+        <w:t>.</w:t>
+      </w:r>
       <w:bookmarkEnd w:id="21"/>
-      <w:r>
-        <w:rPr>
-          <w:rFonts w:ascii="Times New Roman" w:hAnsi="Times New Roman" w:cs="Times New Roman"/>
-        </w:rPr>
-        <w:t xml:space="preserve">3.1. </w:t>
-      </w:r>
-      <w:r>
-        <w:rPr>
-          <w:rFonts w:ascii="Times New Roman" w:hAnsi="Times New Roman" w:cs="Times New Roman"/>
-        </w:rPr>
-        <w:t>Razón social</w:t>
-      </w:r>
-      <w:r>
-        <w:rPr>
-          <w:rFonts w:ascii="Times New Roman" w:hAnsi="Times New Roman" w:cs="Times New Roman"/>
-        </w:rPr>
-        <w:t>.</w:t>
-      </w:r>
-      <w:bookmarkEnd w:id="22"/>
     </w:p>
     <w:p>
       <w:pPr>
@@ -8148,7 +9210,7 @@
           <w:rFonts w:ascii="Times New Roman" w:hAnsi="Times New Roman" w:cs="Times New Roman"/>
         </w:rPr>
       </w:pPr>
-      <w:bookmarkStart w:id="23" w:name="_Toc96339528"/>
+      <w:bookmarkStart w:id="22" w:name="_Toc96339528"/>
       <w:r>
         <w:rPr>
           <w:rFonts w:ascii="Times New Roman" w:hAnsi="Times New Roman" w:cs="Times New Roman"/>
@@ -8167,7 +9229,7 @@
         </w:rPr>
         <w:t>.</w:t>
       </w:r>
-      <w:bookmarkEnd w:id="23"/>
+      <w:bookmarkEnd w:id="22"/>
     </w:p>
     <w:p>
       <w:pPr>
@@ -8206,7 +9268,7 @@
           <w:rFonts w:ascii="Times New Roman" w:hAnsi="Times New Roman" w:cs="Times New Roman"/>
         </w:rPr>
       </w:pPr>
-      <w:bookmarkStart w:id="24" w:name="_Toc96339529"/>
+      <w:bookmarkStart w:id="23" w:name="_Toc96339529"/>
       <w:r>
         <w:rPr>
           <w:rFonts w:ascii="Times New Roman" w:hAnsi="Times New Roman" w:cs="Times New Roman"/>
@@ -8225,7 +9287,7 @@
         </w:rPr>
         <w:t>.</w:t>
       </w:r>
-      <w:bookmarkEnd w:id="24"/>
+      <w:bookmarkEnd w:id="23"/>
     </w:p>
     <w:p>
       <w:pPr>
@@ -8252,7 +9314,7 @@
           <w:rFonts w:ascii="Times New Roman" w:hAnsi="Times New Roman" w:cs="Times New Roman"/>
         </w:rPr>
       </w:pPr>
-      <w:bookmarkStart w:id="25" w:name="_Toc96339530"/>
+      <w:bookmarkStart w:id="24" w:name="_Toc96339530"/>
       <w:r>
         <w:rPr>
           <w:rFonts w:ascii="Times New Roman" w:hAnsi="Times New Roman" w:cs="Times New Roman"/>
@@ -8271,7 +9333,7 @@
         </w:rPr>
         <w:t>.</w:t>
       </w:r>
-      <w:bookmarkEnd w:id="25"/>
+      <w:bookmarkEnd w:id="24"/>
     </w:p>
     <w:p>
       <w:pPr>
@@ -8298,7 +9360,7 @@
           <w:rFonts w:ascii="Times New Roman" w:hAnsi="Times New Roman" w:cs="Times New Roman"/>
         </w:rPr>
       </w:pPr>
-      <w:bookmarkStart w:id="26" w:name="_Toc96339531"/>
+      <w:bookmarkStart w:id="25" w:name="_Toc96339531"/>
       <w:r>
         <w:rPr>
           <w:rFonts w:ascii="Times New Roman" w:hAnsi="Times New Roman" w:cs="Times New Roman"/>
@@ -8317,7 +9379,7 @@
         </w:rPr>
         <w:t>.</w:t>
       </w:r>
-      <w:bookmarkEnd w:id="26"/>
+      <w:bookmarkEnd w:id="25"/>
     </w:p>
     <w:p>
       <w:pPr>
@@ -8344,7 +9406,7 @@
           <w:rFonts w:ascii="Times New Roman" w:hAnsi="Times New Roman" w:cs="Times New Roman"/>
         </w:rPr>
       </w:pPr>
-      <w:bookmarkStart w:id="27" w:name="_Toc96339532"/>
+      <w:bookmarkStart w:id="26" w:name="_Toc96339532"/>
       <w:r>
         <w:rPr>
           <w:rFonts w:ascii="Times New Roman" w:hAnsi="Times New Roman" w:cs="Times New Roman"/>
@@ -8363,7 +9425,7 @@
         </w:rPr>
         <w:t>.</w:t>
       </w:r>
-      <w:bookmarkEnd w:id="27"/>
+      <w:bookmarkEnd w:id="26"/>
     </w:p>
     <w:p>
       <w:pPr>
@@ -8399,11 +9461,11 @@
           <w:spacing w:val="-6"/>
         </w:rPr>
       </w:pPr>
-      <w:bookmarkStart w:id="28" w:name="__RefHeading__10964_300738085"/>
-      <w:bookmarkStart w:id="29" w:name="__RefHeading__10980_300738085"/>
-      <w:bookmarkStart w:id="30" w:name="_Toc96339533"/>
+      <w:bookmarkStart w:id="27" w:name="__RefHeading__10964_300738085"/>
+      <w:bookmarkStart w:id="28" w:name="__RefHeading__10980_300738085"/>
+      <w:bookmarkStart w:id="29" w:name="_Toc96339533"/>
+      <w:bookmarkEnd w:id="27"/>
       <w:bookmarkEnd w:id="28"/>
-      <w:bookmarkEnd w:id="29"/>
       <w:r>
         <w:rPr>
           <w:rFonts w:ascii="Times New Roman" w:hAnsi="Times New Roman" w:cs="Times New Roman"/>
@@ -8433,7 +9495,7 @@
         </w:rPr>
         <w:t>.</w:t>
       </w:r>
-      <w:bookmarkEnd w:id="30"/>
+      <w:bookmarkEnd w:id="29"/>
     </w:p>
     <w:p>
       <w:pPr>
@@ -8447,28 +9509,28 @@
           <w:rFonts w:ascii="Times New Roman" w:hAnsi="Times New Roman" w:cs="Times New Roman"/>
         </w:rPr>
       </w:pPr>
-      <w:bookmarkStart w:id="31" w:name="__RefHeading__10982_300738085"/>
-      <w:bookmarkStart w:id="32" w:name="_Toc96339534"/>
+      <w:bookmarkStart w:id="30" w:name="__RefHeading__10982_300738085"/>
+      <w:bookmarkStart w:id="31" w:name="_Toc96339534"/>
+      <w:bookmarkEnd w:id="30"/>
+      <w:r>
+        <w:rPr>
+          <w:rFonts w:ascii="Times New Roman" w:hAnsi="Times New Roman" w:cs="Times New Roman"/>
+        </w:rPr>
+        <w:t xml:space="preserve">4.1. </w:t>
+      </w:r>
+      <w:r>
+        <w:rPr>
+          <w:rFonts w:ascii="Times New Roman" w:hAnsi="Times New Roman" w:cs="Times New Roman"/>
+        </w:rPr>
+        <w:t>Descripción del problema</w:t>
+      </w:r>
+      <w:r>
+        <w:rPr>
+          <w:rFonts w:ascii="Times New Roman" w:hAnsi="Times New Roman" w:cs="Times New Roman"/>
+        </w:rPr>
+        <w:t>.</w:t>
+      </w:r>
       <w:bookmarkEnd w:id="31"/>
-      <w:r>
-        <w:rPr>
-          <w:rFonts w:ascii="Times New Roman" w:hAnsi="Times New Roman" w:cs="Times New Roman"/>
-        </w:rPr>
-        <w:t xml:space="preserve">4.1. </w:t>
-      </w:r>
-      <w:r>
-        <w:rPr>
-          <w:rFonts w:ascii="Times New Roman" w:hAnsi="Times New Roman" w:cs="Times New Roman"/>
-        </w:rPr>
-        <w:t>Descripción del problema</w:t>
-      </w:r>
-      <w:r>
-        <w:rPr>
-          <w:rFonts w:ascii="Times New Roman" w:hAnsi="Times New Roman" w:cs="Times New Roman"/>
-        </w:rPr>
-        <w:t>.</w:t>
-      </w:r>
-      <w:bookmarkEnd w:id="32"/>
     </w:p>
     <w:p>
       <w:pPr>
@@ -8496,34 +9558,35 @@
           <w:rFonts w:ascii="Times New Roman" w:hAnsi="Times New Roman" w:cs="Times New Roman"/>
         </w:rPr>
       </w:pPr>
-      <w:bookmarkStart w:id="33" w:name="__RefHeading__10984_300738085"/>
-      <w:bookmarkStart w:id="34" w:name="_Toc96339535"/>
+      <w:bookmarkStart w:id="32" w:name="__RefHeading__10984_300738085"/>
+      <w:bookmarkStart w:id="33" w:name="_Toc96339535"/>
+      <w:bookmarkEnd w:id="32"/>
+      <w:r>
+        <w:rPr>
+          <w:rFonts w:ascii="Times New Roman" w:hAnsi="Times New Roman" w:cs="Times New Roman"/>
+        </w:rPr>
+        <w:t xml:space="preserve">4.2. </w:t>
+      </w:r>
+      <w:r>
+        <w:rPr>
+          <w:rFonts w:ascii="Times New Roman" w:hAnsi="Times New Roman" w:cs="Times New Roman"/>
+        </w:rPr>
+        <w:t>Descripción del sistema propuesto</w:t>
+      </w:r>
+      <w:r>
+        <w:rPr>
+          <w:rFonts w:ascii="Times New Roman" w:hAnsi="Times New Roman" w:cs="Times New Roman"/>
+        </w:rPr>
+        <w:t>.</w:t>
+      </w:r>
       <w:bookmarkEnd w:id="33"/>
-      <w:r>
-        <w:rPr>
-          <w:rFonts w:ascii="Times New Roman" w:hAnsi="Times New Roman" w:cs="Times New Roman"/>
-        </w:rPr>
-        <w:t xml:space="preserve">4.2. </w:t>
-      </w:r>
-      <w:r>
-        <w:rPr>
-          <w:rFonts w:ascii="Times New Roman" w:hAnsi="Times New Roman" w:cs="Times New Roman"/>
-        </w:rPr>
-        <w:t>Descripción del sistema propuesto</w:t>
-      </w:r>
-      <w:r>
-        <w:rPr>
-          <w:rFonts w:ascii="Times New Roman" w:hAnsi="Times New Roman" w:cs="Times New Roman"/>
-        </w:rPr>
-        <w:t>.</w:t>
-      </w:r>
-      <w:bookmarkEnd w:id="34"/>
     </w:p>
     <w:p>
       <w:pPr>
         <w:pStyle w:val="Textbody"/>
         <w:rPr>
           <w:rFonts w:ascii="Times New Roman" w:hAnsi="Times New Roman" w:cs="Times New Roman"/>
+          <w:lang w:val="es-CO"/>
         </w:rPr>
       </w:pPr>
       <w:r>
@@ -8551,7 +9614,7 @@
           <w:rFonts w:ascii="Times New Roman" w:hAnsi="Times New Roman" w:cs="Times New Roman"/>
         </w:rPr>
       </w:pPr>
-      <w:bookmarkStart w:id="35" w:name="_Toc96339536"/>
+      <w:bookmarkStart w:id="34" w:name="_Toc96339536"/>
       <w:r>
         <w:rPr>
           <w:rFonts w:ascii="Times New Roman" w:hAnsi="Times New Roman" w:cs="Times New Roman"/>
@@ -8570,7 +9633,7 @@
         </w:rPr>
         <w:t>.</w:t>
       </w:r>
-      <w:bookmarkEnd w:id="35"/>
+      <w:bookmarkEnd w:id="34"/>
     </w:p>
     <w:p>
       <w:pPr>
@@ -8598,7 +9661,7 @@
           <w:rFonts w:ascii="Times New Roman" w:hAnsi="Times New Roman" w:cs="Times New Roman"/>
         </w:rPr>
       </w:pPr>
-      <w:bookmarkStart w:id="36" w:name="_Toc96339537"/>
+      <w:bookmarkStart w:id="35" w:name="_Toc96339537"/>
       <w:r>
         <w:rPr>
           <w:rFonts w:ascii="Times New Roman" w:hAnsi="Times New Roman" w:cs="Times New Roman"/>
@@ -8629,7 +9692,7 @@
         </w:rPr>
         <w:t>.</w:t>
       </w:r>
-      <w:bookmarkEnd w:id="36"/>
+      <w:bookmarkEnd w:id="35"/>
     </w:p>
     <w:p>
       <w:pPr>
@@ -8657,7 +9720,7 @@
           <w:rFonts w:ascii="Times New Roman" w:hAnsi="Times New Roman" w:cs="Times New Roman"/>
         </w:rPr>
       </w:pPr>
-      <w:bookmarkStart w:id="37" w:name="_Toc96339538"/>
+      <w:bookmarkStart w:id="36" w:name="_Toc96339538"/>
       <w:r>
         <w:rPr>
           <w:rFonts w:ascii="Times New Roman" w:hAnsi="Times New Roman" w:cs="Times New Roman"/>
@@ -8676,7 +9739,7 @@
         </w:rPr>
         <w:t>.</w:t>
       </w:r>
-      <w:bookmarkEnd w:id="37"/>
+      <w:bookmarkEnd w:id="36"/>
     </w:p>
     <w:p>
       <w:pPr>
@@ -8703,11 +9766,11 @@
           <w:rFonts w:ascii="Times New Roman" w:hAnsi="Times New Roman" w:cs="Times New Roman"/>
         </w:rPr>
       </w:pPr>
-      <w:bookmarkStart w:id="38" w:name="__RefHeading__10986_300738085"/>
-      <w:bookmarkStart w:id="39" w:name="__RefHeading__11034_300738085"/>
-      <w:bookmarkStart w:id="40" w:name="_Toc96339539"/>
+      <w:bookmarkStart w:id="37" w:name="__RefHeading__10986_300738085"/>
+      <w:bookmarkStart w:id="38" w:name="__RefHeading__11034_300738085"/>
+      <w:bookmarkStart w:id="39" w:name="_Toc96339539"/>
+      <w:bookmarkEnd w:id="37"/>
       <w:bookmarkEnd w:id="38"/>
-      <w:bookmarkEnd w:id="39"/>
       <w:r>
         <w:rPr>
           <w:rFonts w:ascii="Times New Roman" w:hAnsi="Times New Roman" w:cs="Times New Roman"/>
@@ -8727,7 +9790,7 @@
         </w:rPr>
         <w:t>.</w:t>
       </w:r>
-      <w:bookmarkEnd w:id="40"/>
+      <w:bookmarkEnd w:id="39"/>
     </w:p>
     <w:p>
       <w:pPr>
@@ -8754,7 +9817,7 @@
           <w:rFonts w:ascii="Times New Roman" w:hAnsi="Times New Roman" w:cs="Times New Roman"/>
         </w:rPr>
       </w:pPr>
-      <w:bookmarkStart w:id="41" w:name="_Toc96339540"/>
+      <w:bookmarkStart w:id="40" w:name="_Toc96339540"/>
       <w:r>
         <w:rPr>
           <w:rFonts w:ascii="Times New Roman" w:hAnsi="Times New Roman" w:cs="Times New Roman"/>
@@ -8773,7 +9836,7 @@
         </w:rPr>
         <w:t>.</w:t>
       </w:r>
-      <w:bookmarkEnd w:id="41"/>
+      <w:bookmarkEnd w:id="40"/>
     </w:p>
     <w:p>
       <w:pPr>
@@ -8800,7 +9863,7 @@
           <w:rFonts w:ascii="Times New Roman" w:hAnsi="Times New Roman" w:cs="Times New Roman"/>
         </w:rPr>
       </w:pPr>
-      <w:bookmarkStart w:id="42" w:name="_Toc96339541"/>
+      <w:bookmarkStart w:id="41" w:name="_Toc96339541"/>
       <w:r>
         <w:rPr>
           <w:rFonts w:ascii="Times New Roman" w:hAnsi="Times New Roman" w:cs="Times New Roman"/>
@@ -8819,7 +9882,7 @@
         </w:rPr>
         <w:t>.</w:t>
       </w:r>
-      <w:bookmarkEnd w:id="42"/>
+      <w:bookmarkEnd w:id="41"/>
     </w:p>
     <w:p>
       <w:pPr>
@@ -8847,7 +9910,7 @@
           <w:rFonts w:ascii="Times New Roman" w:hAnsi="Times New Roman" w:cs="Times New Roman"/>
         </w:rPr>
       </w:pPr>
-      <w:bookmarkStart w:id="43" w:name="_Toc96339542"/>
+      <w:bookmarkStart w:id="42" w:name="_Toc96339542"/>
       <w:r>
         <w:rPr>
           <w:rFonts w:ascii="Times New Roman" w:hAnsi="Times New Roman" w:cs="Times New Roman"/>
@@ -8866,7 +9929,7 @@
         </w:rPr>
         <w:t>.</w:t>
       </w:r>
-      <w:bookmarkEnd w:id="43"/>
+      <w:bookmarkEnd w:id="42"/>
     </w:p>
     <w:p>
       <w:pPr>
@@ -8893,7 +9956,7 @@
           <w:rFonts w:ascii="Times New Roman" w:hAnsi="Times New Roman" w:cs="Times New Roman"/>
         </w:rPr>
       </w:pPr>
-      <w:bookmarkStart w:id="44" w:name="_Toc96339543"/>
+      <w:bookmarkStart w:id="43" w:name="_Toc96339543"/>
       <w:r>
         <w:rPr>
           <w:rFonts w:ascii="Times New Roman" w:hAnsi="Times New Roman" w:cs="Times New Roman"/>
@@ -8912,7 +9975,7 @@
         </w:rPr>
         <w:t>.</w:t>
       </w:r>
-      <w:bookmarkEnd w:id="44"/>
+      <w:bookmarkEnd w:id="43"/>
     </w:p>
     <w:p>
       <w:pPr>
@@ -8939,7 +10002,7 @@
           <w:rFonts w:ascii="Times New Roman" w:hAnsi="Times New Roman" w:cs="Times New Roman"/>
         </w:rPr>
       </w:pPr>
-      <w:bookmarkStart w:id="45" w:name="_Toc96339544"/>
+      <w:bookmarkStart w:id="44" w:name="_Toc96339544"/>
       <w:r>
         <w:rPr>
           <w:rFonts w:ascii="Times New Roman" w:hAnsi="Times New Roman" w:cs="Times New Roman"/>
@@ -8958,7 +10021,7 @@
         </w:rPr>
         <w:t>.</w:t>
       </w:r>
-      <w:bookmarkEnd w:id="45"/>
+      <w:bookmarkEnd w:id="44"/>
     </w:p>
     <w:p>
       <w:pPr>
@@ -8985,7 +10048,7 @@
           <w:rFonts w:ascii="Times New Roman" w:hAnsi="Times New Roman" w:cs="Times New Roman"/>
         </w:rPr>
       </w:pPr>
-      <w:bookmarkStart w:id="46" w:name="_Toc96339545"/>
+      <w:bookmarkStart w:id="45" w:name="_Toc96339545"/>
       <w:r>
         <w:rPr>
           <w:rFonts w:ascii="Times New Roman" w:hAnsi="Times New Roman" w:cs="Times New Roman"/>
@@ -9005,7 +10068,7 @@
         </w:rPr>
         <w:t>.</w:t>
       </w:r>
-      <w:bookmarkEnd w:id="46"/>
+      <w:bookmarkEnd w:id="45"/>
     </w:p>
     <w:p>
       <w:pPr>
@@ -9686,6 +10749,119 @@
     </w:lvl>
   </w:abstractNum>
   <w:abstractNum w:abstractNumId="4" w15:restartNumberingAfterBreak="0">
+    <w:nsid w:val="47BB21D8"/>
+    <w:multiLevelType w:val="hybridMultilevel"/>
+    <w:tmpl w:val="34B460A6"/>
+    <w:lvl w:ilvl="0" w:tplc="EF4A8D60">
+      <w:start w:val="1"/>
+      <w:numFmt w:val="bullet"/>
+      <w:lvlText w:val="-"/>
+      <w:lvlJc w:val="left"/>
+      <w:pPr>
+        <w:ind w:left="720" w:hanging="360"/>
+      </w:pPr>
+      <w:rPr>
+        <w:rFonts w:ascii="Times New Roman" w:eastAsia="Times New Roman" w:hAnsi="Times New Roman" w:cs="Times New Roman" w:hint="default"/>
+      </w:rPr>
+    </w:lvl>
+    <w:lvl w:ilvl="1" w:tplc="240A0003" w:tentative="1">
+      <w:start w:val="1"/>
+      <w:numFmt w:val="bullet"/>
+      <w:lvlText w:val="o"/>
+      <w:lvlJc w:val="left"/>
+      <w:pPr>
+        <w:ind w:left="1440" w:hanging="360"/>
+      </w:pPr>
+      <w:rPr>
+        <w:rFonts w:ascii="Courier New" w:hAnsi="Courier New" w:cs="Courier New" w:hint="default"/>
+      </w:rPr>
+    </w:lvl>
+    <w:lvl w:ilvl="2" w:tplc="240A0005" w:tentative="1">
+      <w:start w:val="1"/>
+      <w:numFmt w:val="bullet"/>
+      <w:lvlText w:val=""/>
+      <w:lvlJc w:val="left"/>
+      <w:pPr>
+        <w:ind w:left="2160" w:hanging="360"/>
+      </w:pPr>
+      <w:rPr>
+        <w:rFonts w:ascii="Wingdings" w:hAnsi="Wingdings" w:hint="default"/>
+      </w:rPr>
+    </w:lvl>
+    <w:lvl w:ilvl="3" w:tplc="240A0001" w:tentative="1">
+      <w:start w:val="1"/>
+      <w:numFmt w:val="bullet"/>
+      <w:lvlText w:val=""/>
+      <w:lvlJc w:val="left"/>
+      <w:pPr>
+        <w:ind w:left="2880" w:hanging="360"/>
+      </w:pPr>
+      <w:rPr>
+        <w:rFonts w:ascii="Symbol" w:hAnsi="Symbol" w:hint="default"/>
+      </w:rPr>
+    </w:lvl>
+    <w:lvl w:ilvl="4" w:tplc="240A0003" w:tentative="1">
+      <w:start w:val="1"/>
+      <w:numFmt w:val="bullet"/>
+      <w:lvlText w:val="o"/>
+      <w:lvlJc w:val="left"/>
+      <w:pPr>
+        <w:ind w:left="3600" w:hanging="360"/>
+      </w:pPr>
+      <w:rPr>
+        <w:rFonts w:ascii="Courier New" w:hAnsi="Courier New" w:cs="Courier New" w:hint="default"/>
+      </w:rPr>
+    </w:lvl>
+    <w:lvl w:ilvl="5" w:tplc="240A0005" w:tentative="1">
+      <w:start w:val="1"/>
+      <w:numFmt w:val="bullet"/>
+      <w:lvlText w:val=""/>
+      <w:lvlJc w:val="left"/>
+      <w:pPr>
+        <w:ind w:left="4320" w:hanging="360"/>
+      </w:pPr>
+      <w:rPr>
+        <w:rFonts w:ascii="Wingdings" w:hAnsi="Wingdings" w:hint="default"/>
+      </w:rPr>
+    </w:lvl>
+    <w:lvl w:ilvl="6" w:tplc="240A0001" w:tentative="1">
+      <w:start w:val="1"/>
+      <w:numFmt w:val="bullet"/>
+      <w:lvlText w:val=""/>
+      <w:lvlJc w:val="left"/>
+      <w:pPr>
+        <w:ind w:left="5040" w:hanging="360"/>
+      </w:pPr>
+      <w:rPr>
+        <w:rFonts w:ascii="Symbol" w:hAnsi="Symbol" w:hint="default"/>
+      </w:rPr>
+    </w:lvl>
+    <w:lvl w:ilvl="7" w:tplc="240A0003" w:tentative="1">
+      <w:start w:val="1"/>
+      <w:numFmt w:val="bullet"/>
+      <w:lvlText w:val="o"/>
+      <w:lvlJc w:val="left"/>
+      <w:pPr>
+        <w:ind w:left="5760" w:hanging="360"/>
+      </w:pPr>
+      <w:rPr>
+        <w:rFonts w:ascii="Courier New" w:hAnsi="Courier New" w:cs="Courier New" w:hint="default"/>
+      </w:rPr>
+    </w:lvl>
+    <w:lvl w:ilvl="8" w:tplc="240A0005" w:tentative="1">
+      <w:start w:val="1"/>
+      <w:numFmt w:val="bullet"/>
+      <w:lvlText w:val=""/>
+      <w:lvlJc w:val="left"/>
+      <w:pPr>
+        <w:ind w:left="6480" w:hanging="360"/>
+      </w:pPr>
+      <w:rPr>
+        <w:rFonts w:ascii="Wingdings" w:hAnsi="Wingdings" w:hint="default"/>
+      </w:rPr>
+    </w:lvl>
+  </w:abstractNum>
+  <w:abstractNum w:abstractNumId="5" w15:restartNumberingAfterBreak="0">
     <w:nsid w:val="48BD4B76"/>
     <w:multiLevelType w:val="multilevel"/>
     <w:tmpl w:val="6C8230A6"/>
@@ -9834,7 +11010,7 @@
       </w:rPr>
     </w:lvl>
   </w:abstractNum>
-  <w:abstractNum w:abstractNumId="5" w15:restartNumberingAfterBreak="0">
+  <w:abstractNum w:abstractNumId="6" w15:restartNumberingAfterBreak="0">
     <w:nsid w:val="4B990033"/>
     <w:multiLevelType w:val="multilevel"/>
     <w:tmpl w:val="8BD62216"/>
@@ -9926,7 +11102,7 @@
       </w:pPr>
     </w:lvl>
   </w:abstractNum>
-  <w:abstractNum w:abstractNumId="6" w15:restartNumberingAfterBreak="0">
+  <w:abstractNum w:abstractNumId="7" w15:restartNumberingAfterBreak="0">
     <w:nsid w:val="4BEE3111"/>
     <w:multiLevelType w:val="hybridMultilevel"/>
     <w:tmpl w:val="250A5A50"/>
@@ -10039,7 +11215,7 @@
       </w:rPr>
     </w:lvl>
   </w:abstractNum>
-  <w:abstractNum w:abstractNumId="7" w15:restartNumberingAfterBreak="0">
+  <w:abstractNum w:abstractNumId="8" w15:restartNumberingAfterBreak="0">
     <w:nsid w:val="4FE6039D"/>
     <w:multiLevelType w:val="multilevel"/>
     <w:tmpl w:val="91B09CB8"/>
@@ -10143,7 +11319,7 @@
       </w:rPr>
     </w:lvl>
   </w:abstractNum>
-  <w:abstractNum w:abstractNumId="8" w15:restartNumberingAfterBreak="0">
+  <w:abstractNum w:abstractNumId="9" w15:restartNumberingAfterBreak="0">
     <w:nsid w:val="67310AB2"/>
     <w:multiLevelType w:val="hybridMultilevel"/>
     <w:tmpl w:val="A78AE5C6"/>
@@ -10255,7 +11431,7 @@
       </w:rPr>
     </w:lvl>
   </w:abstractNum>
-  <w:abstractNum w:abstractNumId="9" w15:restartNumberingAfterBreak="0">
+  <w:abstractNum w:abstractNumId="10" w15:restartNumberingAfterBreak="0">
     <w:nsid w:val="6AA752EA"/>
     <w:multiLevelType w:val="multilevel"/>
     <w:tmpl w:val="5080AE76"/>
@@ -10332,7 +11508,121 @@
       </w:rPr>
     </w:lvl>
   </w:abstractNum>
-  <w:abstractNum w:abstractNumId="10" w15:restartNumberingAfterBreak="0">
+  <w:abstractNum w:abstractNumId="11" w15:restartNumberingAfterBreak="0">
+    <w:nsid w:val="73C52236"/>
+    <w:multiLevelType w:val="hybridMultilevel"/>
+    <w:tmpl w:val="A792296A"/>
+    <w:lvl w:ilvl="0" w:tplc="94727764">
+      <w:start w:val="2"/>
+      <w:numFmt w:val="bullet"/>
+      <w:lvlText w:val="-"/>
+      <w:lvlJc w:val="left"/>
+      <w:pPr>
+        <w:ind w:left="360" w:hanging="360"/>
+      </w:pPr>
+      <w:rPr>
+        <w:rFonts w:ascii="Times New Roman" w:eastAsia="Times New Roman" w:hAnsi="Times New Roman" w:cs="Times New Roman" w:hint="default"/>
+        <w:b/>
+      </w:rPr>
+    </w:lvl>
+    <w:lvl w:ilvl="1" w:tplc="240A0003" w:tentative="1">
+      <w:start w:val="1"/>
+      <w:numFmt w:val="bullet"/>
+      <w:lvlText w:val="o"/>
+      <w:lvlJc w:val="left"/>
+      <w:pPr>
+        <w:ind w:left="1080" w:hanging="360"/>
+      </w:pPr>
+      <w:rPr>
+        <w:rFonts w:ascii="Courier New" w:hAnsi="Courier New" w:cs="Courier New" w:hint="default"/>
+      </w:rPr>
+    </w:lvl>
+    <w:lvl w:ilvl="2" w:tplc="240A0005" w:tentative="1">
+      <w:start w:val="1"/>
+      <w:numFmt w:val="bullet"/>
+      <w:lvlText w:val=""/>
+      <w:lvlJc w:val="left"/>
+      <w:pPr>
+        <w:ind w:left="1800" w:hanging="360"/>
+      </w:pPr>
+      <w:rPr>
+        <w:rFonts w:ascii="Wingdings" w:hAnsi="Wingdings" w:hint="default"/>
+      </w:rPr>
+    </w:lvl>
+    <w:lvl w:ilvl="3" w:tplc="240A0001" w:tentative="1">
+      <w:start w:val="1"/>
+      <w:numFmt w:val="bullet"/>
+      <w:lvlText w:val=""/>
+      <w:lvlJc w:val="left"/>
+      <w:pPr>
+        <w:ind w:left="2520" w:hanging="360"/>
+      </w:pPr>
+      <w:rPr>
+        <w:rFonts w:ascii="Symbol" w:hAnsi="Symbol" w:hint="default"/>
+      </w:rPr>
+    </w:lvl>
+    <w:lvl w:ilvl="4" w:tplc="240A0003" w:tentative="1">
+      <w:start w:val="1"/>
+      <w:numFmt w:val="bullet"/>
+      <w:lvlText w:val="o"/>
+      <w:lvlJc w:val="left"/>
+      <w:pPr>
+        <w:ind w:left="3240" w:hanging="360"/>
+      </w:pPr>
+      <w:rPr>
+        <w:rFonts w:ascii="Courier New" w:hAnsi="Courier New" w:cs="Courier New" w:hint="default"/>
+      </w:rPr>
+    </w:lvl>
+    <w:lvl w:ilvl="5" w:tplc="240A0005" w:tentative="1">
+      <w:start w:val="1"/>
+      <w:numFmt w:val="bullet"/>
+      <w:lvlText w:val=""/>
+      <w:lvlJc w:val="left"/>
+      <w:pPr>
+        <w:ind w:left="3960" w:hanging="360"/>
+      </w:pPr>
+      <w:rPr>
+        <w:rFonts w:ascii="Wingdings" w:hAnsi="Wingdings" w:hint="default"/>
+      </w:rPr>
+    </w:lvl>
+    <w:lvl w:ilvl="6" w:tplc="240A0001" w:tentative="1">
+      <w:start w:val="1"/>
+      <w:numFmt w:val="bullet"/>
+      <w:lvlText w:val=""/>
+      <w:lvlJc w:val="left"/>
+      <w:pPr>
+        <w:ind w:left="4680" w:hanging="360"/>
+      </w:pPr>
+      <w:rPr>
+        <w:rFonts w:ascii="Symbol" w:hAnsi="Symbol" w:hint="default"/>
+      </w:rPr>
+    </w:lvl>
+    <w:lvl w:ilvl="7" w:tplc="240A0003" w:tentative="1">
+      <w:start w:val="1"/>
+      <w:numFmt w:val="bullet"/>
+      <w:lvlText w:val="o"/>
+      <w:lvlJc w:val="left"/>
+      <w:pPr>
+        <w:ind w:left="5400" w:hanging="360"/>
+      </w:pPr>
+      <w:rPr>
+        <w:rFonts w:ascii="Courier New" w:hAnsi="Courier New" w:cs="Courier New" w:hint="default"/>
+      </w:rPr>
+    </w:lvl>
+    <w:lvl w:ilvl="8" w:tplc="240A0005" w:tentative="1">
+      <w:start w:val="1"/>
+      <w:numFmt w:val="bullet"/>
+      <w:lvlText w:val=""/>
+      <w:lvlJc w:val="left"/>
+      <w:pPr>
+        <w:ind w:left="6120" w:hanging="360"/>
+      </w:pPr>
+      <w:rPr>
+        <w:rFonts w:ascii="Wingdings" w:hAnsi="Wingdings" w:hint="default"/>
+      </w:rPr>
+    </w:lvl>
+  </w:abstractNum>
+  <w:abstractNum w:abstractNumId="12" w15:restartNumberingAfterBreak="0">
     <w:nsid w:val="7AA00E0A"/>
     <w:multiLevelType w:val="hybridMultilevel"/>
     <w:tmpl w:val="ACCED1F2"/>
@@ -10425,7 +11715,7 @@
     </w:lvl>
   </w:abstractNum>
   <w:num w:numId="1">
-    <w:abstractNumId w:val="5"/>
+    <w:abstractNumId w:val="6"/>
   </w:num>
   <w:num w:numId="2">
     <w:abstractNumId w:val="3"/>
@@ -10491,10 +11781,10 @@
     </w:lvlOverride>
   </w:num>
   <w:num w:numId="14">
-    <w:abstractNumId w:val="9"/>
+    <w:abstractNumId w:val="10"/>
   </w:num>
   <w:num w:numId="15">
-    <w:abstractNumId w:val="9"/>
+    <w:abstractNumId w:val="10"/>
     <w:lvlOverride w:ilvl="0">
       <w:startOverride w:val="1"/>
     </w:lvlOverride>
@@ -10542,30 +11832,36 @@
     </w:lvlOverride>
   </w:num>
   <w:num w:numId="23">
-    <w:abstractNumId w:val="7"/>
+    <w:abstractNumId w:val="8"/>
   </w:num>
   <w:num w:numId="24">
-    <w:abstractNumId w:val="5"/>
+    <w:abstractNumId w:val="6"/>
   </w:num>
   <w:num w:numId="25">
-    <w:abstractNumId w:val="10"/>
+    <w:abstractNumId w:val="12"/>
   </w:num>
   <w:num w:numId="26">
-    <w:abstractNumId w:val="5"/>
+    <w:abstractNumId w:val="6"/>
   </w:num>
   <w:num w:numId="27">
-    <w:abstractNumId w:val="5"/>
+    <w:abstractNumId w:val="6"/>
   </w:num>
   <w:num w:numId="28">
     <w:abstractNumId w:val="0"/>
   </w:num>
   <w:num w:numId="29">
-    <w:abstractNumId w:val="6"/>
+    <w:abstractNumId w:val="7"/>
   </w:num>
   <w:num w:numId="30">
-    <w:abstractNumId w:val="8"/>
+    <w:abstractNumId w:val="9"/>
   </w:num>
   <w:num w:numId="31">
+    <w:abstractNumId w:val="5"/>
+  </w:num>
+  <w:num w:numId="32">
+    <w:abstractNumId w:val="11"/>
+  </w:num>
+  <w:num w:numId="33">
     <w:abstractNumId w:val="4"/>
   </w:num>
 </w:numbering>
@@ -11938,4 +13234,16 @@
     </a:ext>
   </a:extLst>
 </a:theme>
+</file>
+
+<file path=customXml/item1.xml><?xml version="1.0" encoding="utf-8"?>
+<b:Sources xmlns:b="http://schemas.openxmlformats.org/officeDocument/2006/bibliography" xmlns="http://schemas.openxmlformats.org/officeDocument/2006/bibliography" SelectedStyle="\APASixthEditionOfficeOnline.xsl" StyleName="APA" Version="6"/>
+</file>
+
+<file path=customXml/itemProps1.xml><?xml version="1.0" encoding="utf-8"?>
+<ds:datastoreItem xmlns:ds="http://schemas.openxmlformats.org/officeDocument/2006/customXml" ds:itemID="{58C92C2E-EF89-4130-A049-5B4E1064502D}">
+  <ds:schemaRefs>
+    <ds:schemaRef ds:uri="http://schemas.openxmlformats.org/officeDocument/2006/bibliography"/>
+  </ds:schemaRefs>
+</ds:datastoreItem>
 </file>
--- a/Teoria General de Sistemas/PPI/Plantilla PPI Ingeniería Primer Semestre.docx
+++ b/Teoria General de Sistemas/PPI/Plantilla PPI Ingeniería Primer Semestre.docx
@@ -4839,22 +4839,31 @@
         <w:ind w:left="576" w:hanging="576"/>
         <w:rPr>
           <w:rFonts w:ascii="Times New Roman" w:hAnsi="Times New Roman" w:cs="Times New Roman"/>
-          <w:lang w:val="en-US"/>
+          <w:lang w:val="es-CO"/>
         </w:rPr>
       </w:pPr>
       <w:bookmarkStart w:id="7" w:name="_Toc96339516"/>
-      <w:r>
-        <w:rPr>
-          <w:rFonts w:ascii="Times New Roman" w:hAnsi="Times New Roman" w:cs="Times New Roman"/>
-          <w:lang w:val="en-US"/>
-        </w:rPr>
-        <w:t xml:space="preserve">Level </w:t>
-      </w:r>
       <w:proofErr w:type="spellStart"/>
       <w:r>
         <w:rPr>
           <w:rFonts w:ascii="Times New Roman" w:hAnsi="Times New Roman" w:cs="Times New Roman"/>
-          <w:lang w:val="en-US"/>
+          <w:lang w:val="es-CO"/>
+        </w:rPr>
+        <w:t>Level</w:t>
+      </w:r>
+      <w:proofErr w:type="spellEnd"/>
+      <w:r>
+        <w:rPr>
+          <w:rFonts w:ascii="Times New Roman" w:hAnsi="Times New Roman" w:cs="Times New Roman"/>
+          <w:lang w:val="es-CO"/>
+        </w:rPr>
+        <w:t xml:space="preserve"> </w:t>
+      </w:r>
+      <w:proofErr w:type="spellStart"/>
+      <w:r>
+        <w:rPr>
+          <w:rFonts w:ascii="Times New Roman" w:hAnsi="Times New Roman" w:cs="Times New Roman"/>
+          <w:lang w:val="es-CO"/>
         </w:rPr>
         <w:t>Optizone</w:t>
       </w:r>
@@ -4862,7 +4871,7 @@
       <w:r>
         <w:rPr>
           <w:rFonts w:ascii="Times New Roman" w:hAnsi="Times New Roman" w:cs="Times New Roman"/>
-          <w:lang w:val="en-US"/>
+          <w:lang w:val="es-CO"/>
         </w:rPr>
         <w:t xml:space="preserve"> </w:t>
       </w:r>
@@ -4870,7 +4879,7 @@
       <w:r>
         <w:rPr>
           <w:rFonts w:ascii="Times New Roman" w:hAnsi="Times New Roman" w:cs="Times New Roman"/>
-          <w:lang w:val="en-US"/>
+          <w:lang w:val="es-CO"/>
         </w:rPr>
         <w:t>TdeA</w:t>
       </w:r>
@@ -4878,7 +4887,7 @@
       <w:r>
         <w:rPr>
           <w:rFonts w:ascii="Times New Roman" w:hAnsi="Times New Roman" w:cs="Times New Roman"/>
-          <w:lang w:val="en-US"/>
+          <w:lang w:val="es-CO"/>
         </w:rPr>
         <w:t xml:space="preserve"> </w:t>
       </w:r>
@@ -5077,7 +5086,7 @@
         <w:rPr>
           <w:rFonts w:ascii="Times New Roman" w:eastAsia="Times New Roman" w:hAnsi="Times New Roman" w:cs="Times New Roman"/>
           <w:kern w:val="0"/>
-          <w:sz w:val="24"/>
+          <w:szCs w:val="22"/>
           <w:lang w:val="es-CO"/>
         </w:rPr>
       </w:pPr>
@@ -5086,7 +5095,7 @@
         <w:rPr>
           <w:rFonts w:ascii="Times New Roman" w:eastAsia="Times New Roman" w:hAnsi="Times New Roman" w:cs="Times New Roman"/>
           <w:kern w:val="0"/>
-          <w:sz w:val="24"/>
+          <w:szCs w:val="22"/>
           <w:lang w:val="es-CO"/>
         </w:rPr>
         <w:t>El Tecnológico de Antioquia (</w:t>
@@ -5096,7 +5105,7 @@
         <w:rPr>
           <w:rFonts w:ascii="Times New Roman" w:eastAsia="Times New Roman" w:hAnsi="Times New Roman" w:cs="Times New Roman"/>
           <w:kern w:val="0"/>
-          <w:sz w:val="24"/>
+          <w:szCs w:val="22"/>
           <w:lang w:val="es-CO"/>
         </w:rPr>
         <w:t>TdeA</w:t>
@@ -5106,7 +5115,7 @@
         <w:rPr>
           <w:rFonts w:ascii="Times New Roman" w:eastAsia="Times New Roman" w:hAnsi="Times New Roman" w:cs="Times New Roman"/>
           <w:kern w:val="0"/>
-          <w:sz w:val="24"/>
+          <w:szCs w:val="22"/>
           <w:lang w:val="es-CO"/>
         </w:rPr>
         <w:t xml:space="preserve">) es una Institución Universitaria pública del orden </w:t>
@@ -5116,7 +5125,7 @@
         <w:rPr>
           <w:rFonts w:ascii="Times New Roman" w:eastAsia="Times New Roman" w:hAnsi="Times New Roman" w:cs="Times New Roman"/>
           <w:kern w:val="0"/>
-          <w:sz w:val="24"/>
+          <w:szCs w:val="22"/>
           <w:lang w:val="es-CO"/>
         </w:rPr>
         <w:t>de-partamental</w:t>
@@ -5126,7 +5135,7 @@
         <w:rPr>
           <w:rFonts w:ascii="Times New Roman" w:eastAsia="Times New Roman" w:hAnsi="Times New Roman" w:cs="Times New Roman"/>
           <w:kern w:val="0"/>
-          <w:sz w:val="24"/>
+          <w:szCs w:val="22"/>
           <w:lang w:val="es-CO"/>
         </w:rPr>
         <w:t xml:space="preserve">, adscrita a la Gobernación de Antioquia, con sede principal en Medellín.  </w:t>
@@ -5138,15 +5147,16 @@
         <w:rPr>
           <w:rFonts w:ascii="Times New Roman" w:eastAsia="Times New Roman" w:hAnsi="Times New Roman" w:cs="Times New Roman"/>
           <w:kern w:val="0"/>
-          <w:sz w:val="24"/>
+          <w:szCs w:val="22"/>
           <w:lang w:val="es-CO"/>
         </w:rPr>
       </w:pPr>
       <w:r>
         <w:rPr>
           <w:rFonts w:ascii="Times New Roman" w:eastAsia="Times New Roman" w:hAnsi="Times New Roman" w:cs="Times New Roman"/>
-          <w:kern w:val="0"/>
-          <w:sz w:val="24"/>
+          <w:noProof/>
+          <w:kern w:val="0"/>
+          <w:szCs w:val="22"/>
           <w:lang w:val="en-US"/>
         </w:rPr>
         <w:drawing>
@@ -5209,7 +5219,7 @@
         <w:rPr>
           <w:rFonts w:ascii="Times New Roman" w:eastAsia="Times New Roman" w:hAnsi="Times New Roman" w:cs="Times New Roman"/>
           <w:kern w:val="0"/>
-          <w:sz w:val="24"/>
+          <w:szCs w:val="22"/>
           <w:lang w:val="es-CO"/>
         </w:rPr>
         <w:t xml:space="preserve">Dirección: Campus Universitario Robledo (Sede Principal): Se ubica en la Calle 78B No. 72A – 220, en la ciudad de Medellín, Colombia </w:t>
@@ -5221,7 +5231,7 @@
         <w:rPr>
           <w:rFonts w:ascii="Times New Roman" w:eastAsia="Times New Roman" w:hAnsi="Times New Roman" w:cs="Times New Roman"/>
           <w:kern w:val="0"/>
-          <w:sz w:val="24"/>
+          <w:szCs w:val="22"/>
           <w:lang w:val="es-CO"/>
         </w:rPr>
       </w:pPr>
@@ -5232,7 +5242,7 @@
         <w:rPr>
           <w:rFonts w:ascii="Times New Roman" w:eastAsia="Times New Roman" w:hAnsi="Times New Roman" w:cs="Times New Roman"/>
           <w:kern w:val="0"/>
-          <w:sz w:val="24"/>
+          <w:szCs w:val="22"/>
           <w:lang w:val="es-CO"/>
         </w:rPr>
       </w:pPr>
@@ -5240,49 +5250,49 @@
         <w:rPr>
           <w:rFonts w:ascii="Times New Roman" w:eastAsia="Times New Roman" w:hAnsi="Times New Roman" w:cs="Times New Roman"/>
           <w:kern w:val="0"/>
-          <w:sz w:val="24"/>
-          <w:lang w:val="es-CO"/>
-        </w:rPr>
-        <w:t xml:space="preserve">Está principalmente enfocada en el sector de la educación superior de alta calidad, ofreciendo </w:t>
-      </w:r>
+          <w:szCs w:val="22"/>
+          <w:lang w:val="es-CO"/>
+        </w:rPr>
+        <w:t xml:space="preserve">Está principalmente enfocada en el sector de la educación superior de alta calidad, ofreciendo titulaciones técnicas, tecnológicas, profesionales y posgrados con altos estándares </w:t>
+      </w:r>
+      <w:proofErr w:type="spellStart"/>
       <w:r>
         <w:rPr>
           <w:rFonts w:ascii="Times New Roman" w:eastAsia="Times New Roman" w:hAnsi="Times New Roman" w:cs="Times New Roman"/>
           <w:kern w:val="0"/>
-          <w:sz w:val="24"/>
+          <w:szCs w:val="22"/>
+          <w:lang w:val="es-CO"/>
+        </w:rPr>
+        <w:t>académi</w:t>
+      </w:r>
+      <w:proofErr w:type="spellEnd"/>
+      <w:r>
+        <w:rPr>
+          <w:rFonts w:ascii="Times New Roman" w:eastAsia="Times New Roman" w:hAnsi="Times New Roman" w:cs="Times New Roman"/>
+          <w:kern w:val="0"/>
+          <w:szCs w:val="22"/>
+          <w:lang w:val="es-CO"/>
+        </w:rPr>
+        <w:t xml:space="preserve">-cos, con énfasis en la investigación y la proyección social para el desarrollo regional. Sus actividades principales son la educación superior y la investigación, que constituyen sus principales fuentes de financiación. La </w:t>
+      </w:r>
+      <w:r>
+        <w:rPr>
+          <w:rFonts w:ascii="Times New Roman" w:eastAsia="Times New Roman" w:hAnsi="Times New Roman" w:cs="Times New Roman"/>
+          <w:kern w:val="0"/>
+          <w:szCs w:val="22"/>
           <w:lang w:val="es-CO"/>
         </w:rPr>
         <w:lastRenderedPageBreak/>
-        <w:t xml:space="preserve">titulaciones técnicas, tecnológicas, profesionales y posgrados con altos estándares </w:t>
-      </w:r>
-      <w:proofErr w:type="spellStart"/>
-      <w:r>
+        <w:t>institución cuenta con las siguientes áreas de gestión:</w:t>
+      </w:r>
+    </w:p>
+    <w:p>
+      <w:pPr>
+        <w:pStyle w:val="Textbody"/>
         <w:rPr>
           <w:rFonts w:ascii="Times New Roman" w:eastAsia="Times New Roman" w:hAnsi="Times New Roman" w:cs="Times New Roman"/>
           <w:kern w:val="0"/>
-          <w:sz w:val="24"/>
-          <w:lang w:val="es-CO"/>
-        </w:rPr>
-        <w:t>académi</w:t>
-      </w:r>
-      <w:proofErr w:type="spellEnd"/>
-      <w:r>
-        <w:rPr>
-          <w:rFonts w:ascii="Times New Roman" w:eastAsia="Times New Roman" w:hAnsi="Times New Roman" w:cs="Times New Roman"/>
-          <w:kern w:val="0"/>
-          <w:sz w:val="24"/>
-          <w:lang w:val="es-CO"/>
-        </w:rPr>
-        <w:t>-cos, con énfasis en la investigación y la proyección social para el desarrollo regional. Sus actividades principales son la educación superior y la investigación, que constituyen sus principales fuentes de financiación. La institución cuenta con las siguientes áreas de gestión:</w:t>
-      </w:r>
-    </w:p>
-    <w:p>
-      <w:pPr>
-        <w:pStyle w:val="Textbody"/>
-        <w:rPr>
-          <w:rFonts w:ascii="Times New Roman" w:eastAsia="Times New Roman" w:hAnsi="Times New Roman" w:cs="Times New Roman"/>
-          <w:kern w:val="0"/>
-          <w:sz w:val="24"/>
+          <w:szCs w:val="22"/>
           <w:lang w:val="es-CO"/>
         </w:rPr>
       </w:pPr>
@@ -5292,7 +5302,7 @@
           <w:b/>
           <w:bCs/>
           <w:kern w:val="0"/>
-          <w:sz w:val="24"/>
+          <w:szCs w:val="22"/>
           <w:lang w:val="es-CO"/>
         </w:rPr>
         <w:t>Rectoría:</w:t>
@@ -5304,7 +5314,7 @@
         <w:rPr>
           <w:rFonts w:ascii="Times New Roman" w:eastAsia="Times New Roman" w:hAnsi="Times New Roman" w:cs="Times New Roman"/>
           <w:kern w:val="0"/>
-          <w:sz w:val="24"/>
+          <w:szCs w:val="22"/>
           <w:lang w:val="es-CO"/>
         </w:rPr>
       </w:pPr>
@@ -5312,7 +5322,7 @@
         <w:rPr>
           <w:rFonts w:ascii="Times New Roman" w:eastAsia="Times New Roman" w:hAnsi="Times New Roman" w:cs="Times New Roman"/>
           <w:kern w:val="0"/>
-          <w:sz w:val="24"/>
+          <w:szCs w:val="22"/>
           <w:lang w:val="es-CO"/>
         </w:rPr>
         <w:t xml:space="preserve"> Es la máxima instancia de dirección, liderada por Leonardo García Botero, encargada de asegurar la alta calidad y la cobertura educativa institucional.</w:t>
@@ -5324,7 +5334,7 @@
         <w:rPr>
           <w:rFonts w:ascii="Times New Roman" w:eastAsia="Times New Roman" w:hAnsi="Times New Roman" w:cs="Times New Roman"/>
           <w:kern w:val="0"/>
-          <w:sz w:val="24"/>
+          <w:szCs w:val="22"/>
           <w:lang w:val="es-CO"/>
         </w:rPr>
       </w:pPr>
@@ -5334,7 +5344,7 @@
           <w:b/>
           <w:bCs/>
           <w:kern w:val="0"/>
-          <w:sz w:val="24"/>
+          <w:szCs w:val="22"/>
           <w:lang w:val="es-CO"/>
         </w:rPr>
         <w:t>Secretaría General:</w:t>
@@ -5343,7 +5353,7 @@
         <w:rPr>
           <w:rFonts w:ascii="Times New Roman" w:eastAsia="Times New Roman" w:hAnsi="Times New Roman" w:cs="Times New Roman"/>
           <w:kern w:val="0"/>
-          <w:sz w:val="24"/>
+          <w:szCs w:val="22"/>
           <w:lang w:val="es-CO"/>
         </w:rPr>
         <w:t xml:space="preserve"> Gestiona asuntos legales y administrativos, destacando recientemente por liderar el Plan Estratégico de Bienestar Laboral.</w:t>
@@ -5357,7 +5367,7 @@
           <w:b/>
           <w:bCs/>
           <w:kern w:val="0"/>
-          <w:sz w:val="24"/>
+          <w:szCs w:val="22"/>
           <w:lang w:val="es-CO"/>
         </w:rPr>
       </w:pPr>
@@ -5367,7 +5377,7 @@
           <w:b/>
           <w:bCs/>
           <w:kern w:val="0"/>
-          <w:sz w:val="24"/>
+          <w:szCs w:val="22"/>
           <w:lang w:val="es-CO"/>
         </w:rPr>
         <w:t>Dirección Administrativa y Financiera:</w:t>
@@ -5379,7 +5389,7 @@
         <w:rPr>
           <w:rFonts w:ascii="Times New Roman" w:eastAsia="Times New Roman" w:hAnsi="Times New Roman" w:cs="Times New Roman"/>
           <w:kern w:val="0"/>
-          <w:sz w:val="24"/>
+          <w:szCs w:val="22"/>
           <w:lang w:val="es-CO"/>
         </w:rPr>
       </w:pPr>
@@ -5387,7 +5397,7 @@
         <w:rPr>
           <w:rFonts w:ascii="Times New Roman" w:eastAsia="Times New Roman" w:hAnsi="Times New Roman" w:cs="Times New Roman"/>
           <w:kern w:val="0"/>
-          <w:sz w:val="24"/>
+          <w:szCs w:val="22"/>
           <w:lang w:val="es-CO"/>
         </w:rPr>
         <w:t>Administra los recursos económicos de la institución y brinda orientación sobre la Política de Gratuidad (Matrícula Cero).</w:t>
@@ -5399,7 +5409,7 @@
         <w:rPr>
           <w:rFonts w:ascii="Times New Roman" w:eastAsia="Times New Roman" w:hAnsi="Times New Roman" w:cs="Times New Roman"/>
           <w:kern w:val="0"/>
-          <w:sz w:val="24"/>
+          <w:szCs w:val="22"/>
           <w:lang w:val="es-CO"/>
         </w:rPr>
       </w:pPr>
@@ -5409,7 +5419,7 @@
           <w:b/>
           <w:bCs/>
           <w:kern w:val="0"/>
-          <w:sz w:val="24"/>
+          <w:szCs w:val="22"/>
           <w:lang w:val="es-CO"/>
         </w:rPr>
         <w:t>Dirección de Planeación:</w:t>
@@ -5418,7 +5428,7 @@
         <w:rPr>
           <w:rFonts w:ascii="Times New Roman" w:eastAsia="Times New Roman" w:hAnsi="Times New Roman" w:cs="Times New Roman"/>
           <w:kern w:val="0"/>
-          <w:sz w:val="24"/>
+          <w:szCs w:val="22"/>
           <w:lang w:val="es-CO"/>
         </w:rPr>
         <w:t xml:space="preserve"> Coordina la Planeación Institucional y el Sistema Integrado de Gestión (SIG) para el cumplimiento de metas estratégicas.</w:t>
@@ -5432,7 +5442,7 @@
           <w:b/>
           <w:bCs/>
           <w:kern w:val="0"/>
-          <w:sz w:val="24"/>
+          <w:szCs w:val="22"/>
           <w:lang w:val="es-CO"/>
         </w:rPr>
       </w:pPr>
@@ -5442,7 +5452,7 @@
           <w:b/>
           <w:bCs/>
           <w:kern w:val="0"/>
-          <w:sz w:val="24"/>
+          <w:szCs w:val="22"/>
           <w:lang w:val="es-CO"/>
         </w:rPr>
         <w:t>Dirección de Bienestar Institucional:</w:t>
@@ -5454,7 +5464,7 @@
         <w:rPr>
           <w:rFonts w:ascii="Times New Roman" w:eastAsia="Times New Roman" w:hAnsi="Times New Roman" w:cs="Times New Roman"/>
           <w:kern w:val="0"/>
-          <w:sz w:val="24"/>
+          <w:szCs w:val="22"/>
           <w:lang w:val="es-CO"/>
         </w:rPr>
       </w:pPr>
@@ -5462,7 +5472,7 @@
         <w:rPr>
           <w:rFonts w:ascii="Times New Roman" w:eastAsia="Times New Roman" w:hAnsi="Times New Roman" w:cs="Times New Roman"/>
           <w:kern w:val="0"/>
-          <w:sz w:val="24"/>
+          <w:szCs w:val="22"/>
           <w:lang w:val="es-CO"/>
         </w:rPr>
         <w:t>Promueve el desarrollo integral (salud, deporte, cultura) y gestiona apoyos como el Fondo Alimentario y Renta Joven.</w:t>
@@ -5474,7 +5484,7 @@
         <w:rPr>
           <w:rFonts w:ascii="Times New Roman" w:eastAsia="Times New Roman" w:hAnsi="Times New Roman" w:cs="Times New Roman"/>
           <w:kern w:val="0"/>
-          <w:sz w:val="24"/>
+          <w:szCs w:val="22"/>
           <w:lang w:val="es-CO"/>
         </w:rPr>
       </w:pPr>
@@ -5484,7 +5494,7 @@
           <w:b/>
           <w:bCs/>
           <w:kern w:val="0"/>
-          <w:sz w:val="24"/>
+          <w:szCs w:val="22"/>
           <w:lang w:val="es-CO"/>
         </w:rPr>
         <w:t>Dirección de Extensión Académica y Regionalización:</w:t>
@@ -5496,7 +5506,7 @@
         <w:rPr>
           <w:rFonts w:ascii="Times New Roman" w:eastAsia="Times New Roman" w:hAnsi="Times New Roman" w:cs="Times New Roman"/>
           <w:kern w:val="0"/>
-          <w:sz w:val="24"/>
+          <w:szCs w:val="22"/>
           <w:lang w:val="es-CO"/>
         </w:rPr>
       </w:pPr>
@@ -5504,7 +5514,7 @@
         <w:rPr>
           <w:rFonts w:ascii="Times New Roman" w:eastAsia="Times New Roman" w:hAnsi="Times New Roman" w:cs="Times New Roman"/>
           <w:kern w:val="0"/>
-          <w:sz w:val="24"/>
+          <w:szCs w:val="22"/>
           <w:lang w:val="es-CO"/>
         </w:rPr>
         <w:t xml:space="preserve"> Coordina la educación continua y expande la oferta académica a zonas vulnerables mediante la estrategia "Territorio </w:t>
@@ -5514,7 +5524,7 @@
         <w:rPr>
           <w:rFonts w:ascii="Times New Roman" w:eastAsia="Times New Roman" w:hAnsi="Times New Roman" w:cs="Times New Roman"/>
           <w:kern w:val="0"/>
-          <w:sz w:val="24"/>
+          <w:szCs w:val="22"/>
           <w:lang w:val="es-CO"/>
         </w:rPr>
         <w:t>TdeA</w:t>
@@ -5524,7 +5534,7 @@
         <w:rPr>
           <w:rFonts w:ascii="Times New Roman" w:eastAsia="Times New Roman" w:hAnsi="Times New Roman" w:cs="Times New Roman"/>
           <w:kern w:val="0"/>
-          <w:sz w:val="24"/>
+          <w:szCs w:val="22"/>
           <w:lang w:val="es-CO"/>
         </w:rPr>
         <w:t>".</w:t>
@@ -5536,7 +5546,7 @@
         <w:rPr>
           <w:rFonts w:ascii="Times New Roman" w:eastAsia="Times New Roman" w:hAnsi="Times New Roman" w:cs="Times New Roman"/>
           <w:kern w:val="0"/>
-          <w:sz w:val="24"/>
+          <w:szCs w:val="22"/>
           <w:lang w:val="es-CO"/>
         </w:rPr>
       </w:pPr>
@@ -5546,7 +5556,7 @@
           <w:b/>
           <w:bCs/>
           <w:kern w:val="0"/>
-          <w:sz w:val="24"/>
+          <w:szCs w:val="22"/>
           <w:lang w:val="es-CO"/>
         </w:rPr>
         <w:t>Control Interno:</w:t>
@@ -5555,7 +5565,7 @@
         <w:rPr>
           <w:rFonts w:ascii="Times New Roman" w:eastAsia="Times New Roman" w:hAnsi="Times New Roman" w:cs="Times New Roman"/>
           <w:kern w:val="0"/>
-          <w:sz w:val="24"/>
+          <w:szCs w:val="22"/>
           <w:lang w:val="es-CO"/>
         </w:rPr>
         <w:t xml:space="preserve"> Funciona como una unidad estratégica para garantizar el seguimiento normativo y la transparencia en los procesos de la organización.</w:t>
@@ -5567,7 +5577,7 @@
         <w:rPr>
           <w:rFonts w:ascii="Times New Roman" w:eastAsia="Times New Roman" w:hAnsi="Times New Roman" w:cs="Times New Roman"/>
           <w:kern w:val="0"/>
-          <w:sz w:val="24"/>
+          <w:szCs w:val="22"/>
           <w:lang w:val="es-CO"/>
         </w:rPr>
       </w:pPr>
@@ -5575,7 +5585,7 @@
         <w:rPr>
           <w:rFonts w:ascii="Times New Roman" w:eastAsia="Times New Roman" w:hAnsi="Times New Roman" w:cs="Times New Roman"/>
           <w:kern w:val="0"/>
-          <w:sz w:val="24"/>
+          <w:szCs w:val="22"/>
           <w:lang w:val="es-CO"/>
         </w:rPr>
         <w:t xml:space="preserve">Se tomará mayor énfasis en el área de Rectoría, ya que de allí se desprende la iniciativa que se acogerá como proyecto, relacionada con propuestas de innovación educativa que buscan métodos de estudio </w:t>
@@ -5585,7 +5595,7 @@
         <w:rPr>
           <w:rFonts w:ascii="Times New Roman" w:eastAsia="Times New Roman" w:hAnsi="Times New Roman" w:cs="Times New Roman"/>
           <w:kern w:val="0"/>
-          <w:sz w:val="24"/>
+          <w:szCs w:val="22"/>
           <w:lang w:val="es-CO"/>
         </w:rPr>
         <w:t>neurodiversos</w:t>
@@ -5595,7 +5605,7 @@
         <w:rPr>
           <w:rFonts w:ascii="Times New Roman" w:eastAsia="Times New Roman" w:hAnsi="Times New Roman" w:cs="Times New Roman"/>
           <w:kern w:val="0"/>
-          <w:sz w:val="24"/>
+          <w:szCs w:val="22"/>
           <w:lang w:val="es-CO"/>
         </w:rPr>
         <w:t xml:space="preserve"> como el </w:t>
@@ -5605,7 +5615,7 @@
         <w:rPr>
           <w:rFonts w:ascii="Times New Roman" w:eastAsia="Times New Roman" w:hAnsi="Times New Roman" w:cs="Times New Roman"/>
           <w:kern w:val="0"/>
-          <w:sz w:val="24"/>
+          <w:szCs w:val="22"/>
           <w:lang w:val="es-CO"/>
         </w:rPr>
         <w:t>game-based</w:t>
@@ -5615,7 +5625,7 @@
         <w:rPr>
           <w:rFonts w:ascii="Times New Roman" w:eastAsia="Times New Roman" w:hAnsi="Times New Roman" w:cs="Times New Roman"/>
           <w:kern w:val="0"/>
-          <w:sz w:val="24"/>
+          <w:szCs w:val="22"/>
           <w:lang w:val="es-CO"/>
         </w:rPr>
         <w:t xml:space="preserve"> </w:t>
@@ -5625,7 +5635,7 @@
         <w:rPr>
           <w:rFonts w:ascii="Times New Roman" w:eastAsia="Times New Roman" w:hAnsi="Times New Roman" w:cs="Times New Roman"/>
           <w:kern w:val="0"/>
-          <w:sz w:val="24"/>
+          <w:szCs w:val="22"/>
           <w:lang w:val="es-CO"/>
         </w:rPr>
         <w:t>learning</w:t>
@@ -5635,7 +5645,7 @@
         <w:rPr>
           <w:rFonts w:ascii="Times New Roman" w:eastAsia="Times New Roman" w:hAnsi="Times New Roman" w:cs="Times New Roman"/>
           <w:kern w:val="0"/>
-          <w:sz w:val="24"/>
+          <w:szCs w:val="22"/>
           <w:lang w:val="es-CO"/>
         </w:rPr>
         <w:t xml:space="preserve">, de donde surge la idea de Next </w:t>
@@ -5645,7 +5655,7 @@
         <w:rPr>
           <w:rFonts w:ascii="Times New Roman" w:eastAsia="Times New Roman" w:hAnsi="Times New Roman" w:cs="Times New Roman"/>
           <w:kern w:val="0"/>
-          <w:sz w:val="24"/>
+          <w:szCs w:val="22"/>
           <w:lang w:val="es-CO"/>
         </w:rPr>
         <w:t>Level</w:t>
@@ -5655,7 +5665,7 @@
         <w:rPr>
           <w:rFonts w:ascii="Times New Roman" w:eastAsia="Times New Roman" w:hAnsi="Times New Roman" w:cs="Times New Roman"/>
           <w:kern w:val="0"/>
-          <w:sz w:val="24"/>
+          <w:szCs w:val="22"/>
           <w:lang w:val="es-CO"/>
         </w:rPr>
         <w:t xml:space="preserve"> como un “Laboratorio de Videojuegos”.</w:t>
@@ -5667,7 +5677,7 @@
         <w:rPr>
           <w:rFonts w:ascii="Times New Roman" w:eastAsia="Times New Roman" w:hAnsi="Times New Roman" w:cs="Times New Roman"/>
           <w:kern w:val="0"/>
-          <w:sz w:val="24"/>
+          <w:szCs w:val="22"/>
           <w:lang w:val="es-CO"/>
         </w:rPr>
       </w:pPr>
@@ -5675,7 +5685,7 @@
         <w:rPr>
           <w:rFonts w:ascii="Times New Roman" w:eastAsia="Times New Roman" w:hAnsi="Times New Roman" w:cs="Times New Roman"/>
           <w:kern w:val="0"/>
-          <w:sz w:val="24"/>
+          <w:szCs w:val="22"/>
           <w:lang w:val="es-CO"/>
         </w:rPr>
         <w:t xml:space="preserve">El </w:t>
@@ -5685,7 +5695,7 @@
         <w:rPr>
           <w:rFonts w:ascii="Times New Roman" w:eastAsia="Times New Roman" w:hAnsi="Times New Roman" w:cs="Times New Roman"/>
           <w:kern w:val="0"/>
-          <w:sz w:val="24"/>
+          <w:szCs w:val="22"/>
           <w:lang w:val="es-CO"/>
         </w:rPr>
         <w:t>Tdea</w:t>
@@ -5695,7 +5705,7 @@
         <w:rPr>
           <w:rFonts w:ascii="Times New Roman" w:eastAsia="Times New Roman" w:hAnsi="Times New Roman" w:cs="Times New Roman"/>
           <w:kern w:val="0"/>
-          <w:sz w:val="24"/>
+          <w:szCs w:val="22"/>
           <w:lang w:val="es-CO"/>
         </w:rPr>
         <w:t xml:space="preserve"> también cuenta con una variedad de facultades las cuales son consideradas el eje estructural y el "corazón académico" que impulsa la formación integral, la innovación y el compromiso social. La institución cuenta con las siguientes facultades:</w:t>
@@ -5711,7 +5721,7 @@
         <w:rPr>
           <w:rFonts w:ascii="Times New Roman" w:eastAsia="Times New Roman" w:hAnsi="Times New Roman" w:cs="Times New Roman"/>
           <w:kern w:val="0"/>
-          <w:sz w:val="24"/>
+          <w:szCs w:val="22"/>
           <w:lang w:val="es-CO"/>
         </w:rPr>
       </w:pPr>
@@ -5721,7 +5731,7 @@
           <w:b/>
           <w:bCs/>
           <w:kern w:val="0"/>
-          <w:sz w:val="24"/>
+          <w:szCs w:val="22"/>
           <w:lang w:val="es-CO"/>
         </w:rPr>
         <w:t>Facultad de Ciencias Administrativas y Económicas:</w:t>
@@ -5730,7 +5740,7 @@
         <w:rPr>
           <w:rFonts w:ascii="Times New Roman" w:eastAsia="Times New Roman" w:hAnsi="Times New Roman" w:cs="Times New Roman"/>
           <w:kern w:val="0"/>
-          <w:sz w:val="24"/>
+          <w:szCs w:val="22"/>
           <w:lang w:val="es-CO"/>
         </w:rPr>
         <w:t xml:space="preserve"> Se centra en formar profesionales con una "visión estratégica y gerencial</w:t>
@@ -5740,7 +5750,7 @@
         <w:rPr>
           <w:rFonts w:ascii="Times New Roman" w:eastAsia="Times New Roman" w:hAnsi="Times New Roman" w:cs="Times New Roman"/>
           <w:kern w:val="0"/>
-          <w:sz w:val="24"/>
+          <w:szCs w:val="22"/>
           <w:lang w:val="es-CO"/>
         </w:rPr>
         <w:t>"  para</w:t>
@@ -5750,7 +5760,7 @@
         <w:rPr>
           <w:rFonts w:ascii="Times New Roman" w:eastAsia="Times New Roman" w:hAnsi="Times New Roman" w:cs="Times New Roman"/>
           <w:kern w:val="0"/>
-          <w:sz w:val="24"/>
+          <w:szCs w:val="22"/>
           <w:lang w:val="es-CO"/>
         </w:rPr>
         <w:t xml:space="preserve"> la gestión eficiente de organizaciones y cadenas de suministro.</w:t>
@@ -5766,7 +5776,7 @@
         <w:rPr>
           <w:rFonts w:ascii="Times New Roman" w:eastAsia="Times New Roman" w:hAnsi="Times New Roman" w:cs="Times New Roman"/>
           <w:kern w:val="0"/>
-          <w:sz w:val="24"/>
+          <w:szCs w:val="22"/>
           <w:lang w:val="es-CO"/>
         </w:rPr>
       </w:pPr>
@@ -5776,7 +5786,7 @@
           <w:b/>
           <w:bCs/>
           <w:kern w:val="0"/>
-          <w:sz w:val="24"/>
+          <w:szCs w:val="22"/>
           <w:lang w:val="es-CO"/>
         </w:rPr>
         <w:t>Facultad de Derecho y Ciencias Forenses:</w:t>
@@ -5785,7 +5795,7 @@
         <w:rPr>
           <w:rFonts w:ascii="Times New Roman" w:eastAsia="Times New Roman" w:hAnsi="Times New Roman" w:cs="Times New Roman"/>
           <w:kern w:val="0"/>
-          <w:sz w:val="24"/>
+          <w:szCs w:val="22"/>
           <w:lang w:val="es-CO"/>
         </w:rPr>
         <w:t xml:space="preserve"> Destaca por su "alto impacto social e inclusión", especialmente a través de su Consultorio Jurídico y Centro de Conciliación, que ofrece servicios priorizados a mujeres, personas con discapacidad y diversidad de género.</w:t>
@@ -5801,7 +5811,7 @@
         <w:rPr>
           <w:rFonts w:ascii="Times New Roman" w:eastAsia="Times New Roman" w:hAnsi="Times New Roman" w:cs="Times New Roman"/>
           <w:kern w:val="0"/>
-          <w:sz w:val="24"/>
+          <w:szCs w:val="22"/>
           <w:lang w:val="es-CO"/>
         </w:rPr>
       </w:pPr>
@@ -5811,7 +5821,7 @@
           <w:b/>
           <w:bCs/>
           <w:kern w:val="0"/>
-          <w:sz w:val="24"/>
+          <w:szCs w:val="22"/>
           <w:lang w:val="es-CO"/>
         </w:rPr>
         <w:t>Facultad de Educación y Ciencias Sociales:</w:t>
@@ -5820,7 +5830,7 @@
         <w:rPr>
           <w:rFonts w:ascii="Times New Roman" w:eastAsia="Times New Roman" w:hAnsi="Times New Roman" w:cs="Times New Roman"/>
           <w:kern w:val="0"/>
-          <w:sz w:val="24"/>
+          <w:szCs w:val="22"/>
           <w:lang w:val="es-CO"/>
         </w:rPr>
         <w:t xml:space="preserve"> Enfocada en la formación humana y el desarrollo social, ofrece programas de alto nivel como el "Doctorado en Educación y Estudios Sociales" y maestrías en pedagogía digital.</w:t>
@@ -5836,7 +5846,7 @@
         <w:rPr>
           <w:rFonts w:ascii="Times New Roman" w:eastAsia="Times New Roman" w:hAnsi="Times New Roman" w:cs="Times New Roman"/>
           <w:kern w:val="0"/>
-          <w:sz w:val="24"/>
+          <w:szCs w:val="22"/>
           <w:lang w:val="es-CO"/>
         </w:rPr>
       </w:pPr>
@@ -5846,7 +5856,7 @@
           <w:b/>
           <w:bCs/>
           <w:kern w:val="0"/>
-          <w:sz w:val="24"/>
+          <w:szCs w:val="22"/>
           <w:lang w:val="es-CO"/>
         </w:rPr>
         <w:t xml:space="preserve">Facultad de Ingeniería: </w:t>
@@ -5855,7 +5865,7 @@
         <w:rPr>
           <w:rFonts w:ascii="Times New Roman" w:eastAsia="Times New Roman" w:hAnsi="Times New Roman" w:cs="Times New Roman"/>
           <w:kern w:val="0"/>
-          <w:sz w:val="24"/>
+          <w:szCs w:val="22"/>
           <w:lang w:val="es-CO"/>
         </w:rPr>
         <w:t>Se dedica a ofrecer programas académicos innovadores orientados a la formación profesional para la "transformación del futuro". Incluye áreas especializadas como la Gestión de Tecnología de la Información.</w:t>
@@ -5871,7 +5881,7 @@
         <w:rPr>
           <w:rFonts w:ascii="Times New Roman" w:eastAsia="Times New Roman" w:hAnsi="Times New Roman" w:cs="Times New Roman"/>
           <w:kern w:val="0"/>
-          <w:sz w:val="24"/>
+          <w:szCs w:val="22"/>
           <w:lang w:val="es-CO"/>
         </w:rPr>
       </w:pPr>
@@ -5881,7 +5891,7 @@
           <w:b/>
           <w:bCs/>
           <w:kern w:val="0"/>
-          <w:sz w:val="24"/>
+          <w:szCs w:val="22"/>
           <w:lang w:val="es-CO"/>
         </w:rPr>
         <w:t xml:space="preserve">Departamento de Ciencias Básicas y Áreas Comunes: </w:t>
@@ -5890,38 +5900,111 @@
         <w:rPr>
           <w:rFonts w:ascii="Times New Roman" w:eastAsia="Times New Roman" w:hAnsi="Times New Roman" w:cs="Times New Roman"/>
           <w:kern w:val="0"/>
-          <w:sz w:val="24"/>
-          <w:lang w:val="es-CO"/>
-        </w:rPr>
-        <w:t xml:space="preserve">Aunque funciona como una </w:t>
-      </w:r>
-      <w:r>
+          <w:szCs w:val="22"/>
+          <w:lang w:val="es-CO"/>
+        </w:rPr>
+        <w:t>Aunque funciona como una unidad transversal, es fundamental para la institución al coordinar procesos de "tutorías, monitorias y fundamentación académica" para los estudiantes de todas las facultades.</w:t>
+      </w:r>
+    </w:p>
+    <w:p>
+      <w:pPr>
+        <w:pStyle w:val="Textbody"/>
         <w:rPr>
           <w:rFonts w:ascii="Times New Roman" w:eastAsia="Times New Roman" w:hAnsi="Times New Roman" w:cs="Times New Roman"/>
           <w:kern w:val="0"/>
-          <w:sz w:val="24"/>
-          <w:lang w:val="es-CO"/>
+          <w:szCs w:val="22"/>
+          <w:lang w:val="es-CO"/>
+        </w:rPr>
+      </w:pPr>
+      <w:r>
+        <w:rPr>
+          <w:rFonts w:ascii="Times New Roman" w:eastAsia="Times New Roman" w:hAnsi="Times New Roman" w:cs="Times New Roman"/>
+          <w:kern w:val="0"/>
+          <w:szCs w:val="22"/>
+          <w:lang w:val="es-CO"/>
+        </w:rPr>
+        <w:t>Estas trabajan de manera articulada para cumplir con los objetivos de alta calidad y cobertura educativa de la institución.</w:t>
+      </w:r>
+    </w:p>
+    <w:p>
+      <w:pPr>
+        <w:pStyle w:val="Textbody"/>
+        <w:rPr>
+          <w:rFonts w:ascii="Times New Roman" w:eastAsia="Times New Roman" w:hAnsi="Times New Roman" w:cs="Times New Roman"/>
+          <w:kern w:val="0"/>
+          <w:szCs w:val="22"/>
+          <w:lang w:val="es-CO"/>
+        </w:rPr>
+      </w:pPr>
+      <w:r>
+        <w:rPr>
+          <w:rFonts w:ascii="Times New Roman" w:eastAsia="Times New Roman" w:hAnsi="Times New Roman" w:cs="Times New Roman"/>
+          <w:kern w:val="0"/>
+          <w:szCs w:val="22"/>
+          <w:lang w:val="es-CO"/>
+        </w:rPr>
+        <w:t>En cuanto a las TIC presentes en la entidad, se asume, con base en la información pública disponible, que utilizan herramientas del sector educativo y ofimática como:</w:t>
+      </w:r>
+    </w:p>
+    <w:p>
+      <w:pPr>
+        <w:pStyle w:val="Textbody"/>
+        <w:rPr>
+          <w:rFonts w:ascii="Times New Roman" w:eastAsia="Times New Roman" w:hAnsi="Times New Roman" w:cs="Times New Roman"/>
+          <w:kern w:val="0"/>
+          <w:szCs w:val="22"/>
+          <w:lang w:val="en-US"/>
+        </w:rPr>
+      </w:pPr>
+      <w:r>
+        <w:rPr>
+          <w:rFonts w:ascii="Times New Roman" w:eastAsia="Times New Roman" w:hAnsi="Times New Roman" w:cs="Times New Roman"/>
+          <w:kern w:val="0"/>
+          <w:szCs w:val="22"/>
+          <w:lang w:val="en-US"/>
+        </w:rPr>
+        <w:t>-  Google Workspace</w:t>
+      </w:r>
+    </w:p>
+    <w:p>
+      <w:pPr>
+        <w:pStyle w:val="Textbody"/>
+        <w:rPr>
+          <w:rFonts w:ascii="Times New Roman" w:eastAsia="Times New Roman" w:hAnsi="Times New Roman" w:cs="Times New Roman"/>
+          <w:kern w:val="0"/>
+          <w:szCs w:val="22"/>
+          <w:lang w:val="en-US"/>
+        </w:rPr>
+      </w:pPr>
+      <w:r>
+        <w:rPr>
+          <w:rFonts w:ascii="Times New Roman" w:eastAsia="Times New Roman" w:hAnsi="Times New Roman" w:cs="Times New Roman"/>
+          <w:kern w:val="0"/>
+          <w:szCs w:val="22"/>
+          <w:lang w:val="en-US"/>
         </w:rPr>
         <w:lastRenderedPageBreak/>
-        <w:t xml:space="preserve">unidad transversal, es fundamental para la institución al coordinar procesos de "tutorías, </w:t>
-      </w:r>
-      <w:r>
+        <w:t>-  Microsoft Office</w:t>
+      </w:r>
+    </w:p>
+    <w:p>
+      <w:pPr>
+        <w:pStyle w:val="Textbody"/>
         <w:rPr>
           <w:rFonts w:ascii="Times New Roman" w:eastAsia="Times New Roman" w:hAnsi="Times New Roman" w:cs="Times New Roman"/>
           <w:kern w:val="0"/>
-          <w:sz w:val="24"/>
-          <w:lang w:val="es-CO"/>
-        </w:rPr>
-        <w:t>monitorias</w:t>
-      </w:r>
+          <w:szCs w:val="22"/>
+          <w:lang w:val="en-US"/>
+        </w:rPr>
+      </w:pPr>
       <w:r>
         <w:rPr>
           <w:rFonts w:ascii="Times New Roman" w:eastAsia="Times New Roman" w:hAnsi="Times New Roman" w:cs="Times New Roman"/>
           <w:kern w:val="0"/>
-          <w:sz w:val="24"/>
-          <w:lang w:val="es-CO"/>
-        </w:rPr>
-        <w:t xml:space="preserve"> y fundamentación académica" para los estudiantes de todas las facultades.</w:t>
+          <w:szCs w:val="22"/>
+          <w:lang w:val="en-US"/>
+        </w:rPr>
+        <w:t>- Microsoft Forms</w:t>
       </w:r>
     </w:p>
     <w:p>
@@ -5930,7 +6013,7 @@
         <w:rPr>
           <w:rFonts w:ascii="Times New Roman" w:eastAsia="Times New Roman" w:hAnsi="Times New Roman" w:cs="Times New Roman"/>
           <w:kern w:val="0"/>
-          <w:sz w:val="24"/>
+          <w:szCs w:val="22"/>
           <w:lang w:val="es-CO"/>
         </w:rPr>
       </w:pPr>
@@ -5938,10 +6021,10 @@
         <w:rPr>
           <w:rFonts w:ascii="Times New Roman" w:eastAsia="Times New Roman" w:hAnsi="Times New Roman" w:cs="Times New Roman"/>
           <w:kern w:val="0"/>
-          <w:sz w:val="24"/>
-          <w:lang w:val="es-CO"/>
-        </w:rPr>
-        <w:t>Estas trabajan de manera articulada para cumplir con los objetivos de alta calidad y cobertura educativa de la institución.</w:t>
+          <w:szCs w:val="22"/>
+          <w:lang w:val="es-CO"/>
+        </w:rPr>
+        <w:t>- Cuentas de correo institucionales, para alumnos y administradores</w:t>
       </w:r>
     </w:p>
     <w:p>
@@ -5950,7 +6033,7 @@
         <w:rPr>
           <w:rFonts w:ascii="Times New Roman" w:eastAsia="Times New Roman" w:hAnsi="Times New Roman" w:cs="Times New Roman"/>
           <w:kern w:val="0"/>
-          <w:sz w:val="24"/>
+          <w:szCs w:val="22"/>
           <w:lang w:val="es-CO"/>
         </w:rPr>
       </w:pPr>
@@ -5958,10 +6041,10 @@
         <w:rPr>
           <w:rFonts w:ascii="Times New Roman" w:eastAsia="Times New Roman" w:hAnsi="Times New Roman" w:cs="Times New Roman"/>
           <w:kern w:val="0"/>
-          <w:sz w:val="24"/>
-          <w:lang w:val="es-CO"/>
-        </w:rPr>
-        <w:t>En cuanto a las TIC presentes en la entidad, se asume, con base en la información pública disponible, que utilizan herramientas del sector educativo y ofimática como:</w:t>
+          <w:szCs w:val="22"/>
+          <w:lang w:val="es-CO"/>
+        </w:rPr>
+        <w:t>- Cuentas de Azure y AWS gestionadas gratis para la institución</w:t>
       </w:r>
     </w:p>
     <w:p>
@@ -5970,7 +6053,158 @@
         <w:rPr>
           <w:rFonts w:ascii="Times New Roman" w:eastAsia="Times New Roman" w:hAnsi="Times New Roman" w:cs="Times New Roman"/>
           <w:kern w:val="0"/>
-          <w:sz w:val="24"/>
+          <w:szCs w:val="22"/>
+          <w:lang w:val="es-CO"/>
+        </w:rPr>
+      </w:pPr>
+      <w:r>
+        <w:rPr>
+          <w:rFonts w:ascii="Times New Roman" w:eastAsia="Times New Roman" w:hAnsi="Times New Roman" w:cs="Times New Roman"/>
+          <w:kern w:val="0"/>
+          <w:szCs w:val="22"/>
+          <w:lang w:val="es-CO"/>
+        </w:rPr>
+        <w:t xml:space="preserve">- Microsoft </w:t>
+      </w:r>
+      <w:proofErr w:type="spellStart"/>
+      <w:r>
+        <w:rPr>
+          <w:rFonts w:ascii="Times New Roman" w:eastAsia="Times New Roman" w:hAnsi="Times New Roman" w:cs="Times New Roman"/>
+          <w:kern w:val="0"/>
+          <w:szCs w:val="22"/>
+          <w:lang w:val="es-CO"/>
+        </w:rPr>
+        <w:t>Teams</w:t>
+      </w:r>
+      <w:proofErr w:type="spellEnd"/>
+    </w:p>
+    <w:p>
+      <w:pPr>
+        <w:pStyle w:val="Textbody"/>
+        <w:rPr>
+          <w:rFonts w:ascii="Times New Roman" w:eastAsia="Times New Roman" w:hAnsi="Times New Roman" w:cs="Times New Roman"/>
+          <w:kern w:val="0"/>
+          <w:szCs w:val="22"/>
+          <w:lang w:val="es-CO"/>
+        </w:rPr>
+      </w:pPr>
+      <w:r>
+        <w:rPr>
+          <w:rFonts w:ascii="Times New Roman" w:eastAsia="Times New Roman" w:hAnsi="Times New Roman" w:cs="Times New Roman"/>
+          <w:kern w:val="0"/>
+          <w:szCs w:val="22"/>
+          <w:lang w:val="es-CO"/>
+        </w:rPr>
+        <w:t>-  Páginas web desarrolladas de manera interna</w:t>
+      </w:r>
+    </w:p>
+    <w:p>
+      <w:pPr>
+        <w:pStyle w:val="Textbody"/>
+        <w:rPr>
+          <w:rFonts w:ascii="Times New Roman" w:eastAsia="Times New Roman" w:hAnsi="Times New Roman" w:cs="Times New Roman"/>
+          <w:kern w:val="0"/>
+          <w:szCs w:val="22"/>
+          <w:lang w:val="es-CO"/>
+        </w:rPr>
+      </w:pPr>
+      <w:r>
+        <w:rPr>
+          <w:rFonts w:ascii="Times New Roman" w:eastAsia="Times New Roman" w:hAnsi="Times New Roman" w:cs="Times New Roman"/>
+          <w:kern w:val="0"/>
+          <w:szCs w:val="22"/>
+          <w:lang w:val="es-CO"/>
+        </w:rPr>
+        <w:t>- Sistema Campus (https://campus.tdea.edu.co)</w:t>
+      </w:r>
+    </w:p>
+    <w:p>
+      <w:pPr>
+        <w:pStyle w:val="Textbody"/>
+        <w:rPr>
+          <w:rFonts w:ascii="Times New Roman" w:eastAsia="Times New Roman" w:hAnsi="Times New Roman" w:cs="Times New Roman"/>
+          <w:kern w:val="0"/>
+          <w:szCs w:val="22"/>
+          <w:lang w:val="es-CO"/>
+        </w:rPr>
+      </w:pPr>
+      <w:r>
+        <w:rPr>
+          <w:rFonts w:ascii="Times New Roman" w:eastAsia="Times New Roman" w:hAnsi="Times New Roman" w:cs="Times New Roman"/>
+          <w:kern w:val="0"/>
+          <w:szCs w:val="22"/>
+          <w:lang w:val="es-CO"/>
+        </w:rPr>
+        <w:t xml:space="preserve">- </w:t>
+      </w:r>
+      <w:proofErr w:type="spellStart"/>
+      <w:r>
+        <w:rPr>
+          <w:rFonts w:ascii="Times New Roman" w:eastAsia="Times New Roman" w:hAnsi="Times New Roman" w:cs="Times New Roman"/>
+          <w:kern w:val="0"/>
+          <w:szCs w:val="22"/>
+          <w:lang w:val="es-CO"/>
+        </w:rPr>
+        <w:t>TdeA</w:t>
+      </w:r>
+      <w:proofErr w:type="spellEnd"/>
+      <w:r>
+        <w:rPr>
+          <w:rFonts w:ascii="Times New Roman" w:eastAsia="Times New Roman" w:hAnsi="Times New Roman" w:cs="Times New Roman"/>
+          <w:kern w:val="0"/>
+          <w:szCs w:val="22"/>
+          <w:lang w:val="es-CO"/>
+        </w:rPr>
+        <w:t xml:space="preserve"> </w:t>
+      </w:r>
+      <w:proofErr w:type="gramStart"/>
+      <w:r>
+        <w:rPr>
+          <w:rFonts w:ascii="Times New Roman" w:eastAsia="Times New Roman" w:hAnsi="Times New Roman" w:cs="Times New Roman"/>
+          <w:kern w:val="0"/>
+          <w:szCs w:val="22"/>
+          <w:lang w:val="es-CO"/>
+        </w:rPr>
+        <w:t>Virtual  (</w:t>
+      </w:r>
+      <w:proofErr w:type="gramEnd"/>
+      <w:r>
+        <w:rPr>
+          <w:rFonts w:ascii="Times New Roman" w:eastAsia="Times New Roman" w:hAnsi="Times New Roman" w:cs="Times New Roman"/>
+          <w:kern w:val="0"/>
+          <w:szCs w:val="22"/>
+          <w:lang w:val="es-CO"/>
+        </w:rPr>
+        <w:t>https://virtual.tdea.edu.co)</w:t>
+      </w:r>
+    </w:p>
+    <w:p>
+      <w:pPr>
+        <w:pStyle w:val="Textbody"/>
+        <w:rPr>
+          <w:rFonts w:ascii="Times New Roman" w:eastAsia="Times New Roman" w:hAnsi="Times New Roman" w:cs="Times New Roman"/>
+          <w:kern w:val="0"/>
+          <w:szCs w:val="22"/>
+          <w:lang w:val="es-CO"/>
+        </w:rPr>
+      </w:pPr>
+      <w:r>
+        <w:rPr>
+          <w:rFonts w:ascii="Times New Roman" w:eastAsia="Times New Roman" w:hAnsi="Times New Roman" w:cs="Times New Roman"/>
+          <w:kern w:val="0"/>
+          <w:szCs w:val="22"/>
+          <w:lang w:val="es-CO"/>
+        </w:rPr>
+        <w:t>- inscripcionestdea.com</w:t>
+      </w:r>
+    </w:p>
+    <w:p>
+      <w:pPr>
+        <w:pStyle w:val="Textbody"/>
+        <w:rPr>
+          <w:rFonts w:ascii="Times New Roman" w:eastAsia="Times New Roman" w:hAnsi="Times New Roman" w:cs="Times New Roman"/>
+          <w:kern w:val="0"/>
+          <w:szCs w:val="22"/>
           <w:lang w:val="en-US"/>
         </w:rPr>
       </w:pPr>
@@ -5978,20 +6212,22 @@
         <w:rPr>
           <w:rFonts w:ascii="Times New Roman" w:eastAsia="Times New Roman" w:hAnsi="Times New Roman" w:cs="Times New Roman"/>
           <w:kern w:val="0"/>
-          <w:sz w:val="24"/>
+          <w:szCs w:val="22"/>
           <w:lang w:val="en-US"/>
         </w:rPr>
         <w:t xml:space="preserve">- </w:t>
       </w:r>
+      <w:proofErr w:type="spellStart"/>
       <w:r>
         <w:rPr>
           <w:rFonts w:ascii="Times New Roman" w:eastAsia="Times New Roman" w:hAnsi="Times New Roman" w:cs="Times New Roman"/>
           <w:kern w:val="0"/>
-          <w:sz w:val="24"/>
+          <w:szCs w:val="22"/>
           <w:lang w:val="en-US"/>
         </w:rPr>
-        <w:t xml:space="preserve"> Google Workspace</w:t>
-      </w:r>
+        <w:t>Tracktest</w:t>
+      </w:r>
+      <w:proofErr w:type="spellEnd"/>
     </w:p>
     <w:p>
       <w:pPr>
@@ -5999,7 +6235,7 @@
         <w:rPr>
           <w:rFonts w:ascii="Times New Roman" w:eastAsia="Times New Roman" w:hAnsi="Times New Roman" w:cs="Times New Roman"/>
           <w:kern w:val="0"/>
-          <w:sz w:val="24"/>
+          <w:szCs w:val="22"/>
           <w:lang w:val="en-US"/>
         </w:rPr>
       </w:pPr>
@@ -6007,20 +6243,42 @@
         <w:rPr>
           <w:rFonts w:ascii="Times New Roman" w:eastAsia="Times New Roman" w:hAnsi="Times New Roman" w:cs="Times New Roman"/>
           <w:kern w:val="0"/>
-          <w:sz w:val="24"/>
+          <w:szCs w:val="22"/>
           <w:lang w:val="en-US"/>
         </w:rPr>
+        <w:t xml:space="preserve">- PSE </w:t>
+      </w:r>
+    </w:p>
+    <w:p>
+      <w:pPr>
+        <w:pStyle w:val="Textbody"/>
+        <w:rPr>
+          <w:rFonts w:ascii="Times New Roman" w:eastAsia="Times New Roman" w:hAnsi="Times New Roman" w:cs="Times New Roman"/>
+          <w:kern w:val="0"/>
+          <w:szCs w:val="22"/>
+          <w:lang w:val="en-US"/>
+        </w:rPr>
+      </w:pPr>
+      <w:r>
+        <w:rPr>
+          <w:rFonts w:ascii="Times New Roman" w:eastAsia="Times New Roman" w:hAnsi="Times New Roman" w:cs="Times New Roman"/>
+          <w:kern w:val="0"/>
+          <w:szCs w:val="22"/>
+          <w:lang w:val="en-US"/>
+        </w:rPr>
         <w:t xml:space="preserve">- </w:t>
       </w:r>
+      <w:proofErr w:type="spellStart"/>
       <w:r>
         <w:rPr>
           <w:rFonts w:ascii="Times New Roman" w:eastAsia="Times New Roman" w:hAnsi="Times New Roman" w:cs="Times New Roman"/>
           <w:kern w:val="0"/>
-          <w:sz w:val="24"/>
+          <w:szCs w:val="22"/>
           <w:lang w:val="en-US"/>
         </w:rPr>
-        <w:t xml:space="preserve"> Microsoft Office</w:t>
-      </w:r>
+        <w:t>Moovit</w:t>
+      </w:r>
+      <w:proofErr w:type="spellEnd"/>
     </w:p>
     <w:p>
       <w:pPr>
@@ -6028,7 +6286,7 @@
         <w:rPr>
           <w:rFonts w:ascii="Times New Roman" w:eastAsia="Times New Roman" w:hAnsi="Times New Roman" w:cs="Times New Roman"/>
           <w:kern w:val="0"/>
-          <w:sz w:val="24"/>
+          <w:szCs w:val="22"/>
           <w:lang w:val="en-US"/>
         </w:rPr>
       </w:pPr>
@@ -6036,19 +6294,30 @@
         <w:rPr>
           <w:rFonts w:ascii="Times New Roman" w:eastAsia="Times New Roman" w:hAnsi="Times New Roman" w:cs="Times New Roman"/>
           <w:kern w:val="0"/>
-          <w:sz w:val="24"/>
+          <w:szCs w:val="22"/>
           <w:lang w:val="en-US"/>
         </w:rPr>
         <w:t xml:space="preserve">- </w:t>
       </w:r>
+      <w:proofErr w:type="spellStart"/>
       <w:r>
         <w:rPr>
           <w:rFonts w:ascii="Times New Roman" w:eastAsia="Times New Roman" w:hAnsi="Times New Roman" w:cs="Times New Roman"/>
           <w:kern w:val="0"/>
-          <w:sz w:val="24"/>
+          <w:szCs w:val="22"/>
           <w:lang w:val="en-US"/>
         </w:rPr>
-        <w:t>Microsoft Forms</w:t>
+        <w:t>Sapiencia</w:t>
+      </w:r>
+      <w:proofErr w:type="spellEnd"/>
+      <w:r>
+        <w:rPr>
+          <w:rFonts w:ascii="Times New Roman" w:eastAsia="Times New Roman" w:hAnsi="Times New Roman" w:cs="Times New Roman"/>
+          <w:kern w:val="0"/>
+          <w:szCs w:val="22"/>
+          <w:lang w:val="en-US"/>
+        </w:rPr>
+        <w:t xml:space="preserve"> (www.sapiencia.gov.co)</w:t>
       </w:r>
     </w:p>
     <w:p>
@@ -6057,7 +6326,7 @@
         <w:rPr>
           <w:rFonts w:ascii="Times New Roman" w:eastAsia="Times New Roman" w:hAnsi="Times New Roman" w:cs="Times New Roman"/>
           <w:kern w:val="0"/>
-          <w:sz w:val="24"/>
+          <w:szCs w:val="22"/>
           <w:lang w:val="es-CO"/>
         </w:rPr>
       </w:pPr>
@@ -6065,441 +6334,47 @@
         <w:rPr>
           <w:rFonts w:ascii="Times New Roman" w:eastAsia="Times New Roman" w:hAnsi="Times New Roman" w:cs="Times New Roman"/>
           <w:kern w:val="0"/>
-          <w:sz w:val="24"/>
+          <w:szCs w:val="22"/>
+          <w:lang w:val="es-CO"/>
+        </w:rPr>
+        <w:t>- Prosperidad Social (www.prosperidadsocial.gov.co)</w:t>
+      </w:r>
+    </w:p>
+    <w:p>
+      <w:pPr>
+        <w:pStyle w:val="Textbody"/>
+        <w:rPr>
+          <w:rFonts w:ascii="Times New Roman" w:eastAsia="Times New Roman" w:hAnsi="Times New Roman" w:cs="Times New Roman"/>
+          <w:kern w:val="0"/>
+          <w:szCs w:val="22"/>
+          <w:lang w:val="es-CO"/>
+        </w:rPr>
+      </w:pPr>
+      <w:r>
+        <w:rPr>
+          <w:rFonts w:ascii="Times New Roman" w:eastAsia="Times New Roman" w:hAnsi="Times New Roman" w:cs="Times New Roman"/>
+          <w:kern w:val="0"/>
+          <w:szCs w:val="22"/>
           <w:lang w:val="es-CO"/>
         </w:rPr>
         <w:t xml:space="preserve">- </w:t>
       </w:r>
+      <w:proofErr w:type="spellStart"/>
       <w:r>
         <w:rPr>
           <w:rFonts w:ascii="Times New Roman" w:eastAsia="Times New Roman" w:hAnsi="Times New Roman" w:cs="Times New Roman"/>
           <w:kern w:val="0"/>
-          <w:sz w:val="24"/>
-          <w:lang w:val="es-CO"/>
-        </w:rPr>
-        <w:t>C</w:t>
-      </w:r>
+          <w:szCs w:val="22"/>
+          <w:lang w:val="es-CO"/>
+        </w:rPr>
+        <w:t>TdeA</w:t>
+      </w:r>
+      <w:proofErr w:type="spellEnd"/>
       <w:r>
         <w:rPr>
           <w:rFonts w:ascii="Times New Roman" w:eastAsia="Times New Roman" w:hAnsi="Times New Roman" w:cs="Times New Roman"/>
           <w:kern w:val="0"/>
-          <w:sz w:val="24"/>
-          <w:lang w:val="es-CO"/>
-        </w:rPr>
-        <w:t>uentas de c</w:t>
-      </w:r>
-      <w:r>
-        <w:rPr>
-          <w:rFonts w:ascii="Times New Roman" w:eastAsia="Times New Roman" w:hAnsi="Times New Roman" w:cs="Times New Roman"/>
-          <w:kern w:val="0"/>
-          <w:sz w:val="24"/>
-          <w:lang w:val="es-CO"/>
-        </w:rPr>
-        <w:t>orreo institucionales, para alumnos y administradores</w:t>
-      </w:r>
-    </w:p>
-    <w:p>
-      <w:pPr>
-        <w:pStyle w:val="Textbody"/>
-        <w:rPr>
-          <w:rFonts w:ascii="Times New Roman" w:eastAsia="Times New Roman" w:hAnsi="Times New Roman" w:cs="Times New Roman"/>
-          <w:kern w:val="0"/>
-          <w:sz w:val="24"/>
-          <w:lang w:val="es-CO"/>
-        </w:rPr>
-      </w:pPr>
-      <w:r>
-        <w:rPr>
-          <w:rFonts w:ascii="Times New Roman" w:eastAsia="Times New Roman" w:hAnsi="Times New Roman" w:cs="Times New Roman"/>
-          <w:kern w:val="0"/>
-          <w:sz w:val="24"/>
-          <w:lang w:val="es-CO"/>
-        </w:rPr>
-        <w:t>- Cuentas de Azure y AWS gestionadas gratis para la institución</w:t>
-      </w:r>
-    </w:p>
-    <w:p>
-      <w:pPr>
-        <w:pStyle w:val="Textbody"/>
-        <w:rPr>
-          <w:rFonts w:ascii="Times New Roman" w:eastAsia="Times New Roman" w:hAnsi="Times New Roman" w:cs="Times New Roman"/>
-          <w:kern w:val="0"/>
-          <w:sz w:val="24"/>
-          <w:lang w:val="es-CO"/>
-        </w:rPr>
-      </w:pPr>
-      <w:r>
-        <w:rPr>
-          <w:rFonts w:ascii="Times New Roman" w:eastAsia="Times New Roman" w:hAnsi="Times New Roman" w:cs="Times New Roman"/>
-          <w:kern w:val="0"/>
-          <w:sz w:val="24"/>
-          <w:lang w:val="es-CO"/>
-        </w:rPr>
-        <w:t xml:space="preserve">- </w:t>
-      </w:r>
-      <w:r>
-        <w:rPr>
-          <w:rFonts w:ascii="Times New Roman" w:eastAsia="Times New Roman" w:hAnsi="Times New Roman" w:cs="Times New Roman"/>
-          <w:kern w:val="0"/>
-          <w:sz w:val="24"/>
-          <w:lang w:val="es-CO"/>
-        </w:rPr>
-        <w:t xml:space="preserve">Microsoft </w:t>
-      </w:r>
-      <w:proofErr w:type="spellStart"/>
-      <w:r>
-        <w:rPr>
-          <w:rFonts w:ascii="Times New Roman" w:eastAsia="Times New Roman" w:hAnsi="Times New Roman" w:cs="Times New Roman"/>
-          <w:kern w:val="0"/>
-          <w:sz w:val="24"/>
-          <w:lang w:val="es-CO"/>
-        </w:rPr>
-        <w:t>Teams</w:t>
-      </w:r>
-      <w:proofErr w:type="spellEnd"/>
-    </w:p>
-    <w:p>
-      <w:pPr>
-        <w:pStyle w:val="Textbody"/>
-        <w:rPr>
-          <w:rFonts w:ascii="Times New Roman" w:eastAsia="Times New Roman" w:hAnsi="Times New Roman" w:cs="Times New Roman"/>
-          <w:kern w:val="0"/>
-          <w:sz w:val="24"/>
-          <w:lang w:val="es-CO"/>
-        </w:rPr>
-      </w:pPr>
-      <w:r>
-        <w:rPr>
-          <w:rFonts w:ascii="Times New Roman" w:eastAsia="Times New Roman" w:hAnsi="Times New Roman" w:cs="Times New Roman"/>
-          <w:kern w:val="0"/>
-          <w:sz w:val="24"/>
-          <w:lang w:val="es-CO"/>
-        </w:rPr>
-        <w:t xml:space="preserve">- </w:t>
-      </w:r>
-      <w:r>
-        <w:rPr>
-          <w:rFonts w:ascii="Times New Roman" w:eastAsia="Times New Roman" w:hAnsi="Times New Roman" w:cs="Times New Roman"/>
-          <w:kern w:val="0"/>
-          <w:sz w:val="24"/>
-          <w:lang w:val="es-CO"/>
-        </w:rPr>
-        <w:t xml:space="preserve"> Páginas web desarrolladas de manera interna</w:t>
-      </w:r>
-    </w:p>
-    <w:p>
-      <w:pPr>
-        <w:pStyle w:val="Textbody"/>
-        <w:rPr>
-          <w:rFonts w:ascii="Times New Roman" w:eastAsia="Times New Roman" w:hAnsi="Times New Roman" w:cs="Times New Roman"/>
-          <w:kern w:val="0"/>
-          <w:sz w:val="24"/>
-          <w:lang w:val="es-CO"/>
-        </w:rPr>
-      </w:pPr>
-      <w:r>
-        <w:rPr>
-          <w:rFonts w:ascii="Times New Roman" w:eastAsia="Times New Roman" w:hAnsi="Times New Roman" w:cs="Times New Roman"/>
-          <w:kern w:val="0"/>
-          <w:sz w:val="24"/>
-          <w:lang w:val="es-CO"/>
-        </w:rPr>
-        <w:t xml:space="preserve">- </w:t>
-      </w:r>
-      <w:r>
-        <w:rPr>
-          <w:rFonts w:ascii="Times New Roman" w:eastAsia="Times New Roman" w:hAnsi="Times New Roman" w:cs="Times New Roman"/>
-          <w:kern w:val="0"/>
-          <w:sz w:val="24"/>
-          <w:lang w:val="es-CO"/>
-        </w:rPr>
-        <w:t>Sistema Campus (https://campus.tdea.edu.co)</w:t>
-      </w:r>
-    </w:p>
-    <w:p>
-      <w:pPr>
-        <w:pStyle w:val="Textbody"/>
-        <w:rPr>
-          <w:rFonts w:ascii="Times New Roman" w:eastAsia="Times New Roman" w:hAnsi="Times New Roman" w:cs="Times New Roman"/>
-          <w:kern w:val="0"/>
-          <w:sz w:val="24"/>
-          <w:lang w:val="es-CO"/>
-        </w:rPr>
-      </w:pPr>
-      <w:r>
-        <w:rPr>
-          <w:rFonts w:ascii="Times New Roman" w:eastAsia="Times New Roman" w:hAnsi="Times New Roman" w:cs="Times New Roman"/>
-          <w:kern w:val="0"/>
-          <w:sz w:val="24"/>
-          <w:lang w:val="es-CO"/>
-        </w:rPr>
-        <w:t xml:space="preserve">- </w:t>
-      </w:r>
-      <w:proofErr w:type="spellStart"/>
-      <w:r>
-        <w:rPr>
-          <w:rFonts w:ascii="Times New Roman" w:eastAsia="Times New Roman" w:hAnsi="Times New Roman" w:cs="Times New Roman"/>
-          <w:kern w:val="0"/>
-          <w:sz w:val="24"/>
-          <w:lang w:val="es-CO"/>
-        </w:rPr>
-        <w:t>TdeA</w:t>
-      </w:r>
-      <w:proofErr w:type="spellEnd"/>
-      <w:r>
-        <w:rPr>
-          <w:rFonts w:ascii="Times New Roman" w:eastAsia="Times New Roman" w:hAnsi="Times New Roman" w:cs="Times New Roman"/>
-          <w:kern w:val="0"/>
-          <w:sz w:val="24"/>
-          <w:lang w:val="es-CO"/>
-        </w:rPr>
-        <w:t xml:space="preserve"> </w:t>
-      </w:r>
-      <w:proofErr w:type="gramStart"/>
-      <w:r>
-        <w:rPr>
-          <w:rFonts w:ascii="Times New Roman" w:eastAsia="Times New Roman" w:hAnsi="Times New Roman" w:cs="Times New Roman"/>
-          <w:kern w:val="0"/>
-          <w:sz w:val="24"/>
-          <w:lang w:val="es-CO"/>
-        </w:rPr>
-        <w:t>Virtual  (</w:t>
-      </w:r>
-      <w:proofErr w:type="gramEnd"/>
-      <w:r>
-        <w:rPr>
-          <w:rFonts w:ascii="Times New Roman" w:eastAsia="Times New Roman" w:hAnsi="Times New Roman" w:cs="Times New Roman"/>
-          <w:kern w:val="0"/>
-          <w:sz w:val="24"/>
-          <w:lang w:val="es-CO"/>
-        </w:rPr>
-        <w:t>https://virtual.tdea.edu.co)</w:t>
-      </w:r>
-    </w:p>
-    <w:p>
-      <w:pPr>
-        <w:pStyle w:val="Textbody"/>
-        <w:rPr>
-          <w:rFonts w:ascii="Times New Roman" w:eastAsia="Times New Roman" w:hAnsi="Times New Roman" w:cs="Times New Roman"/>
-          <w:kern w:val="0"/>
-          <w:sz w:val="24"/>
-          <w:lang w:val="es-CO"/>
-        </w:rPr>
-      </w:pPr>
-      <w:r>
-        <w:rPr>
-          <w:rFonts w:ascii="Times New Roman" w:eastAsia="Times New Roman" w:hAnsi="Times New Roman" w:cs="Times New Roman"/>
-          <w:kern w:val="0"/>
-          <w:sz w:val="24"/>
-          <w:lang w:val="es-CO"/>
-        </w:rPr>
-        <w:t xml:space="preserve">- </w:t>
-      </w:r>
-      <w:r>
-        <w:rPr>
-          <w:rFonts w:ascii="Times New Roman" w:eastAsia="Times New Roman" w:hAnsi="Times New Roman" w:cs="Times New Roman"/>
-          <w:kern w:val="0"/>
-          <w:sz w:val="24"/>
-          <w:lang w:val="es-CO"/>
-        </w:rPr>
-        <w:t>inscripcionestdea.com</w:t>
-      </w:r>
-    </w:p>
-    <w:p>
-      <w:pPr>
-        <w:pStyle w:val="Textbody"/>
-        <w:rPr>
-          <w:rFonts w:ascii="Times New Roman" w:eastAsia="Times New Roman" w:hAnsi="Times New Roman" w:cs="Times New Roman"/>
-          <w:kern w:val="0"/>
-          <w:sz w:val="24"/>
-          <w:lang w:val="en-US"/>
-        </w:rPr>
-      </w:pPr>
-      <w:r>
-        <w:rPr>
-          <w:rFonts w:ascii="Times New Roman" w:eastAsia="Times New Roman" w:hAnsi="Times New Roman" w:cs="Times New Roman"/>
-          <w:kern w:val="0"/>
-          <w:sz w:val="24"/>
-          <w:lang w:val="en-US"/>
-        </w:rPr>
-        <w:t xml:space="preserve">- </w:t>
-      </w:r>
-      <w:proofErr w:type="spellStart"/>
-      <w:r>
-        <w:rPr>
-          <w:rFonts w:ascii="Times New Roman" w:eastAsia="Times New Roman" w:hAnsi="Times New Roman" w:cs="Times New Roman"/>
-          <w:kern w:val="0"/>
-          <w:sz w:val="24"/>
-          <w:lang w:val="en-US"/>
-        </w:rPr>
-        <w:t>Tracktest</w:t>
-      </w:r>
-      <w:proofErr w:type="spellEnd"/>
-    </w:p>
-    <w:p>
-      <w:pPr>
-        <w:pStyle w:val="Textbody"/>
-        <w:rPr>
-          <w:rFonts w:ascii="Times New Roman" w:eastAsia="Times New Roman" w:hAnsi="Times New Roman" w:cs="Times New Roman"/>
-          <w:kern w:val="0"/>
-          <w:sz w:val="24"/>
-          <w:lang w:val="en-US"/>
-        </w:rPr>
-      </w:pPr>
-      <w:r>
-        <w:rPr>
-          <w:rFonts w:ascii="Times New Roman" w:eastAsia="Times New Roman" w:hAnsi="Times New Roman" w:cs="Times New Roman"/>
-          <w:kern w:val="0"/>
-          <w:sz w:val="24"/>
-          <w:lang w:val="en-US"/>
-        </w:rPr>
-        <w:t xml:space="preserve">- </w:t>
-      </w:r>
-      <w:r>
-        <w:rPr>
-          <w:rFonts w:ascii="Times New Roman" w:eastAsia="Times New Roman" w:hAnsi="Times New Roman" w:cs="Times New Roman"/>
-          <w:kern w:val="0"/>
-          <w:sz w:val="24"/>
-          <w:lang w:val="en-US"/>
-        </w:rPr>
-        <w:t xml:space="preserve">PSE </w:t>
-      </w:r>
-    </w:p>
-    <w:p>
-      <w:pPr>
-        <w:pStyle w:val="Textbody"/>
-        <w:rPr>
-          <w:rFonts w:ascii="Times New Roman" w:eastAsia="Times New Roman" w:hAnsi="Times New Roman" w:cs="Times New Roman"/>
-          <w:kern w:val="0"/>
-          <w:sz w:val="24"/>
-          <w:lang w:val="en-US"/>
-        </w:rPr>
-      </w:pPr>
-      <w:r>
-        <w:rPr>
-          <w:rFonts w:ascii="Times New Roman" w:eastAsia="Times New Roman" w:hAnsi="Times New Roman" w:cs="Times New Roman"/>
-          <w:kern w:val="0"/>
-          <w:sz w:val="24"/>
-          <w:lang w:val="en-US"/>
-        </w:rPr>
-        <w:t xml:space="preserve">- </w:t>
-      </w:r>
-      <w:proofErr w:type="spellStart"/>
-      <w:r>
-        <w:rPr>
-          <w:rFonts w:ascii="Times New Roman" w:eastAsia="Times New Roman" w:hAnsi="Times New Roman" w:cs="Times New Roman"/>
-          <w:kern w:val="0"/>
-          <w:sz w:val="24"/>
-          <w:lang w:val="en-US"/>
-        </w:rPr>
-        <w:t>Moovit</w:t>
-      </w:r>
-      <w:proofErr w:type="spellEnd"/>
-    </w:p>
-    <w:p>
-      <w:pPr>
-        <w:pStyle w:val="Textbody"/>
-        <w:rPr>
-          <w:rFonts w:ascii="Times New Roman" w:eastAsia="Times New Roman" w:hAnsi="Times New Roman" w:cs="Times New Roman"/>
-          <w:kern w:val="0"/>
-          <w:sz w:val="24"/>
-          <w:lang w:val="en-US"/>
-        </w:rPr>
-      </w:pPr>
-      <w:r>
-        <w:rPr>
-          <w:rFonts w:ascii="Times New Roman" w:eastAsia="Times New Roman" w:hAnsi="Times New Roman" w:cs="Times New Roman"/>
-          <w:kern w:val="0"/>
-          <w:sz w:val="24"/>
-          <w:lang w:val="en-US"/>
-        </w:rPr>
-        <w:t xml:space="preserve">- </w:t>
-      </w:r>
-      <w:proofErr w:type="spellStart"/>
-      <w:r>
-        <w:rPr>
-          <w:rFonts w:ascii="Times New Roman" w:eastAsia="Times New Roman" w:hAnsi="Times New Roman" w:cs="Times New Roman"/>
-          <w:kern w:val="0"/>
-          <w:sz w:val="24"/>
-          <w:lang w:val="en-US"/>
-        </w:rPr>
-        <w:t>Sapiencia</w:t>
-      </w:r>
-      <w:proofErr w:type="spellEnd"/>
-      <w:r>
-        <w:rPr>
-          <w:rFonts w:ascii="Times New Roman" w:eastAsia="Times New Roman" w:hAnsi="Times New Roman" w:cs="Times New Roman"/>
-          <w:kern w:val="0"/>
-          <w:sz w:val="24"/>
-          <w:lang w:val="en-US"/>
-        </w:rPr>
-        <w:t xml:space="preserve"> (www.sapiencia.gov.co)</w:t>
-      </w:r>
-    </w:p>
-    <w:p>
-      <w:pPr>
-        <w:pStyle w:val="Textbody"/>
-        <w:rPr>
-          <w:rFonts w:ascii="Times New Roman" w:eastAsia="Times New Roman" w:hAnsi="Times New Roman" w:cs="Times New Roman"/>
-          <w:kern w:val="0"/>
-          <w:sz w:val="24"/>
-          <w:lang w:val="es-CO"/>
-        </w:rPr>
-      </w:pPr>
-      <w:r>
-        <w:rPr>
-          <w:rFonts w:ascii="Times New Roman" w:eastAsia="Times New Roman" w:hAnsi="Times New Roman" w:cs="Times New Roman"/>
-          <w:kern w:val="0"/>
-          <w:sz w:val="24"/>
-          <w:lang w:val="es-CO"/>
-        </w:rPr>
-        <w:t xml:space="preserve">- </w:t>
-      </w:r>
-      <w:r>
-        <w:rPr>
-          <w:rFonts w:ascii="Times New Roman" w:eastAsia="Times New Roman" w:hAnsi="Times New Roman" w:cs="Times New Roman"/>
-          <w:kern w:val="0"/>
-          <w:sz w:val="24"/>
-          <w:lang w:val="es-CO"/>
-        </w:rPr>
-        <w:t>Prosperidad Social (www.prosperidadsocial.gov.co)</w:t>
-      </w:r>
-    </w:p>
-    <w:p>
-      <w:pPr>
-        <w:pStyle w:val="Textbody"/>
-        <w:rPr>
-          <w:rFonts w:ascii="Times New Roman" w:eastAsia="Times New Roman" w:hAnsi="Times New Roman" w:cs="Times New Roman"/>
-          <w:kern w:val="0"/>
-          <w:sz w:val="24"/>
-          <w:lang w:val="es-CO"/>
-        </w:rPr>
-      </w:pPr>
-      <w:r>
-        <w:rPr>
-          <w:rFonts w:ascii="Times New Roman" w:eastAsia="Times New Roman" w:hAnsi="Times New Roman" w:cs="Times New Roman"/>
-          <w:kern w:val="0"/>
-          <w:sz w:val="24"/>
-          <w:lang w:val="es-CO"/>
-        </w:rPr>
-        <w:t xml:space="preserve">- </w:t>
-      </w:r>
-      <w:proofErr w:type="spellStart"/>
-      <w:r>
-        <w:rPr>
-          <w:rFonts w:ascii="Times New Roman" w:eastAsia="Times New Roman" w:hAnsi="Times New Roman" w:cs="Times New Roman"/>
-          <w:kern w:val="0"/>
-          <w:sz w:val="24"/>
-          <w:lang w:val="es-CO"/>
-        </w:rPr>
-        <w:t>TdeA</w:t>
-      </w:r>
-      <w:proofErr w:type="spellEnd"/>
-      <w:r>
-        <w:rPr>
-          <w:rFonts w:ascii="Times New Roman" w:eastAsia="Times New Roman" w:hAnsi="Times New Roman" w:cs="Times New Roman"/>
-          <w:kern w:val="0"/>
-          <w:sz w:val="24"/>
+          <w:szCs w:val="22"/>
           <w:lang w:val="es-CO"/>
         </w:rPr>
         <w:t xml:space="preserve"> Radio y Podcasts</w:t>
@@ -6512,7 +6387,7 @@
         <w:rPr>
           <w:rFonts w:ascii="Times New Roman" w:eastAsia="Times New Roman" w:hAnsi="Times New Roman" w:cs="Times New Roman"/>
           <w:kern w:val="0"/>
-          <w:sz w:val="24"/>
+          <w:szCs w:val="22"/>
           <w:lang w:val="es-CO"/>
         </w:rPr>
       </w:pPr>
@@ -6520,7 +6395,7 @@
         <w:rPr>
           <w:rFonts w:ascii="Times New Roman" w:eastAsia="Times New Roman" w:hAnsi="Times New Roman" w:cs="Times New Roman"/>
           <w:kern w:val="0"/>
-          <w:sz w:val="24"/>
+          <w:szCs w:val="22"/>
           <w:lang w:val="es-CO"/>
         </w:rPr>
         <w:t>* Moodle para la gestión educativa</w:t>
@@ -6533,7 +6408,7 @@
         <w:rPr>
           <w:rFonts w:ascii="Times New Roman" w:eastAsia="Times New Roman" w:hAnsi="Times New Roman" w:cs="Times New Roman"/>
           <w:kern w:val="0"/>
-          <w:sz w:val="24"/>
+          <w:szCs w:val="22"/>
           <w:lang w:val="es-CO"/>
         </w:rPr>
       </w:pPr>
@@ -6541,7 +6416,7 @@
         <w:rPr>
           <w:rFonts w:ascii="Times New Roman" w:eastAsia="Times New Roman" w:hAnsi="Times New Roman" w:cs="Times New Roman"/>
           <w:kern w:val="0"/>
-          <w:sz w:val="24"/>
+          <w:szCs w:val="22"/>
           <w:lang w:val="es-CO"/>
         </w:rPr>
         <w:t>* Información no pública sobre las herramientas utilizadas para la gestión administrativa interna.</w:t>
@@ -6553,7 +6428,7 @@
         <w:rPr>
           <w:rFonts w:ascii="Times New Roman" w:eastAsia="Times New Roman" w:hAnsi="Times New Roman" w:cs="Times New Roman"/>
           <w:kern w:val="0"/>
-          <w:sz w:val="24"/>
+          <w:szCs w:val="22"/>
           <w:lang w:val="es-CO"/>
         </w:rPr>
       </w:pPr>
@@ -6564,7 +6439,7 @@
         <w:rPr>
           <w:rFonts w:ascii="Times New Roman" w:eastAsia="Times New Roman" w:hAnsi="Times New Roman" w:cs="Times New Roman"/>
           <w:kern w:val="0"/>
-          <w:sz w:val="24"/>
+          <w:szCs w:val="22"/>
           <w:lang w:val="es-CO"/>
         </w:rPr>
       </w:pPr>
@@ -6572,7 +6447,7 @@
         <w:rPr>
           <w:rFonts w:ascii="Times New Roman" w:eastAsia="Times New Roman" w:hAnsi="Times New Roman" w:cs="Times New Roman"/>
           <w:kern w:val="0"/>
-          <w:sz w:val="24"/>
+          <w:szCs w:val="22"/>
           <w:lang w:val="es-CO"/>
         </w:rPr>
         <w:t>Infraestructura Física de TIC:</w:t>
@@ -6584,7 +6459,7 @@
         <w:rPr>
           <w:rFonts w:ascii="Times New Roman" w:eastAsia="Times New Roman" w:hAnsi="Times New Roman" w:cs="Times New Roman"/>
           <w:kern w:val="0"/>
-          <w:sz w:val="24"/>
+          <w:szCs w:val="22"/>
           <w:lang w:val="es-CO"/>
         </w:rPr>
       </w:pPr>
@@ -6592,7 +6467,7 @@
         <w:rPr>
           <w:rFonts w:ascii="Times New Roman" w:eastAsia="Times New Roman" w:hAnsi="Times New Roman" w:cs="Times New Roman"/>
           <w:kern w:val="0"/>
-          <w:sz w:val="24"/>
+          <w:szCs w:val="22"/>
           <w:lang w:val="es-CO"/>
         </w:rPr>
         <w:t>A nivel estructural, el campus cuenta con espacios físicos dedicados a la tecnología e innovación, entre ellos están:</w:t>
@@ -6604,7 +6479,7 @@
         <w:rPr>
           <w:rFonts w:ascii="Times New Roman" w:eastAsia="Times New Roman" w:hAnsi="Times New Roman" w:cs="Times New Roman"/>
           <w:kern w:val="0"/>
-          <w:sz w:val="24"/>
+          <w:szCs w:val="22"/>
           <w:lang w:val="es-CO"/>
         </w:rPr>
       </w:pPr>
@@ -6612,7 +6487,7 @@
         <w:rPr>
           <w:rFonts w:ascii="Times New Roman" w:eastAsia="Times New Roman" w:hAnsi="Times New Roman" w:cs="Times New Roman"/>
           <w:kern w:val="0"/>
-          <w:sz w:val="24"/>
+          <w:szCs w:val="22"/>
           <w:lang w:val="es-CO"/>
         </w:rPr>
         <w:t>•Bloque de Cómputo</w:t>
@@ -6623,6 +6498,7 @@
         <w:pStyle w:val="Textbody"/>
         <w:rPr>
           <w:rFonts w:ascii="Times New Roman" w:hAnsi="Times New Roman" w:cs="Times New Roman"/>
+          <w:szCs w:val="22"/>
           <w:lang w:val="es-CO"/>
         </w:rPr>
       </w:pPr>
@@ -6630,7 +6506,7 @@
         <w:rPr>
           <w:rFonts w:ascii="Times New Roman" w:eastAsia="Times New Roman" w:hAnsi="Times New Roman" w:cs="Times New Roman"/>
           <w:kern w:val="0"/>
-          <w:sz w:val="24"/>
+          <w:szCs w:val="22"/>
           <w:lang w:val="es-CO"/>
         </w:rPr>
         <w:t>•Laboratorios Especializados</w:t>
@@ -6821,11 +6697,7 @@
               </w:rPr>
             </w:pPr>
             <w:r>
-              <w:t>https://www.capterra.com/p/132372/Skedda-</w:t>
-            </w:r>
-            <w:r>
-              <w:lastRenderedPageBreak/>
-              <w:t>Bookings/?utm_source</w:t>
+              <w:t>https://www.capterra.com/p/132372/Skedda-Bookings/?utm_source</w:t>
             </w:r>
           </w:p>
         </w:tc>
@@ -6844,12 +6716,7 @@
               </w:rPr>
             </w:pPr>
             <w:r>
-              <w:lastRenderedPageBreak/>
-              <w:t xml:space="preserve">• Sistema fuerte para reservas de espacios y recursos con reglas </w:t>
-            </w:r>
-            <w:r>
-              <w:lastRenderedPageBreak/>
-              <w:t xml:space="preserve">personalizadas. </w:t>
+              <w:t xml:space="preserve">• Sistema fuerte para reservas de espacios y recursos con reglas personalizadas. </w:t>
             </w:r>
             <w:r>
               <w:br/>
@@ -6872,12 +6739,7 @@
               </w:rPr>
             </w:pPr>
             <w:r>
-              <w:lastRenderedPageBreak/>
-              <w:t xml:space="preserve">• Costoso para pequeños negocios o proyectos estudiantiles (planes desde </w:t>
-            </w:r>
-            <w:r>
-              <w:lastRenderedPageBreak/>
-              <w:t xml:space="preserve">~$99/mes). </w:t>
+              <w:t xml:space="preserve">• Costoso para pequeños negocios o proyectos estudiantiles (planes desde ~$99/mes). </w:t>
             </w:r>
             <w:r>
               <w:br/>
@@ -6904,7 +6766,6 @@
               </w:rPr>
             </w:pPr>
             <w:r>
-              <w:lastRenderedPageBreak/>
               <w:t xml:space="preserve">Acuity </w:t>
             </w:r>
             <w:proofErr w:type="spellStart"/>
@@ -7030,7 +6891,11 @@
               </w:rPr>
             </w:pPr>
             <w:r>
-              <w:t>https://www.capterra.co/directory/30757/appointment-scheduling/software?product_id=setmore</w:t>
+              <w:t>https://www.capterra.co/directory/30757/</w:t>
+            </w:r>
+            <w:r>
+              <w:lastRenderedPageBreak/>
+              <w:t>appointment-scheduling/software?product_id=setmore</w:t>
             </w:r>
           </w:p>
         </w:tc>
@@ -7049,7 +6914,12 @@
               </w:rPr>
             </w:pPr>
             <w:r>
-              <w:t xml:space="preserve">• Plan gratuito con reservas ilimitadas y hasta 4 usuarios. </w:t>
+              <w:lastRenderedPageBreak/>
+              <w:t xml:space="preserve">• Plan gratuito con reservas ilimitadas y hasta 4 </w:t>
+            </w:r>
+            <w:r>
+              <w:lastRenderedPageBreak/>
+              <w:t xml:space="preserve">usuarios. </w:t>
             </w:r>
             <w:r>
               <w:br/>
@@ -7072,10 +6942,14 @@
               </w:rPr>
             </w:pPr>
             <w:r>
+              <w:lastRenderedPageBreak/>
               <w:t xml:space="preserve">• Reportes y análisis limitado en planes básicos. </w:t>
             </w:r>
             <w:r>
               <w:br/>
+            </w:r>
+            <w:r>
+              <w:lastRenderedPageBreak/>
               <w:t>• Integraciones avanzadas o SMS pueden requerir pago.</w:t>
             </w:r>
           </w:p>
@@ -7100,6 +6974,7 @@
             </w:pPr>
             <w:proofErr w:type="spellStart"/>
             <w:r>
+              <w:lastRenderedPageBreak/>
               <w:t>Fresha</w:t>
             </w:r>
             <w:proofErr w:type="spellEnd"/>
@@ -7453,6 +7328,7 @@
       <w:r>
         <w:rPr>
           <w:rFonts w:ascii="Times New Roman" w:hAnsi="Times New Roman" w:cs="Times New Roman"/>
+          <w:noProof/>
         </w:rPr>
         <w:drawing>
           <wp:inline distT="0" distB="0" distL="0" distR="0" wp14:anchorId="273F6530" wp14:editId="642DCD04">
@@ -7636,10 +7512,7 @@
         <w:pStyle w:val="Textbody"/>
       </w:pPr>
       <w:r>
-        <w:t xml:space="preserve">Cuando estos procesos se manejan de forma manual es mucho más propenso el cometer un error a la hora de hacer las </w:t>
-      </w:r>
-      <w:r>
-        <w:t xml:space="preserve">agendas, actualmente este proceso se está llevando a cabo a través de la plataforma Google </w:t>
+        <w:t xml:space="preserve">Cuando estos procesos se manejan de forma manual es mucho más propenso el cometer un error a la hora de hacer las agendas, actualmente este proceso se está llevando a cabo a través de la plataforma Google </w:t>
       </w:r>
       <w:proofErr w:type="spellStart"/>
       <w:r>
@@ -7653,10 +7526,7 @@
         <w:t>,</w:t>
       </w:r>
       <w:r>
-        <w:t xml:space="preserve"> obligando a su actualización diaria,</w:t>
-      </w:r>
-      <w:r>
-        <w:t xml:space="preserve"> se pierden datos importantes y se dificulta la coordinación entre el equipo de trabajo. El sistema </w:t>
+        <w:t xml:space="preserve"> obligando a su actualización diaria, se pierden datos importantes y se dificulta la coordinación entre el equipo de trabajo. El sistema </w:t>
       </w:r>
       <w:proofErr w:type="spellStart"/>
       <w:r>
@@ -7886,37 +7756,40 @@
         </w:numPr>
       </w:pPr>
       <w:r>
+        <w:t xml:space="preserve">Definir e implementar el conjunto de tecnologías del sistema, utilizando </w:t>
+      </w:r>
+      <w:proofErr w:type="spellStart"/>
+      <w:r>
+        <w:t>React</w:t>
+      </w:r>
+      <w:proofErr w:type="spellEnd"/>
+      <w:r>
+        <w:t xml:space="preserve"> para el desarrollo </w:t>
+      </w:r>
+      <w:r>
         <w:lastRenderedPageBreak/>
-        <w:t xml:space="preserve">Definir e implementar el conjunto de tecnologías del sistema, utilizando </w:t>
+        <w:t xml:space="preserve">del </w:t>
       </w:r>
       <w:proofErr w:type="spellStart"/>
       <w:r>
-        <w:t>React</w:t>
+        <w:t>frontend</w:t>
       </w:r>
       <w:proofErr w:type="spellEnd"/>
       <w:r>
-        <w:t xml:space="preserve"> para el desarrollo del </w:t>
+        <w:t xml:space="preserve"> y Java para la construcción de la API </w:t>
       </w:r>
       <w:proofErr w:type="spellStart"/>
       <w:r>
-        <w:t>frontend</w:t>
+        <w:t>backend</w:t>
       </w:r>
       <w:proofErr w:type="spellEnd"/>
       <w:r>
-        <w:t xml:space="preserve"> y Java para la construcción de la API </w:t>
-      </w:r>
-      <w:proofErr w:type="spellStart"/>
-      <w:r>
-        <w:t>backend</w:t>
-      </w:r>
-      <w:proofErr w:type="spellEnd"/>
-      <w:r>
         <w:t>, además de evaluar y seleccionar el gestor de base de datos más adecuado, con el fin de garantizar una comunicación eficiente entre las distintas capas, un procesamiento correcto de la información y una base sólida y escalable.</w:t>
       </w:r>
     </w:p>
     <w:p>
       <w:pPr>
-        <w:pStyle w:val="NormalWeb"/>
+        <w:pStyle w:val="Textbody"/>
         <w:numPr>
           <w:ilvl w:val="0"/>
           <w:numId w:val="30"/>
@@ -7958,7 +7831,7 @@
     </w:p>
     <w:p>
       <w:pPr>
-        <w:pStyle w:val="NormalWeb"/>
+        <w:pStyle w:val="Textbody"/>
         <w:numPr>
           <w:ilvl w:val="0"/>
           <w:numId w:val="30"/>
@@ -7984,7 +7857,7 @@
     </w:p>
     <w:p>
       <w:pPr>
-        <w:pStyle w:val="NormalWeb"/>
+        <w:pStyle w:val="Textbody"/>
         <w:numPr>
           <w:ilvl w:val="0"/>
           <w:numId w:val="30"/>
@@ -8136,27 +8009,7 @@
           <w:sz w:val="22"/>
           <w:szCs w:val="24"/>
         </w:rPr>
-        <w:t>T</w:t>
-      </w:r>
-      <w:r>
-        <w:rPr>
-          <w:rFonts w:ascii="NewsGotT" w:eastAsia="Arial Unicode MS" w:hAnsi="NewsGotT"/>
-          <w:i w:val="0"/>
-          <w:iCs w:val="0"/>
-          <w:sz w:val="22"/>
-          <w:szCs w:val="24"/>
-        </w:rPr>
-        <w:t>de</w:t>
-      </w:r>
-      <w:r>
-        <w:rPr>
-          <w:rFonts w:ascii="NewsGotT" w:eastAsia="Arial Unicode MS" w:hAnsi="NewsGotT"/>
-          <w:i w:val="0"/>
-          <w:iCs w:val="0"/>
-          <w:sz w:val="22"/>
-          <w:szCs w:val="24"/>
-        </w:rPr>
-        <w:t>A</w:t>
+        <w:t>TdeA</w:t>
       </w:r>
       <w:proofErr w:type="spellEnd"/>
       <w:r>
@@ -8509,7 +8362,7 @@
           <w:sz w:val="22"/>
           <w:szCs w:val="24"/>
         </w:rPr>
-        <w:t xml:space="preserve">El proyecto culmina con la entrega de un sistema web funcional que integre los módulos definidos y responda a los objetivos planteados, finalizando en la validación operativa del software dentro del </w:t>
+        <w:t xml:space="preserve">El proyecto culmina con la entrega de un sistema web funcional que integre los módulos definidos y responda a los objetivos planteados, finalizando en la validación operativa del software dentro del entorno del laboratorio. De esta manera, con un alcance definido garantizamos que el desarrollo del </w:t>
       </w:r>
       <w:r>
         <w:rPr>
@@ -8522,7 +8375,7 @@
           <w:szCs w:val="24"/>
         </w:rPr>
         <w:lastRenderedPageBreak/>
-        <w:t>entorno del laboratorio. De esta manera, con un alcance definido garantizamos que el desarrollo del software sea viable y coherente con la necesidad identificada.</w:t>
+        <w:t>software sea viable y coherente con la necesidad identificada.</w:t>
       </w:r>
     </w:p>
     <w:p>
@@ -8851,7 +8704,6 @@
         </w:rPr>
         <w:t xml:space="preserve"> afines, y su integración </w:t>
       </w:r>
-      <w:proofErr w:type="gramStart"/>
       <w:r>
         <w:rPr>
           <w:rFonts w:ascii="NewsGotT" w:hAnsi="NewsGotT"/>
@@ -8868,7 +8720,6 @@
         <w:t>APIs</w:t>
       </w:r>
       <w:proofErr w:type="spellEnd"/>
-      <w:proofErr w:type="gramEnd"/>
       <w:r>
         <w:rPr>
           <w:rFonts w:ascii="NewsGotT" w:hAnsi="NewsGotT"/>
@@ -8934,7 +8785,21 @@
           <w:rFonts w:ascii="NewsGotT" w:hAnsi="NewsGotT"/>
           <w:sz w:val="22"/>
         </w:rPr>
-        <w:t xml:space="preserve">de datos en capas par sectorización de la </w:t>
+        <w:t>de datos en capas par</w:t>
+      </w:r>
+      <w:r>
+        <w:rPr>
+          <w:rFonts w:ascii="NewsGotT" w:hAnsi="NewsGotT"/>
+          <w:sz w:val="22"/>
+        </w:rPr>
+        <w:t>a</w:t>
+      </w:r>
+      <w:r>
+        <w:rPr>
+          <w:rFonts w:ascii="NewsGotT" w:hAnsi="NewsGotT"/>
+          <w:sz w:val="22"/>
+        </w:rPr>
+        <w:t xml:space="preserve"> sectorización de la </w:t>
       </w:r>
       <w:r>
         <w:rPr>

--- a/Teoria General de Sistemas/PPI/Plantilla PPI Ingeniería Primer Semestre.docx
+++ b/Teoria General de Sistemas/PPI/Plantilla PPI Ingeniería Primer Semestre.docx
@@ -1,6 +1,6 @@
 
 <file path=word/document.xml><?xml version="1.0" encoding="utf-8"?>
-<w:document xmlns:wpc="http://schemas.microsoft.com/office/word/2010/wordprocessingCanvas" xmlns:cx="http://schemas.microsoft.com/office/drawing/2014/chartex" xmlns:cx1="http://schemas.microsoft.com/office/drawing/2015/9/8/chartex" xmlns:cx2="http://schemas.microsoft.com/office/drawing/2015/10/21/chartex" xmlns:cx3="http://schemas.microsoft.com/office/drawing/2016/5/9/chartex" xmlns:cx4="http://schemas.microsoft.com/office/drawing/2016/5/10/chartex" xmlns:cx5="http://schemas.microsoft.com/office/drawing/2016/5/11/chartex" xmlns:cx6="http://schemas.microsoft.com/office/drawing/2016/5/12/chartex" xmlns:cx7="http://schemas.microsoft.com/office/drawing/2016/5/13/chartex" xmlns:cx8="http://schemas.microsoft.com/office/drawing/2016/5/14/chartex" xmlns:mc="http://schemas.openxmlformats.org/markup-compatibility/2006" xmlns:aink="http://schemas.microsoft.com/office/drawing/2016/ink" xmlns:am3d="http://schemas.microsoft.com/office/drawing/2017/model3d" xmlns:o="urn:schemas-microsoft-com:office:office" xmlns:r="http://schemas.openxmlformats.org/officeDocument/2006/relationships" xmlns:m="http://schemas.openxmlformats.org/officeDocument/2006/math" xmlns:v="urn:schemas-microsoft-com:vml" xmlns:wp14="http://schemas.microsoft.com/office/word/2010/wordprocessingDrawing" xmlns:wp="http://schemas.openxmlformats.org/drawingml/2006/wordprocessingDrawing" xmlns:w10="urn:schemas-microsoft-com:office:word" xmlns:w="http://schemas.openxmlformats.org/wordprocessingml/2006/main" xmlns:w14="http://schemas.microsoft.com/office/word/2010/wordml" xmlns:w15="http://schemas.microsoft.com/office/word/2012/wordml" xmlns:w16cex="http://schemas.microsoft.com/office/word/2018/wordml/cex" xmlns:w16cid="http://schemas.microsoft.com/office/word/2016/wordml/cid" xmlns:w16="http://schemas.microsoft.com/office/word/2018/wordml" xmlns:w16sdtdh="http://schemas.microsoft.com/office/word/2020/wordml/sdtdatahash" xmlns:w16se="http://schemas.microsoft.com/office/word/2015/wordml/symex" xmlns:wpg="http://schemas.microsoft.com/office/word/2010/wordprocessingGroup" xmlns:wpi="http://schemas.microsoft.com/office/word/2010/wordprocessingInk" xmlns:wne="http://schemas.microsoft.com/office/word/2006/wordml" xmlns:wps="http://schemas.microsoft.com/office/word/2010/wordprocessingShape" mc:Ignorable="w14 w15 w16se w16cid w16 w16cex w16sdtdh wp14">
+<w:document xmlns:wpc="http://schemas.microsoft.com/office/word/2010/wordprocessingCanvas" xmlns:cx="http://schemas.microsoft.com/office/drawing/2014/chartex" xmlns:cx1="http://schemas.microsoft.com/office/drawing/2015/9/8/chartex" xmlns:cx2="http://schemas.microsoft.com/office/drawing/2015/10/21/chartex" xmlns:cx3="http://schemas.microsoft.com/office/drawing/2016/5/9/chartex" xmlns:cx4="http://schemas.microsoft.com/office/drawing/2016/5/10/chartex" xmlns:cx5="http://schemas.microsoft.com/office/drawing/2016/5/11/chartex" xmlns:cx6="http://schemas.microsoft.com/office/drawing/2016/5/12/chartex" xmlns:cx7="http://schemas.microsoft.com/office/drawing/2016/5/13/chartex" xmlns:cx8="http://schemas.microsoft.com/office/drawing/2016/5/14/chartex" xmlns:mc="http://schemas.openxmlformats.org/markup-compatibility/2006" xmlns:aink="http://schemas.microsoft.com/office/drawing/2016/ink" xmlns:am3d="http://schemas.microsoft.com/office/drawing/2017/model3d" xmlns:o="urn:schemas-microsoft-com:office:office" xmlns:r="http://schemas.openxmlformats.org/officeDocument/2006/relationships" xmlns:m="http://schemas.openxmlformats.org/officeDocument/2006/math" xmlns:v="urn:schemas-microsoft-com:vml" xmlns:wp14="http://schemas.microsoft.com/office/word/2010/wordprocessingDrawing" xmlns:wp="http://schemas.openxmlformats.org/drawingml/2006/wordprocessingDrawing" xmlns:w10="urn:schemas-microsoft-com:office:word" xmlns:w="http://schemas.openxmlformats.org/wordprocessingml/2006/main" xmlns:w14="http://schemas.microsoft.com/office/word/2010/wordml" xmlns:w15="http://schemas.microsoft.com/office/word/2012/wordml" xmlns:w16cid="http://schemas.microsoft.com/office/word/2016/wordml/cid" xmlns:w16se="http://schemas.microsoft.com/office/word/2015/wordml/symex" xmlns:wpg="http://schemas.microsoft.com/office/word/2010/wordprocessingGroup" xmlns:wpi="http://schemas.microsoft.com/office/word/2010/wordprocessingInk" xmlns:wne="http://schemas.microsoft.com/office/word/2006/wordml" xmlns:wps="http://schemas.microsoft.com/office/word/2010/wordprocessingShape" mc:Ignorable="w14 w15 w16se w16cid wp14">
   <w:body>
     <w:p>
       <w:pPr>
@@ -1821,6 +1821,12 @@
                 <w:rFonts w:ascii="Times New Roman" w:hAnsi="Times New Roman" w:cs="Times New Roman"/>
               </w:rPr>
             </w:pPr>
+            <w:r>
+              <w:rPr>
+                <w:rFonts w:ascii="Times New Roman" w:hAnsi="Times New Roman" w:cs="Times New Roman"/>
+              </w:rPr>
+              <w:t>17/03/2026</w:t>
+            </w:r>
           </w:p>
         </w:tc>
         <w:tc>
@@ -1846,6 +1852,12 @@
                 <w:rFonts w:ascii="Times New Roman" w:hAnsi="Times New Roman" w:cs="Times New Roman"/>
               </w:rPr>
             </w:pPr>
+            <w:r>
+              <w:rPr>
+                <w:rFonts w:ascii="Times New Roman" w:hAnsi="Times New Roman" w:cs="Times New Roman"/>
+              </w:rPr>
+              <w:t>1.5</w:t>
+            </w:r>
           </w:p>
         </w:tc>
         <w:tc>
@@ -1871,6 +1883,12 @@
                 <w:rFonts w:ascii="Times New Roman" w:hAnsi="Times New Roman" w:cs="Times New Roman"/>
               </w:rPr>
             </w:pPr>
+            <w:r>
+              <w:rPr>
+                <w:rFonts w:ascii="Times New Roman" w:hAnsi="Times New Roman" w:cs="Times New Roman"/>
+              </w:rPr>
+              <w:t>Correcciones punto 1</w:t>
+            </w:r>
           </w:p>
         </w:tc>
         <w:tc>
@@ -1897,6 +1915,12 @@
                 <w:rFonts w:ascii="Times New Roman" w:hAnsi="Times New Roman" w:cs="Times New Roman"/>
               </w:rPr>
             </w:pPr>
+            <w:r>
+              <w:rPr>
+                <w:rFonts w:ascii="Times New Roman" w:hAnsi="Times New Roman" w:cs="Times New Roman"/>
+              </w:rPr>
+              <w:t>David, Sebastián</w:t>
+            </w:r>
           </w:p>
         </w:tc>
       </w:tr>
@@ -5246,6 +5270,17 @@
           <w:lang w:val="es-CO"/>
         </w:rPr>
       </w:pPr>
+    </w:p>
+    <w:p>
+      <w:pPr>
+        <w:pStyle w:val="Textbody"/>
+        <w:rPr>
+          <w:rFonts w:ascii="Times New Roman" w:eastAsia="Times New Roman" w:hAnsi="Times New Roman" w:cs="Times New Roman"/>
+          <w:kern w:val="0"/>
+          <w:szCs w:val="22"/>
+          <w:lang w:val="es-CO"/>
+        </w:rPr>
+      </w:pPr>
       <w:r>
         <w:rPr>
           <w:rFonts w:ascii="Times New Roman" w:eastAsia="Times New Roman" w:hAnsi="Times New Roman" w:cs="Times New Roman"/>
@@ -5273,7 +5308,7 @@
           <w:szCs w:val="22"/>
           <w:lang w:val="es-CO"/>
         </w:rPr>
-        <w:t xml:space="preserve">-cos, con énfasis en la investigación y la proyección social para el desarrollo regional. Sus actividades principales son la educación superior y la investigación, que constituyen sus principales fuentes de financiación. La </w:t>
+        <w:t xml:space="preserve">-cos, con </w:t>
       </w:r>
       <w:r>
         <w:rPr>
@@ -5283,7 +5318,7 @@
           <w:lang w:val="es-CO"/>
         </w:rPr>
         <w:lastRenderedPageBreak/>
-        <w:t>institución cuenta con las siguientes áreas de gestión:</w:t>
+        <w:t>énfasis en la investigación y la proyección social para el desarrollo regional. Sus actividades principales son la educación superior y la investigación, que constituyen sus principales fuentes de financiación. La institución cuenta con las siguientes áreas de gestión:</w:t>
       </w:r>
     </w:p>
     <w:p>
@@ -5326,6 +5361,390 @@
           <w:lang w:val="es-CO"/>
         </w:rPr>
         <w:t xml:space="preserve"> Es la máxima instancia de dirección, liderada por Leonardo García Botero, encargada de asegurar la alta calidad y la cobertura educativa institucional.</w:t>
+      </w:r>
+    </w:p>
+    <w:p>
+      <w:pPr>
+        <w:pStyle w:val="Textbody"/>
+        <w:ind w:left="709"/>
+        <w:rPr>
+          <w:rFonts w:ascii="Times New Roman" w:eastAsia="Times New Roman" w:hAnsi="Times New Roman" w:cs="Times New Roman"/>
+          <w:b/>
+          <w:kern w:val="0"/>
+          <w:szCs w:val="22"/>
+          <w:lang w:val="es-CO"/>
+        </w:rPr>
+      </w:pPr>
+      <w:r>
+        <w:rPr>
+          <w:rFonts w:ascii="Times New Roman" w:eastAsia="Times New Roman" w:hAnsi="Times New Roman" w:cs="Times New Roman"/>
+          <w:b/>
+          <w:kern w:val="0"/>
+          <w:szCs w:val="22"/>
+          <w:lang w:val="es-CO"/>
+        </w:rPr>
+        <w:t>Innovación</w:t>
+      </w:r>
+    </w:p>
+    <w:p>
+      <w:pPr>
+        <w:pStyle w:val="Textbody"/>
+        <w:ind w:left="709"/>
+        <w:rPr>
+          <w:rFonts w:ascii="Times New Roman" w:eastAsia="Times New Roman" w:hAnsi="Times New Roman" w:cs="Times New Roman"/>
+          <w:kern w:val="0"/>
+          <w:szCs w:val="22"/>
+          <w:lang w:val="es-CO"/>
+        </w:rPr>
+      </w:pPr>
+      <w:r>
+        <w:rPr>
+          <w:rFonts w:ascii="Times New Roman" w:eastAsia="Times New Roman" w:hAnsi="Times New Roman" w:cs="Times New Roman"/>
+          <w:kern w:val="0"/>
+          <w:szCs w:val="22"/>
+          <w:lang w:val="es-CO"/>
+        </w:rPr>
+        <w:t xml:space="preserve">El </w:t>
+      </w:r>
+      <w:r>
+        <w:rPr>
+          <w:rFonts w:ascii="Times New Roman" w:eastAsia="Times New Roman" w:hAnsi="Times New Roman" w:cs="Times New Roman"/>
+          <w:b/>
+          <w:kern w:val="0"/>
+          <w:szCs w:val="22"/>
+          <w:lang w:val="es-CO"/>
+        </w:rPr>
+        <w:t>N</w:t>
+      </w:r>
+      <w:r>
+        <w:rPr>
+          <w:rFonts w:ascii="Times New Roman" w:eastAsia="Times New Roman" w:hAnsi="Times New Roman" w:cs="Times New Roman"/>
+          <w:b/>
+          <w:kern w:val="0"/>
+          <w:szCs w:val="22"/>
+          <w:lang w:val="es-CO"/>
+        </w:rPr>
+        <w:t xml:space="preserve">ext </w:t>
+      </w:r>
+      <w:proofErr w:type="spellStart"/>
+      <w:r>
+        <w:rPr>
+          <w:rFonts w:ascii="Times New Roman" w:eastAsia="Times New Roman" w:hAnsi="Times New Roman" w:cs="Times New Roman"/>
+          <w:b/>
+          <w:kern w:val="0"/>
+          <w:szCs w:val="22"/>
+          <w:lang w:val="es-CO"/>
+        </w:rPr>
+        <w:t>L</w:t>
+      </w:r>
+      <w:r>
+        <w:rPr>
+          <w:rFonts w:ascii="Times New Roman" w:eastAsia="Times New Roman" w:hAnsi="Times New Roman" w:cs="Times New Roman"/>
+          <w:b/>
+          <w:kern w:val="0"/>
+          <w:szCs w:val="22"/>
+          <w:lang w:val="es-CO"/>
+        </w:rPr>
+        <w:t>evel</w:t>
+      </w:r>
+      <w:proofErr w:type="spellEnd"/>
+      <w:r>
+        <w:rPr>
+          <w:rFonts w:ascii="Times New Roman" w:eastAsia="Times New Roman" w:hAnsi="Times New Roman" w:cs="Times New Roman"/>
+          <w:kern w:val="0"/>
+          <w:szCs w:val="22"/>
+          <w:lang w:val="es-CO"/>
+        </w:rPr>
+        <w:t xml:space="preserve"> surge de está subárea específicamente en "</w:t>
+      </w:r>
+      <w:r>
+        <w:rPr>
+          <w:rFonts w:ascii="Times New Roman" w:eastAsia="Times New Roman" w:hAnsi="Times New Roman" w:cs="Times New Roman"/>
+          <w:kern w:val="0"/>
+          <w:szCs w:val="22"/>
+          <w:lang w:val="es-CO"/>
+        </w:rPr>
+        <w:t>neuro diversos</w:t>
+      </w:r>
+      <w:r>
+        <w:rPr>
+          <w:rFonts w:ascii="Times New Roman" w:eastAsia="Times New Roman" w:hAnsi="Times New Roman" w:cs="Times New Roman"/>
+          <w:kern w:val="0"/>
+          <w:szCs w:val="22"/>
+          <w:lang w:val="es-CO"/>
+        </w:rPr>
+        <w:t xml:space="preserve">" donde se sugiere un método llamado </w:t>
+      </w:r>
+      <w:proofErr w:type="spellStart"/>
+      <w:r>
+        <w:rPr>
+          <w:rFonts w:ascii="Times New Roman" w:eastAsia="Times New Roman" w:hAnsi="Times New Roman" w:cs="Times New Roman"/>
+          <w:kern w:val="0"/>
+          <w:szCs w:val="22"/>
+          <w:lang w:val="es-CO"/>
+        </w:rPr>
+        <w:t>game-based</w:t>
+      </w:r>
+      <w:proofErr w:type="spellEnd"/>
+      <w:r>
+        <w:rPr>
+          <w:rFonts w:ascii="Times New Roman" w:eastAsia="Times New Roman" w:hAnsi="Times New Roman" w:cs="Times New Roman"/>
+          <w:kern w:val="0"/>
+          <w:szCs w:val="22"/>
+          <w:lang w:val="es-CO"/>
+        </w:rPr>
+        <w:t xml:space="preserve"> </w:t>
+      </w:r>
+      <w:proofErr w:type="spellStart"/>
+      <w:r>
+        <w:rPr>
+          <w:rFonts w:ascii="Times New Roman" w:eastAsia="Times New Roman" w:hAnsi="Times New Roman" w:cs="Times New Roman"/>
+          <w:kern w:val="0"/>
+          <w:szCs w:val="22"/>
+          <w:lang w:val="es-CO"/>
+        </w:rPr>
+        <w:t>learning</w:t>
+      </w:r>
+      <w:proofErr w:type="spellEnd"/>
+      <w:r>
+        <w:rPr>
+          <w:rFonts w:ascii="Times New Roman" w:eastAsia="Times New Roman" w:hAnsi="Times New Roman" w:cs="Times New Roman"/>
+          <w:kern w:val="0"/>
+          <w:szCs w:val="22"/>
+          <w:lang w:val="es-CO"/>
+        </w:rPr>
+        <w:t>.</w:t>
+      </w:r>
+    </w:p>
+    <w:p>
+      <w:pPr>
+        <w:pStyle w:val="Textbody"/>
+        <w:ind w:left="709"/>
+        <w:rPr>
+          <w:rFonts w:ascii="Times New Roman" w:eastAsia="Times New Roman" w:hAnsi="Times New Roman" w:cs="Times New Roman"/>
+          <w:kern w:val="0"/>
+          <w:szCs w:val="22"/>
+          <w:lang w:val="es-CO"/>
+        </w:rPr>
+      </w:pPr>
+      <w:r>
+        <w:rPr>
+          <w:rFonts w:ascii="Times New Roman" w:eastAsia="Times New Roman" w:hAnsi="Times New Roman" w:cs="Times New Roman"/>
+          <w:kern w:val="0"/>
+          <w:szCs w:val="22"/>
+          <w:lang w:val="es-CO"/>
+        </w:rPr>
+        <w:t>Actualmente el</w:t>
+      </w:r>
+      <w:r>
+        <w:rPr>
+          <w:rFonts w:ascii="Times New Roman" w:eastAsia="Times New Roman" w:hAnsi="Times New Roman" w:cs="Times New Roman"/>
+          <w:b/>
+          <w:kern w:val="0"/>
+          <w:szCs w:val="22"/>
+          <w:lang w:val="es-CO"/>
+        </w:rPr>
+        <w:t xml:space="preserve"> </w:t>
+      </w:r>
+      <w:r>
+        <w:rPr>
+          <w:rFonts w:ascii="Times New Roman" w:eastAsia="Times New Roman" w:hAnsi="Times New Roman" w:cs="Times New Roman"/>
+          <w:b/>
+          <w:kern w:val="0"/>
+          <w:szCs w:val="22"/>
+          <w:lang w:val="es-CO"/>
+        </w:rPr>
+        <w:t xml:space="preserve">Next </w:t>
+      </w:r>
+      <w:proofErr w:type="spellStart"/>
+      <w:r>
+        <w:rPr>
+          <w:rFonts w:ascii="Times New Roman" w:eastAsia="Times New Roman" w:hAnsi="Times New Roman" w:cs="Times New Roman"/>
+          <w:b/>
+          <w:kern w:val="0"/>
+          <w:szCs w:val="22"/>
+          <w:lang w:val="es-CO"/>
+        </w:rPr>
+        <w:t>Level</w:t>
+      </w:r>
+      <w:proofErr w:type="spellEnd"/>
+      <w:r>
+        <w:rPr>
+          <w:rFonts w:ascii="Times New Roman" w:eastAsia="Times New Roman" w:hAnsi="Times New Roman" w:cs="Times New Roman"/>
+          <w:kern w:val="0"/>
+          <w:szCs w:val="22"/>
+          <w:lang w:val="es-CO"/>
+        </w:rPr>
+        <w:t xml:space="preserve"> </w:t>
+      </w:r>
+      <w:r>
+        <w:rPr>
+          <w:rFonts w:ascii="Times New Roman" w:eastAsia="Times New Roman" w:hAnsi="Times New Roman" w:cs="Times New Roman"/>
+          <w:kern w:val="0"/>
+          <w:szCs w:val="22"/>
+          <w:lang w:val="es-CO"/>
+        </w:rPr>
+        <w:t xml:space="preserve">funciona con tecnologías como Google </w:t>
+      </w:r>
+      <w:proofErr w:type="spellStart"/>
+      <w:r>
+        <w:rPr>
+          <w:rFonts w:ascii="Times New Roman" w:eastAsia="Times New Roman" w:hAnsi="Times New Roman" w:cs="Times New Roman"/>
+          <w:kern w:val="0"/>
+          <w:szCs w:val="22"/>
+          <w:lang w:val="es-CO"/>
+        </w:rPr>
+        <w:t>forms</w:t>
+      </w:r>
+      <w:proofErr w:type="spellEnd"/>
+      <w:r>
+        <w:rPr>
+          <w:rFonts w:ascii="Times New Roman" w:eastAsia="Times New Roman" w:hAnsi="Times New Roman" w:cs="Times New Roman"/>
+          <w:kern w:val="0"/>
+          <w:szCs w:val="22"/>
+          <w:lang w:val="es-CO"/>
+        </w:rPr>
+        <w:t xml:space="preserve">, el </w:t>
+      </w:r>
+      <w:r>
+        <w:rPr>
+          <w:rFonts w:ascii="Times New Roman" w:eastAsia="Times New Roman" w:hAnsi="Times New Roman" w:cs="Times New Roman"/>
+          <w:kern w:val="0"/>
+          <w:szCs w:val="22"/>
+          <w:lang w:val="es-CO"/>
+        </w:rPr>
+        <w:t>cual</w:t>
+      </w:r>
+      <w:r>
+        <w:rPr>
+          <w:rFonts w:ascii="Times New Roman" w:eastAsia="Times New Roman" w:hAnsi="Times New Roman" w:cs="Times New Roman"/>
+          <w:kern w:val="0"/>
+          <w:szCs w:val="22"/>
+          <w:lang w:val="es-CO"/>
+        </w:rPr>
+        <w:t xml:space="preserve"> requiere de una actualización constante y careciendo de una plataforma establecida para la publicación de estos formularios. Por otro</w:t>
+      </w:r>
+      <w:r>
+        <w:rPr>
+          <w:rFonts w:ascii="Times New Roman" w:eastAsia="Times New Roman" w:hAnsi="Times New Roman" w:cs="Times New Roman"/>
+          <w:kern w:val="0"/>
+          <w:szCs w:val="22"/>
+          <w:lang w:val="es-CO"/>
+        </w:rPr>
+        <w:t xml:space="preserve"> </w:t>
+      </w:r>
+      <w:bookmarkStart w:id="9" w:name="_GoBack"/>
+      <w:bookmarkEnd w:id="9"/>
+      <w:r>
+        <w:rPr>
+          <w:rFonts w:ascii="Times New Roman" w:eastAsia="Times New Roman" w:hAnsi="Times New Roman" w:cs="Times New Roman"/>
+          <w:kern w:val="0"/>
+          <w:szCs w:val="22"/>
+          <w:lang w:val="es-CO"/>
+        </w:rPr>
+        <w:t>lado,</w:t>
+      </w:r>
+      <w:r>
+        <w:rPr>
+          <w:rFonts w:ascii="Times New Roman" w:eastAsia="Times New Roman" w:hAnsi="Times New Roman" w:cs="Times New Roman"/>
+          <w:kern w:val="0"/>
+          <w:szCs w:val="22"/>
+          <w:lang w:val="es-CO"/>
+        </w:rPr>
+        <w:t xml:space="preserve"> al momento de administrar los turnos se hace uso de Excel dónde para poder actualizar los turnos establecidos hay que esperar que terminen.</w:t>
+      </w:r>
+    </w:p>
+    <w:p>
+      <w:pPr>
+        <w:pStyle w:val="Textbody"/>
+        <w:ind w:left="709"/>
+        <w:rPr>
+          <w:rFonts w:ascii="Times New Roman" w:eastAsia="Times New Roman" w:hAnsi="Times New Roman" w:cs="Times New Roman"/>
+          <w:kern w:val="0"/>
+          <w:szCs w:val="22"/>
+          <w:lang w:val="es-CO"/>
+        </w:rPr>
+      </w:pPr>
+      <w:r>
+        <w:rPr>
+          <w:rFonts w:ascii="Times New Roman" w:eastAsia="Times New Roman" w:hAnsi="Times New Roman" w:cs="Times New Roman"/>
+          <w:kern w:val="0"/>
+          <w:szCs w:val="22"/>
+          <w:lang w:val="es-CO"/>
+        </w:rPr>
+        <w:t xml:space="preserve">En el presente </w:t>
+      </w:r>
+      <w:r>
+        <w:rPr>
+          <w:rFonts w:ascii="Times New Roman" w:eastAsia="Times New Roman" w:hAnsi="Times New Roman" w:cs="Times New Roman"/>
+          <w:b/>
+          <w:kern w:val="0"/>
+          <w:szCs w:val="22"/>
+          <w:lang w:val="es-CO"/>
+        </w:rPr>
+        <w:t xml:space="preserve">Next </w:t>
+      </w:r>
+      <w:proofErr w:type="spellStart"/>
+      <w:r>
+        <w:rPr>
+          <w:rFonts w:ascii="Times New Roman" w:eastAsia="Times New Roman" w:hAnsi="Times New Roman" w:cs="Times New Roman"/>
+          <w:b/>
+          <w:kern w:val="0"/>
+          <w:szCs w:val="22"/>
+          <w:lang w:val="es-CO"/>
+        </w:rPr>
+        <w:t>Level</w:t>
+      </w:r>
+      <w:proofErr w:type="spellEnd"/>
+      <w:r>
+        <w:rPr>
+          <w:rFonts w:ascii="Times New Roman" w:eastAsia="Times New Roman" w:hAnsi="Times New Roman" w:cs="Times New Roman"/>
+          <w:kern w:val="0"/>
+          <w:szCs w:val="22"/>
+          <w:lang w:val="es-CO"/>
+        </w:rPr>
+        <w:t xml:space="preserve"> no cuenta con ninguna tecnología que recomiende juegos y/o fomente la competitividad de los estudiantes, algo que sería vital para una organización como</w:t>
+      </w:r>
+      <w:r>
+        <w:rPr>
+          <w:rFonts w:ascii="Times New Roman" w:eastAsia="Times New Roman" w:hAnsi="Times New Roman" w:cs="Times New Roman"/>
+          <w:b/>
+          <w:kern w:val="0"/>
+          <w:szCs w:val="22"/>
+          <w:lang w:val="es-CO"/>
+        </w:rPr>
+        <w:t xml:space="preserve"> </w:t>
+      </w:r>
+      <w:r>
+        <w:rPr>
+          <w:rFonts w:ascii="Times New Roman" w:eastAsia="Times New Roman" w:hAnsi="Times New Roman" w:cs="Times New Roman"/>
+          <w:b/>
+          <w:kern w:val="0"/>
+          <w:szCs w:val="22"/>
+          <w:lang w:val="es-CO"/>
+        </w:rPr>
+        <w:t xml:space="preserve">Next </w:t>
+      </w:r>
+      <w:proofErr w:type="spellStart"/>
+      <w:r>
+        <w:rPr>
+          <w:rFonts w:ascii="Times New Roman" w:eastAsia="Times New Roman" w:hAnsi="Times New Roman" w:cs="Times New Roman"/>
+          <w:b/>
+          <w:kern w:val="0"/>
+          <w:szCs w:val="22"/>
+          <w:lang w:val="es-CO"/>
+        </w:rPr>
+        <w:t>Level</w:t>
+      </w:r>
+      <w:proofErr w:type="spellEnd"/>
+      <w:r>
+        <w:rPr>
+          <w:rFonts w:ascii="Times New Roman" w:eastAsia="Times New Roman" w:hAnsi="Times New Roman" w:cs="Times New Roman"/>
+          <w:kern w:val="0"/>
+          <w:szCs w:val="22"/>
+          <w:lang w:val="es-CO"/>
+        </w:rPr>
+        <w:t>.</w:t>
       </w:r>
     </w:p>
     <w:p>
@@ -5859,6 +6278,7 @@
           <w:szCs w:val="22"/>
           <w:lang w:val="es-CO"/>
         </w:rPr>
+        <w:lastRenderedPageBreak/>
         <w:t xml:space="preserve">Facultad de Ingeniería: </w:t>
       </w:r>
       <w:r>
@@ -5983,7 +6403,6 @@
           <w:szCs w:val="22"/>
           <w:lang w:val="en-US"/>
         </w:rPr>
-        <w:lastRenderedPageBreak/>
         <w:t>-  Microsoft Office</w:t>
       </w:r>
     </w:p>
@@ -6697,7 +7116,11 @@
               </w:rPr>
             </w:pPr>
             <w:r>
-              <w:t>https://www.capterra.com/p/132372/Skedda-Bookings/?utm_source</w:t>
+              <w:t>https://www.capterra.com/p/132372/Skedda-</w:t>
+            </w:r>
+            <w:r>
+              <w:lastRenderedPageBreak/>
+              <w:t>Bookings/?utm_source</w:t>
             </w:r>
           </w:p>
         </w:tc>
@@ -6716,7 +7139,12 @@
               </w:rPr>
             </w:pPr>
             <w:r>
-              <w:t xml:space="preserve">• Sistema fuerte para reservas de espacios y recursos con reglas personalizadas. </w:t>
+              <w:lastRenderedPageBreak/>
+              <w:t xml:space="preserve">• Sistema fuerte para reservas de espacios y recursos con reglas </w:t>
+            </w:r>
+            <w:r>
+              <w:lastRenderedPageBreak/>
+              <w:t xml:space="preserve">personalizadas. </w:t>
             </w:r>
             <w:r>
               <w:br/>
@@ -6739,7 +7167,12 @@
               </w:rPr>
             </w:pPr>
             <w:r>
-              <w:t xml:space="preserve">• Costoso para pequeños negocios o proyectos estudiantiles (planes desde ~$99/mes). </w:t>
+              <w:lastRenderedPageBreak/>
+              <w:t xml:space="preserve">• Costoso para pequeños negocios o proyectos estudiantiles (planes desde </w:t>
+            </w:r>
+            <w:r>
+              <w:lastRenderedPageBreak/>
+              <w:t xml:space="preserve">~$99/mes). </w:t>
             </w:r>
             <w:r>
               <w:br/>
@@ -6766,6 +7199,7 @@
               </w:rPr>
             </w:pPr>
             <w:r>
+              <w:lastRenderedPageBreak/>
               <w:t xml:space="preserve">Acuity </w:t>
             </w:r>
             <w:proofErr w:type="spellStart"/>
@@ -6891,11 +7325,7 @@
               </w:rPr>
             </w:pPr>
             <w:r>
-              <w:t>https://www.capterra.co/directory/30757/</w:t>
-            </w:r>
-            <w:r>
-              <w:lastRenderedPageBreak/>
-              <w:t>appointment-scheduling/software?product_id=setmore</w:t>
+              <w:t>https://www.capterra.co/directory/30757/appointment-scheduling/software?product_id=setmore</w:t>
             </w:r>
           </w:p>
         </w:tc>
@@ -6914,12 +7344,7 @@
               </w:rPr>
             </w:pPr>
             <w:r>
-              <w:lastRenderedPageBreak/>
-              <w:t xml:space="preserve">• Plan gratuito con reservas ilimitadas y hasta 4 </w:t>
-            </w:r>
-            <w:r>
-              <w:lastRenderedPageBreak/>
-              <w:t xml:space="preserve">usuarios. </w:t>
+              <w:t xml:space="preserve">• Plan gratuito con reservas ilimitadas y hasta 4 usuarios. </w:t>
             </w:r>
             <w:r>
               <w:br/>
@@ -6942,14 +7367,10 @@
               </w:rPr>
             </w:pPr>
             <w:r>
-              <w:lastRenderedPageBreak/>
               <w:t xml:space="preserve">• Reportes y análisis limitado en planes básicos. </w:t>
             </w:r>
             <w:r>
               <w:br/>
-            </w:r>
-            <w:r>
-              <w:lastRenderedPageBreak/>
               <w:t>• Integraciones avanzadas o SMS pueden requerir pago.</w:t>
             </w:r>
           </w:p>
@@ -6974,7 +7395,6 @@
             </w:pPr>
             <w:proofErr w:type="spellStart"/>
             <w:r>
-              <w:lastRenderedPageBreak/>
               <w:t>Fresha</w:t>
             </w:r>
             <w:proofErr w:type="spellEnd"/>
@@ -7273,7 +7693,7 @@
           <w:rFonts w:ascii="Times New Roman" w:hAnsi="Times New Roman" w:cs="Times New Roman"/>
         </w:rPr>
       </w:pPr>
-      <w:bookmarkStart w:id="9" w:name="_Toc96339518"/>
+      <w:bookmarkStart w:id="10" w:name="_Toc96339518"/>
       <w:r>
         <w:rPr>
           <w:rFonts w:ascii="Times New Roman" w:hAnsi="Times New Roman" w:cs="Times New Roman"/>
@@ -7298,7 +7718,7 @@
         </w:rPr>
         <w:t>.</w:t>
       </w:r>
-      <w:bookmarkEnd w:id="9"/>
+      <w:bookmarkEnd w:id="10"/>
     </w:p>
     <w:p>
       <w:pPr>
@@ -7328,12 +7748,11 @@
       <w:r>
         <w:rPr>
           <w:rFonts w:ascii="Times New Roman" w:hAnsi="Times New Roman" w:cs="Times New Roman"/>
-          <w:noProof/>
         </w:rPr>
         <w:drawing>
-          <wp:inline distT="0" distB="0" distL="0" distR="0" wp14:anchorId="273F6530" wp14:editId="642DCD04">
-            <wp:extent cx="9036050" cy="3884295"/>
-            <wp:effectExtent l="0" t="0" r="0" b="0"/>
+          <wp:inline distT="0" distB="0" distL="0" distR="0" wp14:anchorId="0D665E0F" wp14:editId="7BBA4BF8">
+            <wp:extent cx="9036050" cy="4075430"/>
+            <wp:effectExtent l="0" t="0" r="0" b="1270"/>
             <wp:docPr id="1" name="Imagen 1"/>
             <wp:cNvGraphicFramePr>
               <a:graphicFrameLocks xmlns:a="http://schemas.openxmlformats.org/drawingml/2006/main" noChangeAspect="1"/>
@@ -7354,7 +7773,7 @@
                   <pic:spPr>
                     <a:xfrm>
                       <a:off x="0" y="0"/>
-                      <a:ext cx="9036050" cy="3884295"/>
+                      <a:ext cx="9036050" cy="4075430"/>
                     </a:xfrm>
                     <a:prstGeom prst="rect">
                       <a:avLst/>
@@ -7417,9 +7836,9 @@
           <w:rFonts w:ascii="Times New Roman" w:hAnsi="Times New Roman" w:cs="Times New Roman"/>
         </w:rPr>
       </w:pPr>
-      <w:bookmarkStart w:id="10" w:name="__RefHeading__10960_300738085"/>
-      <w:bookmarkStart w:id="11" w:name="_Toc96339519"/>
-      <w:bookmarkEnd w:id="10"/>
+      <w:bookmarkStart w:id="11" w:name="__RefHeading__10960_300738085"/>
+      <w:bookmarkStart w:id="12" w:name="_Toc96339519"/>
+      <w:bookmarkEnd w:id="11"/>
       <w:r>
         <w:rPr>
           <w:rFonts w:ascii="Times New Roman" w:hAnsi="Times New Roman" w:cs="Times New Roman"/>
@@ -7433,7 +7852,7 @@
         </w:rPr>
         <w:t>PLANTEAMIENTO DEL PROYECTO.</w:t>
       </w:r>
-      <w:bookmarkEnd w:id="11"/>
+      <w:bookmarkEnd w:id="12"/>
     </w:p>
     <w:p>
       <w:pPr>
@@ -7446,9 +7865,9 @@
           <w:rFonts w:ascii="Times New Roman" w:hAnsi="Times New Roman" w:cs="Times New Roman"/>
         </w:rPr>
       </w:pPr>
-      <w:bookmarkStart w:id="12" w:name="__RefHeading__10956_300738085"/>
-      <w:bookmarkStart w:id="13" w:name="_Toc96339520"/>
-      <w:bookmarkEnd w:id="12"/>
+      <w:bookmarkStart w:id="13" w:name="__RefHeading__10956_300738085"/>
+      <w:bookmarkStart w:id="14" w:name="_Toc96339520"/>
+      <w:bookmarkEnd w:id="13"/>
       <w:r>
         <w:rPr>
           <w:rFonts w:ascii="Times New Roman" w:hAnsi="Times New Roman" w:cs="Times New Roman"/>
@@ -7461,7 +7880,7 @@
         </w:rPr>
         <w:t>Justificación.</w:t>
       </w:r>
-      <w:bookmarkEnd w:id="13"/>
+      <w:bookmarkEnd w:id="14"/>
     </w:p>
     <w:p>
       <w:pPr>
@@ -7599,7 +8018,7 @@
           <w:rFonts w:ascii="Times New Roman" w:hAnsi="Times New Roman" w:cs="Times New Roman"/>
         </w:rPr>
       </w:pPr>
-      <w:bookmarkStart w:id="14" w:name="_Toc96339521"/>
+      <w:bookmarkStart w:id="15" w:name="_Toc96339521"/>
       <w:r>
         <w:rPr>
           <w:rFonts w:ascii="Times New Roman" w:hAnsi="Times New Roman" w:cs="Times New Roman"/>
@@ -7612,7 +8031,7 @@
         </w:rPr>
         <w:t>Objetivos.</w:t>
       </w:r>
-      <w:bookmarkEnd w:id="14"/>
+      <w:bookmarkEnd w:id="15"/>
     </w:p>
     <w:p>
       <w:pPr>
@@ -7625,7 +8044,7 @@
           <w:rFonts w:ascii="Times New Roman" w:hAnsi="Times New Roman" w:cs="Times New Roman"/>
         </w:rPr>
       </w:pPr>
-      <w:bookmarkStart w:id="15" w:name="_Toc96339522"/>
+      <w:bookmarkStart w:id="16" w:name="_Toc96339522"/>
       <w:r>
         <w:rPr>
           <w:rFonts w:ascii="Times New Roman" w:hAnsi="Times New Roman" w:cs="Times New Roman"/>
@@ -7638,7 +8057,7 @@
         </w:rPr>
         <w:t>Objetivo general.</w:t>
       </w:r>
-      <w:bookmarkEnd w:id="15"/>
+      <w:bookmarkEnd w:id="16"/>
     </w:p>
     <w:p>
       <w:pPr>
@@ -7657,7 +8076,7 @@
           <w:szCs w:val="24"/>
         </w:rPr>
       </w:pPr>
-      <w:bookmarkStart w:id="16" w:name="_Toc96339523"/>
+      <w:bookmarkStart w:id="17" w:name="_Toc96339523"/>
       <w:r>
         <w:rPr>
           <w:rFonts w:ascii="NewsGotT" w:eastAsia="Arial Unicode MS" w:hAnsi="NewsGotT"/>
@@ -7720,7 +8139,7 @@
         </w:rPr>
         <w:t>Objetivos específicos.</w:t>
       </w:r>
-      <w:bookmarkEnd w:id="16"/>
+      <w:bookmarkEnd w:id="17"/>
     </w:p>
     <w:p>
       <w:pPr>
@@ -7730,7 +8149,7 @@
           <w:numId w:val="30"/>
         </w:numPr>
       </w:pPr>
-      <w:bookmarkStart w:id="17" w:name="_Toc96339524"/>
+      <w:bookmarkStart w:id="18" w:name="_Toc96339524"/>
       <w:r>
         <w:t>Planificar la estructura y el alcance del proyecto, así como realizar el análisis de requisitos mediante metodologías ágiles y reuniones con los responsables de la iniciativa, con el fin de asegurar su integración con las necesidades del laboratorio de juegos y fortalecer la coordinación del equipo, el seguimiento de actividades y la calidad del desarrollo.</w:t>
       </w:r>
@@ -7890,7 +8309,7 @@
         </w:rPr>
         <w:t>Alcance.</w:t>
       </w:r>
-      <w:bookmarkEnd w:id="17"/>
+      <w:bookmarkEnd w:id="18"/>
     </w:p>
     <w:p>
       <w:pPr>
@@ -7909,7 +8328,7 @@
           <w:szCs w:val="24"/>
         </w:rPr>
       </w:pPr>
-      <w:bookmarkStart w:id="18" w:name="_Toc96339525"/>
+      <w:bookmarkStart w:id="19" w:name="_Toc96339525"/>
       <w:r>
         <w:rPr>
           <w:rFonts w:ascii="NewsGotT" w:eastAsia="Arial Unicode MS" w:hAnsi="NewsGotT"/>
@@ -8401,7 +8820,7 @@
         </w:rPr>
         <w:t>Metodología.</w:t>
       </w:r>
-      <w:bookmarkEnd w:id="18"/>
+      <w:bookmarkEnd w:id="19"/>
     </w:p>
     <w:p>
       <w:pPr>
@@ -8970,7 +9389,7 @@
           <w:rFonts w:ascii="Times New Roman" w:hAnsi="Times New Roman" w:cs="Times New Roman"/>
         </w:rPr>
       </w:pPr>
-      <w:bookmarkStart w:id="19" w:name="_Toc96339526"/>
+      <w:bookmarkStart w:id="20" w:name="_Toc96339526"/>
       <w:r>
         <w:rPr>
           <w:rFonts w:ascii="Times New Roman" w:hAnsi="Times New Roman" w:cs="Times New Roman"/>
@@ -8996,7 +9415,7 @@
         </w:rPr>
         <w:t>.</w:t>
       </w:r>
-      <w:bookmarkEnd w:id="19"/>
+      <w:bookmarkEnd w:id="20"/>
     </w:p>
     <w:p>
       <w:pPr>
@@ -9009,9 +9428,9 @@
           <w:rFonts w:ascii="Times New Roman" w:hAnsi="Times New Roman" w:cs="Times New Roman"/>
         </w:rPr>
       </w:pPr>
-      <w:bookmarkStart w:id="20" w:name="__RefHeading__10962_300738085"/>
-      <w:bookmarkStart w:id="21" w:name="_Toc96339527"/>
-      <w:bookmarkEnd w:id="20"/>
+      <w:bookmarkStart w:id="21" w:name="__RefHeading__10962_300738085"/>
+      <w:bookmarkStart w:id="22" w:name="_Toc96339527"/>
+      <w:bookmarkEnd w:id="21"/>
       <w:r>
         <w:rPr>
           <w:rFonts w:ascii="Times New Roman" w:hAnsi="Times New Roman" w:cs="Times New Roman"/>
@@ -9030,38 +9449,22 @@
         </w:rPr>
         <w:t>.</w:t>
       </w:r>
-      <w:bookmarkEnd w:id="21"/>
+      <w:bookmarkEnd w:id="22"/>
     </w:p>
     <w:p>
       <w:pPr>
         <w:pStyle w:val="Textbody"/>
         <w:rPr>
           <w:rFonts w:ascii="Times New Roman" w:hAnsi="Times New Roman" w:cs="Times New Roman"/>
-        </w:rPr>
-      </w:pPr>
-      <w:r>
-        <w:rPr>
-          <w:rFonts w:ascii="Times New Roman" w:hAnsi="Times New Roman" w:cs="Times New Roman"/>
-        </w:rPr>
-        <w:t xml:space="preserve">La razón social es el nombre legal que representa a la </w:t>
-      </w:r>
-      <w:r>
-        <w:rPr>
-          <w:rFonts w:ascii="Times New Roman" w:hAnsi="Times New Roman" w:cs="Times New Roman"/>
-        </w:rPr>
-        <w:t>organización</w:t>
-      </w:r>
-      <w:r>
-        <w:rPr>
-          <w:rFonts w:ascii="Times New Roman" w:hAnsi="Times New Roman" w:cs="Times New Roman"/>
-        </w:rPr>
-        <w:t xml:space="preserve"> </w:t>
-      </w:r>
-      <w:r>
-        <w:rPr>
-          <w:rFonts w:ascii="Times New Roman" w:hAnsi="Times New Roman" w:cs="Times New Roman"/>
-        </w:rPr>
-        <w:t>para los efectos que las leyes determinan.</w:t>
+          <w:b/>
+        </w:rPr>
+      </w:pPr>
+      <w:r>
+        <w:rPr>
+          <w:rFonts w:ascii="Times New Roman" w:hAnsi="Times New Roman" w:cs="Times New Roman"/>
+          <w:b/>
+        </w:rPr>
+        <w:t>Tecnológico de Antioquia – Institución Universitaria</w:t>
       </w:r>
     </w:p>
     <w:p>
@@ -9075,7 +9478,7 @@
           <w:rFonts w:ascii="Times New Roman" w:hAnsi="Times New Roman" w:cs="Times New Roman"/>
         </w:rPr>
       </w:pPr>
-      <w:bookmarkStart w:id="22" w:name="_Toc96339528"/>
+      <w:bookmarkStart w:id="23" w:name="_Toc96339528"/>
       <w:r>
         <w:rPr>
           <w:rFonts w:ascii="Times New Roman" w:hAnsi="Times New Roman" w:cs="Times New Roman"/>
@@ -9094,32 +9497,38 @@
         </w:rPr>
         <w:t>.</w:t>
       </w:r>
-      <w:bookmarkEnd w:id="22"/>
+      <w:bookmarkEnd w:id="23"/>
     </w:p>
     <w:p>
       <w:pPr>
         <w:pStyle w:val="Textbody"/>
-        <w:rPr>
-          <w:rFonts w:ascii="Times New Roman" w:hAnsi="Times New Roman" w:cs="Times New Roman"/>
-        </w:rPr>
-      </w:pPr>
-      <w:r>
-        <w:rPr>
-          <w:rFonts w:ascii="Times New Roman" w:hAnsi="Times New Roman" w:cs="Times New Roman"/>
-        </w:rPr>
-        <w:t>Corresponde a la dirección de ubicación de la organización</w:t>
-      </w:r>
-      <w:r>
-        <w:rPr>
-          <w:rFonts w:ascii="Times New Roman" w:hAnsi="Times New Roman" w:cs="Times New Roman"/>
-        </w:rPr>
-        <w:t xml:space="preserve"> </w:t>
-      </w:r>
-      <w:r>
-        <w:rPr>
-          <w:rFonts w:ascii="Times New Roman" w:hAnsi="Times New Roman" w:cs="Times New Roman"/>
-        </w:rPr>
-        <w:t>incluyendo el barrio.</w:t>
+      </w:pPr>
+      <w:r>
+        <w:t xml:space="preserve">Campus Universitario Robledo (Sede Principal): Se ubica en la Calle 78B No. 72A – 220, en la ciudad de Medellín, Colombia. Por otro </w:t>
+      </w:r>
+      <w:proofErr w:type="gramStart"/>
+      <w:r>
+        <w:t>lado</w:t>
+      </w:r>
+      <w:proofErr w:type="gramEnd"/>
+      <w:r>
+        <w:t xml:space="preserve"> el </w:t>
+      </w:r>
+      <w:proofErr w:type="spellStart"/>
+      <w:r>
+        <w:t>NextLevel</w:t>
+      </w:r>
+      <w:proofErr w:type="spellEnd"/>
+      <w:r>
+        <w:t xml:space="preserve"> se encuentra dentro del </w:t>
+      </w:r>
+      <w:proofErr w:type="spellStart"/>
+      <w:r>
+        <w:t>Tdea</w:t>
+      </w:r>
+      <w:proofErr w:type="spellEnd"/>
+      <w:r>
+        <w:t>-Sede Principal entre el bloque 12 y 13 de la institución.</w:t>
       </w:r>
     </w:p>
     <w:p>
@@ -9133,7 +9542,7 @@
           <w:rFonts w:ascii="Times New Roman" w:hAnsi="Times New Roman" w:cs="Times New Roman"/>
         </w:rPr>
       </w:pPr>
-      <w:bookmarkStart w:id="23" w:name="_Toc96339529"/>
+      <w:bookmarkStart w:id="24" w:name="_Toc96339529"/>
       <w:r>
         <w:rPr>
           <w:rFonts w:ascii="Times New Roman" w:hAnsi="Times New Roman" w:cs="Times New Roman"/>
@@ -9152,7 +9561,7 @@
         </w:rPr>
         <w:t>.</w:t>
       </w:r>
-      <w:bookmarkEnd w:id="23"/>
+      <w:bookmarkEnd w:id="24"/>
     </w:p>
     <w:p>
       <w:pPr>
@@ -9165,7 +9574,41 @@
         <w:rPr>
           <w:rFonts w:ascii="Times New Roman" w:hAnsi="Times New Roman" w:cs="Times New Roman"/>
         </w:rPr>
-        <w:t>Organigrama de la organización</w:t>
+        <w:drawing>
+          <wp:inline distT="0" distB="0" distL="0" distR="0" wp14:anchorId="40EC5C79" wp14:editId="05B43EEC">
+            <wp:extent cx="5760085" cy="4272280"/>
+            <wp:effectExtent l="0" t="0" r="0" b="0"/>
+            <wp:docPr id="4" name="Imagen 4"/>
+            <wp:cNvGraphicFramePr>
+              <a:graphicFrameLocks xmlns:a="http://schemas.openxmlformats.org/drawingml/2006/main" noChangeAspect="1"/>
+            </wp:cNvGraphicFramePr>
+            <a:graphic xmlns:a="http://schemas.openxmlformats.org/drawingml/2006/main">
+              <a:graphicData uri="http://schemas.openxmlformats.org/drawingml/2006/picture">
+                <pic:pic xmlns:pic="http://schemas.openxmlformats.org/drawingml/2006/picture">
+                  <pic:nvPicPr>
+                    <pic:cNvPr id="1" name=""/>
+                    <pic:cNvPicPr/>
+                  </pic:nvPicPr>
+                  <pic:blipFill>
+                    <a:blip r:embed="rId15"/>
+                    <a:stretch>
+                      <a:fillRect/>
+                    </a:stretch>
+                  </pic:blipFill>
+                  <pic:spPr>
+                    <a:xfrm>
+                      <a:off x="0" y="0"/>
+                      <a:ext cx="5760085" cy="4272280"/>
+                    </a:xfrm>
+                    <a:prstGeom prst="rect">
+                      <a:avLst/>
+                    </a:prstGeom>
+                  </pic:spPr>
+                </pic:pic>
+              </a:graphicData>
+            </a:graphic>
+          </wp:inline>
+        </w:drawing>
       </w:r>
     </w:p>
     <w:p>
@@ -9179,7 +9622,7 @@
           <w:rFonts w:ascii="Times New Roman" w:hAnsi="Times New Roman" w:cs="Times New Roman"/>
         </w:rPr>
       </w:pPr>
-      <w:bookmarkStart w:id="24" w:name="_Toc96339530"/>
+      <w:bookmarkStart w:id="25" w:name="_Toc96339530"/>
       <w:r>
         <w:rPr>
           <w:rFonts w:ascii="Times New Roman" w:hAnsi="Times New Roman" w:cs="Times New Roman"/>
@@ -9198,21 +9641,12 @@
         </w:rPr>
         <w:t>.</w:t>
       </w:r>
-      <w:bookmarkEnd w:id="24"/>
+      <w:bookmarkEnd w:id="25"/>
     </w:p>
     <w:p>
       <w:pPr>
         <w:pStyle w:val="Textbody"/>
-        <w:rPr>
-          <w:rFonts w:ascii="Times New Roman" w:hAnsi="Times New Roman" w:cs="Times New Roman"/>
-        </w:rPr>
-      </w:pPr>
-      <w:r>
-        <w:rPr>
-          <w:rFonts w:ascii="Times New Roman" w:hAnsi="Times New Roman" w:cs="Times New Roman"/>
-        </w:rPr>
-        <w:t>Descripción de las áreas o funciones de la organización</w:t>
-      </w:r>
+      </w:pPr>
     </w:p>
     <w:p>
       <w:pPr>
@@ -9225,7 +9659,7 @@
           <w:rFonts w:ascii="Times New Roman" w:hAnsi="Times New Roman" w:cs="Times New Roman"/>
         </w:rPr>
       </w:pPr>
-      <w:bookmarkStart w:id="25" w:name="_Toc96339531"/>
+      <w:bookmarkStart w:id="26" w:name="_Toc96339531"/>
       <w:r>
         <w:rPr>
           <w:rFonts w:ascii="Times New Roman" w:hAnsi="Times New Roman" w:cs="Times New Roman"/>
@@ -9244,7 +9678,7 @@
         </w:rPr>
         <w:t>.</w:t>
       </w:r>
-      <w:bookmarkEnd w:id="25"/>
+      <w:bookmarkEnd w:id="26"/>
     </w:p>
     <w:p>
       <w:pPr>
@@ -9271,7 +9705,7 @@
           <w:rFonts w:ascii="Times New Roman" w:hAnsi="Times New Roman" w:cs="Times New Roman"/>
         </w:rPr>
       </w:pPr>
-      <w:bookmarkStart w:id="26" w:name="_Toc96339532"/>
+      <w:bookmarkStart w:id="27" w:name="_Toc96339532"/>
       <w:r>
         <w:rPr>
           <w:rFonts w:ascii="Times New Roman" w:hAnsi="Times New Roman" w:cs="Times New Roman"/>
@@ -9290,7 +9724,7 @@
         </w:rPr>
         <w:t>.</w:t>
       </w:r>
-      <w:bookmarkEnd w:id="26"/>
+      <w:bookmarkEnd w:id="27"/>
     </w:p>
     <w:p>
       <w:pPr>
@@ -9326,11 +9760,11 @@
           <w:spacing w:val="-6"/>
         </w:rPr>
       </w:pPr>
-      <w:bookmarkStart w:id="27" w:name="__RefHeading__10964_300738085"/>
-      <w:bookmarkStart w:id="28" w:name="__RefHeading__10980_300738085"/>
-      <w:bookmarkStart w:id="29" w:name="_Toc96339533"/>
-      <w:bookmarkEnd w:id="27"/>
+      <w:bookmarkStart w:id="28" w:name="__RefHeading__10964_300738085"/>
+      <w:bookmarkStart w:id="29" w:name="__RefHeading__10980_300738085"/>
+      <w:bookmarkStart w:id="30" w:name="_Toc96339533"/>
       <w:bookmarkEnd w:id="28"/>
+      <w:bookmarkEnd w:id="29"/>
       <w:r>
         <w:rPr>
           <w:rFonts w:ascii="Times New Roman" w:hAnsi="Times New Roman" w:cs="Times New Roman"/>
@@ -9360,7 +9794,7 @@
         </w:rPr>
         <w:t>.</w:t>
       </w:r>
-      <w:bookmarkEnd w:id="29"/>
+      <w:bookmarkEnd w:id="30"/>
     </w:p>
     <w:p>
       <w:pPr>
@@ -9374,9 +9808,9 @@
           <w:rFonts w:ascii="Times New Roman" w:hAnsi="Times New Roman" w:cs="Times New Roman"/>
         </w:rPr>
       </w:pPr>
-      <w:bookmarkStart w:id="30" w:name="__RefHeading__10982_300738085"/>
-      <w:bookmarkStart w:id="31" w:name="_Toc96339534"/>
-      <w:bookmarkEnd w:id="30"/>
+      <w:bookmarkStart w:id="31" w:name="__RefHeading__10982_300738085"/>
+      <w:bookmarkStart w:id="32" w:name="_Toc96339534"/>
+      <w:bookmarkEnd w:id="31"/>
       <w:r>
         <w:rPr>
           <w:rFonts w:ascii="Times New Roman" w:hAnsi="Times New Roman" w:cs="Times New Roman"/>
@@ -9395,7 +9829,7 @@
         </w:rPr>
         <w:t>.</w:t>
       </w:r>
-      <w:bookmarkEnd w:id="31"/>
+      <w:bookmarkEnd w:id="32"/>
     </w:p>
     <w:p>
       <w:pPr>
@@ -9423,9 +9857,9 @@
           <w:rFonts w:ascii="Times New Roman" w:hAnsi="Times New Roman" w:cs="Times New Roman"/>
         </w:rPr>
       </w:pPr>
-      <w:bookmarkStart w:id="32" w:name="__RefHeading__10984_300738085"/>
-      <w:bookmarkStart w:id="33" w:name="_Toc96339535"/>
-      <w:bookmarkEnd w:id="32"/>
+      <w:bookmarkStart w:id="33" w:name="__RefHeading__10984_300738085"/>
+      <w:bookmarkStart w:id="34" w:name="_Toc96339535"/>
+      <w:bookmarkEnd w:id="33"/>
       <w:r>
         <w:rPr>
           <w:rFonts w:ascii="Times New Roman" w:hAnsi="Times New Roman" w:cs="Times New Roman"/>
@@ -9444,7 +9878,7 @@
         </w:rPr>
         <w:t>.</w:t>
       </w:r>
-      <w:bookmarkEnd w:id="33"/>
+      <w:bookmarkEnd w:id="34"/>
     </w:p>
     <w:p>
       <w:pPr>
@@ -9479,7 +9913,7 @@
           <w:rFonts w:ascii="Times New Roman" w:hAnsi="Times New Roman" w:cs="Times New Roman"/>
         </w:rPr>
       </w:pPr>
-      <w:bookmarkStart w:id="34" w:name="_Toc96339536"/>
+      <w:bookmarkStart w:id="35" w:name="_Toc96339536"/>
       <w:r>
         <w:rPr>
           <w:rFonts w:ascii="Times New Roman" w:hAnsi="Times New Roman" w:cs="Times New Roman"/>
@@ -9498,7 +9932,7 @@
         </w:rPr>
         <w:t>.</w:t>
       </w:r>
-      <w:bookmarkEnd w:id="34"/>
+      <w:bookmarkEnd w:id="35"/>
     </w:p>
     <w:p>
       <w:pPr>
@@ -9526,7 +9960,7 @@
           <w:rFonts w:ascii="Times New Roman" w:hAnsi="Times New Roman" w:cs="Times New Roman"/>
         </w:rPr>
       </w:pPr>
-      <w:bookmarkStart w:id="35" w:name="_Toc96339537"/>
+      <w:bookmarkStart w:id="36" w:name="_Toc96339537"/>
       <w:r>
         <w:rPr>
           <w:rFonts w:ascii="Times New Roman" w:hAnsi="Times New Roman" w:cs="Times New Roman"/>
@@ -9557,7 +9991,7 @@
         </w:rPr>
         <w:t>.</w:t>
       </w:r>
-      <w:bookmarkEnd w:id="35"/>
+      <w:bookmarkEnd w:id="36"/>
     </w:p>
     <w:p>
       <w:pPr>
@@ -9585,7 +10019,7 @@
           <w:rFonts w:ascii="Times New Roman" w:hAnsi="Times New Roman" w:cs="Times New Roman"/>
         </w:rPr>
       </w:pPr>
-      <w:bookmarkStart w:id="36" w:name="_Toc96339538"/>
+      <w:bookmarkStart w:id="37" w:name="_Toc96339538"/>
       <w:r>
         <w:rPr>
           <w:rFonts w:ascii="Times New Roman" w:hAnsi="Times New Roman" w:cs="Times New Roman"/>
@@ -9604,7 +10038,7 @@
         </w:rPr>
         <w:t>.</w:t>
       </w:r>
-      <w:bookmarkEnd w:id="36"/>
+      <w:bookmarkEnd w:id="37"/>
     </w:p>
     <w:p>
       <w:pPr>
@@ -9631,11 +10065,11 @@
           <w:rFonts w:ascii="Times New Roman" w:hAnsi="Times New Roman" w:cs="Times New Roman"/>
         </w:rPr>
       </w:pPr>
-      <w:bookmarkStart w:id="37" w:name="__RefHeading__10986_300738085"/>
-      <w:bookmarkStart w:id="38" w:name="__RefHeading__11034_300738085"/>
-      <w:bookmarkStart w:id="39" w:name="_Toc96339539"/>
-      <w:bookmarkEnd w:id="37"/>
+      <w:bookmarkStart w:id="38" w:name="__RefHeading__10986_300738085"/>
+      <w:bookmarkStart w:id="39" w:name="__RefHeading__11034_300738085"/>
+      <w:bookmarkStart w:id="40" w:name="_Toc96339539"/>
       <w:bookmarkEnd w:id="38"/>
+      <w:bookmarkEnd w:id="39"/>
       <w:r>
         <w:rPr>
           <w:rFonts w:ascii="Times New Roman" w:hAnsi="Times New Roman" w:cs="Times New Roman"/>
@@ -9655,7 +10089,7 @@
         </w:rPr>
         <w:t>.</w:t>
       </w:r>
-      <w:bookmarkEnd w:id="39"/>
+      <w:bookmarkEnd w:id="40"/>
     </w:p>
     <w:p>
       <w:pPr>
@@ -9682,7 +10116,7 @@
           <w:rFonts w:ascii="Times New Roman" w:hAnsi="Times New Roman" w:cs="Times New Roman"/>
         </w:rPr>
       </w:pPr>
-      <w:bookmarkStart w:id="40" w:name="_Toc96339540"/>
+      <w:bookmarkStart w:id="41" w:name="_Toc96339540"/>
       <w:r>
         <w:rPr>
           <w:rFonts w:ascii="Times New Roman" w:hAnsi="Times New Roman" w:cs="Times New Roman"/>
@@ -9701,7 +10135,7 @@
         </w:rPr>
         <w:t>.</w:t>
       </w:r>
-      <w:bookmarkEnd w:id="40"/>
+      <w:bookmarkEnd w:id="41"/>
     </w:p>
     <w:p>
       <w:pPr>
@@ -9728,7 +10162,7 @@
           <w:rFonts w:ascii="Times New Roman" w:hAnsi="Times New Roman" w:cs="Times New Roman"/>
         </w:rPr>
       </w:pPr>
-      <w:bookmarkStart w:id="41" w:name="_Toc96339541"/>
+      <w:bookmarkStart w:id="42" w:name="_Toc96339541"/>
       <w:r>
         <w:rPr>
           <w:rFonts w:ascii="Times New Roman" w:hAnsi="Times New Roman" w:cs="Times New Roman"/>
@@ -9747,7 +10181,7 @@
         </w:rPr>
         <w:t>.</w:t>
       </w:r>
-      <w:bookmarkEnd w:id="41"/>
+      <w:bookmarkEnd w:id="42"/>
     </w:p>
     <w:p>
       <w:pPr>
@@ -9775,7 +10209,7 @@
           <w:rFonts w:ascii="Times New Roman" w:hAnsi="Times New Roman" w:cs="Times New Roman"/>
         </w:rPr>
       </w:pPr>
-      <w:bookmarkStart w:id="42" w:name="_Toc96339542"/>
+      <w:bookmarkStart w:id="43" w:name="_Toc96339542"/>
       <w:r>
         <w:rPr>
           <w:rFonts w:ascii="Times New Roman" w:hAnsi="Times New Roman" w:cs="Times New Roman"/>
@@ -9794,7 +10228,7 @@
         </w:rPr>
         <w:t>.</w:t>
       </w:r>
-      <w:bookmarkEnd w:id="42"/>
+      <w:bookmarkEnd w:id="43"/>
     </w:p>
     <w:p>
       <w:pPr>
@@ -9821,7 +10255,7 @@
           <w:rFonts w:ascii="Times New Roman" w:hAnsi="Times New Roman" w:cs="Times New Roman"/>
         </w:rPr>
       </w:pPr>
-      <w:bookmarkStart w:id="43" w:name="_Toc96339543"/>
+      <w:bookmarkStart w:id="44" w:name="_Toc96339543"/>
       <w:r>
         <w:rPr>
           <w:rFonts w:ascii="Times New Roman" w:hAnsi="Times New Roman" w:cs="Times New Roman"/>
@@ -9840,7 +10274,7 @@
         </w:rPr>
         <w:t>.</w:t>
       </w:r>
-      <w:bookmarkEnd w:id="43"/>
+      <w:bookmarkEnd w:id="44"/>
     </w:p>
     <w:p>
       <w:pPr>
@@ -9867,7 +10301,7 @@
           <w:rFonts w:ascii="Times New Roman" w:hAnsi="Times New Roman" w:cs="Times New Roman"/>
         </w:rPr>
       </w:pPr>
-      <w:bookmarkStart w:id="44" w:name="_Toc96339544"/>
+      <w:bookmarkStart w:id="45" w:name="_Toc96339544"/>
       <w:r>
         <w:rPr>
           <w:rFonts w:ascii="Times New Roman" w:hAnsi="Times New Roman" w:cs="Times New Roman"/>
@@ -9886,7 +10320,7 @@
         </w:rPr>
         <w:t>.</w:t>
       </w:r>
-      <w:bookmarkEnd w:id="44"/>
+      <w:bookmarkEnd w:id="45"/>
     </w:p>
     <w:p>
       <w:pPr>
@@ -9913,7 +10347,7 @@
           <w:rFonts w:ascii="Times New Roman" w:hAnsi="Times New Roman" w:cs="Times New Roman"/>
         </w:rPr>
       </w:pPr>
-      <w:bookmarkStart w:id="45" w:name="_Toc96339545"/>
+      <w:bookmarkStart w:id="46" w:name="_Toc96339545"/>
       <w:r>
         <w:rPr>
           <w:rFonts w:ascii="Times New Roman" w:hAnsi="Times New Roman" w:cs="Times New Roman"/>
@@ -9933,7 +10367,7 @@
         </w:rPr>
         <w:t>.</w:t>
       </w:r>
-      <w:bookmarkEnd w:id="45"/>
+      <w:bookmarkEnd w:id="46"/>
     </w:p>
     <w:p>
       <w:pPr>
@@ -9968,7 +10402,7 @@
 </file>
 
 <file path=word/endnotes.xml><?xml version="1.0" encoding="utf-8"?>
-<w:endnotes xmlns:wpc="http://schemas.microsoft.com/office/word/2010/wordprocessingCanvas" xmlns:cx="http://schemas.microsoft.com/office/drawing/2014/chartex" xmlns:cx1="http://schemas.microsoft.com/office/drawing/2015/9/8/chartex" xmlns:cx2="http://schemas.microsoft.com/office/drawing/2015/10/21/chartex" xmlns:cx3="http://schemas.microsoft.com/office/drawing/2016/5/9/chartex" xmlns:cx4="http://schemas.microsoft.com/office/drawing/2016/5/10/chartex" xmlns:cx5="http://schemas.microsoft.com/office/drawing/2016/5/11/chartex" xmlns:cx6="http://schemas.microsoft.com/office/drawing/2016/5/12/chartex" xmlns:cx7="http://schemas.microsoft.com/office/drawing/2016/5/13/chartex" xmlns:cx8="http://schemas.microsoft.com/office/drawing/2016/5/14/chartex" xmlns:mc="http://schemas.openxmlformats.org/markup-compatibility/2006" xmlns:aink="http://schemas.microsoft.com/office/drawing/2016/ink" xmlns:am3d="http://schemas.microsoft.com/office/drawing/2017/model3d" xmlns:o="urn:schemas-microsoft-com:office:office" xmlns:r="http://schemas.openxmlformats.org/officeDocument/2006/relationships" xmlns:m="http://schemas.openxmlformats.org/officeDocument/2006/math" xmlns:v="urn:schemas-microsoft-com:vml" xmlns:wp14="http://schemas.microsoft.com/office/word/2010/wordprocessingDrawing" xmlns:wp="http://schemas.openxmlformats.org/drawingml/2006/wordprocessingDrawing" xmlns:w10="urn:schemas-microsoft-com:office:word" xmlns:w="http://schemas.openxmlformats.org/wordprocessingml/2006/main" xmlns:w14="http://schemas.microsoft.com/office/word/2010/wordml" xmlns:w15="http://schemas.microsoft.com/office/word/2012/wordml" xmlns:w16cex="http://schemas.microsoft.com/office/word/2018/wordml/cex" xmlns:w16cid="http://schemas.microsoft.com/office/word/2016/wordml/cid" xmlns:w16="http://schemas.microsoft.com/office/word/2018/wordml" xmlns:w16sdtdh="http://schemas.microsoft.com/office/word/2020/wordml/sdtdatahash" xmlns:w16se="http://schemas.microsoft.com/office/word/2015/wordml/symex" xmlns:wpg="http://schemas.microsoft.com/office/word/2010/wordprocessingGroup" xmlns:wpi="http://schemas.microsoft.com/office/word/2010/wordprocessingInk" xmlns:wne="http://schemas.microsoft.com/office/word/2006/wordml" xmlns:wps="http://schemas.microsoft.com/office/word/2010/wordprocessingShape" mc:Ignorable="w14 w15 w16se w16cid w16 w16cex w16sdtdh wp14">
+<w:endnotes xmlns:wpc="http://schemas.microsoft.com/office/word/2010/wordprocessingCanvas" xmlns:cx="http://schemas.microsoft.com/office/drawing/2014/chartex" xmlns:cx1="http://schemas.microsoft.com/office/drawing/2015/9/8/chartex" xmlns:cx2="http://schemas.microsoft.com/office/drawing/2015/10/21/chartex" xmlns:cx3="http://schemas.microsoft.com/office/drawing/2016/5/9/chartex" xmlns:cx4="http://schemas.microsoft.com/office/drawing/2016/5/10/chartex" xmlns:cx5="http://schemas.microsoft.com/office/drawing/2016/5/11/chartex" xmlns:cx6="http://schemas.microsoft.com/office/drawing/2016/5/12/chartex" xmlns:cx7="http://schemas.microsoft.com/office/drawing/2016/5/13/chartex" xmlns:cx8="http://schemas.microsoft.com/office/drawing/2016/5/14/chartex" xmlns:mc="http://schemas.openxmlformats.org/markup-compatibility/2006" xmlns:aink="http://schemas.microsoft.com/office/drawing/2016/ink" xmlns:am3d="http://schemas.microsoft.com/office/drawing/2017/model3d" xmlns:o="urn:schemas-microsoft-com:office:office" xmlns:r="http://schemas.openxmlformats.org/officeDocument/2006/relationships" xmlns:m="http://schemas.openxmlformats.org/officeDocument/2006/math" xmlns:v="urn:schemas-microsoft-com:vml" xmlns:wp14="http://schemas.microsoft.com/office/word/2010/wordprocessingDrawing" xmlns:wp="http://schemas.openxmlformats.org/drawingml/2006/wordprocessingDrawing" xmlns:w10="urn:schemas-microsoft-com:office:word" xmlns:w="http://schemas.openxmlformats.org/wordprocessingml/2006/main" xmlns:w14="http://schemas.microsoft.com/office/word/2010/wordml" xmlns:w15="http://schemas.microsoft.com/office/word/2012/wordml" xmlns:w16cid="http://schemas.microsoft.com/office/word/2016/wordml/cid" xmlns:w16se="http://schemas.microsoft.com/office/word/2015/wordml/symex" xmlns:wpg="http://schemas.microsoft.com/office/word/2010/wordprocessingGroup" xmlns:wpi="http://schemas.microsoft.com/office/word/2010/wordprocessingInk" xmlns:wne="http://schemas.microsoft.com/office/word/2006/wordml" xmlns:wps="http://schemas.microsoft.com/office/word/2010/wordprocessingShape" mc:Ignorable="w14 w15 w16se w16cid wp14">
   <w:endnote w:type="separator" w:id="-1">
     <w:p>
       <w:r>
@@ -9987,7 +10421,7 @@
 </file>
 
 <file path=word/footer1.xml><?xml version="1.0" encoding="utf-8"?>
-<w:ftr xmlns:wpc="http://schemas.microsoft.com/office/word/2010/wordprocessingCanvas" xmlns:cx="http://schemas.microsoft.com/office/drawing/2014/chartex" xmlns:cx1="http://schemas.microsoft.com/office/drawing/2015/9/8/chartex" xmlns:cx2="http://schemas.microsoft.com/office/drawing/2015/10/21/chartex" xmlns:cx3="http://schemas.microsoft.com/office/drawing/2016/5/9/chartex" xmlns:cx4="http://schemas.microsoft.com/office/drawing/2016/5/10/chartex" xmlns:cx5="http://schemas.microsoft.com/office/drawing/2016/5/11/chartex" xmlns:cx6="http://schemas.microsoft.com/office/drawing/2016/5/12/chartex" xmlns:cx7="http://schemas.microsoft.com/office/drawing/2016/5/13/chartex" xmlns:cx8="http://schemas.microsoft.com/office/drawing/2016/5/14/chartex" xmlns:mc="http://schemas.openxmlformats.org/markup-compatibility/2006" xmlns:aink="http://schemas.microsoft.com/office/drawing/2016/ink" xmlns:am3d="http://schemas.microsoft.com/office/drawing/2017/model3d" xmlns:o="urn:schemas-microsoft-com:office:office" xmlns:r="http://schemas.openxmlformats.org/officeDocument/2006/relationships" xmlns:m="http://schemas.openxmlformats.org/officeDocument/2006/math" xmlns:v="urn:schemas-microsoft-com:vml" xmlns:wp14="http://schemas.microsoft.com/office/word/2010/wordprocessingDrawing" xmlns:wp="http://schemas.openxmlformats.org/drawingml/2006/wordprocessingDrawing" xmlns:w10="urn:schemas-microsoft-com:office:word" xmlns:w="http://schemas.openxmlformats.org/wordprocessingml/2006/main" xmlns:w14="http://schemas.microsoft.com/office/word/2010/wordml" xmlns:w15="http://schemas.microsoft.com/office/word/2012/wordml" xmlns:w16cex="http://schemas.microsoft.com/office/word/2018/wordml/cex" xmlns:w16cid="http://schemas.microsoft.com/office/word/2016/wordml/cid" xmlns:w16="http://schemas.microsoft.com/office/word/2018/wordml" xmlns:w16sdtdh="http://schemas.microsoft.com/office/word/2020/wordml/sdtdatahash" xmlns:w16se="http://schemas.microsoft.com/office/word/2015/wordml/symex" xmlns:wpg="http://schemas.microsoft.com/office/word/2010/wordprocessingGroup" xmlns:wpi="http://schemas.microsoft.com/office/word/2010/wordprocessingInk" xmlns:wne="http://schemas.microsoft.com/office/word/2006/wordml" xmlns:wps="http://schemas.microsoft.com/office/word/2010/wordprocessingShape" mc:Ignorable="w14 w15 w16se w16cid w16 w16cex w16sdtdh wp14">
+<w:ftr xmlns:wpc="http://schemas.microsoft.com/office/word/2010/wordprocessingCanvas" xmlns:cx="http://schemas.microsoft.com/office/drawing/2014/chartex" xmlns:cx1="http://schemas.microsoft.com/office/drawing/2015/9/8/chartex" xmlns:cx2="http://schemas.microsoft.com/office/drawing/2015/10/21/chartex" xmlns:cx3="http://schemas.microsoft.com/office/drawing/2016/5/9/chartex" xmlns:cx4="http://schemas.microsoft.com/office/drawing/2016/5/10/chartex" xmlns:cx5="http://schemas.microsoft.com/office/drawing/2016/5/11/chartex" xmlns:cx6="http://schemas.microsoft.com/office/drawing/2016/5/12/chartex" xmlns:cx7="http://schemas.microsoft.com/office/drawing/2016/5/13/chartex" xmlns:cx8="http://schemas.microsoft.com/office/drawing/2016/5/14/chartex" xmlns:mc="http://schemas.openxmlformats.org/markup-compatibility/2006" xmlns:aink="http://schemas.microsoft.com/office/drawing/2016/ink" xmlns:am3d="http://schemas.microsoft.com/office/drawing/2017/model3d" xmlns:o="urn:schemas-microsoft-com:office:office" xmlns:r="http://schemas.openxmlformats.org/officeDocument/2006/relationships" xmlns:m="http://schemas.openxmlformats.org/officeDocument/2006/math" xmlns:v="urn:schemas-microsoft-com:vml" xmlns:wp14="http://schemas.microsoft.com/office/word/2010/wordprocessingDrawing" xmlns:wp="http://schemas.openxmlformats.org/drawingml/2006/wordprocessingDrawing" xmlns:w10="urn:schemas-microsoft-com:office:word" xmlns:w="http://schemas.openxmlformats.org/wordprocessingml/2006/main" xmlns:w14="http://schemas.microsoft.com/office/word/2010/wordml" xmlns:w15="http://schemas.microsoft.com/office/word/2012/wordml" xmlns:w16cid="http://schemas.microsoft.com/office/word/2016/wordml/cid" xmlns:w16se="http://schemas.microsoft.com/office/word/2015/wordml/symex" xmlns:wpg="http://schemas.microsoft.com/office/word/2010/wordprocessingGroup" xmlns:wpi="http://schemas.microsoft.com/office/word/2010/wordprocessingInk" xmlns:wne="http://schemas.microsoft.com/office/word/2006/wordml" xmlns:wps="http://schemas.microsoft.com/office/word/2010/wordprocessingShape" mc:Ignorable="w14 w15 w16se w16cid wp14">
   <w:p>
     <w:pPr>
       <w:pStyle w:val="Piedepgina"/>
@@ -10057,7 +10491,7 @@
 </file>
 
 <file path=word/footer2.xml><?xml version="1.0" encoding="utf-8"?>
-<w:ftr xmlns:wpc="http://schemas.microsoft.com/office/word/2010/wordprocessingCanvas" xmlns:cx="http://schemas.microsoft.com/office/drawing/2014/chartex" xmlns:cx1="http://schemas.microsoft.com/office/drawing/2015/9/8/chartex" xmlns:cx2="http://schemas.microsoft.com/office/drawing/2015/10/21/chartex" xmlns:cx3="http://schemas.microsoft.com/office/drawing/2016/5/9/chartex" xmlns:cx4="http://schemas.microsoft.com/office/drawing/2016/5/10/chartex" xmlns:cx5="http://schemas.microsoft.com/office/drawing/2016/5/11/chartex" xmlns:cx6="http://schemas.microsoft.com/office/drawing/2016/5/12/chartex" xmlns:cx7="http://schemas.microsoft.com/office/drawing/2016/5/13/chartex" xmlns:cx8="http://schemas.microsoft.com/office/drawing/2016/5/14/chartex" xmlns:mc="http://schemas.openxmlformats.org/markup-compatibility/2006" xmlns:aink="http://schemas.microsoft.com/office/drawing/2016/ink" xmlns:am3d="http://schemas.microsoft.com/office/drawing/2017/model3d" xmlns:o="urn:schemas-microsoft-com:office:office" xmlns:r="http://schemas.openxmlformats.org/officeDocument/2006/relationships" xmlns:m="http://schemas.openxmlformats.org/officeDocument/2006/math" xmlns:v="urn:schemas-microsoft-com:vml" xmlns:wp14="http://schemas.microsoft.com/office/word/2010/wordprocessingDrawing" xmlns:wp="http://schemas.openxmlformats.org/drawingml/2006/wordprocessingDrawing" xmlns:w10="urn:schemas-microsoft-com:office:word" xmlns:w="http://schemas.openxmlformats.org/wordprocessingml/2006/main" xmlns:w14="http://schemas.microsoft.com/office/word/2010/wordml" xmlns:w15="http://schemas.microsoft.com/office/word/2012/wordml" xmlns:w16cex="http://schemas.microsoft.com/office/word/2018/wordml/cex" xmlns:w16cid="http://schemas.microsoft.com/office/word/2016/wordml/cid" xmlns:w16="http://schemas.microsoft.com/office/word/2018/wordml" xmlns:w16sdtdh="http://schemas.microsoft.com/office/word/2020/wordml/sdtdatahash" xmlns:w16se="http://schemas.microsoft.com/office/word/2015/wordml/symex" xmlns:wpg="http://schemas.microsoft.com/office/word/2010/wordprocessingGroup" xmlns:wpi="http://schemas.microsoft.com/office/word/2010/wordprocessingInk" xmlns:wne="http://schemas.microsoft.com/office/word/2006/wordml" xmlns:wps="http://schemas.microsoft.com/office/word/2010/wordprocessingShape" mc:Ignorable="w14 w15 w16se w16cid w16 w16cex w16sdtdh wp14">
+<w:ftr xmlns:wpc="http://schemas.microsoft.com/office/word/2010/wordprocessingCanvas" xmlns:cx="http://schemas.microsoft.com/office/drawing/2014/chartex" xmlns:cx1="http://schemas.microsoft.com/office/drawing/2015/9/8/chartex" xmlns:cx2="http://schemas.microsoft.com/office/drawing/2015/10/21/chartex" xmlns:cx3="http://schemas.microsoft.com/office/drawing/2016/5/9/chartex" xmlns:cx4="http://schemas.microsoft.com/office/drawing/2016/5/10/chartex" xmlns:cx5="http://schemas.microsoft.com/office/drawing/2016/5/11/chartex" xmlns:cx6="http://schemas.microsoft.com/office/drawing/2016/5/12/chartex" xmlns:cx7="http://schemas.microsoft.com/office/drawing/2016/5/13/chartex" xmlns:cx8="http://schemas.microsoft.com/office/drawing/2016/5/14/chartex" xmlns:mc="http://schemas.openxmlformats.org/markup-compatibility/2006" xmlns:aink="http://schemas.microsoft.com/office/drawing/2016/ink" xmlns:am3d="http://schemas.microsoft.com/office/drawing/2017/model3d" xmlns:o="urn:schemas-microsoft-com:office:office" xmlns:r="http://schemas.openxmlformats.org/officeDocument/2006/relationships" xmlns:m="http://schemas.openxmlformats.org/officeDocument/2006/math" xmlns:v="urn:schemas-microsoft-com:vml" xmlns:wp14="http://schemas.microsoft.com/office/word/2010/wordprocessingDrawing" xmlns:wp="http://schemas.openxmlformats.org/drawingml/2006/wordprocessingDrawing" xmlns:w10="urn:schemas-microsoft-com:office:word" xmlns:w="http://schemas.openxmlformats.org/wordprocessingml/2006/main" xmlns:w14="http://schemas.microsoft.com/office/word/2010/wordml" xmlns:w15="http://schemas.microsoft.com/office/word/2012/wordml" xmlns:w16cid="http://schemas.microsoft.com/office/word/2016/wordml/cid" xmlns:w16se="http://schemas.microsoft.com/office/word/2015/wordml/symex" xmlns:wpg="http://schemas.microsoft.com/office/word/2010/wordprocessingGroup" xmlns:wpi="http://schemas.microsoft.com/office/word/2010/wordprocessingInk" xmlns:wne="http://schemas.microsoft.com/office/word/2006/wordml" xmlns:wps="http://schemas.microsoft.com/office/word/2010/wordprocessingShape" mc:Ignorable="w14 w15 w16se w16cid wp14">
   <w:p>
     <w:pPr>
       <w:pStyle w:val="Piedepgina"/>
@@ -10130,7 +10564,7 @@
 </file>
 
 <file path=word/footnotes.xml><?xml version="1.0" encoding="utf-8"?>
-<w:footnotes xmlns:wpc="http://schemas.microsoft.com/office/word/2010/wordprocessingCanvas" xmlns:cx="http://schemas.microsoft.com/office/drawing/2014/chartex" xmlns:cx1="http://schemas.microsoft.com/office/drawing/2015/9/8/chartex" xmlns:cx2="http://schemas.microsoft.com/office/drawing/2015/10/21/chartex" xmlns:cx3="http://schemas.microsoft.com/office/drawing/2016/5/9/chartex" xmlns:cx4="http://schemas.microsoft.com/office/drawing/2016/5/10/chartex" xmlns:cx5="http://schemas.microsoft.com/office/drawing/2016/5/11/chartex" xmlns:cx6="http://schemas.microsoft.com/office/drawing/2016/5/12/chartex" xmlns:cx7="http://schemas.microsoft.com/office/drawing/2016/5/13/chartex" xmlns:cx8="http://schemas.microsoft.com/office/drawing/2016/5/14/chartex" xmlns:mc="http://schemas.openxmlformats.org/markup-compatibility/2006" xmlns:aink="http://schemas.microsoft.com/office/drawing/2016/ink" xmlns:am3d="http://schemas.microsoft.com/office/drawing/2017/model3d" xmlns:o="urn:schemas-microsoft-com:office:office" xmlns:r="http://schemas.openxmlformats.org/officeDocument/2006/relationships" xmlns:m="http://schemas.openxmlformats.org/officeDocument/2006/math" xmlns:v="urn:schemas-microsoft-com:vml" xmlns:wp14="http://schemas.microsoft.com/office/word/2010/wordprocessingDrawing" xmlns:wp="http://schemas.openxmlformats.org/drawingml/2006/wordprocessingDrawing" xmlns:w10="urn:schemas-microsoft-com:office:word" xmlns:w="http://schemas.openxmlformats.org/wordprocessingml/2006/main" xmlns:w14="http://schemas.microsoft.com/office/word/2010/wordml" xmlns:w15="http://schemas.microsoft.com/office/word/2012/wordml" xmlns:w16cex="http://schemas.microsoft.com/office/word/2018/wordml/cex" xmlns:w16cid="http://schemas.microsoft.com/office/word/2016/wordml/cid" xmlns:w16="http://schemas.microsoft.com/office/word/2018/wordml" xmlns:w16sdtdh="http://schemas.microsoft.com/office/word/2020/wordml/sdtdatahash" xmlns:w16se="http://schemas.microsoft.com/office/word/2015/wordml/symex" xmlns:wpg="http://schemas.microsoft.com/office/word/2010/wordprocessingGroup" xmlns:wpi="http://schemas.microsoft.com/office/word/2010/wordprocessingInk" xmlns:wne="http://schemas.microsoft.com/office/word/2006/wordml" xmlns:wps="http://schemas.microsoft.com/office/word/2010/wordprocessingShape" mc:Ignorable="w14 w15 w16se w16cid w16 w16cex w16sdtdh wp14">
+<w:footnotes xmlns:wpc="http://schemas.microsoft.com/office/word/2010/wordprocessingCanvas" xmlns:cx="http://schemas.microsoft.com/office/drawing/2014/chartex" xmlns:cx1="http://schemas.microsoft.com/office/drawing/2015/9/8/chartex" xmlns:cx2="http://schemas.microsoft.com/office/drawing/2015/10/21/chartex" xmlns:cx3="http://schemas.microsoft.com/office/drawing/2016/5/9/chartex" xmlns:cx4="http://schemas.microsoft.com/office/drawing/2016/5/10/chartex" xmlns:cx5="http://schemas.microsoft.com/office/drawing/2016/5/11/chartex" xmlns:cx6="http://schemas.microsoft.com/office/drawing/2016/5/12/chartex" xmlns:cx7="http://schemas.microsoft.com/office/drawing/2016/5/13/chartex" xmlns:cx8="http://schemas.microsoft.com/office/drawing/2016/5/14/chartex" xmlns:mc="http://schemas.openxmlformats.org/markup-compatibility/2006" xmlns:aink="http://schemas.microsoft.com/office/drawing/2016/ink" xmlns:am3d="http://schemas.microsoft.com/office/drawing/2017/model3d" xmlns:o="urn:schemas-microsoft-com:office:office" xmlns:r="http://schemas.openxmlformats.org/officeDocument/2006/relationships" xmlns:m="http://schemas.openxmlformats.org/officeDocument/2006/math" xmlns:v="urn:schemas-microsoft-com:vml" xmlns:wp14="http://schemas.microsoft.com/office/word/2010/wordprocessingDrawing" xmlns:wp="http://schemas.openxmlformats.org/drawingml/2006/wordprocessingDrawing" xmlns:w10="urn:schemas-microsoft-com:office:word" xmlns:w="http://schemas.openxmlformats.org/wordprocessingml/2006/main" xmlns:w14="http://schemas.microsoft.com/office/word/2010/wordml" xmlns:w15="http://schemas.microsoft.com/office/word/2012/wordml" xmlns:w16cid="http://schemas.microsoft.com/office/word/2016/wordml/cid" xmlns:w16se="http://schemas.microsoft.com/office/word/2015/wordml/symex" xmlns:wpg="http://schemas.microsoft.com/office/word/2010/wordprocessingGroup" xmlns:wpi="http://schemas.microsoft.com/office/word/2010/wordprocessingInk" xmlns:wne="http://schemas.microsoft.com/office/word/2006/wordml" xmlns:wps="http://schemas.microsoft.com/office/word/2010/wordprocessingShape" mc:Ignorable="w14 w15 w16se w16cid wp14">
   <w:footnote w:type="separator" w:id="-1">
     <w:p>
       <w:r>
@@ -10152,7 +10586,7 @@
 </file>
 
 <file path=word/header1.xml><?xml version="1.0" encoding="utf-8"?>
-<w:hdr xmlns:wpc="http://schemas.microsoft.com/office/word/2010/wordprocessingCanvas" xmlns:cx="http://schemas.microsoft.com/office/drawing/2014/chartex" xmlns:cx1="http://schemas.microsoft.com/office/drawing/2015/9/8/chartex" xmlns:cx2="http://schemas.microsoft.com/office/drawing/2015/10/21/chartex" xmlns:cx3="http://schemas.microsoft.com/office/drawing/2016/5/9/chartex" xmlns:cx4="http://schemas.microsoft.com/office/drawing/2016/5/10/chartex" xmlns:cx5="http://schemas.microsoft.com/office/drawing/2016/5/11/chartex" xmlns:cx6="http://schemas.microsoft.com/office/drawing/2016/5/12/chartex" xmlns:cx7="http://schemas.microsoft.com/office/drawing/2016/5/13/chartex" xmlns:cx8="http://schemas.microsoft.com/office/drawing/2016/5/14/chartex" xmlns:mc="http://schemas.openxmlformats.org/markup-compatibility/2006" xmlns:aink="http://schemas.microsoft.com/office/drawing/2016/ink" xmlns:am3d="http://schemas.microsoft.com/office/drawing/2017/model3d" xmlns:o="urn:schemas-microsoft-com:office:office" xmlns:r="http://schemas.openxmlformats.org/officeDocument/2006/relationships" xmlns:m="http://schemas.openxmlformats.org/officeDocument/2006/math" xmlns:v="urn:schemas-microsoft-com:vml" xmlns:wp14="http://schemas.microsoft.com/office/word/2010/wordprocessingDrawing" xmlns:wp="http://schemas.openxmlformats.org/drawingml/2006/wordprocessingDrawing" xmlns:w10="urn:schemas-microsoft-com:office:word" xmlns:w="http://schemas.openxmlformats.org/wordprocessingml/2006/main" xmlns:w14="http://schemas.microsoft.com/office/word/2010/wordml" xmlns:w15="http://schemas.microsoft.com/office/word/2012/wordml" xmlns:w16cex="http://schemas.microsoft.com/office/word/2018/wordml/cex" xmlns:w16cid="http://schemas.microsoft.com/office/word/2016/wordml/cid" xmlns:w16="http://schemas.microsoft.com/office/word/2018/wordml" xmlns:w16sdtdh="http://schemas.microsoft.com/office/word/2020/wordml/sdtdatahash" xmlns:w16se="http://schemas.microsoft.com/office/word/2015/wordml/symex" xmlns:wpg="http://schemas.microsoft.com/office/word/2010/wordprocessingGroup" xmlns:wpi="http://schemas.microsoft.com/office/word/2010/wordprocessingInk" xmlns:wne="http://schemas.microsoft.com/office/word/2006/wordml" xmlns:wps="http://schemas.microsoft.com/office/word/2010/wordprocessingShape" mc:Ignorable="w14 w15 w16se w16cid w16 w16cex w16sdtdh wp14">
+<w:hdr xmlns:wpc="http://schemas.microsoft.com/office/word/2010/wordprocessingCanvas" xmlns:cx="http://schemas.microsoft.com/office/drawing/2014/chartex" xmlns:cx1="http://schemas.microsoft.com/office/drawing/2015/9/8/chartex" xmlns:cx2="http://schemas.microsoft.com/office/drawing/2015/10/21/chartex" xmlns:cx3="http://schemas.microsoft.com/office/drawing/2016/5/9/chartex" xmlns:cx4="http://schemas.microsoft.com/office/drawing/2016/5/10/chartex" xmlns:cx5="http://schemas.microsoft.com/office/drawing/2016/5/11/chartex" xmlns:cx6="http://schemas.microsoft.com/office/drawing/2016/5/12/chartex" xmlns:cx7="http://schemas.microsoft.com/office/drawing/2016/5/13/chartex" xmlns:cx8="http://schemas.microsoft.com/office/drawing/2016/5/14/chartex" xmlns:mc="http://schemas.openxmlformats.org/markup-compatibility/2006" xmlns:aink="http://schemas.microsoft.com/office/drawing/2016/ink" xmlns:am3d="http://schemas.microsoft.com/office/drawing/2017/model3d" xmlns:o="urn:schemas-microsoft-com:office:office" xmlns:r="http://schemas.openxmlformats.org/officeDocument/2006/relationships" xmlns:m="http://schemas.openxmlformats.org/officeDocument/2006/math" xmlns:v="urn:schemas-microsoft-com:vml" xmlns:wp14="http://schemas.microsoft.com/office/word/2010/wordprocessingDrawing" xmlns:wp="http://schemas.openxmlformats.org/drawingml/2006/wordprocessingDrawing" xmlns:w10="urn:schemas-microsoft-com:office:word" xmlns:w="http://schemas.openxmlformats.org/wordprocessingml/2006/main" xmlns:w14="http://schemas.microsoft.com/office/word/2010/wordml" xmlns:w15="http://schemas.microsoft.com/office/word/2012/wordml" xmlns:w16cid="http://schemas.microsoft.com/office/word/2016/wordml/cid" xmlns:w16se="http://schemas.microsoft.com/office/word/2015/wordml/symex" xmlns:wpg="http://schemas.microsoft.com/office/word/2010/wordprocessingGroup" xmlns:wpi="http://schemas.microsoft.com/office/word/2010/wordprocessingInk" xmlns:wne="http://schemas.microsoft.com/office/word/2006/wordml" xmlns:wps="http://schemas.microsoft.com/office/word/2010/wordprocessingShape" mc:Ignorable="w14 w15 w16se w16cid wp14">
   <w:p>
     <w:pPr>
       <w:pStyle w:val="Encabezado"/>
@@ -10222,7 +10656,7 @@
 </file>
 
 <file path=word/header2.xml><?xml version="1.0" encoding="utf-8"?>
-<w:hdr xmlns:wpc="http://schemas.microsoft.com/office/word/2010/wordprocessingCanvas" xmlns:cx="http://schemas.microsoft.com/office/drawing/2014/chartex" xmlns:cx1="http://schemas.microsoft.com/office/drawing/2015/9/8/chartex" xmlns:cx2="http://schemas.microsoft.com/office/drawing/2015/10/21/chartex" xmlns:cx3="http://schemas.microsoft.com/office/drawing/2016/5/9/chartex" xmlns:cx4="http://schemas.microsoft.com/office/drawing/2016/5/10/chartex" xmlns:cx5="http://schemas.microsoft.com/office/drawing/2016/5/11/chartex" xmlns:cx6="http://schemas.microsoft.com/office/drawing/2016/5/12/chartex" xmlns:cx7="http://schemas.microsoft.com/office/drawing/2016/5/13/chartex" xmlns:cx8="http://schemas.microsoft.com/office/drawing/2016/5/14/chartex" xmlns:mc="http://schemas.openxmlformats.org/markup-compatibility/2006" xmlns:aink="http://schemas.microsoft.com/office/drawing/2016/ink" xmlns:am3d="http://schemas.microsoft.com/office/drawing/2017/model3d" xmlns:o="urn:schemas-microsoft-com:office:office" xmlns:r="http://schemas.openxmlformats.org/officeDocument/2006/relationships" xmlns:m="http://schemas.openxmlformats.org/officeDocument/2006/math" xmlns:v="urn:schemas-microsoft-com:vml" xmlns:wp14="http://schemas.microsoft.com/office/word/2010/wordprocessingDrawing" xmlns:wp="http://schemas.openxmlformats.org/drawingml/2006/wordprocessingDrawing" xmlns:w10="urn:schemas-microsoft-com:office:word" xmlns:w="http://schemas.openxmlformats.org/wordprocessingml/2006/main" xmlns:w14="http://schemas.microsoft.com/office/word/2010/wordml" xmlns:w15="http://schemas.microsoft.com/office/word/2012/wordml" xmlns:w16cex="http://schemas.microsoft.com/office/word/2018/wordml/cex" xmlns:w16cid="http://schemas.microsoft.com/office/word/2016/wordml/cid" xmlns:w16="http://schemas.microsoft.com/office/word/2018/wordml" xmlns:w16sdtdh="http://schemas.microsoft.com/office/word/2020/wordml/sdtdatahash" xmlns:w16se="http://schemas.microsoft.com/office/word/2015/wordml/symex" xmlns:wpg="http://schemas.microsoft.com/office/word/2010/wordprocessingGroup" xmlns:wpi="http://schemas.microsoft.com/office/word/2010/wordprocessingInk" xmlns:wne="http://schemas.microsoft.com/office/word/2006/wordml" xmlns:wps="http://schemas.microsoft.com/office/word/2010/wordprocessingShape" mc:Ignorable="w14 w15 w16se w16cid w16 w16cex w16sdtdh wp14">
+<w:hdr xmlns:wpc="http://schemas.microsoft.com/office/word/2010/wordprocessingCanvas" xmlns:cx="http://schemas.microsoft.com/office/drawing/2014/chartex" xmlns:cx1="http://schemas.microsoft.com/office/drawing/2015/9/8/chartex" xmlns:cx2="http://schemas.microsoft.com/office/drawing/2015/10/21/chartex" xmlns:cx3="http://schemas.microsoft.com/office/drawing/2016/5/9/chartex" xmlns:cx4="http://schemas.microsoft.com/office/drawing/2016/5/10/chartex" xmlns:cx5="http://schemas.microsoft.com/office/drawing/2016/5/11/chartex" xmlns:cx6="http://schemas.microsoft.com/office/drawing/2016/5/12/chartex" xmlns:cx7="http://schemas.microsoft.com/office/drawing/2016/5/13/chartex" xmlns:cx8="http://schemas.microsoft.com/office/drawing/2016/5/14/chartex" xmlns:mc="http://schemas.openxmlformats.org/markup-compatibility/2006" xmlns:aink="http://schemas.microsoft.com/office/drawing/2016/ink" xmlns:am3d="http://schemas.microsoft.com/office/drawing/2017/model3d" xmlns:o="urn:schemas-microsoft-com:office:office" xmlns:r="http://schemas.openxmlformats.org/officeDocument/2006/relationships" xmlns:m="http://schemas.openxmlformats.org/officeDocument/2006/math" xmlns:v="urn:schemas-microsoft-com:vml" xmlns:wp14="http://schemas.microsoft.com/office/word/2010/wordprocessingDrawing" xmlns:wp="http://schemas.openxmlformats.org/drawingml/2006/wordprocessingDrawing" xmlns:w10="urn:schemas-microsoft-com:office:word" xmlns:w="http://schemas.openxmlformats.org/wordprocessingml/2006/main" xmlns:w14="http://schemas.microsoft.com/office/word/2010/wordml" xmlns:w15="http://schemas.microsoft.com/office/word/2012/wordml" xmlns:w16cid="http://schemas.microsoft.com/office/word/2016/wordml/cid" xmlns:w16se="http://schemas.microsoft.com/office/word/2015/wordml/symex" xmlns:wpg="http://schemas.microsoft.com/office/word/2010/wordprocessingGroup" xmlns:wpi="http://schemas.microsoft.com/office/word/2010/wordprocessingInk" xmlns:wne="http://schemas.microsoft.com/office/word/2006/wordml" xmlns:wps="http://schemas.microsoft.com/office/word/2010/wordprocessingShape" mc:Ignorable="w14 w15 w16se w16cid wp14">
   <w:p>
     <w:pPr>
       <w:pStyle w:val="Encabezado"/>
@@ -10232,7 +10666,7 @@
 </file>
 
 <file path=word/numbering.xml><?xml version="1.0" encoding="utf-8"?>
-<w:numbering xmlns:wpc="http://schemas.microsoft.com/office/word/2010/wordprocessingCanvas" xmlns:cx="http://schemas.microsoft.com/office/drawing/2014/chartex" xmlns:cx1="http://schemas.microsoft.com/office/drawing/2015/9/8/chartex" xmlns:cx2="http://schemas.microsoft.com/office/drawing/2015/10/21/chartex" xmlns:cx3="http://schemas.microsoft.com/office/drawing/2016/5/9/chartex" xmlns:cx4="http://schemas.microsoft.com/office/drawing/2016/5/10/chartex" xmlns:cx5="http://schemas.microsoft.com/office/drawing/2016/5/11/chartex" xmlns:cx6="http://schemas.microsoft.com/office/drawing/2016/5/12/chartex" xmlns:cx7="http://schemas.microsoft.com/office/drawing/2016/5/13/chartex" xmlns:cx8="http://schemas.microsoft.com/office/drawing/2016/5/14/chartex" xmlns:mc="http://schemas.openxmlformats.org/markup-compatibility/2006" xmlns:aink="http://schemas.microsoft.com/office/drawing/2016/ink" xmlns:am3d="http://schemas.microsoft.com/office/drawing/2017/model3d" xmlns:o="urn:schemas-microsoft-com:office:office" xmlns:r="http://schemas.openxmlformats.org/officeDocument/2006/relationships" xmlns:m="http://schemas.openxmlformats.org/officeDocument/2006/math" xmlns:v="urn:schemas-microsoft-com:vml" xmlns:wp14="http://schemas.microsoft.com/office/word/2010/wordprocessingDrawing" xmlns:wp="http://schemas.openxmlformats.org/drawingml/2006/wordprocessingDrawing" xmlns:w10="urn:schemas-microsoft-com:office:word" xmlns:w="http://schemas.openxmlformats.org/wordprocessingml/2006/main" xmlns:w14="http://schemas.microsoft.com/office/word/2010/wordml" xmlns:w15="http://schemas.microsoft.com/office/word/2012/wordml" xmlns:w16cex="http://schemas.microsoft.com/office/word/2018/wordml/cex" xmlns:w16cid="http://schemas.microsoft.com/office/word/2016/wordml/cid" xmlns:w16="http://schemas.microsoft.com/office/word/2018/wordml" xmlns:w16sdtdh="http://schemas.microsoft.com/office/word/2020/wordml/sdtdatahash" xmlns:w16se="http://schemas.microsoft.com/office/word/2015/wordml/symex" xmlns:wpg="http://schemas.microsoft.com/office/word/2010/wordprocessingGroup" xmlns:wpi="http://schemas.microsoft.com/office/word/2010/wordprocessingInk" xmlns:wne="http://schemas.microsoft.com/office/word/2006/wordml" xmlns:wps="http://schemas.microsoft.com/office/word/2010/wordprocessingShape" mc:Ignorable="w14 w15 w16se w16cid w16 w16cex w16sdtdh wp14">
+<w:numbering xmlns:wpc="http://schemas.microsoft.com/office/word/2010/wordprocessingCanvas" xmlns:cx="http://schemas.microsoft.com/office/drawing/2014/chartex" xmlns:cx1="http://schemas.microsoft.com/office/drawing/2015/9/8/chartex" xmlns:cx2="http://schemas.microsoft.com/office/drawing/2015/10/21/chartex" xmlns:cx3="http://schemas.microsoft.com/office/drawing/2016/5/9/chartex" xmlns:cx4="http://schemas.microsoft.com/office/drawing/2016/5/10/chartex" xmlns:cx5="http://schemas.microsoft.com/office/drawing/2016/5/11/chartex" xmlns:cx6="http://schemas.microsoft.com/office/drawing/2016/5/12/chartex" xmlns:cx7="http://schemas.microsoft.com/office/drawing/2016/5/13/chartex" xmlns:cx8="http://schemas.microsoft.com/office/drawing/2016/5/14/chartex" xmlns:mc="http://schemas.openxmlformats.org/markup-compatibility/2006" xmlns:aink="http://schemas.microsoft.com/office/drawing/2016/ink" xmlns:am3d="http://schemas.microsoft.com/office/drawing/2017/model3d" xmlns:o="urn:schemas-microsoft-com:office:office" xmlns:r="http://schemas.openxmlformats.org/officeDocument/2006/relationships" xmlns:m="http://schemas.openxmlformats.org/officeDocument/2006/math" xmlns:v="urn:schemas-microsoft-com:vml" xmlns:wp14="http://schemas.microsoft.com/office/word/2010/wordprocessingDrawing" xmlns:wp="http://schemas.openxmlformats.org/drawingml/2006/wordprocessingDrawing" xmlns:w10="urn:schemas-microsoft-com:office:word" xmlns:w="http://schemas.openxmlformats.org/wordprocessingml/2006/main" xmlns:w14="http://schemas.microsoft.com/office/word/2010/wordml" xmlns:w15="http://schemas.microsoft.com/office/word/2012/wordml" xmlns:w16cid="http://schemas.microsoft.com/office/word/2016/wordml/cid" xmlns:w16se="http://schemas.microsoft.com/office/word/2015/wordml/symex" xmlns:wpg="http://schemas.microsoft.com/office/word/2010/wordprocessingGroup" xmlns:wpi="http://schemas.microsoft.com/office/word/2010/wordprocessingInk" xmlns:wne="http://schemas.microsoft.com/office/word/2006/wordml" xmlns:wps="http://schemas.microsoft.com/office/word/2010/wordprocessingShape" mc:Ignorable="w14 w15 w16se w16cid wp14">
   <w:abstractNum w:abstractNumId="0" w15:restartNumberingAfterBreak="0">
     <w:nsid w:val="0383637A"/>
     <w:multiLevelType w:val="multilevel"/>
@@ -11733,7 +12167,7 @@
 </file>
 
 <file path=word/styles.xml><?xml version="1.0" encoding="utf-8"?>
-<w:styles xmlns:mc="http://schemas.openxmlformats.org/markup-compatibility/2006" xmlns:r="http://schemas.openxmlformats.org/officeDocument/2006/relationships" xmlns:w="http://schemas.openxmlformats.org/wordprocessingml/2006/main" xmlns:w14="http://schemas.microsoft.com/office/word/2010/wordml" xmlns:w15="http://schemas.microsoft.com/office/word/2012/wordml" xmlns:w16cex="http://schemas.microsoft.com/office/word/2018/wordml/cex" xmlns:w16cid="http://schemas.microsoft.com/office/word/2016/wordml/cid" xmlns:w16="http://schemas.microsoft.com/office/word/2018/wordml" xmlns:w16sdtdh="http://schemas.microsoft.com/office/word/2020/wordml/sdtdatahash" xmlns:w16se="http://schemas.microsoft.com/office/word/2015/wordml/symex" mc:Ignorable="w14 w15 w16se w16cid w16 w16cex w16sdtdh">
+<w:styles xmlns:mc="http://schemas.openxmlformats.org/markup-compatibility/2006" xmlns:r="http://schemas.openxmlformats.org/officeDocument/2006/relationships" xmlns:w="http://schemas.openxmlformats.org/wordprocessingml/2006/main" xmlns:w14="http://schemas.microsoft.com/office/word/2010/wordml" xmlns:w15="http://schemas.microsoft.com/office/word/2012/wordml" xmlns:w16cid="http://schemas.microsoft.com/office/word/2016/wordml/cid" xmlns:w16se="http://schemas.microsoft.com/office/word/2015/wordml/symex" mc:Ignorable="w14 w15 w16se w16cid">
   <w:docDefaults>
     <w:rPrDefault>
       <w:rPr>
@@ -11743,7 +12177,7 @@
     </w:rPrDefault>
     <w:pPrDefault/>
   </w:docDefaults>
-  <w:latentStyles w:defLockedState="0" w:defUIPriority="99" w:defSemiHidden="0" w:defUnhideWhenUsed="0" w:defQFormat="0" w:count="376">
+  <w:latentStyles w:defLockedState="0" w:defUIPriority="99" w:defSemiHidden="0" w:defUnhideWhenUsed="0" w:defQFormat="0" w:count="375">
     <w:lsdException w:name="Normal" w:uiPriority="0" w:qFormat="1"/>
     <w:lsdException w:name="heading 1" w:uiPriority="9" w:qFormat="1"/>
     <w:lsdException w:name="heading 2" w:semiHidden="1" w:uiPriority="9" w:unhideWhenUsed="1" w:qFormat="1"/>
@@ -12119,7 +12553,6 @@
     <w:lsdException w:name="Smart Hyperlink" w:semiHidden="1" w:unhideWhenUsed="1"/>
     <w:lsdException w:name="Hashtag" w:semiHidden="1" w:unhideWhenUsed="1"/>
     <w:lsdException w:name="Unresolved Mention" w:semiHidden="1" w:unhideWhenUsed="1"/>
-    <w:lsdException w:name="Smart Link" w:semiHidden="1" w:unhideWhenUsed="1"/>
   </w:latentStyles>
   <w:style w:type="paragraph" w:default="1" w:styleId="Normal">
     <w:name w:val="Normal"/>
@@ -13106,7 +13539,7 @@
 </file>
 
 <file path=customXml/itemProps1.xml><?xml version="1.0" encoding="utf-8"?>
-<ds:datastoreItem xmlns:ds="http://schemas.openxmlformats.org/officeDocument/2006/customXml" ds:itemID="{58C92C2E-EF89-4130-A049-5B4E1064502D}">
+<ds:datastoreItem xmlns:ds="http://schemas.openxmlformats.org/officeDocument/2006/customXml" ds:itemID="{765143C7-BF19-4969-9117-D6882FC22108}">
   <ds:schemaRefs>
     <ds:schemaRef ds:uri="http://schemas.openxmlformats.org/officeDocument/2006/bibliography"/>
   </ds:schemaRefs>

--- a/Teoria General de Sistemas/PPI/Plantilla PPI Ingeniería Primer Semestre.docx
+++ b/Teoria General de Sistemas/PPI/Plantilla PPI Ingeniería Primer Semestre.docx
@@ -1,6 +1,6 @@
 
 <file path=word/document.xml><?xml version="1.0" encoding="utf-8"?>
-<w:document xmlns:wpc="http://schemas.microsoft.com/office/word/2010/wordprocessingCanvas" xmlns:cx="http://schemas.microsoft.com/office/drawing/2014/chartex" xmlns:cx1="http://schemas.microsoft.com/office/drawing/2015/9/8/chartex" xmlns:cx2="http://schemas.microsoft.com/office/drawing/2015/10/21/chartex" xmlns:cx3="http://schemas.microsoft.com/office/drawing/2016/5/9/chartex" xmlns:cx4="http://schemas.microsoft.com/office/drawing/2016/5/10/chartex" xmlns:cx5="http://schemas.microsoft.com/office/drawing/2016/5/11/chartex" xmlns:cx6="http://schemas.microsoft.com/office/drawing/2016/5/12/chartex" xmlns:cx7="http://schemas.microsoft.com/office/drawing/2016/5/13/chartex" xmlns:cx8="http://schemas.microsoft.com/office/drawing/2016/5/14/chartex" xmlns:mc="http://schemas.openxmlformats.org/markup-compatibility/2006" xmlns:aink="http://schemas.microsoft.com/office/drawing/2016/ink" xmlns:am3d="http://schemas.microsoft.com/office/drawing/2017/model3d" xmlns:o="urn:schemas-microsoft-com:office:office" xmlns:r="http://schemas.openxmlformats.org/officeDocument/2006/relationships" xmlns:m="http://schemas.openxmlformats.org/officeDocument/2006/math" xmlns:v="urn:schemas-microsoft-com:vml" xmlns:wp14="http://schemas.microsoft.com/office/word/2010/wordprocessingDrawing" xmlns:wp="http://schemas.openxmlformats.org/drawingml/2006/wordprocessingDrawing" xmlns:w10="urn:schemas-microsoft-com:office:word" xmlns:w="http://schemas.openxmlformats.org/wordprocessingml/2006/main" xmlns:w14="http://schemas.microsoft.com/office/word/2010/wordml" xmlns:w15="http://schemas.microsoft.com/office/word/2012/wordml" xmlns:w16cid="http://schemas.microsoft.com/office/word/2016/wordml/cid" xmlns:w16se="http://schemas.microsoft.com/office/word/2015/wordml/symex" xmlns:wpg="http://schemas.microsoft.com/office/word/2010/wordprocessingGroup" xmlns:wpi="http://schemas.microsoft.com/office/word/2010/wordprocessingInk" xmlns:wne="http://schemas.microsoft.com/office/word/2006/wordml" xmlns:wps="http://schemas.microsoft.com/office/word/2010/wordprocessingShape" mc:Ignorable="w14 w15 w16se w16cid wp14">
+<w:document xmlns:wpc="http://schemas.microsoft.com/office/word/2010/wordprocessingCanvas" xmlns:cx="http://schemas.microsoft.com/office/drawing/2014/chartex" xmlns:cx1="http://schemas.microsoft.com/office/drawing/2015/9/8/chartex" xmlns:cx2="http://schemas.microsoft.com/office/drawing/2015/10/21/chartex" xmlns:cx3="http://schemas.microsoft.com/office/drawing/2016/5/9/chartex" xmlns:cx4="http://schemas.microsoft.com/office/drawing/2016/5/10/chartex" xmlns:cx5="http://schemas.microsoft.com/office/drawing/2016/5/11/chartex" xmlns:cx6="http://schemas.microsoft.com/office/drawing/2016/5/12/chartex" xmlns:cx7="http://schemas.microsoft.com/office/drawing/2016/5/13/chartex" xmlns:cx8="http://schemas.microsoft.com/office/drawing/2016/5/14/chartex" xmlns:mc="http://schemas.openxmlformats.org/markup-compatibility/2006" xmlns:aink="http://schemas.microsoft.com/office/drawing/2016/ink" xmlns:am3d="http://schemas.microsoft.com/office/drawing/2017/model3d" xmlns:o="urn:schemas-microsoft-com:office:office" xmlns:r="http://schemas.openxmlformats.org/officeDocument/2006/relationships" xmlns:m="http://schemas.openxmlformats.org/officeDocument/2006/math" xmlns:v="urn:schemas-microsoft-com:vml" xmlns:wp14="http://schemas.microsoft.com/office/word/2010/wordprocessingDrawing" xmlns:wp="http://schemas.openxmlformats.org/drawingml/2006/wordprocessingDrawing" xmlns:w10="urn:schemas-microsoft-com:office:word" xmlns:w="http://schemas.openxmlformats.org/wordprocessingml/2006/main" xmlns:w14="http://schemas.microsoft.com/office/word/2010/wordml" xmlns:w15="http://schemas.microsoft.com/office/word/2012/wordml" xmlns:w16cex="http://schemas.microsoft.com/office/word/2018/wordml/cex" xmlns:w16cid="http://schemas.microsoft.com/office/word/2016/wordml/cid" xmlns:w16="http://schemas.microsoft.com/office/word/2018/wordml" xmlns:w16sdtdh="http://schemas.microsoft.com/office/word/2020/wordml/sdtdatahash" xmlns:w16se="http://schemas.microsoft.com/office/word/2015/wordml/symex" xmlns:wpg="http://schemas.microsoft.com/office/word/2010/wordprocessingGroup" xmlns:wpi="http://schemas.microsoft.com/office/word/2010/wordprocessingInk" xmlns:wne="http://schemas.microsoft.com/office/word/2006/wordml" xmlns:wps="http://schemas.microsoft.com/office/word/2010/wordprocessingShape" mc:Ignorable="w14 w15 w16se w16cid w16 w16cex w16sdtdh wp14">
   <w:body>
     <w:p>
       <w:pPr>
@@ -84,7 +84,7 @@
     </w:p>
     <w:p>
       <w:pPr>
-        <w:pStyle w:val="Subttulo"/>
+        <w:pStyle w:val="Subtitle"/>
         <w:rPr>
           <w:rFonts w:ascii="Times New Roman" w:hAnsi="Times New Roman" w:cs="Times New Roman"/>
         </w:rPr>
@@ -2287,7 +2287,7 @@
     </w:p>
     <w:p>
       <w:pPr>
-        <w:pStyle w:val="Ttulo1"/>
+        <w:pStyle w:val="Heading1"/>
         <w:numPr>
           <w:ilvl w:val="0"/>
           <w:numId w:val="0"/>
@@ -2325,7 +2325,7 @@
     </w:p>
     <w:p>
       <w:pPr>
-        <w:pStyle w:val="TDC1"/>
+        <w:pStyle w:val="TOC1"/>
         <w:tabs>
           <w:tab w:val="right" w:leader="dot" w:pos="9061"/>
         </w:tabs>
@@ -2365,7 +2365,7 @@
       <w:hyperlink w:anchor="_Toc96339512" w:history="1">
         <w:r>
           <w:rPr>
-            <w:rStyle w:val="Hipervnculo"/>
+            <w:rStyle w:val="Hyperlink"/>
             <w:rFonts w:cs="Times New Roman"/>
             <w:noProof/>
           </w:rPr>
@@ -2416,7 +2416,7 @@
     </w:p>
     <w:p>
       <w:pPr>
-        <w:pStyle w:val="TDC1"/>
+        <w:pStyle w:val="TOC1"/>
         <w:tabs>
           <w:tab w:val="right" w:leader="dot" w:pos="9061"/>
         </w:tabs>
@@ -2432,7 +2432,7 @@
       <w:hyperlink w:anchor="_Toc96339513" w:history="1">
         <w:r>
           <w:rPr>
-            <w:rStyle w:val="Hipervnculo"/>
+            <w:rStyle w:val="Hyperlink"/>
             <w:rFonts w:cs="Times New Roman"/>
             <w:noProof/>
           </w:rPr>
@@ -2483,7 +2483,7 @@
     </w:p>
     <w:p>
       <w:pPr>
-        <w:pStyle w:val="TDC2"/>
+        <w:pStyle w:val="TOC2"/>
         <w:tabs>
           <w:tab w:val="right" w:leader="dot" w:pos="9061"/>
         </w:tabs>
@@ -2499,7 +2499,7 @@
       <w:hyperlink w:anchor="_Toc96339514" w:history="1">
         <w:r>
           <w:rPr>
-            <w:rStyle w:val="Hipervnculo"/>
+            <w:rStyle w:val="Hyperlink"/>
             <w:rFonts w:cs="Times New Roman"/>
             <w:noProof/>
           </w:rPr>
@@ -2550,7 +2550,7 @@
     </w:p>
     <w:p>
       <w:pPr>
-        <w:pStyle w:val="TDC2"/>
+        <w:pStyle w:val="TOC2"/>
         <w:tabs>
           <w:tab w:val="right" w:leader="dot" w:pos="9061"/>
         </w:tabs>
@@ -2566,7 +2566,7 @@
       <w:hyperlink w:anchor="_Toc96339515" w:history="1">
         <w:r>
           <w:rPr>
-            <w:rStyle w:val="Hipervnculo"/>
+            <w:rStyle w:val="Hyperlink"/>
             <w:rFonts w:cs="Times New Roman"/>
             <w:noProof/>
           </w:rPr>
@@ -2617,7 +2617,7 @@
     </w:p>
     <w:p>
       <w:pPr>
-        <w:pStyle w:val="TDC2"/>
+        <w:pStyle w:val="TOC2"/>
         <w:tabs>
           <w:tab w:val="right" w:leader="dot" w:pos="9061"/>
         </w:tabs>
@@ -2633,7 +2633,7 @@
       <w:hyperlink w:anchor="_Toc96339516" w:history="1">
         <w:r>
           <w:rPr>
-            <w:rStyle w:val="Hipervnculo"/>
+            <w:rStyle w:val="Hyperlink"/>
             <w:rFonts w:cs="Times New Roman"/>
             <w:noProof/>
           </w:rPr>
@@ -2684,7 +2684,7 @@
     </w:p>
     <w:p>
       <w:pPr>
-        <w:pStyle w:val="TDC2"/>
+        <w:pStyle w:val="TOC2"/>
         <w:tabs>
           <w:tab w:val="right" w:leader="dot" w:pos="9061"/>
         </w:tabs>
@@ -2700,7 +2700,7 @@
       <w:hyperlink w:anchor="_Toc96339517" w:history="1">
         <w:r>
           <w:rPr>
-            <w:rStyle w:val="Hipervnculo"/>
+            <w:rStyle w:val="Hyperlink"/>
             <w:rFonts w:cs="Times New Roman"/>
             <w:noProof/>
           </w:rPr>
@@ -2751,7 +2751,7 @@
     </w:p>
     <w:p>
       <w:pPr>
-        <w:pStyle w:val="TDC2"/>
+        <w:pStyle w:val="TOC2"/>
         <w:tabs>
           <w:tab w:val="right" w:leader="dot" w:pos="9061"/>
         </w:tabs>
@@ -2767,7 +2767,7 @@
       <w:hyperlink w:anchor="_Toc96339518" w:history="1">
         <w:r>
           <w:rPr>
-            <w:rStyle w:val="Hipervnculo"/>
+            <w:rStyle w:val="Hyperlink"/>
             <w:rFonts w:cs="Times New Roman"/>
             <w:noProof/>
           </w:rPr>
@@ -2818,7 +2818,7 @@
     </w:p>
     <w:p>
       <w:pPr>
-        <w:pStyle w:val="TDC1"/>
+        <w:pStyle w:val="TOC1"/>
         <w:tabs>
           <w:tab w:val="right" w:leader="dot" w:pos="9061"/>
         </w:tabs>
@@ -2834,7 +2834,7 @@
       <w:hyperlink w:anchor="_Toc96339519" w:history="1">
         <w:r>
           <w:rPr>
-            <w:rStyle w:val="Hipervnculo"/>
+            <w:rStyle w:val="Hyperlink"/>
             <w:rFonts w:cs="Times New Roman"/>
             <w:noProof/>
           </w:rPr>
@@ -2885,7 +2885,7 @@
     </w:p>
     <w:p>
       <w:pPr>
-        <w:pStyle w:val="TDC2"/>
+        <w:pStyle w:val="TOC2"/>
         <w:tabs>
           <w:tab w:val="right" w:leader="dot" w:pos="9061"/>
         </w:tabs>
@@ -2901,7 +2901,7 @@
       <w:hyperlink w:anchor="_Toc96339520" w:history="1">
         <w:r>
           <w:rPr>
-            <w:rStyle w:val="Hipervnculo"/>
+            <w:rStyle w:val="Hyperlink"/>
             <w:rFonts w:cs="Times New Roman"/>
             <w:noProof/>
           </w:rPr>
@@ -2952,7 +2952,7 @@
     </w:p>
     <w:p>
       <w:pPr>
-        <w:pStyle w:val="TDC2"/>
+        <w:pStyle w:val="TOC2"/>
         <w:tabs>
           <w:tab w:val="right" w:leader="dot" w:pos="9061"/>
         </w:tabs>
@@ -2968,7 +2968,7 @@
       <w:hyperlink w:anchor="_Toc96339521" w:history="1">
         <w:r>
           <w:rPr>
-            <w:rStyle w:val="Hipervnculo"/>
+            <w:rStyle w:val="Hyperlink"/>
             <w:rFonts w:cs="Times New Roman"/>
             <w:noProof/>
           </w:rPr>
@@ -3019,7 +3019,7 @@
     </w:p>
     <w:p>
       <w:pPr>
-        <w:pStyle w:val="TDC2"/>
+        <w:pStyle w:val="TOC2"/>
         <w:tabs>
           <w:tab w:val="right" w:leader="dot" w:pos="9061"/>
         </w:tabs>
@@ -3035,7 +3035,7 @@
       <w:hyperlink w:anchor="_Toc96339522" w:history="1">
         <w:r>
           <w:rPr>
-            <w:rStyle w:val="Hipervnculo"/>
+            <w:rStyle w:val="Hyperlink"/>
             <w:rFonts w:cs="Times New Roman"/>
             <w:noProof/>
           </w:rPr>
@@ -3086,7 +3086,7 @@
     </w:p>
     <w:p>
       <w:pPr>
-        <w:pStyle w:val="TDC2"/>
+        <w:pStyle w:val="TOC2"/>
         <w:tabs>
           <w:tab w:val="right" w:leader="dot" w:pos="9061"/>
         </w:tabs>
@@ -3102,7 +3102,7 @@
       <w:hyperlink w:anchor="_Toc96339523" w:history="1">
         <w:r>
           <w:rPr>
-            <w:rStyle w:val="Hipervnculo"/>
+            <w:rStyle w:val="Hyperlink"/>
             <w:rFonts w:cs="Times New Roman"/>
             <w:noProof/>
           </w:rPr>
@@ -3153,7 +3153,7 @@
     </w:p>
     <w:p>
       <w:pPr>
-        <w:pStyle w:val="TDC2"/>
+        <w:pStyle w:val="TOC2"/>
         <w:tabs>
           <w:tab w:val="right" w:leader="dot" w:pos="9061"/>
         </w:tabs>
@@ -3169,7 +3169,7 @@
       <w:hyperlink w:anchor="_Toc96339524" w:history="1">
         <w:r>
           <w:rPr>
-            <w:rStyle w:val="Hipervnculo"/>
+            <w:rStyle w:val="Hyperlink"/>
             <w:rFonts w:cs="Times New Roman"/>
             <w:noProof/>
           </w:rPr>
@@ -3220,7 +3220,7 @@
     </w:p>
     <w:p>
       <w:pPr>
-        <w:pStyle w:val="TDC2"/>
+        <w:pStyle w:val="TOC2"/>
         <w:tabs>
           <w:tab w:val="right" w:leader="dot" w:pos="9061"/>
         </w:tabs>
@@ -3236,7 +3236,7 @@
       <w:hyperlink w:anchor="_Toc96339525" w:history="1">
         <w:r>
           <w:rPr>
-            <w:rStyle w:val="Hipervnculo"/>
+            <w:rStyle w:val="Hyperlink"/>
             <w:rFonts w:cs="Times New Roman"/>
             <w:noProof/>
           </w:rPr>
@@ -3287,7 +3287,7 @@
     </w:p>
     <w:p>
       <w:pPr>
-        <w:pStyle w:val="TDC1"/>
+        <w:pStyle w:val="TOC1"/>
         <w:tabs>
           <w:tab w:val="right" w:leader="dot" w:pos="9061"/>
         </w:tabs>
@@ -3303,7 +3303,7 @@
       <w:hyperlink w:anchor="_Toc96339526" w:history="1">
         <w:r>
           <w:rPr>
-            <w:rStyle w:val="Hipervnculo"/>
+            <w:rStyle w:val="Hyperlink"/>
             <w:rFonts w:cs="Times New Roman"/>
             <w:noProof/>
           </w:rPr>
@@ -3354,7 +3354,7 @@
     </w:p>
     <w:p>
       <w:pPr>
-        <w:pStyle w:val="TDC2"/>
+        <w:pStyle w:val="TOC2"/>
         <w:tabs>
           <w:tab w:val="right" w:leader="dot" w:pos="9061"/>
         </w:tabs>
@@ -3370,7 +3370,7 @@
       <w:hyperlink w:anchor="_Toc96339527" w:history="1">
         <w:r>
           <w:rPr>
-            <w:rStyle w:val="Hipervnculo"/>
+            <w:rStyle w:val="Hyperlink"/>
             <w:rFonts w:cs="Times New Roman"/>
             <w:noProof/>
           </w:rPr>
@@ -3421,7 +3421,7 @@
     </w:p>
     <w:p>
       <w:pPr>
-        <w:pStyle w:val="TDC2"/>
+        <w:pStyle w:val="TOC2"/>
         <w:tabs>
           <w:tab w:val="right" w:leader="dot" w:pos="9061"/>
         </w:tabs>
@@ -3437,7 +3437,7 @@
       <w:hyperlink w:anchor="_Toc96339528" w:history="1">
         <w:r>
           <w:rPr>
-            <w:rStyle w:val="Hipervnculo"/>
+            <w:rStyle w:val="Hyperlink"/>
             <w:rFonts w:cs="Times New Roman"/>
             <w:noProof/>
           </w:rPr>
@@ -3488,7 +3488,7 @@
     </w:p>
     <w:p>
       <w:pPr>
-        <w:pStyle w:val="TDC2"/>
+        <w:pStyle w:val="TOC2"/>
         <w:tabs>
           <w:tab w:val="right" w:leader="dot" w:pos="9061"/>
         </w:tabs>
@@ -3504,7 +3504,7 @@
       <w:hyperlink w:anchor="_Toc96339529" w:history="1">
         <w:r>
           <w:rPr>
-            <w:rStyle w:val="Hipervnculo"/>
+            <w:rStyle w:val="Hyperlink"/>
             <w:rFonts w:cs="Times New Roman"/>
             <w:noProof/>
           </w:rPr>
@@ -3555,7 +3555,7 @@
     </w:p>
     <w:p>
       <w:pPr>
-        <w:pStyle w:val="TDC2"/>
+        <w:pStyle w:val="TOC2"/>
         <w:tabs>
           <w:tab w:val="right" w:leader="dot" w:pos="9061"/>
         </w:tabs>
@@ -3571,7 +3571,7 @@
       <w:hyperlink w:anchor="_Toc96339530" w:history="1">
         <w:r>
           <w:rPr>
-            <w:rStyle w:val="Hipervnculo"/>
+            <w:rStyle w:val="Hyperlink"/>
             <w:rFonts w:cs="Times New Roman"/>
             <w:noProof/>
           </w:rPr>
@@ -3622,7 +3622,7 @@
     </w:p>
     <w:p>
       <w:pPr>
-        <w:pStyle w:val="TDC2"/>
+        <w:pStyle w:val="TOC2"/>
         <w:tabs>
           <w:tab w:val="right" w:leader="dot" w:pos="9061"/>
         </w:tabs>
@@ -3638,7 +3638,7 @@
       <w:hyperlink w:anchor="_Toc96339531" w:history="1">
         <w:r>
           <w:rPr>
-            <w:rStyle w:val="Hipervnculo"/>
+            <w:rStyle w:val="Hyperlink"/>
             <w:rFonts w:cs="Times New Roman"/>
             <w:noProof/>
           </w:rPr>
@@ -3689,7 +3689,7 @@
     </w:p>
     <w:p>
       <w:pPr>
-        <w:pStyle w:val="TDC2"/>
+        <w:pStyle w:val="TOC2"/>
         <w:tabs>
           <w:tab w:val="right" w:leader="dot" w:pos="9061"/>
         </w:tabs>
@@ -3705,7 +3705,7 @@
       <w:hyperlink w:anchor="_Toc96339532" w:history="1">
         <w:r>
           <w:rPr>
-            <w:rStyle w:val="Hipervnculo"/>
+            <w:rStyle w:val="Hyperlink"/>
             <w:rFonts w:cs="Times New Roman"/>
             <w:noProof/>
           </w:rPr>
@@ -3756,7 +3756,7 @@
     </w:p>
     <w:p>
       <w:pPr>
-        <w:pStyle w:val="TDC1"/>
+        <w:pStyle w:val="TOC1"/>
         <w:tabs>
           <w:tab w:val="right" w:leader="dot" w:pos="9061"/>
         </w:tabs>
@@ -3772,7 +3772,7 @@
       <w:hyperlink w:anchor="_Toc96339533" w:history="1">
         <w:r>
           <w:rPr>
-            <w:rStyle w:val="Hipervnculo"/>
+            <w:rStyle w:val="Hyperlink"/>
             <w:rFonts w:cs="Times New Roman"/>
             <w:noProof/>
             <w:spacing w:val="-6"/>
@@ -3824,7 +3824,7 @@
     </w:p>
     <w:p>
       <w:pPr>
-        <w:pStyle w:val="TDC2"/>
+        <w:pStyle w:val="TOC2"/>
         <w:tabs>
           <w:tab w:val="right" w:leader="dot" w:pos="9061"/>
         </w:tabs>
@@ -3840,7 +3840,7 @@
       <w:hyperlink w:anchor="_Toc96339534" w:history="1">
         <w:r>
           <w:rPr>
-            <w:rStyle w:val="Hipervnculo"/>
+            <w:rStyle w:val="Hyperlink"/>
             <w:rFonts w:cs="Times New Roman"/>
             <w:noProof/>
           </w:rPr>
@@ -3891,7 +3891,7 @@
     </w:p>
     <w:p>
       <w:pPr>
-        <w:pStyle w:val="TDC2"/>
+        <w:pStyle w:val="TOC2"/>
         <w:tabs>
           <w:tab w:val="right" w:leader="dot" w:pos="9061"/>
         </w:tabs>
@@ -3907,7 +3907,7 @@
       <w:hyperlink w:anchor="_Toc96339535" w:history="1">
         <w:r>
           <w:rPr>
-            <w:rStyle w:val="Hipervnculo"/>
+            <w:rStyle w:val="Hyperlink"/>
             <w:rFonts w:cs="Times New Roman"/>
             <w:noProof/>
           </w:rPr>
@@ -3958,7 +3958,7 @@
     </w:p>
     <w:p>
       <w:pPr>
-        <w:pStyle w:val="TDC2"/>
+        <w:pStyle w:val="TOC2"/>
         <w:tabs>
           <w:tab w:val="right" w:leader="dot" w:pos="9061"/>
         </w:tabs>
@@ -3974,7 +3974,7 @@
       <w:hyperlink w:anchor="_Toc96339536" w:history="1">
         <w:r>
           <w:rPr>
-            <w:rStyle w:val="Hipervnculo"/>
+            <w:rStyle w:val="Hyperlink"/>
             <w:rFonts w:cs="Times New Roman"/>
             <w:noProof/>
           </w:rPr>
@@ -4025,7 +4025,7 @@
     </w:p>
     <w:p>
       <w:pPr>
-        <w:pStyle w:val="TDC2"/>
+        <w:pStyle w:val="TOC2"/>
         <w:tabs>
           <w:tab w:val="right" w:leader="dot" w:pos="9061"/>
         </w:tabs>
@@ -4041,7 +4041,7 @@
       <w:hyperlink w:anchor="_Toc96339537" w:history="1">
         <w:r>
           <w:rPr>
-            <w:rStyle w:val="Hipervnculo"/>
+            <w:rStyle w:val="Hyperlink"/>
             <w:rFonts w:cs="Times New Roman"/>
             <w:noProof/>
           </w:rPr>
@@ -4092,7 +4092,7 @@
     </w:p>
     <w:p>
       <w:pPr>
-        <w:pStyle w:val="TDC2"/>
+        <w:pStyle w:val="TOC2"/>
         <w:tabs>
           <w:tab w:val="right" w:leader="dot" w:pos="9061"/>
         </w:tabs>
@@ -4108,7 +4108,7 @@
       <w:hyperlink w:anchor="_Toc96339538" w:history="1">
         <w:r>
           <w:rPr>
-            <w:rStyle w:val="Hipervnculo"/>
+            <w:rStyle w:val="Hyperlink"/>
             <w:rFonts w:cs="Times New Roman"/>
             <w:noProof/>
           </w:rPr>
@@ -4159,7 +4159,7 @@
     </w:p>
     <w:p>
       <w:pPr>
-        <w:pStyle w:val="TDC1"/>
+        <w:pStyle w:val="TOC1"/>
         <w:tabs>
           <w:tab w:val="right" w:leader="dot" w:pos="9061"/>
         </w:tabs>
@@ -4175,7 +4175,7 @@
       <w:hyperlink w:anchor="_Toc96339539" w:history="1">
         <w:r>
           <w:rPr>
-            <w:rStyle w:val="Hipervnculo"/>
+            <w:rStyle w:val="Hyperlink"/>
             <w:rFonts w:cs="Times New Roman"/>
             <w:noProof/>
           </w:rPr>
@@ -4226,7 +4226,7 @@
     </w:p>
     <w:p>
       <w:pPr>
-        <w:pStyle w:val="TDC2"/>
+        <w:pStyle w:val="TOC2"/>
         <w:tabs>
           <w:tab w:val="right" w:leader="dot" w:pos="9061"/>
         </w:tabs>
@@ -4242,7 +4242,7 @@
       <w:hyperlink w:anchor="_Toc96339540" w:history="1">
         <w:r>
           <w:rPr>
-            <w:rStyle w:val="Hipervnculo"/>
+            <w:rStyle w:val="Hyperlink"/>
             <w:rFonts w:cs="Times New Roman"/>
             <w:noProof/>
           </w:rPr>
@@ -4293,7 +4293,7 @@
     </w:p>
     <w:p>
       <w:pPr>
-        <w:pStyle w:val="TDC2"/>
+        <w:pStyle w:val="TOC2"/>
         <w:tabs>
           <w:tab w:val="right" w:leader="dot" w:pos="9061"/>
         </w:tabs>
@@ -4309,7 +4309,7 @@
       <w:hyperlink w:anchor="_Toc96339541" w:history="1">
         <w:r>
           <w:rPr>
-            <w:rStyle w:val="Hipervnculo"/>
+            <w:rStyle w:val="Hyperlink"/>
             <w:rFonts w:cs="Times New Roman"/>
             <w:noProof/>
           </w:rPr>
@@ -4360,7 +4360,7 @@
     </w:p>
     <w:p>
       <w:pPr>
-        <w:pStyle w:val="TDC2"/>
+        <w:pStyle w:val="TOC2"/>
         <w:tabs>
           <w:tab w:val="right" w:leader="dot" w:pos="9061"/>
         </w:tabs>
@@ -4376,7 +4376,7 @@
       <w:hyperlink w:anchor="_Toc96339542" w:history="1">
         <w:r>
           <w:rPr>
-            <w:rStyle w:val="Hipervnculo"/>
+            <w:rStyle w:val="Hyperlink"/>
             <w:rFonts w:cs="Times New Roman"/>
             <w:noProof/>
           </w:rPr>
@@ -4427,7 +4427,7 @@
     </w:p>
     <w:p>
       <w:pPr>
-        <w:pStyle w:val="TDC2"/>
+        <w:pStyle w:val="TOC2"/>
         <w:tabs>
           <w:tab w:val="right" w:leader="dot" w:pos="9061"/>
         </w:tabs>
@@ -4443,7 +4443,7 @@
       <w:hyperlink w:anchor="_Toc96339543" w:history="1">
         <w:r>
           <w:rPr>
-            <w:rStyle w:val="Hipervnculo"/>
+            <w:rStyle w:val="Hyperlink"/>
             <w:rFonts w:cs="Times New Roman"/>
             <w:noProof/>
           </w:rPr>
@@ -4494,7 +4494,7 @@
     </w:p>
     <w:p>
       <w:pPr>
-        <w:pStyle w:val="TDC2"/>
+        <w:pStyle w:val="TOC2"/>
         <w:tabs>
           <w:tab w:val="right" w:leader="dot" w:pos="9061"/>
         </w:tabs>
@@ -4510,7 +4510,7 @@
       <w:hyperlink w:anchor="_Toc96339544" w:history="1">
         <w:r>
           <w:rPr>
-            <w:rStyle w:val="Hipervnculo"/>
+            <w:rStyle w:val="Hyperlink"/>
             <w:rFonts w:cs="Times New Roman"/>
             <w:noProof/>
           </w:rPr>
@@ -4561,7 +4561,7 @@
     </w:p>
     <w:p>
       <w:pPr>
-        <w:pStyle w:val="TDC1"/>
+        <w:pStyle w:val="TOC1"/>
         <w:tabs>
           <w:tab w:val="right" w:leader="dot" w:pos="9061"/>
         </w:tabs>
@@ -4577,7 +4577,7 @@
       <w:hyperlink w:anchor="_Toc96339545" w:history="1">
         <w:r>
           <w:rPr>
-            <w:rStyle w:val="Hipervnculo"/>
+            <w:rStyle w:val="Hyperlink"/>
             <w:rFonts w:cs="Times New Roman"/>
             <w:noProof/>
           </w:rPr>
@@ -4649,7 +4649,7 @@
     </w:p>
     <w:p>
       <w:pPr>
-        <w:pStyle w:val="Ttulo1"/>
+        <w:pStyle w:val="Heading1"/>
         <w:numPr>
           <w:ilvl w:val="0"/>
           <w:numId w:val="0"/>
@@ -4691,7 +4691,7 @@
     </w:p>
     <w:p>
       <w:pPr>
-        <w:pStyle w:val="Ttulo2"/>
+        <w:pStyle w:val="Heading2"/>
         <w:numPr>
           <w:ilvl w:val="0"/>
           <w:numId w:val="0"/>
@@ -4729,7 +4729,7 @@
     </w:p>
     <w:p>
       <w:pPr>
-        <w:pStyle w:val="Ttulo2"/>
+        <w:pStyle w:val="Heading2"/>
         <w:numPr>
           <w:ilvl w:val="0"/>
           <w:numId w:val="0"/>
@@ -4824,7 +4824,7 @@
     </w:p>
     <w:p>
       <w:pPr>
-        <w:pStyle w:val="Ttulo2"/>
+        <w:pStyle w:val="Heading2"/>
         <w:numPr>
           <w:ilvl w:val="0"/>
           <w:numId w:val="0"/>
@@ -4855,7 +4855,7 @@
     </w:p>
     <w:p>
       <w:pPr>
-        <w:pStyle w:val="Ttulo2"/>
+        <w:pStyle w:val="Heading2"/>
         <w:numPr>
           <w:ilvl w:val="0"/>
           <w:numId w:val="0"/>
@@ -5068,7 +5068,7 @@
     </w:p>
     <w:p>
       <w:pPr>
-        <w:pStyle w:val="Ttulo2"/>
+        <w:pStyle w:val="Heading2"/>
         <w:numPr>
           <w:ilvl w:val="0"/>
           <w:numId w:val="0"/>
@@ -5288,27 +5288,7 @@
           <w:szCs w:val="22"/>
           <w:lang w:val="es-CO"/>
         </w:rPr>
-        <w:t xml:space="preserve">Está principalmente enfocada en el sector de la educación superior de alta calidad, ofreciendo titulaciones técnicas, tecnológicas, profesionales y posgrados con altos estándares </w:t>
-      </w:r>
-      <w:proofErr w:type="spellStart"/>
-      <w:r>
-        <w:rPr>
-          <w:rFonts w:ascii="Times New Roman" w:eastAsia="Times New Roman" w:hAnsi="Times New Roman" w:cs="Times New Roman"/>
-          <w:kern w:val="0"/>
-          <w:szCs w:val="22"/>
-          <w:lang w:val="es-CO"/>
-        </w:rPr>
-        <w:t>académi</w:t>
-      </w:r>
-      <w:proofErr w:type="spellEnd"/>
-      <w:r>
-        <w:rPr>
-          <w:rFonts w:ascii="Times New Roman" w:eastAsia="Times New Roman" w:hAnsi="Times New Roman" w:cs="Times New Roman"/>
-          <w:kern w:val="0"/>
-          <w:szCs w:val="22"/>
-          <w:lang w:val="es-CO"/>
-        </w:rPr>
-        <w:t xml:space="preserve">-cos, con </w:t>
+        <w:t xml:space="preserve">Está principalmente enfocada en el sector de la educación superior de alta calidad, ofreciendo titulaciones técnicas, tecnológicas, profesionales y posgrados con altos estándares académicos, con </w:t>
       </w:r>
       <w:r>
         <w:rPr>
@@ -5544,28 +5524,47 @@
           <w:szCs w:val="22"/>
           <w:lang w:val="es-CO"/>
         </w:rPr>
+        <w:t xml:space="preserve"> Next </w:t>
+      </w:r>
+      <w:proofErr w:type="spellStart"/>
+      <w:r>
+        <w:rPr>
+          <w:rFonts w:ascii="Times New Roman" w:eastAsia="Times New Roman" w:hAnsi="Times New Roman" w:cs="Times New Roman"/>
+          <w:b/>
+          <w:kern w:val="0"/>
+          <w:szCs w:val="22"/>
+          <w:lang w:val="es-CO"/>
+        </w:rPr>
+        <w:t>Level</w:t>
+      </w:r>
+      <w:proofErr w:type="spellEnd"/>
+      <w:r>
+        <w:rPr>
+          <w:rFonts w:ascii="Times New Roman" w:eastAsia="Times New Roman" w:hAnsi="Times New Roman" w:cs="Times New Roman"/>
+          <w:kern w:val="0"/>
+          <w:szCs w:val="22"/>
+          <w:lang w:val="es-CO"/>
+        </w:rPr>
         <w:t xml:space="preserve"> </w:t>
       </w:r>
       <w:r>
         <w:rPr>
           <w:rFonts w:ascii="Times New Roman" w:eastAsia="Times New Roman" w:hAnsi="Times New Roman" w:cs="Times New Roman"/>
-          <w:b/>
-          <w:kern w:val="0"/>
-          <w:szCs w:val="22"/>
-          <w:lang w:val="es-CO"/>
-        </w:rPr>
-        <w:t xml:space="preserve">Next </w:t>
+          <w:kern w:val="0"/>
+          <w:szCs w:val="22"/>
+          <w:lang w:val="es-CO"/>
+        </w:rPr>
+        <w:t xml:space="preserve">funciona con tecnologías como Google </w:t>
       </w:r>
       <w:proofErr w:type="spellStart"/>
       <w:r>
         <w:rPr>
           <w:rFonts w:ascii="Times New Roman" w:eastAsia="Times New Roman" w:hAnsi="Times New Roman" w:cs="Times New Roman"/>
-          <w:b/>
-          <w:kern w:val="0"/>
-          <w:szCs w:val="22"/>
-          <w:lang w:val="es-CO"/>
-        </w:rPr>
-        <w:t>Level</w:t>
+          <w:kern w:val="0"/>
+          <w:szCs w:val="22"/>
+          <w:lang w:val="es-CO"/>
+        </w:rPr>
+        <w:t>forms</w:t>
       </w:r>
       <w:proofErr w:type="spellEnd"/>
       <w:r>
@@ -5575,66 +5574,35 @@
           <w:szCs w:val="22"/>
           <w:lang w:val="es-CO"/>
         </w:rPr>
+        <w:t xml:space="preserve">, el </w:t>
+      </w:r>
+      <w:r>
+        <w:rPr>
+          <w:rFonts w:ascii="Times New Roman" w:eastAsia="Times New Roman" w:hAnsi="Times New Roman" w:cs="Times New Roman"/>
+          <w:kern w:val="0"/>
+          <w:szCs w:val="22"/>
+          <w:lang w:val="es-CO"/>
+        </w:rPr>
+        <w:t>cual</w:t>
+      </w:r>
+      <w:r>
+        <w:rPr>
+          <w:rFonts w:ascii="Times New Roman" w:eastAsia="Times New Roman" w:hAnsi="Times New Roman" w:cs="Times New Roman"/>
+          <w:kern w:val="0"/>
+          <w:szCs w:val="22"/>
+          <w:lang w:val="es-CO"/>
+        </w:rPr>
+        <w:t xml:space="preserve"> requiere de una actualización constante y careciendo de una plataforma establecida para la publicación de estos formularios. Por otro</w:t>
+      </w:r>
+      <w:r>
+        <w:rPr>
+          <w:rFonts w:ascii="Times New Roman" w:eastAsia="Times New Roman" w:hAnsi="Times New Roman" w:cs="Times New Roman"/>
+          <w:kern w:val="0"/>
+          <w:szCs w:val="22"/>
+          <w:lang w:val="es-CO"/>
+        </w:rPr>
         <w:t xml:space="preserve"> </w:t>
       </w:r>
-      <w:r>
-        <w:rPr>
-          <w:rFonts w:ascii="Times New Roman" w:eastAsia="Times New Roman" w:hAnsi="Times New Roman" w:cs="Times New Roman"/>
-          <w:kern w:val="0"/>
-          <w:szCs w:val="22"/>
-          <w:lang w:val="es-CO"/>
-        </w:rPr>
-        <w:t xml:space="preserve">funciona con tecnologías como Google </w:t>
-      </w:r>
-      <w:proofErr w:type="spellStart"/>
-      <w:r>
-        <w:rPr>
-          <w:rFonts w:ascii="Times New Roman" w:eastAsia="Times New Roman" w:hAnsi="Times New Roman" w:cs="Times New Roman"/>
-          <w:kern w:val="0"/>
-          <w:szCs w:val="22"/>
-          <w:lang w:val="es-CO"/>
-        </w:rPr>
-        <w:t>forms</w:t>
-      </w:r>
-      <w:proofErr w:type="spellEnd"/>
-      <w:r>
-        <w:rPr>
-          <w:rFonts w:ascii="Times New Roman" w:eastAsia="Times New Roman" w:hAnsi="Times New Roman" w:cs="Times New Roman"/>
-          <w:kern w:val="0"/>
-          <w:szCs w:val="22"/>
-          <w:lang w:val="es-CO"/>
-        </w:rPr>
-        <w:t xml:space="preserve">, el </w:t>
-      </w:r>
-      <w:r>
-        <w:rPr>
-          <w:rFonts w:ascii="Times New Roman" w:eastAsia="Times New Roman" w:hAnsi="Times New Roman" w:cs="Times New Roman"/>
-          <w:kern w:val="0"/>
-          <w:szCs w:val="22"/>
-          <w:lang w:val="es-CO"/>
-        </w:rPr>
-        <w:t>cual</w:t>
-      </w:r>
-      <w:r>
-        <w:rPr>
-          <w:rFonts w:ascii="Times New Roman" w:eastAsia="Times New Roman" w:hAnsi="Times New Roman" w:cs="Times New Roman"/>
-          <w:kern w:val="0"/>
-          <w:szCs w:val="22"/>
-          <w:lang w:val="es-CO"/>
-        </w:rPr>
-        <w:t xml:space="preserve"> requiere de una actualización constante y careciendo de una plataforma establecida para la publicación de estos formularios. Por otro</w:t>
-      </w:r>
-      <w:r>
-        <w:rPr>
-          <w:rFonts w:ascii="Times New Roman" w:eastAsia="Times New Roman" w:hAnsi="Times New Roman" w:cs="Times New Roman"/>
-          <w:kern w:val="0"/>
-          <w:szCs w:val="22"/>
-          <w:lang w:val="es-CO"/>
-        </w:rPr>
-        <w:t xml:space="preserve"> </w:t>
-      </w:r>
-      <w:bookmarkStart w:id="9" w:name="_GoBack"/>
-      <w:bookmarkEnd w:id="9"/>
       <w:r>
         <w:rPr>
           <w:rFonts w:ascii="Times New Roman" w:eastAsia="Times New Roman" w:hAnsi="Times New Roman" w:cs="Times New Roman"/>
@@ -6162,27 +6130,7 @@
           <w:szCs w:val="22"/>
           <w:lang w:val="es-CO"/>
         </w:rPr>
-        <w:t xml:space="preserve"> Se centra en formar profesionales con una "visión estratégica y gerencial</w:t>
-      </w:r>
-      <w:proofErr w:type="gramStart"/>
-      <w:r>
-        <w:rPr>
-          <w:rFonts w:ascii="Times New Roman" w:eastAsia="Times New Roman" w:hAnsi="Times New Roman" w:cs="Times New Roman"/>
-          <w:kern w:val="0"/>
-          <w:szCs w:val="22"/>
-          <w:lang w:val="es-CO"/>
-        </w:rPr>
-        <w:t>"  para</w:t>
-      </w:r>
-      <w:proofErr w:type="gramEnd"/>
-      <w:r>
-        <w:rPr>
-          <w:rFonts w:ascii="Times New Roman" w:eastAsia="Times New Roman" w:hAnsi="Times New Roman" w:cs="Times New Roman"/>
-          <w:kern w:val="0"/>
-          <w:szCs w:val="22"/>
-          <w:lang w:val="es-CO"/>
-        </w:rPr>
-        <w:t xml:space="preserve"> la gestión eficiente de organizaciones y cadenas de suministro.</w:t>
+        <w:t xml:space="preserve"> Se centra en formar profesionales con una "visión estratégica y gerencial"  para la gestión eficiente de organizaciones y cadenas de suministro.</w:t>
       </w:r>
     </w:p>
     <w:p>
@@ -6574,27 +6522,7 @@
           <w:szCs w:val="22"/>
           <w:lang w:val="es-CO"/>
         </w:rPr>
-        <w:t xml:space="preserve"> </w:t>
-      </w:r>
-      <w:proofErr w:type="gramStart"/>
-      <w:r>
-        <w:rPr>
-          <w:rFonts w:ascii="Times New Roman" w:eastAsia="Times New Roman" w:hAnsi="Times New Roman" w:cs="Times New Roman"/>
-          <w:kern w:val="0"/>
-          <w:szCs w:val="22"/>
-          <w:lang w:val="es-CO"/>
-        </w:rPr>
-        <w:t>Virtual  (</w:t>
-      </w:r>
-      <w:proofErr w:type="gramEnd"/>
-      <w:r>
-        <w:rPr>
-          <w:rFonts w:ascii="Times New Roman" w:eastAsia="Times New Roman" w:hAnsi="Times New Roman" w:cs="Times New Roman"/>
-          <w:kern w:val="0"/>
-          <w:szCs w:val="22"/>
-          <w:lang w:val="es-CO"/>
-        </w:rPr>
-        <w:t>https://virtual.tdea.edu.co)</w:t>
+        <w:t xml:space="preserve"> Virtual  (https://virtual.tdea.edu.co)</w:t>
       </w:r>
     </w:p>
     <w:p>
@@ -6933,7 +6861,7 @@
     </w:p>
     <w:p>
       <w:pPr>
-        <w:pStyle w:val="Ttulo2"/>
+        <w:pStyle w:val="Heading2"/>
         <w:numPr>
           <w:ilvl w:val="0"/>
           <w:numId w:val="0"/>
@@ -6973,7 +6901,7 @@
     </w:p>
     <w:tbl>
       <w:tblPr>
-        <w:tblStyle w:val="Tablaconcuadrcula4-nfasis3"/>
+        <w:tblStyle w:val="GridTable4-Accent3"/>
         <w:tblW w:w="0" w:type="auto"/>
         <w:tblLayout w:type="fixed"/>
         <w:tblLook w:val="04A0" w:firstRow="1" w:lastRow="0" w:firstColumn="1" w:lastColumn="0" w:noHBand="0" w:noVBand="1"/>
@@ -7683,7 +7611,7 @@
     </w:p>
     <w:p>
       <w:pPr>
-        <w:pStyle w:val="Ttulo2"/>
+        <w:pStyle w:val="Heading2"/>
         <w:numPr>
           <w:ilvl w:val="0"/>
           <w:numId w:val="0"/>
@@ -7693,7 +7621,7 @@
           <w:rFonts w:ascii="Times New Roman" w:hAnsi="Times New Roman" w:cs="Times New Roman"/>
         </w:rPr>
       </w:pPr>
-      <w:bookmarkStart w:id="10" w:name="_Toc96339518"/>
+      <w:bookmarkStart w:id="9" w:name="_Toc96339518"/>
       <w:r>
         <w:rPr>
           <w:rFonts w:ascii="Times New Roman" w:hAnsi="Times New Roman" w:cs="Times New Roman"/>
@@ -7718,20 +7646,20 @@
         </w:rPr>
         <w:t>.</w:t>
       </w:r>
-      <w:bookmarkEnd w:id="10"/>
+      <w:bookmarkEnd w:id="9"/>
     </w:p>
     <w:p>
       <w:pPr>
         <w:pStyle w:val="Textbody"/>
         <w:rPr>
-          <w:rStyle w:val="Hipervnculo"/>
+          <w:rStyle w:val="Hyperlink"/>
           <w:rFonts w:ascii="Times New Roman" w:hAnsi="Times New Roman" w:cs="Times New Roman"/>
         </w:rPr>
       </w:pPr>
       <w:hyperlink r:id="rId13" w:history="1">
         <w:r>
           <w:rPr>
-            <w:rStyle w:val="Hipervnculo"/>
+            <w:rStyle w:val="Hyperlink"/>
             <w:rFonts w:ascii="Times New Roman" w:hAnsi="Times New Roman" w:cs="Times New Roman"/>
           </w:rPr>
           <w:t>cronograma.xlsx</w:t>
@@ -7748,6 +7676,7 @@
       <w:r>
         <w:rPr>
           <w:rFonts w:ascii="Times New Roman" w:hAnsi="Times New Roman" w:cs="Times New Roman"/>
+          <w:noProof/>
         </w:rPr>
         <w:drawing>
           <wp:inline distT="0" distB="0" distL="0" distR="0" wp14:anchorId="0D665E0F" wp14:editId="7BBA4BF8">
@@ -7826,7 +7755,7 @@
     </w:p>
     <w:p>
       <w:pPr>
-        <w:pStyle w:val="Ttulo1"/>
+        <w:pStyle w:val="Heading1"/>
         <w:numPr>
           <w:ilvl w:val="0"/>
           <w:numId w:val="0"/>
@@ -7836,9 +7765,9 @@
           <w:rFonts w:ascii="Times New Roman" w:hAnsi="Times New Roman" w:cs="Times New Roman"/>
         </w:rPr>
       </w:pPr>
-      <w:bookmarkStart w:id="11" w:name="__RefHeading__10960_300738085"/>
-      <w:bookmarkStart w:id="12" w:name="_Toc96339519"/>
-      <w:bookmarkEnd w:id="11"/>
+      <w:bookmarkStart w:id="10" w:name="__RefHeading__10960_300738085"/>
+      <w:bookmarkStart w:id="11" w:name="_Toc96339519"/>
+      <w:bookmarkEnd w:id="10"/>
       <w:r>
         <w:rPr>
           <w:rFonts w:ascii="Times New Roman" w:hAnsi="Times New Roman" w:cs="Times New Roman"/>
@@ -7852,11 +7781,11 @@
         </w:rPr>
         <w:t>PLANTEAMIENTO DEL PROYECTO.</w:t>
       </w:r>
-      <w:bookmarkEnd w:id="12"/>
-    </w:p>
-    <w:p>
-      <w:pPr>
-        <w:pStyle w:val="Ttulo2"/>
+      <w:bookmarkEnd w:id="11"/>
+    </w:p>
+    <w:p>
+      <w:pPr>
+        <w:pStyle w:val="Heading2"/>
         <w:numPr>
           <w:ilvl w:val="1"/>
           <w:numId w:val="0"/>
@@ -7865,22 +7794,22 @@
           <w:rFonts w:ascii="Times New Roman" w:hAnsi="Times New Roman" w:cs="Times New Roman"/>
         </w:rPr>
       </w:pPr>
-      <w:bookmarkStart w:id="13" w:name="__RefHeading__10956_300738085"/>
-      <w:bookmarkStart w:id="14" w:name="_Toc96339520"/>
+      <w:bookmarkStart w:id="12" w:name="__RefHeading__10956_300738085"/>
+      <w:bookmarkStart w:id="13" w:name="_Toc96339520"/>
+      <w:bookmarkEnd w:id="12"/>
+      <w:r>
+        <w:rPr>
+          <w:rFonts w:ascii="Times New Roman" w:hAnsi="Times New Roman" w:cs="Times New Roman"/>
+        </w:rPr>
+        <w:t xml:space="preserve">2.1. </w:t>
+      </w:r>
+      <w:r>
+        <w:rPr>
+          <w:rFonts w:ascii="Times New Roman" w:hAnsi="Times New Roman" w:cs="Times New Roman"/>
+        </w:rPr>
+        <w:t>Justificación.</w:t>
+      </w:r>
       <w:bookmarkEnd w:id="13"/>
-      <w:r>
-        <w:rPr>
-          <w:rFonts w:ascii="Times New Roman" w:hAnsi="Times New Roman" w:cs="Times New Roman"/>
-        </w:rPr>
-        <w:t xml:space="preserve">2.1. </w:t>
-      </w:r>
-      <w:r>
-        <w:rPr>
-          <w:rFonts w:ascii="Times New Roman" w:hAnsi="Times New Roman" w:cs="Times New Roman"/>
-        </w:rPr>
-        <w:t>Justificación.</w:t>
-      </w:r>
-      <w:bookmarkEnd w:id="14"/>
     </w:p>
     <w:p>
       <w:pPr>
@@ -7980,15 +7909,7 @@
         <w:t xml:space="preserve"> TDEA</w:t>
       </w:r>
       <w:r>
-        <w:t xml:space="preserve"> planea ser la mejor solución a todos estos problemas ya que integra en una sola plataforma todos los procesos clave del laboratorio. En lugar de depender de registros independientes o controles informales, el software nos permitirá automatizar la asignación de turnos y controlar de manera precisa el tiempo de uso de cada equipo. Esto significa </w:t>
-      </w:r>
-      <w:proofErr w:type="gramStart"/>
-      <w:r>
-        <w:t>que</w:t>
-      </w:r>
-      <w:proofErr w:type="gramEnd"/>
-      <w:r>
-        <w:t xml:space="preserve"> si un equipo presenta una falla, el sistema dejará constancia inmediatamente, permitiendo programar su mantenimiento sin afectar la organización general del laboratorio ni ningún tipo de espacio ya reservado. De esta manera, cuidamos los equipos y prolongamos su vida útil. </w:t>
+        <w:t xml:space="preserve"> planea ser la mejor solución a todos estos problemas ya que integra en una sola plataforma todos los procesos clave del laboratorio. En lugar de depender de registros independientes o controles informales, el software nos permitirá automatizar la asignación de turnos y controlar de manera precisa el tiempo de uso de cada equipo. Esto significa que si un equipo presenta una falla, el sistema dejará constancia inmediatamente, permitiendo programar su mantenimiento sin afectar la organización general del laboratorio ni ningún tipo de espacio ya reservado. De esta manera, cuidamos los equipos y prolongamos su vida útil. </w:t>
       </w:r>
     </w:p>
     <w:p>
@@ -8009,7 +7930,7 @@
     </w:p>
     <w:p>
       <w:pPr>
-        <w:pStyle w:val="Ttulo2"/>
+        <w:pStyle w:val="Heading2"/>
         <w:numPr>
           <w:ilvl w:val="1"/>
           <w:numId w:val="0"/>
@@ -8018,7 +7939,7 @@
           <w:rFonts w:ascii="Times New Roman" w:hAnsi="Times New Roman" w:cs="Times New Roman"/>
         </w:rPr>
       </w:pPr>
-      <w:bookmarkStart w:id="15" w:name="_Toc96339521"/>
+      <w:bookmarkStart w:id="14" w:name="_Toc96339521"/>
       <w:r>
         <w:rPr>
           <w:rFonts w:ascii="Times New Roman" w:hAnsi="Times New Roman" w:cs="Times New Roman"/>
@@ -8031,11 +7952,11 @@
         </w:rPr>
         <w:t>Objetivos.</w:t>
       </w:r>
-      <w:bookmarkEnd w:id="15"/>
-    </w:p>
-    <w:p>
-      <w:pPr>
-        <w:pStyle w:val="Ttulo2"/>
+      <w:bookmarkEnd w:id="14"/>
+    </w:p>
+    <w:p>
+      <w:pPr>
+        <w:pStyle w:val="Heading2"/>
         <w:numPr>
           <w:ilvl w:val="1"/>
           <w:numId w:val="0"/>
@@ -8044,7 +7965,7 @@
           <w:rFonts w:ascii="Times New Roman" w:hAnsi="Times New Roman" w:cs="Times New Roman"/>
         </w:rPr>
       </w:pPr>
-      <w:bookmarkStart w:id="16" w:name="_Toc96339522"/>
+      <w:bookmarkStart w:id="15" w:name="_Toc96339522"/>
       <w:r>
         <w:rPr>
           <w:rFonts w:ascii="Times New Roman" w:hAnsi="Times New Roman" w:cs="Times New Roman"/>
@@ -8057,11 +7978,11 @@
         </w:rPr>
         <w:t>Objetivo general.</w:t>
       </w:r>
-      <w:bookmarkEnd w:id="16"/>
-    </w:p>
-    <w:p>
-      <w:pPr>
-        <w:pStyle w:val="Ttulo2"/>
+      <w:bookmarkEnd w:id="15"/>
+    </w:p>
+    <w:p>
+      <w:pPr>
+        <w:pStyle w:val="Heading2"/>
         <w:numPr>
           <w:ilvl w:val="1"/>
           <w:numId w:val="0"/>
@@ -8076,7 +7997,7 @@
           <w:szCs w:val="24"/>
         </w:rPr>
       </w:pPr>
-      <w:bookmarkStart w:id="17" w:name="_Toc96339523"/>
+      <w:bookmarkStart w:id="16" w:name="_Toc96339523"/>
       <w:r>
         <w:rPr>
           <w:rFonts w:ascii="NewsGotT" w:eastAsia="Arial Unicode MS" w:hAnsi="NewsGotT"/>
@@ -8118,7 +8039,7 @@
     </w:p>
     <w:p>
       <w:pPr>
-        <w:pStyle w:val="Ttulo2"/>
+        <w:pStyle w:val="Heading2"/>
         <w:numPr>
           <w:ilvl w:val="1"/>
           <w:numId w:val="0"/>
@@ -8139,7 +8060,7 @@
         </w:rPr>
         <w:t>Objetivos específicos.</w:t>
       </w:r>
-      <w:bookmarkEnd w:id="17"/>
+      <w:bookmarkEnd w:id="16"/>
     </w:p>
     <w:p>
       <w:pPr>
@@ -8149,7 +8070,7 @@
           <w:numId w:val="30"/>
         </w:numPr>
       </w:pPr>
-      <w:bookmarkStart w:id="18" w:name="_Toc96339524"/>
+      <w:bookmarkStart w:id="17" w:name="_Toc96339524"/>
       <w:r>
         <w:t>Planificar la estructura y el alcance del proyecto, así como realizar el análisis de requisitos mediante metodologías ágiles y reuniones con los responsables de la iniciativa, con el fin de asegurar su integración con las necesidades del laboratorio de juegos y fortalecer la coordinación del equipo, el seguimiento de actividades y la calidad del desarrollo.</w:t>
       </w:r>
@@ -8288,7 +8209,7 @@
     </w:p>
     <w:p>
       <w:pPr>
-        <w:pStyle w:val="Ttulo2"/>
+        <w:pStyle w:val="Heading2"/>
         <w:numPr>
           <w:ilvl w:val="1"/>
           <w:numId w:val="0"/>
@@ -8309,11 +8230,11 @@
         </w:rPr>
         <w:t>Alcance.</w:t>
       </w:r>
-      <w:bookmarkEnd w:id="18"/>
-    </w:p>
-    <w:p>
-      <w:pPr>
-        <w:pStyle w:val="Ttulo2"/>
+      <w:bookmarkEnd w:id="17"/>
+    </w:p>
+    <w:p>
+      <w:pPr>
+        <w:pStyle w:val="Heading2"/>
         <w:numPr>
           <w:ilvl w:val="1"/>
           <w:numId w:val="0"/>
@@ -8328,7 +8249,7 @@
           <w:szCs w:val="24"/>
         </w:rPr>
       </w:pPr>
-      <w:bookmarkStart w:id="19" w:name="_Toc96339525"/>
+      <w:bookmarkStart w:id="18" w:name="_Toc96339525"/>
       <w:r>
         <w:rPr>
           <w:rFonts w:ascii="NewsGotT" w:eastAsia="Arial Unicode MS" w:hAnsi="NewsGotT"/>
@@ -8480,7 +8401,7 @@
     </w:p>
     <w:p>
       <w:pPr>
-        <w:pStyle w:val="Ttulo2"/>
+        <w:pStyle w:val="Heading2"/>
         <w:numPr>
           <w:ilvl w:val="1"/>
           <w:numId w:val="0"/>
@@ -8588,7 +8509,7 @@
     </w:p>
     <w:p>
       <w:pPr>
-        <w:pStyle w:val="Ttulo2"/>
+        <w:pStyle w:val="Heading2"/>
         <w:numPr>
           <w:ilvl w:val="1"/>
           <w:numId w:val="0"/>
@@ -8644,7 +8565,7 @@
     </w:p>
     <w:p>
       <w:pPr>
-        <w:pStyle w:val="Ttulo2"/>
+        <w:pStyle w:val="Heading2"/>
         <w:numPr>
           <w:ilvl w:val="1"/>
           <w:numId w:val="0"/>
@@ -8726,7 +8647,7 @@
     </w:p>
     <w:p>
       <w:pPr>
-        <w:pStyle w:val="Ttulo2"/>
+        <w:pStyle w:val="Heading2"/>
         <w:numPr>
           <w:ilvl w:val="1"/>
           <w:numId w:val="0"/>
@@ -8756,7 +8677,7 @@
     </w:p>
     <w:p>
       <w:pPr>
-        <w:pStyle w:val="Ttulo2"/>
+        <w:pStyle w:val="Heading2"/>
         <w:numPr>
           <w:ilvl w:val="1"/>
           <w:numId w:val="0"/>
@@ -8799,7 +8720,7 @@
     </w:p>
     <w:p>
       <w:pPr>
-        <w:pStyle w:val="Ttulo2"/>
+        <w:pStyle w:val="Heading2"/>
         <w:numPr>
           <w:ilvl w:val="1"/>
           <w:numId w:val="0"/>
@@ -8820,7 +8741,7 @@
         </w:rPr>
         <w:t>Metodología.</w:t>
       </w:r>
-      <w:bookmarkEnd w:id="19"/>
+      <w:bookmarkEnd w:id="18"/>
     </w:p>
     <w:p>
       <w:pPr>
@@ -8998,30 +8919,14 @@
           <w:rFonts w:ascii="NewsGotT" w:hAnsi="NewsGotT"/>
           <w:sz w:val="22"/>
         </w:rPr>
-        <w:t xml:space="preserve"> haciendo análisis de los requisitos de todos los frentes </w:t>
-      </w:r>
-      <w:proofErr w:type="gramStart"/>
+        <w:t xml:space="preserve"> haciendo análisis de los requisitos de todos los frentes involucrados </w:t>
+      </w:r>
       <w:r>
         <w:rPr>
           <w:rFonts w:ascii="NewsGotT" w:hAnsi="NewsGotT"/>
           <w:sz w:val="22"/>
         </w:rPr>
-        <w:t xml:space="preserve">involucrados </w:t>
-      </w:r>
-      <w:r>
-        <w:rPr>
-          <w:rFonts w:ascii="NewsGotT" w:hAnsi="NewsGotT"/>
-          <w:sz w:val="22"/>
-        </w:rPr>
-        <w:t>,</w:t>
-      </w:r>
-      <w:proofErr w:type="gramEnd"/>
-      <w:r>
-        <w:rPr>
-          <w:rFonts w:ascii="NewsGotT" w:hAnsi="NewsGotT"/>
-          <w:sz w:val="22"/>
-        </w:rPr>
-        <w:t xml:space="preserve"> para con esto trazar un plan de acción con objetivos, funcionalidades, alcances y etapas a conseguir para el producto final.</w:t>
+        <w:t>, para con esto trazar un plan de acción con objetivos, funcionalidades, alcances y etapas a conseguir para el producto final.</w:t>
       </w:r>
     </w:p>
     <w:p>
@@ -9380,7 +9285,7 @@
     </w:p>
     <w:p>
       <w:pPr>
-        <w:pStyle w:val="Ttulo1"/>
+        <w:pStyle w:val="Heading1"/>
         <w:numPr>
           <w:ilvl w:val="0"/>
           <w:numId w:val="0"/>
@@ -9389,7 +9294,7 @@
           <w:rFonts w:ascii="Times New Roman" w:hAnsi="Times New Roman" w:cs="Times New Roman"/>
         </w:rPr>
       </w:pPr>
-      <w:bookmarkStart w:id="20" w:name="_Toc96339526"/>
+      <w:bookmarkStart w:id="19" w:name="_Toc96339526"/>
       <w:r>
         <w:rPr>
           <w:rFonts w:ascii="Times New Roman" w:hAnsi="Times New Roman" w:cs="Times New Roman"/>
@@ -9415,11 +9320,11 @@
         </w:rPr>
         <w:t>.</w:t>
       </w:r>
-      <w:bookmarkEnd w:id="20"/>
-    </w:p>
-    <w:p>
-      <w:pPr>
-        <w:pStyle w:val="Ttulo2"/>
+      <w:bookmarkEnd w:id="19"/>
+    </w:p>
+    <w:p>
+      <w:pPr>
+        <w:pStyle w:val="Heading2"/>
         <w:numPr>
           <w:ilvl w:val="0"/>
           <w:numId w:val="0"/>
@@ -9428,28 +9333,28 @@
           <w:rFonts w:ascii="Times New Roman" w:hAnsi="Times New Roman" w:cs="Times New Roman"/>
         </w:rPr>
       </w:pPr>
-      <w:bookmarkStart w:id="21" w:name="__RefHeading__10962_300738085"/>
-      <w:bookmarkStart w:id="22" w:name="_Toc96339527"/>
+      <w:bookmarkStart w:id="20" w:name="__RefHeading__10962_300738085"/>
+      <w:bookmarkStart w:id="21" w:name="_Toc96339527"/>
+      <w:bookmarkEnd w:id="20"/>
+      <w:r>
+        <w:rPr>
+          <w:rFonts w:ascii="Times New Roman" w:hAnsi="Times New Roman" w:cs="Times New Roman"/>
+        </w:rPr>
+        <w:t xml:space="preserve">3.1. </w:t>
+      </w:r>
+      <w:r>
+        <w:rPr>
+          <w:rFonts w:ascii="Times New Roman" w:hAnsi="Times New Roman" w:cs="Times New Roman"/>
+        </w:rPr>
+        <w:t>Razón social</w:t>
+      </w:r>
+      <w:r>
+        <w:rPr>
+          <w:rFonts w:ascii="Times New Roman" w:hAnsi="Times New Roman" w:cs="Times New Roman"/>
+        </w:rPr>
+        <w:t>.</w:t>
+      </w:r>
       <w:bookmarkEnd w:id="21"/>
-      <w:r>
-        <w:rPr>
-          <w:rFonts w:ascii="Times New Roman" w:hAnsi="Times New Roman" w:cs="Times New Roman"/>
-        </w:rPr>
-        <w:t xml:space="preserve">3.1. </w:t>
-      </w:r>
-      <w:r>
-        <w:rPr>
-          <w:rFonts w:ascii="Times New Roman" w:hAnsi="Times New Roman" w:cs="Times New Roman"/>
-        </w:rPr>
-        <w:t>Razón social</w:t>
-      </w:r>
-      <w:r>
-        <w:rPr>
-          <w:rFonts w:ascii="Times New Roman" w:hAnsi="Times New Roman" w:cs="Times New Roman"/>
-        </w:rPr>
-        <w:t>.</w:t>
-      </w:r>
-      <w:bookmarkEnd w:id="22"/>
     </w:p>
     <w:p>
       <w:pPr>
@@ -9469,7 +9374,7 @@
     </w:p>
     <w:p>
       <w:pPr>
-        <w:pStyle w:val="Ttulo2"/>
+        <w:pStyle w:val="Heading2"/>
         <w:numPr>
           <w:ilvl w:val="0"/>
           <w:numId w:val="0"/>
@@ -9478,7 +9383,7 @@
           <w:rFonts w:ascii="Times New Roman" w:hAnsi="Times New Roman" w:cs="Times New Roman"/>
         </w:rPr>
       </w:pPr>
-      <w:bookmarkStart w:id="23" w:name="_Toc96339528"/>
+      <w:bookmarkStart w:id="22" w:name="_Toc96339528"/>
       <w:r>
         <w:rPr>
           <w:rFonts w:ascii="Times New Roman" w:hAnsi="Times New Roman" w:cs="Times New Roman"/>
@@ -9497,22 +9402,14 @@
         </w:rPr>
         <w:t>.</w:t>
       </w:r>
-      <w:bookmarkEnd w:id="23"/>
+      <w:bookmarkEnd w:id="22"/>
     </w:p>
     <w:p>
       <w:pPr>
         <w:pStyle w:val="Textbody"/>
       </w:pPr>
       <w:r>
-        <w:t xml:space="preserve">Campus Universitario Robledo (Sede Principal): Se ubica en la Calle 78B No. 72A – 220, en la ciudad de Medellín, Colombia. Por otro </w:t>
-      </w:r>
-      <w:proofErr w:type="gramStart"/>
-      <w:r>
-        <w:t>lado</w:t>
-      </w:r>
-      <w:proofErr w:type="gramEnd"/>
-      <w:r>
-        <w:t xml:space="preserve"> el </w:t>
+        <w:t xml:space="preserve">Campus Universitario Robledo (Sede Principal): Se ubica en la Calle 78B No. 72A – 220, en la ciudad de Medellín, Colombia. Por otro lado el </w:t>
       </w:r>
       <w:proofErr w:type="spellStart"/>
       <w:r>
@@ -9533,7 +9430,7 @@
     </w:p>
     <w:p>
       <w:pPr>
-        <w:pStyle w:val="Ttulo2"/>
+        <w:pStyle w:val="Heading2"/>
         <w:numPr>
           <w:ilvl w:val="0"/>
           <w:numId w:val="0"/>
@@ -9542,7 +9439,7 @@
           <w:rFonts w:ascii="Times New Roman" w:hAnsi="Times New Roman" w:cs="Times New Roman"/>
         </w:rPr>
       </w:pPr>
-      <w:bookmarkStart w:id="24" w:name="_Toc96339529"/>
+      <w:bookmarkStart w:id="23" w:name="_Toc96339529"/>
       <w:r>
         <w:rPr>
           <w:rFonts w:ascii="Times New Roman" w:hAnsi="Times New Roman" w:cs="Times New Roman"/>
@@ -9561,7 +9458,7 @@
         </w:rPr>
         <w:t>.</w:t>
       </w:r>
-      <w:bookmarkEnd w:id="24"/>
+      <w:bookmarkEnd w:id="23"/>
     </w:p>
     <w:p>
       <w:pPr>
@@ -9573,6 +9470,7 @@
       <w:r>
         <w:rPr>
           <w:rFonts w:ascii="Times New Roman" w:hAnsi="Times New Roman" w:cs="Times New Roman"/>
+          <w:noProof/>
         </w:rPr>
         <w:drawing>
           <wp:inline distT="0" distB="0" distL="0" distR="0" wp14:anchorId="40EC5C79" wp14:editId="05B43EEC">
@@ -9613,7 +9511,7 @@
     </w:p>
     <w:p>
       <w:pPr>
-        <w:pStyle w:val="Ttulo2"/>
+        <w:pStyle w:val="Heading2"/>
         <w:numPr>
           <w:ilvl w:val="0"/>
           <w:numId w:val="0"/>
@@ -9622,7 +9520,7 @@
           <w:rFonts w:ascii="Times New Roman" w:hAnsi="Times New Roman" w:cs="Times New Roman"/>
         </w:rPr>
       </w:pPr>
-      <w:bookmarkStart w:id="25" w:name="_Toc96339530"/>
+      <w:bookmarkStart w:id="24" w:name="_Toc96339530"/>
       <w:r>
         <w:rPr>
           <w:rFonts w:ascii="Times New Roman" w:hAnsi="Times New Roman" w:cs="Times New Roman"/>
@@ -9641,7 +9539,7 @@
         </w:rPr>
         <w:t>.</w:t>
       </w:r>
-      <w:bookmarkEnd w:id="25"/>
+      <w:bookmarkEnd w:id="24"/>
     </w:p>
     <w:p>
       <w:pPr>
@@ -9650,7 +9548,7 @@
     </w:p>
     <w:p>
       <w:pPr>
-        <w:pStyle w:val="Ttulo2"/>
+        <w:pStyle w:val="Heading2"/>
         <w:numPr>
           <w:ilvl w:val="0"/>
           <w:numId w:val="0"/>
@@ -9659,7 +9557,7 @@
           <w:rFonts w:ascii="Times New Roman" w:hAnsi="Times New Roman" w:cs="Times New Roman"/>
         </w:rPr>
       </w:pPr>
-      <w:bookmarkStart w:id="26" w:name="_Toc96339531"/>
+      <w:bookmarkStart w:id="25" w:name="_Toc96339531"/>
       <w:r>
         <w:rPr>
           <w:rFonts w:ascii="Times New Roman" w:hAnsi="Times New Roman" w:cs="Times New Roman"/>
@@ -9678,7 +9576,7 @@
         </w:rPr>
         <w:t>.</w:t>
       </w:r>
-      <w:bookmarkEnd w:id="26"/>
+      <w:bookmarkEnd w:id="25"/>
     </w:p>
     <w:p>
       <w:pPr>
@@ -9696,7 +9594,7 @@
     </w:p>
     <w:p>
       <w:pPr>
-        <w:pStyle w:val="Ttulo2"/>
+        <w:pStyle w:val="Heading2"/>
         <w:numPr>
           <w:ilvl w:val="0"/>
           <w:numId w:val="0"/>
@@ -9705,7 +9603,7 @@
           <w:rFonts w:ascii="Times New Roman" w:hAnsi="Times New Roman" w:cs="Times New Roman"/>
         </w:rPr>
       </w:pPr>
-      <w:bookmarkStart w:id="27" w:name="_Toc96339532"/>
+      <w:bookmarkStart w:id="26" w:name="_Toc96339532"/>
       <w:r>
         <w:rPr>
           <w:rFonts w:ascii="Times New Roman" w:hAnsi="Times New Roman" w:cs="Times New Roman"/>
@@ -9724,7 +9622,7 @@
         </w:rPr>
         <w:t>.</w:t>
       </w:r>
-      <w:bookmarkEnd w:id="27"/>
+      <w:bookmarkEnd w:id="26"/>
     </w:p>
     <w:p>
       <w:pPr>
@@ -9750,7 +9648,7 @@
     </w:p>
     <w:p>
       <w:pPr>
-        <w:pStyle w:val="Ttulo1"/>
+        <w:pStyle w:val="Heading1"/>
         <w:numPr>
           <w:ilvl w:val="0"/>
           <w:numId w:val="0"/>
@@ -9760,11 +9658,11 @@
           <w:spacing w:val="-6"/>
         </w:rPr>
       </w:pPr>
-      <w:bookmarkStart w:id="28" w:name="__RefHeading__10964_300738085"/>
-      <w:bookmarkStart w:id="29" w:name="__RefHeading__10980_300738085"/>
-      <w:bookmarkStart w:id="30" w:name="_Toc96339533"/>
+      <w:bookmarkStart w:id="27" w:name="__RefHeading__10964_300738085"/>
+      <w:bookmarkStart w:id="28" w:name="__RefHeading__10980_300738085"/>
+      <w:bookmarkStart w:id="29" w:name="_Toc96339533"/>
+      <w:bookmarkEnd w:id="27"/>
       <w:bookmarkEnd w:id="28"/>
-      <w:bookmarkEnd w:id="29"/>
       <w:r>
         <w:rPr>
           <w:rFonts w:ascii="Times New Roman" w:hAnsi="Times New Roman" w:cs="Times New Roman"/>
@@ -9794,11 +9692,11 @@
         </w:rPr>
         <w:t>.</w:t>
       </w:r>
-      <w:bookmarkEnd w:id="30"/>
-    </w:p>
-    <w:p>
-      <w:pPr>
-        <w:pStyle w:val="Ttulo2"/>
+      <w:bookmarkEnd w:id="29"/>
+    </w:p>
+    <w:p>
+      <w:pPr>
+        <w:pStyle w:val="Heading2"/>
         <w:numPr>
           <w:ilvl w:val="0"/>
           <w:numId w:val="0"/>
@@ -9808,28 +9706,28 @@
           <w:rFonts w:ascii="Times New Roman" w:hAnsi="Times New Roman" w:cs="Times New Roman"/>
         </w:rPr>
       </w:pPr>
-      <w:bookmarkStart w:id="31" w:name="__RefHeading__10982_300738085"/>
-      <w:bookmarkStart w:id="32" w:name="_Toc96339534"/>
+      <w:bookmarkStart w:id="30" w:name="__RefHeading__10982_300738085"/>
+      <w:bookmarkStart w:id="31" w:name="_Toc96339534"/>
+      <w:bookmarkEnd w:id="30"/>
+      <w:r>
+        <w:rPr>
+          <w:rFonts w:ascii="Times New Roman" w:hAnsi="Times New Roman" w:cs="Times New Roman"/>
+        </w:rPr>
+        <w:t xml:space="preserve">4.1. </w:t>
+      </w:r>
+      <w:r>
+        <w:rPr>
+          <w:rFonts w:ascii="Times New Roman" w:hAnsi="Times New Roman" w:cs="Times New Roman"/>
+        </w:rPr>
+        <w:t>Descripción del problema</w:t>
+      </w:r>
+      <w:r>
+        <w:rPr>
+          <w:rFonts w:ascii="Times New Roman" w:hAnsi="Times New Roman" w:cs="Times New Roman"/>
+        </w:rPr>
+        <w:t>.</w:t>
+      </w:r>
       <w:bookmarkEnd w:id="31"/>
-      <w:r>
-        <w:rPr>
-          <w:rFonts w:ascii="Times New Roman" w:hAnsi="Times New Roman" w:cs="Times New Roman"/>
-        </w:rPr>
-        <w:t xml:space="preserve">4.1. </w:t>
-      </w:r>
-      <w:r>
-        <w:rPr>
-          <w:rFonts w:ascii="Times New Roman" w:hAnsi="Times New Roman" w:cs="Times New Roman"/>
-        </w:rPr>
-        <w:t>Descripción del problema</w:t>
-      </w:r>
-      <w:r>
-        <w:rPr>
-          <w:rFonts w:ascii="Times New Roman" w:hAnsi="Times New Roman" w:cs="Times New Roman"/>
-        </w:rPr>
-        <w:t>.</w:t>
-      </w:r>
-      <w:bookmarkEnd w:id="32"/>
     </w:p>
     <w:p>
       <w:pPr>
@@ -9847,7 +9745,7 @@
     </w:p>
     <w:p>
       <w:pPr>
-        <w:pStyle w:val="Ttulo2"/>
+        <w:pStyle w:val="Heading2"/>
         <w:numPr>
           <w:ilvl w:val="0"/>
           <w:numId w:val="0"/>
@@ -9857,20 +9755,42 @@
           <w:rFonts w:ascii="Times New Roman" w:hAnsi="Times New Roman" w:cs="Times New Roman"/>
         </w:rPr>
       </w:pPr>
-      <w:bookmarkStart w:id="33" w:name="__RefHeading__10984_300738085"/>
-      <w:bookmarkStart w:id="34" w:name="_Toc96339535"/>
+      <w:bookmarkStart w:id="32" w:name="__RefHeading__10984_300738085"/>
+      <w:bookmarkStart w:id="33" w:name="_Toc96339535"/>
+      <w:bookmarkEnd w:id="32"/>
+      <w:r>
+        <w:rPr>
+          <w:rFonts w:ascii="Times New Roman" w:hAnsi="Times New Roman" w:cs="Times New Roman"/>
+        </w:rPr>
+        <w:t xml:space="preserve">4.2. </w:t>
+      </w:r>
+      <w:r>
+        <w:rPr>
+          <w:rFonts w:ascii="Times New Roman" w:hAnsi="Times New Roman" w:cs="Times New Roman"/>
+        </w:rPr>
+        <w:t>Descripción del sistema propuesto</w:t>
+      </w:r>
+      <w:r>
+        <w:rPr>
+          <w:rFonts w:ascii="Times New Roman" w:hAnsi="Times New Roman" w:cs="Times New Roman"/>
+        </w:rPr>
+        <w:t>.</w:t>
+      </w:r>
       <w:bookmarkEnd w:id="33"/>
-      <w:r>
-        <w:rPr>
-          <w:rFonts w:ascii="Times New Roman" w:hAnsi="Times New Roman" w:cs="Times New Roman"/>
-        </w:rPr>
-        <w:t xml:space="preserve">4.2. </w:t>
-      </w:r>
-      <w:r>
-        <w:rPr>
-          <w:rFonts w:ascii="Times New Roman" w:hAnsi="Times New Roman" w:cs="Times New Roman"/>
-        </w:rPr>
-        <w:t>Descripción del sistema propuesto</w:t>
+    </w:p>
+    <w:p>
+      <w:pPr>
+        <w:pStyle w:val="Textbody"/>
+        <w:rPr>
+          <w:rFonts w:ascii="Times New Roman" w:hAnsi="Times New Roman" w:cs="Times New Roman"/>
+          <w:lang w:val="es-CO"/>
+        </w:rPr>
+      </w:pPr>
+      <w:r>
+        <w:rPr>
+          <w:rFonts w:ascii="Times New Roman" w:hAnsi="Times New Roman" w:cs="Times New Roman"/>
+        </w:rPr>
+        <w:t>Describir el sistema que se propone para el proceso organizacional</w:t>
       </w:r>
       <w:r>
         <w:rPr>
@@ -9878,32 +9798,10 @@
         </w:rPr>
         <w:t>.</w:t>
       </w:r>
-      <w:bookmarkEnd w:id="34"/>
-    </w:p>
-    <w:p>
-      <w:pPr>
-        <w:pStyle w:val="Textbody"/>
-        <w:rPr>
-          <w:rFonts w:ascii="Times New Roman" w:hAnsi="Times New Roman" w:cs="Times New Roman"/>
-          <w:lang w:val="es-CO"/>
-        </w:rPr>
-      </w:pPr>
-      <w:r>
-        <w:rPr>
-          <w:rFonts w:ascii="Times New Roman" w:hAnsi="Times New Roman" w:cs="Times New Roman"/>
-        </w:rPr>
-        <w:t>Describir el sistema que se propone para el proceso organizacional</w:t>
-      </w:r>
-      <w:r>
-        <w:rPr>
-          <w:rFonts w:ascii="Times New Roman" w:hAnsi="Times New Roman" w:cs="Times New Roman"/>
-        </w:rPr>
-        <w:t>.</w:t>
-      </w:r>
-    </w:p>
-    <w:p>
-      <w:pPr>
-        <w:pStyle w:val="Ttulo2"/>
+    </w:p>
+    <w:p>
+      <w:pPr>
+        <w:pStyle w:val="Heading2"/>
         <w:numPr>
           <w:ilvl w:val="0"/>
           <w:numId w:val="0"/>
@@ -9913,7 +9811,7 @@
           <w:rFonts w:ascii="Times New Roman" w:hAnsi="Times New Roman" w:cs="Times New Roman"/>
         </w:rPr>
       </w:pPr>
-      <w:bookmarkStart w:id="35" w:name="_Toc96339536"/>
+      <w:bookmarkStart w:id="34" w:name="_Toc96339536"/>
       <w:r>
         <w:rPr>
           <w:rFonts w:ascii="Times New Roman" w:hAnsi="Times New Roman" w:cs="Times New Roman"/>
@@ -9932,7 +9830,7 @@
         </w:rPr>
         <w:t>.</w:t>
       </w:r>
-      <w:bookmarkEnd w:id="35"/>
+      <w:bookmarkEnd w:id="34"/>
     </w:p>
     <w:p>
       <w:pPr>
@@ -9950,7 +9848,7 @@
     </w:p>
     <w:p>
       <w:pPr>
-        <w:pStyle w:val="Ttulo2"/>
+        <w:pStyle w:val="Heading2"/>
         <w:numPr>
           <w:ilvl w:val="0"/>
           <w:numId w:val="0"/>
@@ -9960,7 +9858,7 @@
           <w:rFonts w:ascii="Times New Roman" w:hAnsi="Times New Roman" w:cs="Times New Roman"/>
         </w:rPr>
       </w:pPr>
-      <w:bookmarkStart w:id="36" w:name="_Toc96339537"/>
+      <w:bookmarkStart w:id="35" w:name="_Toc96339537"/>
       <w:r>
         <w:rPr>
           <w:rFonts w:ascii="Times New Roman" w:hAnsi="Times New Roman" w:cs="Times New Roman"/>
@@ -9991,7 +9889,7 @@
         </w:rPr>
         <w:t>.</w:t>
       </w:r>
-      <w:bookmarkEnd w:id="36"/>
+      <w:bookmarkEnd w:id="35"/>
     </w:p>
     <w:p>
       <w:pPr>
@@ -10009,7 +9907,7 @@
     </w:p>
     <w:p>
       <w:pPr>
-        <w:pStyle w:val="Ttulo2"/>
+        <w:pStyle w:val="Heading2"/>
         <w:numPr>
           <w:ilvl w:val="0"/>
           <w:numId w:val="0"/>
@@ -10019,7 +9917,7 @@
           <w:rFonts w:ascii="Times New Roman" w:hAnsi="Times New Roman" w:cs="Times New Roman"/>
         </w:rPr>
       </w:pPr>
-      <w:bookmarkStart w:id="37" w:name="_Toc96339538"/>
+      <w:bookmarkStart w:id="36" w:name="_Toc96339538"/>
       <w:r>
         <w:rPr>
           <w:rFonts w:ascii="Times New Roman" w:hAnsi="Times New Roman" w:cs="Times New Roman"/>
@@ -10038,7 +9936,7 @@
         </w:rPr>
         <w:t>.</w:t>
       </w:r>
-      <w:bookmarkEnd w:id="37"/>
+      <w:bookmarkEnd w:id="36"/>
     </w:p>
     <w:p>
       <w:pPr>
@@ -10056,7 +9954,7 @@
     </w:p>
     <w:p>
       <w:pPr>
-        <w:pStyle w:val="Ttulo1"/>
+        <w:pStyle w:val="Heading1"/>
         <w:numPr>
           <w:ilvl w:val="0"/>
           <w:numId w:val="0"/>
@@ -10065,11 +9963,11 @@
           <w:rFonts w:ascii="Times New Roman" w:hAnsi="Times New Roman" w:cs="Times New Roman"/>
         </w:rPr>
       </w:pPr>
-      <w:bookmarkStart w:id="38" w:name="__RefHeading__10986_300738085"/>
-      <w:bookmarkStart w:id="39" w:name="__RefHeading__11034_300738085"/>
-      <w:bookmarkStart w:id="40" w:name="_Toc96339539"/>
+      <w:bookmarkStart w:id="37" w:name="__RefHeading__10986_300738085"/>
+      <w:bookmarkStart w:id="38" w:name="__RefHeading__11034_300738085"/>
+      <w:bookmarkStart w:id="39" w:name="_Toc96339539"/>
+      <w:bookmarkEnd w:id="37"/>
       <w:bookmarkEnd w:id="38"/>
-      <w:bookmarkEnd w:id="39"/>
       <w:r>
         <w:rPr>
           <w:rFonts w:ascii="Times New Roman" w:hAnsi="Times New Roman" w:cs="Times New Roman"/>
@@ -10089,7 +9987,7 @@
         </w:rPr>
         <w:t>.</w:t>
       </w:r>
-      <w:bookmarkEnd w:id="40"/>
+      <w:bookmarkEnd w:id="39"/>
     </w:p>
     <w:p>
       <w:pPr>
@@ -10107,7 +10005,7 @@
     </w:p>
     <w:p>
       <w:pPr>
-        <w:pStyle w:val="Ttulo2"/>
+        <w:pStyle w:val="Heading2"/>
         <w:numPr>
           <w:ilvl w:val="0"/>
           <w:numId w:val="0"/>
@@ -10116,7 +10014,7 @@
           <w:rFonts w:ascii="Times New Roman" w:hAnsi="Times New Roman" w:cs="Times New Roman"/>
         </w:rPr>
       </w:pPr>
-      <w:bookmarkStart w:id="41" w:name="_Toc96339540"/>
+      <w:bookmarkStart w:id="40" w:name="_Toc96339540"/>
       <w:r>
         <w:rPr>
           <w:rFonts w:ascii="Times New Roman" w:hAnsi="Times New Roman" w:cs="Times New Roman"/>
@@ -10135,7 +10033,7 @@
         </w:rPr>
         <w:t>.</w:t>
       </w:r>
-      <w:bookmarkEnd w:id="41"/>
+      <w:bookmarkEnd w:id="40"/>
     </w:p>
     <w:p>
       <w:pPr>
@@ -10153,7 +10051,7 @@
     </w:p>
     <w:p>
       <w:pPr>
-        <w:pStyle w:val="Ttulo2"/>
+        <w:pStyle w:val="Heading2"/>
         <w:numPr>
           <w:ilvl w:val="0"/>
           <w:numId w:val="0"/>
@@ -10162,7 +10060,7 @@
           <w:rFonts w:ascii="Times New Roman" w:hAnsi="Times New Roman" w:cs="Times New Roman"/>
         </w:rPr>
       </w:pPr>
-      <w:bookmarkStart w:id="42" w:name="_Toc96339541"/>
+      <w:bookmarkStart w:id="41" w:name="_Toc96339541"/>
       <w:r>
         <w:rPr>
           <w:rFonts w:ascii="Times New Roman" w:hAnsi="Times New Roman" w:cs="Times New Roman"/>
@@ -10181,7 +10079,7 @@
         </w:rPr>
         <w:t>.</w:t>
       </w:r>
-      <w:bookmarkEnd w:id="42"/>
+      <w:bookmarkEnd w:id="41"/>
     </w:p>
     <w:p>
       <w:pPr>
@@ -10199,7 +10097,7 @@
     </w:p>
     <w:p>
       <w:pPr>
-        <w:pStyle w:val="Ttulo2"/>
+        <w:pStyle w:val="Heading2"/>
         <w:numPr>
           <w:ilvl w:val="0"/>
           <w:numId w:val="0"/>
@@ -10209,7 +10107,7 @@
           <w:rFonts w:ascii="Times New Roman" w:hAnsi="Times New Roman" w:cs="Times New Roman"/>
         </w:rPr>
       </w:pPr>
-      <w:bookmarkStart w:id="43" w:name="_Toc96339542"/>
+      <w:bookmarkStart w:id="42" w:name="_Toc96339542"/>
       <w:r>
         <w:rPr>
           <w:rFonts w:ascii="Times New Roman" w:hAnsi="Times New Roman" w:cs="Times New Roman"/>
@@ -10228,7 +10126,7 @@
         </w:rPr>
         <w:t>.</w:t>
       </w:r>
-      <w:bookmarkEnd w:id="43"/>
+      <w:bookmarkEnd w:id="42"/>
     </w:p>
     <w:p>
       <w:pPr>
@@ -10246,7 +10144,7 @@
     </w:p>
     <w:p>
       <w:pPr>
-        <w:pStyle w:val="Ttulo2"/>
+        <w:pStyle w:val="Heading2"/>
         <w:numPr>
           <w:ilvl w:val="0"/>
           <w:numId w:val="0"/>
@@ -10255,7 +10153,7 @@
           <w:rFonts w:ascii="Times New Roman" w:hAnsi="Times New Roman" w:cs="Times New Roman"/>
         </w:rPr>
       </w:pPr>
-      <w:bookmarkStart w:id="44" w:name="_Toc96339543"/>
+      <w:bookmarkStart w:id="43" w:name="_Toc96339543"/>
       <w:r>
         <w:rPr>
           <w:rFonts w:ascii="Times New Roman" w:hAnsi="Times New Roman" w:cs="Times New Roman"/>
@@ -10274,7 +10172,7 @@
         </w:rPr>
         <w:t>.</w:t>
       </w:r>
-      <w:bookmarkEnd w:id="44"/>
+      <w:bookmarkEnd w:id="43"/>
     </w:p>
     <w:p>
       <w:pPr>
@@ -10292,7 +10190,7 @@
     </w:p>
     <w:p>
       <w:pPr>
-        <w:pStyle w:val="Ttulo2"/>
+        <w:pStyle w:val="Heading2"/>
         <w:numPr>
           <w:ilvl w:val="0"/>
           <w:numId w:val="0"/>
@@ -10301,7 +10199,7 @@
           <w:rFonts w:ascii="Times New Roman" w:hAnsi="Times New Roman" w:cs="Times New Roman"/>
         </w:rPr>
       </w:pPr>
-      <w:bookmarkStart w:id="45" w:name="_Toc96339544"/>
+      <w:bookmarkStart w:id="44" w:name="_Toc96339544"/>
       <w:r>
         <w:rPr>
           <w:rFonts w:ascii="Times New Roman" w:hAnsi="Times New Roman" w:cs="Times New Roman"/>
@@ -10320,7 +10218,7 @@
         </w:rPr>
         <w:t>.</w:t>
       </w:r>
-      <w:bookmarkEnd w:id="45"/>
+      <w:bookmarkEnd w:id="44"/>
     </w:p>
     <w:p>
       <w:pPr>
@@ -10338,7 +10236,7 @@
     </w:p>
     <w:p>
       <w:pPr>
-        <w:pStyle w:val="Ttulo1"/>
+        <w:pStyle w:val="Heading1"/>
         <w:numPr>
           <w:ilvl w:val="0"/>
           <w:numId w:val="0"/>
@@ -10347,7 +10245,7 @@
           <w:rFonts w:ascii="Times New Roman" w:hAnsi="Times New Roman" w:cs="Times New Roman"/>
         </w:rPr>
       </w:pPr>
-      <w:bookmarkStart w:id="46" w:name="_Toc96339545"/>
+      <w:bookmarkStart w:id="45" w:name="_Toc96339545"/>
       <w:r>
         <w:rPr>
           <w:rFonts w:ascii="Times New Roman" w:hAnsi="Times New Roman" w:cs="Times New Roman"/>
@@ -10367,7 +10265,7 @@
         </w:rPr>
         <w:t>.</w:t>
       </w:r>
-      <w:bookmarkEnd w:id="46"/>
+      <w:bookmarkEnd w:id="45"/>
     </w:p>
     <w:p>
       <w:pPr>
@@ -10402,7 +10300,7 @@
 </file>
 
 <file path=word/endnotes.xml><?xml version="1.0" encoding="utf-8"?>
-<w:endnotes xmlns:wpc="http://schemas.microsoft.com/office/word/2010/wordprocessingCanvas" xmlns:cx="http://schemas.microsoft.com/office/drawing/2014/chartex" xmlns:cx1="http://schemas.microsoft.com/office/drawing/2015/9/8/chartex" xmlns:cx2="http://schemas.microsoft.com/office/drawing/2015/10/21/chartex" xmlns:cx3="http://schemas.microsoft.com/office/drawing/2016/5/9/chartex" xmlns:cx4="http://schemas.microsoft.com/office/drawing/2016/5/10/chartex" xmlns:cx5="http://schemas.microsoft.com/office/drawing/2016/5/11/chartex" xmlns:cx6="http://schemas.microsoft.com/office/drawing/2016/5/12/chartex" xmlns:cx7="http://schemas.microsoft.com/office/drawing/2016/5/13/chartex" xmlns:cx8="http://schemas.microsoft.com/office/drawing/2016/5/14/chartex" xmlns:mc="http://schemas.openxmlformats.org/markup-compatibility/2006" xmlns:aink="http://schemas.microsoft.com/office/drawing/2016/ink" xmlns:am3d="http://schemas.microsoft.com/office/drawing/2017/model3d" xmlns:o="urn:schemas-microsoft-com:office:office" xmlns:r="http://schemas.openxmlformats.org/officeDocument/2006/relationships" xmlns:m="http://schemas.openxmlformats.org/officeDocument/2006/math" xmlns:v="urn:schemas-microsoft-com:vml" xmlns:wp14="http://schemas.microsoft.com/office/word/2010/wordprocessingDrawing" xmlns:wp="http://schemas.openxmlformats.org/drawingml/2006/wordprocessingDrawing" xmlns:w10="urn:schemas-microsoft-com:office:word" xmlns:w="http://schemas.openxmlformats.org/wordprocessingml/2006/main" xmlns:w14="http://schemas.microsoft.com/office/word/2010/wordml" xmlns:w15="http://schemas.microsoft.com/office/word/2012/wordml" xmlns:w16cid="http://schemas.microsoft.com/office/word/2016/wordml/cid" xmlns:w16se="http://schemas.microsoft.com/office/word/2015/wordml/symex" xmlns:wpg="http://schemas.microsoft.com/office/word/2010/wordprocessingGroup" xmlns:wpi="http://schemas.microsoft.com/office/word/2010/wordprocessingInk" xmlns:wne="http://schemas.microsoft.com/office/word/2006/wordml" xmlns:wps="http://schemas.microsoft.com/office/word/2010/wordprocessingShape" mc:Ignorable="w14 w15 w16se w16cid wp14">
+<w:endnotes xmlns:wpc="http://schemas.microsoft.com/office/word/2010/wordprocessingCanvas" xmlns:cx="http://schemas.microsoft.com/office/drawing/2014/chartex" xmlns:cx1="http://schemas.microsoft.com/office/drawing/2015/9/8/chartex" xmlns:cx2="http://schemas.microsoft.com/office/drawing/2015/10/21/chartex" xmlns:cx3="http://schemas.microsoft.com/office/drawing/2016/5/9/chartex" xmlns:cx4="http://schemas.microsoft.com/office/drawing/2016/5/10/chartex" xmlns:cx5="http://schemas.microsoft.com/office/drawing/2016/5/11/chartex" xmlns:cx6="http://schemas.microsoft.com/office/drawing/2016/5/12/chartex" xmlns:cx7="http://schemas.microsoft.com/office/drawing/2016/5/13/chartex" xmlns:cx8="http://schemas.microsoft.com/office/drawing/2016/5/14/chartex" xmlns:mc="http://schemas.openxmlformats.org/markup-compatibility/2006" xmlns:aink="http://schemas.microsoft.com/office/drawing/2016/ink" xmlns:am3d="http://schemas.microsoft.com/office/drawing/2017/model3d" xmlns:o="urn:schemas-microsoft-com:office:office" xmlns:r="http://schemas.openxmlformats.org/officeDocument/2006/relationships" xmlns:m="http://schemas.openxmlformats.org/officeDocument/2006/math" xmlns:v="urn:schemas-microsoft-com:vml" xmlns:wp14="http://schemas.microsoft.com/office/word/2010/wordprocessingDrawing" xmlns:wp="http://schemas.openxmlformats.org/drawingml/2006/wordprocessingDrawing" xmlns:w10="urn:schemas-microsoft-com:office:word" xmlns:w="http://schemas.openxmlformats.org/wordprocessingml/2006/main" xmlns:w14="http://schemas.microsoft.com/office/word/2010/wordml" xmlns:w15="http://schemas.microsoft.com/office/word/2012/wordml" xmlns:w16cex="http://schemas.microsoft.com/office/word/2018/wordml/cex" xmlns:w16cid="http://schemas.microsoft.com/office/word/2016/wordml/cid" xmlns:w16="http://schemas.microsoft.com/office/word/2018/wordml" xmlns:w16sdtdh="http://schemas.microsoft.com/office/word/2020/wordml/sdtdatahash" xmlns:w16se="http://schemas.microsoft.com/office/word/2015/wordml/symex" xmlns:wpg="http://schemas.microsoft.com/office/word/2010/wordprocessingGroup" xmlns:wpi="http://schemas.microsoft.com/office/word/2010/wordprocessingInk" xmlns:wne="http://schemas.microsoft.com/office/word/2006/wordml" xmlns:wps="http://schemas.microsoft.com/office/word/2010/wordprocessingShape" mc:Ignorable="w14 w15 w16se w16cid w16 w16cex w16sdtdh wp14">
   <w:endnote w:type="separator" w:id="-1">
     <w:p>
       <w:r>
@@ -10421,10 +10319,10 @@
 </file>
 
 <file path=word/footer1.xml><?xml version="1.0" encoding="utf-8"?>
-<w:ftr xmlns:wpc="http://schemas.microsoft.com/office/word/2010/wordprocessingCanvas" xmlns:cx="http://schemas.microsoft.com/office/drawing/2014/chartex" xmlns:cx1="http://schemas.microsoft.com/office/drawing/2015/9/8/chartex" xmlns:cx2="http://schemas.microsoft.com/office/drawing/2015/10/21/chartex" xmlns:cx3="http://schemas.microsoft.com/office/drawing/2016/5/9/chartex" xmlns:cx4="http://schemas.microsoft.com/office/drawing/2016/5/10/chartex" xmlns:cx5="http://schemas.microsoft.com/office/drawing/2016/5/11/chartex" xmlns:cx6="http://schemas.microsoft.com/office/drawing/2016/5/12/chartex" xmlns:cx7="http://schemas.microsoft.com/office/drawing/2016/5/13/chartex" xmlns:cx8="http://schemas.microsoft.com/office/drawing/2016/5/14/chartex" xmlns:mc="http://schemas.openxmlformats.org/markup-compatibility/2006" xmlns:aink="http://schemas.microsoft.com/office/drawing/2016/ink" xmlns:am3d="http://schemas.microsoft.com/office/drawing/2017/model3d" xmlns:o="urn:schemas-microsoft-com:office:office" xmlns:r="http://schemas.openxmlformats.org/officeDocument/2006/relationships" xmlns:m="http://schemas.openxmlformats.org/officeDocument/2006/math" xmlns:v="urn:schemas-microsoft-com:vml" xmlns:wp14="http://schemas.microsoft.com/office/word/2010/wordprocessingDrawing" xmlns:wp="http://schemas.openxmlformats.org/drawingml/2006/wordprocessingDrawing" xmlns:w10="urn:schemas-microsoft-com:office:word" xmlns:w="http://schemas.openxmlformats.org/wordprocessingml/2006/main" xmlns:w14="http://schemas.microsoft.com/office/word/2010/wordml" xmlns:w15="http://schemas.microsoft.com/office/word/2012/wordml" xmlns:w16cid="http://schemas.microsoft.com/office/word/2016/wordml/cid" xmlns:w16se="http://schemas.microsoft.com/office/word/2015/wordml/symex" xmlns:wpg="http://schemas.microsoft.com/office/word/2010/wordprocessingGroup" xmlns:wpi="http://schemas.microsoft.com/office/word/2010/wordprocessingInk" xmlns:wne="http://schemas.microsoft.com/office/word/2006/wordml" xmlns:wps="http://schemas.microsoft.com/office/word/2010/wordprocessingShape" mc:Ignorable="w14 w15 w16se w16cid wp14">
+<w:ftr xmlns:wpc="http://schemas.microsoft.com/office/word/2010/wordprocessingCanvas" xmlns:cx="http://schemas.microsoft.com/office/drawing/2014/chartex" xmlns:cx1="http://schemas.microsoft.com/office/drawing/2015/9/8/chartex" xmlns:cx2="http://schemas.microsoft.com/office/drawing/2015/10/21/chartex" xmlns:cx3="http://schemas.microsoft.com/office/drawing/2016/5/9/chartex" xmlns:cx4="http://schemas.microsoft.com/office/drawing/2016/5/10/chartex" xmlns:cx5="http://schemas.microsoft.com/office/drawing/2016/5/11/chartex" xmlns:cx6="http://schemas.microsoft.com/office/drawing/2016/5/12/chartex" xmlns:cx7="http://schemas.microsoft.com/office/drawing/2016/5/13/chartex" xmlns:cx8="http://schemas.microsoft.com/office/drawing/2016/5/14/chartex" xmlns:mc="http://schemas.openxmlformats.org/markup-compatibility/2006" xmlns:aink="http://schemas.microsoft.com/office/drawing/2016/ink" xmlns:am3d="http://schemas.microsoft.com/office/drawing/2017/model3d" xmlns:o="urn:schemas-microsoft-com:office:office" xmlns:r="http://schemas.openxmlformats.org/officeDocument/2006/relationships" xmlns:m="http://schemas.openxmlformats.org/officeDocument/2006/math" xmlns:v="urn:schemas-microsoft-com:vml" xmlns:wp14="http://schemas.microsoft.com/office/word/2010/wordprocessingDrawing" xmlns:wp="http://schemas.openxmlformats.org/drawingml/2006/wordprocessingDrawing" xmlns:w10="urn:schemas-microsoft-com:office:word" xmlns:w="http://schemas.openxmlformats.org/wordprocessingml/2006/main" xmlns:w14="http://schemas.microsoft.com/office/word/2010/wordml" xmlns:w15="http://schemas.microsoft.com/office/word/2012/wordml" xmlns:w16cex="http://schemas.microsoft.com/office/word/2018/wordml/cex" xmlns:w16cid="http://schemas.microsoft.com/office/word/2016/wordml/cid" xmlns:w16="http://schemas.microsoft.com/office/word/2018/wordml" xmlns:w16sdtdh="http://schemas.microsoft.com/office/word/2020/wordml/sdtdatahash" xmlns:w16se="http://schemas.microsoft.com/office/word/2015/wordml/symex" xmlns:wpg="http://schemas.microsoft.com/office/word/2010/wordprocessingGroup" xmlns:wpi="http://schemas.microsoft.com/office/word/2010/wordprocessingInk" xmlns:wne="http://schemas.microsoft.com/office/word/2006/wordml" xmlns:wps="http://schemas.microsoft.com/office/word/2010/wordprocessingShape" mc:Ignorable="w14 w15 w16se w16cid w16 w16cex w16sdtdh wp14">
   <w:p>
     <w:pPr>
-      <w:pStyle w:val="Piedepgina"/>
+      <w:pStyle w:val="Footer"/>
     </w:pPr>
     <w:r>
       <w:rPr>
@@ -10491,10 +10389,10 @@
 </file>
 
 <file path=word/footer2.xml><?xml version="1.0" encoding="utf-8"?>
-<w:ftr xmlns:wpc="http://schemas.microsoft.com/office/word/2010/wordprocessingCanvas" xmlns:cx="http://schemas.microsoft.com/office/drawing/2014/chartex" xmlns:cx1="http://schemas.microsoft.com/office/drawing/2015/9/8/chartex" xmlns:cx2="http://schemas.microsoft.com/office/drawing/2015/10/21/chartex" xmlns:cx3="http://schemas.microsoft.com/office/drawing/2016/5/9/chartex" xmlns:cx4="http://schemas.microsoft.com/office/drawing/2016/5/10/chartex" xmlns:cx5="http://schemas.microsoft.com/office/drawing/2016/5/11/chartex" xmlns:cx6="http://schemas.microsoft.com/office/drawing/2016/5/12/chartex" xmlns:cx7="http://schemas.microsoft.com/office/drawing/2016/5/13/chartex" xmlns:cx8="http://schemas.microsoft.com/office/drawing/2016/5/14/chartex" xmlns:mc="http://schemas.openxmlformats.org/markup-compatibility/2006" xmlns:aink="http://schemas.microsoft.com/office/drawing/2016/ink" xmlns:am3d="http://schemas.microsoft.com/office/drawing/2017/model3d" xmlns:o="urn:schemas-microsoft-com:office:office" xmlns:r="http://schemas.openxmlformats.org/officeDocument/2006/relationships" xmlns:m="http://schemas.openxmlformats.org/officeDocument/2006/math" xmlns:v="urn:schemas-microsoft-com:vml" xmlns:wp14="http://schemas.microsoft.com/office/word/2010/wordprocessingDrawing" xmlns:wp="http://schemas.openxmlformats.org/drawingml/2006/wordprocessingDrawing" xmlns:w10="urn:schemas-microsoft-com:office:word" xmlns:w="http://schemas.openxmlformats.org/wordprocessingml/2006/main" xmlns:w14="http://schemas.microsoft.com/office/word/2010/wordml" xmlns:w15="http://schemas.microsoft.com/office/word/2012/wordml" xmlns:w16cid="http://schemas.microsoft.com/office/word/2016/wordml/cid" xmlns:w16se="http://schemas.microsoft.com/office/word/2015/wordml/symex" xmlns:wpg="http://schemas.microsoft.com/office/word/2010/wordprocessingGroup" xmlns:wpi="http://schemas.microsoft.com/office/word/2010/wordprocessingInk" xmlns:wne="http://schemas.microsoft.com/office/word/2006/wordml" xmlns:wps="http://schemas.microsoft.com/office/word/2010/wordprocessingShape" mc:Ignorable="w14 w15 w16se w16cid wp14">
+<w:ftr xmlns:wpc="http://schemas.microsoft.com/office/word/2010/wordprocessingCanvas" xmlns:cx="http://schemas.microsoft.com/office/drawing/2014/chartex" xmlns:cx1="http://schemas.microsoft.com/office/drawing/2015/9/8/chartex" xmlns:cx2="http://schemas.microsoft.com/office/drawing/2015/10/21/chartex" xmlns:cx3="http://schemas.microsoft.com/office/drawing/2016/5/9/chartex" xmlns:cx4="http://schemas.microsoft.com/office/drawing/2016/5/10/chartex" xmlns:cx5="http://schemas.microsoft.com/office/drawing/2016/5/11/chartex" xmlns:cx6="http://schemas.microsoft.com/office/drawing/2016/5/12/chartex" xmlns:cx7="http://schemas.microsoft.com/office/drawing/2016/5/13/chartex" xmlns:cx8="http://schemas.microsoft.com/office/drawing/2016/5/14/chartex" xmlns:mc="http://schemas.openxmlformats.org/markup-compatibility/2006" xmlns:aink="http://schemas.microsoft.com/office/drawing/2016/ink" xmlns:am3d="http://schemas.microsoft.com/office/drawing/2017/model3d" xmlns:o="urn:schemas-microsoft-com:office:office" xmlns:r="http://schemas.openxmlformats.org/officeDocument/2006/relationships" xmlns:m="http://schemas.openxmlformats.org/officeDocument/2006/math" xmlns:v="urn:schemas-microsoft-com:vml" xmlns:wp14="http://schemas.microsoft.com/office/word/2010/wordprocessingDrawing" xmlns:wp="http://schemas.openxmlformats.org/drawingml/2006/wordprocessingDrawing" xmlns:w10="urn:schemas-microsoft-com:office:word" xmlns:w="http://schemas.openxmlformats.org/wordprocessingml/2006/main" xmlns:w14="http://schemas.microsoft.com/office/word/2010/wordml" xmlns:w15="http://schemas.microsoft.com/office/word/2012/wordml" xmlns:w16cex="http://schemas.microsoft.com/office/word/2018/wordml/cex" xmlns:w16cid="http://schemas.microsoft.com/office/word/2016/wordml/cid" xmlns:w16="http://schemas.microsoft.com/office/word/2018/wordml" xmlns:w16sdtdh="http://schemas.microsoft.com/office/word/2020/wordml/sdtdatahash" xmlns:w16se="http://schemas.microsoft.com/office/word/2015/wordml/symex" xmlns:wpg="http://schemas.microsoft.com/office/word/2010/wordprocessingGroup" xmlns:wpi="http://schemas.microsoft.com/office/word/2010/wordprocessingInk" xmlns:wne="http://schemas.microsoft.com/office/word/2006/wordml" xmlns:wps="http://schemas.microsoft.com/office/word/2010/wordprocessingShape" mc:Ignorable="w14 w15 w16se w16cid w16 w16cex w16sdtdh wp14">
   <w:p>
     <w:pPr>
-      <w:pStyle w:val="Piedepgina"/>
+      <w:pStyle w:val="Footer"/>
       <w:pBdr>
         <w:top w:val="single" w:sz="2" w:space="0" w:color="808080"/>
         <w:left w:val="single" w:sz="2" w:space="0" w:color="808080"/>
@@ -10564,7 +10462,7 @@
 </file>
 
 <file path=word/footnotes.xml><?xml version="1.0" encoding="utf-8"?>
-<w:footnotes xmlns:wpc="http://schemas.microsoft.com/office/word/2010/wordprocessingCanvas" xmlns:cx="http://schemas.microsoft.com/office/drawing/2014/chartex" xmlns:cx1="http://schemas.microsoft.com/office/drawing/2015/9/8/chartex" xmlns:cx2="http://schemas.microsoft.com/office/drawing/2015/10/21/chartex" xmlns:cx3="http://schemas.microsoft.com/office/drawing/2016/5/9/chartex" xmlns:cx4="http://schemas.microsoft.com/office/drawing/2016/5/10/chartex" xmlns:cx5="http://schemas.microsoft.com/office/drawing/2016/5/11/chartex" xmlns:cx6="http://schemas.microsoft.com/office/drawing/2016/5/12/chartex" xmlns:cx7="http://schemas.microsoft.com/office/drawing/2016/5/13/chartex" xmlns:cx8="http://schemas.microsoft.com/office/drawing/2016/5/14/chartex" xmlns:mc="http://schemas.openxmlformats.org/markup-compatibility/2006" xmlns:aink="http://schemas.microsoft.com/office/drawing/2016/ink" xmlns:am3d="http://schemas.microsoft.com/office/drawing/2017/model3d" xmlns:o="urn:schemas-microsoft-com:office:office" xmlns:r="http://schemas.openxmlformats.org/officeDocument/2006/relationships" xmlns:m="http://schemas.openxmlformats.org/officeDocument/2006/math" xmlns:v="urn:schemas-microsoft-com:vml" xmlns:wp14="http://schemas.microsoft.com/office/word/2010/wordprocessingDrawing" xmlns:wp="http://schemas.openxmlformats.org/drawingml/2006/wordprocessingDrawing" xmlns:w10="urn:schemas-microsoft-com:office:word" xmlns:w="http://schemas.openxmlformats.org/wordprocessingml/2006/main" xmlns:w14="http://schemas.microsoft.com/office/word/2010/wordml" xmlns:w15="http://schemas.microsoft.com/office/word/2012/wordml" xmlns:w16cid="http://schemas.microsoft.com/office/word/2016/wordml/cid" xmlns:w16se="http://schemas.microsoft.com/office/word/2015/wordml/symex" xmlns:wpg="http://schemas.microsoft.com/office/word/2010/wordprocessingGroup" xmlns:wpi="http://schemas.microsoft.com/office/word/2010/wordprocessingInk" xmlns:wne="http://schemas.microsoft.com/office/word/2006/wordml" xmlns:wps="http://schemas.microsoft.com/office/word/2010/wordprocessingShape" mc:Ignorable="w14 w15 w16se w16cid wp14">
+<w:footnotes xmlns:wpc="http://schemas.microsoft.com/office/word/2010/wordprocessingCanvas" xmlns:cx="http://schemas.microsoft.com/office/drawing/2014/chartex" xmlns:cx1="http://schemas.microsoft.com/office/drawing/2015/9/8/chartex" xmlns:cx2="http://schemas.microsoft.com/office/drawing/2015/10/21/chartex" xmlns:cx3="http://schemas.microsoft.com/office/drawing/2016/5/9/chartex" xmlns:cx4="http://schemas.microsoft.com/office/drawing/2016/5/10/chartex" xmlns:cx5="http://schemas.microsoft.com/office/drawing/2016/5/11/chartex" xmlns:cx6="http://schemas.microsoft.com/office/drawing/2016/5/12/chartex" xmlns:cx7="http://schemas.microsoft.com/office/drawing/2016/5/13/chartex" xmlns:cx8="http://schemas.microsoft.com/office/drawing/2016/5/14/chartex" xmlns:mc="http://schemas.openxmlformats.org/markup-compatibility/2006" xmlns:aink="http://schemas.microsoft.com/office/drawing/2016/ink" xmlns:am3d="http://schemas.microsoft.com/office/drawing/2017/model3d" xmlns:o="urn:schemas-microsoft-com:office:office" xmlns:r="http://schemas.openxmlformats.org/officeDocument/2006/relationships" xmlns:m="http://schemas.openxmlformats.org/officeDocument/2006/math" xmlns:v="urn:schemas-microsoft-com:vml" xmlns:wp14="http://schemas.microsoft.com/office/word/2010/wordprocessingDrawing" xmlns:wp="http://schemas.openxmlformats.org/drawingml/2006/wordprocessingDrawing" xmlns:w10="urn:schemas-microsoft-com:office:word" xmlns:w="http://schemas.openxmlformats.org/wordprocessingml/2006/main" xmlns:w14="http://schemas.microsoft.com/office/word/2010/wordml" xmlns:w15="http://schemas.microsoft.com/office/word/2012/wordml" xmlns:w16cex="http://schemas.microsoft.com/office/word/2018/wordml/cex" xmlns:w16cid="http://schemas.microsoft.com/office/word/2016/wordml/cid" xmlns:w16="http://schemas.microsoft.com/office/word/2018/wordml" xmlns:w16sdtdh="http://schemas.microsoft.com/office/word/2020/wordml/sdtdatahash" xmlns:w16se="http://schemas.microsoft.com/office/word/2015/wordml/symex" xmlns:wpg="http://schemas.microsoft.com/office/word/2010/wordprocessingGroup" xmlns:wpi="http://schemas.microsoft.com/office/word/2010/wordprocessingInk" xmlns:wne="http://schemas.microsoft.com/office/word/2006/wordml" xmlns:wps="http://schemas.microsoft.com/office/word/2010/wordprocessingShape" mc:Ignorable="w14 w15 w16se w16cid w16 w16cex w16sdtdh wp14">
   <w:footnote w:type="separator" w:id="-1">
     <w:p>
       <w:r>
@@ -10586,10 +10484,10 @@
 </file>
 
 <file path=word/header1.xml><?xml version="1.0" encoding="utf-8"?>
-<w:hdr xmlns:wpc="http://schemas.microsoft.com/office/word/2010/wordprocessingCanvas" xmlns:cx="http://schemas.microsoft.com/office/drawing/2014/chartex" xmlns:cx1="http://schemas.microsoft.com/office/drawing/2015/9/8/chartex" xmlns:cx2="http://schemas.microsoft.com/office/drawing/2015/10/21/chartex" xmlns:cx3="http://schemas.microsoft.com/office/drawing/2016/5/9/chartex" xmlns:cx4="http://schemas.microsoft.com/office/drawing/2016/5/10/chartex" xmlns:cx5="http://schemas.microsoft.com/office/drawing/2016/5/11/chartex" xmlns:cx6="http://schemas.microsoft.com/office/drawing/2016/5/12/chartex" xmlns:cx7="http://schemas.microsoft.com/office/drawing/2016/5/13/chartex" xmlns:cx8="http://schemas.microsoft.com/office/drawing/2016/5/14/chartex" xmlns:mc="http://schemas.openxmlformats.org/markup-compatibility/2006" xmlns:aink="http://schemas.microsoft.com/office/drawing/2016/ink" xmlns:am3d="http://schemas.microsoft.com/office/drawing/2017/model3d" xmlns:o="urn:schemas-microsoft-com:office:office" xmlns:r="http://schemas.openxmlformats.org/officeDocument/2006/relationships" xmlns:m="http://schemas.openxmlformats.org/officeDocument/2006/math" xmlns:v="urn:schemas-microsoft-com:vml" xmlns:wp14="http://schemas.microsoft.com/office/word/2010/wordprocessingDrawing" xmlns:wp="http://schemas.openxmlformats.org/drawingml/2006/wordprocessingDrawing" xmlns:w10="urn:schemas-microsoft-com:office:word" xmlns:w="http://schemas.openxmlformats.org/wordprocessingml/2006/main" xmlns:w14="http://schemas.microsoft.com/office/word/2010/wordml" xmlns:w15="http://schemas.microsoft.com/office/word/2012/wordml" xmlns:w16cid="http://schemas.microsoft.com/office/word/2016/wordml/cid" xmlns:w16se="http://schemas.microsoft.com/office/word/2015/wordml/symex" xmlns:wpg="http://schemas.microsoft.com/office/word/2010/wordprocessingGroup" xmlns:wpi="http://schemas.microsoft.com/office/word/2010/wordprocessingInk" xmlns:wne="http://schemas.microsoft.com/office/word/2006/wordml" xmlns:wps="http://schemas.microsoft.com/office/word/2010/wordprocessingShape" mc:Ignorable="w14 w15 w16se w16cid wp14">
+<w:hdr xmlns:wpc="http://schemas.microsoft.com/office/word/2010/wordprocessingCanvas" xmlns:cx="http://schemas.microsoft.com/office/drawing/2014/chartex" xmlns:cx1="http://schemas.microsoft.com/office/drawing/2015/9/8/chartex" xmlns:cx2="http://schemas.microsoft.com/office/drawing/2015/10/21/chartex" xmlns:cx3="http://schemas.microsoft.com/office/drawing/2016/5/9/chartex" xmlns:cx4="http://schemas.microsoft.com/office/drawing/2016/5/10/chartex" xmlns:cx5="http://schemas.microsoft.com/office/drawing/2016/5/11/chartex" xmlns:cx6="http://schemas.microsoft.com/office/drawing/2016/5/12/chartex" xmlns:cx7="http://schemas.microsoft.com/office/drawing/2016/5/13/chartex" xmlns:cx8="http://schemas.microsoft.com/office/drawing/2016/5/14/chartex" xmlns:mc="http://schemas.openxmlformats.org/markup-compatibility/2006" xmlns:aink="http://schemas.microsoft.com/office/drawing/2016/ink" xmlns:am3d="http://schemas.microsoft.com/office/drawing/2017/model3d" xmlns:o="urn:schemas-microsoft-com:office:office" xmlns:r="http://schemas.openxmlformats.org/officeDocument/2006/relationships" xmlns:m="http://schemas.openxmlformats.org/officeDocument/2006/math" xmlns:v="urn:schemas-microsoft-com:vml" xmlns:wp14="http://schemas.microsoft.com/office/word/2010/wordprocessingDrawing" xmlns:wp="http://schemas.openxmlformats.org/drawingml/2006/wordprocessingDrawing" xmlns:w10="urn:schemas-microsoft-com:office:word" xmlns:w="http://schemas.openxmlformats.org/wordprocessingml/2006/main" xmlns:w14="http://schemas.microsoft.com/office/word/2010/wordml" xmlns:w15="http://schemas.microsoft.com/office/word/2012/wordml" xmlns:w16cex="http://schemas.microsoft.com/office/word/2018/wordml/cex" xmlns:w16cid="http://schemas.microsoft.com/office/word/2016/wordml/cid" xmlns:w16="http://schemas.microsoft.com/office/word/2018/wordml" xmlns:w16sdtdh="http://schemas.microsoft.com/office/word/2020/wordml/sdtdatahash" xmlns:w16se="http://schemas.microsoft.com/office/word/2015/wordml/symex" xmlns:wpg="http://schemas.microsoft.com/office/word/2010/wordprocessingGroup" xmlns:wpi="http://schemas.microsoft.com/office/word/2010/wordprocessingInk" xmlns:wne="http://schemas.microsoft.com/office/word/2006/wordml" xmlns:wps="http://schemas.microsoft.com/office/word/2010/wordprocessingShape" mc:Ignorable="w14 w15 w16se w16cid w16 w16cex w16sdtdh wp14">
   <w:p>
     <w:pPr>
-      <w:pStyle w:val="Encabezado"/>
+      <w:pStyle w:val="Header"/>
     </w:pPr>
     <w:r>
       <w:rPr>
@@ -10656,17 +10554,17 @@
 </file>
 
 <file path=word/header2.xml><?xml version="1.0" encoding="utf-8"?>
-<w:hdr xmlns:wpc="http://schemas.microsoft.com/office/word/2010/wordprocessingCanvas" xmlns:cx="http://schemas.microsoft.com/office/drawing/2014/chartex" xmlns:cx1="http://schemas.microsoft.com/office/drawing/2015/9/8/chartex" xmlns:cx2="http://schemas.microsoft.com/office/drawing/2015/10/21/chartex" xmlns:cx3="http://schemas.microsoft.com/office/drawing/2016/5/9/chartex" xmlns:cx4="http://schemas.microsoft.com/office/drawing/2016/5/10/chartex" xmlns:cx5="http://schemas.microsoft.com/office/drawing/2016/5/11/chartex" xmlns:cx6="http://schemas.microsoft.com/office/drawing/2016/5/12/chartex" xmlns:cx7="http://schemas.microsoft.com/office/drawing/2016/5/13/chartex" xmlns:cx8="http://schemas.microsoft.com/office/drawing/2016/5/14/chartex" xmlns:mc="http://schemas.openxmlformats.org/markup-compatibility/2006" xmlns:aink="http://schemas.microsoft.com/office/drawing/2016/ink" xmlns:am3d="http://schemas.microsoft.com/office/drawing/2017/model3d" xmlns:o="urn:schemas-microsoft-com:office:office" xmlns:r="http://schemas.openxmlformats.org/officeDocument/2006/relationships" xmlns:m="http://schemas.openxmlformats.org/officeDocument/2006/math" xmlns:v="urn:schemas-microsoft-com:vml" xmlns:wp14="http://schemas.microsoft.com/office/word/2010/wordprocessingDrawing" xmlns:wp="http://schemas.openxmlformats.org/drawingml/2006/wordprocessingDrawing" xmlns:w10="urn:schemas-microsoft-com:office:word" xmlns:w="http://schemas.openxmlformats.org/wordprocessingml/2006/main" xmlns:w14="http://schemas.microsoft.com/office/word/2010/wordml" xmlns:w15="http://schemas.microsoft.com/office/word/2012/wordml" xmlns:w16cid="http://schemas.microsoft.com/office/word/2016/wordml/cid" xmlns:w16se="http://schemas.microsoft.com/office/word/2015/wordml/symex" xmlns:wpg="http://schemas.microsoft.com/office/word/2010/wordprocessingGroup" xmlns:wpi="http://schemas.microsoft.com/office/word/2010/wordprocessingInk" xmlns:wne="http://schemas.microsoft.com/office/word/2006/wordml" xmlns:wps="http://schemas.microsoft.com/office/word/2010/wordprocessingShape" mc:Ignorable="w14 w15 w16se w16cid wp14">
+<w:hdr xmlns:wpc="http://schemas.microsoft.com/office/word/2010/wordprocessingCanvas" xmlns:cx="http://schemas.microsoft.com/office/drawing/2014/chartex" xmlns:cx1="http://schemas.microsoft.com/office/drawing/2015/9/8/chartex" xmlns:cx2="http://schemas.microsoft.com/office/drawing/2015/10/21/chartex" xmlns:cx3="http://schemas.microsoft.com/office/drawing/2016/5/9/chartex" xmlns:cx4="http://schemas.microsoft.com/office/drawing/2016/5/10/chartex" xmlns:cx5="http://schemas.microsoft.com/office/drawing/2016/5/11/chartex" xmlns:cx6="http://schemas.microsoft.com/office/drawing/2016/5/12/chartex" xmlns:cx7="http://schemas.microsoft.com/office/drawing/2016/5/13/chartex" xmlns:cx8="http://schemas.microsoft.com/office/drawing/2016/5/14/chartex" xmlns:mc="http://schemas.openxmlformats.org/markup-compatibility/2006" xmlns:aink="http://schemas.microsoft.com/office/drawing/2016/ink" xmlns:am3d="http://schemas.microsoft.com/office/drawing/2017/model3d" xmlns:o="urn:schemas-microsoft-com:office:office" xmlns:r="http://schemas.openxmlformats.org/officeDocument/2006/relationships" xmlns:m="http://schemas.openxmlformats.org/officeDocument/2006/math" xmlns:v="urn:schemas-microsoft-com:vml" xmlns:wp14="http://schemas.microsoft.com/office/word/2010/wordprocessingDrawing" xmlns:wp="http://schemas.openxmlformats.org/drawingml/2006/wordprocessingDrawing" xmlns:w10="urn:schemas-microsoft-com:office:word" xmlns:w="http://schemas.openxmlformats.org/wordprocessingml/2006/main" xmlns:w14="http://schemas.microsoft.com/office/word/2010/wordml" xmlns:w15="http://schemas.microsoft.com/office/word/2012/wordml" xmlns:w16cex="http://schemas.microsoft.com/office/word/2018/wordml/cex" xmlns:w16cid="http://schemas.microsoft.com/office/word/2016/wordml/cid" xmlns:w16="http://schemas.microsoft.com/office/word/2018/wordml" xmlns:w16sdtdh="http://schemas.microsoft.com/office/word/2020/wordml/sdtdatahash" xmlns:w16se="http://schemas.microsoft.com/office/word/2015/wordml/symex" xmlns:wpg="http://schemas.microsoft.com/office/word/2010/wordprocessingGroup" xmlns:wpi="http://schemas.microsoft.com/office/word/2010/wordprocessingInk" xmlns:wne="http://schemas.microsoft.com/office/word/2006/wordml" xmlns:wps="http://schemas.microsoft.com/office/word/2010/wordprocessingShape" mc:Ignorable="w14 w15 w16se w16cid w16 w16cex w16sdtdh wp14">
   <w:p>
     <w:pPr>
-      <w:pStyle w:val="Encabezado"/>
+      <w:pStyle w:val="Header"/>
     </w:pPr>
   </w:p>
 </w:hdr>
 </file>
 
 <file path=word/numbering.xml><?xml version="1.0" encoding="utf-8"?>
-<w:numbering xmlns:wpc="http://schemas.microsoft.com/office/word/2010/wordprocessingCanvas" xmlns:cx="http://schemas.microsoft.com/office/drawing/2014/chartex" xmlns:cx1="http://schemas.microsoft.com/office/drawing/2015/9/8/chartex" xmlns:cx2="http://schemas.microsoft.com/office/drawing/2015/10/21/chartex" xmlns:cx3="http://schemas.microsoft.com/office/drawing/2016/5/9/chartex" xmlns:cx4="http://schemas.microsoft.com/office/drawing/2016/5/10/chartex" xmlns:cx5="http://schemas.microsoft.com/office/drawing/2016/5/11/chartex" xmlns:cx6="http://schemas.microsoft.com/office/drawing/2016/5/12/chartex" xmlns:cx7="http://schemas.microsoft.com/office/drawing/2016/5/13/chartex" xmlns:cx8="http://schemas.microsoft.com/office/drawing/2016/5/14/chartex" xmlns:mc="http://schemas.openxmlformats.org/markup-compatibility/2006" xmlns:aink="http://schemas.microsoft.com/office/drawing/2016/ink" xmlns:am3d="http://schemas.microsoft.com/office/drawing/2017/model3d" xmlns:o="urn:schemas-microsoft-com:office:office" xmlns:r="http://schemas.openxmlformats.org/officeDocument/2006/relationships" xmlns:m="http://schemas.openxmlformats.org/officeDocument/2006/math" xmlns:v="urn:schemas-microsoft-com:vml" xmlns:wp14="http://schemas.microsoft.com/office/word/2010/wordprocessingDrawing" xmlns:wp="http://schemas.openxmlformats.org/drawingml/2006/wordprocessingDrawing" xmlns:w10="urn:schemas-microsoft-com:office:word" xmlns:w="http://schemas.openxmlformats.org/wordprocessingml/2006/main" xmlns:w14="http://schemas.microsoft.com/office/word/2010/wordml" xmlns:w15="http://schemas.microsoft.com/office/word/2012/wordml" xmlns:w16cid="http://schemas.microsoft.com/office/word/2016/wordml/cid" xmlns:w16se="http://schemas.microsoft.com/office/word/2015/wordml/symex" xmlns:wpg="http://schemas.microsoft.com/office/word/2010/wordprocessingGroup" xmlns:wpi="http://schemas.microsoft.com/office/word/2010/wordprocessingInk" xmlns:wne="http://schemas.microsoft.com/office/word/2006/wordml" xmlns:wps="http://schemas.microsoft.com/office/word/2010/wordprocessingShape" mc:Ignorable="w14 w15 w16se w16cid wp14">
+<w:numbering xmlns:wpc="http://schemas.microsoft.com/office/word/2010/wordprocessingCanvas" xmlns:cx="http://schemas.microsoft.com/office/drawing/2014/chartex" xmlns:cx1="http://schemas.microsoft.com/office/drawing/2015/9/8/chartex" xmlns:cx2="http://schemas.microsoft.com/office/drawing/2015/10/21/chartex" xmlns:cx3="http://schemas.microsoft.com/office/drawing/2016/5/9/chartex" xmlns:cx4="http://schemas.microsoft.com/office/drawing/2016/5/10/chartex" xmlns:cx5="http://schemas.microsoft.com/office/drawing/2016/5/11/chartex" xmlns:cx6="http://schemas.microsoft.com/office/drawing/2016/5/12/chartex" xmlns:cx7="http://schemas.microsoft.com/office/drawing/2016/5/13/chartex" xmlns:cx8="http://schemas.microsoft.com/office/drawing/2016/5/14/chartex" xmlns:mc="http://schemas.openxmlformats.org/markup-compatibility/2006" xmlns:aink="http://schemas.microsoft.com/office/drawing/2016/ink" xmlns:am3d="http://schemas.microsoft.com/office/drawing/2017/model3d" xmlns:o="urn:schemas-microsoft-com:office:office" xmlns:r="http://schemas.openxmlformats.org/officeDocument/2006/relationships" xmlns:m="http://schemas.openxmlformats.org/officeDocument/2006/math" xmlns:v="urn:schemas-microsoft-com:vml" xmlns:wp14="http://schemas.microsoft.com/office/word/2010/wordprocessingDrawing" xmlns:wp="http://schemas.openxmlformats.org/drawingml/2006/wordprocessingDrawing" xmlns:w10="urn:schemas-microsoft-com:office:word" xmlns:w="http://schemas.openxmlformats.org/wordprocessingml/2006/main" xmlns:w14="http://schemas.microsoft.com/office/word/2010/wordml" xmlns:w15="http://schemas.microsoft.com/office/word/2012/wordml" xmlns:w16cex="http://schemas.microsoft.com/office/word/2018/wordml/cex" xmlns:w16cid="http://schemas.microsoft.com/office/word/2016/wordml/cid" xmlns:w16="http://schemas.microsoft.com/office/word/2018/wordml" xmlns:w16sdtdh="http://schemas.microsoft.com/office/word/2020/wordml/sdtdatahash" xmlns:w16se="http://schemas.microsoft.com/office/word/2015/wordml/symex" xmlns:wpg="http://schemas.microsoft.com/office/word/2010/wordprocessingGroup" xmlns:wpi="http://schemas.microsoft.com/office/word/2010/wordprocessingInk" xmlns:wne="http://schemas.microsoft.com/office/word/2006/wordml" xmlns:wps="http://schemas.microsoft.com/office/word/2010/wordprocessingShape" mc:Ignorable="w14 w15 w16se w16cid w16 w16cex w16sdtdh wp14">
   <w:abstractNum w:abstractNumId="0" w15:restartNumberingAfterBreak="0">
     <w:nsid w:val="0383637A"/>
     <w:multiLevelType w:val="multilevel"/>
@@ -11317,7 +11215,7 @@
     <w:lvl w:ilvl="0">
       <w:start w:val="1"/>
       <w:numFmt w:val="decimal"/>
-      <w:pStyle w:val="Ttulo1"/>
+      <w:pStyle w:val="Heading1"/>
       <w:lvlText w:val="%1 "/>
       <w:lvlJc w:val="left"/>
       <w:pPr>
@@ -11327,7 +11225,7 @@
     <w:lvl w:ilvl="1">
       <w:start w:val="1"/>
       <w:numFmt w:val="decimal"/>
-      <w:pStyle w:val="Ttulo2"/>
+      <w:pStyle w:val="Heading2"/>
       <w:lvlText w:val="%1.%2 "/>
       <w:lvlJc w:val="left"/>
       <w:pPr>
@@ -11337,7 +11235,7 @@
     <w:lvl w:ilvl="2">
       <w:start w:val="1"/>
       <w:numFmt w:val="decimal"/>
-      <w:pStyle w:val="Ttulo3"/>
+      <w:pStyle w:val="Heading3"/>
       <w:lvlText w:val="%1.%2.%3 "/>
       <w:lvlJc w:val="left"/>
       <w:pPr>
@@ -11347,7 +11245,7 @@
     <w:lvl w:ilvl="3">
       <w:start w:val="1"/>
       <w:numFmt w:val="decimal"/>
-      <w:pStyle w:val="Ttulo4"/>
+      <w:pStyle w:val="Heading4"/>
       <w:lvlText w:val="%1.%2.%3.%4 "/>
       <w:lvlJc w:val="left"/>
       <w:pPr>
@@ -11357,7 +11255,7 @@
     <w:lvl w:ilvl="4">
       <w:start w:val="1"/>
       <w:numFmt w:val="decimal"/>
-      <w:pStyle w:val="Ttulo5"/>
+      <w:pStyle w:val="Heading5"/>
       <w:lvlText w:val="%1.%2.%3.%4.%5 "/>
       <w:lvlJc w:val="left"/>
       <w:pPr>
@@ -12167,7 +12065,7 @@
 </file>
 
 <file path=word/styles.xml><?xml version="1.0" encoding="utf-8"?>
-<w:styles xmlns:mc="http://schemas.openxmlformats.org/markup-compatibility/2006" xmlns:r="http://schemas.openxmlformats.org/officeDocument/2006/relationships" xmlns:w="http://schemas.openxmlformats.org/wordprocessingml/2006/main" xmlns:w14="http://schemas.microsoft.com/office/word/2010/wordml" xmlns:w15="http://schemas.microsoft.com/office/word/2012/wordml" xmlns:w16cid="http://schemas.microsoft.com/office/word/2016/wordml/cid" xmlns:w16se="http://schemas.microsoft.com/office/word/2015/wordml/symex" mc:Ignorable="w14 w15 w16se w16cid">
+<w:styles xmlns:mc="http://schemas.openxmlformats.org/markup-compatibility/2006" xmlns:r="http://schemas.openxmlformats.org/officeDocument/2006/relationships" xmlns:w="http://schemas.openxmlformats.org/wordprocessingml/2006/main" xmlns:w14="http://schemas.microsoft.com/office/word/2010/wordml" xmlns:w15="http://schemas.microsoft.com/office/word/2012/wordml" xmlns:w16cex="http://schemas.microsoft.com/office/word/2018/wordml/cex" xmlns:w16cid="http://schemas.microsoft.com/office/word/2016/wordml/cid" xmlns:w16="http://schemas.microsoft.com/office/word/2018/wordml" xmlns:w16sdtdh="http://schemas.microsoft.com/office/word/2020/wordml/sdtdatahash" xmlns:w16se="http://schemas.microsoft.com/office/word/2015/wordml/symex" mc:Ignorable="w14 w15 w16se w16cid w16 w16cex w16sdtdh">
   <w:docDefaults>
     <w:rPrDefault>
       <w:rPr>
@@ -12177,7 +12075,7 @@
     </w:rPrDefault>
     <w:pPrDefault/>
   </w:docDefaults>
-  <w:latentStyles w:defLockedState="0" w:defUIPriority="99" w:defSemiHidden="0" w:defUnhideWhenUsed="0" w:defQFormat="0" w:count="375">
+  <w:latentStyles w:defLockedState="0" w:defUIPriority="99" w:defSemiHidden="0" w:defUnhideWhenUsed="0" w:defQFormat="0" w:count="376">
     <w:lsdException w:name="Normal" w:uiPriority="0" w:qFormat="1"/>
     <w:lsdException w:name="heading 1" w:uiPriority="9" w:qFormat="1"/>
     <w:lsdException w:name="heading 2" w:semiHidden="1" w:uiPriority="9" w:unhideWhenUsed="1" w:qFormat="1"/>
@@ -12283,7 +12181,6 @@
     <w:lsdException w:name="HTML Sample" w:semiHidden="1" w:unhideWhenUsed="1"/>
     <w:lsdException w:name="HTML Typewriter" w:semiHidden="1" w:unhideWhenUsed="1"/>
     <w:lsdException w:name="HTML Variable" w:semiHidden="1" w:unhideWhenUsed="1"/>
-    <w:lsdException w:name="Normal Table" w:semiHidden="1" w:unhideWhenUsed="1"/>
     <w:lsdException w:name="annotation subject" w:semiHidden="1" w:unhideWhenUsed="1"/>
     <w:lsdException w:name="No List" w:semiHidden="1" w:unhideWhenUsed="1"/>
     <w:lsdException w:name="Outline List 1" w:semiHidden="1" w:unhideWhenUsed="1"/>
@@ -12330,10 +12227,8 @@
     <w:lsdException w:name="Table Subtle 2" w:semiHidden="1" w:unhideWhenUsed="1"/>
     <w:lsdException w:name="Table Web 1" w:semiHidden="1" w:unhideWhenUsed="1"/>
     <w:lsdException w:name="Table Web 2" w:semiHidden="1" w:unhideWhenUsed="1"/>
-    <w:lsdException w:name="Table Web 3" w:semiHidden="1" w:unhideWhenUsed="1"/>
     <w:lsdException w:name="Balloon Text" w:semiHidden="1" w:unhideWhenUsed="1"/>
     <w:lsdException w:name="Table Grid" w:uiPriority="39"/>
-    <w:lsdException w:name="Table Theme" w:semiHidden="1" w:unhideWhenUsed="1"/>
     <w:lsdException w:name="Placeholder Text" w:semiHidden="1"/>
     <w:lsdException w:name="No Spacing" w:uiPriority="1" w:qFormat="1"/>
     <w:lsdException w:name="Light Shading" w:uiPriority="60"/>
@@ -12553,6 +12448,7 @@
     <w:lsdException w:name="Smart Hyperlink" w:semiHidden="1" w:unhideWhenUsed="1"/>
     <w:lsdException w:name="Hashtag" w:semiHidden="1" w:unhideWhenUsed="1"/>
     <w:lsdException w:name="Unresolved Mention" w:semiHidden="1" w:unhideWhenUsed="1"/>
+    <w:lsdException w:name="Smart Link" w:semiHidden="1" w:unhideWhenUsed="1"/>
   </w:latentStyles>
   <w:style w:type="paragraph" w:default="1" w:styleId="Normal">
     <w:name w:val="Normal"/>
@@ -12571,7 +12467,7 @@
       <w:lang w:val="es-ES"/>
     </w:rPr>
   </w:style>
-  <w:style w:type="paragraph" w:styleId="Ttulo1">
+  <w:style w:type="paragraph" w:styleId="Heading1">
     <w:name w:val="heading 1"/>
     <w:basedOn w:val="Heading"/>
     <w:next w:val="Textbody"/>
@@ -12588,11 +12484,11 @@
       <w:bCs/>
     </w:rPr>
   </w:style>
-  <w:style w:type="paragraph" w:styleId="Ttulo2">
+  <w:style w:type="paragraph" w:styleId="Heading2">
     <w:name w:val="heading 2"/>
     <w:basedOn w:val="Heading"/>
     <w:next w:val="Textbody"/>
-    <w:link w:val="Ttulo2Car"/>
+    <w:link w:val="Heading2Char"/>
     <w:pPr>
       <w:numPr>
         <w:ilvl w:val="1"/>
@@ -12608,7 +12504,7 @@
       <w:iCs/>
     </w:rPr>
   </w:style>
-  <w:style w:type="paragraph" w:styleId="Ttulo3">
+  <w:style w:type="paragraph" w:styleId="Heading3">
     <w:name w:val="heading 3"/>
     <w:basedOn w:val="Heading"/>
     <w:next w:val="Textbody"/>
@@ -12625,7 +12521,7 @@
       <w:bCs/>
     </w:rPr>
   </w:style>
-  <w:style w:type="paragraph" w:styleId="Ttulo4">
+  <w:style w:type="paragraph" w:styleId="Heading4">
     <w:name w:val="heading 4"/>
     <w:basedOn w:val="Heading"/>
     <w:next w:val="Textbody"/>
@@ -12645,7 +12541,7 @@
       <w:sz w:val="24"/>
     </w:rPr>
   </w:style>
-  <w:style w:type="paragraph" w:styleId="Ttulo5">
+  <w:style w:type="paragraph" w:styleId="Heading5">
     <w:name w:val="heading 5"/>
     <w:basedOn w:val="Heading"/>
     <w:next w:val="Textbody"/>
@@ -12664,13 +12560,13 @@
       <w:sz w:val="26"/>
     </w:rPr>
   </w:style>
-  <w:style w:type="character" w:default="1" w:styleId="Fuentedeprrafopredeter">
+  <w:style w:type="character" w:default="1" w:styleId="DefaultParagraphFont">
     <w:name w:val="Default Paragraph Font"/>
     <w:uiPriority w:val="1"/>
     <w:semiHidden/>
     <w:unhideWhenUsed/>
   </w:style>
-  <w:style w:type="table" w:default="1" w:styleId="Tablanormal">
+  <w:style w:type="table" w:default="1" w:styleId="TableNormal">
     <w:name w:val="Normal Table"/>
     <w:uiPriority w:val="99"/>
     <w:semiHidden/>
@@ -12685,7 +12581,7 @@
       </w:tblCellMar>
     </w:tblPr>
   </w:style>
-  <w:style w:type="numbering" w:default="1" w:styleId="Sinlista">
+  <w:style w:type="numbering" w:default="1" w:styleId="NoList">
     <w:name w:val="No List"/>
     <w:uiPriority w:val="99"/>
     <w:semiHidden/>
@@ -12693,7 +12589,7 @@
   </w:style>
   <w:style w:type="numbering" w:customStyle="1" w:styleId="Outline">
     <w:name w:val="Outline"/>
-    <w:basedOn w:val="Sinlista"/>
+    <w:basedOn w:val="NoList"/>
     <w:pPr>
       <w:numPr>
         <w:numId w:val="1"/>
@@ -12740,11 +12636,11 @@
       <w:sz w:val="22"/>
     </w:rPr>
   </w:style>
-  <w:style w:type="paragraph" w:styleId="Lista">
+  <w:style w:type="paragraph" w:styleId="List">
     <w:name w:val="List"/>
     <w:basedOn w:val="Textbody"/>
   </w:style>
-  <w:style w:type="paragraph" w:styleId="Descripcin">
+  <w:style w:type="paragraph" w:styleId="Caption">
     <w:name w:val="caption"/>
     <w:basedOn w:val="Standard"/>
     <w:pPr>
@@ -12764,7 +12660,7 @@
       <w:suppressLineNumbers/>
     </w:pPr>
   </w:style>
-  <w:style w:type="paragraph" w:styleId="Encabezado">
+  <w:style w:type="paragraph" w:styleId="Header">
     <w:name w:val="header"/>
     <w:basedOn w:val="Standard"/>
     <w:pPr>
@@ -12891,10 +12787,10 @@
       <w:sz w:val="32"/>
     </w:rPr>
   </w:style>
-  <w:style w:type="paragraph" w:styleId="Ttulo">
+  <w:style w:type="paragraph" w:styleId="Title">
     <w:name w:val="Title"/>
     <w:basedOn w:val="Tema"/>
-    <w:next w:val="Subttulo"/>
+    <w:next w:val="Subtitle"/>
     <w:pPr>
       <w:spacing w:after="0"/>
     </w:pPr>
@@ -12904,7 +12800,7 @@
       <w:szCs w:val="36"/>
     </w:rPr>
   </w:style>
-  <w:style w:type="paragraph" w:styleId="Subttulo">
+  <w:style w:type="paragraph" w:styleId="Subtitle">
     <w:name w:val="Subtitle"/>
     <w:basedOn w:val="Heading"/>
     <w:next w:val="Textbody"/>
@@ -12925,7 +12821,7 @@
   </w:style>
   <w:style w:type="paragraph" w:customStyle="1" w:styleId="Sinnombre1">
     <w:name w:val="Sin nombre1"/>
-    <w:basedOn w:val="Ttulo"/>
+    <w:basedOn w:val="Title"/>
   </w:style>
   <w:style w:type="paragraph" w:customStyle="1" w:styleId="Notaalpi">
     <w:name w:val="Nota al pié"/>
@@ -12937,7 +12833,7 @@
       <w:sz w:val="24"/>
     </w:rPr>
   </w:style>
-  <w:style w:type="paragraph" w:styleId="Piedepgina">
+  <w:style w:type="paragraph" w:styleId="Footer">
     <w:name w:val="footer"/>
     <w:basedOn w:val="Standard"/>
     <w:pPr>
@@ -12957,7 +12853,7 @@
   </w:style>
   <w:style w:type="paragraph" w:customStyle="1" w:styleId="Table">
     <w:name w:val="Table"/>
-    <w:basedOn w:val="Descripcin"/>
+    <w:basedOn w:val="Caption"/>
   </w:style>
   <w:style w:type="paragraph" w:customStyle="1" w:styleId="Framecontents">
     <w:name w:val="Frame contents"/>
@@ -12979,7 +12875,7 @@
       <w:rFonts w:ascii="OpenSymbol" w:eastAsia="OpenSymbol" w:hAnsi="OpenSymbol" w:cs="OpenSymbol"/>
     </w:rPr>
   </w:style>
-  <w:style w:type="paragraph" w:styleId="TDC1">
+  <w:style w:type="paragraph" w:styleId="TOC1">
     <w:name w:val="toc 1"/>
     <w:basedOn w:val="Normal"/>
     <w:next w:val="Normal"/>
@@ -12991,7 +12887,7 @@
       <w:spacing w:after="100"/>
     </w:pPr>
   </w:style>
-  <w:style w:type="paragraph" w:styleId="TDC2">
+  <w:style w:type="paragraph" w:styleId="TOC2">
     <w:name w:val="toc 2"/>
     <w:basedOn w:val="Normal"/>
     <w:next w:val="Normal"/>
@@ -13004,7 +12900,7 @@
       <w:ind w:left="240"/>
     </w:pPr>
   </w:style>
-  <w:style w:type="paragraph" w:styleId="TDC3">
+  <w:style w:type="paragraph" w:styleId="TOC3">
     <w:name w:val="toc 3"/>
     <w:basedOn w:val="Normal"/>
     <w:next w:val="Normal"/>
@@ -13017,9 +12913,9 @@
       <w:ind w:left="480"/>
     </w:pPr>
   </w:style>
-  <w:style w:type="character" w:styleId="Hipervnculo">
+  <w:style w:type="character" w:styleId="Hyperlink">
     <w:name w:val="Hyperlink"/>
-    <w:basedOn w:val="Fuentedeprrafopredeter"/>
+    <w:basedOn w:val="DefaultParagraphFont"/>
     <w:uiPriority w:val="99"/>
     <w:unhideWhenUsed/>
     <w:rsid w:val="00F30A8C"/>
@@ -13028,9 +12924,9 @@
       <w:u w:val="single"/>
     </w:rPr>
   </w:style>
-  <w:style w:type="character" w:customStyle="1" w:styleId="Ttulo2Car">
-    <w:name w:val="Título 2 Car"/>
-    <w:link w:val="Ttulo2"/>
+  <w:style w:type="character" w:customStyle="1" w:styleId="Heading2Char">
+    <w:name w:val="Heading 2 Char"/>
+    <w:link w:val="Heading2"/>
     <w:rsid w:val="00120CE0"/>
     <w:rPr>
       <w:rFonts w:ascii="Eras Md BT" w:eastAsia="MS Mincho" w:hAnsi="Eras Md BT"/>
@@ -13063,9 +12959,9 @@
       <w:lang w:val="es-CO"/>
     </w:rPr>
   </w:style>
-  <w:style w:type="character" w:styleId="Textoennegrita">
+  <w:style w:type="character" w:styleId="Strong">
     <w:name w:val="Strong"/>
-    <w:basedOn w:val="Fuentedeprrafopredeter"/>
+    <w:basedOn w:val="DefaultParagraphFont"/>
     <w:uiPriority w:val="22"/>
     <w:qFormat/>
     <w:rsid w:val="00321A9B"/>
@@ -13093,17 +12989,17 @@
   </w:style>
   <w:style w:type="character" w:customStyle="1" w:styleId="t286pc">
     <w:name w:val="t286pc"/>
-    <w:basedOn w:val="Fuentedeprrafopredeter"/>
+    <w:basedOn w:val="DefaultParagraphFont"/>
     <w:rsid w:val="00996FB3"/>
   </w:style>
   <w:style w:type="character" w:customStyle="1" w:styleId="whitespace-normal">
     <w:name w:val="whitespace-normal"/>
-    <w:basedOn w:val="Fuentedeprrafopredeter"/>
+    <w:basedOn w:val="DefaultParagraphFont"/>
     <w:rsid w:val="00915571"/>
   </w:style>
-  <w:style w:type="character" w:styleId="nfasis">
+  <w:style w:type="character" w:styleId="Emphasis">
     <w:name w:val="Emphasis"/>
-    <w:basedOn w:val="Fuentedeprrafopredeter"/>
+    <w:basedOn w:val="DefaultParagraphFont"/>
     <w:uiPriority w:val="20"/>
     <w:qFormat/>
     <w:rsid w:val="00915571"/>
@@ -13112,9 +13008,9 @@
       <w:iCs/>
     </w:rPr>
   </w:style>
-  <w:style w:type="table" w:styleId="Tablaconcuadrcula">
+  <w:style w:type="table" w:styleId="TableGrid">
     <w:name w:val="Table Grid"/>
-    <w:basedOn w:val="Tablanormal"/>
+    <w:basedOn w:val="TableNormal"/>
     <w:uiPriority w:val="39"/>
     <w:rsid w:val="005B76C8"/>
     <w:tblPr>
@@ -13128,9 +13024,9 @@
       </w:tblBorders>
     </w:tblPr>
   </w:style>
-  <w:style w:type="table" w:styleId="Tablaconcuadrcula4-nfasis3">
+  <w:style w:type="table" w:styleId="GridTable4-Accent3">
     <w:name w:val="Grid Table 4 Accent 3"/>
-    <w:basedOn w:val="Tablanormal"/>
+    <w:basedOn w:val="TableNormal"/>
     <w:uiPriority w:val="49"/>
     <w:rsid w:val="005B76C8"/>
     <w:tblPr>
@@ -13201,9 +13097,9 @@
       </w:tcPr>
     </w:tblStylePr>
   </w:style>
-  <w:style w:type="character" w:styleId="Mencinsinresolver">
+  <w:style w:type="character" w:styleId="UnresolvedMention">
     <w:name w:val="Unresolved Mention"/>
-    <w:basedOn w:val="Fuentedeprrafopredeter"/>
+    <w:basedOn w:val="DefaultParagraphFont"/>
     <w:uiPriority w:val="99"/>
     <w:semiHidden/>
     <w:unhideWhenUsed/>
@@ -13213,9 +13109,9 @@
       <w:shd w:val="clear" w:color="auto" w:fill="E1DFDD"/>
     </w:rPr>
   </w:style>
-  <w:style w:type="character" w:styleId="Hipervnculovisitado">
+  <w:style w:type="character" w:styleId="FollowedHyperlink">
     <w:name w:val="FollowedHyperlink"/>
-    <w:basedOn w:val="Fuentedeprrafopredeter"/>
+    <w:basedOn w:val="DefaultParagraphFont"/>
     <w:uiPriority w:val="99"/>
     <w:semiHidden/>
     <w:unhideWhenUsed/>
@@ -13225,7 +13121,7 @@
       <w:u w:val="single"/>
     </w:rPr>
   </w:style>
-  <w:style w:type="paragraph" w:styleId="Prrafodelista">
+  <w:style w:type="paragraph" w:styleId="ListParagraph">
     <w:name w:val="List Paragraph"/>
     <w:basedOn w:val="Normal"/>
     <w:uiPriority w:val="34"/>

--- a/Teoria General de Sistemas/PPI/Plantilla PPI Ingeniería Primer Semestre.docx
+++ b/Teoria General de Sistemas/PPI/Plantilla PPI Ingeniería Primer Semestre.docx
@@ -1951,6 +1951,12 @@
                 <w:rFonts w:ascii="Times New Roman" w:hAnsi="Times New Roman" w:cs="Times New Roman"/>
               </w:rPr>
             </w:pPr>
+            <w:r>
+              <w:rPr>
+                <w:rFonts w:ascii="Times New Roman" w:hAnsi="Times New Roman" w:cs="Times New Roman"/>
+              </w:rPr>
+              <w:t>22/03/2026</w:t>
+            </w:r>
           </w:p>
         </w:tc>
         <w:tc>
@@ -1976,6 +1982,12 @@
                 <w:rFonts w:ascii="Times New Roman" w:hAnsi="Times New Roman" w:cs="Times New Roman"/>
               </w:rPr>
             </w:pPr>
+            <w:r>
+              <w:rPr>
+                <w:rFonts w:ascii="Times New Roman" w:hAnsi="Times New Roman" w:cs="Times New Roman"/>
+              </w:rPr>
+              <w:t>1.6</w:t>
+            </w:r>
           </w:p>
         </w:tc>
         <w:tc>
@@ -2001,6 +2013,12 @@
                 <w:rFonts w:ascii="Times New Roman" w:hAnsi="Times New Roman" w:cs="Times New Roman"/>
               </w:rPr>
             </w:pPr>
+            <w:r>
+              <w:rPr>
+                <w:rFonts w:ascii="Times New Roman" w:hAnsi="Times New Roman" w:cs="Times New Roman"/>
+              </w:rPr>
+              <w:t>Primera versión punto 3.4</w:t>
+            </w:r>
           </w:p>
         </w:tc>
         <w:tc>
@@ -2027,6 +2045,12 @@
                 <w:rFonts w:ascii="Times New Roman" w:hAnsi="Times New Roman" w:cs="Times New Roman"/>
               </w:rPr>
             </w:pPr>
+            <w:r>
+              <w:rPr>
+                <w:rFonts w:ascii="Times New Roman" w:hAnsi="Times New Roman" w:cs="Times New Roman"/>
+              </w:rPr>
+              <w:t>David</w:t>
+            </w:r>
           </w:p>
         </w:tc>
       </w:tr>
@@ -5333,6 +5357,17 @@
           <w:lang w:val="es-CO"/>
         </w:rPr>
       </w:pPr>
+    </w:p>
+    <w:p>
+      <w:pPr>
+        <w:pStyle w:val="Textbody"/>
+        <w:rPr>
+          <w:rFonts w:ascii="Times New Roman" w:eastAsia="Times New Roman" w:hAnsi="Times New Roman" w:cs="Times New Roman"/>
+          <w:kern w:val="0"/>
+          <w:szCs w:val="22"/>
+          <w:lang w:val="es-CO"/>
+        </w:rPr>
+      </w:pPr>
       <w:r>
         <w:rPr>
           <w:rFonts w:ascii="Times New Roman" w:eastAsia="Times New Roman" w:hAnsi="Times New Roman" w:cs="Times New Roman"/>
@@ -5384,48 +5419,17 @@
           <w:szCs w:val="22"/>
           <w:lang w:val="es-CO"/>
         </w:rPr>
-        <w:t xml:space="preserve">El </w:t>
-      </w:r>
-      <w:r>
-        <w:rPr>
-          <w:rFonts w:ascii="Times New Roman" w:eastAsia="Times New Roman" w:hAnsi="Times New Roman" w:cs="Times New Roman"/>
-          <w:b/>
-          <w:kern w:val="0"/>
-          <w:szCs w:val="22"/>
-          <w:lang w:val="es-CO"/>
-        </w:rPr>
-        <w:t>N</w:t>
-      </w:r>
-      <w:r>
-        <w:rPr>
-          <w:rFonts w:ascii="Times New Roman" w:eastAsia="Times New Roman" w:hAnsi="Times New Roman" w:cs="Times New Roman"/>
-          <w:b/>
-          <w:kern w:val="0"/>
-          <w:szCs w:val="22"/>
-          <w:lang w:val="es-CO"/>
-        </w:rPr>
-        <w:t xml:space="preserve">ext </w:t>
+        <w:t xml:space="preserve">De la Rectoría surge Innovación, una iniciativa que busca implementar formas de aprendizaje </w:t>
       </w:r>
       <w:proofErr w:type="spellStart"/>
       <w:r>
         <w:rPr>
           <w:rFonts w:ascii="Times New Roman" w:eastAsia="Times New Roman" w:hAnsi="Times New Roman" w:cs="Times New Roman"/>
-          <w:b/>
-          <w:kern w:val="0"/>
-          <w:szCs w:val="22"/>
-          <w:lang w:val="es-CO"/>
-        </w:rPr>
-        <w:t>L</w:t>
-      </w:r>
-      <w:r>
-        <w:rPr>
-          <w:rFonts w:ascii="Times New Roman" w:eastAsia="Times New Roman" w:hAnsi="Times New Roman" w:cs="Times New Roman"/>
-          <w:b/>
-          <w:kern w:val="0"/>
-          <w:szCs w:val="22"/>
-          <w:lang w:val="es-CO"/>
-        </w:rPr>
-        <w:t>evel</w:t>
+          <w:kern w:val="0"/>
+          <w:szCs w:val="22"/>
+          <w:lang w:val="es-CO"/>
+        </w:rPr>
+        <w:t>neurodiversas</w:t>
       </w:r>
       <w:proofErr w:type="spellEnd"/>
       <w:r>
@@ -5435,25 +5439,7 @@
           <w:szCs w:val="22"/>
           <w:lang w:val="es-CO"/>
         </w:rPr>
-        <w:t xml:space="preserve"> surge de está subárea específicamente en "</w:t>
-      </w:r>
-      <w:r>
-        <w:rPr>
-          <w:rFonts w:ascii="Times New Roman" w:eastAsia="Times New Roman" w:hAnsi="Times New Roman" w:cs="Times New Roman"/>
-          <w:kern w:val="0"/>
-          <w:szCs w:val="22"/>
-          <w:lang w:val="es-CO"/>
-        </w:rPr>
-        <w:t>neuro diversos</w:t>
-      </w:r>
-      <w:r>
-        <w:rPr>
-          <w:rFonts w:ascii="Times New Roman" w:eastAsia="Times New Roman" w:hAnsi="Times New Roman" w:cs="Times New Roman"/>
-          <w:kern w:val="0"/>
-          <w:szCs w:val="22"/>
-          <w:lang w:val="es-CO"/>
-        </w:rPr>
-        <w:t xml:space="preserve">" donde se sugiere un método llamado </w:t>
+        <w:t xml:space="preserve"> y metodologías como el </w:t>
       </w:r>
       <w:proofErr w:type="spellStart"/>
       <w:r>
@@ -5486,15 +5472,6 @@
         <w:t>learning</w:t>
       </w:r>
       <w:proofErr w:type="spellEnd"/>
-      <w:r>
-        <w:rPr>
-          <w:rFonts w:ascii="Times New Roman" w:eastAsia="Times New Roman" w:hAnsi="Times New Roman" w:cs="Times New Roman"/>
-          <w:kern w:val="0"/>
-          <w:szCs w:val="22"/>
-          <w:lang w:val="es-CO"/>
-        </w:rPr>
-        <w:t>.</w:t>
-      </w:r>
     </w:p>
     <w:p>
       <w:pPr>
@@ -5514,28 +5491,17 @@
           <w:szCs w:val="22"/>
           <w:lang w:val="es-CO"/>
         </w:rPr>
-        <w:t>Actualmente el</w:t>
-      </w:r>
-      <w:r>
-        <w:rPr>
-          <w:rFonts w:ascii="Times New Roman" w:eastAsia="Times New Roman" w:hAnsi="Times New Roman" w:cs="Times New Roman"/>
-          <w:b/>
-          <w:kern w:val="0"/>
-          <w:szCs w:val="22"/>
-          <w:lang w:val="es-CO"/>
-        </w:rPr>
-        <w:t xml:space="preserve"> Next </w:t>
+        <w:t xml:space="preserve">A partir de esta propuesta nace </w:t>
       </w:r>
       <w:proofErr w:type="spellStart"/>
       <w:r>
         <w:rPr>
           <w:rFonts w:ascii="Times New Roman" w:eastAsia="Times New Roman" w:hAnsi="Times New Roman" w:cs="Times New Roman"/>
-          <w:b/>
-          <w:kern w:val="0"/>
-          <w:szCs w:val="22"/>
-          <w:lang w:val="es-CO"/>
-        </w:rPr>
-        <w:t>Level</w:t>
+          <w:kern w:val="0"/>
+          <w:szCs w:val="22"/>
+          <w:lang w:val="es-CO"/>
+        </w:rPr>
+        <w:t>NextLevel</w:t>
       </w:r>
       <w:proofErr w:type="spellEnd"/>
       <w:r>
@@ -5545,557 +5511,7 @@
           <w:szCs w:val="22"/>
           <w:lang w:val="es-CO"/>
         </w:rPr>
-        <w:t xml:space="preserve"> </w:t>
-      </w:r>
-      <w:r>
-        <w:rPr>
-          <w:rFonts w:ascii="Times New Roman" w:eastAsia="Times New Roman" w:hAnsi="Times New Roman" w:cs="Times New Roman"/>
-          <w:kern w:val="0"/>
-          <w:szCs w:val="22"/>
-          <w:lang w:val="es-CO"/>
-        </w:rPr>
-        <w:t xml:space="preserve">funciona con tecnologías como Google </w:t>
-      </w:r>
-      <w:proofErr w:type="spellStart"/>
-      <w:r>
-        <w:rPr>
-          <w:rFonts w:ascii="Times New Roman" w:eastAsia="Times New Roman" w:hAnsi="Times New Roman" w:cs="Times New Roman"/>
-          <w:kern w:val="0"/>
-          <w:szCs w:val="22"/>
-          <w:lang w:val="es-CO"/>
-        </w:rPr>
-        <w:t>forms</w:t>
-      </w:r>
-      <w:proofErr w:type="spellEnd"/>
-      <w:r>
-        <w:rPr>
-          <w:rFonts w:ascii="Times New Roman" w:eastAsia="Times New Roman" w:hAnsi="Times New Roman" w:cs="Times New Roman"/>
-          <w:kern w:val="0"/>
-          <w:szCs w:val="22"/>
-          <w:lang w:val="es-CO"/>
-        </w:rPr>
-        <w:t xml:space="preserve">, el </w:t>
-      </w:r>
-      <w:r>
-        <w:rPr>
-          <w:rFonts w:ascii="Times New Roman" w:eastAsia="Times New Roman" w:hAnsi="Times New Roman" w:cs="Times New Roman"/>
-          <w:kern w:val="0"/>
-          <w:szCs w:val="22"/>
-          <w:lang w:val="es-CO"/>
-        </w:rPr>
-        <w:t>cual</w:t>
-      </w:r>
-      <w:r>
-        <w:rPr>
-          <w:rFonts w:ascii="Times New Roman" w:eastAsia="Times New Roman" w:hAnsi="Times New Roman" w:cs="Times New Roman"/>
-          <w:kern w:val="0"/>
-          <w:szCs w:val="22"/>
-          <w:lang w:val="es-CO"/>
-        </w:rPr>
-        <w:t xml:space="preserve"> requiere de una actualización constante y careciendo de una plataforma establecida para la publicación de estos formularios. Por otro</w:t>
-      </w:r>
-      <w:r>
-        <w:rPr>
-          <w:rFonts w:ascii="Times New Roman" w:eastAsia="Times New Roman" w:hAnsi="Times New Roman" w:cs="Times New Roman"/>
-          <w:kern w:val="0"/>
-          <w:szCs w:val="22"/>
-          <w:lang w:val="es-CO"/>
-        </w:rPr>
-        <w:t xml:space="preserve"> </w:t>
-      </w:r>
-      <w:r>
-        <w:rPr>
-          <w:rFonts w:ascii="Times New Roman" w:eastAsia="Times New Roman" w:hAnsi="Times New Roman" w:cs="Times New Roman"/>
-          <w:kern w:val="0"/>
-          <w:szCs w:val="22"/>
-          <w:lang w:val="es-CO"/>
-        </w:rPr>
-        <w:t>lado,</w:t>
-      </w:r>
-      <w:r>
-        <w:rPr>
-          <w:rFonts w:ascii="Times New Roman" w:eastAsia="Times New Roman" w:hAnsi="Times New Roman" w:cs="Times New Roman"/>
-          <w:kern w:val="0"/>
-          <w:szCs w:val="22"/>
-          <w:lang w:val="es-CO"/>
-        </w:rPr>
-        <w:t xml:space="preserve"> al momento de administrar los turnos se hace uso de Excel dónde para poder actualizar los turnos establecidos hay que esperar que terminen.</w:t>
-      </w:r>
-    </w:p>
-    <w:p>
-      <w:pPr>
-        <w:pStyle w:val="Textbody"/>
-        <w:ind w:left="709"/>
-        <w:rPr>
-          <w:rFonts w:ascii="Times New Roman" w:eastAsia="Times New Roman" w:hAnsi="Times New Roman" w:cs="Times New Roman"/>
-          <w:kern w:val="0"/>
-          <w:szCs w:val="22"/>
-          <w:lang w:val="es-CO"/>
-        </w:rPr>
-      </w:pPr>
-      <w:r>
-        <w:rPr>
-          <w:rFonts w:ascii="Times New Roman" w:eastAsia="Times New Roman" w:hAnsi="Times New Roman" w:cs="Times New Roman"/>
-          <w:kern w:val="0"/>
-          <w:szCs w:val="22"/>
-          <w:lang w:val="es-CO"/>
-        </w:rPr>
-        <w:t xml:space="preserve">En el presente </w:t>
-      </w:r>
-      <w:r>
-        <w:rPr>
-          <w:rFonts w:ascii="Times New Roman" w:eastAsia="Times New Roman" w:hAnsi="Times New Roman" w:cs="Times New Roman"/>
-          <w:b/>
-          <w:kern w:val="0"/>
-          <w:szCs w:val="22"/>
-          <w:lang w:val="es-CO"/>
-        </w:rPr>
-        <w:t xml:space="preserve">Next </w:t>
-      </w:r>
-      <w:proofErr w:type="spellStart"/>
-      <w:r>
-        <w:rPr>
-          <w:rFonts w:ascii="Times New Roman" w:eastAsia="Times New Roman" w:hAnsi="Times New Roman" w:cs="Times New Roman"/>
-          <w:b/>
-          <w:kern w:val="0"/>
-          <w:szCs w:val="22"/>
-          <w:lang w:val="es-CO"/>
-        </w:rPr>
-        <w:t>Level</w:t>
-      </w:r>
-      <w:proofErr w:type="spellEnd"/>
-      <w:r>
-        <w:rPr>
-          <w:rFonts w:ascii="Times New Roman" w:eastAsia="Times New Roman" w:hAnsi="Times New Roman" w:cs="Times New Roman"/>
-          <w:kern w:val="0"/>
-          <w:szCs w:val="22"/>
-          <w:lang w:val="es-CO"/>
-        </w:rPr>
-        <w:t xml:space="preserve"> no cuenta con ninguna tecnología que recomiende juegos y/o fomente la competitividad de los estudiantes, algo que sería vital para una organización como</w:t>
-      </w:r>
-      <w:r>
-        <w:rPr>
-          <w:rFonts w:ascii="Times New Roman" w:eastAsia="Times New Roman" w:hAnsi="Times New Roman" w:cs="Times New Roman"/>
-          <w:b/>
-          <w:kern w:val="0"/>
-          <w:szCs w:val="22"/>
-          <w:lang w:val="es-CO"/>
-        </w:rPr>
-        <w:t xml:space="preserve"> </w:t>
-      </w:r>
-      <w:r>
-        <w:rPr>
-          <w:rFonts w:ascii="Times New Roman" w:eastAsia="Times New Roman" w:hAnsi="Times New Roman" w:cs="Times New Roman"/>
-          <w:b/>
-          <w:kern w:val="0"/>
-          <w:szCs w:val="22"/>
-          <w:lang w:val="es-CO"/>
-        </w:rPr>
-        <w:t xml:space="preserve">Next </w:t>
-      </w:r>
-      <w:proofErr w:type="spellStart"/>
-      <w:r>
-        <w:rPr>
-          <w:rFonts w:ascii="Times New Roman" w:eastAsia="Times New Roman" w:hAnsi="Times New Roman" w:cs="Times New Roman"/>
-          <w:b/>
-          <w:kern w:val="0"/>
-          <w:szCs w:val="22"/>
-          <w:lang w:val="es-CO"/>
-        </w:rPr>
-        <w:t>Level</w:t>
-      </w:r>
-      <w:proofErr w:type="spellEnd"/>
-      <w:r>
-        <w:rPr>
-          <w:rFonts w:ascii="Times New Roman" w:eastAsia="Times New Roman" w:hAnsi="Times New Roman" w:cs="Times New Roman"/>
-          <w:kern w:val="0"/>
-          <w:szCs w:val="22"/>
-          <w:lang w:val="es-CO"/>
-        </w:rPr>
-        <w:t>.</w:t>
-      </w:r>
-    </w:p>
-    <w:p>
-      <w:pPr>
-        <w:pStyle w:val="Textbody"/>
-        <w:rPr>
-          <w:rFonts w:ascii="Times New Roman" w:eastAsia="Times New Roman" w:hAnsi="Times New Roman" w:cs="Times New Roman"/>
-          <w:kern w:val="0"/>
-          <w:szCs w:val="22"/>
-          <w:lang w:val="es-CO"/>
-        </w:rPr>
-      </w:pPr>
-      <w:r>
-        <w:rPr>
-          <w:rFonts w:ascii="Times New Roman" w:eastAsia="Times New Roman" w:hAnsi="Times New Roman" w:cs="Times New Roman"/>
-          <w:b/>
-          <w:bCs/>
-          <w:kern w:val="0"/>
-          <w:szCs w:val="22"/>
-          <w:lang w:val="es-CO"/>
-        </w:rPr>
-        <w:t>Secretaría General:</w:t>
-      </w:r>
-      <w:r>
-        <w:rPr>
-          <w:rFonts w:ascii="Times New Roman" w:eastAsia="Times New Roman" w:hAnsi="Times New Roman" w:cs="Times New Roman"/>
-          <w:kern w:val="0"/>
-          <w:szCs w:val="22"/>
-          <w:lang w:val="es-CO"/>
-        </w:rPr>
-        <w:t xml:space="preserve"> Gestiona asuntos legales y administrativos, destacando recientemente por liderar el Plan Estratégico de Bienestar Laboral.</w:t>
-      </w:r>
-    </w:p>
-    <w:p>
-      <w:pPr>
-        <w:pStyle w:val="Textbody"/>
-        <w:rPr>
-          <w:rFonts w:ascii="Times New Roman" w:eastAsia="Times New Roman" w:hAnsi="Times New Roman" w:cs="Times New Roman"/>
-          <w:b/>
-          <w:bCs/>
-          <w:kern w:val="0"/>
-          <w:szCs w:val="22"/>
-          <w:lang w:val="es-CO"/>
-        </w:rPr>
-      </w:pPr>
-      <w:r>
-        <w:rPr>
-          <w:rFonts w:ascii="Times New Roman" w:eastAsia="Times New Roman" w:hAnsi="Times New Roman" w:cs="Times New Roman"/>
-          <w:b/>
-          <w:bCs/>
-          <w:kern w:val="0"/>
-          <w:szCs w:val="22"/>
-          <w:lang w:val="es-CO"/>
-        </w:rPr>
-        <w:t>Dirección Administrativa y Financiera:</w:t>
-      </w:r>
-    </w:p>
-    <w:p>
-      <w:pPr>
-        <w:pStyle w:val="Textbody"/>
-        <w:rPr>
-          <w:rFonts w:ascii="Times New Roman" w:eastAsia="Times New Roman" w:hAnsi="Times New Roman" w:cs="Times New Roman"/>
-          <w:kern w:val="0"/>
-          <w:szCs w:val="22"/>
-          <w:lang w:val="es-CO"/>
-        </w:rPr>
-      </w:pPr>
-      <w:r>
-        <w:rPr>
-          <w:rFonts w:ascii="Times New Roman" w:eastAsia="Times New Roman" w:hAnsi="Times New Roman" w:cs="Times New Roman"/>
-          <w:kern w:val="0"/>
-          <w:szCs w:val="22"/>
-          <w:lang w:val="es-CO"/>
-        </w:rPr>
-        <w:t>Administra los recursos económicos de la institución y brinda orientación sobre la Política de Gratuidad (Matrícula Cero).</w:t>
-      </w:r>
-    </w:p>
-    <w:p>
-      <w:pPr>
-        <w:pStyle w:val="Textbody"/>
-        <w:rPr>
-          <w:rFonts w:ascii="Times New Roman" w:eastAsia="Times New Roman" w:hAnsi="Times New Roman" w:cs="Times New Roman"/>
-          <w:kern w:val="0"/>
-          <w:szCs w:val="22"/>
-          <w:lang w:val="es-CO"/>
-        </w:rPr>
-      </w:pPr>
-      <w:r>
-        <w:rPr>
-          <w:rFonts w:ascii="Times New Roman" w:eastAsia="Times New Roman" w:hAnsi="Times New Roman" w:cs="Times New Roman"/>
-          <w:b/>
-          <w:bCs/>
-          <w:kern w:val="0"/>
-          <w:szCs w:val="22"/>
-          <w:lang w:val="es-CO"/>
-        </w:rPr>
-        <w:t>Dirección de Planeación:</w:t>
-      </w:r>
-      <w:r>
-        <w:rPr>
-          <w:rFonts w:ascii="Times New Roman" w:eastAsia="Times New Roman" w:hAnsi="Times New Roman" w:cs="Times New Roman"/>
-          <w:kern w:val="0"/>
-          <w:szCs w:val="22"/>
-          <w:lang w:val="es-CO"/>
-        </w:rPr>
-        <w:t xml:space="preserve"> Coordina la Planeación Institucional y el Sistema Integrado de Gestión (SIG) para el cumplimiento de metas estratégicas.</w:t>
-      </w:r>
-    </w:p>
-    <w:p>
-      <w:pPr>
-        <w:pStyle w:val="Textbody"/>
-        <w:rPr>
-          <w:rFonts w:ascii="Times New Roman" w:eastAsia="Times New Roman" w:hAnsi="Times New Roman" w:cs="Times New Roman"/>
-          <w:b/>
-          <w:bCs/>
-          <w:kern w:val="0"/>
-          <w:szCs w:val="22"/>
-          <w:lang w:val="es-CO"/>
-        </w:rPr>
-      </w:pPr>
-      <w:r>
-        <w:rPr>
-          <w:rFonts w:ascii="Times New Roman" w:eastAsia="Times New Roman" w:hAnsi="Times New Roman" w:cs="Times New Roman"/>
-          <w:b/>
-          <w:bCs/>
-          <w:kern w:val="0"/>
-          <w:szCs w:val="22"/>
-          <w:lang w:val="es-CO"/>
-        </w:rPr>
-        <w:t>Dirección de Bienestar Institucional:</w:t>
-      </w:r>
-    </w:p>
-    <w:p>
-      <w:pPr>
-        <w:pStyle w:val="Textbody"/>
-        <w:rPr>
-          <w:rFonts w:ascii="Times New Roman" w:eastAsia="Times New Roman" w:hAnsi="Times New Roman" w:cs="Times New Roman"/>
-          <w:kern w:val="0"/>
-          <w:szCs w:val="22"/>
-          <w:lang w:val="es-CO"/>
-        </w:rPr>
-      </w:pPr>
-      <w:r>
-        <w:rPr>
-          <w:rFonts w:ascii="Times New Roman" w:eastAsia="Times New Roman" w:hAnsi="Times New Roman" w:cs="Times New Roman"/>
-          <w:kern w:val="0"/>
-          <w:szCs w:val="22"/>
-          <w:lang w:val="es-CO"/>
-        </w:rPr>
-        <w:t>Promueve el desarrollo integral (salud, deporte, cultura) y gestiona apoyos como el Fondo Alimentario y Renta Joven.</w:t>
-      </w:r>
-    </w:p>
-    <w:p>
-      <w:pPr>
-        <w:pStyle w:val="Textbody"/>
-        <w:rPr>
-          <w:rFonts w:ascii="Times New Roman" w:eastAsia="Times New Roman" w:hAnsi="Times New Roman" w:cs="Times New Roman"/>
-          <w:kern w:val="0"/>
-          <w:szCs w:val="22"/>
-          <w:lang w:val="es-CO"/>
-        </w:rPr>
-      </w:pPr>
-      <w:r>
-        <w:rPr>
-          <w:rFonts w:ascii="Times New Roman" w:eastAsia="Times New Roman" w:hAnsi="Times New Roman" w:cs="Times New Roman"/>
-          <w:b/>
-          <w:bCs/>
-          <w:kern w:val="0"/>
-          <w:szCs w:val="22"/>
-          <w:lang w:val="es-CO"/>
-        </w:rPr>
-        <w:t>Dirección de Extensión Académica y Regionalización:</w:t>
-      </w:r>
-    </w:p>
-    <w:p>
-      <w:pPr>
-        <w:pStyle w:val="Textbody"/>
-        <w:rPr>
-          <w:rFonts w:ascii="Times New Roman" w:eastAsia="Times New Roman" w:hAnsi="Times New Roman" w:cs="Times New Roman"/>
-          <w:kern w:val="0"/>
-          <w:szCs w:val="22"/>
-          <w:lang w:val="es-CO"/>
-        </w:rPr>
-      </w:pPr>
-      <w:r>
-        <w:rPr>
-          <w:rFonts w:ascii="Times New Roman" w:eastAsia="Times New Roman" w:hAnsi="Times New Roman" w:cs="Times New Roman"/>
-          <w:kern w:val="0"/>
-          <w:szCs w:val="22"/>
-          <w:lang w:val="es-CO"/>
-        </w:rPr>
-        <w:t xml:space="preserve"> Coordina la educación continua y expande la oferta académica a zonas vulnerables mediante la estrategia "Territorio </w:t>
-      </w:r>
-      <w:proofErr w:type="spellStart"/>
-      <w:r>
-        <w:rPr>
-          <w:rFonts w:ascii="Times New Roman" w:eastAsia="Times New Roman" w:hAnsi="Times New Roman" w:cs="Times New Roman"/>
-          <w:kern w:val="0"/>
-          <w:szCs w:val="22"/>
-          <w:lang w:val="es-CO"/>
-        </w:rPr>
-        <w:t>TdeA</w:t>
-      </w:r>
-      <w:proofErr w:type="spellEnd"/>
-      <w:r>
-        <w:rPr>
-          <w:rFonts w:ascii="Times New Roman" w:eastAsia="Times New Roman" w:hAnsi="Times New Roman" w:cs="Times New Roman"/>
-          <w:kern w:val="0"/>
-          <w:szCs w:val="22"/>
-          <w:lang w:val="es-CO"/>
-        </w:rPr>
-        <w:t>".</w:t>
-      </w:r>
-    </w:p>
-    <w:p>
-      <w:pPr>
-        <w:pStyle w:val="Textbody"/>
-        <w:rPr>
-          <w:rFonts w:ascii="Times New Roman" w:eastAsia="Times New Roman" w:hAnsi="Times New Roman" w:cs="Times New Roman"/>
-          <w:kern w:val="0"/>
-          <w:szCs w:val="22"/>
-          <w:lang w:val="es-CO"/>
-        </w:rPr>
-      </w:pPr>
-      <w:r>
-        <w:rPr>
-          <w:rFonts w:ascii="Times New Roman" w:eastAsia="Times New Roman" w:hAnsi="Times New Roman" w:cs="Times New Roman"/>
-          <w:b/>
-          <w:bCs/>
-          <w:kern w:val="0"/>
-          <w:szCs w:val="22"/>
-          <w:lang w:val="es-CO"/>
-        </w:rPr>
-        <w:t>Control Interno:</w:t>
-      </w:r>
-      <w:r>
-        <w:rPr>
-          <w:rFonts w:ascii="Times New Roman" w:eastAsia="Times New Roman" w:hAnsi="Times New Roman" w:cs="Times New Roman"/>
-          <w:kern w:val="0"/>
-          <w:szCs w:val="22"/>
-          <w:lang w:val="es-CO"/>
-        </w:rPr>
-        <w:t xml:space="preserve"> Funciona como una unidad estratégica para garantizar el seguimiento normativo y la transparencia en los procesos de la organización.</w:t>
-      </w:r>
-    </w:p>
-    <w:p>
-      <w:pPr>
-        <w:pStyle w:val="Textbody"/>
-        <w:rPr>
-          <w:rFonts w:ascii="Times New Roman" w:eastAsia="Times New Roman" w:hAnsi="Times New Roman" w:cs="Times New Roman"/>
-          <w:kern w:val="0"/>
-          <w:szCs w:val="22"/>
-          <w:lang w:val="es-CO"/>
-        </w:rPr>
-      </w:pPr>
-      <w:r>
-        <w:rPr>
-          <w:rFonts w:ascii="Times New Roman" w:eastAsia="Times New Roman" w:hAnsi="Times New Roman" w:cs="Times New Roman"/>
-          <w:kern w:val="0"/>
-          <w:szCs w:val="22"/>
-          <w:lang w:val="es-CO"/>
-        </w:rPr>
-        <w:t xml:space="preserve">Se tomará mayor énfasis en el área de Rectoría, ya que de allí se desprende la iniciativa que se acogerá como proyecto, relacionada con propuestas de innovación educativa que buscan métodos de estudio </w:t>
-      </w:r>
-      <w:proofErr w:type="spellStart"/>
-      <w:r>
-        <w:rPr>
-          <w:rFonts w:ascii="Times New Roman" w:eastAsia="Times New Roman" w:hAnsi="Times New Roman" w:cs="Times New Roman"/>
-          <w:kern w:val="0"/>
-          <w:szCs w:val="22"/>
-          <w:lang w:val="es-CO"/>
-        </w:rPr>
-        <w:t>neurodiversos</w:t>
-      </w:r>
-      <w:proofErr w:type="spellEnd"/>
-      <w:r>
-        <w:rPr>
-          <w:rFonts w:ascii="Times New Roman" w:eastAsia="Times New Roman" w:hAnsi="Times New Roman" w:cs="Times New Roman"/>
-          <w:kern w:val="0"/>
-          <w:szCs w:val="22"/>
-          <w:lang w:val="es-CO"/>
-        </w:rPr>
-        <w:t xml:space="preserve"> como el </w:t>
-      </w:r>
-      <w:proofErr w:type="spellStart"/>
-      <w:r>
-        <w:rPr>
-          <w:rFonts w:ascii="Times New Roman" w:eastAsia="Times New Roman" w:hAnsi="Times New Roman" w:cs="Times New Roman"/>
-          <w:kern w:val="0"/>
-          <w:szCs w:val="22"/>
-          <w:lang w:val="es-CO"/>
-        </w:rPr>
-        <w:t>game-based</w:t>
-      </w:r>
-      <w:proofErr w:type="spellEnd"/>
-      <w:r>
-        <w:rPr>
-          <w:rFonts w:ascii="Times New Roman" w:eastAsia="Times New Roman" w:hAnsi="Times New Roman" w:cs="Times New Roman"/>
-          <w:kern w:val="0"/>
-          <w:szCs w:val="22"/>
-          <w:lang w:val="es-CO"/>
-        </w:rPr>
-        <w:t xml:space="preserve"> </w:t>
-      </w:r>
-      <w:proofErr w:type="spellStart"/>
-      <w:r>
-        <w:rPr>
-          <w:rFonts w:ascii="Times New Roman" w:eastAsia="Times New Roman" w:hAnsi="Times New Roman" w:cs="Times New Roman"/>
-          <w:kern w:val="0"/>
-          <w:szCs w:val="22"/>
-          <w:lang w:val="es-CO"/>
-        </w:rPr>
-        <w:t>learning</w:t>
-      </w:r>
-      <w:proofErr w:type="spellEnd"/>
-      <w:r>
-        <w:rPr>
-          <w:rFonts w:ascii="Times New Roman" w:eastAsia="Times New Roman" w:hAnsi="Times New Roman" w:cs="Times New Roman"/>
-          <w:kern w:val="0"/>
-          <w:szCs w:val="22"/>
-          <w:lang w:val="es-CO"/>
-        </w:rPr>
-        <w:t xml:space="preserve">, de donde surge la idea de Next </w:t>
-      </w:r>
-      <w:proofErr w:type="spellStart"/>
-      <w:r>
-        <w:rPr>
-          <w:rFonts w:ascii="Times New Roman" w:eastAsia="Times New Roman" w:hAnsi="Times New Roman" w:cs="Times New Roman"/>
-          <w:kern w:val="0"/>
-          <w:szCs w:val="22"/>
-          <w:lang w:val="es-CO"/>
-        </w:rPr>
-        <w:t>Level</w:t>
-      </w:r>
-      <w:proofErr w:type="spellEnd"/>
-      <w:r>
-        <w:rPr>
-          <w:rFonts w:ascii="Times New Roman" w:eastAsia="Times New Roman" w:hAnsi="Times New Roman" w:cs="Times New Roman"/>
-          <w:kern w:val="0"/>
-          <w:szCs w:val="22"/>
-          <w:lang w:val="es-CO"/>
-        </w:rPr>
-        <w:t xml:space="preserve"> como un “Laboratorio de Videojuegos”.</w:t>
-      </w:r>
-    </w:p>
-    <w:p>
-      <w:pPr>
-        <w:pStyle w:val="Textbody"/>
-        <w:rPr>
-          <w:rFonts w:ascii="Times New Roman" w:eastAsia="Times New Roman" w:hAnsi="Times New Roman" w:cs="Times New Roman"/>
-          <w:kern w:val="0"/>
-          <w:szCs w:val="22"/>
-          <w:lang w:val="es-CO"/>
-        </w:rPr>
-      </w:pPr>
-      <w:r>
-        <w:rPr>
-          <w:rFonts w:ascii="Times New Roman" w:eastAsia="Times New Roman" w:hAnsi="Times New Roman" w:cs="Times New Roman"/>
-          <w:kern w:val="0"/>
-          <w:szCs w:val="22"/>
-          <w:lang w:val="es-CO"/>
-        </w:rPr>
-        <w:t xml:space="preserve">El </w:t>
-      </w:r>
-      <w:proofErr w:type="spellStart"/>
-      <w:r>
-        <w:rPr>
-          <w:rFonts w:ascii="Times New Roman" w:eastAsia="Times New Roman" w:hAnsi="Times New Roman" w:cs="Times New Roman"/>
-          <w:kern w:val="0"/>
-          <w:szCs w:val="22"/>
-          <w:lang w:val="es-CO"/>
-        </w:rPr>
-        <w:t>Tdea</w:t>
-      </w:r>
-      <w:proofErr w:type="spellEnd"/>
-      <w:r>
-        <w:rPr>
-          <w:rFonts w:ascii="Times New Roman" w:eastAsia="Times New Roman" w:hAnsi="Times New Roman" w:cs="Times New Roman"/>
-          <w:kern w:val="0"/>
-          <w:szCs w:val="22"/>
-          <w:lang w:val="es-CO"/>
-        </w:rPr>
-        <w:t xml:space="preserve"> también cuenta con una variedad de facultades las cuales son consideradas el eje estructural y el "corazón académico" que impulsa la formación integral, la innovación y el compromiso social. La institución cuenta con las siguientes facultades:</w:t>
+        <w:t>, el cual fue acogido e integrado por la Facultad de Educación, impulsora de la formación integral y el compromiso social.</w:t>
       </w:r>
     </w:p>
     <w:p>
@@ -6121,16 +5537,441 @@
           <w:szCs w:val="22"/>
           <w:lang w:val="es-CO"/>
         </w:rPr>
-        <w:t>Facultad de Ciencias Administrativas y Económicas:</w:t>
-      </w:r>
-      <w:r>
-        <w:rPr>
-          <w:rFonts w:ascii="Times New Roman" w:eastAsia="Times New Roman" w:hAnsi="Times New Roman" w:cs="Times New Roman"/>
-          <w:kern w:val="0"/>
-          <w:szCs w:val="22"/>
-          <w:lang w:val="es-CO"/>
-        </w:rPr>
-        <w:t xml:space="preserve"> Se centra en formar profesionales con una "visión estratégica y gerencial"  para la gestión eficiente de organizaciones y cadenas de suministro.</w:t>
+        <w:t>Facultad de Educación y Ciencias Sociales:</w:t>
+      </w:r>
+      <w:r>
+        <w:rPr>
+          <w:rFonts w:ascii="Times New Roman" w:eastAsia="Times New Roman" w:hAnsi="Times New Roman" w:cs="Times New Roman"/>
+          <w:kern w:val="0"/>
+          <w:szCs w:val="22"/>
+          <w:lang w:val="es-CO"/>
+        </w:rPr>
+        <w:t xml:space="preserve"> Enfocada en la formación humana y el desarrollo social, ofrece programas de alto nivel como el "Doctorado en Educación y Estudios Sociales" y maestrías en pedagogía digital.</w:t>
+      </w:r>
+      <w:r>
+        <w:rPr>
+          <w:rFonts w:ascii="Times New Roman" w:eastAsia="Times New Roman" w:hAnsi="Times New Roman" w:cs="Times New Roman"/>
+          <w:kern w:val="0"/>
+          <w:szCs w:val="22"/>
+          <w:lang w:val="es-CO"/>
+        </w:rPr>
+        <w:t xml:space="preserve"> (Actualmente encargada de la iniciativa </w:t>
+      </w:r>
+      <w:r>
+        <w:rPr>
+          <w:rFonts w:ascii="Times New Roman" w:eastAsia="Times New Roman" w:hAnsi="Times New Roman" w:cs="Times New Roman"/>
+          <w:b/>
+          <w:bCs/>
+          <w:kern w:val="0"/>
+          <w:szCs w:val="22"/>
+          <w:lang w:val="es-CO"/>
+        </w:rPr>
+        <w:t xml:space="preserve">Next </w:t>
+      </w:r>
+      <w:proofErr w:type="spellStart"/>
+      <w:r>
+        <w:rPr>
+          <w:rFonts w:ascii="Times New Roman" w:eastAsia="Times New Roman" w:hAnsi="Times New Roman" w:cs="Times New Roman"/>
+          <w:b/>
+          <w:bCs/>
+          <w:kern w:val="0"/>
+          <w:szCs w:val="22"/>
+          <w:lang w:val="es-CO"/>
+        </w:rPr>
+        <w:t>Level</w:t>
+      </w:r>
+      <w:proofErr w:type="spellEnd"/>
+      <w:r>
+        <w:rPr>
+          <w:rFonts w:ascii="Times New Roman" w:eastAsia="Times New Roman" w:hAnsi="Times New Roman" w:cs="Times New Roman"/>
+          <w:kern w:val="0"/>
+          <w:szCs w:val="22"/>
+          <w:lang w:val="es-CO"/>
+        </w:rPr>
+        <w:t>)</w:t>
+      </w:r>
+    </w:p>
+    <w:p>
+      <w:pPr>
+        <w:pStyle w:val="Textbody"/>
+        <w:rPr>
+          <w:rFonts w:ascii="Times New Roman" w:eastAsia="Times New Roman" w:hAnsi="Times New Roman" w:cs="Times New Roman"/>
+          <w:kern w:val="0"/>
+          <w:szCs w:val="22"/>
+          <w:lang w:val="es-CO"/>
+        </w:rPr>
+      </w:pPr>
+      <w:r>
+        <w:rPr>
+          <w:rFonts w:ascii="Times New Roman" w:eastAsia="Times New Roman" w:hAnsi="Times New Roman" w:cs="Times New Roman"/>
+          <w:b/>
+          <w:bCs/>
+          <w:kern w:val="0"/>
+          <w:szCs w:val="22"/>
+          <w:lang w:val="es-CO"/>
+        </w:rPr>
+        <w:t>Secretaría General:</w:t>
+      </w:r>
+      <w:r>
+        <w:rPr>
+          <w:rFonts w:ascii="Times New Roman" w:eastAsia="Times New Roman" w:hAnsi="Times New Roman" w:cs="Times New Roman"/>
+          <w:kern w:val="0"/>
+          <w:szCs w:val="22"/>
+          <w:lang w:val="es-CO"/>
+        </w:rPr>
+        <w:t xml:space="preserve"> Gestiona asuntos legales y administrativos, destacando recientemente por liderar el Plan Estratégico de Bienestar Laboral.</w:t>
+      </w:r>
+    </w:p>
+    <w:p>
+      <w:pPr>
+        <w:pStyle w:val="Textbody"/>
+        <w:rPr>
+          <w:rFonts w:ascii="Times New Roman" w:eastAsia="Times New Roman" w:hAnsi="Times New Roman" w:cs="Times New Roman"/>
+          <w:b/>
+          <w:bCs/>
+          <w:kern w:val="0"/>
+          <w:szCs w:val="22"/>
+          <w:lang w:val="es-CO"/>
+        </w:rPr>
+      </w:pPr>
+      <w:r>
+        <w:rPr>
+          <w:rFonts w:ascii="Times New Roman" w:eastAsia="Times New Roman" w:hAnsi="Times New Roman" w:cs="Times New Roman"/>
+          <w:b/>
+          <w:bCs/>
+          <w:kern w:val="0"/>
+          <w:szCs w:val="22"/>
+          <w:lang w:val="es-CO"/>
+        </w:rPr>
+        <w:t>Dirección Administrativa y Financiera:</w:t>
+      </w:r>
+    </w:p>
+    <w:p>
+      <w:pPr>
+        <w:pStyle w:val="Textbody"/>
+        <w:rPr>
+          <w:rFonts w:ascii="Times New Roman" w:eastAsia="Times New Roman" w:hAnsi="Times New Roman" w:cs="Times New Roman"/>
+          <w:kern w:val="0"/>
+          <w:szCs w:val="22"/>
+          <w:lang w:val="es-CO"/>
+        </w:rPr>
+      </w:pPr>
+      <w:r>
+        <w:rPr>
+          <w:rFonts w:ascii="Times New Roman" w:eastAsia="Times New Roman" w:hAnsi="Times New Roman" w:cs="Times New Roman"/>
+          <w:kern w:val="0"/>
+          <w:szCs w:val="22"/>
+          <w:lang w:val="es-CO"/>
+        </w:rPr>
+        <w:t>Administra los recursos económicos de la institución y brinda orientación sobre la Política de Gratuidad (Matrícula Cero).</w:t>
+      </w:r>
+    </w:p>
+    <w:p>
+      <w:pPr>
+        <w:pStyle w:val="Textbody"/>
+        <w:rPr>
+          <w:rFonts w:ascii="Times New Roman" w:eastAsia="Times New Roman" w:hAnsi="Times New Roman" w:cs="Times New Roman"/>
+          <w:kern w:val="0"/>
+          <w:szCs w:val="22"/>
+          <w:lang w:val="es-CO"/>
+        </w:rPr>
+      </w:pPr>
+      <w:r>
+        <w:rPr>
+          <w:rFonts w:ascii="Times New Roman" w:eastAsia="Times New Roman" w:hAnsi="Times New Roman" w:cs="Times New Roman"/>
+          <w:b/>
+          <w:bCs/>
+          <w:kern w:val="0"/>
+          <w:szCs w:val="22"/>
+          <w:lang w:val="es-CO"/>
+        </w:rPr>
+        <w:t>Dirección de Planeación:</w:t>
+      </w:r>
+      <w:r>
+        <w:rPr>
+          <w:rFonts w:ascii="Times New Roman" w:eastAsia="Times New Roman" w:hAnsi="Times New Roman" w:cs="Times New Roman"/>
+          <w:kern w:val="0"/>
+          <w:szCs w:val="22"/>
+          <w:lang w:val="es-CO"/>
+        </w:rPr>
+        <w:t xml:space="preserve"> Coordina la Planeación Institucional y el Sistema Integrado de Gestión (SIG) para el cumplimiento de metas estratégicas.</w:t>
+      </w:r>
+    </w:p>
+    <w:p>
+      <w:pPr>
+        <w:pStyle w:val="Textbody"/>
+        <w:rPr>
+          <w:rFonts w:ascii="Times New Roman" w:eastAsia="Times New Roman" w:hAnsi="Times New Roman" w:cs="Times New Roman"/>
+          <w:b/>
+          <w:bCs/>
+          <w:kern w:val="0"/>
+          <w:szCs w:val="22"/>
+          <w:lang w:val="es-CO"/>
+        </w:rPr>
+      </w:pPr>
+      <w:r>
+        <w:rPr>
+          <w:rFonts w:ascii="Times New Roman" w:eastAsia="Times New Roman" w:hAnsi="Times New Roman" w:cs="Times New Roman"/>
+          <w:b/>
+          <w:bCs/>
+          <w:kern w:val="0"/>
+          <w:szCs w:val="22"/>
+          <w:lang w:val="es-CO"/>
+        </w:rPr>
+        <w:t>Dirección de Bienestar Institucional:</w:t>
+      </w:r>
+    </w:p>
+    <w:p>
+      <w:pPr>
+        <w:pStyle w:val="Textbody"/>
+        <w:rPr>
+          <w:rFonts w:ascii="Times New Roman" w:eastAsia="Times New Roman" w:hAnsi="Times New Roman" w:cs="Times New Roman"/>
+          <w:kern w:val="0"/>
+          <w:szCs w:val="22"/>
+          <w:lang w:val="es-CO"/>
+        </w:rPr>
+      </w:pPr>
+      <w:r>
+        <w:rPr>
+          <w:rFonts w:ascii="Times New Roman" w:eastAsia="Times New Roman" w:hAnsi="Times New Roman" w:cs="Times New Roman"/>
+          <w:kern w:val="0"/>
+          <w:szCs w:val="22"/>
+          <w:lang w:val="es-CO"/>
+        </w:rPr>
+        <w:t>Promueve el desarrollo integral (salud, deporte, cultura) y gestiona apoyos como el Fondo Alimentario y Renta Joven.</w:t>
+      </w:r>
+    </w:p>
+    <w:p>
+      <w:pPr>
+        <w:pStyle w:val="Textbody"/>
+        <w:rPr>
+          <w:rFonts w:ascii="Times New Roman" w:eastAsia="Times New Roman" w:hAnsi="Times New Roman" w:cs="Times New Roman"/>
+          <w:kern w:val="0"/>
+          <w:szCs w:val="22"/>
+          <w:lang w:val="es-CO"/>
+        </w:rPr>
+      </w:pPr>
+      <w:r>
+        <w:rPr>
+          <w:rFonts w:ascii="Times New Roman" w:eastAsia="Times New Roman" w:hAnsi="Times New Roman" w:cs="Times New Roman"/>
+          <w:b/>
+          <w:bCs/>
+          <w:kern w:val="0"/>
+          <w:szCs w:val="22"/>
+          <w:lang w:val="es-CO"/>
+        </w:rPr>
+        <w:t>Dirección de Extensión Académica y Regionalización:</w:t>
+      </w:r>
+    </w:p>
+    <w:p>
+      <w:pPr>
+        <w:pStyle w:val="Textbody"/>
+        <w:rPr>
+          <w:rFonts w:ascii="Times New Roman" w:eastAsia="Times New Roman" w:hAnsi="Times New Roman" w:cs="Times New Roman"/>
+          <w:kern w:val="0"/>
+          <w:szCs w:val="22"/>
+          <w:lang w:val="es-CO"/>
+        </w:rPr>
+      </w:pPr>
+      <w:r>
+        <w:rPr>
+          <w:rFonts w:ascii="Times New Roman" w:eastAsia="Times New Roman" w:hAnsi="Times New Roman" w:cs="Times New Roman"/>
+          <w:kern w:val="0"/>
+          <w:szCs w:val="22"/>
+          <w:lang w:val="es-CO"/>
+        </w:rPr>
+        <w:t xml:space="preserve"> Coordina la educación continua y expande la oferta académica a zonas vulnerables mediante la estrategia "Territorio </w:t>
+      </w:r>
+      <w:proofErr w:type="spellStart"/>
+      <w:r>
+        <w:rPr>
+          <w:rFonts w:ascii="Times New Roman" w:eastAsia="Times New Roman" w:hAnsi="Times New Roman" w:cs="Times New Roman"/>
+          <w:kern w:val="0"/>
+          <w:szCs w:val="22"/>
+          <w:lang w:val="es-CO"/>
+        </w:rPr>
+        <w:t>TdeA</w:t>
+      </w:r>
+      <w:proofErr w:type="spellEnd"/>
+      <w:r>
+        <w:rPr>
+          <w:rFonts w:ascii="Times New Roman" w:eastAsia="Times New Roman" w:hAnsi="Times New Roman" w:cs="Times New Roman"/>
+          <w:kern w:val="0"/>
+          <w:szCs w:val="22"/>
+          <w:lang w:val="es-CO"/>
+        </w:rPr>
+        <w:t>".</w:t>
+      </w:r>
+    </w:p>
+    <w:p>
+      <w:pPr>
+        <w:pStyle w:val="Textbody"/>
+        <w:rPr>
+          <w:rFonts w:ascii="Times New Roman" w:eastAsia="Times New Roman" w:hAnsi="Times New Roman" w:cs="Times New Roman"/>
+          <w:kern w:val="0"/>
+          <w:szCs w:val="22"/>
+          <w:lang w:val="es-CO"/>
+        </w:rPr>
+      </w:pPr>
+      <w:r>
+        <w:rPr>
+          <w:rFonts w:ascii="Times New Roman" w:eastAsia="Times New Roman" w:hAnsi="Times New Roman" w:cs="Times New Roman"/>
+          <w:b/>
+          <w:bCs/>
+          <w:kern w:val="0"/>
+          <w:szCs w:val="22"/>
+          <w:lang w:val="es-CO"/>
+        </w:rPr>
+        <w:t>Control Interno:</w:t>
+      </w:r>
+      <w:r>
+        <w:rPr>
+          <w:rFonts w:ascii="Times New Roman" w:eastAsia="Times New Roman" w:hAnsi="Times New Roman" w:cs="Times New Roman"/>
+          <w:kern w:val="0"/>
+          <w:szCs w:val="22"/>
+          <w:lang w:val="es-CO"/>
+        </w:rPr>
+        <w:t xml:space="preserve"> Funciona como una unidad estratégica para garantizar el seguimiento normativo y la transparencia en los procesos de la organización.</w:t>
+      </w:r>
+    </w:p>
+    <w:p>
+      <w:pPr>
+        <w:pStyle w:val="Textbody"/>
+        <w:rPr>
+          <w:rFonts w:ascii="Times New Roman" w:eastAsia="Times New Roman" w:hAnsi="Times New Roman" w:cs="Times New Roman"/>
+          <w:kern w:val="0"/>
+          <w:szCs w:val="22"/>
+          <w:lang w:val="es-CO"/>
+        </w:rPr>
+      </w:pPr>
+      <w:r>
+        <w:rPr>
+          <w:rFonts w:ascii="Times New Roman" w:eastAsia="Times New Roman" w:hAnsi="Times New Roman" w:cs="Times New Roman"/>
+          <w:kern w:val="0"/>
+          <w:szCs w:val="22"/>
+          <w:lang w:val="es-CO"/>
+        </w:rPr>
+        <w:t xml:space="preserve">Se tomará mayor énfasis en el área de Rectoría, ya que de allí se desprende la iniciativa que se acogerá como proyecto, relacionada con propuestas de innovación educativa que buscan métodos de estudio </w:t>
+      </w:r>
+      <w:proofErr w:type="spellStart"/>
+      <w:r>
+        <w:rPr>
+          <w:rFonts w:ascii="Times New Roman" w:eastAsia="Times New Roman" w:hAnsi="Times New Roman" w:cs="Times New Roman"/>
+          <w:kern w:val="0"/>
+          <w:szCs w:val="22"/>
+          <w:lang w:val="es-CO"/>
+        </w:rPr>
+        <w:t>neurodiversos</w:t>
+      </w:r>
+      <w:proofErr w:type="spellEnd"/>
+      <w:r>
+        <w:rPr>
+          <w:rFonts w:ascii="Times New Roman" w:eastAsia="Times New Roman" w:hAnsi="Times New Roman" w:cs="Times New Roman"/>
+          <w:kern w:val="0"/>
+          <w:szCs w:val="22"/>
+          <w:lang w:val="es-CO"/>
+        </w:rPr>
+        <w:t xml:space="preserve"> como el </w:t>
+      </w:r>
+      <w:proofErr w:type="spellStart"/>
+      <w:r>
+        <w:rPr>
+          <w:rFonts w:ascii="Times New Roman" w:eastAsia="Times New Roman" w:hAnsi="Times New Roman" w:cs="Times New Roman"/>
+          <w:kern w:val="0"/>
+          <w:szCs w:val="22"/>
+          <w:lang w:val="es-CO"/>
+        </w:rPr>
+        <w:t>game-based</w:t>
+      </w:r>
+      <w:proofErr w:type="spellEnd"/>
+      <w:r>
+        <w:rPr>
+          <w:rFonts w:ascii="Times New Roman" w:eastAsia="Times New Roman" w:hAnsi="Times New Roman" w:cs="Times New Roman"/>
+          <w:kern w:val="0"/>
+          <w:szCs w:val="22"/>
+          <w:lang w:val="es-CO"/>
+        </w:rPr>
+        <w:t xml:space="preserve"> </w:t>
+      </w:r>
+      <w:proofErr w:type="spellStart"/>
+      <w:r>
+        <w:rPr>
+          <w:rFonts w:ascii="Times New Roman" w:eastAsia="Times New Roman" w:hAnsi="Times New Roman" w:cs="Times New Roman"/>
+          <w:kern w:val="0"/>
+          <w:szCs w:val="22"/>
+          <w:lang w:val="es-CO"/>
+        </w:rPr>
+        <w:t>learning</w:t>
+      </w:r>
+      <w:proofErr w:type="spellEnd"/>
+      <w:r>
+        <w:rPr>
+          <w:rFonts w:ascii="Times New Roman" w:eastAsia="Times New Roman" w:hAnsi="Times New Roman" w:cs="Times New Roman"/>
+          <w:kern w:val="0"/>
+          <w:szCs w:val="22"/>
+          <w:lang w:val="es-CO"/>
+        </w:rPr>
+        <w:t xml:space="preserve">, de donde surge la idea de Next </w:t>
+      </w:r>
+      <w:proofErr w:type="spellStart"/>
+      <w:r>
+        <w:rPr>
+          <w:rFonts w:ascii="Times New Roman" w:eastAsia="Times New Roman" w:hAnsi="Times New Roman" w:cs="Times New Roman"/>
+          <w:kern w:val="0"/>
+          <w:szCs w:val="22"/>
+          <w:lang w:val="es-CO"/>
+        </w:rPr>
+        <w:t>Level</w:t>
+      </w:r>
+      <w:proofErr w:type="spellEnd"/>
+      <w:r>
+        <w:rPr>
+          <w:rFonts w:ascii="Times New Roman" w:eastAsia="Times New Roman" w:hAnsi="Times New Roman" w:cs="Times New Roman"/>
+          <w:kern w:val="0"/>
+          <w:szCs w:val="22"/>
+          <w:lang w:val="es-CO"/>
+        </w:rPr>
+        <w:t xml:space="preserve"> como un “Laboratorio de Videojuegos”.</w:t>
+      </w:r>
+    </w:p>
+    <w:p>
+      <w:pPr>
+        <w:pStyle w:val="Textbody"/>
+        <w:rPr>
+          <w:rFonts w:ascii="Times New Roman" w:eastAsia="Times New Roman" w:hAnsi="Times New Roman" w:cs="Times New Roman"/>
+          <w:kern w:val="0"/>
+          <w:szCs w:val="22"/>
+          <w:lang w:val="es-CO"/>
+        </w:rPr>
+      </w:pPr>
+      <w:r>
+        <w:rPr>
+          <w:rFonts w:ascii="Times New Roman" w:eastAsia="Times New Roman" w:hAnsi="Times New Roman" w:cs="Times New Roman"/>
+          <w:kern w:val="0"/>
+          <w:szCs w:val="22"/>
+          <w:lang w:val="es-CO"/>
+        </w:rPr>
+        <w:t xml:space="preserve">El </w:t>
+      </w:r>
+      <w:proofErr w:type="spellStart"/>
+      <w:r>
+        <w:rPr>
+          <w:rFonts w:ascii="Times New Roman" w:eastAsia="Times New Roman" w:hAnsi="Times New Roman" w:cs="Times New Roman"/>
+          <w:kern w:val="0"/>
+          <w:szCs w:val="22"/>
+          <w:lang w:val="es-CO"/>
+        </w:rPr>
+        <w:t>Tdea</w:t>
+      </w:r>
+      <w:proofErr w:type="spellEnd"/>
+      <w:r>
+        <w:rPr>
+          <w:rFonts w:ascii="Times New Roman" w:eastAsia="Times New Roman" w:hAnsi="Times New Roman" w:cs="Times New Roman"/>
+          <w:kern w:val="0"/>
+          <w:szCs w:val="22"/>
+          <w:lang w:val="es-CO"/>
+        </w:rPr>
+        <w:t xml:space="preserve"> también cuenta con una variedad de facultades las cuales son consideradas el eje estructural y el "corazón académico" que impulsa la formación integral, la innovación y el compromiso social. La institución cuenta con las siguientes facultades:</w:t>
       </w:r>
     </w:p>
     <w:p>
@@ -6156,16 +5997,36 @@
           <w:szCs w:val="22"/>
           <w:lang w:val="es-CO"/>
         </w:rPr>
-        <w:t>Facultad de Derecho y Ciencias Forenses:</w:t>
-      </w:r>
-      <w:r>
-        <w:rPr>
-          <w:rFonts w:ascii="Times New Roman" w:eastAsia="Times New Roman" w:hAnsi="Times New Roman" w:cs="Times New Roman"/>
-          <w:kern w:val="0"/>
-          <w:szCs w:val="22"/>
-          <w:lang w:val="es-CO"/>
-        </w:rPr>
-        <w:t xml:space="preserve"> Destaca por su "alto impacto social e inclusión", especialmente a través de su Consultorio Jurídico y Centro de Conciliación, que ofrece servicios priorizados a mujeres, personas con discapacidad y diversidad de género.</w:t>
+        <w:t>Facultad de Ciencias Administrativas y Económicas:</w:t>
+      </w:r>
+      <w:r>
+        <w:rPr>
+          <w:rFonts w:ascii="Times New Roman" w:eastAsia="Times New Roman" w:hAnsi="Times New Roman" w:cs="Times New Roman"/>
+          <w:kern w:val="0"/>
+          <w:szCs w:val="22"/>
+          <w:lang w:val="es-CO"/>
+        </w:rPr>
+        <w:t xml:space="preserve"> Se centra en formar profesionales con una "visión estratégica y gerencial</w:t>
+      </w:r>
+      <w:proofErr w:type="gramStart"/>
+      <w:r>
+        <w:rPr>
+          <w:rFonts w:ascii="Times New Roman" w:eastAsia="Times New Roman" w:hAnsi="Times New Roman" w:cs="Times New Roman"/>
+          <w:kern w:val="0"/>
+          <w:szCs w:val="22"/>
+          <w:lang w:val="es-CO"/>
+        </w:rPr>
+        <w:t>"  para</w:t>
+      </w:r>
+      <w:proofErr w:type="gramEnd"/>
+      <w:r>
+        <w:rPr>
+          <w:rFonts w:ascii="Times New Roman" w:eastAsia="Times New Roman" w:hAnsi="Times New Roman" w:cs="Times New Roman"/>
+          <w:kern w:val="0"/>
+          <w:szCs w:val="22"/>
+          <w:lang w:val="es-CO"/>
+        </w:rPr>
+        <w:t xml:space="preserve"> la gestión eficiente de organizaciones y cadenas de suministro.</w:t>
       </w:r>
     </w:p>
     <w:p>
@@ -6191,16 +6052,16 @@
           <w:szCs w:val="22"/>
           <w:lang w:val="es-CO"/>
         </w:rPr>
-        <w:t>Facultad de Educación y Ciencias Sociales:</w:t>
-      </w:r>
-      <w:r>
-        <w:rPr>
-          <w:rFonts w:ascii="Times New Roman" w:eastAsia="Times New Roman" w:hAnsi="Times New Roman" w:cs="Times New Roman"/>
-          <w:kern w:val="0"/>
-          <w:szCs w:val="22"/>
-          <w:lang w:val="es-CO"/>
-        </w:rPr>
-        <w:t xml:space="preserve"> Enfocada en la formación humana y el desarrollo social, ofrece programas de alto nivel como el "Doctorado en Educación y Estudios Sociales" y maestrías en pedagogía digital.</w:t>
+        <w:t>Facultad de Derecho y Ciencias Forenses:</w:t>
+      </w:r>
+      <w:r>
+        <w:rPr>
+          <w:rFonts w:ascii="Times New Roman" w:eastAsia="Times New Roman" w:hAnsi="Times New Roman" w:cs="Times New Roman"/>
+          <w:kern w:val="0"/>
+          <w:szCs w:val="22"/>
+          <w:lang w:val="es-CO"/>
+        </w:rPr>
+        <w:t xml:space="preserve"> Destaca por su "alto impacto social e inclusión", especialmente a través de su Consultorio Jurídico y Centro de Conciliación, que ofrece servicios priorizados a mujeres, personas con discapacidad y diversidad de género.</w:t>
       </w:r>
     </w:p>
     <w:p>
@@ -6226,17 +6087,26 @@
           <w:szCs w:val="22"/>
           <w:lang w:val="es-CO"/>
         </w:rPr>
+        <w:t xml:space="preserve">Facultad de Ingeniería: </w:t>
+      </w:r>
+      <w:r>
+        <w:rPr>
+          <w:rFonts w:ascii="Times New Roman" w:eastAsia="Times New Roman" w:hAnsi="Times New Roman" w:cs="Times New Roman"/>
+          <w:kern w:val="0"/>
+          <w:szCs w:val="22"/>
+          <w:lang w:val="es-CO"/>
+        </w:rPr>
+        <w:t xml:space="preserve">Se dedica a ofrecer programas académicos innovadores orientados a la formación profesional para la "transformación del futuro". Incluye áreas especializadas </w:t>
+      </w:r>
+      <w:r>
+        <w:rPr>
+          <w:rFonts w:ascii="Times New Roman" w:eastAsia="Times New Roman" w:hAnsi="Times New Roman" w:cs="Times New Roman"/>
+          <w:kern w:val="0"/>
+          <w:szCs w:val="22"/>
+          <w:lang w:val="es-CO"/>
+        </w:rPr>
         <w:lastRenderedPageBreak/>
-        <w:t xml:space="preserve">Facultad de Ingeniería: </w:t>
-      </w:r>
-      <w:r>
-        <w:rPr>
-          <w:rFonts w:ascii="Times New Roman" w:eastAsia="Times New Roman" w:hAnsi="Times New Roman" w:cs="Times New Roman"/>
-          <w:kern w:val="0"/>
-          <w:szCs w:val="22"/>
-          <w:lang w:val="es-CO"/>
-        </w:rPr>
-        <w:t>Se dedica a ofrecer programas académicos innovadores orientados a la formación profesional para la "transformación del futuro". Incluye áreas especializadas como la Gestión de Tecnología de la Información.</w:t>
+        <w:t>como la Gestión de Tecnología de la Información.</w:t>
       </w:r>
     </w:p>
     <w:p>
@@ -6522,7 +6392,27 @@
           <w:szCs w:val="22"/>
           <w:lang w:val="es-CO"/>
         </w:rPr>
-        <w:t xml:space="preserve"> Virtual  (https://virtual.tdea.edu.co)</w:t>
+        <w:t xml:space="preserve"> </w:t>
+      </w:r>
+      <w:proofErr w:type="gramStart"/>
+      <w:r>
+        <w:rPr>
+          <w:rFonts w:ascii="Times New Roman" w:eastAsia="Times New Roman" w:hAnsi="Times New Roman" w:cs="Times New Roman"/>
+          <w:kern w:val="0"/>
+          <w:szCs w:val="22"/>
+          <w:lang w:val="es-CO"/>
+        </w:rPr>
+        <w:t>Virtual  (</w:t>
+      </w:r>
+      <w:proofErr w:type="gramEnd"/>
+      <w:r>
+        <w:rPr>
+          <w:rFonts w:ascii="Times New Roman" w:eastAsia="Times New Roman" w:hAnsi="Times New Roman" w:cs="Times New Roman"/>
+          <w:kern w:val="0"/>
+          <w:szCs w:val="22"/>
+          <w:lang w:val="es-CO"/>
+        </w:rPr>
+        <w:t>https://virtual.tdea.edu.co)</w:t>
       </w:r>
     </w:p>
     <w:p>
@@ -7044,11 +6934,11 @@
               </w:rPr>
             </w:pPr>
             <w:r>
-              <w:t>https://www.capterra.com/p/132372/Skedda-</w:t>
+              <w:t>https://www.capterra.com/p/132372/Skedda-Bookings/?utm_sour</w:t>
             </w:r>
             <w:r>
               <w:lastRenderedPageBreak/>
-              <w:t>Bookings/?utm_source</w:t>
+              <w:t>ce</w:t>
             </w:r>
           </w:p>
         </w:tc>
@@ -7068,15 +6958,15 @@
             </w:pPr>
             <w:r>
               <w:lastRenderedPageBreak/>
-              <w:t xml:space="preserve">• Sistema fuerte para reservas de espacios y recursos con reglas </w:t>
+              <w:t xml:space="preserve">• Sistema fuerte para reservas de espacios y recursos con reglas personalizadas. </w:t>
+            </w:r>
+            <w:r>
+              <w:br/>
+              <w:t xml:space="preserve">• Interfaz fácil de usar e </w:t>
             </w:r>
             <w:r>
               <w:lastRenderedPageBreak/>
-              <w:t xml:space="preserve">personalizadas. </w:t>
-            </w:r>
-            <w:r>
-              <w:br/>
-              <w:t>• Interfaz fácil de usar e integrado con calendarios profesionales.</w:t>
+              <w:t>integrado con calendarios profesionales.</w:t>
             </w:r>
           </w:p>
         </w:tc>
@@ -7096,15 +6986,15 @@
             </w:pPr>
             <w:r>
               <w:lastRenderedPageBreak/>
-              <w:t xml:space="preserve">• Costoso para pequeños negocios o proyectos estudiantiles (planes desde </w:t>
+              <w:t xml:space="preserve">• Costoso para pequeños negocios o proyectos estudiantiles (planes desde ~$99/mes). </w:t>
+            </w:r>
+            <w:r>
+              <w:br/>
+              <w:t xml:space="preserve">• Algunas funciones avanzadas </w:t>
             </w:r>
             <w:r>
               <w:lastRenderedPageBreak/>
-              <w:t xml:space="preserve">~$99/mes). </w:t>
-            </w:r>
-            <w:r>
-              <w:br/>
-              <w:t>• Algunas funciones avanzadas (pagos o customización profunda) pueden faltar.</w:t>
+              <w:t>(pagos o customización profunda) pueden faltar.</w:t>
             </w:r>
           </w:p>
         </w:tc>
@@ -7909,7 +7799,15 @@
         <w:t xml:space="preserve"> TDEA</w:t>
       </w:r>
       <w:r>
-        <w:t xml:space="preserve"> planea ser la mejor solución a todos estos problemas ya que integra en una sola plataforma todos los procesos clave del laboratorio. En lugar de depender de registros independientes o controles informales, el software nos permitirá automatizar la asignación de turnos y controlar de manera precisa el tiempo de uso de cada equipo. Esto significa que si un equipo presenta una falla, el sistema dejará constancia inmediatamente, permitiendo programar su mantenimiento sin afectar la organización general del laboratorio ni ningún tipo de espacio ya reservado. De esta manera, cuidamos los equipos y prolongamos su vida útil. </w:t>
+        <w:t xml:space="preserve"> planea ser la mejor solución a todos estos problemas ya que integra en una sola plataforma todos los procesos clave del laboratorio. En lugar de depender de registros independientes o controles informales, el software nos permitirá automatizar la asignación de turnos y controlar de manera precisa el tiempo de uso de cada equipo. Esto significa </w:t>
+      </w:r>
+      <w:proofErr w:type="gramStart"/>
+      <w:r>
+        <w:t>que</w:t>
+      </w:r>
+      <w:proofErr w:type="gramEnd"/>
+      <w:r>
+        <w:t xml:space="preserve"> si un equipo presenta una falla, el sistema dejará constancia inmediatamente, permitiendo programar su mantenimiento sin afectar la organización general del laboratorio ni ningún tipo de espacio ya reservado. De esta manera, cuidamos los equipos y prolongamos su vida útil. </w:t>
       </w:r>
     </w:p>
     <w:p>
@@ -8919,14 +8817,30 @@
           <w:rFonts w:ascii="NewsGotT" w:hAnsi="NewsGotT"/>
           <w:sz w:val="22"/>
         </w:rPr>
-        <w:t xml:space="preserve"> haciendo análisis de los requisitos de todos los frentes involucrados </w:t>
-      </w:r>
+        <w:t xml:space="preserve"> haciendo análisis de los requisitos de todos los frentes </w:t>
+      </w:r>
+      <w:proofErr w:type="gramStart"/>
       <w:r>
         <w:rPr>
           <w:rFonts w:ascii="NewsGotT" w:hAnsi="NewsGotT"/>
           <w:sz w:val="22"/>
         </w:rPr>
-        <w:t>, para con esto trazar un plan de acción con objetivos, funcionalidades, alcances y etapas a conseguir para el producto final.</w:t>
+        <w:t xml:space="preserve">involucrados </w:t>
+      </w:r>
+      <w:r>
+        <w:rPr>
+          <w:rFonts w:ascii="NewsGotT" w:hAnsi="NewsGotT"/>
+          <w:sz w:val="22"/>
+        </w:rPr>
+        <w:t>,</w:t>
+      </w:r>
+      <w:proofErr w:type="gramEnd"/>
+      <w:r>
+        <w:rPr>
+          <w:rFonts w:ascii="NewsGotT" w:hAnsi="NewsGotT"/>
+          <w:sz w:val="22"/>
+        </w:rPr>
+        <w:t xml:space="preserve"> para con esto trazar un plan de acción con objetivos, funcionalidades, alcances y etapas a conseguir para el producto final.</w:t>
       </w:r>
     </w:p>
     <w:p>
@@ -9028,6 +8942,7 @@
         </w:rPr>
         <w:t xml:space="preserve"> afines, y su integración </w:t>
       </w:r>
+      <w:proofErr w:type="gramStart"/>
       <w:r>
         <w:rPr>
           <w:rFonts w:ascii="NewsGotT" w:hAnsi="NewsGotT"/>
@@ -9044,6 +8959,7 @@
         <w:t>APIs</w:t>
       </w:r>
       <w:proofErr w:type="spellEnd"/>
+      <w:proofErr w:type="gramEnd"/>
       <w:r>
         <w:rPr>
           <w:rFonts w:ascii="NewsGotT" w:hAnsi="NewsGotT"/>
@@ -9409,7 +9325,15 @@
         <w:pStyle w:val="Textbody"/>
       </w:pPr>
       <w:r>
-        <w:t xml:space="preserve">Campus Universitario Robledo (Sede Principal): Se ubica en la Calle 78B No. 72A – 220, en la ciudad de Medellín, Colombia. Por otro lado el </w:t>
+        <w:t xml:space="preserve">Campus Universitario Robledo (Sede Principal): Se ubica en la Calle 78B No. 72A – 220, en la ciudad de Medellín, Colombia. Por otro </w:t>
+      </w:r>
+      <w:proofErr w:type="gramStart"/>
+      <w:r>
+        <w:t>lado</w:t>
+      </w:r>
+      <w:proofErr w:type="gramEnd"/>
+      <w:r>
+        <w:t xml:space="preserve"> el </w:t>
       </w:r>
       <w:proofErr w:type="spellStart"/>
       <w:r>
@@ -9545,6 +9469,289 @@
       <w:pPr>
         <w:pStyle w:val="Textbody"/>
       </w:pPr>
+      <w:r>
+        <w:t>Actualmente las áreas principales que conforman la organización son</w:t>
+      </w:r>
+      <w:r>
+        <w:t>:</w:t>
+      </w:r>
+    </w:p>
+    <w:p>
+      <w:pPr>
+        <w:pStyle w:val="Textbody"/>
+        <w:rPr>
+          <w:b/>
+          <w:bCs/>
+        </w:rPr>
+      </w:pPr>
+      <w:r>
+        <w:rPr>
+          <w:b/>
+          <w:bCs/>
+        </w:rPr>
+        <w:t>Rectoría</w:t>
+      </w:r>
+      <w:r>
+        <w:rPr>
+          <w:b/>
+          <w:bCs/>
+        </w:rPr>
+        <w:t>:</w:t>
+      </w:r>
+    </w:p>
+    <w:p>
+      <w:pPr>
+        <w:pStyle w:val="Textbody"/>
+      </w:pPr>
+      <w:r>
+        <w:t>La gestión administrativa y financiera del Tecnológico de Antioquia concibe procesos encaminados a favorecer el cumplimiento de las funciones institucionales de: docencia, investigación y extensión, en los términos planteados en el PEI y en el plan de Desarrollo Institucional. Para este efecto, se cuenta con una estructura administrativo-financiera y mecanismos de gestión, orientados al fomento del desarrollo académico y académico-administrativo.</w:t>
+      </w:r>
+      <w:r>
+        <w:t xml:space="preserve"> </w:t>
+      </w:r>
+    </w:p>
+    <w:p>
+      <w:pPr>
+        <w:pStyle w:val="Textbody"/>
+      </w:pPr>
+      <w:r>
+        <w:t xml:space="preserve">Para la creación de la iniciativa </w:t>
+      </w:r>
+      <w:r>
+        <w:rPr>
+          <w:b/>
+          <w:bCs/>
+        </w:rPr>
+        <w:t xml:space="preserve">Next </w:t>
+      </w:r>
+      <w:proofErr w:type="spellStart"/>
+      <w:r>
+        <w:rPr>
+          <w:b/>
+          <w:bCs/>
+        </w:rPr>
+        <w:t>Level</w:t>
+      </w:r>
+      <w:proofErr w:type="spellEnd"/>
+      <w:r>
+        <w:rPr>
+          <w:b/>
+          <w:bCs/>
+        </w:rPr>
+        <w:t xml:space="preserve"> </w:t>
+      </w:r>
+      <w:r>
+        <w:t>se tiene en cuenta un área adicional, llamada:</w:t>
+      </w:r>
+    </w:p>
+    <w:p>
+      <w:pPr>
+        <w:pStyle w:val="NormalWeb"/>
+        <w:rPr>
+          <w:sz w:val="22"/>
+          <w:szCs w:val="22"/>
+        </w:rPr>
+      </w:pPr>
+      <w:r>
+        <w:rPr>
+          <w:rStyle w:val="Strong"/>
+          <w:sz w:val="22"/>
+          <w:szCs w:val="22"/>
+        </w:rPr>
+        <w:t>Innovación:</w:t>
+      </w:r>
+      <w:r>
+        <w:rPr>
+          <w:sz w:val="22"/>
+          <w:szCs w:val="22"/>
+        </w:rPr>
+        <w:br/>
+        <w:t xml:space="preserve">Área encargada de gestionar y ejecutar los procesos administrativos asociados a iniciativas estratégicas, alineadas con el plan institucional definido por la rectoría y el consejo directivo. Su propósito es </w:t>
+      </w:r>
+      <w:r>
+        <w:rPr>
+          <w:sz w:val="22"/>
+          <w:szCs w:val="22"/>
+        </w:rPr>
+        <w:lastRenderedPageBreak/>
+        <w:t>impulsar, estructurar y posicionar nuevas ideas dentro del entorno institucional, promoviendo el desarrollo y la mejora continua.</w:t>
+      </w:r>
+    </w:p>
+    <w:p>
+      <w:pPr>
+        <w:pStyle w:val="NormalWeb"/>
+        <w:rPr>
+          <w:sz w:val="22"/>
+          <w:szCs w:val="22"/>
+        </w:rPr>
+      </w:pPr>
+      <w:r>
+        <w:rPr>
+          <w:rStyle w:val="Strong"/>
+          <w:sz w:val="22"/>
+          <w:szCs w:val="22"/>
+        </w:rPr>
+        <w:t xml:space="preserve">Iniciativa – Métodos de educación </w:t>
+      </w:r>
+      <w:proofErr w:type="spellStart"/>
+      <w:r>
+        <w:rPr>
+          <w:rStyle w:val="Strong"/>
+          <w:sz w:val="22"/>
+          <w:szCs w:val="22"/>
+        </w:rPr>
+        <w:t>neurodiversos</w:t>
+      </w:r>
+      <w:proofErr w:type="spellEnd"/>
+      <w:r>
+        <w:rPr>
+          <w:rStyle w:val="Strong"/>
+          <w:sz w:val="22"/>
+          <w:szCs w:val="22"/>
+        </w:rPr>
+        <w:t>:</w:t>
+      </w:r>
+      <w:r>
+        <w:rPr>
+          <w:sz w:val="22"/>
+          <w:szCs w:val="22"/>
+        </w:rPr>
+        <w:br/>
+        <w:t xml:space="preserve">Dentro del área de innovación surge una iniciativa enfocada en el desarrollo e implementación de métodos de educación </w:t>
+      </w:r>
+      <w:proofErr w:type="spellStart"/>
+      <w:r>
+        <w:rPr>
+          <w:sz w:val="22"/>
+          <w:szCs w:val="22"/>
+        </w:rPr>
+        <w:t>neurodiversos</w:t>
+      </w:r>
+      <w:proofErr w:type="spellEnd"/>
+      <w:r>
+        <w:rPr>
+          <w:sz w:val="22"/>
+          <w:szCs w:val="22"/>
+        </w:rPr>
+        <w:t>, orientados a responder a las diferentes formas de aprendizaje de las nuevas generaciones.</w:t>
+      </w:r>
+    </w:p>
+    <w:p>
+      <w:pPr>
+        <w:pStyle w:val="NormalWeb"/>
+        <w:rPr>
+          <w:sz w:val="22"/>
+          <w:szCs w:val="22"/>
+        </w:rPr>
+      </w:pPr>
+      <w:r>
+        <w:rPr>
+          <w:sz w:val="22"/>
+          <w:szCs w:val="22"/>
+        </w:rPr>
+        <w:t xml:space="preserve">Como parte de esta iniciativa, se integra el enfoque </w:t>
+      </w:r>
+      <w:proofErr w:type="spellStart"/>
+      <w:r>
+        <w:rPr>
+          <w:rStyle w:val="Strong"/>
+          <w:sz w:val="22"/>
+          <w:szCs w:val="22"/>
+        </w:rPr>
+        <w:t>Game-Based</w:t>
+      </w:r>
+      <w:proofErr w:type="spellEnd"/>
+      <w:r>
+        <w:rPr>
+          <w:rStyle w:val="Strong"/>
+          <w:sz w:val="22"/>
+          <w:szCs w:val="22"/>
+        </w:rPr>
+        <w:t xml:space="preserve"> </w:t>
+      </w:r>
+      <w:proofErr w:type="spellStart"/>
+      <w:r>
+        <w:rPr>
+          <w:rStyle w:val="Strong"/>
+          <w:sz w:val="22"/>
+          <w:szCs w:val="22"/>
+        </w:rPr>
+        <w:t>Learning</w:t>
+      </w:r>
+      <w:proofErr w:type="spellEnd"/>
+      <w:r>
+        <w:rPr>
+          <w:rStyle w:val="Strong"/>
+          <w:sz w:val="22"/>
+          <w:szCs w:val="22"/>
+        </w:rPr>
+        <w:t xml:space="preserve"> (aprendizaje basado en juegos)</w:t>
+      </w:r>
+      <w:r>
+        <w:rPr>
+          <w:sz w:val="22"/>
+          <w:szCs w:val="22"/>
+        </w:rPr>
+        <w:t xml:space="preserve">, el cual da origen al laboratorio de juegos </w:t>
+      </w:r>
+      <w:r>
+        <w:rPr>
+          <w:rStyle w:val="Strong"/>
+          <w:sz w:val="22"/>
+          <w:szCs w:val="22"/>
+        </w:rPr>
+        <w:t xml:space="preserve">“Next </w:t>
+      </w:r>
+      <w:proofErr w:type="spellStart"/>
+      <w:r>
+        <w:rPr>
+          <w:rStyle w:val="Strong"/>
+          <w:sz w:val="22"/>
+          <w:szCs w:val="22"/>
+        </w:rPr>
+        <w:t>Level</w:t>
+      </w:r>
+      <w:proofErr w:type="spellEnd"/>
+      <w:r>
+        <w:rPr>
+          <w:rStyle w:val="Strong"/>
+          <w:sz w:val="22"/>
+          <w:szCs w:val="22"/>
+        </w:rPr>
+        <w:t>”</w:t>
+      </w:r>
+      <w:r>
+        <w:rPr>
+          <w:sz w:val="22"/>
+          <w:szCs w:val="22"/>
+        </w:rPr>
+        <w:t>.</w:t>
+      </w:r>
+    </w:p>
+    <w:p>
+      <w:pPr>
+        <w:pStyle w:val="NormalWeb"/>
+        <w:rPr>
+          <w:sz w:val="22"/>
+          <w:szCs w:val="22"/>
+        </w:rPr>
+      </w:pPr>
+      <w:r>
+        <w:rPr>
+          <w:rStyle w:val="Strong"/>
+          <w:sz w:val="22"/>
+          <w:szCs w:val="22"/>
+        </w:rPr>
+        <w:t>Facultad de Educación y Ciencias Sociales:</w:t>
+      </w:r>
+      <w:r>
+        <w:rPr>
+          <w:sz w:val="22"/>
+          <w:szCs w:val="22"/>
+        </w:rPr>
+        <w:br/>
+        <w:t>Facultad responsable de la administración y gestión integral del laboratorio de juegos, ejerciendo dominio sobre el espacio y sus dinámicas de funcionamiento. Es la encargada de liderar el desarrollo de la iniciativa, donde la propuesta comienza a materializarse y dar resultados. Este entorno es utilizado para explorar, implementar y evaluar el impacto de metodologías innovadoras en los procesos de aprendizaje.</w:t>
+      </w:r>
     </w:p>
     <w:p>
       <w:pPr>
@@ -11715,7 +11922,7 @@
       <w:lvlText w:val="-"/>
       <w:lvlJc w:val="left"/>
       <w:pPr>
-        <w:ind w:left="360" w:hanging="360"/>
+        <w:ind w:left="1069" w:hanging="360"/>
       </w:pPr>
       <w:rPr>
         <w:rFonts w:ascii="Times New Roman" w:eastAsia="Times New Roman" w:hAnsi="Times New Roman" w:cs="Times New Roman" w:hint="default"/>
@@ -11728,7 +11935,7 @@
       <w:lvlText w:val="o"/>
       <w:lvlJc w:val="left"/>
       <w:pPr>
-        <w:ind w:left="1080" w:hanging="360"/>
+        <w:ind w:left="1789" w:hanging="360"/>
       </w:pPr>
       <w:rPr>
         <w:rFonts w:ascii="Courier New" w:hAnsi="Courier New" w:cs="Courier New" w:hint="default"/>
@@ -11740,7 +11947,7 @@
       <w:lvlText w:val=""/>
       <w:lvlJc w:val="left"/>
       <w:pPr>
-        <w:ind w:left="1800" w:hanging="360"/>
+        <w:ind w:left="2509" w:hanging="360"/>
       </w:pPr>
       <w:rPr>
         <w:rFonts w:ascii="Wingdings" w:hAnsi="Wingdings" w:hint="default"/>
@@ -11752,7 +11959,7 @@
       <w:lvlText w:val=""/>
       <w:lvlJc w:val="left"/>
       <w:pPr>
-        <w:ind w:left="2520" w:hanging="360"/>
+        <w:ind w:left="3229" w:hanging="360"/>
       </w:pPr>
       <w:rPr>
         <w:rFonts w:ascii="Symbol" w:hAnsi="Symbol" w:hint="default"/>
@@ -11764,7 +11971,7 @@
       <w:lvlText w:val="o"/>
       <w:lvlJc w:val="left"/>
       <w:pPr>
-        <w:ind w:left="3240" w:hanging="360"/>
+        <w:ind w:left="3949" w:hanging="360"/>
       </w:pPr>
       <w:rPr>
         <w:rFonts w:ascii="Courier New" w:hAnsi="Courier New" w:cs="Courier New" w:hint="default"/>
@@ -11776,7 +11983,7 @@
       <w:lvlText w:val=""/>
       <w:lvlJc w:val="left"/>
       <w:pPr>
-        <w:ind w:left="3960" w:hanging="360"/>
+        <w:ind w:left="4669" w:hanging="360"/>
       </w:pPr>
       <w:rPr>
         <w:rFonts w:ascii="Wingdings" w:hAnsi="Wingdings" w:hint="default"/>
@@ -11788,7 +11995,7 @@
       <w:lvlText w:val=""/>
       <w:lvlJc w:val="left"/>
       <w:pPr>
-        <w:ind w:left="4680" w:hanging="360"/>
+        <w:ind w:left="5389" w:hanging="360"/>
       </w:pPr>
       <w:rPr>
         <w:rFonts w:ascii="Symbol" w:hAnsi="Symbol" w:hint="default"/>
@@ -11800,7 +12007,7 @@
       <w:lvlText w:val="o"/>
       <w:lvlJc w:val="left"/>
       <w:pPr>
-        <w:ind w:left="5400" w:hanging="360"/>
+        <w:ind w:left="6109" w:hanging="360"/>
       </w:pPr>
       <w:rPr>
         <w:rFonts w:ascii="Courier New" w:hAnsi="Courier New" w:cs="Courier New" w:hint="default"/>
@@ -11812,7 +12019,7 @@
       <w:lvlText w:val=""/>
       <w:lvlJc w:val="left"/>
       <w:pPr>
-        <w:ind w:left="6120" w:hanging="360"/>
+        <w:ind w:left="6829" w:hanging="360"/>
       </w:pPr>
       <w:rPr>
         <w:rFonts w:ascii="Wingdings" w:hAnsi="Wingdings" w:hint="default"/>
@@ -12181,6 +12388,7 @@
     <w:lsdException w:name="HTML Sample" w:semiHidden="1" w:unhideWhenUsed="1"/>
     <w:lsdException w:name="HTML Typewriter" w:semiHidden="1" w:unhideWhenUsed="1"/>
     <w:lsdException w:name="HTML Variable" w:semiHidden="1" w:unhideWhenUsed="1"/>
+    <w:lsdException w:name="Normal Table" w:semiHidden="1" w:unhideWhenUsed="1"/>
     <w:lsdException w:name="annotation subject" w:semiHidden="1" w:unhideWhenUsed="1"/>
     <w:lsdException w:name="No List" w:semiHidden="1" w:unhideWhenUsed="1"/>
     <w:lsdException w:name="Outline List 1" w:semiHidden="1" w:unhideWhenUsed="1"/>
@@ -12227,8 +12435,10 @@
     <w:lsdException w:name="Table Subtle 2" w:semiHidden="1" w:unhideWhenUsed="1"/>
     <w:lsdException w:name="Table Web 1" w:semiHidden="1" w:unhideWhenUsed="1"/>
     <w:lsdException w:name="Table Web 2" w:semiHidden="1" w:unhideWhenUsed="1"/>
+    <w:lsdException w:name="Table Web 3" w:semiHidden="1" w:unhideWhenUsed="1"/>
     <w:lsdException w:name="Balloon Text" w:semiHidden="1" w:unhideWhenUsed="1"/>
     <w:lsdException w:name="Table Grid" w:uiPriority="39"/>
+    <w:lsdException w:name="Table Theme" w:semiHidden="1" w:unhideWhenUsed="1"/>
     <w:lsdException w:name="Placeholder Text" w:semiHidden="1"/>
     <w:lsdException w:name="No Spacing" w:uiPriority="1" w:qFormat="1"/>
     <w:lsdException w:name="Light Shading" w:uiPriority="60"/>

--- a/Teoria General de Sistemas/PPI/Plantilla PPI Ingeniería Primer Semestre.docx
+++ b/Teoria General de Sistemas/PPI/Plantilla PPI Ingeniería Primer Semestre.docx
@@ -1,6 +1,6 @@
 
 <file path=word/document.xml><?xml version="1.0" encoding="utf-8"?>
-<w:document xmlns:wpc="http://schemas.microsoft.com/office/word/2010/wordprocessingCanvas" xmlns:cx="http://schemas.microsoft.com/office/drawing/2014/chartex" xmlns:cx1="http://schemas.microsoft.com/office/drawing/2015/9/8/chartex" xmlns:cx2="http://schemas.microsoft.com/office/drawing/2015/10/21/chartex" xmlns:cx3="http://schemas.microsoft.com/office/drawing/2016/5/9/chartex" xmlns:cx4="http://schemas.microsoft.com/office/drawing/2016/5/10/chartex" xmlns:cx5="http://schemas.microsoft.com/office/drawing/2016/5/11/chartex" xmlns:cx6="http://schemas.microsoft.com/office/drawing/2016/5/12/chartex" xmlns:cx7="http://schemas.microsoft.com/office/drawing/2016/5/13/chartex" xmlns:cx8="http://schemas.microsoft.com/office/drawing/2016/5/14/chartex" xmlns:mc="http://schemas.openxmlformats.org/markup-compatibility/2006" xmlns:aink="http://schemas.microsoft.com/office/drawing/2016/ink" xmlns:am3d="http://schemas.microsoft.com/office/drawing/2017/model3d" xmlns:o="urn:schemas-microsoft-com:office:office" xmlns:r="http://schemas.openxmlformats.org/officeDocument/2006/relationships" xmlns:m="http://schemas.openxmlformats.org/officeDocument/2006/math" xmlns:v="urn:schemas-microsoft-com:vml" xmlns:wp14="http://schemas.microsoft.com/office/word/2010/wordprocessingDrawing" xmlns:wp="http://schemas.openxmlformats.org/drawingml/2006/wordprocessingDrawing" xmlns:w10="urn:schemas-microsoft-com:office:word" xmlns:w="http://schemas.openxmlformats.org/wordprocessingml/2006/main" xmlns:w14="http://schemas.microsoft.com/office/word/2010/wordml" xmlns:w15="http://schemas.microsoft.com/office/word/2012/wordml" xmlns:w16cex="http://schemas.microsoft.com/office/word/2018/wordml/cex" xmlns:w16cid="http://schemas.microsoft.com/office/word/2016/wordml/cid" xmlns:w16="http://schemas.microsoft.com/office/word/2018/wordml" xmlns:w16sdtdh="http://schemas.microsoft.com/office/word/2020/wordml/sdtdatahash" xmlns:w16se="http://schemas.microsoft.com/office/word/2015/wordml/symex" xmlns:wpg="http://schemas.microsoft.com/office/word/2010/wordprocessingGroup" xmlns:wpi="http://schemas.microsoft.com/office/word/2010/wordprocessingInk" xmlns:wne="http://schemas.microsoft.com/office/word/2006/wordml" xmlns:wps="http://schemas.microsoft.com/office/word/2010/wordprocessingShape" mc:Ignorable="w14 w15 w16se w16cid w16 w16cex w16sdtdh wp14">
+<w:document xmlns:wpc="http://schemas.microsoft.com/office/word/2010/wordprocessingCanvas" xmlns:cx="http://schemas.microsoft.com/office/drawing/2014/chartex" xmlns:cx1="http://schemas.microsoft.com/office/drawing/2015/9/8/chartex" xmlns:cx2="http://schemas.microsoft.com/office/drawing/2015/10/21/chartex" xmlns:cx3="http://schemas.microsoft.com/office/drawing/2016/5/9/chartex" xmlns:cx4="http://schemas.microsoft.com/office/drawing/2016/5/10/chartex" xmlns:cx5="http://schemas.microsoft.com/office/drawing/2016/5/11/chartex" xmlns:cx6="http://schemas.microsoft.com/office/drawing/2016/5/12/chartex" xmlns:cx7="http://schemas.microsoft.com/office/drawing/2016/5/13/chartex" xmlns:cx8="http://schemas.microsoft.com/office/drawing/2016/5/14/chartex" xmlns:mc="http://schemas.openxmlformats.org/markup-compatibility/2006" xmlns:aink="http://schemas.microsoft.com/office/drawing/2016/ink" xmlns:am3d="http://schemas.microsoft.com/office/drawing/2017/model3d" xmlns:o="urn:schemas-microsoft-com:office:office" xmlns:oel="http://schemas.microsoft.com/office/2019/extlst" xmlns:r="http://schemas.openxmlformats.org/officeDocument/2006/relationships" xmlns:m="http://schemas.openxmlformats.org/officeDocument/2006/math" xmlns:v="urn:schemas-microsoft-com:vml" xmlns:wp14="http://schemas.microsoft.com/office/word/2010/wordprocessingDrawing" xmlns:wp="http://schemas.openxmlformats.org/drawingml/2006/wordprocessingDrawing" xmlns:w10="urn:schemas-microsoft-com:office:word" xmlns:w="http://schemas.openxmlformats.org/wordprocessingml/2006/main" xmlns:w14="http://schemas.microsoft.com/office/word/2010/wordml" xmlns:w15="http://schemas.microsoft.com/office/word/2012/wordml" xmlns:w16cex="http://schemas.microsoft.com/office/word/2018/wordml/cex" xmlns:w16cid="http://schemas.microsoft.com/office/word/2016/wordml/cid" xmlns:w16="http://schemas.microsoft.com/office/word/2018/wordml" xmlns:w16du="http://schemas.microsoft.com/office/word/2023/wordml/word16du" xmlns:w16sdtdh="http://schemas.microsoft.com/office/word/2020/wordml/sdtdatahash" xmlns:w16sdtfl="http://schemas.microsoft.com/office/word/2024/wordml/sdtformatlock" xmlns:w16se="http://schemas.microsoft.com/office/word/2015/wordml/symex" xmlns:wpg="http://schemas.microsoft.com/office/word/2010/wordprocessingGroup" xmlns:wpi="http://schemas.microsoft.com/office/word/2010/wordprocessingInk" xmlns:wne="http://schemas.microsoft.com/office/word/2006/wordml" xmlns:wps="http://schemas.microsoft.com/office/word/2010/wordprocessingShape" mc:Ignorable="w14 w15 w16se w16cid w16 w16cex w16sdtdh w16sdtfl w16du wp14">
   <w:body>
     <w:p>
       <w:pPr>
@@ -84,7 +84,7 @@
     </w:p>
     <w:p>
       <w:pPr>
-        <w:pStyle w:val="Subtitle"/>
+        <w:pStyle w:val="Subttulo"/>
         <w:rPr>
           <w:rFonts w:ascii="Times New Roman" w:hAnsi="Times New Roman" w:cs="Times New Roman"/>
         </w:rPr>
@@ -2311,7 +2311,7 @@
     </w:p>
     <w:p>
       <w:pPr>
-        <w:pStyle w:val="Heading1"/>
+        <w:pStyle w:val="Ttulo1"/>
         <w:numPr>
           <w:ilvl w:val="0"/>
           <w:numId w:val="0"/>
@@ -2349,7 +2349,7 @@
     </w:p>
     <w:p>
       <w:pPr>
-        <w:pStyle w:val="TOC1"/>
+        <w:pStyle w:val="TDC1"/>
         <w:tabs>
           <w:tab w:val="right" w:leader="dot" w:pos="9061"/>
         </w:tabs>
@@ -2389,7 +2389,7 @@
       <w:hyperlink w:anchor="_Toc96339512" w:history="1">
         <w:r>
           <w:rPr>
-            <w:rStyle w:val="Hyperlink"/>
+            <w:rStyle w:val="Hipervnculo"/>
             <w:rFonts w:cs="Times New Roman"/>
             <w:noProof/>
           </w:rPr>
@@ -2440,7 +2440,7 @@
     </w:p>
     <w:p>
       <w:pPr>
-        <w:pStyle w:val="TOC1"/>
+        <w:pStyle w:val="TDC1"/>
         <w:tabs>
           <w:tab w:val="right" w:leader="dot" w:pos="9061"/>
         </w:tabs>
@@ -2456,7 +2456,7 @@
       <w:hyperlink w:anchor="_Toc96339513" w:history="1">
         <w:r>
           <w:rPr>
-            <w:rStyle w:val="Hyperlink"/>
+            <w:rStyle w:val="Hipervnculo"/>
             <w:rFonts w:cs="Times New Roman"/>
             <w:noProof/>
           </w:rPr>
@@ -2507,7 +2507,7 @@
     </w:p>
     <w:p>
       <w:pPr>
-        <w:pStyle w:val="TOC2"/>
+        <w:pStyle w:val="TDC2"/>
         <w:tabs>
           <w:tab w:val="right" w:leader="dot" w:pos="9061"/>
         </w:tabs>
@@ -2523,7 +2523,7 @@
       <w:hyperlink w:anchor="_Toc96339514" w:history="1">
         <w:r>
           <w:rPr>
-            <w:rStyle w:val="Hyperlink"/>
+            <w:rStyle w:val="Hipervnculo"/>
             <w:rFonts w:cs="Times New Roman"/>
             <w:noProof/>
           </w:rPr>
@@ -2574,7 +2574,7 @@
     </w:p>
     <w:p>
       <w:pPr>
-        <w:pStyle w:val="TOC2"/>
+        <w:pStyle w:val="TDC2"/>
         <w:tabs>
           <w:tab w:val="right" w:leader="dot" w:pos="9061"/>
         </w:tabs>
@@ -2590,7 +2590,7 @@
       <w:hyperlink w:anchor="_Toc96339515" w:history="1">
         <w:r>
           <w:rPr>
-            <w:rStyle w:val="Hyperlink"/>
+            <w:rStyle w:val="Hipervnculo"/>
             <w:rFonts w:cs="Times New Roman"/>
             <w:noProof/>
           </w:rPr>
@@ -2641,7 +2641,7 @@
     </w:p>
     <w:p>
       <w:pPr>
-        <w:pStyle w:val="TOC2"/>
+        <w:pStyle w:val="TDC2"/>
         <w:tabs>
           <w:tab w:val="right" w:leader="dot" w:pos="9061"/>
         </w:tabs>
@@ -2657,7 +2657,7 @@
       <w:hyperlink w:anchor="_Toc96339516" w:history="1">
         <w:r>
           <w:rPr>
-            <w:rStyle w:val="Hyperlink"/>
+            <w:rStyle w:val="Hipervnculo"/>
             <w:rFonts w:cs="Times New Roman"/>
             <w:noProof/>
           </w:rPr>
@@ -2708,7 +2708,7 @@
     </w:p>
     <w:p>
       <w:pPr>
-        <w:pStyle w:val="TOC2"/>
+        <w:pStyle w:val="TDC2"/>
         <w:tabs>
           <w:tab w:val="right" w:leader="dot" w:pos="9061"/>
         </w:tabs>
@@ -2724,7 +2724,7 @@
       <w:hyperlink w:anchor="_Toc96339517" w:history="1">
         <w:r>
           <w:rPr>
-            <w:rStyle w:val="Hyperlink"/>
+            <w:rStyle w:val="Hipervnculo"/>
             <w:rFonts w:cs="Times New Roman"/>
             <w:noProof/>
           </w:rPr>
@@ -2775,7 +2775,7 @@
     </w:p>
     <w:p>
       <w:pPr>
-        <w:pStyle w:val="TOC2"/>
+        <w:pStyle w:val="TDC2"/>
         <w:tabs>
           <w:tab w:val="right" w:leader="dot" w:pos="9061"/>
         </w:tabs>
@@ -2791,7 +2791,7 @@
       <w:hyperlink w:anchor="_Toc96339518" w:history="1">
         <w:r>
           <w:rPr>
-            <w:rStyle w:val="Hyperlink"/>
+            <w:rStyle w:val="Hipervnculo"/>
             <w:rFonts w:cs="Times New Roman"/>
             <w:noProof/>
           </w:rPr>
@@ -2842,7 +2842,7 @@
     </w:p>
     <w:p>
       <w:pPr>
-        <w:pStyle w:val="TOC1"/>
+        <w:pStyle w:val="TDC1"/>
         <w:tabs>
           <w:tab w:val="right" w:leader="dot" w:pos="9061"/>
         </w:tabs>
@@ -2858,7 +2858,7 @@
       <w:hyperlink w:anchor="_Toc96339519" w:history="1">
         <w:r>
           <w:rPr>
-            <w:rStyle w:val="Hyperlink"/>
+            <w:rStyle w:val="Hipervnculo"/>
             <w:rFonts w:cs="Times New Roman"/>
             <w:noProof/>
           </w:rPr>
@@ -2909,7 +2909,7 @@
     </w:p>
     <w:p>
       <w:pPr>
-        <w:pStyle w:val="TOC2"/>
+        <w:pStyle w:val="TDC2"/>
         <w:tabs>
           <w:tab w:val="right" w:leader="dot" w:pos="9061"/>
         </w:tabs>
@@ -2925,7 +2925,7 @@
       <w:hyperlink w:anchor="_Toc96339520" w:history="1">
         <w:r>
           <w:rPr>
-            <w:rStyle w:val="Hyperlink"/>
+            <w:rStyle w:val="Hipervnculo"/>
             <w:rFonts w:cs="Times New Roman"/>
             <w:noProof/>
           </w:rPr>
@@ -2976,7 +2976,7 @@
     </w:p>
     <w:p>
       <w:pPr>
-        <w:pStyle w:val="TOC2"/>
+        <w:pStyle w:val="TDC2"/>
         <w:tabs>
           <w:tab w:val="right" w:leader="dot" w:pos="9061"/>
         </w:tabs>
@@ -2992,7 +2992,7 @@
       <w:hyperlink w:anchor="_Toc96339521" w:history="1">
         <w:r>
           <w:rPr>
-            <w:rStyle w:val="Hyperlink"/>
+            <w:rStyle w:val="Hipervnculo"/>
             <w:rFonts w:cs="Times New Roman"/>
             <w:noProof/>
           </w:rPr>
@@ -3043,7 +3043,7 @@
     </w:p>
     <w:p>
       <w:pPr>
-        <w:pStyle w:val="TOC2"/>
+        <w:pStyle w:val="TDC2"/>
         <w:tabs>
           <w:tab w:val="right" w:leader="dot" w:pos="9061"/>
         </w:tabs>
@@ -3059,7 +3059,7 @@
       <w:hyperlink w:anchor="_Toc96339522" w:history="1">
         <w:r>
           <w:rPr>
-            <w:rStyle w:val="Hyperlink"/>
+            <w:rStyle w:val="Hipervnculo"/>
             <w:rFonts w:cs="Times New Roman"/>
             <w:noProof/>
           </w:rPr>
@@ -3110,7 +3110,7 @@
     </w:p>
     <w:p>
       <w:pPr>
-        <w:pStyle w:val="TOC2"/>
+        <w:pStyle w:val="TDC2"/>
         <w:tabs>
           <w:tab w:val="right" w:leader="dot" w:pos="9061"/>
         </w:tabs>
@@ -3126,7 +3126,7 @@
       <w:hyperlink w:anchor="_Toc96339523" w:history="1">
         <w:r>
           <w:rPr>
-            <w:rStyle w:val="Hyperlink"/>
+            <w:rStyle w:val="Hipervnculo"/>
             <w:rFonts w:cs="Times New Roman"/>
             <w:noProof/>
           </w:rPr>
@@ -3177,7 +3177,7 @@
     </w:p>
     <w:p>
       <w:pPr>
-        <w:pStyle w:val="TOC2"/>
+        <w:pStyle w:val="TDC2"/>
         <w:tabs>
           <w:tab w:val="right" w:leader="dot" w:pos="9061"/>
         </w:tabs>
@@ -3193,7 +3193,7 @@
       <w:hyperlink w:anchor="_Toc96339524" w:history="1">
         <w:r>
           <w:rPr>
-            <w:rStyle w:val="Hyperlink"/>
+            <w:rStyle w:val="Hipervnculo"/>
             <w:rFonts w:cs="Times New Roman"/>
             <w:noProof/>
           </w:rPr>
@@ -3244,7 +3244,7 @@
     </w:p>
     <w:p>
       <w:pPr>
-        <w:pStyle w:val="TOC2"/>
+        <w:pStyle w:val="TDC2"/>
         <w:tabs>
           <w:tab w:val="right" w:leader="dot" w:pos="9061"/>
         </w:tabs>
@@ -3260,7 +3260,7 @@
       <w:hyperlink w:anchor="_Toc96339525" w:history="1">
         <w:r>
           <w:rPr>
-            <w:rStyle w:val="Hyperlink"/>
+            <w:rStyle w:val="Hipervnculo"/>
             <w:rFonts w:cs="Times New Roman"/>
             <w:noProof/>
           </w:rPr>
@@ -3311,7 +3311,7 @@
     </w:p>
     <w:p>
       <w:pPr>
-        <w:pStyle w:val="TOC1"/>
+        <w:pStyle w:val="TDC1"/>
         <w:tabs>
           <w:tab w:val="right" w:leader="dot" w:pos="9061"/>
         </w:tabs>
@@ -3327,7 +3327,7 @@
       <w:hyperlink w:anchor="_Toc96339526" w:history="1">
         <w:r>
           <w:rPr>
-            <w:rStyle w:val="Hyperlink"/>
+            <w:rStyle w:val="Hipervnculo"/>
             <w:rFonts w:cs="Times New Roman"/>
             <w:noProof/>
           </w:rPr>
@@ -3378,7 +3378,7 @@
     </w:p>
     <w:p>
       <w:pPr>
-        <w:pStyle w:val="TOC2"/>
+        <w:pStyle w:val="TDC2"/>
         <w:tabs>
           <w:tab w:val="right" w:leader="dot" w:pos="9061"/>
         </w:tabs>
@@ -3394,7 +3394,7 @@
       <w:hyperlink w:anchor="_Toc96339527" w:history="1">
         <w:r>
           <w:rPr>
-            <w:rStyle w:val="Hyperlink"/>
+            <w:rStyle w:val="Hipervnculo"/>
             <w:rFonts w:cs="Times New Roman"/>
             <w:noProof/>
           </w:rPr>
@@ -3445,7 +3445,7 @@
     </w:p>
     <w:p>
       <w:pPr>
-        <w:pStyle w:val="TOC2"/>
+        <w:pStyle w:val="TDC2"/>
         <w:tabs>
           <w:tab w:val="right" w:leader="dot" w:pos="9061"/>
         </w:tabs>
@@ -3461,7 +3461,7 @@
       <w:hyperlink w:anchor="_Toc96339528" w:history="1">
         <w:r>
           <w:rPr>
-            <w:rStyle w:val="Hyperlink"/>
+            <w:rStyle w:val="Hipervnculo"/>
             <w:rFonts w:cs="Times New Roman"/>
             <w:noProof/>
           </w:rPr>
@@ -3512,7 +3512,7 @@
     </w:p>
     <w:p>
       <w:pPr>
-        <w:pStyle w:val="TOC2"/>
+        <w:pStyle w:val="TDC2"/>
         <w:tabs>
           <w:tab w:val="right" w:leader="dot" w:pos="9061"/>
         </w:tabs>
@@ -3528,7 +3528,7 @@
       <w:hyperlink w:anchor="_Toc96339529" w:history="1">
         <w:r>
           <w:rPr>
-            <w:rStyle w:val="Hyperlink"/>
+            <w:rStyle w:val="Hipervnculo"/>
             <w:rFonts w:cs="Times New Roman"/>
             <w:noProof/>
           </w:rPr>
@@ -3579,7 +3579,7 @@
     </w:p>
     <w:p>
       <w:pPr>
-        <w:pStyle w:val="TOC2"/>
+        <w:pStyle w:val="TDC2"/>
         <w:tabs>
           <w:tab w:val="right" w:leader="dot" w:pos="9061"/>
         </w:tabs>
@@ -3595,7 +3595,7 @@
       <w:hyperlink w:anchor="_Toc96339530" w:history="1">
         <w:r>
           <w:rPr>
-            <w:rStyle w:val="Hyperlink"/>
+            <w:rStyle w:val="Hipervnculo"/>
             <w:rFonts w:cs="Times New Roman"/>
             <w:noProof/>
           </w:rPr>
@@ -3646,7 +3646,7 @@
     </w:p>
     <w:p>
       <w:pPr>
-        <w:pStyle w:val="TOC2"/>
+        <w:pStyle w:val="TDC2"/>
         <w:tabs>
           <w:tab w:val="right" w:leader="dot" w:pos="9061"/>
         </w:tabs>
@@ -3662,7 +3662,7 @@
       <w:hyperlink w:anchor="_Toc96339531" w:history="1">
         <w:r>
           <w:rPr>
-            <w:rStyle w:val="Hyperlink"/>
+            <w:rStyle w:val="Hipervnculo"/>
             <w:rFonts w:cs="Times New Roman"/>
             <w:noProof/>
           </w:rPr>
@@ -3713,7 +3713,7 @@
     </w:p>
     <w:p>
       <w:pPr>
-        <w:pStyle w:val="TOC2"/>
+        <w:pStyle w:val="TDC2"/>
         <w:tabs>
           <w:tab w:val="right" w:leader="dot" w:pos="9061"/>
         </w:tabs>
@@ -3729,7 +3729,7 @@
       <w:hyperlink w:anchor="_Toc96339532" w:history="1">
         <w:r>
           <w:rPr>
-            <w:rStyle w:val="Hyperlink"/>
+            <w:rStyle w:val="Hipervnculo"/>
             <w:rFonts w:cs="Times New Roman"/>
             <w:noProof/>
           </w:rPr>
@@ -3780,7 +3780,7 @@
     </w:p>
     <w:p>
       <w:pPr>
-        <w:pStyle w:val="TOC1"/>
+        <w:pStyle w:val="TDC1"/>
         <w:tabs>
           <w:tab w:val="right" w:leader="dot" w:pos="9061"/>
         </w:tabs>
@@ -3796,7 +3796,7 @@
       <w:hyperlink w:anchor="_Toc96339533" w:history="1">
         <w:r>
           <w:rPr>
-            <w:rStyle w:val="Hyperlink"/>
+            <w:rStyle w:val="Hipervnculo"/>
             <w:rFonts w:cs="Times New Roman"/>
             <w:noProof/>
             <w:spacing w:val="-6"/>
@@ -3848,7 +3848,7 @@
     </w:p>
     <w:p>
       <w:pPr>
-        <w:pStyle w:val="TOC2"/>
+        <w:pStyle w:val="TDC2"/>
         <w:tabs>
           <w:tab w:val="right" w:leader="dot" w:pos="9061"/>
         </w:tabs>
@@ -3864,7 +3864,7 @@
       <w:hyperlink w:anchor="_Toc96339534" w:history="1">
         <w:r>
           <w:rPr>
-            <w:rStyle w:val="Hyperlink"/>
+            <w:rStyle w:val="Hipervnculo"/>
             <w:rFonts w:cs="Times New Roman"/>
             <w:noProof/>
           </w:rPr>
@@ -3915,7 +3915,7 @@
     </w:p>
     <w:p>
       <w:pPr>
-        <w:pStyle w:val="TOC2"/>
+        <w:pStyle w:val="TDC2"/>
         <w:tabs>
           <w:tab w:val="right" w:leader="dot" w:pos="9061"/>
         </w:tabs>
@@ -3931,7 +3931,7 @@
       <w:hyperlink w:anchor="_Toc96339535" w:history="1">
         <w:r>
           <w:rPr>
-            <w:rStyle w:val="Hyperlink"/>
+            <w:rStyle w:val="Hipervnculo"/>
             <w:rFonts w:cs="Times New Roman"/>
             <w:noProof/>
           </w:rPr>
@@ -3982,7 +3982,7 @@
     </w:p>
     <w:p>
       <w:pPr>
-        <w:pStyle w:val="TOC2"/>
+        <w:pStyle w:val="TDC2"/>
         <w:tabs>
           <w:tab w:val="right" w:leader="dot" w:pos="9061"/>
         </w:tabs>
@@ -3998,7 +3998,7 @@
       <w:hyperlink w:anchor="_Toc96339536" w:history="1">
         <w:r>
           <w:rPr>
-            <w:rStyle w:val="Hyperlink"/>
+            <w:rStyle w:val="Hipervnculo"/>
             <w:rFonts w:cs="Times New Roman"/>
             <w:noProof/>
           </w:rPr>
@@ -4049,7 +4049,7 @@
     </w:p>
     <w:p>
       <w:pPr>
-        <w:pStyle w:val="TOC2"/>
+        <w:pStyle w:val="TDC2"/>
         <w:tabs>
           <w:tab w:val="right" w:leader="dot" w:pos="9061"/>
         </w:tabs>
@@ -4065,7 +4065,7 @@
       <w:hyperlink w:anchor="_Toc96339537" w:history="1">
         <w:r>
           <w:rPr>
-            <w:rStyle w:val="Hyperlink"/>
+            <w:rStyle w:val="Hipervnculo"/>
             <w:rFonts w:cs="Times New Roman"/>
             <w:noProof/>
           </w:rPr>
@@ -4116,7 +4116,7 @@
     </w:p>
     <w:p>
       <w:pPr>
-        <w:pStyle w:val="TOC2"/>
+        <w:pStyle w:val="TDC2"/>
         <w:tabs>
           <w:tab w:val="right" w:leader="dot" w:pos="9061"/>
         </w:tabs>
@@ -4132,7 +4132,7 @@
       <w:hyperlink w:anchor="_Toc96339538" w:history="1">
         <w:r>
           <w:rPr>
-            <w:rStyle w:val="Hyperlink"/>
+            <w:rStyle w:val="Hipervnculo"/>
             <w:rFonts w:cs="Times New Roman"/>
             <w:noProof/>
           </w:rPr>
@@ -4183,7 +4183,7 @@
     </w:p>
     <w:p>
       <w:pPr>
-        <w:pStyle w:val="TOC1"/>
+        <w:pStyle w:val="TDC1"/>
         <w:tabs>
           <w:tab w:val="right" w:leader="dot" w:pos="9061"/>
         </w:tabs>
@@ -4199,7 +4199,7 @@
       <w:hyperlink w:anchor="_Toc96339539" w:history="1">
         <w:r>
           <w:rPr>
-            <w:rStyle w:val="Hyperlink"/>
+            <w:rStyle w:val="Hipervnculo"/>
             <w:rFonts w:cs="Times New Roman"/>
             <w:noProof/>
           </w:rPr>
@@ -4250,7 +4250,7 @@
     </w:p>
     <w:p>
       <w:pPr>
-        <w:pStyle w:val="TOC2"/>
+        <w:pStyle w:val="TDC2"/>
         <w:tabs>
           <w:tab w:val="right" w:leader="dot" w:pos="9061"/>
         </w:tabs>
@@ -4266,7 +4266,7 @@
       <w:hyperlink w:anchor="_Toc96339540" w:history="1">
         <w:r>
           <w:rPr>
-            <w:rStyle w:val="Hyperlink"/>
+            <w:rStyle w:val="Hipervnculo"/>
             <w:rFonts w:cs="Times New Roman"/>
             <w:noProof/>
           </w:rPr>
@@ -4317,7 +4317,7 @@
     </w:p>
     <w:p>
       <w:pPr>
-        <w:pStyle w:val="TOC2"/>
+        <w:pStyle w:val="TDC2"/>
         <w:tabs>
           <w:tab w:val="right" w:leader="dot" w:pos="9061"/>
         </w:tabs>
@@ -4333,7 +4333,7 @@
       <w:hyperlink w:anchor="_Toc96339541" w:history="1">
         <w:r>
           <w:rPr>
-            <w:rStyle w:val="Hyperlink"/>
+            <w:rStyle w:val="Hipervnculo"/>
             <w:rFonts w:cs="Times New Roman"/>
             <w:noProof/>
           </w:rPr>
@@ -4384,7 +4384,7 @@
     </w:p>
     <w:p>
       <w:pPr>
-        <w:pStyle w:val="TOC2"/>
+        <w:pStyle w:val="TDC2"/>
         <w:tabs>
           <w:tab w:val="right" w:leader="dot" w:pos="9061"/>
         </w:tabs>
@@ -4400,7 +4400,7 @@
       <w:hyperlink w:anchor="_Toc96339542" w:history="1">
         <w:r>
           <w:rPr>
-            <w:rStyle w:val="Hyperlink"/>
+            <w:rStyle w:val="Hipervnculo"/>
             <w:rFonts w:cs="Times New Roman"/>
             <w:noProof/>
           </w:rPr>
@@ -4451,7 +4451,7 @@
     </w:p>
     <w:p>
       <w:pPr>
-        <w:pStyle w:val="TOC2"/>
+        <w:pStyle w:val="TDC2"/>
         <w:tabs>
           <w:tab w:val="right" w:leader="dot" w:pos="9061"/>
         </w:tabs>
@@ -4467,7 +4467,7 @@
       <w:hyperlink w:anchor="_Toc96339543" w:history="1">
         <w:r>
           <w:rPr>
-            <w:rStyle w:val="Hyperlink"/>
+            <w:rStyle w:val="Hipervnculo"/>
             <w:rFonts w:cs="Times New Roman"/>
             <w:noProof/>
           </w:rPr>
@@ -4518,7 +4518,7 @@
     </w:p>
     <w:p>
       <w:pPr>
-        <w:pStyle w:val="TOC2"/>
+        <w:pStyle w:val="TDC2"/>
         <w:tabs>
           <w:tab w:val="right" w:leader="dot" w:pos="9061"/>
         </w:tabs>
@@ -4534,7 +4534,7 @@
       <w:hyperlink w:anchor="_Toc96339544" w:history="1">
         <w:r>
           <w:rPr>
-            <w:rStyle w:val="Hyperlink"/>
+            <w:rStyle w:val="Hipervnculo"/>
             <w:rFonts w:cs="Times New Roman"/>
             <w:noProof/>
           </w:rPr>
@@ -4585,7 +4585,7 @@
     </w:p>
     <w:p>
       <w:pPr>
-        <w:pStyle w:val="TOC1"/>
+        <w:pStyle w:val="TDC1"/>
         <w:tabs>
           <w:tab w:val="right" w:leader="dot" w:pos="9061"/>
         </w:tabs>
@@ -4601,7 +4601,7 @@
       <w:hyperlink w:anchor="_Toc96339545" w:history="1">
         <w:r>
           <w:rPr>
-            <w:rStyle w:val="Hyperlink"/>
+            <w:rStyle w:val="Hipervnculo"/>
             <w:rFonts w:cs="Times New Roman"/>
             <w:noProof/>
           </w:rPr>
@@ -4673,7 +4673,7 @@
     </w:p>
     <w:p>
       <w:pPr>
-        <w:pStyle w:val="Heading1"/>
+        <w:pStyle w:val="Ttulo1"/>
         <w:numPr>
           <w:ilvl w:val="0"/>
           <w:numId w:val="0"/>
@@ -4715,7 +4715,7 @@
     </w:p>
     <w:p>
       <w:pPr>
-        <w:pStyle w:val="Heading2"/>
+        <w:pStyle w:val="Ttulo2"/>
         <w:numPr>
           <w:ilvl w:val="0"/>
           <w:numId w:val="0"/>
@@ -4753,7 +4753,7 @@
     </w:p>
     <w:p>
       <w:pPr>
-        <w:pStyle w:val="Heading2"/>
+        <w:pStyle w:val="Ttulo2"/>
         <w:numPr>
           <w:ilvl w:val="0"/>
           <w:numId w:val="0"/>
@@ -4848,7 +4848,7 @@
     </w:p>
     <w:p>
       <w:pPr>
-        <w:pStyle w:val="Heading2"/>
+        <w:pStyle w:val="Ttulo2"/>
         <w:numPr>
           <w:ilvl w:val="0"/>
           <w:numId w:val="0"/>
@@ -4879,7 +4879,7 @@
     </w:p>
     <w:p>
       <w:pPr>
-        <w:pStyle w:val="Heading2"/>
+        <w:pStyle w:val="Ttulo2"/>
         <w:numPr>
           <w:ilvl w:val="0"/>
           <w:numId w:val="0"/>
@@ -5092,7 +5092,7 @@
     </w:p>
     <w:p>
       <w:pPr>
-        <w:pStyle w:val="Heading2"/>
+        <w:pStyle w:val="Ttulo2"/>
         <w:numPr>
           <w:ilvl w:val="0"/>
           <w:numId w:val="0"/>
@@ -6751,7 +6751,7 @@
     </w:p>
     <w:p>
       <w:pPr>
-        <w:pStyle w:val="Heading2"/>
+        <w:pStyle w:val="Ttulo2"/>
         <w:numPr>
           <w:ilvl w:val="0"/>
           <w:numId w:val="0"/>
@@ -6791,7 +6791,7 @@
     </w:p>
     <w:tbl>
       <w:tblPr>
-        <w:tblStyle w:val="GridTable4-Accent3"/>
+        <w:tblStyle w:val="Tablaconcuadrcula4-nfasis3"/>
         <w:tblW w:w="0" w:type="auto"/>
         <w:tblLayout w:type="fixed"/>
         <w:tblLook w:val="04A0" w:firstRow="1" w:lastRow="0" w:firstColumn="1" w:lastColumn="0" w:noHBand="0" w:noVBand="1"/>
@@ -7501,7 +7501,7 @@
     </w:p>
     <w:p>
       <w:pPr>
-        <w:pStyle w:val="Heading2"/>
+        <w:pStyle w:val="Ttulo2"/>
         <w:numPr>
           <w:ilvl w:val="0"/>
           <w:numId w:val="0"/>
@@ -7542,14 +7542,14 @@
       <w:pPr>
         <w:pStyle w:val="Textbody"/>
         <w:rPr>
-          <w:rStyle w:val="Hyperlink"/>
+          <w:rStyle w:val="Hipervnculo"/>
           <w:rFonts w:ascii="Times New Roman" w:hAnsi="Times New Roman" w:cs="Times New Roman"/>
         </w:rPr>
       </w:pPr>
       <w:hyperlink r:id="rId13" w:history="1">
         <w:r>
           <w:rPr>
-            <w:rStyle w:val="Hyperlink"/>
+            <w:rStyle w:val="Hipervnculo"/>
             <w:rFonts w:ascii="Times New Roman" w:hAnsi="Times New Roman" w:cs="Times New Roman"/>
           </w:rPr>
           <w:t>cronograma.xlsx</w:t>
@@ -7645,7 +7645,7 @@
     </w:p>
     <w:p>
       <w:pPr>
-        <w:pStyle w:val="Heading1"/>
+        <w:pStyle w:val="Ttulo1"/>
         <w:numPr>
           <w:ilvl w:val="0"/>
           <w:numId w:val="0"/>
@@ -7675,7 +7675,7 @@
     </w:p>
     <w:p>
       <w:pPr>
-        <w:pStyle w:val="Heading2"/>
+        <w:pStyle w:val="Ttulo2"/>
         <w:numPr>
           <w:ilvl w:val="1"/>
           <w:numId w:val="0"/>
@@ -7828,7 +7828,7 @@
     </w:p>
     <w:p>
       <w:pPr>
-        <w:pStyle w:val="Heading2"/>
+        <w:pStyle w:val="Ttulo2"/>
         <w:numPr>
           <w:ilvl w:val="1"/>
           <w:numId w:val="0"/>
@@ -7854,7 +7854,7 @@
     </w:p>
     <w:p>
       <w:pPr>
-        <w:pStyle w:val="Heading2"/>
+        <w:pStyle w:val="Ttulo2"/>
         <w:numPr>
           <w:ilvl w:val="1"/>
           <w:numId w:val="0"/>
@@ -7880,7 +7880,7 @@
     </w:p>
     <w:p>
       <w:pPr>
-        <w:pStyle w:val="Heading2"/>
+        <w:pStyle w:val="Ttulo2"/>
         <w:numPr>
           <w:ilvl w:val="1"/>
           <w:numId w:val="0"/>
@@ -7937,7 +7937,7 @@
     </w:p>
     <w:p>
       <w:pPr>
-        <w:pStyle w:val="Heading2"/>
+        <w:pStyle w:val="Ttulo2"/>
         <w:numPr>
           <w:ilvl w:val="1"/>
           <w:numId w:val="0"/>
@@ -8107,7 +8107,7 @@
     </w:p>
     <w:p>
       <w:pPr>
-        <w:pStyle w:val="Heading2"/>
+        <w:pStyle w:val="Ttulo2"/>
         <w:numPr>
           <w:ilvl w:val="1"/>
           <w:numId w:val="0"/>
@@ -8132,7 +8132,7 @@
     </w:p>
     <w:p>
       <w:pPr>
-        <w:pStyle w:val="Heading2"/>
+        <w:pStyle w:val="Ttulo2"/>
         <w:numPr>
           <w:ilvl w:val="1"/>
           <w:numId w:val="0"/>
@@ -8299,7 +8299,7 @@
     </w:p>
     <w:p>
       <w:pPr>
-        <w:pStyle w:val="Heading2"/>
+        <w:pStyle w:val="Ttulo2"/>
         <w:numPr>
           <w:ilvl w:val="1"/>
           <w:numId w:val="0"/>
@@ -8407,7 +8407,7 @@
     </w:p>
     <w:p>
       <w:pPr>
-        <w:pStyle w:val="Heading2"/>
+        <w:pStyle w:val="Ttulo2"/>
         <w:numPr>
           <w:ilvl w:val="1"/>
           <w:numId w:val="0"/>
@@ -8463,7 +8463,7 @@
     </w:p>
     <w:p>
       <w:pPr>
-        <w:pStyle w:val="Heading2"/>
+        <w:pStyle w:val="Ttulo2"/>
         <w:numPr>
           <w:ilvl w:val="1"/>
           <w:numId w:val="0"/>
@@ -8545,7 +8545,7 @@
     </w:p>
     <w:p>
       <w:pPr>
-        <w:pStyle w:val="Heading2"/>
+        <w:pStyle w:val="Ttulo2"/>
         <w:numPr>
           <w:ilvl w:val="1"/>
           <w:numId w:val="0"/>
@@ -8575,7 +8575,7 @@
     </w:p>
     <w:p>
       <w:pPr>
-        <w:pStyle w:val="Heading2"/>
+        <w:pStyle w:val="Ttulo2"/>
         <w:numPr>
           <w:ilvl w:val="1"/>
           <w:numId w:val="0"/>
@@ -8618,7 +8618,7 @@
     </w:p>
     <w:p>
       <w:pPr>
-        <w:pStyle w:val="Heading2"/>
+        <w:pStyle w:val="Ttulo2"/>
         <w:numPr>
           <w:ilvl w:val="1"/>
           <w:numId w:val="0"/>
@@ -9201,7 +9201,7 @@
     </w:p>
     <w:p>
       <w:pPr>
-        <w:pStyle w:val="Heading1"/>
+        <w:pStyle w:val="Ttulo1"/>
         <w:numPr>
           <w:ilvl w:val="0"/>
           <w:numId w:val="0"/>
@@ -9240,7 +9240,7 @@
     </w:p>
     <w:p>
       <w:pPr>
-        <w:pStyle w:val="Heading2"/>
+        <w:pStyle w:val="Ttulo2"/>
         <w:numPr>
           <w:ilvl w:val="0"/>
           <w:numId w:val="0"/>
@@ -9287,10 +9287,17 @@
         </w:rPr>
         <w:t>Tecnológico de Antioquia – Institución Universitaria</w:t>
       </w:r>
-    </w:p>
-    <w:p>
-      <w:pPr>
-        <w:pStyle w:val="Heading2"/>
+      <w:r>
+        <w:rPr>
+          <w:rFonts w:ascii="Times New Roman" w:hAnsi="Times New Roman" w:cs="Times New Roman"/>
+          <w:b/>
+        </w:rPr>
+        <w:t xml:space="preserve"> Publica (Entidad Publica)</w:t>
+      </w:r>
+    </w:p>
+    <w:p>
+      <w:pPr>
+        <w:pStyle w:val="Ttulo2"/>
         <w:numPr>
           <w:ilvl w:val="0"/>
           <w:numId w:val="0"/>
@@ -9354,7 +9361,7 @@
     </w:p>
     <w:p>
       <w:pPr>
-        <w:pStyle w:val="Heading2"/>
+        <w:pStyle w:val="Ttulo2"/>
         <w:numPr>
           <w:ilvl w:val="0"/>
           <w:numId w:val="0"/>
@@ -9435,7 +9442,7 @@
     </w:p>
     <w:p>
       <w:pPr>
-        <w:pStyle w:val="Heading2"/>
+        <w:pStyle w:val="Ttulo2"/>
         <w:numPr>
           <w:ilvl w:val="0"/>
           <w:numId w:val="0"/>
@@ -9554,7 +9561,7 @@
       </w:pPr>
       <w:r>
         <w:rPr>
-          <w:rStyle w:val="Strong"/>
+          <w:rStyle w:val="Textoennegrita"/>
           <w:sz w:val="22"/>
           <w:szCs w:val="22"/>
         </w:rPr>
@@ -9587,7 +9594,7 @@
       </w:pPr>
       <w:r>
         <w:rPr>
-          <w:rStyle w:val="Strong"/>
+          <w:rStyle w:val="Textoennegrita"/>
           <w:sz w:val="22"/>
           <w:szCs w:val="22"/>
         </w:rPr>
@@ -9596,7 +9603,7 @@
       <w:proofErr w:type="spellStart"/>
       <w:r>
         <w:rPr>
-          <w:rStyle w:val="Strong"/>
+          <w:rStyle w:val="Textoennegrita"/>
           <w:sz w:val="22"/>
           <w:szCs w:val="22"/>
         </w:rPr>
@@ -9605,7 +9612,7 @@
       <w:proofErr w:type="spellEnd"/>
       <w:r>
         <w:rPr>
-          <w:rStyle w:val="Strong"/>
+          <w:rStyle w:val="Textoennegrita"/>
           <w:sz w:val="22"/>
           <w:szCs w:val="22"/>
         </w:rPr>
@@ -9654,7 +9661,7 @@
       <w:proofErr w:type="spellStart"/>
       <w:r>
         <w:rPr>
-          <w:rStyle w:val="Strong"/>
+          <w:rStyle w:val="Textoennegrita"/>
           <w:sz w:val="22"/>
           <w:szCs w:val="22"/>
         </w:rPr>
@@ -9663,7 +9670,7 @@
       <w:proofErr w:type="spellEnd"/>
       <w:r>
         <w:rPr>
-          <w:rStyle w:val="Strong"/>
+          <w:rStyle w:val="Textoennegrita"/>
           <w:sz w:val="22"/>
           <w:szCs w:val="22"/>
         </w:rPr>
@@ -9672,7 +9679,7 @@
       <w:proofErr w:type="spellStart"/>
       <w:r>
         <w:rPr>
-          <w:rStyle w:val="Strong"/>
+          <w:rStyle w:val="Textoennegrita"/>
           <w:sz w:val="22"/>
           <w:szCs w:val="22"/>
         </w:rPr>
@@ -9681,7 +9688,7 @@
       <w:proofErr w:type="spellEnd"/>
       <w:r>
         <w:rPr>
-          <w:rStyle w:val="Strong"/>
+          <w:rStyle w:val="Textoennegrita"/>
           <w:sz w:val="22"/>
           <w:szCs w:val="22"/>
         </w:rPr>
@@ -9696,7 +9703,7 @@
       </w:r>
       <w:r>
         <w:rPr>
-          <w:rStyle w:val="Strong"/>
+          <w:rStyle w:val="Textoennegrita"/>
           <w:sz w:val="22"/>
           <w:szCs w:val="22"/>
         </w:rPr>
@@ -9705,7 +9712,7 @@
       <w:proofErr w:type="spellStart"/>
       <w:r>
         <w:rPr>
-          <w:rStyle w:val="Strong"/>
+          <w:rStyle w:val="Textoennegrita"/>
           <w:sz w:val="22"/>
           <w:szCs w:val="22"/>
         </w:rPr>
@@ -9714,7 +9721,7 @@
       <w:proofErr w:type="spellEnd"/>
       <w:r>
         <w:rPr>
-          <w:rStyle w:val="Strong"/>
+          <w:rStyle w:val="Textoennegrita"/>
           <w:sz w:val="22"/>
           <w:szCs w:val="22"/>
         </w:rPr>
@@ -9738,7 +9745,7 @@
       </w:pPr>
       <w:r>
         <w:rPr>
-          <w:rStyle w:val="Strong"/>
+          <w:rStyle w:val="Textoennegrita"/>
           <w:sz w:val="22"/>
           <w:szCs w:val="22"/>
         </w:rPr>
@@ -9755,7 +9762,7 @@
     </w:p>
     <w:p>
       <w:pPr>
-        <w:pStyle w:val="Heading2"/>
+        <w:pStyle w:val="Ttulo2"/>
         <w:numPr>
           <w:ilvl w:val="0"/>
           <w:numId w:val="0"/>
@@ -9787,32 +9794,48 @@
     </w:p>
     <w:p>
       <w:pPr>
-        <w:pStyle w:val="Textbody"/>
-        <w:rPr>
-          <w:rFonts w:ascii="Times New Roman" w:hAnsi="Times New Roman" w:cs="Times New Roman"/>
-        </w:rPr>
-      </w:pPr>
-      <w:r>
-        <w:rPr>
-          <w:rFonts w:ascii="Times New Roman" w:hAnsi="Times New Roman" w:cs="Times New Roman"/>
-        </w:rPr>
-        <w:t>Misión de la organización</w:t>
-      </w:r>
-    </w:p>
-    <w:p>
-      <w:pPr>
-        <w:pStyle w:val="Heading2"/>
+        <w:pStyle w:val="Ttulo2"/>
         <w:numPr>
           <w:ilvl w:val="0"/>
           <w:numId w:val="0"/>
         </w:numPr>
         <w:rPr>
-          <w:rFonts w:ascii="Times New Roman" w:hAnsi="Times New Roman" w:cs="Times New Roman"/>
+          <w:rFonts w:ascii="Times New Roman" w:eastAsia="Arial Unicode MS" w:hAnsi="Times New Roman" w:cs="Times New Roman"/>
+          <w:b w:val="0"/>
+          <w:bCs w:val="0"/>
+          <w:i w:val="0"/>
+          <w:iCs w:val="0"/>
+          <w:sz w:val="22"/>
+          <w:szCs w:val="24"/>
         </w:rPr>
       </w:pPr>
       <w:bookmarkStart w:id="26" w:name="_Toc96339532"/>
       <w:r>
         <w:rPr>
+          <w:rFonts w:ascii="Times New Roman" w:eastAsia="Arial Unicode MS" w:hAnsi="Times New Roman" w:cs="Times New Roman"/>
+          <w:b w:val="0"/>
+          <w:bCs w:val="0"/>
+          <w:i w:val="0"/>
+          <w:iCs w:val="0"/>
+          <w:sz w:val="22"/>
+          <w:szCs w:val="24"/>
+        </w:rPr>
+        <w:t>Formar personas comprometidas con el desarrollo del departamento y del país, en los niveles de formación técnica profesional, tecnológica, profesional universitario y de formación avanzada, desde un Proyecto Educativo Institucional que potencializa la construcción de conocimiento, fomenta el espíritu humanista, crítico e investigativo, la responsabilidad social y el desarrollo sostenible.</w:t>
+      </w:r>
+    </w:p>
+    <w:p>
+      <w:pPr>
+        <w:pStyle w:val="Ttulo2"/>
+        <w:numPr>
+          <w:ilvl w:val="0"/>
+          <w:numId w:val="0"/>
+        </w:numPr>
+        <w:rPr>
+          <w:rFonts w:ascii="Times New Roman" w:hAnsi="Times New Roman" w:cs="Times New Roman"/>
+        </w:rPr>
+      </w:pPr>
+      <w:r>
+        <w:rPr>
           <w:rFonts w:ascii="Times New Roman" w:hAnsi="Times New Roman" w:cs="Times New Roman"/>
         </w:rPr>
         <w:t xml:space="preserve">3.6. </w:t>
@@ -9842,20 +9865,12 @@
         <w:rPr>
           <w:rFonts w:ascii="Times New Roman" w:hAnsi="Times New Roman" w:cs="Times New Roman"/>
         </w:rPr>
-        <w:t>Visión de la organización</w:t>
-      </w:r>
-    </w:p>
-    <w:p>
-      <w:pPr>
-        <w:pStyle w:val="Textbody"/>
-        <w:rPr>
-          <w:rFonts w:ascii="Times New Roman" w:hAnsi="Times New Roman" w:cs="Times New Roman"/>
-        </w:rPr>
-      </w:pPr>
-    </w:p>
-    <w:p>
-      <w:pPr>
-        <w:pStyle w:val="Heading1"/>
+        <w:t>Para el año 2043, seremos reconocidos por la generación de conocimiento que promueve la vida, las tecnologías y la transformación sostenible de los territorios, desde un enfoque sistémico y de manera ética, incluyente y diversa.</w:t>
+      </w:r>
+    </w:p>
+    <w:p>
+      <w:pPr>
+        <w:pStyle w:val="Ttulo1"/>
         <w:numPr>
           <w:ilvl w:val="0"/>
           <w:numId w:val="0"/>
@@ -9903,7 +9918,7 @@
     </w:p>
     <w:p>
       <w:pPr>
-        <w:pStyle w:val="Heading2"/>
+        <w:pStyle w:val="Ttulo2"/>
         <w:numPr>
           <w:ilvl w:val="0"/>
           <w:numId w:val="0"/>
@@ -9952,7 +9967,7 @@
     </w:p>
     <w:p>
       <w:pPr>
-        <w:pStyle w:val="Heading2"/>
+        <w:pStyle w:val="Ttulo2"/>
         <w:numPr>
           <w:ilvl w:val="0"/>
           <w:numId w:val="0"/>
@@ -10008,7 +10023,7 @@
     </w:p>
     <w:p>
       <w:pPr>
-        <w:pStyle w:val="Heading2"/>
+        <w:pStyle w:val="Ttulo2"/>
         <w:numPr>
           <w:ilvl w:val="0"/>
           <w:numId w:val="0"/>
@@ -10055,7 +10070,7 @@
     </w:p>
     <w:p>
       <w:pPr>
-        <w:pStyle w:val="Heading2"/>
+        <w:pStyle w:val="Ttulo2"/>
         <w:numPr>
           <w:ilvl w:val="0"/>
           <w:numId w:val="0"/>
@@ -10114,7 +10129,7 @@
     </w:p>
     <w:p>
       <w:pPr>
-        <w:pStyle w:val="Heading2"/>
+        <w:pStyle w:val="Ttulo2"/>
         <w:numPr>
           <w:ilvl w:val="0"/>
           <w:numId w:val="0"/>
@@ -10161,7 +10176,7 @@
     </w:p>
     <w:p>
       <w:pPr>
-        <w:pStyle w:val="Heading1"/>
+        <w:pStyle w:val="Ttulo1"/>
         <w:numPr>
           <w:ilvl w:val="0"/>
           <w:numId w:val="0"/>
@@ -10212,7 +10227,7 @@
     </w:p>
     <w:p>
       <w:pPr>
-        <w:pStyle w:val="Heading2"/>
+        <w:pStyle w:val="Ttulo2"/>
         <w:numPr>
           <w:ilvl w:val="0"/>
           <w:numId w:val="0"/>
@@ -10258,7 +10273,7 @@
     </w:p>
     <w:p>
       <w:pPr>
-        <w:pStyle w:val="Heading2"/>
+        <w:pStyle w:val="Ttulo2"/>
         <w:numPr>
           <w:ilvl w:val="0"/>
           <w:numId w:val="0"/>
@@ -10304,7 +10319,7 @@
     </w:p>
     <w:p>
       <w:pPr>
-        <w:pStyle w:val="Heading2"/>
+        <w:pStyle w:val="Ttulo2"/>
         <w:numPr>
           <w:ilvl w:val="0"/>
           <w:numId w:val="0"/>
@@ -10351,7 +10366,7 @@
     </w:p>
     <w:p>
       <w:pPr>
-        <w:pStyle w:val="Heading2"/>
+        <w:pStyle w:val="Ttulo2"/>
         <w:numPr>
           <w:ilvl w:val="0"/>
           <w:numId w:val="0"/>
@@ -10397,7 +10412,7 @@
     </w:p>
     <w:p>
       <w:pPr>
-        <w:pStyle w:val="Heading2"/>
+        <w:pStyle w:val="Ttulo2"/>
         <w:numPr>
           <w:ilvl w:val="0"/>
           <w:numId w:val="0"/>
@@ -10443,7 +10458,7 @@
     </w:p>
     <w:p>
       <w:pPr>
-        <w:pStyle w:val="Heading1"/>
+        <w:pStyle w:val="Ttulo1"/>
         <w:numPr>
           <w:ilvl w:val="0"/>
           <w:numId w:val="0"/>
@@ -10507,7 +10522,7 @@
 </file>
 
 <file path=word/endnotes.xml><?xml version="1.0" encoding="utf-8"?>
-<w:endnotes xmlns:wpc="http://schemas.microsoft.com/office/word/2010/wordprocessingCanvas" xmlns:cx="http://schemas.microsoft.com/office/drawing/2014/chartex" xmlns:cx1="http://schemas.microsoft.com/office/drawing/2015/9/8/chartex" xmlns:cx2="http://schemas.microsoft.com/office/drawing/2015/10/21/chartex" xmlns:cx3="http://schemas.microsoft.com/office/drawing/2016/5/9/chartex" xmlns:cx4="http://schemas.microsoft.com/office/drawing/2016/5/10/chartex" xmlns:cx5="http://schemas.microsoft.com/office/drawing/2016/5/11/chartex" xmlns:cx6="http://schemas.microsoft.com/office/drawing/2016/5/12/chartex" xmlns:cx7="http://schemas.microsoft.com/office/drawing/2016/5/13/chartex" xmlns:cx8="http://schemas.microsoft.com/office/drawing/2016/5/14/chartex" xmlns:mc="http://schemas.openxmlformats.org/markup-compatibility/2006" xmlns:aink="http://schemas.microsoft.com/office/drawing/2016/ink" xmlns:am3d="http://schemas.microsoft.com/office/drawing/2017/model3d" xmlns:o="urn:schemas-microsoft-com:office:office" xmlns:r="http://schemas.openxmlformats.org/officeDocument/2006/relationships" xmlns:m="http://schemas.openxmlformats.org/officeDocument/2006/math" xmlns:v="urn:schemas-microsoft-com:vml" xmlns:wp14="http://schemas.microsoft.com/office/word/2010/wordprocessingDrawing" xmlns:wp="http://schemas.openxmlformats.org/drawingml/2006/wordprocessingDrawing" xmlns:w10="urn:schemas-microsoft-com:office:word" xmlns:w="http://schemas.openxmlformats.org/wordprocessingml/2006/main" xmlns:w14="http://schemas.microsoft.com/office/word/2010/wordml" xmlns:w15="http://schemas.microsoft.com/office/word/2012/wordml" xmlns:w16cex="http://schemas.microsoft.com/office/word/2018/wordml/cex" xmlns:w16cid="http://schemas.microsoft.com/office/word/2016/wordml/cid" xmlns:w16="http://schemas.microsoft.com/office/word/2018/wordml" xmlns:w16sdtdh="http://schemas.microsoft.com/office/word/2020/wordml/sdtdatahash" xmlns:w16se="http://schemas.microsoft.com/office/word/2015/wordml/symex" xmlns:wpg="http://schemas.microsoft.com/office/word/2010/wordprocessingGroup" xmlns:wpi="http://schemas.microsoft.com/office/word/2010/wordprocessingInk" xmlns:wne="http://schemas.microsoft.com/office/word/2006/wordml" xmlns:wps="http://schemas.microsoft.com/office/word/2010/wordprocessingShape" mc:Ignorable="w14 w15 w16se w16cid w16 w16cex w16sdtdh wp14">
+<w:endnotes xmlns:wpc="http://schemas.microsoft.com/office/word/2010/wordprocessingCanvas" xmlns:cx="http://schemas.microsoft.com/office/drawing/2014/chartex" xmlns:cx1="http://schemas.microsoft.com/office/drawing/2015/9/8/chartex" xmlns:cx2="http://schemas.microsoft.com/office/drawing/2015/10/21/chartex" xmlns:cx3="http://schemas.microsoft.com/office/drawing/2016/5/9/chartex" xmlns:cx4="http://schemas.microsoft.com/office/drawing/2016/5/10/chartex" xmlns:cx5="http://schemas.microsoft.com/office/drawing/2016/5/11/chartex" xmlns:cx6="http://schemas.microsoft.com/office/drawing/2016/5/12/chartex" xmlns:cx7="http://schemas.microsoft.com/office/drawing/2016/5/13/chartex" xmlns:cx8="http://schemas.microsoft.com/office/drawing/2016/5/14/chartex" xmlns:mc="http://schemas.openxmlformats.org/markup-compatibility/2006" xmlns:aink="http://schemas.microsoft.com/office/drawing/2016/ink" xmlns:am3d="http://schemas.microsoft.com/office/drawing/2017/model3d" xmlns:o="urn:schemas-microsoft-com:office:office" xmlns:oel="http://schemas.microsoft.com/office/2019/extlst" xmlns:r="http://schemas.openxmlformats.org/officeDocument/2006/relationships" xmlns:m="http://schemas.openxmlformats.org/officeDocument/2006/math" xmlns:v="urn:schemas-microsoft-com:vml" xmlns:wp14="http://schemas.microsoft.com/office/word/2010/wordprocessingDrawing" xmlns:wp="http://schemas.openxmlformats.org/drawingml/2006/wordprocessingDrawing" xmlns:w10="urn:schemas-microsoft-com:office:word" xmlns:w="http://schemas.openxmlformats.org/wordprocessingml/2006/main" xmlns:w14="http://schemas.microsoft.com/office/word/2010/wordml" xmlns:w15="http://schemas.microsoft.com/office/word/2012/wordml" xmlns:w16cex="http://schemas.microsoft.com/office/word/2018/wordml/cex" xmlns:w16cid="http://schemas.microsoft.com/office/word/2016/wordml/cid" xmlns:w16="http://schemas.microsoft.com/office/word/2018/wordml" xmlns:w16du="http://schemas.microsoft.com/office/word/2023/wordml/word16du" xmlns:w16sdtdh="http://schemas.microsoft.com/office/word/2020/wordml/sdtdatahash" xmlns:w16sdtfl="http://schemas.microsoft.com/office/word/2024/wordml/sdtformatlock" xmlns:w16se="http://schemas.microsoft.com/office/word/2015/wordml/symex" xmlns:wpg="http://schemas.microsoft.com/office/word/2010/wordprocessingGroup" xmlns:wpi="http://schemas.microsoft.com/office/word/2010/wordprocessingInk" xmlns:wne="http://schemas.microsoft.com/office/word/2006/wordml" xmlns:wps="http://schemas.microsoft.com/office/word/2010/wordprocessingShape" mc:Ignorable="w14 w15 w16se w16cid w16 w16cex w16sdtdh w16sdtfl w16du wp14">
   <w:endnote w:type="separator" w:id="-1">
     <w:p>
       <w:r>
@@ -10526,10 +10541,10 @@
 </file>
 
 <file path=word/footer1.xml><?xml version="1.0" encoding="utf-8"?>
-<w:ftr xmlns:wpc="http://schemas.microsoft.com/office/word/2010/wordprocessingCanvas" xmlns:cx="http://schemas.microsoft.com/office/drawing/2014/chartex" xmlns:cx1="http://schemas.microsoft.com/office/drawing/2015/9/8/chartex" xmlns:cx2="http://schemas.microsoft.com/office/drawing/2015/10/21/chartex" xmlns:cx3="http://schemas.microsoft.com/office/drawing/2016/5/9/chartex" xmlns:cx4="http://schemas.microsoft.com/office/drawing/2016/5/10/chartex" xmlns:cx5="http://schemas.microsoft.com/office/drawing/2016/5/11/chartex" xmlns:cx6="http://schemas.microsoft.com/office/drawing/2016/5/12/chartex" xmlns:cx7="http://schemas.microsoft.com/office/drawing/2016/5/13/chartex" xmlns:cx8="http://schemas.microsoft.com/office/drawing/2016/5/14/chartex" xmlns:mc="http://schemas.openxmlformats.org/markup-compatibility/2006" xmlns:aink="http://schemas.microsoft.com/office/drawing/2016/ink" xmlns:am3d="http://schemas.microsoft.com/office/drawing/2017/model3d" xmlns:o="urn:schemas-microsoft-com:office:office" xmlns:r="http://schemas.openxmlformats.org/officeDocument/2006/relationships" xmlns:m="http://schemas.openxmlformats.org/officeDocument/2006/math" xmlns:v="urn:schemas-microsoft-com:vml" xmlns:wp14="http://schemas.microsoft.com/office/word/2010/wordprocessingDrawing" xmlns:wp="http://schemas.openxmlformats.org/drawingml/2006/wordprocessingDrawing" xmlns:w10="urn:schemas-microsoft-com:office:word" xmlns:w="http://schemas.openxmlformats.org/wordprocessingml/2006/main" xmlns:w14="http://schemas.microsoft.com/office/word/2010/wordml" xmlns:w15="http://schemas.microsoft.com/office/word/2012/wordml" xmlns:w16cex="http://schemas.microsoft.com/office/word/2018/wordml/cex" xmlns:w16cid="http://schemas.microsoft.com/office/word/2016/wordml/cid" xmlns:w16="http://schemas.microsoft.com/office/word/2018/wordml" xmlns:w16sdtdh="http://schemas.microsoft.com/office/word/2020/wordml/sdtdatahash" xmlns:w16se="http://schemas.microsoft.com/office/word/2015/wordml/symex" xmlns:wpg="http://schemas.microsoft.com/office/word/2010/wordprocessingGroup" xmlns:wpi="http://schemas.microsoft.com/office/word/2010/wordprocessingInk" xmlns:wne="http://schemas.microsoft.com/office/word/2006/wordml" xmlns:wps="http://schemas.microsoft.com/office/word/2010/wordprocessingShape" mc:Ignorable="w14 w15 w16se w16cid w16 w16cex w16sdtdh wp14">
+<w:ftr xmlns:wpc="http://schemas.microsoft.com/office/word/2010/wordprocessingCanvas" xmlns:cx="http://schemas.microsoft.com/office/drawing/2014/chartex" xmlns:cx1="http://schemas.microsoft.com/office/drawing/2015/9/8/chartex" xmlns:cx2="http://schemas.microsoft.com/office/drawing/2015/10/21/chartex" xmlns:cx3="http://schemas.microsoft.com/office/drawing/2016/5/9/chartex" xmlns:cx4="http://schemas.microsoft.com/office/drawing/2016/5/10/chartex" xmlns:cx5="http://schemas.microsoft.com/office/drawing/2016/5/11/chartex" xmlns:cx6="http://schemas.microsoft.com/office/drawing/2016/5/12/chartex" xmlns:cx7="http://schemas.microsoft.com/office/drawing/2016/5/13/chartex" xmlns:cx8="http://schemas.microsoft.com/office/drawing/2016/5/14/chartex" xmlns:mc="http://schemas.openxmlformats.org/markup-compatibility/2006" xmlns:aink="http://schemas.microsoft.com/office/drawing/2016/ink" xmlns:am3d="http://schemas.microsoft.com/office/drawing/2017/model3d" xmlns:o="urn:schemas-microsoft-com:office:office" xmlns:oel="http://schemas.microsoft.com/office/2019/extlst" xmlns:r="http://schemas.openxmlformats.org/officeDocument/2006/relationships" xmlns:m="http://schemas.openxmlformats.org/officeDocument/2006/math" xmlns:v="urn:schemas-microsoft-com:vml" xmlns:wp14="http://schemas.microsoft.com/office/word/2010/wordprocessingDrawing" xmlns:wp="http://schemas.openxmlformats.org/drawingml/2006/wordprocessingDrawing" xmlns:w10="urn:schemas-microsoft-com:office:word" xmlns:w="http://schemas.openxmlformats.org/wordprocessingml/2006/main" xmlns:w14="http://schemas.microsoft.com/office/word/2010/wordml" xmlns:w15="http://schemas.microsoft.com/office/word/2012/wordml" xmlns:w16cex="http://schemas.microsoft.com/office/word/2018/wordml/cex" xmlns:w16cid="http://schemas.microsoft.com/office/word/2016/wordml/cid" xmlns:w16="http://schemas.microsoft.com/office/word/2018/wordml" xmlns:w16du="http://schemas.microsoft.com/office/word/2023/wordml/word16du" xmlns:w16sdtdh="http://schemas.microsoft.com/office/word/2020/wordml/sdtdatahash" xmlns:w16sdtfl="http://schemas.microsoft.com/office/word/2024/wordml/sdtformatlock" xmlns:w16se="http://schemas.microsoft.com/office/word/2015/wordml/symex" xmlns:wpg="http://schemas.microsoft.com/office/word/2010/wordprocessingGroup" xmlns:wpi="http://schemas.microsoft.com/office/word/2010/wordprocessingInk" xmlns:wne="http://schemas.microsoft.com/office/word/2006/wordml" xmlns:wps="http://schemas.microsoft.com/office/word/2010/wordprocessingShape" mc:Ignorable="w14 w15 w16se w16cid w16 w16cex w16sdtdh w16sdtfl w16du wp14">
   <w:p>
     <w:pPr>
-      <w:pStyle w:val="Footer"/>
+      <w:pStyle w:val="Piedepgina"/>
     </w:pPr>
     <w:r>
       <w:rPr>
@@ -10596,10 +10611,10 @@
 </file>
 
 <file path=word/footer2.xml><?xml version="1.0" encoding="utf-8"?>
-<w:ftr xmlns:wpc="http://schemas.microsoft.com/office/word/2010/wordprocessingCanvas" xmlns:cx="http://schemas.microsoft.com/office/drawing/2014/chartex" xmlns:cx1="http://schemas.microsoft.com/office/drawing/2015/9/8/chartex" xmlns:cx2="http://schemas.microsoft.com/office/drawing/2015/10/21/chartex" xmlns:cx3="http://schemas.microsoft.com/office/drawing/2016/5/9/chartex" xmlns:cx4="http://schemas.microsoft.com/office/drawing/2016/5/10/chartex" xmlns:cx5="http://schemas.microsoft.com/office/drawing/2016/5/11/chartex" xmlns:cx6="http://schemas.microsoft.com/office/drawing/2016/5/12/chartex" xmlns:cx7="http://schemas.microsoft.com/office/drawing/2016/5/13/chartex" xmlns:cx8="http://schemas.microsoft.com/office/drawing/2016/5/14/chartex" xmlns:mc="http://schemas.openxmlformats.org/markup-compatibility/2006" xmlns:aink="http://schemas.microsoft.com/office/drawing/2016/ink" xmlns:am3d="http://schemas.microsoft.com/office/drawing/2017/model3d" xmlns:o="urn:schemas-microsoft-com:office:office" xmlns:r="http://schemas.openxmlformats.org/officeDocument/2006/relationships" xmlns:m="http://schemas.openxmlformats.org/officeDocument/2006/math" xmlns:v="urn:schemas-microsoft-com:vml" xmlns:wp14="http://schemas.microsoft.com/office/word/2010/wordprocessingDrawing" xmlns:wp="http://schemas.openxmlformats.org/drawingml/2006/wordprocessingDrawing" xmlns:w10="urn:schemas-microsoft-com:office:word" xmlns:w="http://schemas.openxmlformats.org/wordprocessingml/2006/main" xmlns:w14="http://schemas.microsoft.com/office/word/2010/wordml" xmlns:w15="http://schemas.microsoft.com/office/word/2012/wordml" xmlns:w16cex="http://schemas.microsoft.com/office/word/2018/wordml/cex" xmlns:w16cid="http://schemas.microsoft.com/office/word/2016/wordml/cid" xmlns:w16="http://schemas.microsoft.com/office/word/2018/wordml" xmlns:w16sdtdh="http://schemas.microsoft.com/office/word/2020/wordml/sdtdatahash" xmlns:w16se="http://schemas.microsoft.com/office/word/2015/wordml/symex" xmlns:wpg="http://schemas.microsoft.com/office/word/2010/wordprocessingGroup" xmlns:wpi="http://schemas.microsoft.com/office/word/2010/wordprocessingInk" xmlns:wne="http://schemas.microsoft.com/office/word/2006/wordml" xmlns:wps="http://schemas.microsoft.com/office/word/2010/wordprocessingShape" mc:Ignorable="w14 w15 w16se w16cid w16 w16cex w16sdtdh wp14">
+<w:ftr xmlns:wpc="http://schemas.microsoft.com/office/word/2010/wordprocessingCanvas" xmlns:cx="http://schemas.microsoft.com/office/drawing/2014/chartex" xmlns:cx1="http://schemas.microsoft.com/office/drawing/2015/9/8/chartex" xmlns:cx2="http://schemas.microsoft.com/office/drawing/2015/10/21/chartex" xmlns:cx3="http://schemas.microsoft.com/office/drawing/2016/5/9/chartex" xmlns:cx4="http://schemas.microsoft.com/office/drawing/2016/5/10/chartex" xmlns:cx5="http://schemas.microsoft.com/office/drawing/2016/5/11/chartex" xmlns:cx6="http://schemas.microsoft.com/office/drawing/2016/5/12/chartex" xmlns:cx7="http://schemas.microsoft.com/office/drawing/2016/5/13/chartex" xmlns:cx8="http://schemas.microsoft.com/office/drawing/2016/5/14/chartex" xmlns:mc="http://schemas.openxmlformats.org/markup-compatibility/2006" xmlns:aink="http://schemas.microsoft.com/office/drawing/2016/ink" xmlns:am3d="http://schemas.microsoft.com/office/drawing/2017/model3d" xmlns:o="urn:schemas-microsoft-com:office:office" xmlns:oel="http://schemas.microsoft.com/office/2019/extlst" xmlns:r="http://schemas.openxmlformats.org/officeDocument/2006/relationships" xmlns:m="http://schemas.openxmlformats.org/officeDocument/2006/math" xmlns:v="urn:schemas-microsoft-com:vml" xmlns:wp14="http://schemas.microsoft.com/office/word/2010/wordprocessingDrawing" xmlns:wp="http://schemas.openxmlformats.org/drawingml/2006/wordprocessingDrawing" xmlns:w10="urn:schemas-microsoft-com:office:word" xmlns:w="http://schemas.openxmlformats.org/wordprocessingml/2006/main" xmlns:w14="http://schemas.microsoft.com/office/word/2010/wordml" xmlns:w15="http://schemas.microsoft.com/office/word/2012/wordml" xmlns:w16cex="http://schemas.microsoft.com/office/word/2018/wordml/cex" xmlns:w16cid="http://schemas.microsoft.com/office/word/2016/wordml/cid" xmlns:w16="http://schemas.microsoft.com/office/word/2018/wordml" xmlns:w16du="http://schemas.microsoft.com/office/word/2023/wordml/word16du" xmlns:w16sdtdh="http://schemas.microsoft.com/office/word/2020/wordml/sdtdatahash" xmlns:w16sdtfl="http://schemas.microsoft.com/office/word/2024/wordml/sdtformatlock" xmlns:w16se="http://schemas.microsoft.com/office/word/2015/wordml/symex" xmlns:wpg="http://schemas.microsoft.com/office/word/2010/wordprocessingGroup" xmlns:wpi="http://schemas.microsoft.com/office/word/2010/wordprocessingInk" xmlns:wne="http://schemas.microsoft.com/office/word/2006/wordml" xmlns:wps="http://schemas.microsoft.com/office/word/2010/wordprocessingShape" mc:Ignorable="w14 w15 w16se w16cid w16 w16cex w16sdtdh w16sdtfl w16du wp14">
   <w:p>
     <w:pPr>
-      <w:pStyle w:val="Footer"/>
+      <w:pStyle w:val="Piedepgina"/>
       <w:pBdr>
         <w:top w:val="single" w:sz="2" w:space="0" w:color="808080"/>
         <w:left w:val="single" w:sz="2" w:space="0" w:color="808080"/>
@@ -10669,7 +10684,7 @@
 </file>
 
 <file path=word/footnotes.xml><?xml version="1.0" encoding="utf-8"?>
-<w:footnotes xmlns:wpc="http://schemas.microsoft.com/office/word/2010/wordprocessingCanvas" xmlns:cx="http://schemas.microsoft.com/office/drawing/2014/chartex" xmlns:cx1="http://schemas.microsoft.com/office/drawing/2015/9/8/chartex" xmlns:cx2="http://schemas.microsoft.com/office/drawing/2015/10/21/chartex" xmlns:cx3="http://schemas.microsoft.com/office/drawing/2016/5/9/chartex" xmlns:cx4="http://schemas.microsoft.com/office/drawing/2016/5/10/chartex" xmlns:cx5="http://schemas.microsoft.com/office/drawing/2016/5/11/chartex" xmlns:cx6="http://schemas.microsoft.com/office/drawing/2016/5/12/chartex" xmlns:cx7="http://schemas.microsoft.com/office/drawing/2016/5/13/chartex" xmlns:cx8="http://schemas.microsoft.com/office/drawing/2016/5/14/chartex" xmlns:mc="http://schemas.openxmlformats.org/markup-compatibility/2006" xmlns:aink="http://schemas.microsoft.com/office/drawing/2016/ink" xmlns:am3d="http://schemas.microsoft.com/office/drawing/2017/model3d" xmlns:o="urn:schemas-microsoft-com:office:office" xmlns:r="http://schemas.openxmlformats.org/officeDocument/2006/relationships" xmlns:m="http://schemas.openxmlformats.org/officeDocument/2006/math" xmlns:v="urn:schemas-microsoft-com:vml" xmlns:wp14="http://schemas.microsoft.com/office/word/2010/wordprocessingDrawing" xmlns:wp="http://schemas.openxmlformats.org/drawingml/2006/wordprocessingDrawing" xmlns:w10="urn:schemas-microsoft-com:office:word" xmlns:w="http://schemas.openxmlformats.org/wordprocessingml/2006/main" xmlns:w14="http://schemas.microsoft.com/office/word/2010/wordml" xmlns:w15="http://schemas.microsoft.com/office/word/2012/wordml" xmlns:w16cex="http://schemas.microsoft.com/office/word/2018/wordml/cex" xmlns:w16cid="http://schemas.microsoft.com/office/word/2016/wordml/cid" xmlns:w16="http://schemas.microsoft.com/office/word/2018/wordml" xmlns:w16sdtdh="http://schemas.microsoft.com/office/word/2020/wordml/sdtdatahash" xmlns:w16se="http://schemas.microsoft.com/office/word/2015/wordml/symex" xmlns:wpg="http://schemas.microsoft.com/office/word/2010/wordprocessingGroup" xmlns:wpi="http://schemas.microsoft.com/office/word/2010/wordprocessingInk" xmlns:wne="http://schemas.microsoft.com/office/word/2006/wordml" xmlns:wps="http://schemas.microsoft.com/office/word/2010/wordprocessingShape" mc:Ignorable="w14 w15 w16se w16cid w16 w16cex w16sdtdh wp14">
+<w:footnotes xmlns:wpc="http://schemas.microsoft.com/office/word/2010/wordprocessingCanvas" xmlns:cx="http://schemas.microsoft.com/office/drawing/2014/chartex" xmlns:cx1="http://schemas.microsoft.com/office/drawing/2015/9/8/chartex" xmlns:cx2="http://schemas.microsoft.com/office/drawing/2015/10/21/chartex" xmlns:cx3="http://schemas.microsoft.com/office/drawing/2016/5/9/chartex" xmlns:cx4="http://schemas.microsoft.com/office/drawing/2016/5/10/chartex" xmlns:cx5="http://schemas.microsoft.com/office/drawing/2016/5/11/chartex" xmlns:cx6="http://schemas.microsoft.com/office/drawing/2016/5/12/chartex" xmlns:cx7="http://schemas.microsoft.com/office/drawing/2016/5/13/chartex" xmlns:cx8="http://schemas.microsoft.com/office/drawing/2016/5/14/chartex" xmlns:mc="http://schemas.openxmlformats.org/markup-compatibility/2006" xmlns:aink="http://schemas.microsoft.com/office/drawing/2016/ink" xmlns:am3d="http://schemas.microsoft.com/office/drawing/2017/model3d" xmlns:o="urn:schemas-microsoft-com:office:office" xmlns:oel="http://schemas.microsoft.com/office/2019/extlst" xmlns:r="http://schemas.openxmlformats.org/officeDocument/2006/relationships" xmlns:m="http://schemas.openxmlformats.org/officeDocument/2006/math" xmlns:v="urn:schemas-microsoft-com:vml" xmlns:wp14="http://schemas.microsoft.com/office/word/2010/wordprocessingDrawing" xmlns:wp="http://schemas.openxmlformats.org/drawingml/2006/wordprocessingDrawing" xmlns:w10="urn:schemas-microsoft-com:office:word" xmlns:w="http://schemas.openxmlformats.org/wordprocessingml/2006/main" xmlns:w14="http://schemas.microsoft.com/office/word/2010/wordml" xmlns:w15="http://schemas.microsoft.com/office/word/2012/wordml" xmlns:w16cex="http://schemas.microsoft.com/office/word/2018/wordml/cex" xmlns:w16cid="http://schemas.microsoft.com/office/word/2016/wordml/cid" xmlns:w16="http://schemas.microsoft.com/office/word/2018/wordml" xmlns:w16du="http://schemas.microsoft.com/office/word/2023/wordml/word16du" xmlns:w16sdtdh="http://schemas.microsoft.com/office/word/2020/wordml/sdtdatahash" xmlns:w16sdtfl="http://schemas.microsoft.com/office/word/2024/wordml/sdtformatlock" xmlns:w16se="http://schemas.microsoft.com/office/word/2015/wordml/symex" xmlns:wpg="http://schemas.microsoft.com/office/word/2010/wordprocessingGroup" xmlns:wpi="http://schemas.microsoft.com/office/word/2010/wordprocessingInk" xmlns:wne="http://schemas.microsoft.com/office/word/2006/wordml" xmlns:wps="http://schemas.microsoft.com/office/word/2010/wordprocessingShape" mc:Ignorable="w14 w15 w16se w16cid w16 w16cex w16sdtdh w16sdtfl w16du wp14">
   <w:footnote w:type="separator" w:id="-1">
     <w:p>
       <w:r>
@@ -10691,10 +10706,10 @@
 </file>
 
 <file path=word/header1.xml><?xml version="1.0" encoding="utf-8"?>
-<w:hdr xmlns:wpc="http://schemas.microsoft.com/office/word/2010/wordprocessingCanvas" xmlns:cx="http://schemas.microsoft.com/office/drawing/2014/chartex" xmlns:cx1="http://schemas.microsoft.com/office/drawing/2015/9/8/chartex" xmlns:cx2="http://schemas.microsoft.com/office/drawing/2015/10/21/chartex" xmlns:cx3="http://schemas.microsoft.com/office/drawing/2016/5/9/chartex" xmlns:cx4="http://schemas.microsoft.com/office/drawing/2016/5/10/chartex" xmlns:cx5="http://schemas.microsoft.com/office/drawing/2016/5/11/chartex" xmlns:cx6="http://schemas.microsoft.com/office/drawing/2016/5/12/chartex" xmlns:cx7="http://schemas.microsoft.com/office/drawing/2016/5/13/chartex" xmlns:cx8="http://schemas.microsoft.com/office/drawing/2016/5/14/chartex" xmlns:mc="http://schemas.openxmlformats.org/markup-compatibility/2006" xmlns:aink="http://schemas.microsoft.com/office/drawing/2016/ink" xmlns:am3d="http://schemas.microsoft.com/office/drawing/2017/model3d" xmlns:o="urn:schemas-microsoft-com:office:office" xmlns:r="http://schemas.openxmlformats.org/officeDocument/2006/relationships" xmlns:m="http://schemas.openxmlformats.org/officeDocument/2006/math" xmlns:v="urn:schemas-microsoft-com:vml" xmlns:wp14="http://schemas.microsoft.com/office/word/2010/wordprocessingDrawing" xmlns:wp="http://schemas.openxmlformats.org/drawingml/2006/wordprocessingDrawing" xmlns:w10="urn:schemas-microsoft-com:office:word" xmlns:w="http://schemas.openxmlformats.org/wordprocessingml/2006/main" xmlns:w14="http://schemas.microsoft.com/office/word/2010/wordml" xmlns:w15="http://schemas.microsoft.com/office/word/2012/wordml" xmlns:w16cex="http://schemas.microsoft.com/office/word/2018/wordml/cex" xmlns:w16cid="http://schemas.microsoft.com/office/word/2016/wordml/cid" xmlns:w16="http://schemas.microsoft.com/office/word/2018/wordml" xmlns:w16sdtdh="http://schemas.microsoft.com/office/word/2020/wordml/sdtdatahash" xmlns:w16se="http://schemas.microsoft.com/office/word/2015/wordml/symex" xmlns:wpg="http://schemas.microsoft.com/office/word/2010/wordprocessingGroup" xmlns:wpi="http://schemas.microsoft.com/office/word/2010/wordprocessingInk" xmlns:wne="http://schemas.microsoft.com/office/word/2006/wordml" xmlns:wps="http://schemas.microsoft.com/office/word/2010/wordprocessingShape" mc:Ignorable="w14 w15 w16se w16cid w16 w16cex w16sdtdh wp14">
+<w:hdr xmlns:wpc="http://schemas.microsoft.com/office/word/2010/wordprocessingCanvas" xmlns:cx="http://schemas.microsoft.com/office/drawing/2014/chartex" xmlns:cx1="http://schemas.microsoft.com/office/drawing/2015/9/8/chartex" xmlns:cx2="http://schemas.microsoft.com/office/drawing/2015/10/21/chartex" xmlns:cx3="http://schemas.microsoft.com/office/drawing/2016/5/9/chartex" xmlns:cx4="http://schemas.microsoft.com/office/drawing/2016/5/10/chartex" xmlns:cx5="http://schemas.microsoft.com/office/drawing/2016/5/11/chartex" xmlns:cx6="http://schemas.microsoft.com/office/drawing/2016/5/12/chartex" xmlns:cx7="http://schemas.microsoft.com/office/drawing/2016/5/13/chartex" xmlns:cx8="http://schemas.microsoft.com/office/drawing/2016/5/14/chartex" xmlns:mc="http://schemas.openxmlformats.org/markup-compatibility/2006" xmlns:aink="http://schemas.microsoft.com/office/drawing/2016/ink" xmlns:am3d="http://schemas.microsoft.com/office/drawing/2017/model3d" xmlns:o="urn:schemas-microsoft-com:office:office" xmlns:oel="http://schemas.microsoft.com/office/2019/extlst" xmlns:r="http://schemas.openxmlformats.org/officeDocument/2006/relationships" xmlns:m="http://schemas.openxmlformats.org/officeDocument/2006/math" xmlns:v="urn:schemas-microsoft-com:vml" xmlns:wp14="http://schemas.microsoft.com/office/word/2010/wordprocessingDrawing" xmlns:wp="http://schemas.openxmlformats.org/drawingml/2006/wordprocessingDrawing" xmlns:w10="urn:schemas-microsoft-com:office:word" xmlns:w="http://schemas.openxmlformats.org/wordprocessingml/2006/main" xmlns:w14="http://schemas.microsoft.com/office/word/2010/wordml" xmlns:w15="http://schemas.microsoft.com/office/word/2012/wordml" xmlns:w16cex="http://schemas.microsoft.com/office/word/2018/wordml/cex" xmlns:w16cid="http://schemas.microsoft.com/office/word/2016/wordml/cid" xmlns:w16="http://schemas.microsoft.com/office/word/2018/wordml" xmlns:w16du="http://schemas.microsoft.com/office/word/2023/wordml/word16du" xmlns:w16sdtdh="http://schemas.microsoft.com/office/word/2020/wordml/sdtdatahash" xmlns:w16sdtfl="http://schemas.microsoft.com/office/word/2024/wordml/sdtformatlock" xmlns:w16se="http://schemas.microsoft.com/office/word/2015/wordml/symex" xmlns:wpg="http://schemas.microsoft.com/office/word/2010/wordprocessingGroup" xmlns:wpi="http://schemas.microsoft.com/office/word/2010/wordprocessingInk" xmlns:wne="http://schemas.microsoft.com/office/word/2006/wordml" xmlns:wps="http://schemas.microsoft.com/office/word/2010/wordprocessingShape" mc:Ignorable="w14 w15 w16se w16cid w16 w16cex w16sdtdh w16sdtfl w16du wp14">
   <w:p>
     <w:pPr>
-      <w:pStyle w:val="Header"/>
+      <w:pStyle w:val="Encabezado"/>
     </w:pPr>
     <w:r>
       <w:rPr>
@@ -10761,17 +10776,17 @@
 </file>
 
 <file path=word/header2.xml><?xml version="1.0" encoding="utf-8"?>
-<w:hdr xmlns:wpc="http://schemas.microsoft.com/office/word/2010/wordprocessingCanvas" xmlns:cx="http://schemas.microsoft.com/office/drawing/2014/chartex" xmlns:cx1="http://schemas.microsoft.com/office/drawing/2015/9/8/chartex" xmlns:cx2="http://schemas.microsoft.com/office/drawing/2015/10/21/chartex" xmlns:cx3="http://schemas.microsoft.com/office/drawing/2016/5/9/chartex" xmlns:cx4="http://schemas.microsoft.com/office/drawing/2016/5/10/chartex" xmlns:cx5="http://schemas.microsoft.com/office/drawing/2016/5/11/chartex" xmlns:cx6="http://schemas.microsoft.com/office/drawing/2016/5/12/chartex" xmlns:cx7="http://schemas.microsoft.com/office/drawing/2016/5/13/chartex" xmlns:cx8="http://schemas.microsoft.com/office/drawing/2016/5/14/chartex" xmlns:mc="http://schemas.openxmlformats.org/markup-compatibility/2006" xmlns:aink="http://schemas.microsoft.com/office/drawing/2016/ink" xmlns:am3d="http://schemas.microsoft.com/office/drawing/2017/model3d" xmlns:o="urn:schemas-microsoft-com:office:office" xmlns:r="http://schemas.openxmlformats.org/officeDocument/2006/relationships" xmlns:m="http://schemas.openxmlformats.org/officeDocument/2006/math" xmlns:v="urn:schemas-microsoft-com:vml" xmlns:wp14="http://schemas.microsoft.com/office/word/2010/wordprocessingDrawing" xmlns:wp="http://schemas.openxmlformats.org/drawingml/2006/wordprocessingDrawing" xmlns:w10="urn:schemas-microsoft-com:office:word" xmlns:w="http://schemas.openxmlformats.org/wordprocessingml/2006/main" xmlns:w14="http://schemas.microsoft.com/office/word/2010/wordml" xmlns:w15="http://schemas.microsoft.com/office/word/2012/wordml" xmlns:w16cex="http://schemas.microsoft.com/office/word/2018/wordml/cex" xmlns:w16cid="http://schemas.microsoft.com/office/word/2016/wordml/cid" xmlns:w16="http://schemas.microsoft.com/office/word/2018/wordml" xmlns:w16sdtdh="http://schemas.microsoft.com/office/word/2020/wordml/sdtdatahash" xmlns:w16se="http://schemas.microsoft.com/office/word/2015/wordml/symex" xmlns:wpg="http://schemas.microsoft.com/office/word/2010/wordprocessingGroup" xmlns:wpi="http://schemas.microsoft.com/office/word/2010/wordprocessingInk" xmlns:wne="http://schemas.microsoft.com/office/word/2006/wordml" xmlns:wps="http://schemas.microsoft.com/office/word/2010/wordprocessingShape" mc:Ignorable="w14 w15 w16se w16cid w16 w16cex w16sdtdh wp14">
+<w:hdr xmlns:wpc="http://schemas.microsoft.com/office/word/2010/wordprocessingCanvas" xmlns:cx="http://schemas.microsoft.com/office/drawing/2014/chartex" xmlns:cx1="http://schemas.microsoft.com/office/drawing/2015/9/8/chartex" xmlns:cx2="http://schemas.microsoft.com/office/drawing/2015/10/21/chartex" xmlns:cx3="http://schemas.microsoft.com/office/drawing/2016/5/9/chartex" xmlns:cx4="http://schemas.microsoft.com/office/drawing/2016/5/10/chartex" xmlns:cx5="http://schemas.microsoft.com/office/drawing/2016/5/11/chartex" xmlns:cx6="http://schemas.microsoft.com/office/drawing/2016/5/12/chartex" xmlns:cx7="http://schemas.microsoft.com/office/drawing/2016/5/13/chartex" xmlns:cx8="http://schemas.microsoft.com/office/drawing/2016/5/14/chartex" xmlns:mc="http://schemas.openxmlformats.org/markup-compatibility/2006" xmlns:aink="http://schemas.microsoft.com/office/drawing/2016/ink" xmlns:am3d="http://schemas.microsoft.com/office/drawing/2017/model3d" xmlns:o="urn:schemas-microsoft-com:office:office" xmlns:oel="http://schemas.microsoft.com/office/2019/extlst" xmlns:r="http://schemas.openxmlformats.org/officeDocument/2006/relationships" xmlns:m="http://schemas.openxmlformats.org/officeDocument/2006/math" xmlns:v="urn:schemas-microsoft-com:vml" xmlns:wp14="http://schemas.microsoft.com/office/word/2010/wordprocessingDrawing" xmlns:wp="http://schemas.openxmlformats.org/drawingml/2006/wordprocessingDrawing" xmlns:w10="urn:schemas-microsoft-com:office:word" xmlns:w="http://schemas.openxmlformats.org/wordprocessingml/2006/main" xmlns:w14="http://schemas.microsoft.com/office/word/2010/wordml" xmlns:w15="http://schemas.microsoft.com/office/word/2012/wordml" xmlns:w16cex="http://schemas.microsoft.com/office/word/2018/wordml/cex" xmlns:w16cid="http://schemas.microsoft.com/office/word/2016/wordml/cid" xmlns:w16="http://schemas.microsoft.com/office/word/2018/wordml" xmlns:w16du="http://schemas.microsoft.com/office/word/2023/wordml/word16du" xmlns:w16sdtdh="http://schemas.microsoft.com/office/word/2020/wordml/sdtdatahash" xmlns:w16sdtfl="http://schemas.microsoft.com/office/word/2024/wordml/sdtformatlock" xmlns:w16se="http://schemas.microsoft.com/office/word/2015/wordml/symex" xmlns:wpg="http://schemas.microsoft.com/office/word/2010/wordprocessingGroup" xmlns:wpi="http://schemas.microsoft.com/office/word/2010/wordprocessingInk" xmlns:wne="http://schemas.microsoft.com/office/word/2006/wordml" xmlns:wps="http://schemas.microsoft.com/office/word/2010/wordprocessingShape" mc:Ignorable="w14 w15 w16se w16cid w16 w16cex w16sdtdh w16sdtfl w16du wp14">
   <w:p>
     <w:pPr>
-      <w:pStyle w:val="Header"/>
+      <w:pStyle w:val="Encabezado"/>
     </w:pPr>
   </w:p>
 </w:hdr>
 </file>
 
 <file path=word/numbering.xml><?xml version="1.0" encoding="utf-8"?>
-<w:numbering xmlns:wpc="http://schemas.microsoft.com/office/word/2010/wordprocessingCanvas" xmlns:cx="http://schemas.microsoft.com/office/drawing/2014/chartex" xmlns:cx1="http://schemas.microsoft.com/office/drawing/2015/9/8/chartex" xmlns:cx2="http://schemas.microsoft.com/office/drawing/2015/10/21/chartex" xmlns:cx3="http://schemas.microsoft.com/office/drawing/2016/5/9/chartex" xmlns:cx4="http://schemas.microsoft.com/office/drawing/2016/5/10/chartex" xmlns:cx5="http://schemas.microsoft.com/office/drawing/2016/5/11/chartex" xmlns:cx6="http://schemas.microsoft.com/office/drawing/2016/5/12/chartex" xmlns:cx7="http://schemas.microsoft.com/office/drawing/2016/5/13/chartex" xmlns:cx8="http://schemas.microsoft.com/office/drawing/2016/5/14/chartex" xmlns:mc="http://schemas.openxmlformats.org/markup-compatibility/2006" xmlns:aink="http://schemas.microsoft.com/office/drawing/2016/ink" xmlns:am3d="http://schemas.microsoft.com/office/drawing/2017/model3d" xmlns:o="urn:schemas-microsoft-com:office:office" xmlns:r="http://schemas.openxmlformats.org/officeDocument/2006/relationships" xmlns:m="http://schemas.openxmlformats.org/officeDocument/2006/math" xmlns:v="urn:schemas-microsoft-com:vml" xmlns:wp14="http://schemas.microsoft.com/office/word/2010/wordprocessingDrawing" xmlns:wp="http://schemas.openxmlformats.org/drawingml/2006/wordprocessingDrawing" xmlns:w10="urn:schemas-microsoft-com:office:word" xmlns:w="http://schemas.openxmlformats.org/wordprocessingml/2006/main" xmlns:w14="http://schemas.microsoft.com/office/word/2010/wordml" xmlns:w15="http://schemas.microsoft.com/office/word/2012/wordml" xmlns:w16cex="http://schemas.microsoft.com/office/word/2018/wordml/cex" xmlns:w16cid="http://schemas.microsoft.com/office/word/2016/wordml/cid" xmlns:w16="http://schemas.microsoft.com/office/word/2018/wordml" xmlns:w16sdtdh="http://schemas.microsoft.com/office/word/2020/wordml/sdtdatahash" xmlns:w16se="http://schemas.microsoft.com/office/word/2015/wordml/symex" xmlns:wpg="http://schemas.microsoft.com/office/word/2010/wordprocessingGroup" xmlns:wpi="http://schemas.microsoft.com/office/word/2010/wordprocessingInk" xmlns:wne="http://schemas.microsoft.com/office/word/2006/wordml" xmlns:wps="http://schemas.microsoft.com/office/word/2010/wordprocessingShape" mc:Ignorable="w14 w15 w16se w16cid w16 w16cex w16sdtdh wp14">
+<w:numbering xmlns:wpc="http://schemas.microsoft.com/office/word/2010/wordprocessingCanvas" xmlns:cx="http://schemas.microsoft.com/office/drawing/2014/chartex" xmlns:cx1="http://schemas.microsoft.com/office/drawing/2015/9/8/chartex" xmlns:cx2="http://schemas.microsoft.com/office/drawing/2015/10/21/chartex" xmlns:cx3="http://schemas.microsoft.com/office/drawing/2016/5/9/chartex" xmlns:cx4="http://schemas.microsoft.com/office/drawing/2016/5/10/chartex" xmlns:cx5="http://schemas.microsoft.com/office/drawing/2016/5/11/chartex" xmlns:cx6="http://schemas.microsoft.com/office/drawing/2016/5/12/chartex" xmlns:cx7="http://schemas.microsoft.com/office/drawing/2016/5/13/chartex" xmlns:cx8="http://schemas.microsoft.com/office/drawing/2016/5/14/chartex" xmlns:mc="http://schemas.openxmlformats.org/markup-compatibility/2006" xmlns:aink="http://schemas.microsoft.com/office/drawing/2016/ink" xmlns:am3d="http://schemas.microsoft.com/office/drawing/2017/model3d" xmlns:o="urn:schemas-microsoft-com:office:office" xmlns:oel="http://schemas.microsoft.com/office/2019/extlst" xmlns:r="http://schemas.openxmlformats.org/officeDocument/2006/relationships" xmlns:m="http://schemas.openxmlformats.org/officeDocument/2006/math" xmlns:v="urn:schemas-microsoft-com:vml" xmlns:wp14="http://schemas.microsoft.com/office/word/2010/wordprocessingDrawing" xmlns:wp="http://schemas.openxmlformats.org/drawingml/2006/wordprocessingDrawing" xmlns:w10="urn:schemas-microsoft-com:office:word" xmlns:w="http://schemas.openxmlformats.org/wordprocessingml/2006/main" xmlns:w14="http://schemas.microsoft.com/office/word/2010/wordml" xmlns:w15="http://schemas.microsoft.com/office/word/2012/wordml" xmlns:w16cex="http://schemas.microsoft.com/office/word/2018/wordml/cex" xmlns:w16cid="http://schemas.microsoft.com/office/word/2016/wordml/cid" xmlns:w16="http://schemas.microsoft.com/office/word/2018/wordml" xmlns:w16du="http://schemas.microsoft.com/office/word/2023/wordml/word16du" xmlns:w16sdtdh="http://schemas.microsoft.com/office/word/2020/wordml/sdtdatahash" xmlns:w16sdtfl="http://schemas.microsoft.com/office/word/2024/wordml/sdtformatlock" xmlns:w16se="http://schemas.microsoft.com/office/word/2015/wordml/symex" xmlns:wpg="http://schemas.microsoft.com/office/word/2010/wordprocessingGroup" xmlns:wpi="http://schemas.microsoft.com/office/word/2010/wordprocessingInk" xmlns:wne="http://schemas.microsoft.com/office/word/2006/wordml" xmlns:wps="http://schemas.microsoft.com/office/word/2010/wordprocessingShape" mc:Ignorable="w14 w15 w16se w16cid w16 w16cex w16sdtdh w16sdtfl w16du wp14">
   <w:abstractNum w:abstractNumId="0" w15:restartNumberingAfterBreak="0">
     <w:nsid w:val="0383637A"/>
     <w:multiLevelType w:val="multilevel"/>
@@ -11422,7 +11437,7 @@
     <w:lvl w:ilvl="0">
       <w:start w:val="1"/>
       <w:numFmt w:val="decimal"/>
-      <w:pStyle w:val="Heading1"/>
+      <w:pStyle w:val="Ttulo1"/>
       <w:lvlText w:val="%1 "/>
       <w:lvlJc w:val="left"/>
       <w:pPr>
@@ -11432,7 +11447,7 @@
     <w:lvl w:ilvl="1">
       <w:start w:val="1"/>
       <w:numFmt w:val="decimal"/>
-      <w:pStyle w:val="Heading2"/>
+      <w:pStyle w:val="Ttulo2"/>
       <w:lvlText w:val="%1.%2 "/>
       <w:lvlJc w:val="left"/>
       <w:pPr>
@@ -11442,7 +11457,7 @@
     <w:lvl w:ilvl="2">
       <w:start w:val="1"/>
       <w:numFmt w:val="decimal"/>
-      <w:pStyle w:val="Heading3"/>
+      <w:pStyle w:val="Ttulo3"/>
       <w:lvlText w:val="%1.%2.%3 "/>
       <w:lvlJc w:val="left"/>
       <w:pPr>
@@ -11452,7 +11467,7 @@
     <w:lvl w:ilvl="3">
       <w:start w:val="1"/>
       <w:numFmt w:val="decimal"/>
-      <w:pStyle w:val="Heading4"/>
+      <w:pStyle w:val="Ttulo4"/>
       <w:lvlText w:val="%1.%2.%3.%4 "/>
       <w:lvlJc w:val="left"/>
       <w:pPr>
@@ -11462,7 +11477,7 @@
     <w:lvl w:ilvl="4">
       <w:start w:val="1"/>
       <w:numFmt w:val="decimal"/>
-      <w:pStyle w:val="Heading5"/>
+      <w:pStyle w:val="Ttulo5"/>
       <w:lvlText w:val="%1.%2.%3.%4.%5 "/>
       <w:lvlJc w:val="left"/>
       <w:pPr>
@@ -12118,161 +12133,161 @@
       </w:pPr>
     </w:lvl>
   </w:abstractNum>
-  <w:num w:numId="1">
+  <w:num w:numId="1" w16cid:durableId="1090157853">
     <w:abstractNumId w:val="6"/>
   </w:num>
-  <w:num w:numId="2">
+  <w:num w:numId="2" w16cid:durableId="1437217914">
     <w:abstractNumId w:val="3"/>
   </w:num>
-  <w:num w:numId="3">
+  <w:num w:numId="3" w16cid:durableId="1590654176">
     <w:abstractNumId w:val="3"/>
     <w:lvlOverride w:ilvl="0">
       <w:startOverride w:val="1"/>
     </w:lvlOverride>
   </w:num>
-  <w:num w:numId="4">
+  <w:num w:numId="4" w16cid:durableId="1551767572">
     <w:abstractNumId w:val="3"/>
     <w:lvlOverride w:ilvl="0">
       <w:startOverride w:val="1"/>
     </w:lvlOverride>
   </w:num>
-  <w:num w:numId="5">
+  <w:num w:numId="5" w16cid:durableId="532622559">
     <w:abstractNumId w:val="3"/>
     <w:lvlOverride w:ilvl="0">
       <w:startOverride w:val="1"/>
     </w:lvlOverride>
   </w:num>
-  <w:num w:numId="6">
+  <w:num w:numId="6" w16cid:durableId="831216142">
     <w:abstractNumId w:val="1"/>
   </w:num>
-  <w:num w:numId="7">
+  <w:num w:numId="7" w16cid:durableId="5795534">
     <w:abstractNumId w:val="3"/>
     <w:lvlOverride w:ilvl="0">
       <w:startOverride w:val="1"/>
     </w:lvlOverride>
   </w:num>
-  <w:num w:numId="8">
+  <w:num w:numId="8" w16cid:durableId="552541831">
     <w:abstractNumId w:val="3"/>
     <w:lvlOverride w:ilvl="0">
       <w:startOverride w:val="1"/>
     </w:lvlOverride>
   </w:num>
-  <w:num w:numId="9">
+  <w:num w:numId="9" w16cid:durableId="512427072">
     <w:abstractNumId w:val="3"/>
     <w:lvlOverride w:ilvl="0">
       <w:startOverride w:val="1"/>
     </w:lvlOverride>
   </w:num>
-  <w:num w:numId="10">
+  <w:num w:numId="10" w16cid:durableId="420877610">
     <w:abstractNumId w:val="3"/>
     <w:lvlOverride w:ilvl="0">
       <w:startOverride w:val="1"/>
     </w:lvlOverride>
   </w:num>
-  <w:num w:numId="11">
+  <w:num w:numId="11" w16cid:durableId="712118675">
     <w:abstractNumId w:val="3"/>
     <w:lvlOverride w:ilvl="0">
       <w:startOverride w:val="1"/>
     </w:lvlOverride>
   </w:num>
-  <w:num w:numId="12">
+  <w:num w:numId="12" w16cid:durableId="1649361382">
     <w:abstractNumId w:val="2"/>
   </w:num>
-  <w:num w:numId="13">
+  <w:num w:numId="13" w16cid:durableId="371808006">
     <w:abstractNumId w:val="3"/>
     <w:lvlOverride w:ilvl="0">
       <w:startOverride w:val="1"/>
     </w:lvlOverride>
   </w:num>
-  <w:num w:numId="14">
+  <w:num w:numId="14" w16cid:durableId="1884056474">
     <w:abstractNumId w:val="10"/>
   </w:num>
-  <w:num w:numId="15">
+  <w:num w:numId="15" w16cid:durableId="319888955">
     <w:abstractNumId w:val="10"/>
     <w:lvlOverride w:ilvl="0">
       <w:startOverride w:val="1"/>
     </w:lvlOverride>
   </w:num>
-  <w:num w:numId="16">
+  <w:num w:numId="16" w16cid:durableId="2131974135">
     <w:abstractNumId w:val="3"/>
     <w:lvlOverride w:ilvl="0">
       <w:startOverride w:val="1"/>
     </w:lvlOverride>
   </w:num>
-  <w:num w:numId="17">
+  <w:num w:numId="17" w16cid:durableId="2022464737">
     <w:abstractNumId w:val="3"/>
     <w:lvlOverride w:ilvl="0">
       <w:startOverride w:val="1"/>
     </w:lvlOverride>
   </w:num>
-  <w:num w:numId="18">
+  <w:num w:numId="18" w16cid:durableId="1423603387">
     <w:abstractNumId w:val="3"/>
     <w:lvlOverride w:ilvl="0">
       <w:startOverride w:val="1"/>
     </w:lvlOverride>
   </w:num>
-  <w:num w:numId="19">
+  <w:num w:numId="19" w16cid:durableId="1386373275">
     <w:abstractNumId w:val="3"/>
     <w:lvlOverride w:ilvl="0">
       <w:startOverride w:val="1"/>
     </w:lvlOverride>
   </w:num>
-  <w:num w:numId="20">
+  <w:num w:numId="20" w16cid:durableId="198319129">
     <w:abstractNumId w:val="3"/>
     <w:lvlOverride w:ilvl="0">
       <w:startOverride w:val="1"/>
     </w:lvlOverride>
   </w:num>
-  <w:num w:numId="21">
+  <w:num w:numId="21" w16cid:durableId="1927612678">
     <w:abstractNumId w:val="3"/>
     <w:lvlOverride w:ilvl="0">
       <w:startOverride w:val="1"/>
     </w:lvlOverride>
   </w:num>
-  <w:num w:numId="22">
+  <w:num w:numId="22" w16cid:durableId="1129545149">
     <w:abstractNumId w:val="3"/>
     <w:lvlOverride w:ilvl="0">
       <w:startOverride w:val="1"/>
     </w:lvlOverride>
   </w:num>
-  <w:num w:numId="23">
+  <w:num w:numId="23" w16cid:durableId="1549490004">
     <w:abstractNumId w:val="8"/>
   </w:num>
-  <w:num w:numId="24">
+  <w:num w:numId="24" w16cid:durableId="1058286249">
     <w:abstractNumId w:val="6"/>
   </w:num>
-  <w:num w:numId="25">
+  <w:num w:numId="25" w16cid:durableId="1117525073">
     <w:abstractNumId w:val="12"/>
   </w:num>
-  <w:num w:numId="26">
+  <w:num w:numId="26" w16cid:durableId="701051557">
     <w:abstractNumId w:val="6"/>
   </w:num>
-  <w:num w:numId="27">
+  <w:num w:numId="27" w16cid:durableId="384330363">
     <w:abstractNumId w:val="6"/>
   </w:num>
-  <w:num w:numId="28">
+  <w:num w:numId="28" w16cid:durableId="1476609658">
     <w:abstractNumId w:val="0"/>
   </w:num>
-  <w:num w:numId="29">
+  <w:num w:numId="29" w16cid:durableId="1699087894">
     <w:abstractNumId w:val="7"/>
   </w:num>
-  <w:num w:numId="30">
+  <w:num w:numId="30" w16cid:durableId="162018010">
     <w:abstractNumId w:val="9"/>
   </w:num>
-  <w:num w:numId="31">
+  <w:num w:numId="31" w16cid:durableId="1825320721">
     <w:abstractNumId w:val="5"/>
   </w:num>
-  <w:num w:numId="32">
+  <w:num w:numId="32" w16cid:durableId="961961338">
     <w:abstractNumId w:val="11"/>
   </w:num>
-  <w:num w:numId="33">
+  <w:num w:numId="33" w16cid:durableId="1210995903">
     <w:abstractNumId w:val="4"/>
   </w:num>
 </w:numbering>
 </file>
 
 <file path=word/styles.xml><?xml version="1.0" encoding="utf-8"?>
-<w:styles xmlns:mc="http://schemas.openxmlformats.org/markup-compatibility/2006" xmlns:r="http://schemas.openxmlformats.org/officeDocument/2006/relationships" xmlns:w="http://schemas.openxmlformats.org/wordprocessingml/2006/main" xmlns:w14="http://schemas.microsoft.com/office/word/2010/wordml" xmlns:w15="http://schemas.microsoft.com/office/word/2012/wordml" xmlns:w16cex="http://schemas.microsoft.com/office/word/2018/wordml/cex" xmlns:w16cid="http://schemas.microsoft.com/office/word/2016/wordml/cid" xmlns:w16="http://schemas.microsoft.com/office/word/2018/wordml" xmlns:w16sdtdh="http://schemas.microsoft.com/office/word/2020/wordml/sdtdatahash" xmlns:w16se="http://schemas.microsoft.com/office/word/2015/wordml/symex" mc:Ignorable="w14 w15 w16se w16cid w16 w16cex w16sdtdh">
+<w:styles xmlns:mc="http://schemas.openxmlformats.org/markup-compatibility/2006" xmlns:r="http://schemas.openxmlformats.org/officeDocument/2006/relationships" xmlns:w="http://schemas.openxmlformats.org/wordprocessingml/2006/main" xmlns:w14="http://schemas.microsoft.com/office/word/2010/wordml" xmlns:w15="http://schemas.microsoft.com/office/word/2012/wordml" xmlns:w16cex="http://schemas.microsoft.com/office/word/2018/wordml/cex" xmlns:w16cid="http://schemas.microsoft.com/office/word/2016/wordml/cid" xmlns:w16="http://schemas.microsoft.com/office/word/2018/wordml" xmlns:w16du="http://schemas.microsoft.com/office/word/2023/wordml/word16du" xmlns:w16sdtdh="http://schemas.microsoft.com/office/word/2020/wordml/sdtdatahash" xmlns:w16sdtfl="http://schemas.microsoft.com/office/word/2024/wordml/sdtformatlock" xmlns:w16se="http://schemas.microsoft.com/office/word/2015/wordml/symex" mc:Ignorable="w14 w15 w16se w16cid w16 w16cex w16sdtdh w16sdtfl w16du">
   <w:docDefaults>
     <w:rPrDefault>
       <w:rPr>
@@ -12677,7 +12692,7 @@
       <w:lang w:val="es-ES"/>
     </w:rPr>
   </w:style>
-  <w:style w:type="paragraph" w:styleId="Heading1">
+  <w:style w:type="paragraph" w:styleId="Ttulo1">
     <w:name w:val="heading 1"/>
     <w:basedOn w:val="Heading"/>
     <w:next w:val="Textbody"/>
@@ -12694,11 +12709,11 @@
       <w:bCs/>
     </w:rPr>
   </w:style>
-  <w:style w:type="paragraph" w:styleId="Heading2">
+  <w:style w:type="paragraph" w:styleId="Ttulo2">
     <w:name w:val="heading 2"/>
     <w:basedOn w:val="Heading"/>
     <w:next w:val="Textbody"/>
-    <w:link w:val="Heading2Char"/>
+    <w:link w:val="Ttulo2Car"/>
     <w:pPr>
       <w:numPr>
         <w:ilvl w:val="1"/>
@@ -12714,7 +12729,7 @@
       <w:iCs/>
     </w:rPr>
   </w:style>
-  <w:style w:type="paragraph" w:styleId="Heading3">
+  <w:style w:type="paragraph" w:styleId="Ttulo3">
     <w:name w:val="heading 3"/>
     <w:basedOn w:val="Heading"/>
     <w:next w:val="Textbody"/>
@@ -12731,7 +12746,7 @@
       <w:bCs/>
     </w:rPr>
   </w:style>
-  <w:style w:type="paragraph" w:styleId="Heading4">
+  <w:style w:type="paragraph" w:styleId="Ttulo4">
     <w:name w:val="heading 4"/>
     <w:basedOn w:val="Heading"/>
     <w:next w:val="Textbody"/>
@@ -12751,7 +12766,7 @@
       <w:sz w:val="24"/>
     </w:rPr>
   </w:style>
-  <w:style w:type="paragraph" w:styleId="Heading5">
+  <w:style w:type="paragraph" w:styleId="Ttulo5">
     <w:name w:val="heading 5"/>
     <w:basedOn w:val="Heading"/>
     <w:next w:val="Textbody"/>
@@ -12770,13 +12785,12 @@
       <w:sz w:val="26"/>
     </w:rPr>
   </w:style>
-  <w:style w:type="character" w:default="1" w:styleId="DefaultParagraphFont">
+  <w:style w:type="character" w:default="1" w:styleId="Fuentedeprrafopredeter">
     <w:name w:val="Default Paragraph Font"/>
     <w:uiPriority w:val="1"/>
-    <w:semiHidden/>
     <w:unhideWhenUsed/>
   </w:style>
-  <w:style w:type="table" w:default="1" w:styleId="TableNormal">
+  <w:style w:type="table" w:default="1" w:styleId="Tablanormal">
     <w:name w:val="Normal Table"/>
     <w:uiPriority w:val="99"/>
     <w:semiHidden/>
@@ -12791,7 +12805,7 @@
       </w:tblCellMar>
     </w:tblPr>
   </w:style>
-  <w:style w:type="numbering" w:default="1" w:styleId="NoList">
+  <w:style w:type="numbering" w:default="1" w:styleId="Sinlista">
     <w:name w:val="No List"/>
     <w:uiPriority w:val="99"/>
     <w:semiHidden/>
@@ -12799,7 +12813,7 @@
   </w:style>
   <w:style w:type="numbering" w:customStyle="1" w:styleId="Outline">
     <w:name w:val="Outline"/>
-    <w:basedOn w:val="NoList"/>
+    <w:basedOn w:val="Sinlista"/>
     <w:pPr>
       <w:numPr>
         <w:numId w:val="1"/>
@@ -12846,11 +12860,11 @@
       <w:sz w:val="22"/>
     </w:rPr>
   </w:style>
-  <w:style w:type="paragraph" w:styleId="List">
+  <w:style w:type="paragraph" w:styleId="Lista">
     <w:name w:val="List"/>
     <w:basedOn w:val="Textbody"/>
   </w:style>
-  <w:style w:type="paragraph" w:styleId="Caption">
+  <w:style w:type="paragraph" w:styleId="Descripcin">
     <w:name w:val="caption"/>
     <w:basedOn w:val="Standard"/>
     <w:pPr>
@@ -12870,7 +12884,7 @@
       <w:suppressLineNumbers/>
     </w:pPr>
   </w:style>
-  <w:style w:type="paragraph" w:styleId="Header">
+  <w:style w:type="paragraph" w:styleId="Encabezado">
     <w:name w:val="header"/>
     <w:basedOn w:val="Standard"/>
     <w:pPr>
@@ -12997,10 +13011,10 @@
       <w:sz w:val="32"/>
     </w:rPr>
   </w:style>
-  <w:style w:type="paragraph" w:styleId="Title">
+  <w:style w:type="paragraph" w:styleId="Ttulo">
     <w:name w:val="Title"/>
     <w:basedOn w:val="Tema"/>
-    <w:next w:val="Subtitle"/>
+    <w:next w:val="Subttulo"/>
     <w:pPr>
       <w:spacing w:after="0"/>
     </w:pPr>
@@ -13010,7 +13024,7 @@
       <w:szCs w:val="36"/>
     </w:rPr>
   </w:style>
-  <w:style w:type="paragraph" w:styleId="Subtitle">
+  <w:style w:type="paragraph" w:styleId="Subttulo">
     <w:name w:val="Subtitle"/>
     <w:basedOn w:val="Heading"/>
     <w:next w:val="Textbody"/>
@@ -13031,7 +13045,7 @@
   </w:style>
   <w:style w:type="paragraph" w:customStyle="1" w:styleId="Sinnombre1">
     <w:name w:val="Sin nombre1"/>
-    <w:basedOn w:val="Title"/>
+    <w:basedOn w:val="Ttulo"/>
   </w:style>
   <w:style w:type="paragraph" w:customStyle="1" w:styleId="Notaalpi">
     <w:name w:val="Nota al pié"/>
@@ -13043,7 +13057,7 @@
       <w:sz w:val="24"/>
     </w:rPr>
   </w:style>
-  <w:style w:type="paragraph" w:styleId="Footer">
+  <w:style w:type="paragraph" w:styleId="Piedepgina">
     <w:name w:val="footer"/>
     <w:basedOn w:val="Standard"/>
     <w:pPr>
@@ -13063,7 +13077,7 @@
   </w:style>
   <w:style w:type="paragraph" w:customStyle="1" w:styleId="Table">
     <w:name w:val="Table"/>
-    <w:basedOn w:val="Caption"/>
+    <w:basedOn w:val="Descripcin"/>
   </w:style>
   <w:style w:type="paragraph" w:customStyle="1" w:styleId="Framecontents">
     <w:name w:val="Frame contents"/>
@@ -13085,7 +13099,7 @@
       <w:rFonts w:ascii="OpenSymbol" w:eastAsia="OpenSymbol" w:hAnsi="OpenSymbol" w:cs="OpenSymbol"/>
     </w:rPr>
   </w:style>
-  <w:style w:type="paragraph" w:styleId="TOC1">
+  <w:style w:type="paragraph" w:styleId="TDC1">
     <w:name w:val="toc 1"/>
     <w:basedOn w:val="Normal"/>
     <w:next w:val="Normal"/>
@@ -13097,7 +13111,7 @@
       <w:spacing w:after="100"/>
     </w:pPr>
   </w:style>
-  <w:style w:type="paragraph" w:styleId="TOC2">
+  <w:style w:type="paragraph" w:styleId="TDC2">
     <w:name w:val="toc 2"/>
     <w:basedOn w:val="Normal"/>
     <w:next w:val="Normal"/>
@@ -13110,7 +13124,7 @@
       <w:ind w:left="240"/>
     </w:pPr>
   </w:style>
-  <w:style w:type="paragraph" w:styleId="TOC3">
+  <w:style w:type="paragraph" w:styleId="TDC3">
     <w:name w:val="toc 3"/>
     <w:basedOn w:val="Normal"/>
     <w:next w:val="Normal"/>
@@ -13123,9 +13137,9 @@
       <w:ind w:left="480"/>
     </w:pPr>
   </w:style>
-  <w:style w:type="character" w:styleId="Hyperlink">
+  <w:style w:type="character" w:styleId="Hipervnculo">
     <w:name w:val="Hyperlink"/>
-    <w:basedOn w:val="DefaultParagraphFont"/>
+    <w:basedOn w:val="Fuentedeprrafopredeter"/>
     <w:uiPriority w:val="99"/>
     <w:unhideWhenUsed/>
     <w:rsid w:val="00F30A8C"/>
@@ -13134,9 +13148,9 @@
       <w:u w:val="single"/>
     </w:rPr>
   </w:style>
-  <w:style w:type="character" w:customStyle="1" w:styleId="Heading2Char">
-    <w:name w:val="Heading 2 Char"/>
-    <w:link w:val="Heading2"/>
+  <w:style w:type="character" w:customStyle="1" w:styleId="Ttulo2Car">
+    <w:name w:val="Título 2 Car"/>
+    <w:link w:val="Ttulo2"/>
     <w:rsid w:val="00120CE0"/>
     <w:rPr>
       <w:rFonts w:ascii="Eras Md BT" w:eastAsia="MS Mincho" w:hAnsi="Eras Md BT"/>
@@ -13169,9 +13183,9 @@
       <w:lang w:val="es-CO"/>
     </w:rPr>
   </w:style>
-  <w:style w:type="character" w:styleId="Strong">
+  <w:style w:type="character" w:styleId="Textoennegrita">
     <w:name w:val="Strong"/>
-    <w:basedOn w:val="DefaultParagraphFont"/>
+    <w:basedOn w:val="Fuentedeprrafopredeter"/>
     <w:uiPriority w:val="22"/>
     <w:qFormat/>
     <w:rsid w:val="00321A9B"/>
@@ -13199,17 +13213,17 @@
   </w:style>
   <w:style w:type="character" w:customStyle="1" w:styleId="t286pc">
     <w:name w:val="t286pc"/>
-    <w:basedOn w:val="DefaultParagraphFont"/>
+    <w:basedOn w:val="Fuentedeprrafopredeter"/>
     <w:rsid w:val="00996FB3"/>
   </w:style>
   <w:style w:type="character" w:customStyle="1" w:styleId="whitespace-normal">
     <w:name w:val="whitespace-normal"/>
-    <w:basedOn w:val="DefaultParagraphFont"/>
+    <w:basedOn w:val="Fuentedeprrafopredeter"/>
     <w:rsid w:val="00915571"/>
   </w:style>
-  <w:style w:type="character" w:styleId="Emphasis">
+  <w:style w:type="character" w:styleId="nfasis">
     <w:name w:val="Emphasis"/>
-    <w:basedOn w:val="DefaultParagraphFont"/>
+    <w:basedOn w:val="Fuentedeprrafopredeter"/>
     <w:uiPriority w:val="20"/>
     <w:qFormat/>
     <w:rsid w:val="00915571"/>
@@ -13218,9 +13232,9 @@
       <w:iCs/>
     </w:rPr>
   </w:style>
-  <w:style w:type="table" w:styleId="TableGrid">
+  <w:style w:type="table" w:styleId="Tablaconcuadrcula">
     <w:name w:val="Table Grid"/>
-    <w:basedOn w:val="TableNormal"/>
+    <w:basedOn w:val="Tablanormal"/>
     <w:uiPriority w:val="39"/>
     <w:rsid w:val="005B76C8"/>
     <w:tblPr>
@@ -13234,9 +13248,9 @@
       </w:tblBorders>
     </w:tblPr>
   </w:style>
-  <w:style w:type="table" w:styleId="GridTable4-Accent3">
+  <w:style w:type="table" w:styleId="Tablaconcuadrcula4-nfasis3">
     <w:name w:val="Grid Table 4 Accent 3"/>
-    <w:basedOn w:val="TableNormal"/>
+    <w:basedOn w:val="Tablanormal"/>
     <w:uiPriority w:val="49"/>
     <w:rsid w:val="005B76C8"/>
     <w:tblPr>
@@ -13307,9 +13321,9 @@
       </w:tcPr>
     </w:tblStylePr>
   </w:style>
-  <w:style w:type="character" w:styleId="UnresolvedMention">
+  <w:style w:type="character" w:styleId="Mencinsinresolver">
     <w:name w:val="Unresolved Mention"/>
-    <w:basedOn w:val="DefaultParagraphFont"/>
+    <w:basedOn w:val="Fuentedeprrafopredeter"/>
     <w:uiPriority w:val="99"/>
     <w:semiHidden/>
     <w:unhideWhenUsed/>
@@ -13319,9 +13333,9 @@
       <w:shd w:val="clear" w:color="auto" w:fill="E1DFDD"/>
     </w:rPr>
   </w:style>
-  <w:style w:type="character" w:styleId="FollowedHyperlink">
+  <w:style w:type="character" w:styleId="Hipervnculovisitado">
     <w:name w:val="FollowedHyperlink"/>
-    <w:basedOn w:val="DefaultParagraphFont"/>
+    <w:basedOn w:val="Fuentedeprrafopredeter"/>
     <w:uiPriority w:val="99"/>
     <w:semiHidden/>
     <w:unhideWhenUsed/>
@@ -13331,7 +13345,7 @@
       <w:u w:val="single"/>
     </w:rPr>
   </w:style>
-  <w:style w:type="paragraph" w:styleId="ListParagraph">
+  <w:style w:type="paragraph" w:styleId="Prrafodelista">
     <w:name w:val="List Paragraph"/>
     <w:basedOn w:val="Normal"/>
     <w:uiPriority w:val="34"/>
